--- a/docs/ПЗ.docx
+++ b/docs/ПЗ.docx
@@ -2834,7 +2834,6 @@
         </w:rPr>
       </w:pPr>
       <w:bookmarkStart w:id="1" w:name="_Toc158713963"/>
-      <w:bookmarkStart w:id="2" w:name="_GoBack"/>
       <w:r>
         <w:rPr>
           <w:rFonts w:eastAsia="Arial Unicode MS" w:cs="Times New Roman"/>
@@ -2880,8 +2879,7 @@
           <w:lang w:val="uk-UA" w:eastAsia="ru-RU"/>
         </w:rPr>
       </w:pPr>
-      <w:bookmarkStart w:id="3" w:name="_Toc158713964"/>
-      <w:bookmarkEnd w:id="2"/>
+      <w:bookmarkStart w:id="2" w:name="_Toc158713964"/>
       <w:r>
         <w:rPr>
           <w:rFonts w:eastAsia="Arial Unicode MS"/>
@@ -2898,7 +2896,7 @@
       <w:r>
         <w:t xml:space="preserve"> </w:t>
       </w:r>
-      <w:bookmarkEnd w:id="3"/>
+      <w:bookmarkEnd w:id="2"/>
       <w:r>
         <w:t xml:space="preserve">Опис алгоритму </w:t>
       </w:r>
@@ -3317,29 +3315,7 @@
             <w:bdr w:val="nil"/>
             <w:lang w:val="uk-UA" w:eastAsia="ru-RU"/>
           </w:rPr>
-          <m:t>w</m:t>
-        </m:r>
-        <m:r>
-          <w:rPr>
-            <w:rFonts w:ascii="Cambria Math" w:eastAsia="Arial Unicode MS" w:hAnsi="Cambria Math" w:cs="Times New Roman"/>
-            <w:color w:val="000000"/>
-            <w:szCs w:val="28"/>
-            <w:u w:color="000000"/>
-            <w:bdr w:val="nil"/>
-            <w:lang w:val="uk-UA" w:eastAsia="ru-RU"/>
-          </w:rPr>
-          <m:t>&gt;</m:t>
-        </m:r>
-        <m:r>
-          <w:rPr>
-            <w:rFonts w:ascii="Cambria Math" w:eastAsia="Arial Unicode MS" w:hAnsi="Cambria Math" w:cs="Times New Roman"/>
-            <w:color w:val="000000"/>
-            <w:szCs w:val="28"/>
-            <w:u w:color="000000"/>
-            <w:bdr w:val="nil"/>
-            <w:lang w:val="uk-UA" w:eastAsia="ru-RU"/>
-          </w:rPr>
-          <m:t xml:space="preserve"> </m:t>
+          <m:t xml:space="preserve">w&gt; </m:t>
         </m:r>
         <m:r>
           <w:rPr>
@@ -3366,19 +3342,7 @@
           <w:bdr w:val="nil"/>
           <w:lang w:val="uk-UA" w:eastAsia="ru-RU"/>
         </w:rPr>
-        <w:t>–</w:t>
-      </w:r>
-      <w:r>
-        <w:rPr>
-          <w:rFonts w:eastAsia="Arial Unicode MS" w:cs="Times New Roman"/>
-          <w:bCs/>
-          <w:color w:val="000000"/>
-          <w:szCs w:val="28"/>
-          <w:u w:color="000000"/>
-          <w:bdr w:val="nil"/>
-          <w:lang w:val="uk-UA" w:eastAsia="ru-RU"/>
-        </w:rPr>
-        <w:t xml:space="preserve"> «важкими».</w:t>
+        <w:t>– «важкими».</w:t>
       </w:r>
     </w:p>
     <w:p>
@@ -3430,24 +3394,5123 @@
     </w:p>
     <w:p>
       <w:pPr>
+        <w:ind w:firstLine="708"/>
+        <w:rPr>
+          <w:rFonts w:eastAsia="Arial Unicode MS" w:cs="Times New Roman"/>
+          <w:bCs/>
+          <w:color w:val="000000"/>
+          <w:szCs w:val="28"/>
+          <w:u w:color="000000"/>
+          <w:bdr w:val="nil"/>
+          <w:lang w:eastAsia="ru-RU"/>
+        </w:rPr>
+      </w:pPr>
+      <w:r>
+        <w:rPr>
+          <w:rFonts w:eastAsia="Arial Unicode MS" w:cs="Times New Roman"/>
+          <w:bCs/>
+          <w:color w:val="000000"/>
+          <w:szCs w:val="28"/>
+          <w:u w:color="000000"/>
+          <w:bdr w:val="nil"/>
+          <w:lang w:val="uk-UA" w:eastAsia="ru-RU"/>
+        </w:rPr>
+        <w:t>Ф</w:t>
+      </w:r>
+      <w:r>
+        <w:rPr>
+          <w:rFonts w:eastAsia="Arial Unicode MS" w:cs="Times New Roman"/>
+          <w:bCs/>
+          <w:color w:val="000000"/>
+          <w:szCs w:val="28"/>
+          <w:u w:color="000000"/>
+          <w:bdr w:val="nil"/>
+          <w:lang w:eastAsia="ru-RU"/>
+        </w:rPr>
+        <w:t xml:space="preserve">ормалізований опис послідовного алгоритму, який лежить в основі подальшої розробки, наведено у вигляді псевдокоду. Представлений алгоритм адаптовано для роботи з фіксованим масивом кошиків, що </w:t>
+      </w:r>
+      <w:r>
+        <w:rPr>
+          <w:rFonts w:eastAsia="Arial Unicode MS" w:cs="Times New Roman"/>
+          <w:bCs/>
+          <w:color w:val="000000"/>
+          <w:szCs w:val="28"/>
+          <w:u w:color="000000"/>
+          <w:bdr w:val="nil"/>
+          <w:lang w:val="uk-UA" w:eastAsia="ru-RU"/>
+        </w:rPr>
+        <w:t xml:space="preserve">покращує використання пам’яті, що особливо необхідно для </w:t>
+      </w:r>
+      <w:r>
+        <w:rPr>
+          <w:rFonts w:eastAsia="Arial Unicode MS" w:cs="Times New Roman"/>
+          <w:bCs/>
+          <w:color w:val="000000"/>
+          <w:szCs w:val="28"/>
+          <w:u w:color="000000"/>
+          <w:bdr w:val="nil"/>
+          <w:lang w:eastAsia="ru-RU"/>
+        </w:rPr>
+        <w:t xml:space="preserve">подальшої </w:t>
+      </w:r>
+      <w:r>
+        <w:rPr>
+          <w:rFonts w:eastAsia="Arial Unicode MS" w:cs="Times New Roman"/>
+          <w:bCs/>
+          <w:color w:val="000000"/>
+          <w:szCs w:val="28"/>
+          <w:u w:color="000000"/>
+          <w:bdr w:val="nil"/>
+          <w:lang w:eastAsia="ru-RU"/>
+        </w:rPr>
+        <w:t>паралельної реалізації.</w:t>
+      </w:r>
+    </w:p>
+    <w:p>
+      <w:pPr>
+        <w:ind w:firstLine="708"/>
+        <w:rPr>
+          <w:rFonts w:eastAsia="Arial Unicode MS" w:cs="Times New Roman"/>
+          <w:bCs/>
+          <w:color w:val="000000"/>
+          <w:szCs w:val="28"/>
+          <w:u w:color="000000"/>
+          <w:bdr w:val="nil"/>
+          <w:lang w:val="uk-UA" w:eastAsia="ru-RU"/>
+        </w:rPr>
+      </w:pPr>
+      <w:r>
+        <w:rPr>
+          <w:rFonts w:eastAsia="Arial Unicode MS" w:cs="Times New Roman"/>
+          <w:bCs/>
+          <w:color w:val="000000"/>
+          <w:szCs w:val="28"/>
+          <w:u w:color="000000"/>
+          <w:bdr w:val="nil"/>
+          <w:lang w:val="uk-UA" w:eastAsia="ru-RU"/>
+        </w:rPr>
+        <w:lastRenderedPageBreak/>
+        <w:t>Перелік додаткових позначень:</w:t>
+      </w:r>
+    </w:p>
+    <w:p>
+      <w:pPr>
+        <w:pStyle w:val="ad"/>
+        <w:numPr>
+          <w:ilvl w:val="0"/>
+          <w:numId w:val="13"/>
+        </w:numPr>
+        <w:rPr>
+          <w:rFonts w:eastAsia="Arial Unicode MS" w:cs="Times New Roman"/>
+          <w:bCs/>
+          <w:color w:val="000000"/>
+          <w:szCs w:val="28"/>
+          <w:u w:val="single" w:color="000000"/>
+          <w:bdr w:val="nil"/>
+          <w:lang w:eastAsia="ru-RU"/>
+        </w:rPr>
+      </w:pPr>
+      <w:r>
+        <w:rPr>
+          <w:rFonts w:eastAsia="Arial Unicode MS" w:cs="Times New Roman"/>
+          <w:bCs/>
+          <w:color w:val="000000"/>
+          <w:szCs w:val="28"/>
+          <w:u w:color="000000"/>
+          <w:bdr w:val="nil"/>
+          <w:lang w:val="uk-UA" w:eastAsia="ru-RU"/>
+        </w:rPr>
+        <w:t>о</w:t>
+      </w:r>
+      <w:r>
+        <w:rPr>
+          <w:rFonts w:eastAsia="Arial Unicode MS" w:cs="Times New Roman"/>
+          <w:bCs/>
+          <w:color w:val="000000"/>
+          <w:szCs w:val="28"/>
+          <w:u w:color="000000"/>
+          <w:bdr w:val="nil"/>
+          <w:lang w:eastAsia="ru-RU"/>
+        </w:rPr>
+        <w:t xml:space="preserve">ператор </w:t>
+      </w:r>
+      <w:r>
+        <w:rPr>
+          <w:rFonts w:eastAsia="Arial Unicode MS" w:cs="Times New Roman"/>
+          <w:bCs/>
+          <w:color w:val="000000"/>
+          <w:szCs w:val="28"/>
+          <w:u w:color="000000"/>
+          <w:bdr w:val="nil"/>
+          <w:lang w:val="uk-UA" w:eastAsia="ru-RU"/>
+        </w:rPr>
+        <w:t>«</w:t>
+      </w:r>
+      <w:r>
+        <w:rPr>
+          <w:rFonts w:eastAsia="Arial Unicode MS" w:cs="Times New Roman"/>
+          <w:bCs/>
+          <w:color w:val="000000"/>
+          <w:szCs w:val="28"/>
+          <w:u w:color="000000"/>
+          <w:bdr w:val="nil"/>
+          <w:lang w:val="uk-UA" w:eastAsia="ru-RU"/>
+        </w:rPr>
+        <w:t>!</w:t>
+      </w:r>
+      <w:r>
+        <w:rPr>
+          <w:rFonts w:eastAsia="Arial Unicode MS" w:cs="Times New Roman"/>
+          <w:bCs/>
+          <w:color w:val="000000"/>
+          <w:szCs w:val="28"/>
+          <w:u w:color="000000"/>
+          <w:bdr w:val="nil"/>
+          <w:lang w:val="uk-UA" w:eastAsia="ru-RU"/>
+        </w:rPr>
+        <w:t>=»</w:t>
+      </w:r>
+      <w:r>
+        <w:rPr>
+          <w:rFonts w:eastAsia="Arial Unicode MS" w:cs="Times New Roman"/>
+          <w:bCs/>
+          <w:color w:val="000000"/>
+          <w:szCs w:val="28"/>
+          <w:u w:color="000000"/>
+          <w:bdr w:val="nil"/>
+          <w:lang w:val="uk-UA" w:eastAsia="ru-RU"/>
+        </w:rPr>
+        <w:t xml:space="preserve"> означає перевірку «не дорівнює».</w:t>
+      </w:r>
+    </w:p>
+    <w:p>
+      <w:pPr>
+        <w:pStyle w:val="ad"/>
+        <w:numPr>
+          <w:ilvl w:val="0"/>
+          <w:numId w:val="13"/>
+        </w:numPr>
+        <w:rPr>
+          <w:rFonts w:eastAsia="Arial Unicode MS" w:cs="Times New Roman"/>
+          <w:bCs/>
+          <w:color w:val="000000"/>
+          <w:szCs w:val="28"/>
+          <w:u w:val="single" w:color="000000"/>
+          <w:bdr w:val="nil"/>
+          <w:lang w:eastAsia="ru-RU"/>
+        </w:rPr>
+      </w:pPr>
+      <w:r>
+        <w:rPr>
+          <w:rFonts w:eastAsia="Arial Unicode MS" w:cs="Times New Roman"/>
+          <w:bCs/>
+          <w:color w:val="000000"/>
+          <w:szCs w:val="28"/>
+          <w:u w:color="000000"/>
+          <w:bdr w:val="nil"/>
+          <w:lang w:val="uk-UA" w:eastAsia="ru-RU"/>
+        </w:rPr>
+        <w:t>оператор «</w:t>
+      </w:r>
+      <w:r>
+        <w:rPr>
+          <w:rFonts w:eastAsia="Arial Unicode MS" w:cs="Times New Roman"/>
+          <w:bCs/>
+          <w:color w:val="000000"/>
+          <w:szCs w:val="28"/>
+          <w:u w:color="000000"/>
+          <w:bdr w:val="nil"/>
+          <w:lang w:val="en-US" w:eastAsia="ru-RU"/>
+        </w:rPr>
+        <w:t>OR</w:t>
+      </w:r>
+      <w:r>
+        <w:rPr>
+          <w:rFonts w:eastAsia="Arial Unicode MS" w:cs="Times New Roman"/>
+          <w:bCs/>
+          <w:color w:val="000000"/>
+          <w:szCs w:val="28"/>
+          <w:u w:color="000000"/>
+          <w:bdr w:val="nil"/>
+          <w:lang w:val="uk-UA" w:eastAsia="ru-RU"/>
+        </w:rPr>
+        <w:t>» означає перевірку «ЧИ», тобто повертає «істин</w:t>
+      </w:r>
+      <w:r>
+        <w:rPr>
+          <w:rFonts w:eastAsia="Arial Unicode MS" w:cs="Times New Roman"/>
+          <w:bCs/>
+          <w:color w:val="000000"/>
+          <w:szCs w:val="28"/>
+          <w:u w:color="000000"/>
+          <w:bdr w:val="nil"/>
+          <w:lang w:eastAsia="ru-RU"/>
+        </w:rPr>
+        <w:t>а</w:t>
+      </w:r>
+      <w:r>
+        <w:rPr>
+          <w:rFonts w:eastAsia="Arial Unicode MS" w:cs="Times New Roman"/>
+          <w:bCs/>
+          <w:color w:val="000000"/>
+          <w:szCs w:val="28"/>
+          <w:u w:color="000000"/>
+          <w:bdr w:val="nil"/>
+          <w:lang w:val="uk-UA" w:eastAsia="ru-RU"/>
+        </w:rPr>
+        <w:t>», якщо АБО ліва, АБО права частина виразу є істиною</w:t>
+      </w:r>
+      <w:r>
+        <w:rPr>
+          <w:rFonts w:eastAsia="Arial Unicode MS" w:cs="Times New Roman"/>
+          <w:bCs/>
+          <w:color w:val="000000"/>
+          <w:szCs w:val="28"/>
+          <w:u w:color="000000"/>
+          <w:bdr w:val="nil"/>
+          <w:lang w:eastAsia="ru-RU"/>
+        </w:rPr>
+        <w:t>;</w:t>
+      </w:r>
+    </w:p>
+    <w:p>
+      <w:pPr>
+        <w:pStyle w:val="ad"/>
+        <w:numPr>
+          <w:ilvl w:val="0"/>
+          <w:numId w:val="13"/>
+        </w:numPr>
+        <w:rPr>
+          <w:rFonts w:eastAsia="Arial Unicode MS" w:cs="Times New Roman"/>
+          <w:bCs/>
+          <w:color w:val="000000"/>
+          <w:szCs w:val="28"/>
+          <w:u w:val="single" w:color="000000"/>
+          <w:bdr w:val="nil"/>
+          <w:lang w:eastAsia="ru-RU"/>
+        </w:rPr>
+      </w:pPr>
+      <w:r>
+        <w:rPr>
+          <w:rFonts w:eastAsia="Arial Unicode MS" w:cs="Times New Roman"/>
+          <w:bCs/>
+          <w:color w:val="000000"/>
+          <w:szCs w:val="28"/>
+          <w:u w:color="000000"/>
+          <w:bdr w:val="nil"/>
+          <w:lang w:val="uk-UA" w:eastAsia="ru-RU"/>
+        </w:rPr>
+        <w:t>оператор «</w:t>
+      </w:r>
+      <w:r>
+        <w:rPr>
+          <w:rFonts w:eastAsia="Arial Unicode MS" w:cs="Times New Roman"/>
+          <w:bCs/>
+          <w:color w:val="000000"/>
+          <w:szCs w:val="28"/>
+          <w:u w:color="000000"/>
+          <w:bdr w:val="nil"/>
+          <w:lang w:val="ru-RU" w:eastAsia="ru-RU"/>
+        </w:rPr>
+        <w:t>NOT</w:t>
+      </w:r>
+      <w:r>
+        <w:rPr>
+          <w:rFonts w:eastAsia="Arial Unicode MS" w:cs="Times New Roman"/>
+          <w:bCs/>
+          <w:color w:val="000000"/>
+          <w:szCs w:val="28"/>
+          <w:u w:color="000000"/>
+          <w:bdr w:val="nil"/>
+          <w:lang w:val="uk-UA" w:eastAsia="ru-RU"/>
+        </w:rPr>
+        <w:t>» означає обернене значення, тобто повертає «істина», якщо вираз справа не є істиною</w:t>
+      </w:r>
+      <w:r>
+        <w:rPr>
+          <w:rFonts w:eastAsia="Arial Unicode MS" w:cs="Times New Roman"/>
+          <w:bCs/>
+          <w:color w:val="000000"/>
+          <w:szCs w:val="28"/>
+          <w:u w:color="000000"/>
+          <w:bdr w:val="nil"/>
+          <w:lang w:val="uk-UA" w:eastAsia="ru-RU"/>
+        </w:rPr>
+        <w:t xml:space="preserve"> і навпаки;</w:t>
+      </w:r>
+    </w:p>
+    <w:p>
+      <w:pPr>
+        <w:pStyle w:val="ad"/>
+        <w:numPr>
+          <w:ilvl w:val="0"/>
+          <w:numId w:val="13"/>
+        </w:numPr>
+        <w:rPr>
+          <w:rFonts w:eastAsia="Arial Unicode MS" w:cs="Times New Roman"/>
+          <w:bCs/>
+          <w:color w:val="000000"/>
+          <w:szCs w:val="28"/>
+          <w:u w:val="single" w:color="000000"/>
+          <w:bdr w:val="nil"/>
+          <w:lang w:eastAsia="ru-RU"/>
+        </w:rPr>
+      </w:pPr>
+      <w:r>
+        <w:rPr>
+          <w:rFonts w:eastAsia="Arial Unicode MS" w:cs="Times New Roman"/>
+          <w:bCs/>
+          <w:color w:val="000000"/>
+          <w:szCs w:val="28"/>
+          <w:u w:color="000000"/>
+          <w:bdr w:val="nil"/>
+          <w:lang w:val="en-US" w:eastAsia="ru-RU"/>
+        </w:rPr>
+        <w:t>floor</w:t>
+      </w:r>
+      <w:r>
+        <w:rPr>
+          <w:rFonts w:eastAsia="Arial Unicode MS" w:cs="Times New Roman"/>
+          <w:bCs/>
+          <w:color w:val="000000"/>
+          <w:szCs w:val="28"/>
+          <w:u w:color="000000"/>
+          <w:bdr w:val="nil"/>
+          <w:lang w:eastAsia="ru-RU"/>
+        </w:rPr>
+        <w:t>(</w:t>
+      </w:r>
+      <w:r>
+        <w:rPr>
+          <w:rFonts w:eastAsia="Arial Unicode MS" w:cs="Times New Roman"/>
+          <w:bCs/>
+          <w:color w:val="000000"/>
+          <w:szCs w:val="28"/>
+          <w:u w:color="000000"/>
+          <w:bdr w:val="nil"/>
+          <w:lang w:val="en-US" w:eastAsia="ru-RU"/>
+        </w:rPr>
+        <w:t>value</w:t>
+      </w:r>
+      <w:r>
+        <w:rPr>
+          <w:rFonts w:eastAsia="Arial Unicode MS" w:cs="Times New Roman"/>
+          <w:bCs/>
+          <w:color w:val="000000"/>
+          <w:szCs w:val="28"/>
+          <w:u w:color="000000"/>
+          <w:bdr w:val="nil"/>
+          <w:lang w:eastAsia="ru-RU"/>
+        </w:rPr>
+        <w:t xml:space="preserve">) – округлення до </w:t>
+      </w:r>
+      <w:r>
+        <w:rPr>
+          <w:rFonts w:eastAsia="Arial Unicode MS" w:cs="Times New Roman"/>
+          <w:bCs/>
+          <w:color w:val="000000"/>
+          <w:szCs w:val="28"/>
+          <w:u w:color="000000"/>
+          <w:bdr w:val="nil"/>
+          <w:lang w:val="uk-UA" w:eastAsia="ru-RU"/>
+        </w:rPr>
+        <w:t xml:space="preserve">меншого </w:t>
+      </w:r>
+      <w:r>
+        <w:rPr>
+          <w:rFonts w:eastAsia="Arial Unicode MS" w:cs="Times New Roman"/>
+          <w:bCs/>
+          <w:color w:val="000000"/>
+          <w:szCs w:val="28"/>
+          <w:u w:color="000000"/>
+          <w:bdr w:val="nil"/>
+          <w:lang w:eastAsia="ru-RU"/>
+        </w:rPr>
+        <w:t>цілого;</w:t>
+      </w:r>
+    </w:p>
+    <w:p>
+      <w:pPr>
+        <w:pStyle w:val="ad"/>
+        <w:numPr>
+          <w:ilvl w:val="0"/>
+          <w:numId w:val="13"/>
+        </w:numPr>
+        <w:rPr>
+          <w:rFonts w:eastAsia="Arial Unicode MS" w:cs="Times New Roman"/>
+          <w:bCs/>
+          <w:color w:val="000000"/>
+          <w:szCs w:val="28"/>
+          <w:u w:val="single" w:color="000000"/>
+          <w:bdr w:val="nil"/>
+          <w:lang w:eastAsia="ru-RU"/>
+        </w:rPr>
+      </w:pPr>
+      <w:r>
+        <w:rPr>
+          <w:rFonts w:eastAsia="Arial Unicode MS" w:cs="Times New Roman"/>
+          <w:bCs/>
+          <w:color w:val="000000"/>
+          <w:szCs w:val="28"/>
+          <w:u w:color="000000"/>
+          <w:bdr w:val="nil"/>
+          <w:lang w:val="en-US" w:eastAsia="ru-RU"/>
+        </w:rPr>
+        <w:t>mod</w:t>
+      </w:r>
+      <w:r>
+        <w:rPr>
+          <w:rFonts w:eastAsia="Arial Unicode MS" w:cs="Times New Roman"/>
+          <w:bCs/>
+          <w:color w:val="000000"/>
+          <w:szCs w:val="28"/>
+          <w:u w:color="000000"/>
+          <w:bdr w:val="nil"/>
+          <w:lang w:eastAsia="ru-RU"/>
+        </w:rPr>
+        <w:t>(</w:t>
+      </w:r>
+      <w:r>
+        <w:rPr>
+          <w:rFonts w:eastAsia="Arial Unicode MS" w:cs="Times New Roman"/>
+          <w:bCs/>
+          <w:color w:val="000000"/>
+          <w:szCs w:val="28"/>
+          <w:u w:color="000000"/>
+          <w:bdr w:val="nil"/>
+          <w:lang w:val="en-US" w:eastAsia="ru-RU"/>
+        </w:rPr>
+        <w:t>value</w:t>
+      </w:r>
+      <w:r>
+        <w:rPr>
+          <w:rFonts w:eastAsia="Arial Unicode MS" w:cs="Times New Roman"/>
+          <w:bCs/>
+          <w:color w:val="000000"/>
+          <w:szCs w:val="28"/>
+          <w:u w:color="000000"/>
+          <w:bdr w:val="nil"/>
+          <w:lang w:eastAsia="ru-RU"/>
+        </w:rPr>
+        <w:t xml:space="preserve">_1, </w:t>
+      </w:r>
+      <w:r>
+        <w:rPr>
+          <w:rFonts w:eastAsia="Arial Unicode MS" w:cs="Times New Roman"/>
+          <w:bCs/>
+          <w:color w:val="000000"/>
+          <w:szCs w:val="28"/>
+          <w:u w:color="000000"/>
+          <w:bdr w:val="nil"/>
+          <w:lang w:val="en-US" w:eastAsia="ru-RU"/>
+        </w:rPr>
+        <w:t>value</w:t>
+      </w:r>
+      <w:r>
+        <w:rPr>
+          <w:rFonts w:eastAsia="Arial Unicode MS" w:cs="Times New Roman"/>
+          <w:bCs/>
+          <w:color w:val="000000"/>
+          <w:szCs w:val="28"/>
+          <w:u w:color="000000"/>
+          <w:bdr w:val="nil"/>
+          <w:lang w:eastAsia="ru-RU"/>
+        </w:rPr>
+        <w:t>_2</w:t>
+      </w:r>
+      <w:r>
+        <w:rPr>
+          <w:rFonts w:eastAsia="Arial Unicode MS" w:cs="Times New Roman"/>
+          <w:bCs/>
+          <w:color w:val="000000"/>
+          <w:szCs w:val="28"/>
+          <w:u w:color="000000"/>
+          <w:bdr w:val="nil"/>
+          <w:lang w:eastAsia="ru-RU"/>
+        </w:rPr>
+        <w:t xml:space="preserve">) – </w:t>
+      </w:r>
+      <w:r>
+        <w:rPr>
+          <w:rFonts w:eastAsia="Arial Unicode MS" w:cs="Times New Roman"/>
+          <w:bCs/>
+          <w:color w:val="000000"/>
+          <w:szCs w:val="28"/>
+          <w:u w:color="000000"/>
+          <w:bdr w:val="nil"/>
+          <w:lang w:val="uk-UA" w:eastAsia="ru-RU"/>
+        </w:rPr>
+        <w:t xml:space="preserve">отримання остачі від </w:t>
+      </w:r>
+      <w:r>
+        <w:rPr>
+          <w:rFonts w:eastAsia="Arial Unicode MS" w:cs="Times New Roman"/>
+          <w:bCs/>
+          <w:color w:val="000000"/>
+          <w:szCs w:val="28"/>
+          <w:u w:color="000000"/>
+          <w:bdr w:val="nil"/>
+          <w:lang w:eastAsia="ru-RU"/>
+        </w:rPr>
+        <w:t>ділення</w:t>
+      </w:r>
+      <w:r>
+        <w:rPr>
+          <w:rFonts w:eastAsia="Arial Unicode MS" w:cs="Times New Roman"/>
+          <w:bCs/>
+          <w:color w:val="000000"/>
+          <w:szCs w:val="28"/>
+          <w:u w:color="000000"/>
+          <w:bdr w:val="nil"/>
+          <w:lang w:eastAsia="ru-RU"/>
+        </w:rPr>
+        <w:t xml:space="preserve"> </w:t>
+      </w:r>
+      <w:r>
+        <w:rPr>
+          <w:rFonts w:eastAsia="Arial Unicode MS" w:cs="Times New Roman"/>
+          <w:bCs/>
+          <w:color w:val="000000"/>
+          <w:szCs w:val="28"/>
+          <w:u w:color="000000"/>
+          <w:bdr w:val="nil"/>
+          <w:lang w:val="en-US" w:eastAsia="ru-RU"/>
+        </w:rPr>
+        <w:t>value</w:t>
+      </w:r>
+      <w:r>
+        <w:rPr>
+          <w:rFonts w:eastAsia="Arial Unicode MS" w:cs="Times New Roman"/>
+          <w:bCs/>
+          <w:color w:val="000000"/>
+          <w:szCs w:val="28"/>
+          <w:u w:color="000000"/>
+          <w:bdr w:val="nil"/>
+          <w:lang w:eastAsia="ru-RU"/>
+        </w:rPr>
+        <w:t xml:space="preserve">_1 </w:t>
+      </w:r>
+      <w:r>
+        <w:rPr>
+          <w:rFonts w:eastAsia="Arial Unicode MS" w:cs="Times New Roman"/>
+          <w:bCs/>
+          <w:color w:val="000000"/>
+          <w:szCs w:val="28"/>
+          <w:u w:color="000000"/>
+          <w:bdr w:val="nil"/>
+          <w:lang w:val="uk-UA" w:eastAsia="ru-RU"/>
+        </w:rPr>
+        <w:t xml:space="preserve">на </w:t>
+      </w:r>
+      <w:r>
+        <w:rPr>
+          <w:rFonts w:eastAsia="Arial Unicode MS" w:cs="Times New Roman"/>
+          <w:bCs/>
+          <w:color w:val="000000"/>
+          <w:szCs w:val="28"/>
+          <w:u w:color="000000"/>
+          <w:bdr w:val="nil"/>
+          <w:lang w:val="en-US" w:eastAsia="ru-RU"/>
+        </w:rPr>
+        <w:t>value</w:t>
+      </w:r>
+      <w:r>
+        <w:rPr>
+          <w:rFonts w:eastAsia="Arial Unicode MS" w:cs="Times New Roman"/>
+          <w:bCs/>
+          <w:color w:val="000000"/>
+          <w:szCs w:val="28"/>
+          <w:u w:color="000000"/>
+          <w:bdr w:val="nil"/>
+          <w:lang w:eastAsia="ru-RU"/>
+        </w:rPr>
+        <w:t>_2</w:t>
+      </w:r>
+    </w:p>
+    <w:p>
+      <w:pPr>
+        <w:pStyle w:val="ad"/>
+        <w:ind w:firstLine="0"/>
+        <w:rPr>
+          <w:rFonts w:eastAsia="Arial Unicode MS" w:cs="Times New Roman"/>
+          <w:bCs/>
+          <w:color w:val="000000"/>
+          <w:szCs w:val="28"/>
+          <w:u w:val="single" w:color="000000"/>
+          <w:bdr w:val="nil"/>
+          <w:lang w:val="ru-RU" w:eastAsia="ru-RU"/>
+        </w:rPr>
+      </w:pPr>
+    </w:p>
+    <w:p>
+      <w:pPr>
+        <w:ind w:firstLine="0"/>
+        <w:rPr>
+          <w:rFonts w:eastAsia="Arial Unicode MS" w:cs="Times New Roman"/>
+          <w:bCs/>
+          <w:color w:val="000000"/>
+          <w:szCs w:val="28"/>
+          <w:u w:color="000000"/>
+          <w:bdr w:val="nil"/>
+          <w:lang w:val="en-US" w:eastAsia="ru-RU"/>
+        </w:rPr>
+      </w:pPr>
+      <w:r>
+        <w:rPr>
+          <w:rFonts w:eastAsia="Arial Unicode MS" w:cs="Times New Roman"/>
+          <w:b/>
+          <w:bCs/>
+          <w:color w:val="000000"/>
+          <w:szCs w:val="28"/>
+          <w:u w:color="000000"/>
+          <w:bdr w:val="nil"/>
+          <w:lang w:val="uk-UA" w:eastAsia="ru-RU"/>
+        </w:rPr>
+        <w:t xml:space="preserve">Algorithm </w:t>
+      </w:r>
+      <w:r>
+        <w:rPr>
+          <w:rFonts w:eastAsia="Arial Unicode MS" w:cs="Times New Roman"/>
+          <w:bCs/>
+          <w:color w:val="000000"/>
+          <w:szCs w:val="28"/>
+          <w:u w:color="000000"/>
+          <w:bdr w:val="nil"/>
+          <w:lang w:val="en-US" w:eastAsia="ru-RU"/>
+        </w:rPr>
+        <w:t>Sequential</w:t>
+      </w:r>
+      <w:r>
+        <w:rPr>
+          <w:rFonts w:eastAsia="Arial Unicode MS" w:cs="Times New Roman"/>
+          <w:bCs/>
+          <w:color w:val="000000"/>
+          <w:szCs w:val="28"/>
+          <w:u w:color="000000"/>
+          <w:bdr w:val="nil"/>
+          <w:lang w:val="en-US" w:eastAsia="ru-RU"/>
+        </w:rPr>
+        <w:t xml:space="preserve"> </w:t>
+      </w:r>
+      <m:oMath>
+        <m:r>
+          <w:rPr>
+            <w:rFonts w:ascii="Cambria Math" w:hAnsi="Cambria Math"/>
+            <w:lang w:val="uk-UA"/>
+          </w:rPr>
+          <m:t>∆</m:t>
+        </m:r>
+      </m:oMath>
+      <w:r>
+        <w:rPr>
+          <w:rFonts w:eastAsia="Arial Unicode MS" w:cs="Times New Roman"/>
+          <w:bCs/>
+          <w:color w:val="000000"/>
+          <w:szCs w:val="28"/>
+          <w:u w:color="000000"/>
+          <w:bdr w:val="nil"/>
+          <w:lang w:val="uk-UA" w:eastAsia="ru-RU"/>
+        </w:rPr>
+        <w:t>-</w:t>
+      </w:r>
+      <w:r>
+        <w:rPr>
+          <w:rFonts w:eastAsia="Arial Unicode MS" w:cs="Times New Roman"/>
+          <w:bCs/>
+          <w:color w:val="000000"/>
+          <w:szCs w:val="28"/>
+          <w:u w:color="000000"/>
+          <w:bdr w:val="nil"/>
+          <w:lang w:val="en-US" w:eastAsia="ru-RU"/>
+        </w:rPr>
+        <w:t>stepping</w:t>
+      </w:r>
+    </w:p>
+    <w:p>
+      <w:pPr>
+        <w:ind w:firstLine="0"/>
+        <w:rPr>
+          <w:rFonts w:eastAsia="Arial Unicode MS" w:cs="Times New Roman"/>
+          <w:b/>
+          <w:bCs/>
+          <w:color w:val="000000"/>
+          <w:szCs w:val="28"/>
+          <w:u w:color="000000"/>
+          <w:bdr w:val="nil"/>
+          <w:lang w:val="en-US" w:eastAsia="ru-RU"/>
+        </w:rPr>
+      </w:pPr>
+      <w:r>
+        <w:rPr>
+          <w:rFonts w:eastAsia="Arial Unicode MS" w:cs="Times New Roman"/>
+          <w:b/>
+          <w:bCs/>
+          <w:color w:val="000000"/>
+          <w:szCs w:val="28"/>
+          <w:u w:color="000000"/>
+          <w:bdr w:val="nil"/>
+          <w:lang w:val="en-US" w:eastAsia="ru-RU"/>
+        </w:rPr>
+        <w:t>Input:</w:t>
+      </w:r>
+    </w:p>
+    <w:p>
+      <w:pPr>
+        <w:ind w:firstLine="0"/>
+        <w:rPr>
+          <w:rFonts w:eastAsia="Arial Unicode MS" w:cs="Times New Roman"/>
+          <w:bCs/>
+          <w:color w:val="000000"/>
+          <w:szCs w:val="28"/>
+          <w:u w:color="000000"/>
+          <w:bdr w:val="nil"/>
+          <w:lang w:val="en-US" w:eastAsia="ru-RU"/>
+        </w:rPr>
+      </w:pPr>
+      <w:r>
+        <w:rPr>
+          <w:rFonts w:eastAsia="Arial Unicode MS" w:cs="Times New Roman"/>
+          <w:bCs/>
+          <w:color w:val="000000"/>
+          <w:szCs w:val="28"/>
+          <w:u w:color="000000"/>
+          <w:bdr w:val="nil"/>
+          <w:lang w:val="en-US" w:eastAsia="ru-RU"/>
+        </w:rPr>
+        <w:t>neighbours – 2D</w:t>
+      </w:r>
+      <w:r>
+        <w:rPr>
+          <w:rFonts w:eastAsia="Arial Unicode MS" w:cs="Times New Roman"/>
+          <w:bCs/>
+          <w:color w:val="000000"/>
+          <w:szCs w:val="28"/>
+          <w:u w:color="000000"/>
+          <w:bdr w:val="nil"/>
+          <w:lang w:val="en-US" w:eastAsia="ru-RU"/>
+        </w:rPr>
+        <w:t xml:space="preserve"> array of vertices’ neighbours (each row is an array of vertex’s  neighbours);</w:t>
+      </w:r>
+      <w:r>
+        <w:rPr>
+          <w:rFonts w:eastAsia="Arial Unicode MS" w:cs="Times New Roman"/>
+          <w:bCs/>
+          <w:color w:val="000000"/>
+          <w:szCs w:val="28"/>
+          <w:u w:color="000000"/>
+          <w:bdr w:val="nil"/>
+          <w:lang w:val="en-US" w:eastAsia="ru-RU"/>
+        </w:rPr>
+        <w:t xml:space="preserve"> </w:t>
+      </w:r>
+    </w:p>
+    <w:p>
+      <w:pPr>
+        <w:ind w:firstLine="0"/>
+        <w:rPr>
+          <w:rFonts w:eastAsia="Arial Unicode MS" w:cs="Times New Roman"/>
+          <w:bCs/>
+          <w:color w:val="000000"/>
+          <w:szCs w:val="28"/>
+          <w:u w:color="000000"/>
+          <w:bdr w:val="nil"/>
+          <w:lang w:val="en-US" w:eastAsia="ru-RU"/>
+        </w:rPr>
+      </w:pPr>
+      <w:r>
+        <w:rPr>
+          <w:rFonts w:eastAsia="Arial Unicode MS" w:cs="Times New Roman"/>
+          <w:bCs/>
+          <w:color w:val="000000"/>
+          <w:szCs w:val="28"/>
+          <w:u w:color="000000"/>
+          <w:bdr w:val="nil"/>
+          <w:lang w:val="en-US" w:eastAsia="ru-RU"/>
+        </w:rPr>
+        <w:t xml:space="preserve">weights – </w:t>
+      </w:r>
+      <w:r>
+        <w:rPr>
+          <w:rFonts w:eastAsia="Arial Unicode MS" w:cs="Times New Roman"/>
+          <w:bCs/>
+          <w:color w:val="000000"/>
+          <w:szCs w:val="28"/>
+          <w:u w:color="000000"/>
+          <w:bdr w:val="nil"/>
+          <w:lang w:val="en-US" w:eastAsia="ru-RU"/>
+        </w:rPr>
+        <w:t xml:space="preserve">2D array of vertices’ weights to neighbours </w:t>
+      </w:r>
+      <w:r>
+        <w:rPr>
+          <w:rFonts w:eastAsia="Arial Unicode MS" w:cs="Times New Roman"/>
+          <w:bCs/>
+          <w:color w:val="000000"/>
+          <w:szCs w:val="28"/>
+          <w:u w:color="000000"/>
+          <w:bdr w:val="nil"/>
+          <w:lang w:val="en-US" w:eastAsia="ru-RU"/>
+        </w:rPr>
+        <w:t xml:space="preserve">(each row is an array of vertex’s </w:t>
+      </w:r>
+      <w:r>
+        <w:rPr>
+          <w:rFonts w:eastAsia="Arial Unicode MS" w:cs="Times New Roman"/>
+          <w:bCs/>
+          <w:color w:val="000000"/>
+          <w:szCs w:val="28"/>
+          <w:u w:color="000000"/>
+          <w:bdr w:val="nil"/>
+          <w:lang w:val="en-US" w:eastAsia="ru-RU"/>
+        </w:rPr>
+        <w:t>weights to</w:t>
+      </w:r>
+      <w:r>
+        <w:rPr>
+          <w:rFonts w:eastAsia="Arial Unicode MS" w:cs="Times New Roman"/>
+          <w:bCs/>
+          <w:color w:val="000000"/>
+          <w:szCs w:val="28"/>
+          <w:u w:color="000000"/>
+          <w:bdr w:val="nil"/>
+          <w:lang w:val="en-US" w:eastAsia="ru-RU"/>
+        </w:rPr>
+        <w:t xml:space="preserve"> </w:t>
+      </w:r>
+      <w:r>
+        <w:rPr>
+          <w:rFonts w:eastAsia="Arial Unicode MS" w:cs="Times New Roman"/>
+          <w:bCs/>
+          <w:color w:val="000000"/>
+          <w:szCs w:val="28"/>
+          <w:u w:color="000000"/>
+          <w:bdr w:val="nil"/>
+          <w:lang w:val="en-US" w:eastAsia="ru-RU"/>
+        </w:rPr>
+        <w:t xml:space="preserve">it’s </w:t>
+      </w:r>
+      <w:r>
+        <w:rPr>
+          <w:rFonts w:eastAsia="Arial Unicode MS" w:cs="Times New Roman"/>
+          <w:bCs/>
+          <w:color w:val="000000"/>
+          <w:szCs w:val="28"/>
+          <w:u w:color="000000"/>
+          <w:bdr w:val="nil"/>
+          <w:lang w:val="en-US" w:eastAsia="ru-RU"/>
+        </w:rPr>
+        <w:t>neighbours)</w:t>
+      </w:r>
+      <w:r>
+        <w:rPr>
+          <w:rFonts w:eastAsia="Arial Unicode MS" w:cs="Times New Roman"/>
+          <w:bCs/>
+          <w:color w:val="000000"/>
+          <w:szCs w:val="28"/>
+          <w:u w:color="000000"/>
+          <w:bdr w:val="nil"/>
+          <w:lang w:val="en-US" w:eastAsia="ru-RU"/>
+        </w:rPr>
+        <w:t>;</w:t>
+      </w:r>
+    </w:p>
+    <w:p>
+      <w:pPr>
+        <w:ind w:firstLine="0"/>
+        <w:rPr>
+          <w:rFonts w:eastAsia="Arial Unicode MS" w:cs="Times New Roman"/>
+          <w:bCs/>
+          <w:color w:val="000000"/>
+          <w:szCs w:val="28"/>
+          <w:u w:color="000000"/>
+          <w:bdr w:val="nil"/>
+          <w:lang w:val="uk-UA" w:eastAsia="ru-RU"/>
+        </w:rPr>
+      </w:pPr>
+      <w:r>
+        <w:rPr>
+          <w:rFonts w:eastAsia="Arial Unicode MS" w:cs="Times New Roman"/>
+          <w:bCs/>
+          <w:color w:val="000000"/>
+          <w:szCs w:val="28"/>
+          <w:u w:color="000000"/>
+          <w:bdr w:val="nil"/>
+          <w:lang w:val="en-US" w:eastAsia="ru-RU"/>
+        </w:rPr>
+        <w:t>source_vertex – index of start vertex</w:t>
+      </w:r>
+      <w:r>
+        <w:rPr>
+          <w:rFonts w:eastAsia="Arial Unicode MS" w:cs="Times New Roman"/>
+          <w:bCs/>
+          <w:color w:val="000000"/>
+          <w:szCs w:val="28"/>
+          <w:u w:color="000000"/>
+          <w:bdr w:val="nil"/>
+          <w:lang w:val="en-US" w:eastAsia="ru-RU"/>
+        </w:rPr>
+        <w:t>;</w:t>
+      </w:r>
+    </w:p>
+    <w:p>
+      <w:pPr>
+        <w:ind w:firstLine="0"/>
+        <w:rPr>
+          <w:rFonts w:eastAsia="Arial Unicode MS" w:cs="Times New Roman"/>
+          <w:bCs/>
+          <w:color w:val="000000"/>
+          <w:szCs w:val="28"/>
+          <w:u w:color="000000"/>
+          <w:bdr w:val="nil"/>
+          <w:lang w:val="en-US" w:eastAsia="ru-RU"/>
+        </w:rPr>
+      </w:pPr>
+      <w:r>
+        <w:rPr>
+          <w:rFonts w:eastAsia="Arial Unicode MS" w:cs="Times New Roman"/>
+          <w:bCs/>
+          <w:color w:val="000000"/>
+          <w:szCs w:val="28"/>
+          <w:u w:color="000000"/>
+          <w:bdr w:val="nil"/>
+          <w:lang w:val="en-US" w:eastAsia="ru-RU"/>
+        </w:rPr>
+        <w:t xml:space="preserve">delta – </w:t>
+      </w:r>
+      <m:oMath>
+        <m:r>
+          <w:rPr>
+            <w:rFonts w:ascii="Cambria Math" w:hAnsi="Cambria Math"/>
+            <w:lang w:val="uk-UA"/>
+          </w:rPr>
+          <m:t>∆</m:t>
+        </m:r>
+      </m:oMath>
+      <w:r>
+        <w:rPr>
+          <w:rFonts w:eastAsia="Arial Unicode MS" w:cs="Times New Roman"/>
+          <w:lang w:val="en-US"/>
+        </w:rPr>
+        <w:t xml:space="preserve"> parameter </w:t>
+      </w:r>
+      <w:r>
+        <w:rPr>
+          <w:rFonts w:eastAsia="Arial Unicode MS" w:cs="Times New Roman"/>
+          <w:bCs/>
+          <w:color w:val="000000"/>
+          <w:szCs w:val="28"/>
+          <w:u w:color="000000"/>
+          <w:bdr w:val="nil"/>
+          <w:lang w:val="en-US" w:eastAsia="ru-RU"/>
+        </w:rPr>
+        <w:t>(bucket width);</w:t>
+      </w:r>
+    </w:p>
+    <w:p>
+      <w:pPr>
+        <w:ind w:firstLine="0"/>
+        <w:rPr>
+          <w:rFonts w:eastAsia="Arial Unicode MS" w:cs="Times New Roman"/>
+          <w:b/>
+          <w:bCs/>
+          <w:color w:val="000000"/>
+          <w:szCs w:val="28"/>
+          <w:u w:color="000000"/>
+          <w:bdr w:val="nil"/>
+          <w:lang w:val="en-US" w:eastAsia="ru-RU"/>
+        </w:rPr>
+      </w:pPr>
+      <w:r>
+        <w:rPr>
+          <w:rFonts w:eastAsia="Arial Unicode MS" w:cs="Times New Roman"/>
+          <w:b/>
+          <w:bCs/>
+          <w:color w:val="000000"/>
+          <w:szCs w:val="28"/>
+          <w:u w:color="000000"/>
+          <w:bdr w:val="nil"/>
+          <w:lang w:val="en-US" w:eastAsia="ru-RU"/>
+        </w:rPr>
+        <w:t>Output:</w:t>
+      </w:r>
+    </w:p>
+    <w:p>
+      <w:pPr>
+        <w:ind w:firstLine="0"/>
+        <w:rPr>
+          <w:rFonts w:eastAsia="Arial Unicode MS" w:cs="Times New Roman"/>
+          <w:b/>
+          <w:bCs/>
+          <w:color w:val="000000"/>
+          <w:szCs w:val="28"/>
+          <w:u w:color="000000"/>
+          <w:bdr w:val="nil"/>
+          <w:lang w:val="en-US" w:eastAsia="ru-RU"/>
+        </w:rPr>
+      </w:pPr>
+      <w:r>
+        <w:rPr>
+          <w:rFonts w:eastAsia="Arial Unicode MS" w:cs="Times New Roman"/>
+          <w:bCs/>
+          <w:color w:val="000000"/>
+          <w:szCs w:val="28"/>
+          <w:u w:color="000000"/>
+          <w:bdr w:val="nil"/>
+          <w:lang w:val="en-US" w:eastAsia="ru-RU"/>
+        </w:rPr>
+        <w:t>Distances array</w:t>
+      </w:r>
+    </w:p>
+    <w:p>
+      <w:pPr>
+        <w:pStyle w:val="ad"/>
+        <w:numPr>
+          <w:ilvl w:val="0"/>
+          <w:numId w:val="10"/>
+        </w:numPr>
+        <w:rPr>
+          <w:rFonts w:eastAsia="Arial Unicode MS" w:cs="Times New Roman"/>
+          <w:bCs/>
+          <w:color w:val="000000"/>
+          <w:szCs w:val="28"/>
+          <w:u w:color="000000"/>
+          <w:bdr w:val="nil"/>
+          <w:lang w:val="en-US" w:eastAsia="ru-RU"/>
+        </w:rPr>
+      </w:pPr>
+      <w:r>
+        <w:rPr>
+          <w:rFonts w:eastAsia="Arial Unicode MS" w:cs="Times New Roman"/>
+          <w:bCs/>
+          <w:color w:val="000000"/>
+          <w:szCs w:val="28"/>
+          <w:u w:color="000000"/>
+          <w:bdr w:val="nil"/>
+          <w:lang w:val="en-US" w:eastAsia="ru-RU"/>
+        </w:rPr>
+        <w:t xml:space="preserve">vertices_length </w:t>
+      </w:r>
+      <m:oMath>
+        <m:r>
+          <w:rPr>
+            <w:rFonts w:ascii="Cambria Math" w:eastAsia="Arial Unicode MS" w:hAnsi="Cambria Math" w:cs="Times New Roman"/>
+            <w:color w:val="000000"/>
+            <w:szCs w:val="28"/>
+            <w:u w:color="000000"/>
+            <w:bdr w:val="nil"/>
+            <w:lang w:val="en-US" w:eastAsia="ru-RU"/>
+          </w:rPr>
+          <m:t>←</m:t>
+        </m:r>
+      </m:oMath>
+      <w:r>
+        <w:rPr>
+          <w:rFonts w:eastAsia="Arial Unicode MS" w:cs="Times New Roman"/>
+          <w:bCs/>
+          <w:color w:val="000000"/>
+          <w:szCs w:val="28"/>
+          <w:u w:color="000000"/>
+          <w:bdr w:val="nil"/>
+          <w:lang w:val="en-US" w:eastAsia="ru-RU"/>
+        </w:rPr>
+        <w:t xml:space="preserve"> Number of neighbours rows</w:t>
+      </w:r>
+    </w:p>
+    <w:p>
+      <w:pPr>
+        <w:pStyle w:val="ad"/>
+        <w:numPr>
+          <w:ilvl w:val="0"/>
+          <w:numId w:val="10"/>
+        </w:numPr>
+        <w:rPr>
+          <w:rFonts w:eastAsia="Arial Unicode MS" w:cs="Times New Roman"/>
+          <w:bCs/>
+          <w:color w:val="000000"/>
+          <w:szCs w:val="28"/>
+          <w:u w:color="000000"/>
+          <w:bdr w:val="nil"/>
+          <w:lang w:val="en-US" w:eastAsia="ru-RU"/>
+        </w:rPr>
+      </w:pPr>
+      <w:r>
+        <w:rPr>
+          <w:rFonts w:eastAsia="Arial Unicode MS" w:cs="Times New Roman"/>
+          <w:bCs/>
+          <w:color w:val="000000"/>
+          <w:szCs w:val="28"/>
+          <w:u w:color="000000"/>
+          <w:bdr w:val="nil"/>
+          <w:lang w:val="en-US" w:eastAsia="ru-RU"/>
+        </w:rPr>
+        <w:t xml:space="preserve">max_degree </w:t>
+      </w:r>
+      <m:oMath>
+        <m:r>
+          <w:rPr>
+            <w:rFonts w:ascii="Cambria Math" w:eastAsia="Arial Unicode MS" w:hAnsi="Cambria Math" w:cs="Times New Roman"/>
+            <w:color w:val="000000"/>
+            <w:szCs w:val="28"/>
+            <w:u w:color="000000"/>
+            <w:bdr w:val="nil"/>
+            <w:lang w:val="en-US" w:eastAsia="ru-RU"/>
+          </w:rPr>
+          <m:t>←</m:t>
+        </m:r>
+      </m:oMath>
+      <w:r>
+        <w:rPr>
+          <w:rFonts w:eastAsia="Arial Unicode MS" w:cs="Times New Roman"/>
+          <w:bCs/>
+          <w:color w:val="000000"/>
+          <w:szCs w:val="28"/>
+          <w:u w:color="000000"/>
+          <w:bdr w:val="nil"/>
+          <w:lang w:val="en-US" w:eastAsia="ru-RU"/>
+        </w:rPr>
+        <w:t xml:space="preserve"> Maximum row length in neighbour</w:t>
+      </w:r>
+    </w:p>
+    <w:p>
+      <w:pPr>
+        <w:pStyle w:val="ad"/>
+        <w:numPr>
+          <w:ilvl w:val="0"/>
+          <w:numId w:val="10"/>
+        </w:numPr>
+        <w:rPr>
+          <w:rFonts w:eastAsia="Arial Unicode MS" w:cs="Times New Roman"/>
+          <w:bCs/>
+          <w:color w:val="000000"/>
+          <w:szCs w:val="28"/>
+          <w:u w:color="000000"/>
+          <w:bdr w:val="nil"/>
+          <w:lang w:val="en-US" w:eastAsia="ru-RU"/>
+        </w:rPr>
+      </w:pPr>
+      <w:r>
+        <w:rPr>
+          <w:rFonts w:eastAsia="Arial Unicode MS" w:cs="Times New Roman"/>
+          <w:bCs/>
+          <w:color w:val="000000"/>
+          <w:szCs w:val="28"/>
+          <w:u w:color="000000"/>
+          <w:bdr w:val="nil"/>
+          <w:lang w:val="en-US" w:eastAsia="ru-RU"/>
+        </w:rPr>
+        <w:t xml:space="preserve">max_weight </w:t>
+      </w:r>
+      <m:oMath>
+        <m:r>
+          <w:rPr>
+            <w:rFonts w:ascii="Cambria Math" w:eastAsia="Arial Unicode MS" w:hAnsi="Cambria Math" w:cs="Times New Roman"/>
+            <w:color w:val="000000"/>
+            <w:szCs w:val="28"/>
+            <w:u w:color="000000"/>
+            <w:bdr w:val="nil"/>
+            <w:lang w:val="en-US" w:eastAsia="ru-RU"/>
+          </w:rPr>
+          <m:t>←</m:t>
+        </m:r>
+      </m:oMath>
+      <w:r>
+        <w:rPr>
+          <w:rFonts w:eastAsia="Arial Unicode MS" w:cs="Times New Roman"/>
+          <w:bCs/>
+          <w:color w:val="000000"/>
+          <w:szCs w:val="28"/>
+          <w:u w:color="000000"/>
+          <w:bdr w:val="nil"/>
+          <w:lang w:val="en-US" w:eastAsia="ru-RU"/>
+        </w:rPr>
+        <w:t xml:space="preserve"> Maximum weight in weights</w:t>
+      </w:r>
+    </w:p>
+    <w:p>
+      <w:pPr>
+        <w:pStyle w:val="ad"/>
+        <w:numPr>
+          <w:ilvl w:val="0"/>
+          <w:numId w:val="10"/>
+        </w:numPr>
+        <w:rPr>
+          <w:rFonts w:eastAsia="Arial Unicode MS" w:cs="Times New Roman"/>
+          <w:bCs/>
+          <w:color w:val="000000"/>
+          <w:szCs w:val="28"/>
+          <w:u w:color="000000"/>
+          <w:bdr w:val="nil"/>
+          <w:lang w:val="en-US" w:eastAsia="ru-RU"/>
+        </w:rPr>
+      </w:pPr>
+      <w:r>
+        <w:rPr>
+          <w:rFonts w:eastAsia="Arial Unicode MS" w:cs="Times New Roman"/>
+          <w:bCs/>
+          <w:color w:val="000000"/>
+          <w:szCs w:val="28"/>
+          <w:u w:color="000000"/>
+          <w:bdr w:val="nil"/>
+          <w:lang w:val="en-US" w:eastAsia="ru-RU"/>
+        </w:rPr>
+        <w:t xml:space="preserve">max_buckets </w:t>
+      </w:r>
+      <m:oMath>
+        <m:r>
+          <w:rPr>
+            <w:rFonts w:ascii="Cambria Math" w:eastAsia="Arial Unicode MS" w:hAnsi="Cambria Math" w:cs="Times New Roman"/>
+            <w:color w:val="000000"/>
+            <w:szCs w:val="28"/>
+            <w:u w:color="000000"/>
+            <w:bdr w:val="nil"/>
+            <w:lang w:val="en-US" w:eastAsia="ru-RU"/>
+          </w:rPr>
+          <m:t>←</m:t>
+        </m:r>
+      </m:oMath>
+      <w:r>
+        <w:rPr>
+          <w:rFonts w:eastAsia="Arial Unicode MS" w:cs="Times New Roman"/>
+          <w:bCs/>
+          <w:color w:val="000000"/>
+          <w:szCs w:val="28"/>
+          <w:u w:color="000000"/>
+          <w:bdr w:val="nil"/>
+          <w:lang w:val="en-US" w:eastAsia="ru-RU"/>
+        </w:rPr>
+        <w:t xml:space="preserve"> </w:t>
+      </w:r>
+      <m:oMath>
+        <m:r>
+          <w:rPr>
+            <w:rFonts w:ascii="Cambria Math" w:eastAsia="Arial Unicode MS" w:hAnsi="Cambria Math" w:cs="Times New Roman"/>
+            <w:color w:val="000000"/>
+            <w:szCs w:val="28"/>
+            <w:u w:color="000000"/>
+            <w:bdr w:val="nil"/>
+            <w:lang w:val="en-US" w:eastAsia="ru-RU"/>
+          </w:rPr>
+          <m:t>floor</m:t>
+        </m:r>
+        <m:r>
+          <w:rPr>
+            <w:rFonts w:ascii="Cambria Math" w:eastAsia="Arial Unicode MS" w:hAnsi="Cambria Math" w:cs="Times New Roman"/>
+            <w:color w:val="000000"/>
+            <w:szCs w:val="28"/>
+            <w:u w:color="000000"/>
+            <w:bdr w:val="nil"/>
+            <w:lang w:val="en-US" w:eastAsia="ru-RU"/>
+          </w:rPr>
+          <m:t>(</m:t>
+        </m:r>
+        <m:f>
+          <m:fPr>
+            <m:ctrlPr>
+              <w:rPr>
+                <w:rFonts w:ascii="Cambria Math" w:eastAsia="Arial Unicode MS" w:hAnsi="Cambria Math" w:cs="Times New Roman"/>
+                <w:bCs/>
+                <w:i/>
+                <w:color w:val="000000"/>
+                <w:szCs w:val="28"/>
+                <w:u w:color="000000"/>
+                <w:bdr w:val="nil"/>
+                <w:lang w:val="en-US" w:eastAsia="ru-RU"/>
+              </w:rPr>
+            </m:ctrlPr>
+          </m:fPr>
+          <m:num>
+            <m:r>
+              <m:rPr>
+                <m:sty m:val="p"/>
+              </m:rPr>
+              <w:rPr>
+                <w:rFonts w:ascii="Cambria Math" w:eastAsia="Arial Unicode MS" w:hAnsi="Cambria Math" w:cs="Times New Roman"/>
+                <w:color w:val="000000"/>
+                <w:szCs w:val="28"/>
+                <w:u w:color="000000"/>
+                <w:bdr w:val="nil"/>
+                <w:lang w:val="en-US" w:eastAsia="ru-RU"/>
+              </w:rPr>
+              <m:t>max</m:t>
+            </m:r>
+            <m:r>
+              <w:rPr>
+                <w:rFonts w:ascii="Cambria Math" w:eastAsia="Arial Unicode MS" w:hAnsi="Cambria Math" w:cs="Times New Roman"/>
+                <w:color w:val="000000"/>
+                <w:szCs w:val="28"/>
+                <w:u w:color="000000"/>
+                <w:bdr w:val="nil"/>
+                <w:lang w:val="en-US" w:eastAsia="ru-RU"/>
+              </w:rPr>
+              <m:t>_weight</m:t>
+            </m:r>
+          </m:num>
+          <m:den>
+            <m:r>
+              <w:rPr>
+                <w:rFonts w:ascii="Cambria Math" w:eastAsia="Arial Unicode MS" w:hAnsi="Cambria Math" w:cs="Times New Roman"/>
+                <w:color w:val="000000"/>
+                <w:szCs w:val="28"/>
+                <w:u w:color="000000"/>
+                <w:bdr w:val="nil"/>
+                <w:lang w:val="en-US" w:eastAsia="ru-RU"/>
+              </w:rPr>
+              <m:t>delta</m:t>
+            </m:r>
+          </m:den>
+        </m:f>
+        <m:r>
+          <w:rPr>
+            <w:rFonts w:ascii="Cambria Math" w:eastAsia="Arial Unicode MS" w:hAnsi="Cambria Math" w:cs="Times New Roman"/>
+            <w:color w:val="000000"/>
+            <w:szCs w:val="28"/>
+            <w:u w:color="000000"/>
+            <w:bdr w:val="nil"/>
+            <w:lang w:val="en-US" w:eastAsia="ru-RU"/>
+          </w:rPr>
+          <m:t>) + 1</m:t>
+        </m:r>
+      </m:oMath>
+    </w:p>
+    <w:p>
+      <w:pPr>
+        <w:pStyle w:val="ad"/>
+        <w:numPr>
+          <w:ilvl w:val="1"/>
+          <w:numId w:val="10"/>
+        </w:numPr>
+        <w:rPr>
+          <w:rFonts w:eastAsia="Arial Unicode MS" w:cs="Times New Roman"/>
+          <w:bCs/>
+          <w:color w:val="000000"/>
+          <w:szCs w:val="28"/>
+          <w:u w:color="000000"/>
+          <w:bdr w:val="nil"/>
+          <w:lang w:val="en-US" w:eastAsia="ru-RU"/>
+        </w:rPr>
+      </w:pPr>
+      <w:r>
+        <w:rPr>
+          <w:rFonts w:eastAsia="Arial Unicode MS" w:cs="Times New Roman"/>
+          <w:bCs/>
+          <w:color w:val="000000"/>
+          <w:szCs w:val="28"/>
+          <w:u w:color="000000"/>
+          <w:bdr w:val="nil"/>
+          <w:lang w:val="en-US" w:eastAsia="ru-RU"/>
+        </w:rPr>
+        <w:t xml:space="preserve"> </w:t>
+      </w:r>
+      <w:r>
+        <w:rPr>
+          <w:rFonts w:eastAsia="Arial Unicode MS" w:cs="Times New Roman"/>
+          <w:bCs/>
+          <w:color w:val="000000"/>
+          <w:szCs w:val="28"/>
+          <w:u w:color="000000"/>
+          <w:bdr w:val="nil"/>
+          <w:lang w:val="en-US" w:eastAsia="ru-RU"/>
+        </w:rPr>
+        <w:t xml:space="preserve">if delta = </w:t>
+      </w:r>
+      <w:r>
+        <w:rPr>
+          <w:rFonts w:eastAsia="Arial Unicode MS" w:cs="Times New Roman"/>
+          <w:bCs/>
+          <w:color w:val="000000"/>
+          <w:szCs w:val="28"/>
+          <w:u w:color="000000"/>
+          <w:bdr w:val="nil"/>
+          <w:lang w:val="en-US" w:eastAsia="ru-RU"/>
+        </w:rPr>
+        <w:t>-1 then:</w:t>
+      </w:r>
+    </w:p>
+    <w:p>
+      <w:pPr>
+        <w:pStyle w:val="ad"/>
+        <w:numPr>
+          <w:ilvl w:val="2"/>
+          <w:numId w:val="10"/>
+        </w:numPr>
+        <w:rPr>
+          <w:rFonts w:eastAsia="Arial Unicode MS" w:cs="Times New Roman"/>
+          <w:bCs/>
+          <w:color w:val="000000"/>
+          <w:szCs w:val="28"/>
+          <w:u w:color="000000"/>
+          <w:bdr w:val="nil"/>
+          <w:lang w:val="en-US" w:eastAsia="ru-RU"/>
+        </w:rPr>
+      </w:pPr>
+      <w:r>
+        <w:rPr>
+          <w:rFonts w:eastAsia="Arial Unicode MS" w:cs="Times New Roman"/>
+          <w:bCs/>
+          <w:color w:val="000000"/>
+          <w:szCs w:val="28"/>
+          <w:u w:color="000000"/>
+          <w:bdr w:val="nil"/>
+          <w:lang w:val="en-US" w:eastAsia="ru-RU"/>
+        </w:rPr>
+        <w:t xml:space="preserve">delta </w:t>
+      </w:r>
+      <m:oMath>
+        <m:r>
+          <w:rPr>
+            <w:rFonts w:ascii="Cambria Math" w:eastAsia="Arial Unicode MS" w:hAnsi="Cambria Math" w:cs="Times New Roman"/>
+            <w:color w:val="000000"/>
+            <w:szCs w:val="28"/>
+            <w:u w:color="000000"/>
+            <w:bdr w:val="nil"/>
+            <w:lang w:val="en-US" w:eastAsia="ru-RU"/>
+          </w:rPr>
+          <m:t>←</m:t>
+        </m:r>
+      </m:oMath>
+      <w:r>
+        <w:rPr>
+          <w:rFonts w:eastAsia="Arial Unicode MS" w:cs="Times New Roman"/>
+          <w:bCs/>
+          <w:color w:val="000000"/>
+          <w:szCs w:val="28"/>
+          <w:u w:color="000000"/>
+          <w:bdr w:val="nil"/>
+          <w:lang w:val="en-US" w:eastAsia="ru-RU"/>
+        </w:rPr>
+        <w:t xml:space="preserve"> </w:t>
+      </w:r>
+      <m:oMath>
+        <m:f>
+          <m:fPr>
+            <m:ctrlPr>
+              <w:rPr>
+                <w:rFonts w:ascii="Cambria Math" w:eastAsia="Arial Unicode MS" w:hAnsi="Cambria Math" w:cs="Times New Roman"/>
+                <w:bCs/>
+                <w:i/>
+                <w:color w:val="000000"/>
+                <w:szCs w:val="28"/>
+                <w:u w:color="000000"/>
+                <w:bdr w:val="nil"/>
+                <w:lang w:val="en-US" w:eastAsia="ru-RU"/>
+              </w:rPr>
+            </m:ctrlPr>
+          </m:fPr>
+          <m:num>
+            <m:r>
+              <w:rPr>
+                <w:rFonts w:ascii="Cambria Math" w:eastAsia="Arial Unicode MS" w:hAnsi="Cambria Math" w:cs="Times New Roman"/>
+                <w:color w:val="000000"/>
+                <w:szCs w:val="28"/>
+                <w:u w:color="000000"/>
+                <w:bdr w:val="nil"/>
+                <w:lang w:val="en-US" w:eastAsia="ru-RU"/>
+              </w:rPr>
+              <m:t>Sum of all elements in weights</m:t>
+            </m:r>
+            <m:r>
+              <m:rPr>
+                <m:sty m:val="p"/>
+              </m:rPr>
+              <w:rPr>
+                <w:rFonts w:ascii="Cambria Math" w:eastAsia="Arial Unicode MS" w:hAnsi="Cambria Math" w:cs="Times New Roman"/>
+                <w:color w:val="000000"/>
+                <w:szCs w:val="28"/>
+                <w:u w:color="000000"/>
+                <w:bdr w:val="nil"/>
+                <w:lang w:val="en-US" w:eastAsia="ru-RU"/>
+              </w:rPr>
+              <m:t xml:space="preserve"> </m:t>
+            </m:r>
+          </m:num>
+          <m:den>
+            <m:r>
+              <w:rPr>
+                <w:rFonts w:ascii="Cambria Math" w:eastAsia="Arial Unicode MS" w:hAnsi="Cambria Math" w:cs="Times New Roman"/>
+                <w:color w:val="000000"/>
+                <w:szCs w:val="28"/>
+                <w:u w:color="000000"/>
+                <w:bdr w:val="nil"/>
+                <w:lang w:val="en-US" w:eastAsia="ru-RU"/>
+              </w:rPr>
+              <m:t>Number of all elements in weights</m:t>
+            </m:r>
+            <m:r>
+              <m:rPr>
+                <m:sty m:val="p"/>
+              </m:rPr>
+              <w:rPr>
+                <w:rFonts w:ascii="Cambria Math" w:eastAsia="Arial Unicode MS" w:hAnsi="Cambria Math" w:cs="Times New Roman"/>
+                <w:color w:val="000000"/>
+                <w:szCs w:val="28"/>
+                <w:u w:color="000000"/>
+                <w:bdr w:val="nil"/>
+                <w:lang w:val="en-US" w:eastAsia="ru-RU"/>
+              </w:rPr>
+              <m:t xml:space="preserve"> / 50</m:t>
+            </m:r>
+          </m:den>
+        </m:f>
+      </m:oMath>
+      <w:r>
+        <w:rPr>
+          <w:rFonts w:eastAsia="Arial Unicode MS" w:cs="Times New Roman"/>
+          <w:bCs/>
+          <w:color w:val="000000"/>
+          <w:szCs w:val="28"/>
+          <w:u w:color="000000"/>
+          <w:bdr w:val="nil"/>
+          <w:lang w:val="en-US" w:eastAsia="ru-RU"/>
+        </w:rPr>
+        <w:t xml:space="preserve"> </w:t>
+      </w:r>
+    </w:p>
+    <w:p>
+      <w:pPr>
+        <w:pStyle w:val="ad"/>
+        <w:numPr>
+          <w:ilvl w:val="0"/>
+          <w:numId w:val="10"/>
+        </w:numPr>
+        <w:rPr>
+          <w:rFonts w:eastAsia="Arial Unicode MS" w:cs="Times New Roman"/>
+          <w:bCs/>
+          <w:color w:val="000000"/>
+          <w:szCs w:val="28"/>
+          <w:u w:color="000000"/>
+          <w:bdr w:val="nil"/>
+          <w:lang w:val="en-US" w:eastAsia="ru-RU"/>
+        </w:rPr>
+      </w:pPr>
+      <w:r>
+        <w:rPr>
+          <w:rFonts w:eastAsia="Arial Unicode MS" w:cs="Times New Roman"/>
+          <w:bCs/>
+          <w:color w:val="000000"/>
+          <w:szCs w:val="28"/>
+          <w:u w:color="000000"/>
+          <w:bdr w:val="nil"/>
+          <w:lang w:val="en-US" w:eastAsia="ru-RU"/>
+        </w:rPr>
+        <w:t xml:space="preserve">Create distances array with </w:t>
+      </w:r>
+      <w:r>
+        <w:rPr>
+          <w:rFonts w:eastAsia="Arial Unicode MS" w:cs="Times New Roman"/>
+          <w:bCs/>
+          <w:color w:val="000000"/>
+          <w:szCs w:val="28"/>
+          <w:u w:color="000000"/>
+          <w:bdr w:val="nil"/>
+          <w:lang w:val="en-US" w:eastAsia="ru-RU"/>
+        </w:rPr>
+        <w:t>vertices_length</w:t>
+      </w:r>
+      <w:r>
+        <w:rPr>
+          <w:rFonts w:eastAsia="Arial Unicode MS" w:cs="Times New Roman"/>
+          <w:bCs/>
+          <w:i/>
+          <w:color w:val="000000"/>
+          <w:szCs w:val="28"/>
+          <w:u w:color="000000"/>
+          <w:bdr w:val="nil"/>
+          <w:lang w:val="en-US" w:eastAsia="ru-RU"/>
+        </w:rPr>
+        <w:t xml:space="preserve"> </w:t>
+      </w:r>
+      <w:r>
+        <w:rPr>
+          <w:rFonts w:eastAsia="Arial Unicode MS" w:cs="Times New Roman"/>
+          <w:bCs/>
+          <w:color w:val="000000"/>
+          <w:szCs w:val="28"/>
+          <w:u w:color="000000"/>
+          <w:bdr w:val="nil"/>
+          <w:lang w:val="en-US" w:eastAsia="ru-RU"/>
+        </w:rPr>
+        <w:t xml:space="preserve">elements and set all values to </w:t>
+      </w:r>
+      <m:oMath>
+        <m:r>
+          <w:rPr>
+            <w:rFonts w:ascii="Cambria Math" w:eastAsia="Arial Unicode MS" w:hAnsi="Cambria Math" w:cs="Times New Roman"/>
+            <w:color w:val="000000"/>
+            <w:szCs w:val="28"/>
+            <w:u w:color="000000"/>
+            <w:bdr w:val="nil"/>
+            <w:lang w:val="en-US" w:eastAsia="ru-RU"/>
+          </w:rPr>
+          <m:t>∞</m:t>
+        </m:r>
+      </m:oMath>
+    </w:p>
+    <w:p>
+      <w:pPr>
+        <w:pStyle w:val="ad"/>
+        <w:numPr>
+          <w:ilvl w:val="0"/>
+          <w:numId w:val="10"/>
+        </w:numPr>
+        <w:rPr>
+          <w:rFonts w:eastAsia="Arial Unicode MS" w:cs="Times New Roman"/>
+          <w:bCs/>
+          <w:color w:val="000000"/>
+          <w:szCs w:val="28"/>
+          <w:u w:color="000000"/>
+          <w:bdr w:val="nil"/>
+          <w:lang w:val="en-US" w:eastAsia="ru-RU"/>
+        </w:rPr>
+      </w:pPr>
+      <w:r>
+        <w:rPr>
+          <w:rFonts w:eastAsia="Arial Unicode MS" w:cs="Times New Roman"/>
+          <w:bCs/>
+          <w:color w:val="000000"/>
+          <w:szCs w:val="28"/>
+          <w:u w:color="000000"/>
+          <w:bdr w:val="nil"/>
+          <w:lang w:val="en-US" w:eastAsia="ru-RU"/>
+        </w:rPr>
+        <w:t xml:space="preserve">Create buckets 2D array with </w:t>
+      </w:r>
+      <w:r>
+        <w:rPr>
+          <w:rFonts w:eastAsia="Arial Unicode MS" w:cs="Times New Roman"/>
+          <w:bCs/>
+          <w:color w:val="000000"/>
+          <w:szCs w:val="28"/>
+          <w:u w:color="000000"/>
+          <w:bdr w:val="nil"/>
+          <w:lang w:val="en-US" w:eastAsia="ru-RU"/>
+        </w:rPr>
+        <w:t>max_buckets</w:t>
+      </w:r>
+      <w:r>
+        <w:rPr>
+          <w:rFonts w:eastAsia="Arial Unicode MS" w:cs="Times New Roman"/>
+          <w:bCs/>
+          <w:i/>
+          <w:color w:val="000000"/>
+          <w:szCs w:val="28"/>
+          <w:u w:color="000000"/>
+          <w:bdr w:val="nil"/>
+          <w:lang w:val="en-US" w:eastAsia="ru-RU"/>
+        </w:rPr>
+        <w:t xml:space="preserve"> </w:t>
+      </w:r>
+      <w:r>
+        <w:rPr>
+          <w:rFonts w:eastAsia="Arial Unicode MS" w:cs="Times New Roman"/>
+          <w:bCs/>
+          <w:color w:val="000000"/>
+          <w:szCs w:val="28"/>
+          <w:u w:color="000000"/>
+          <w:bdr w:val="nil"/>
+          <w:lang w:val="en-US" w:eastAsia="ru-RU"/>
+        </w:rPr>
+        <w:t xml:space="preserve">rows and </w:t>
+      </w:r>
+      <w:r>
+        <w:rPr>
+          <w:rFonts w:eastAsia="Arial Unicode MS" w:cs="Times New Roman"/>
+          <w:bCs/>
+          <w:color w:val="000000"/>
+          <w:szCs w:val="28"/>
+          <w:u w:color="000000"/>
+          <w:bdr w:val="nil"/>
+          <w:lang w:val="en-US" w:eastAsia="ru-RU"/>
+        </w:rPr>
+        <w:t>vertices_length</w:t>
+      </w:r>
+      <w:r>
+        <w:rPr>
+          <w:rFonts w:eastAsia="Arial Unicode MS" w:cs="Times New Roman"/>
+          <w:bCs/>
+          <w:i/>
+          <w:color w:val="000000"/>
+          <w:szCs w:val="28"/>
+          <w:u w:color="000000"/>
+          <w:bdr w:val="nil"/>
+          <w:lang w:val="en-US" w:eastAsia="ru-RU"/>
+        </w:rPr>
+        <w:t xml:space="preserve"> </w:t>
+      </w:r>
+      <w:r>
+        <w:rPr>
+          <w:rFonts w:eastAsia="Arial Unicode MS" w:cs="Times New Roman"/>
+          <w:bCs/>
+          <w:color w:val="000000"/>
+          <w:szCs w:val="28"/>
+          <w:u w:color="000000"/>
+          <w:bdr w:val="nil"/>
+          <w:lang w:val="en-US" w:eastAsia="ru-RU"/>
+        </w:rPr>
+        <w:t>cols</w:t>
+      </w:r>
+    </w:p>
+    <w:p>
+      <w:pPr>
+        <w:pStyle w:val="ad"/>
+        <w:numPr>
+          <w:ilvl w:val="0"/>
+          <w:numId w:val="10"/>
+        </w:numPr>
+        <w:rPr>
+          <w:rFonts w:eastAsia="Arial Unicode MS" w:cs="Times New Roman"/>
+          <w:bCs/>
+          <w:color w:val="000000"/>
+          <w:szCs w:val="28"/>
+          <w:u w:color="000000"/>
+          <w:bdr w:val="nil"/>
+          <w:lang w:val="en-US" w:eastAsia="ru-RU"/>
+        </w:rPr>
+      </w:pPr>
+      <w:r>
+        <w:rPr>
+          <w:rFonts w:eastAsia="Arial Unicode MS" w:cs="Times New Roman"/>
+          <w:bCs/>
+          <w:color w:val="000000"/>
+          <w:szCs w:val="28"/>
+          <w:u w:color="000000"/>
+          <w:bdr w:val="nil"/>
+          <w:lang w:val="en-US" w:eastAsia="ru-RU"/>
+        </w:rPr>
+        <w:t>Create bucket_sizes array with max_buckets elements</w:t>
+      </w:r>
+    </w:p>
+    <w:p>
+      <w:pPr>
+        <w:pStyle w:val="ad"/>
+        <w:numPr>
+          <w:ilvl w:val="0"/>
+          <w:numId w:val="10"/>
+        </w:numPr>
+        <w:rPr>
+          <w:rFonts w:eastAsia="Arial Unicode MS" w:cs="Times New Roman"/>
+          <w:bCs/>
+          <w:color w:val="000000"/>
+          <w:szCs w:val="28"/>
+          <w:u w:color="000000"/>
+          <w:bdr w:val="nil"/>
+          <w:lang w:val="en-US" w:eastAsia="ru-RU"/>
+        </w:rPr>
+      </w:pPr>
+      <w:r>
+        <w:rPr>
+          <w:rFonts w:eastAsia="Arial Unicode MS" w:cs="Times New Roman"/>
+          <w:bCs/>
+          <w:color w:val="000000"/>
+          <w:szCs w:val="28"/>
+          <w:u w:color="000000"/>
+          <w:bdr w:val="nil"/>
+          <w:lang w:val="en-US" w:eastAsia="ru-RU"/>
+        </w:rPr>
+        <w:lastRenderedPageBreak/>
+        <w:t xml:space="preserve">distances[source_vertex] </w:t>
+      </w:r>
+      <m:oMath>
+        <m:r>
+          <w:rPr>
+            <w:rFonts w:ascii="Cambria Math" w:eastAsia="Arial Unicode MS" w:hAnsi="Cambria Math" w:cs="Times New Roman"/>
+            <w:color w:val="000000"/>
+            <w:szCs w:val="28"/>
+            <w:u w:color="000000"/>
+            <w:bdr w:val="nil"/>
+            <w:lang w:val="en-US" w:eastAsia="ru-RU"/>
+          </w:rPr>
+          <m:t>←</m:t>
+        </m:r>
+      </m:oMath>
+      <w:r>
+        <w:rPr>
+          <w:rFonts w:eastAsia="Arial Unicode MS" w:cs="Times New Roman"/>
+          <w:bCs/>
+          <w:color w:val="000000"/>
+          <w:szCs w:val="28"/>
+          <w:u w:color="000000"/>
+          <w:bdr w:val="nil"/>
+          <w:lang w:val="en-US" w:eastAsia="ru-RU"/>
+        </w:rPr>
+        <w:t xml:space="preserve"> 0</w:t>
+      </w:r>
+    </w:p>
+    <w:p>
+      <w:pPr>
+        <w:pStyle w:val="ad"/>
+        <w:numPr>
+          <w:ilvl w:val="0"/>
+          <w:numId w:val="10"/>
+        </w:numPr>
+        <w:rPr>
+          <w:rFonts w:eastAsia="Arial Unicode MS" w:cs="Times New Roman"/>
+          <w:bCs/>
+          <w:color w:val="000000"/>
+          <w:szCs w:val="28"/>
+          <w:u w:color="000000"/>
+          <w:bdr w:val="nil"/>
+          <w:lang w:val="en-US" w:eastAsia="ru-RU"/>
+        </w:rPr>
+      </w:pPr>
+      <w:r>
+        <w:rPr>
+          <w:rFonts w:eastAsia="Arial Unicode MS" w:cs="Times New Roman"/>
+          <w:bCs/>
+          <w:color w:val="000000"/>
+          <w:szCs w:val="28"/>
+          <w:u w:color="000000"/>
+          <w:bdr w:val="nil"/>
+          <w:lang w:val="en-US" w:eastAsia="ru-RU"/>
+        </w:rPr>
+        <w:t>Add to bucket(delta, source_vertex, distances, buckets, bucket_sizes, max_buckets)</w:t>
+      </w:r>
+    </w:p>
+    <w:p>
+      <w:pPr>
+        <w:pStyle w:val="ad"/>
+        <w:numPr>
+          <w:ilvl w:val="0"/>
+          <w:numId w:val="10"/>
+        </w:numPr>
+        <w:rPr>
+          <w:rFonts w:eastAsia="Arial Unicode MS" w:cs="Times New Roman"/>
+          <w:bCs/>
+          <w:color w:val="000000"/>
+          <w:szCs w:val="28"/>
+          <w:u w:color="000000"/>
+          <w:bdr w:val="nil"/>
+          <w:lang w:val="en-US" w:eastAsia="ru-RU"/>
+        </w:rPr>
+      </w:pPr>
+      <w:r>
+        <w:rPr>
+          <w:rFonts w:eastAsia="Arial Unicode MS" w:cs="Times New Roman"/>
+          <w:bCs/>
+          <w:color w:val="000000"/>
+          <w:szCs w:val="28"/>
+          <w:u w:color="000000"/>
+          <w:bdr w:val="nil"/>
+          <w:lang w:val="en-US" w:eastAsia="ru-RU"/>
+        </w:rPr>
+        <w:t xml:space="preserve">next_non_empty_bucket_absolute_index </w:t>
+      </w:r>
+      <m:oMath>
+        <m:r>
+          <w:rPr>
+            <w:rFonts w:ascii="Cambria Math" w:eastAsia="Arial Unicode MS" w:hAnsi="Cambria Math" w:cs="Times New Roman"/>
+            <w:color w:val="000000"/>
+            <w:szCs w:val="28"/>
+            <w:u w:color="000000"/>
+            <w:bdr w:val="nil"/>
+            <w:lang w:val="en-US" w:eastAsia="ru-RU"/>
+          </w:rPr>
+          <m:t>←</m:t>
+        </m:r>
+      </m:oMath>
+      <w:r>
+        <w:rPr>
+          <w:rFonts w:eastAsia="Arial Unicode MS" w:cs="Times New Roman"/>
+          <w:bCs/>
+          <w:color w:val="000000"/>
+          <w:szCs w:val="28"/>
+          <w:u w:color="000000"/>
+          <w:bdr w:val="nil"/>
+          <w:lang w:val="en-US" w:eastAsia="ru-RU"/>
+        </w:rPr>
+        <w:t xml:space="preserve"> 0</w:t>
+      </w:r>
+    </w:p>
+    <w:p>
+      <w:pPr>
+        <w:pStyle w:val="ad"/>
+        <w:numPr>
+          <w:ilvl w:val="0"/>
+          <w:numId w:val="10"/>
+        </w:numPr>
+        <w:rPr>
+          <w:rFonts w:eastAsia="Arial Unicode MS" w:cs="Times New Roman"/>
+          <w:bCs/>
+          <w:color w:val="000000"/>
+          <w:szCs w:val="28"/>
+          <w:u w:color="000000"/>
+          <w:bdr w:val="nil"/>
+          <w:lang w:val="en-US" w:eastAsia="ru-RU"/>
+        </w:rPr>
+      </w:pPr>
+      <w:r>
+        <w:rPr>
+          <w:rFonts w:eastAsia="Arial Unicode MS" w:cs="Times New Roman"/>
+          <w:bCs/>
+          <w:color w:val="000000"/>
+          <w:szCs w:val="28"/>
+          <w:u w:color="000000"/>
+          <w:bdr w:val="nil"/>
+          <w:lang w:val="en-US" w:eastAsia="ru-RU"/>
+        </w:rPr>
+        <w:t xml:space="preserve">next_non_empty_bucket_actual_index </w:t>
+      </w:r>
+      <m:oMath>
+        <m:r>
+          <w:rPr>
+            <w:rFonts w:ascii="Cambria Math" w:eastAsia="Arial Unicode MS" w:hAnsi="Cambria Math" w:cs="Times New Roman"/>
+            <w:color w:val="000000"/>
+            <w:szCs w:val="28"/>
+            <w:u w:color="000000"/>
+            <w:bdr w:val="nil"/>
+            <w:lang w:val="en-US" w:eastAsia="ru-RU"/>
+          </w:rPr>
+          <m:t>←</m:t>
+        </m:r>
+        <m:r>
+          <w:rPr>
+            <w:rFonts w:ascii="Cambria Math" w:eastAsia="Arial Unicode MS" w:hAnsi="Cambria Math" w:cs="Times New Roman"/>
+            <w:color w:val="000000"/>
+            <w:szCs w:val="28"/>
+            <w:u w:color="000000"/>
+            <w:bdr w:val="nil"/>
+            <w:lang w:val="en-US" w:eastAsia="ru-RU"/>
+          </w:rPr>
+          <m:t>mod(</m:t>
+        </m:r>
+        <m:r>
+          <w:rPr>
+            <w:rFonts w:ascii="Cambria Math" w:eastAsia="Arial Unicode MS" w:hAnsi="Cambria Math" w:cs="Times New Roman"/>
+            <w:color w:val="000000"/>
+            <w:szCs w:val="28"/>
+            <w:u w:color="000000"/>
+            <w:bdr w:val="nil"/>
+            <w:lang w:val="en-US" w:eastAsia="ru-RU"/>
+          </w:rPr>
+          <m:t xml:space="preserve">next_non_empty_bucket_absolute_index,  </m:t>
+        </m:r>
+        <m:r>
+          <m:rPr>
+            <m:sty m:val="p"/>
+          </m:rPr>
+          <w:rPr>
+            <w:rFonts w:ascii="Cambria Math" w:eastAsia="Arial Unicode MS" w:hAnsi="Cambria Math" w:cs="Times New Roman"/>
+            <w:color w:val="000000"/>
+            <w:szCs w:val="28"/>
+            <w:u w:color="000000"/>
+            <w:bdr w:val="nil"/>
+            <w:lang w:val="en-US" w:eastAsia="ru-RU"/>
+          </w:rPr>
+          <m:t>max_buckets</m:t>
+        </m:r>
+        <m:r>
+          <w:rPr>
+            <w:rFonts w:ascii="Cambria Math" w:eastAsia="Arial Unicode MS" w:hAnsi="Cambria Math" w:cs="Times New Roman"/>
+            <w:color w:val="000000"/>
+            <w:szCs w:val="28"/>
+            <w:u w:color="000000"/>
+            <w:bdr w:val="nil"/>
+            <w:lang w:val="en-US" w:eastAsia="ru-RU"/>
+          </w:rPr>
+          <m:t>)</m:t>
+        </m:r>
+      </m:oMath>
+    </w:p>
+    <w:p>
+      <w:pPr>
+        <w:pStyle w:val="ad"/>
+        <w:numPr>
+          <w:ilvl w:val="0"/>
+          <w:numId w:val="10"/>
+        </w:numPr>
+        <w:rPr>
+          <w:rFonts w:eastAsia="Arial Unicode MS" w:cs="Times New Roman"/>
+          <w:bCs/>
+          <w:color w:val="000000"/>
+          <w:szCs w:val="28"/>
+          <w:u w:color="000000"/>
+          <w:bdr w:val="nil"/>
+          <w:lang w:val="en-US" w:eastAsia="ru-RU"/>
+        </w:rPr>
+      </w:pPr>
+      <w:r>
+        <w:rPr>
+          <w:rFonts w:eastAsia="Arial Unicode MS" w:cs="Times New Roman"/>
+          <w:bCs/>
+          <w:color w:val="000000"/>
+          <w:szCs w:val="28"/>
+          <w:u w:color="000000"/>
+          <w:bdr w:val="nil"/>
+          <w:lang w:val="en-US" w:eastAsia="ru-RU"/>
+        </w:rPr>
+        <w:t>While next_non_empty_bucket_absolute_index != -1 do:</w:t>
+      </w:r>
+    </w:p>
+    <w:p>
+      <w:pPr>
+        <w:pStyle w:val="ad"/>
+        <w:numPr>
+          <w:ilvl w:val="1"/>
+          <w:numId w:val="10"/>
+        </w:numPr>
+        <w:rPr>
+          <w:rFonts w:eastAsia="Arial Unicode MS" w:cs="Times New Roman"/>
+          <w:bCs/>
+          <w:color w:val="000000"/>
+          <w:szCs w:val="28"/>
+          <w:u w:color="000000"/>
+          <w:bdr w:val="nil"/>
+          <w:lang w:val="en-US" w:eastAsia="ru-RU"/>
+        </w:rPr>
+      </w:pPr>
+      <w:r>
+        <w:rPr>
+          <w:rFonts w:eastAsia="Arial Unicode MS" w:cs="Times New Roman"/>
+          <w:bCs/>
+          <w:color w:val="000000"/>
+          <w:szCs w:val="28"/>
+          <w:u w:color="000000"/>
+          <w:bdr w:val="nil"/>
+          <w:lang w:val="en-US" w:eastAsia="ru-RU"/>
+        </w:rPr>
+        <w:t xml:space="preserve"> </w:t>
+      </w:r>
+      <w:r>
+        <w:rPr>
+          <w:rFonts w:eastAsia="Arial Unicode MS" w:cs="Times New Roman"/>
+          <w:bCs/>
+          <w:color w:val="000000"/>
+          <w:szCs w:val="28"/>
+          <w:u w:color="000000"/>
+          <w:bdr w:val="nil"/>
+          <w:lang w:val="en-US" w:eastAsia="ru-RU"/>
+        </w:rPr>
+        <w:t>Create set of heavy_edges where each element consists of 3 (vertex_index, neighbour_index, edge_weight)</w:t>
+      </w:r>
+    </w:p>
+    <w:p>
+      <w:pPr>
+        <w:pStyle w:val="ad"/>
+        <w:numPr>
+          <w:ilvl w:val="1"/>
+          <w:numId w:val="10"/>
+        </w:numPr>
+        <w:rPr>
+          <w:rFonts w:eastAsia="Arial Unicode MS" w:cs="Times New Roman"/>
+          <w:bCs/>
+          <w:color w:val="000000"/>
+          <w:szCs w:val="28"/>
+          <w:u w:color="000000"/>
+          <w:bdr w:val="nil"/>
+          <w:lang w:val="en-US" w:eastAsia="ru-RU"/>
+        </w:rPr>
+      </w:pPr>
+      <w:r>
+        <w:rPr>
+          <w:rFonts w:eastAsia="Arial Unicode MS" w:cs="Times New Roman"/>
+          <w:bCs/>
+          <w:color w:val="000000"/>
+          <w:szCs w:val="28"/>
+          <w:u w:color="000000"/>
+          <w:bdr w:val="nil"/>
+          <w:lang w:val="en-US" w:eastAsia="ru-RU"/>
+        </w:rPr>
+        <w:t xml:space="preserve"> While bucket_sizes[actual_bucket_index] &gt; 0 do:</w:t>
+      </w:r>
+    </w:p>
+    <w:p>
+      <w:pPr>
+        <w:pStyle w:val="ad"/>
+        <w:numPr>
+          <w:ilvl w:val="2"/>
+          <w:numId w:val="10"/>
+        </w:numPr>
+        <w:rPr>
+          <w:rFonts w:eastAsia="Arial Unicode MS" w:cs="Times New Roman"/>
+          <w:bCs/>
+          <w:color w:val="000000"/>
+          <w:szCs w:val="28"/>
+          <w:u w:color="000000"/>
+          <w:bdr w:val="nil"/>
+          <w:lang w:val="en-US" w:eastAsia="ru-RU"/>
+        </w:rPr>
+      </w:pPr>
+      <w:r>
+        <w:rPr>
+          <w:rFonts w:eastAsia="Arial Unicode MS" w:cs="Times New Roman"/>
+          <w:bCs/>
+          <w:color w:val="000000"/>
+          <w:szCs w:val="28"/>
+          <w:u w:color="000000"/>
+          <w:bdr w:val="nil"/>
+          <w:lang w:val="en-US" w:eastAsia="ru-RU"/>
+        </w:rPr>
+        <w:t xml:space="preserve">last_vertex_index </w:t>
+      </w:r>
+      <m:oMath>
+        <m:r>
+          <w:rPr>
+            <w:rFonts w:ascii="Cambria Math" w:eastAsia="Arial Unicode MS" w:hAnsi="Cambria Math" w:cs="Times New Roman"/>
+            <w:color w:val="000000"/>
+            <w:szCs w:val="28"/>
+            <w:u w:color="000000"/>
+            <w:bdr w:val="nil"/>
+            <w:lang w:val="en-US" w:eastAsia="ru-RU"/>
+          </w:rPr>
+          <m:t>←</m:t>
+        </m:r>
+      </m:oMath>
+      <w:r>
+        <w:rPr>
+          <w:rFonts w:eastAsia="Arial Unicode MS" w:cs="Times New Roman"/>
+          <w:bCs/>
+          <w:color w:val="000000"/>
+          <w:szCs w:val="28"/>
+          <w:u w:color="000000"/>
+          <w:bdr w:val="nil"/>
+          <w:lang w:val="en-US" w:eastAsia="ru-RU"/>
+        </w:rPr>
+        <w:t xml:space="preserve"> bucket_sizes[actual_bucket_index] – 1</w:t>
+      </w:r>
+    </w:p>
+    <w:p>
+      <w:pPr>
+        <w:pStyle w:val="ad"/>
+        <w:numPr>
+          <w:ilvl w:val="2"/>
+          <w:numId w:val="10"/>
+        </w:numPr>
+        <w:rPr>
+          <w:rFonts w:eastAsia="Arial Unicode MS" w:cs="Times New Roman"/>
+          <w:bCs/>
+          <w:color w:val="000000"/>
+          <w:szCs w:val="28"/>
+          <w:u w:color="000000"/>
+          <w:bdr w:val="nil"/>
+          <w:lang w:val="en-US" w:eastAsia="ru-RU"/>
+        </w:rPr>
+      </w:pPr>
+      <w:r>
+        <w:rPr>
+          <w:rFonts w:eastAsia="Arial Unicode MS" w:cs="Times New Roman"/>
+          <w:bCs/>
+          <w:color w:val="000000"/>
+          <w:szCs w:val="28"/>
+          <w:u w:color="000000"/>
+          <w:bdr w:val="nil"/>
+          <w:lang w:val="en-US" w:eastAsia="ru-RU"/>
+        </w:rPr>
+        <w:t xml:space="preserve">vertex_index </w:t>
+      </w:r>
+      <m:oMath>
+        <m:r>
+          <w:rPr>
+            <w:rFonts w:ascii="Cambria Math" w:eastAsia="Arial Unicode MS" w:hAnsi="Cambria Math" w:cs="Times New Roman"/>
+            <w:color w:val="000000"/>
+            <w:szCs w:val="28"/>
+            <w:u w:color="000000"/>
+            <w:bdr w:val="nil"/>
+            <w:lang w:val="en-US" w:eastAsia="ru-RU"/>
+          </w:rPr>
+          <m:t>←</m:t>
+        </m:r>
+      </m:oMath>
+      <w:r>
+        <w:rPr>
+          <w:rFonts w:eastAsia="Arial Unicode MS" w:cs="Times New Roman"/>
+          <w:bCs/>
+          <w:color w:val="000000"/>
+          <w:szCs w:val="28"/>
+          <w:u w:color="000000"/>
+          <w:bdr w:val="nil"/>
+          <w:lang w:val="en-US" w:eastAsia="ru-RU"/>
+        </w:rPr>
+        <w:t xml:space="preserve"> buckets[actual_bucket_index, last_vertex_index]</w:t>
+      </w:r>
+    </w:p>
+    <w:p>
+      <w:pPr>
+        <w:pStyle w:val="ad"/>
+        <w:numPr>
+          <w:ilvl w:val="2"/>
+          <w:numId w:val="10"/>
+        </w:numPr>
+        <w:rPr>
+          <w:rFonts w:eastAsia="Arial Unicode MS" w:cs="Times New Roman"/>
+          <w:bCs/>
+          <w:color w:val="000000"/>
+          <w:szCs w:val="28"/>
+          <w:u w:color="000000"/>
+          <w:bdr w:val="nil"/>
+          <w:lang w:val="en-US" w:eastAsia="ru-RU"/>
+        </w:rPr>
+      </w:pPr>
+      <w:r>
+        <w:rPr>
+          <w:rFonts w:eastAsia="Arial Unicode MS" w:cs="Times New Roman"/>
+          <w:bCs/>
+          <w:color w:val="000000"/>
+          <w:szCs w:val="28"/>
+          <w:u w:color="000000"/>
+          <w:bdr w:val="nil"/>
+          <w:lang w:val="en-US" w:eastAsia="ru-RU"/>
+        </w:rPr>
+        <w:t xml:space="preserve">bucket_sizes[actual_bucket_index] </w:t>
+      </w:r>
+      <m:oMath>
+        <m:r>
+          <w:rPr>
+            <w:rFonts w:ascii="Cambria Math" w:eastAsia="Arial Unicode MS" w:hAnsi="Cambria Math" w:cs="Times New Roman"/>
+            <w:color w:val="000000"/>
+            <w:szCs w:val="28"/>
+            <w:u w:color="000000"/>
+            <w:bdr w:val="nil"/>
+            <w:lang w:val="en-US" w:eastAsia="ru-RU"/>
+          </w:rPr>
+          <m:t>←</m:t>
+        </m:r>
+      </m:oMath>
+      <w:r>
+        <w:rPr>
+          <w:rFonts w:eastAsia="Arial Unicode MS" w:cs="Times New Roman"/>
+          <w:bCs/>
+          <w:color w:val="000000"/>
+          <w:szCs w:val="28"/>
+          <w:u w:color="000000"/>
+          <w:bdr w:val="nil"/>
+          <w:lang w:val="en-US" w:eastAsia="ru-RU"/>
+        </w:rPr>
+        <w:t xml:space="preserve"> </w:t>
+      </w:r>
+      <w:r>
+        <w:rPr>
+          <w:rFonts w:eastAsia="Arial Unicode MS" w:cs="Times New Roman"/>
+          <w:bCs/>
+          <w:color w:val="000000"/>
+          <w:szCs w:val="28"/>
+          <w:u w:color="000000"/>
+          <w:bdr w:val="nil"/>
+          <w:lang w:val="en-US" w:eastAsia="ru-RU"/>
+        </w:rPr>
+        <w:t xml:space="preserve">bucket_sizes[actual_bucket_index] </w:t>
+      </w:r>
+      <w:r>
+        <w:rPr>
+          <w:rFonts w:eastAsia="Arial Unicode MS" w:cs="Times New Roman"/>
+          <w:bCs/>
+          <w:color w:val="000000"/>
+          <w:szCs w:val="28"/>
+          <w:u w:color="000000"/>
+          <w:bdr w:val="nil"/>
+          <w:lang w:val="en-US" w:eastAsia="ru-RU"/>
+        </w:rPr>
+        <w:t xml:space="preserve"> - </w:t>
+      </w:r>
+      <w:r>
+        <w:rPr>
+          <w:rFonts w:eastAsia="Arial Unicode MS" w:cs="Times New Roman"/>
+          <w:bCs/>
+          <w:color w:val="000000"/>
+          <w:szCs w:val="28"/>
+          <w:u w:color="000000"/>
+          <w:bdr w:val="nil"/>
+          <w:lang w:val="en-US" w:eastAsia="ru-RU"/>
+        </w:rPr>
+        <w:t>1</w:t>
+      </w:r>
+    </w:p>
+    <w:p>
+      <w:pPr>
+        <w:pStyle w:val="ad"/>
+        <w:numPr>
+          <w:ilvl w:val="2"/>
+          <w:numId w:val="10"/>
+        </w:numPr>
+        <w:rPr>
+          <w:rFonts w:eastAsia="Arial Unicode MS" w:cs="Times New Roman"/>
+          <w:bCs/>
+          <w:color w:val="000000"/>
+          <w:szCs w:val="28"/>
+          <w:u w:color="000000"/>
+          <w:bdr w:val="nil"/>
+          <w:lang w:val="en-US" w:eastAsia="ru-RU"/>
+        </w:rPr>
+      </w:pPr>
+      <w:r>
+        <w:rPr>
+          <w:rFonts w:eastAsia="Arial Unicode MS" w:cs="Times New Roman"/>
+          <w:bCs/>
+          <w:color w:val="000000"/>
+          <w:szCs w:val="28"/>
+          <w:u w:color="000000"/>
+          <w:bdr w:val="nil"/>
+          <w:lang w:val="en-US" w:eastAsia="ru-RU"/>
+        </w:rPr>
+        <w:t>If distances[vertex_index</w:t>
+      </w:r>
+      <w:r>
+        <w:rPr>
+          <w:rFonts w:eastAsia="Arial Unicode MS" w:cs="Times New Roman"/>
+          <w:bCs/>
+          <w:color w:val="000000"/>
+          <w:szCs w:val="28"/>
+          <w:u w:color="000000"/>
+          <w:bdr w:val="nil"/>
+          <w:lang w:val="en-US" w:eastAsia="ru-RU"/>
+        </w:rPr>
+        <w:t xml:space="preserve">] </w:t>
+      </w:r>
+      <w:r>
+        <w:rPr>
+          <w:rFonts w:eastAsia="Arial Unicode MS" w:cs="Times New Roman"/>
+          <w:bCs/>
+          <w:color w:val="000000"/>
+          <w:szCs w:val="28"/>
+          <w:u w:color="000000"/>
+          <w:bdr w:val="nil"/>
+          <w:lang w:val="en-US" w:eastAsia="ru-RU"/>
+        </w:rPr>
+        <w:t xml:space="preserve">= </w:t>
+      </w:r>
+      <m:oMath>
+        <m:r>
+          <w:rPr>
+            <w:rFonts w:ascii="Cambria Math" w:eastAsia="Arial Unicode MS" w:hAnsi="Cambria Math" w:cs="Times New Roman"/>
+            <w:color w:val="000000"/>
+            <w:szCs w:val="28"/>
+            <w:u w:color="000000"/>
+            <w:bdr w:val="nil"/>
+            <w:lang w:val="en-US" w:eastAsia="ru-RU"/>
+          </w:rPr>
+          <m:t>∞</m:t>
+        </m:r>
+      </m:oMath>
+      <w:r>
+        <w:rPr>
+          <w:rFonts w:eastAsia="Arial Unicode MS" w:cs="Times New Roman"/>
+          <w:bCs/>
+          <w:color w:val="000000"/>
+          <w:szCs w:val="28"/>
+          <w:u w:color="000000"/>
+          <w:bdr w:val="nil"/>
+          <w:lang w:val="en-US" w:eastAsia="ru-RU"/>
+        </w:rPr>
+        <w:t xml:space="preserve"> OR </w:t>
+      </w:r>
+      <m:oMath>
+        <m:r>
+          <w:rPr>
+            <w:rFonts w:ascii="Cambria Math" w:eastAsia="Arial Unicode MS" w:hAnsi="Cambria Math" w:cs="Times New Roman"/>
+            <w:color w:val="000000"/>
+            <w:szCs w:val="28"/>
+            <w:u w:color="000000"/>
+            <w:bdr w:val="nil"/>
+            <w:lang w:val="en-US" w:eastAsia="ru-RU"/>
+          </w:rPr>
+          <m:t>mod(</m:t>
+        </m:r>
+        <m:r>
+          <w:rPr>
+            <w:rFonts w:ascii="Cambria Math" w:eastAsia="Arial Unicode MS" w:hAnsi="Cambria Math" w:cs="Times New Roman"/>
+            <w:color w:val="000000"/>
+            <w:szCs w:val="28"/>
+            <w:u w:color="000000"/>
+            <w:bdr w:val="nil"/>
+            <w:lang w:val="en-US" w:eastAsia="ru-RU"/>
+          </w:rPr>
+          <m:t>floor</m:t>
+        </m:r>
+        <m:d>
+          <m:dPr>
+            <m:ctrlPr>
+              <w:rPr>
+                <w:rFonts w:ascii="Cambria Math" w:eastAsia="Arial Unicode MS" w:hAnsi="Cambria Math" w:cs="Times New Roman"/>
+                <w:bCs/>
+                <w:i/>
+                <w:color w:val="000000"/>
+                <w:szCs w:val="28"/>
+                <w:u w:color="000000"/>
+                <w:bdr w:val="nil"/>
+                <w:lang w:val="en-US" w:eastAsia="ru-RU"/>
+              </w:rPr>
+            </m:ctrlPr>
+          </m:dPr>
+          <m:e>
+            <m:f>
+              <m:fPr>
+                <m:ctrlPr>
+                  <w:rPr>
+                    <w:rFonts w:ascii="Cambria Math" w:eastAsia="Arial Unicode MS" w:hAnsi="Cambria Math" w:cs="Times New Roman"/>
+                    <w:bCs/>
+                    <w:i/>
+                    <w:color w:val="000000"/>
+                    <w:szCs w:val="28"/>
+                    <w:u w:color="000000"/>
+                    <w:bdr w:val="nil"/>
+                    <w:lang w:val="en-US" w:eastAsia="ru-RU"/>
+                  </w:rPr>
+                </m:ctrlPr>
+              </m:fPr>
+              <m:num>
+                <m:r>
+                  <w:rPr>
+                    <w:rFonts w:ascii="Cambria Math" w:eastAsia="Arial Unicode MS" w:hAnsi="Cambria Math" w:cs="Times New Roman"/>
+                    <w:color w:val="000000"/>
+                    <w:szCs w:val="28"/>
+                    <w:u w:color="000000"/>
+                    <w:bdr w:val="nil"/>
+                    <w:lang w:val="en-US" w:eastAsia="ru-RU"/>
+                  </w:rPr>
+                  <m:t>distances</m:t>
+                </m:r>
+                <m:d>
+                  <m:dPr>
+                    <m:begChr m:val="["/>
+                    <m:endChr m:val="]"/>
+                    <m:ctrlPr>
+                      <w:rPr>
+                        <w:rFonts w:ascii="Cambria Math" w:eastAsia="Arial Unicode MS" w:hAnsi="Cambria Math" w:cs="Times New Roman"/>
+                        <w:bCs/>
+                        <w:i/>
+                        <w:color w:val="000000"/>
+                        <w:szCs w:val="28"/>
+                        <w:u w:color="000000"/>
+                        <w:bdr w:val="nil"/>
+                        <w:lang w:val="en-US" w:eastAsia="ru-RU"/>
+                      </w:rPr>
+                    </m:ctrlPr>
+                  </m:dPr>
+                  <m:e>
+                    <m:r>
+                      <w:rPr>
+                        <w:rFonts w:ascii="Cambria Math" w:eastAsia="Arial Unicode MS" w:hAnsi="Cambria Math" w:cs="Times New Roman"/>
+                        <w:color w:val="000000"/>
+                        <w:szCs w:val="28"/>
+                        <w:u w:color="000000"/>
+                        <w:bdr w:val="nil"/>
+                        <w:lang w:val="en-US" w:eastAsia="ru-RU"/>
+                      </w:rPr>
+                      <m:t>verte</m:t>
+                    </m:r>
+                    <m:sSub>
+                      <m:sSubPr>
+                        <m:ctrlPr>
+                          <w:rPr>
+                            <w:rFonts w:ascii="Cambria Math" w:eastAsia="Arial Unicode MS" w:hAnsi="Cambria Math" w:cs="Times New Roman"/>
+                            <w:bCs/>
+                            <w:i/>
+                            <w:color w:val="000000"/>
+                            <w:szCs w:val="28"/>
+                            <w:u w:color="000000"/>
+                            <w:bdr w:val="nil"/>
+                            <w:lang w:val="en-US" w:eastAsia="ru-RU"/>
+                          </w:rPr>
+                        </m:ctrlPr>
+                      </m:sSubPr>
+                      <m:e>
+                        <m:r>
+                          <w:rPr>
+                            <w:rFonts w:ascii="Cambria Math" w:eastAsia="Arial Unicode MS" w:hAnsi="Cambria Math" w:cs="Times New Roman"/>
+                            <w:color w:val="000000"/>
+                            <w:szCs w:val="28"/>
+                            <w:u w:color="000000"/>
+                            <w:bdr w:val="nil"/>
+                            <w:lang w:val="en-US" w:eastAsia="ru-RU"/>
+                          </w:rPr>
+                          <m:t>x</m:t>
+                        </m:r>
+                      </m:e>
+                      <m:sub>
+                        <m:r>
+                          <w:rPr>
+                            <w:rFonts w:ascii="Cambria Math" w:eastAsia="Arial Unicode MS" w:hAnsi="Cambria Math" w:cs="Times New Roman"/>
+                            <w:color w:val="000000"/>
+                            <w:szCs w:val="28"/>
+                            <w:u w:color="000000"/>
+                            <w:bdr w:val="nil"/>
+                            <w:lang w:val="en-US" w:eastAsia="ru-RU"/>
+                          </w:rPr>
+                          <m:t>index</m:t>
+                        </m:r>
+                      </m:sub>
+                    </m:sSub>
+                  </m:e>
+                </m:d>
+              </m:num>
+              <m:den>
+                <m:r>
+                  <w:rPr>
+                    <w:rFonts w:ascii="Cambria Math" w:eastAsia="Arial Unicode MS" w:hAnsi="Cambria Math" w:cs="Times New Roman"/>
+                    <w:color w:val="000000"/>
+                    <w:szCs w:val="28"/>
+                    <w:u w:color="000000"/>
+                    <w:bdr w:val="nil"/>
+                    <w:lang w:val="en-US" w:eastAsia="ru-RU"/>
+                  </w:rPr>
+                  <m:t>delta</m:t>
+                </m:r>
+              </m:den>
+            </m:f>
+          </m:e>
+        </m:d>
+        <m:r>
+          <w:rPr>
+            <w:rFonts w:ascii="Cambria Math" w:eastAsia="Arial Unicode MS" w:hAnsi="Cambria Math" w:cs="Times New Roman"/>
+            <w:color w:val="000000"/>
+            <w:szCs w:val="28"/>
+            <w:u w:color="000000"/>
+            <w:bdr w:val="nil"/>
+            <w:lang w:val="en-US" w:eastAsia="ru-RU"/>
+          </w:rPr>
+          <m:t>,</m:t>
+        </m:r>
+        <m:r>
+          <w:rPr>
+            <w:rFonts w:ascii="Cambria Math" w:eastAsia="Arial Unicode MS" w:hAnsi="Cambria Math" w:cs="Times New Roman"/>
+            <w:color w:val="000000"/>
+            <w:szCs w:val="28"/>
+            <w:u w:color="000000"/>
+            <w:bdr w:val="nil"/>
+            <w:lang w:val="en-US" w:eastAsia="ru-RU"/>
+          </w:rPr>
+          <m:t xml:space="preserve"> </m:t>
+        </m:r>
+        <m:r>
+          <m:rPr>
+            <m:sty m:val="p"/>
+          </m:rPr>
+          <w:rPr>
+            <w:rFonts w:ascii="Cambria Math" w:eastAsia="Arial Unicode MS" w:hAnsi="Cambria Math" w:cs="Times New Roman"/>
+            <w:color w:val="000000"/>
+            <w:szCs w:val="28"/>
+            <w:u w:color="000000"/>
+            <w:bdr w:val="nil"/>
+            <w:lang w:val="en-US" w:eastAsia="ru-RU"/>
+          </w:rPr>
+          <m:t>max</m:t>
+        </m:r>
+        <m:r>
+          <w:rPr>
+            <w:rFonts w:ascii="Cambria Math" w:eastAsia="Arial Unicode MS" w:hAnsi="Cambria Math" w:cs="Times New Roman"/>
+            <w:color w:val="000000"/>
+            <w:szCs w:val="28"/>
+            <w:u w:color="000000"/>
+            <w:bdr w:val="nil"/>
+            <w:lang w:val="en-US" w:eastAsia="ru-RU"/>
+          </w:rPr>
+          <m:t>_buckets</m:t>
+        </m:r>
+      </m:oMath>
+      <w:r>
+        <w:rPr>
+          <w:rFonts w:eastAsia="Arial Unicode MS" w:cs="Times New Roman"/>
+          <w:bCs/>
+          <w:i/>
+          <w:color w:val="000000"/>
+          <w:szCs w:val="28"/>
+          <w:u w:color="000000"/>
+          <w:bdr w:val="nil"/>
+          <w:lang w:val="en-US" w:eastAsia="ru-RU"/>
+        </w:rPr>
+        <w:t>)</w:t>
+      </w:r>
+      <w:r>
+        <w:rPr>
+          <w:rFonts w:eastAsia="Arial Unicode MS" w:cs="Times New Roman"/>
+          <w:bCs/>
+          <w:color w:val="000000"/>
+          <w:szCs w:val="28"/>
+          <w:u w:color="000000"/>
+          <w:bdr w:val="nil"/>
+          <w:lang w:val="en-US" w:eastAsia="ru-RU"/>
+        </w:rPr>
+        <w:t xml:space="preserve"> </w:t>
+      </w:r>
+      <w:r>
+        <w:rPr>
+          <w:rFonts w:eastAsia="Arial Unicode MS" w:cs="Times New Roman"/>
+          <w:bCs/>
+          <w:color w:val="000000"/>
+          <w:szCs w:val="28"/>
+          <w:u w:color="000000"/>
+          <w:bdr w:val="nil"/>
+          <w:lang w:val="en-US" w:eastAsia="ru-RU"/>
+        </w:rPr>
+        <w:t>!= actual_bucket_index then:</w:t>
+      </w:r>
+    </w:p>
+    <w:p>
+      <w:pPr>
+        <w:pStyle w:val="ad"/>
+        <w:numPr>
+          <w:ilvl w:val="3"/>
+          <w:numId w:val="10"/>
+        </w:numPr>
+        <w:rPr>
+          <w:rFonts w:eastAsia="Arial Unicode MS" w:cs="Times New Roman"/>
+          <w:bCs/>
+          <w:color w:val="000000"/>
+          <w:szCs w:val="28"/>
+          <w:u w:color="000000"/>
+          <w:bdr w:val="nil"/>
+          <w:lang w:val="en-US" w:eastAsia="ru-RU"/>
+        </w:rPr>
+      </w:pPr>
+      <w:r>
+        <w:rPr>
+          <w:rFonts w:eastAsia="Arial Unicode MS" w:cs="Times New Roman"/>
+          <w:bCs/>
+          <w:color w:val="000000"/>
+          <w:szCs w:val="28"/>
+          <w:u w:color="000000"/>
+          <w:bdr w:val="nil"/>
+          <w:lang w:val="en-US" w:eastAsia="ru-RU"/>
+        </w:rPr>
+        <w:t>Continue to next while iteration</w:t>
+      </w:r>
+    </w:p>
+    <w:p>
+      <w:pPr>
+        <w:pStyle w:val="ad"/>
+        <w:numPr>
+          <w:ilvl w:val="2"/>
+          <w:numId w:val="10"/>
+        </w:numPr>
+        <w:rPr>
+          <w:rFonts w:eastAsia="Arial Unicode MS" w:cs="Times New Roman"/>
+          <w:bCs/>
+          <w:color w:val="000000"/>
+          <w:szCs w:val="28"/>
+          <w:u w:color="000000"/>
+          <w:bdr w:val="nil"/>
+          <w:lang w:val="en-US" w:eastAsia="ru-RU"/>
+        </w:rPr>
+      </w:pPr>
+      <w:r>
+        <w:rPr>
+          <w:rFonts w:eastAsia="Arial Unicode MS" w:cs="Times New Roman"/>
+          <w:bCs/>
+          <w:color w:val="000000"/>
+          <w:szCs w:val="28"/>
+          <w:u w:color="000000"/>
+          <w:bdr w:val="nil"/>
+          <w:lang w:val="en-US" w:eastAsia="ru-RU"/>
+        </w:rPr>
+        <w:t xml:space="preserve">vertex_neighbour_indexes </w:t>
+      </w:r>
+      <m:oMath>
+        <m:r>
+          <w:rPr>
+            <w:rFonts w:ascii="Cambria Math" w:eastAsia="Arial Unicode MS" w:hAnsi="Cambria Math" w:cs="Times New Roman"/>
+            <w:color w:val="000000"/>
+            <w:szCs w:val="28"/>
+            <w:u w:color="000000"/>
+            <w:bdr w:val="nil"/>
+            <w:lang w:val="en-US" w:eastAsia="ru-RU"/>
+          </w:rPr>
+          <m:t>←</m:t>
+        </m:r>
+      </m:oMath>
+      <w:r>
+        <w:rPr>
+          <w:rFonts w:eastAsia="Arial Unicode MS" w:cs="Times New Roman"/>
+          <w:bCs/>
+          <w:color w:val="000000"/>
+          <w:szCs w:val="28"/>
+          <w:u w:color="000000"/>
+          <w:bdr w:val="nil"/>
+          <w:lang w:val="en-US" w:eastAsia="ru-RU"/>
+        </w:rPr>
+        <w:t xml:space="preserve"> neighbours[vertex_index]</w:t>
+      </w:r>
+    </w:p>
+    <w:p>
+      <w:pPr>
+        <w:pStyle w:val="ad"/>
+        <w:numPr>
+          <w:ilvl w:val="2"/>
+          <w:numId w:val="10"/>
+        </w:numPr>
+        <w:rPr>
+          <w:rFonts w:eastAsia="Arial Unicode MS" w:cs="Times New Roman"/>
+          <w:bCs/>
+          <w:color w:val="000000"/>
+          <w:szCs w:val="28"/>
+          <w:u w:color="000000"/>
+          <w:bdr w:val="nil"/>
+          <w:lang w:val="en-US" w:eastAsia="ru-RU"/>
+        </w:rPr>
+      </w:pPr>
+      <w:r>
+        <w:rPr>
+          <w:rFonts w:eastAsia="Arial Unicode MS" w:cs="Times New Roman"/>
+          <w:bCs/>
+          <w:color w:val="000000"/>
+          <w:szCs w:val="28"/>
+          <w:u w:color="000000"/>
+          <w:bdr w:val="nil"/>
+          <w:lang w:val="en-US" w:eastAsia="ru-RU"/>
+        </w:rPr>
+        <w:t>For i in 0…max_degree(exclusive) do:</w:t>
+      </w:r>
+    </w:p>
+    <w:p>
+      <w:pPr>
+        <w:pStyle w:val="ad"/>
+        <w:numPr>
+          <w:ilvl w:val="3"/>
+          <w:numId w:val="10"/>
+        </w:numPr>
+        <w:rPr>
+          <w:rFonts w:eastAsia="Arial Unicode MS" w:cs="Times New Roman"/>
+          <w:bCs/>
+          <w:color w:val="000000"/>
+          <w:szCs w:val="28"/>
+          <w:u w:color="000000"/>
+          <w:bdr w:val="nil"/>
+          <w:lang w:val="en-US" w:eastAsia="ru-RU"/>
+        </w:rPr>
+      </w:pPr>
+      <w:r>
+        <w:rPr>
+          <w:rFonts w:eastAsia="Arial Unicode MS" w:cs="Times New Roman"/>
+          <w:bCs/>
+          <w:color w:val="000000"/>
+          <w:szCs w:val="28"/>
+          <w:u w:color="000000"/>
+          <w:bdr w:val="nil"/>
+          <w:lang w:val="en-US" w:eastAsia="ru-RU"/>
+        </w:rPr>
+        <w:t xml:space="preserve">neighbour_index </w:t>
+      </w:r>
+      <m:oMath>
+        <m:r>
+          <w:rPr>
+            <w:rFonts w:ascii="Cambria Math" w:eastAsia="Arial Unicode MS" w:hAnsi="Cambria Math" w:cs="Times New Roman"/>
+            <w:color w:val="000000"/>
+            <w:szCs w:val="28"/>
+            <w:u w:color="000000"/>
+            <w:bdr w:val="nil"/>
+            <w:lang w:val="en-US" w:eastAsia="ru-RU"/>
+          </w:rPr>
+          <m:t>←</m:t>
+        </m:r>
+      </m:oMath>
+      <w:r>
+        <w:rPr>
+          <w:rFonts w:eastAsia="Arial Unicode MS" w:cs="Times New Roman"/>
+          <w:bCs/>
+          <w:color w:val="000000"/>
+          <w:szCs w:val="28"/>
+          <w:u w:color="000000"/>
+          <w:bdr w:val="nil"/>
+          <w:lang w:val="en-US" w:eastAsia="ru-RU"/>
+        </w:rPr>
+        <w:t xml:space="preserve"> vertex_neighbour_indexes[i]</w:t>
+      </w:r>
+    </w:p>
+    <w:p>
+      <w:pPr>
+        <w:pStyle w:val="ad"/>
+        <w:numPr>
+          <w:ilvl w:val="3"/>
+          <w:numId w:val="10"/>
+        </w:numPr>
+        <w:rPr>
+          <w:rFonts w:eastAsia="Arial Unicode MS" w:cs="Times New Roman"/>
+          <w:bCs/>
+          <w:color w:val="000000"/>
+          <w:szCs w:val="28"/>
+          <w:u w:color="000000"/>
+          <w:bdr w:val="nil"/>
+          <w:lang w:val="en-US" w:eastAsia="ru-RU"/>
+        </w:rPr>
+      </w:pPr>
+      <w:r>
+        <w:rPr>
+          <w:rFonts w:eastAsia="Arial Unicode MS" w:cs="Times New Roman"/>
+          <w:bCs/>
+          <w:color w:val="000000"/>
+          <w:szCs w:val="28"/>
+          <w:u w:color="000000"/>
+          <w:bdr w:val="nil"/>
+          <w:lang w:val="en-US" w:eastAsia="ru-RU"/>
+        </w:rPr>
+        <w:t xml:space="preserve">if neighbour_index </w:t>
+      </w:r>
+      <w:r>
+        <w:rPr>
+          <w:rFonts w:eastAsia="Arial Unicode MS" w:cs="Times New Roman"/>
+          <w:bCs/>
+          <w:color w:val="000000"/>
+          <w:szCs w:val="28"/>
+          <w:u w:color="000000"/>
+          <w:bdr w:val="nil"/>
+          <w:lang w:val="en-US" w:eastAsia="ru-RU"/>
+        </w:rPr>
+        <w:t>= -1:</w:t>
+      </w:r>
+    </w:p>
+    <w:p>
+      <w:pPr>
+        <w:pStyle w:val="ad"/>
+        <w:numPr>
+          <w:ilvl w:val="4"/>
+          <w:numId w:val="10"/>
+        </w:numPr>
+        <w:rPr>
+          <w:rFonts w:eastAsia="Arial Unicode MS" w:cs="Times New Roman"/>
+          <w:bCs/>
+          <w:color w:val="000000"/>
+          <w:szCs w:val="28"/>
+          <w:u w:color="000000"/>
+          <w:bdr w:val="nil"/>
+          <w:lang w:val="en-US" w:eastAsia="ru-RU"/>
+        </w:rPr>
+      </w:pPr>
+      <w:r>
+        <w:rPr>
+          <w:rFonts w:eastAsia="Arial Unicode MS" w:cs="Times New Roman"/>
+          <w:bCs/>
+          <w:color w:val="000000"/>
+          <w:szCs w:val="28"/>
+          <w:u w:color="000000"/>
+          <w:bdr w:val="nil"/>
+          <w:lang w:val="en-US" w:eastAsia="ru-RU"/>
+        </w:rPr>
+        <w:t>Exit for loop</w:t>
+      </w:r>
+    </w:p>
+    <w:p>
+      <w:pPr>
+        <w:pStyle w:val="ad"/>
+        <w:numPr>
+          <w:ilvl w:val="3"/>
+          <w:numId w:val="10"/>
+        </w:numPr>
+        <w:rPr>
+          <w:rFonts w:eastAsia="Arial Unicode MS" w:cs="Times New Roman"/>
+          <w:bCs/>
+          <w:color w:val="000000"/>
+          <w:szCs w:val="28"/>
+          <w:u w:color="000000"/>
+          <w:bdr w:val="nil"/>
+          <w:lang w:val="en-US" w:eastAsia="ru-RU"/>
+        </w:rPr>
+      </w:pPr>
+      <w:r>
+        <w:rPr>
+          <w:rFonts w:eastAsia="Arial Unicode MS" w:cs="Times New Roman"/>
+          <w:bCs/>
+          <w:color w:val="000000"/>
+          <w:szCs w:val="28"/>
+          <w:u w:color="000000"/>
+          <w:bdr w:val="nil"/>
+          <w:lang w:val="en-US" w:eastAsia="ru-RU"/>
+        </w:rPr>
+        <w:t xml:space="preserve">edge_weight </w:t>
+      </w:r>
+      <m:oMath>
+        <m:r>
+          <w:rPr>
+            <w:rFonts w:ascii="Cambria Math" w:eastAsia="Arial Unicode MS" w:hAnsi="Cambria Math" w:cs="Times New Roman"/>
+            <w:color w:val="000000"/>
+            <w:szCs w:val="28"/>
+            <w:u w:color="000000"/>
+            <w:bdr w:val="nil"/>
+            <w:lang w:val="en-US" w:eastAsia="ru-RU"/>
+          </w:rPr>
+          <m:t>←</m:t>
+        </m:r>
+        <m:r>
+          <w:rPr>
+            <w:rFonts w:ascii="Cambria Math" w:eastAsia="Arial Unicode MS" w:hAnsi="Cambria Math" w:cs="Times New Roman"/>
+            <w:color w:val="000000"/>
+            <w:szCs w:val="28"/>
+            <w:u w:color="000000"/>
+            <w:bdr w:val="nil"/>
+            <w:lang w:val="en-US" w:eastAsia="ru-RU"/>
+          </w:rPr>
+          <m:t xml:space="preserve"> </m:t>
+        </m:r>
+      </m:oMath>
+      <w:r>
+        <w:rPr>
+          <w:rFonts w:eastAsia="Arial Unicode MS" w:cs="Times New Roman"/>
+          <w:bCs/>
+          <w:color w:val="000000"/>
+          <w:szCs w:val="28"/>
+          <w:u w:color="000000"/>
+          <w:bdr w:val="nil"/>
+          <w:lang w:val="en-US" w:eastAsia="ru-RU"/>
+        </w:rPr>
+        <w:t>weights[vertex_index, i]</w:t>
+      </w:r>
+    </w:p>
+    <w:p>
+      <w:pPr>
+        <w:pStyle w:val="ad"/>
+        <w:numPr>
+          <w:ilvl w:val="3"/>
+          <w:numId w:val="10"/>
+        </w:numPr>
+        <w:rPr>
+          <w:rFonts w:eastAsia="Arial Unicode MS" w:cs="Times New Roman"/>
+          <w:bCs/>
+          <w:color w:val="000000"/>
+          <w:szCs w:val="28"/>
+          <w:u w:color="000000"/>
+          <w:bdr w:val="nil"/>
+          <w:lang w:val="en-US" w:eastAsia="ru-RU"/>
+        </w:rPr>
+      </w:pPr>
+      <w:r>
+        <w:rPr>
+          <w:rFonts w:eastAsia="Arial Unicode MS" w:cs="Times New Roman"/>
+          <w:bCs/>
+          <w:color w:val="000000"/>
+          <w:szCs w:val="28"/>
+          <w:u w:color="000000"/>
+          <w:bdr w:val="nil"/>
+          <w:lang w:val="en-US" w:eastAsia="ru-RU"/>
+        </w:rPr>
+        <w:t xml:space="preserve">is_light_edge </w:t>
+      </w:r>
+      <m:oMath>
+        <m:r>
+          <w:rPr>
+            <w:rFonts w:ascii="Cambria Math" w:eastAsia="Arial Unicode MS" w:hAnsi="Cambria Math" w:cs="Times New Roman"/>
+            <w:color w:val="000000"/>
+            <w:szCs w:val="28"/>
+            <w:u w:color="000000"/>
+            <w:bdr w:val="nil"/>
+            <w:lang w:val="en-US" w:eastAsia="ru-RU"/>
+          </w:rPr>
+          <m:t>←</m:t>
+        </m:r>
+      </m:oMath>
+      <w:r>
+        <w:rPr>
+          <w:rFonts w:eastAsia="Arial Unicode MS" w:cs="Times New Roman"/>
+          <w:bCs/>
+          <w:color w:val="000000"/>
+          <w:szCs w:val="28"/>
+          <w:u w:color="000000"/>
+          <w:bdr w:val="nil"/>
+          <w:lang w:val="en-US" w:eastAsia="ru-RU"/>
+        </w:rPr>
+        <w:t xml:space="preserve"> edge_weight &lt;= delta</w:t>
+      </w:r>
+    </w:p>
+    <w:p>
+      <w:pPr>
+        <w:pStyle w:val="ad"/>
+        <w:numPr>
+          <w:ilvl w:val="3"/>
+          <w:numId w:val="10"/>
+        </w:numPr>
+        <w:rPr>
+          <w:rFonts w:eastAsia="Arial Unicode MS" w:cs="Times New Roman"/>
+          <w:bCs/>
+          <w:color w:val="000000"/>
+          <w:szCs w:val="28"/>
+          <w:u w:color="000000"/>
+          <w:bdr w:val="nil"/>
+          <w:lang w:val="en-US" w:eastAsia="ru-RU"/>
+        </w:rPr>
+      </w:pPr>
+      <w:r>
+        <w:rPr>
+          <w:rFonts w:eastAsia="Arial Unicode MS" w:cs="Times New Roman"/>
+          <w:bCs/>
+          <w:color w:val="000000"/>
+          <w:szCs w:val="28"/>
+          <w:u w:color="000000"/>
+          <w:bdr w:val="nil"/>
+          <w:lang w:val="en-US" w:eastAsia="ru-RU"/>
+        </w:rPr>
+        <w:t xml:space="preserve">If </w:t>
+      </w:r>
+      <w:r>
+        <w:rPr>
+          <w:rFonts w:eastAsia="Arial Unicode MS" w:cs="Times New Roman"/>
+          <w:bCs/>
+          <w:color w:val="000000"/>
+          <w:szCs w:val="28"/>
+          <w:u w:color="000000"/>
+          <w:bdr w:val="nil"/>
+          <w:lang w:val="en-US" w:eastAsia="ru-RU"/>
+        </w:rPr>
+        <w:t xml:space="preserve">NOT </w:t>
+      </w:r>
+      <w:r>
+        <w:rPr>
+          <w:rFonts w:eastAsia="Arial Unicode MS" w:cs="Times New Roman"/>
+          <w:bCs/>
+          <w:color w:val="000000"/>
+          <w:szCs w:val="28"/>
+          <w:u w:color="000000"/>
+          <w:bdr w:val="nil"/>
+          <w:lang w:val="en-US" w:eastAsia="ru-RU"/>
+        </w:rPr>
+        <w:t>is_light_edge then:</w:t>
+      </w:r>
+    </w:p>
+    <w:p>
+      <w:pPr>
+        <w:pStyle w:val="ad"/>
+        <w:numPr>
+          <w:ilvl w:val="4"/>
+          <w:numId w:val="10"/>
+        </w:numPr>
+        <w:rPr>
+          <w:rFonts w:eastAsia="Arial Unicode MS" w:cs="Times New Roman"/>
+          <w:bCs/>
+          <w:color w:val="000000"/>
+          <w:szCs w:val="28"/>
+          <w:u w:color="000000"/>
+          <w:bdr w:val="nil"/>
+          <w:lang w:val="en-US" w:eastAsia="ru-RU"/>
+        </w:rPr>
+      </w:pPr>
+      <w:r>
+        <w:rPr>
+          <w:rFonts w:eastAsia="Arial Unicode MS" w:cs="Times New Roman"/>
+          <w:bCs/>
+          <w:color w:val="000000"/>
+          <w:szCs w:val="28"/>
+          <w:u w:color="000000"/>
+          <w:bdr w:val="nil"/>
+          <w:lang w:val="en-US" w:eastAsia="ru-RU"/>
+        </w:rPr>
+        <w:t>Add  (vertex_index, neighbour_index, edge_weight) to heavy_edges</w:t>
+      </w:r>
+    </w:p>
+    <w:p>
+      <w:pPr>
+        <w:pStyle w:val="ad"/>
+        <w:numPr>
+          <w:ilvl w:val="4"/>
+          <w:numId w:val="10"/>
+        </w:numPr>
+        <w:rPr>
+          <w:rFonts w:eastAsia="Arial Unicode MS" w:cs="Times New Roman"/>
+          <w:bCs/>
+          <w:color w:val="000000"/>
+          <w:szCs w:val="28"/>
+          <w:u w:color="000000"/>
+          <w:bdr w:val="nil"/>
+          <w:lang w:val="en-US" w:eastAsia="ru-RU"/>
+        </w:rPr>
+      </w:pPr>
+      <w:r>
+        <w:rPr>
+          <w:rFonts w:eastAsia="Arial Unicode MS" w:cs="Times New Roman"/>
+          <w:bCs/>
+          <w:color w:val="000000"/>
+          <w:szCs w:val="28"/>
+          <w:u w:color="000000"/>
+          <w:bdr w:val="nil"/>
+          <w:lang w:val="en-US" w:eastAsia="ru-RU"/>
+        </w:rPr>
+        <w:t>Continue to next for iteration</w:t>
+      </w:r>
+    </w:p>
+    <w:p>
+      <w:pPr>
+        <w:pStyle w:val="ad"/>
+        <w:numPr>
+          <w:ilvl w:val="3"/>
+          <w:numId w:val="10"/>
+        </w:numPr>
+        <w:rPr>
+          <w:rFonts w:eastAsia="Arial Unicode MS" w:cs="Times New Roman"/>
+          <w:bCs/>
+          <w:color w:val="000000"/>
+          <w:szCs w:val="28"/>
+          <w:u w:color="000000"/>
+          <w:bdr w:val="nil"/>
+          <w:lang w:val="en-US" w:eastAsia="ru-RU"/>
+        </w:rPr>
+      </w:pPr>
+      <w:r>
+        <w:rPr>
+          <w:rFonts w:eastAsia="Arial Unicode MS" w:cs="Times New Roman"/>
+          <w:bCs/>
+          <w:color w:val="000000"/>
+          <w:szCs w:val="28"/>
+          <w:u w:color="000000"/>
+          <w:bdr w:val="nil"/>
+          <w:lang w:val="en-US" w:eastAsia="ru-RU"/>
+        </w:rPr>
+        <w:lastRenderedPageBreak/>
+        <w:t xml:space="preserve">If </w:t>
+      </w:r>
+      <w:r>
+        <w:rPr>
+          <w:rFonts w:eastAsia="Arial Unicode MS" w:cs="Times New Roman"/>
+          <w:bCs/>
+          <w:color w:val="000000"/>
+          <w:szCs w:val="28"/>
+          <w:u w:color="000000"/>
+          <w:bdr w:val="nil"/>
+          <w:lang w:val="en-US" w:eastAsia="ru-RU"/>
+        </w:rPr>
+        <w:t>Relax neighbour</w:t>
+      </w:r>
+      <w:r>
+        <w:rPr>
+          <w:rFonts w:eastAsia="Arial Unicode MS" w:cs="Times New Roman"/>
+          <w:bCs/>
+          <w:color w:val="000000"/>
+          <w:szCs w:val="28"/>
+          <w:u w:color="000000"/>
+          <w:bdr w:val="nil"/>
+          <w:lang w:val="en-US" w:eastAsia="ru-RU"/>
+        </w:rPr>
+        <w:t>(vertex_index, neighbour_index, edge_weight, distances)</w:t>
+      </w:r>
+      <w:r>
+        <w:rPr>
+          <w:rFonts w:eastAsia="Arial Unicode MS" w:cs="Times New Roman"/>
+          <w:bCs/>
+          <w:color w:val="000000"/>
+          <w:szCs w:val="28"/>
+          <w:u w:color="000000"/>
+          <w:bdr w:val="nil"/>
+          <w:lang w:val="en-US" w:eastAsia="ru-RU"/>
+        </w:rPr>
+        <w:t xml:space="preserve"> then:</w:t>
+      </w:r>
+    </w:p>
+    <w:p>
+      <w:pPr>
+        <w:pStyle w:val="ad"/>
+        <w:numPr>
+          <w:ilvl w:val="4"/>
+          <w:numId w:val="10"/>
+        </w:numPr>
+        <w:rPr>
+          <w:rFonts w:eastAsia="Arial Unicode MS" w:cs="Times New Roman"/>
+          <w:bCs/>
+          <w:color w:val="000000"/>
+          <w:szCs w:val="28"/>
+          <w:u w:color="000000"/>
+          <w:bdr w:val="nil"/>
+          <w:lang w:val="en-US" w:eastAsia="ru-RU"/>
+        </w:rPr>
+      </w:pPr>
+      <w:r>
+        <w:rPr>
+          <w:rFonts w:eastAsia="Arial Unicode MS" w:cs="Times New Roman"/>
+          <w:bCs/>
+          <w:color w:val="000000"/>
+          <w:szCs w:val="28"/>
+          <w:u w:color="000000"/>
+          <w:bdr w:val="nil"/>
+          <w:lang w:val="en-US" w:eastAsia="ru-RU"/>
+        </w:rPr>
+        <w:t>Add to bucket(delta, neighbour_index, distances, buckets, bucket_sizes, max_buckets)</w:t>
+      </w:r>
+    </w:p>
+    <w:p>
+      <w:pPr>
+        <w:pStyle w:val="ad"/>
+        <w:numPr>
+          <w:ilvl w:val="1"/>
+          <w:numId w:val="10"/>
+        </w:numPr>
+        <w:rPr>
+          <w:rFonts w:eastAsia="Arial Unicode MS" w:cs="Times New Roman"/>
+          <w:bCs/>
+          <w:color w:val="000000"/>
+          <w:szCs w:val="28"/>
+          <w:u w:color="000000"/>
+          <w:bdr w:val="nil"/>
+          <w:lang w:val="en-US" w:eastAsia="ru-RU"/>
+        </w:rPr>
+      </w:pPr>
+      <w:r>
+        <w:rPr>
+          <w:rFonts w:eastAsia="Arial Unicode MS" w:cs="Times New Roman"/>
+          <w:bCs/>
+          <w:color w:val="000000"/>
+          <w:szCs w:val="28"/>
+          <w:u w:color="000000"/>
+          <w:bdr w:val="nil"/>
+          <w:lang w:val="en-US" w:eastAsia="ru-RU"/>
+        </w:rPr>
+        <w:t xml:space="preserve"> For each element in heavy_edges do:</w:t>
+      </w:r>
+    </w:p>
+    <w:p>
+      <w:pPr>
+        <w:pStyle w:val="ad"/>
+        <w:numPr>
+          <w:ilvl w:val="2"/>
+          <w:numId w:val="10"/>
+        </w:numPr>
+        <w:rPr>
+          <w:rFonts w:eastAsia="Arial Unicode MS" w:cs="Times New Roman"/>
+          <w:bCs/>
+          <w:color w:val="000000"/>
+          <w:szCs w:val="28"/>
+          <w:u w:color="000000"/>
+          <w:bdr w:val="nil"/>
+          <w:lang w:val="en-US" w:eastAsia="ru-RU"/>
+        </w:rPr>
+      </w:pPr>
+      <w:r>
+        <w:rPr>
+          <w:rFonts w:eastAsia="Arial Unicode MS" w:cs="Times New Roman"/>
+          <w:bCs/>
+          <w:color w:val="000000"/>
+          <w:szCs w:val="28"/>
+          <w:u w:color="000000"/>
+          <w:bdr w:val="nil"/>
+          <w:lang w:val="en-US" w:eastAsia="ru-RU"/>
+        </w:rPr>
+        <w:t>vertex_index, neighbour_index, edge_weight</w:t>
+      </w:r>
+      <w:r>
+        <w:rPr>
+          <w:rFonts w:eastAsia="Arial Unicode MS" w:cs="Times New Roman"/>
+          <w:bCs/>
+          <w:color w:val="000000"/>
+          <w:szCs w:val="28"/>
+          <w:u w:color="000000"/>
+          <w:bdr w:val="nil"/>
+          <w:lang w:val="en-US" w:eastAsia="ru-RU"/>
+        </w:rPr>
+        <w:t xml:space="preserve"> </w:t>
+      </w:r>
+      <m:oMath>
+        <m:r>
+          <w:rPr>
+            <w:rFonts w:ascii="Cambria Math" w:eastAsia="Arial Unicode MS" w:hAnsi="Cambria Math" w:cs="Times New Roman"/>
+            <w:color w:val="000000"/>
+            <w:szCs w:val="28"/>
+            <w:u w:color="000000"/>
+            <w:bdr w:val="nil"/>
+            <w:lang w:val="en-US" w:eastAsia="ru-RU"/>
+          </w:rPr>
+          <m:t>←</m:t>
+        </m:r>
+      </m:oMath>
+      <w:r>
+        <w:rPr>
+          <w:rFonts w:eastAsia="Arial Unicode MS" w:cs="Times New Roman"/>
+          <w:bCs/>
+          <w:color w:val="000000"/>
+          <w:szCs w:val="28"/>
+          <w:u w:color="000000"/>
+          <w:bdr w:val="nil"/>
+          <w:lang w:val="en-US" w:eastAsia="ru-RU"/>
+        </w:rPr>
+        <w:t xml:space="preserve"> element</w:t>
+      </w:r>
+    </w:p>
+    <w:p>
+      <w:pPr>
+        <w:pStyle w:val="ad"/>
+        <w:numPr>
+          <w:ilvl w:val="2"/>
+          <w:numId w:val="10"/>
+        </w:numPr>
+        <w:rPr>
+          <w:rFonts w:eastAsia="Arial Unicode MS" w:cs="Times New Roman"/>
+          <w:bCs/>
+          <w:color w:val="000000"/>
+          <w:szCs w:val="28"/>
+          <w:u w:color="000000"/>
+          <w:bdr w:val="nil"/>
+          <w:lang w:val="en-US" w:eastAsia="ru-RU"/>
+        </w:rPr>
+      </w:pPr>
+      <w:r>
+        <w:rPr>
+          <w:rFonts w:eastAsia="Arial Unicode MS" w:cs="Times New Roman"/>
+          <w:bCs/>
+          <w:color w:val="000000"/>
+          <w:szCs w:val="28"/>
+          <w:u w:color="000000"/>
+          <w:bdr w:val="nil"/>
+          <w:lang w:val="en-US" w:eastAsia="ru-RU"/>
+        </w:rPr>
+        <w:t>If Relax neighbour(vertex_index, neighbour_index, edge_weight)</w:t>
+      </w:r>
+    </w:p>
+    <w:p>
+      <w:pPr>
+        <w:pStyle w:val="ad"/>
+        <w:numPr>
+          <w:ilvl w:val="3"/>
+          <w:numId w:val="10"/>
+        </w:numPr>
+        <w:rPr>
+          <w:rFonts w:eastAsia="Arial Unicode MS" w:cs="Times New Roman"/>
+          <w:bCs/>
+          <w:color w:val="000000"/>
+          <w:szCs w:val="28"/>
+          <w:u w:color="000000"/>
+          <w:bdr w:val="nil"/>
+          <w:lang w:val="en-US" w:eastAsia="ru-RU"/>
+        </w:rPr>
+      </w:pPr>
+      <w:r>
+        <w:rPr>
+          <w:rFonts w:eastAsia="Arial Unicode MS" w:cs="Times New Roman"/>
+          <w:bCs/>
+          <w:color w:val="000000"/>
+          <w:szCs w:val="28"/>
+          <w:u w:color="000000"/>
+          <w:bdr w:val="nil"/>
+          <w:lang w:val="en-US" w:eastAsia="ru-RU"/>
+        </w:rPr>
+        <w:t>Add to bucket(delta, neighbour_index, distances, buckets, bucket_sizes, max_buckets)</w:t>
+      </w:r>
+    </w:p>
+    <w:p>
+      <w:pPr>
+        <w:pStyle w:val="ad"/>
+        <w:numPr>
+          <w:ilvl w:val="1"/>
+          <w:numId w:val="10"/>
+        </w:numPr>
+        <w:rPr>
+          <w:rFonts w:eastAsia="Arial Unicode MS" w:cs="Times New Roman"/>
+          <w:bCs/>
+          <w:color w:val="000000"/>
+          <w:szCs w:val="28"/>
+          <w:u w:color="000000"/>
+          <w:bdr w:val="nil"/>
+          <w:lang w:val="en-US" w:eastAsia="ru-RU"/>
+        </w:rPr>
+      </w:pPr>
+      <w:r>
+        <w:rPr>
+          <w:rFonts w:eastAsia="Arial Unicode MS" w:cs="Times New Roman"/>
+          <w:bCs/>
+          <w:color w:val="000000"/>
+          <w:szCs w:val="28"/>
+          <w:u w:color="000000"/>
+          <w:bdr w:val="nil"/>
+          <w:lang w:val="en-US" w:eastAsia="ru-RU"/>
+        </w:rPr>
+        <w:t xml:space="preserve"> current_absolute_index </w:t>
+      </w:r>
+      <m:oMath>
+        <m:r>
+          <w:rPr>
+            <w:rFonts w:ascii="Cambria Math" w:eastAsia="Arial Unicode MS" w:hAnsi="Cambria Math" w:cs="Times New Roman"/>
+            <w:color w:val="000000"/>
+            <w:szCs w:val="28"/>
+            <w:u w:color="000000"/>
+            <w:bdr w:val="nil"/>
+            <w:lang w:val="en-US" w:eastAsia="ru-RU"/>
+          </w:rPr>
+          <m:t>←</m:t>
+        </m:r>
+      </m:oMath>
+      <w:r>
+        <w:rPr>
+          <w:rFonts w:eastAsia="Arial Unicode MS" w:cs="Times New Roman"/>
+          <w:bCs/>
+          <w:color w:val="000000"/>
+          <w:szCs w:val="28"/>
+          <w:u w:color="000000"/>
+          <w:bdr w:val="nil"/>
+          <w:lang w:val="en-US" w:eastAsia="ru-RU"/>
+        </w:rPr>
+        <w:t xml:space="preserve"> next_non_empty_bucket_absolute_index</w:t>
+      </w:r>
+    </w:p>
+    <w:p>
+      <w:pPr>
+        <w:pStyle w:val="ad"/>
+        <w:numPr>
+          <w:ilvl w:val="1"/>
+          <w:numId w:val="10"/>
+        </w:numPr>
+        <w:rPr>
+          <w:rFonts w:eastAsia="Arial Unicode MS" w:cs="Times New Roman"/>
+          <w:bCs/>
+          <w:color w:val="000000"/>
+          <w:szCs w:val="28"/>
+          <w:u w:color="000000"/>
+          <w:bdr w:val="nil"/>
+          <w:lang w:val="en-US" w:eastAsia="ru-RU"/>
+        </w:rPr>
+      </w:pPr>
+      <w:r>
+        <w:rPr>
+          <w:rFonts w:eastAsia="Arial Unicode MS" w:cs="Times New Roman"/>
+          <w:bCs/>
+          <w:color w:val="000000"/>
+          <w:szCs w:val="28"/>
+          <w:u w:color="000000"/>
+          <w:bdr w:val="nil"/>
+          <w:lang w:val="en-US" w:eastAsia="ru-RU"/>
+        </w:rPr>
+        <w:t xml:space="preserve"> next_non_empty_bucket_absolute_index </w:t>
+      </w:r>
+      <m:oMath>
+        <m:r>
+          <w:rPr>
+            <w:rFonts w:ascii="Cambria Math" w:eastAsia="Arial Unicode MS" w:hAnsi="Cambria Math" w:cs="Times New Roman"/>
+            <w:color w:val="000000"/>
+            <w:szCs w:val="28"/>
+            <w:u w:color="000000"/>
+            <w:bdr w:val="nil"/>
+            <w:lang w:val="en-US" w:eastAsia="ru-RU"/>
+          </w:rPr>
+          <m:t>←</m:t>
+        </m:r>
+      </m:oMath>
+      <w:r>
+        <w:rPr>
+          <w:rFonts w:eastAsia="Arial Unicode MS" w:cs="Times New Roman"/>
+          <w:bCs/>
+          <w:color w:val="000000"/>
+          <w:szCs w:val="28"/>
+          <w:u w:color="000000"/>
+          <w:bdr w:val="nil"/>
+          <w:lang w:val="en-US" w:eastAsia="ru-RU"/>
+        </w:rPr>
+        <w:t xml:space="preserve"> -1</w:t>
+      </w:r>
+    </w:p>
+    <w:p>
+      <w:pPr>
+        <w:pStyle w:val="ad"/>
+        <w:numPr>
+          <w:ilvl w:val="1"/>
+          <w:numId w:val="10"/>
+        </w:numPr>
+        <w:rPr>
+          <w:rFonts w:eastAsia="Arial Unicode MS" w:cs="Times New Roman"/>
+          <w:bCs/>
+          <w:color w:val="000000"/>
+          <w:szCs w:val="28"/>
+          <w:u w:color="000000"/>
+          <w:bdr w:val="nil"/>
+          <w:lang w:val="en-US" w:eastAsia="ru-RU"/>
+        </w:rPr>
+      </w:pPr>
+      <w:r>
+        <w:rPr>
+          <w:rFonts w:eastAsia="Arial Unicode MS" w:cs="Times New Roman"/>
+          <w:bCs/>
+          <w:color w:val="000000"/>
+          <w:szCs w:val="28"/>
+          <w:u w:color="000000"/>
+          <w:bdr w:val="nil"/>
+          <w:lang w:val="en-US" w:eastAsia="ru-RU"/>
+        </w:rPr>
+        <w:t xml:space="preserve"> For i in 0…max_buckets (exclusive) do:</w:t>
+      </w:r>
+    </w:p>
+    <w:p>
+      <w:pPr>
+        <w:pStyle w:val="ad"/>
+        <w:numPr>
+          <w:ilvl w:val="2"/>
+          <w:numId w:val="10"/>
+        </w:numPr>
+        <w:rPr>
+          <w:rFonts w:eastAsia="Arial Unicode MS" w:cs="Times New Roman"/>
+          <w:bCs/>
+          <w:color w:val="000000"/>
+          <w:szCs w:val="28"/>
+          <w:u w:color="000000"/>
+          <w:bdr w:val="nil"/>
+          <w:lang w:val="en-US" w:eastAsia="ru-RU"/>
+        </w:rPr>
+      </w:pPr>
+      <w:r>
+        <w:rPr>
+          <w:rFonts w:eastAsia="Arial Unicode MS" w:cs="Times New Roman"/>
+          <w:bCs/>
+          <w:color w:val="000000"/>
+          <w:szCs w:val="28"/>
+          <w:u w:color="000000"/>
+          <w:bdr w:val="nil"/>
+          <w:lang w:val="en-US" w:eastAsia="ru-RU"/>
+        </w:rPr>
+        <w:t xml:space="preserve">absolute_index </w:t>
+      </w:r>
+      <m:oMath>
+        <m:r>
+          <w:rPr>
+            <w:rFonts w:ascii="Cambria Math" w:eastAsia="Arial Unicode MS" w:hAnsi="Cambria Math" w:cs="Times New Roman"/>
+            <w:color w:val="000000"/>
+            <w:szCs w:val="28"/>
+            <w:u w:color="000000"/>
+            <w:bdr w:val="nil"/>
+            <w:lang w:val="en-US" w:eastAsia="ru-RU"/>
+          </w:rPr>
+          <m:t>←</m:t>
+        </m:r>
+      </m:oMath>
+      <w:r>
+        <w:rPr>
+          <w:rFonts w:eastAsia="Arial Unicode MS" w:cs="Times New Roman"/>
+          <w:bCs/>
+          <w:color w:val="000000"/>
+          <w:szCs w:val="28"/>
+          <w:u w:color="000000"/>
+          <w:bdr w:val="nil"/>
+          <w:lang w:val="en-US" w:eastAsia="ru-RU"/>
+        </w:rPr>
+        <w:t xml:space="preserve"> current_absolute_index + i</w:t>
+      </w:r>
+    </w:p>
+    <w:p>
+      <w:pPr>
+        <w:pStyle w:val="ad"/>
+        <w:numPr>
+          <w:ilvl w:val="2"/>
+          <w:numId w:val="10"/>
+        </w:numPr>
+        <w:rPr>
+          <w:rFonts w:eastAsia="Arial Unicode MS" w:cs="Times New Roman"/>
+          <w:bCs/>
+          <w:color w:val="000000"/>
+          <w:szCs w:val="28"/>
+          <w:u w:color="000000"/>
+          <w:bdr w:val="nil"/>
+          <w:lang w:val="en-US" w:eastAsia="ru-RU"/>
+        </w:rPr>
+      </w:pPr>
+      <w:r>
+        <w:rPr>
+          <w:rFonts w:eastAsia="Arial Unicode MS" w:cs="Times New Roman"/>
+          <w:bCs/>
+          <w:color w:val="000000"/>
+          <w:szCs w:val="28"/>
+          <w:u w:color="000000"/>
+          <w:bdr w:val="nil"/>
+          <w:lang w:val="en-US" w:eastAsia="ru-RU"/>
+        </w:rPr>
+        <w:t xml:space="preserve">actual_index </w:t>
+      </w:r>
+      <m:oMath>
+        <m:r>
+          <w:rPr>
+            <w:rFonts w:ascii="Cambria Math" w:eastAsia="Arial Unicode MS" w:hAnsi="Cambria Math" w:cs="Times New Roman"/>
+            <w:color w:val="000000"/>
+            <w:szCs w:val="28"/>
+            <w:u w:color="000000"/>
+            <w:bdr w:val="nil"/>
+            <w:lang w:val="en-US" w:eastAsia="ru-RU"/>
+          </w:rPr>
+          <m:t>←</m:t>
+        </m:r>
+      </m:oMath>
+      <w:r>
+        <w:rPr>
+          <w:rFonts w:eastAsia="Arial Unicode MS" w:cs="Times New Roman"/>
+          <w:bCs/>
+          <w:color w:val="000000"/>
+          <w:szCs w:val="28"/>
+          <w:u w:color="000000"/>
+          <w:bdr w:val="nil"/>
+          <w:lang w:val="en-US" w:eastAsia="ru-RU"/>
+        </w:rPr>
+        <w:t xml:space="preserve"> </w:t>
+      </w:r>
+      <m:oMath>
+        <m:r>
+          <w:rPr>
+            <w:rFonts w:ascii="Cambria Math" w:eastAsia="Arial Unicode MS" w:hAnsi="Cambria Math" w:cs="Times New Roman"/>
+            <w:color w:val="000000"/>
+            <w:szCs w:val="28"/>
+            <w:u w:color="000000"/>
+            <w:bdr w:val="nil"/>
+            <w:lang w:val="en-US" w:eastAsia="ru-RU"/>
+          </w:rPr>
+          <m:t>mod(absolute_index,  max_buckets)</m:t>
+        </m:r>
+      </m:oMath>
+    </w:p>
+    <w:p>
+      <w:pPr>
+        <w:pStyle w:val="ad"/>
+        <w:numPr>
+          <w:ilvl w:val="2"/>
+          <w:numId w:val="10"/>
+        </w:numPr>
+        <w:rPr>
+          <w:rFonts w:eastAsia="Arial Unicode MS" w:cs="Times New Roman"/>
+          <w:bCs/>
+          <w:color w:val="000000"/>
+          <w:szCs w:val="28"/>
+          <w:u w:color="000000"/>
+          <w:bdr w:val="nil"/>
+          <w:lang w:val="en-US" w:eastAsia="ru-RU"/>
+        </w:rPr>
+      </w:pPr>
+      <w:r>
+        <w:rPr>
+          <w:rFonts w:eastAsia="Arial Unicode MS" w:cs="Times New Roman"/>
+          <w:bCs/>
+          <w:color w:val="000000"/>
+          <w:szCs w:val="28"/>
+          <w:u w:color="000000"/>
+          <w:bdr w:val="nil"/>
+          <w:lang w:val="en-US" w:eastAsia="ru-RU"/>
+        </w:rPr>
+        <w:t>If bucket_sizes[actual_index] &gt; 0 then:</w:t>
+      </w:r>
+    </w:p>
+    <w:p>
+      <w:pPr>
+        <w:pStyle w:val="ad"/>
+        <w:numPr>
+          <w:ilvl w:val="3"/>
+          <w:numId w:val="10"/>
+        </w:numPr>
+        <w:rPr>
+          <w:rFonts w:eastAsia="Arial Unicode MS" w:cs="Times New Roman"/>
+          <w:bCs/>
+          <w:color w:val="000000"/>
+          <w:szCs w:val="28"/>
+          <w:u w:color="000000"/>
+          <w:bdr w:val="nil"/>
+          <w:lang w:val="en-US" w:eastAsia="ru-RU"/>
+        </w:rPr>
+      </w:pPr>
+      <w:r>
+        <w:rPr>
+          <w:rFonts w:eastAsia="Arial Unicode MS" w:cs="Times New Roman"/>
+          <w:bCs/>
+          <w:color w:val="000000"/>
+          <w:szCs w:val="28"/>
+          <w:u w:color="000000"/>
+          <w:bdr w:val="nil"/>
+          <w:lang w:val="en-US" w:eastAsia="ru-RU"/>
+        </w:rPr>
+        <w:t xml:space="preserve">next_non_empty_bucket_absolute_index </w:t>
+      </w:r>
+      <m:oMath>
+        <m:r>
+          <w:rPr>
+            <w:rFonts w:ascii="Cambria Math" w:eastAsia="Arial Unicode MS" w:hAnsi="Cambria Math" w:cs="Times New Roman"/>
+            <w:color w:val="000000"/>
+            <w:szCs w:val="28"/>
+            <w:u w:color="000000"/>
+            <w:bdr w:val="nil"/>
+            <w:lang w:val="en-US" w:eastAsia="ru-RU"/>
+          </w:rPr>
+          <m:t>←</m:t>
+        </m:r>
+      </m:oMath>
+      <w:r>
+        <w:rPr>
+          <w:rFonts w:eastAsia="Arial Unicode MS" w:cs="Times New Roman"/>
+          <w:bCs/>
+          <w:color w:val="000000"/>
+          <w:szCs w:val="28"/>
+          <w:u w:color="000000"/>
+          <w:bdr w:val="nil"/>
+          <w:lang w:val="en-US" w:eastAsia="ru-RU"/>
+        </w:rPr>
+        <w:t xml:space="preserve"> absolute_index</w:t>
+      </w:r>
+    </w:p>
+    <w:p>
+      <w:pPr>
+        <w:pStyle w:val="ad"/>
+        <w:numPr>
+          <w:ilvl w:val="3"/>
+          <w:numId w:val="10"/>
+        </w:numPr>
+        <w:rPr>
+          <w:rFonts w:eastAsia="Arial Unicode MS" w:cs="Times New Roman"/>
+          <w:bCs/>
+          <w:color w:val="000000"/>
+          <w:szCs w:val="28"/>
+          <w:u w:color="000000"/>
+          <w:bdr w:val="nil"/>
+          <w:lang w:val="en-US" w:eastAsia="ru-RU"/>
+        </w:rPr>
+      </w:pPr>
+      <w:r>
+        <w:rPr>
+          <w:rFonts w:eastAsia="Arial Unicode MS" w:cs="Times New Roman"/>
+          <w:bCs/>
+          <w:color w:val="000000"/>
+          <w:szCs w:val="28"/>
+          <w:u w:color="000000"/>
+          <w:bdr w:val="nil"/>
+          <w:lang w:val="en-US" w:eastAsia="ru-RU"/>
+        </w:rPr>
+        <w:t xml:space="preserve">next_non_empty_bucket_actual_index </w:t>
+      </w:r>
+      <m:oMath>
+        <m:r>
+          <w:rPr>
+            <w:rFonts w:ascii="Cambria Math" w:eastAsia="Arial Unicode MS" w:hAnsi="Cambria Math" w:cs="Times New Roman"/>
+            <w:color w:val="000000"/>
+            <w:szCs w:val="28"/>
+            <w:u w:color="000000"/>
+            <w:bdr w:val="nil"/>
+            <w:lang w:val="en-US" w:eastAsia="ru-RU"/>
+          </w:rPr>
+          <m:t>←</m:t>
+        </m:r>
+      </m:oMath>
+      <w:r>
+        <w:rPr>
+          <w:rFonts w:eastAsia="Arial Unicode MS" w:cs="Times New Roman"/>
+          <w:bCs/>
+          <w:color w:val="000000"/>
+          <w:szCs w:val="28"/>
+          <w:u w:color="000000"/>
+          <w:bdr w:val="nil"/>
+          <w:lang w:val="en-US" w:eastAsia="ru-RU"/>
+        </w:rPr>
+        <w:t xml:space="preserve"> actual_index</w:t>
+      </w:r>
+    </w:p>
+    <w:p>
+      <w:pPr>
+        <w:pStyle w:val="ad"/>
+        <w:numPr>
+          <w:ilvl w:val="3"/>
+          <w:numId w:val="10"/>
+        </w:numPr>
+        <w:rPr>
+          <w:rFonts w:eastAsia="Arial Unicode MS" w:cs="Times New Roman"/>
+          <w:bCs/>
+          <w:color w:val="000000"/>
+          <w:szCs w:val="28"/>
+          <w:u w:color="000000"/>
+          <w:bdr w:val="nil"/>
+          <w:lang w:val="en-US" w:eastAsia="ru-RU"/>
+        </w:rPr>
+      </w:pPr>
+      <w:r>
+        <w:rPr>
+          <w:rFonts w:eastAsia="Arial Unicode MS" w:cs="Times New Roman"/>
+          <w:bCs/>
+          <w:color w:val="000000"/>
+          <w:szCs w:val="28"/>
+          <w:u w:color="000000"/>
+          <w:bdr w:val="nil"/>
+          <w:lang w:val="en-US" w:eastAsia="ru-RU"/>
+        </w:rPr>
+        <w:t xml:space="preserve">Exit for loop </w:t>
+      </w:r>
+    </w:p>
+    <w:p>
+      <w:pPr>
+        <w:rPr>
+          <w:rFonts w:eastAsia="Arial Unicode MS" w:cs="Times New Roman"/>
+          <w:bCs/>
+          <w:color w:val="000000"/>
+          <w:szCs w:val="28"/>
+          <w:u w:color="000000"/>
+          <w:bdr w:val="nil"/>
+          <w:lang w:val="en-US" w:eastAsia="ru-RU"/>
+        </w:rPr>
+      </w:pPr>
+    </w:p>
+    <w:p>
+      <w:pPr>
+        <w:ind w:firstLine="0"/>
+        <w:rPr>
+          <w:rFonts w:eastAsia="Arial Unicode MS" w:cs="Times New Roman"/>
+          <w:bCs/>
+          <w:color w:val="000000"/>
+          <w:szCs w:val="28"/>
+          <w:u w:color="000000"/>
+          <w:bdr w:val="nil"/>
+          <w:lang w:val="en-US" w:eastAsia="ru-RU"/>
+        </w:rPr>
+      </w:pPr>
+      <w:r>
+        <w:rPr>
+          <w:rFonts w:eastAsia="Arial Unicode MS" w:cs="Times New Roman"/>
+          <w:b/>
+          <w:bCs/>
+          <w:color w:val="000000"/>
+          <w:szCs w:val="28"/>
+          <w:u w:color="000000"/>
+          <w:bdr w:val="nil"/>
+          <w:lang w:val="en-US" w:eastAsia="ru-RU"/>
+        </w:rPr>
+        <w:t xml:space="preserve">Algorithm </w:t>
+      </w:r>
+      <w:r>
+        <w:rPr>
+          <w:rFonts w:eastAsia="Arial Unicode MS" w:cs="Times New Roman"/>
+          <w:bCs/>
+          <w:color w:val="000000"/>
+          <w:szCs w:val="28"/>
+          <w:u w:color="000000"/>
+          <w:bdr w:val="nil"/>
+          <w:lang w:val="en-US" w:eastAsia="ru-RU"/>
+        </w:rPr>
+        <w:t>Relax neighbour</w:t>
+      </w:r>
+    </w:p>
+    <w:p>
+      <w:pPr>
+        <w:ind w:firstLine="0"/>
+        <w:rPr>
+          <w:rFonts w:eastAsia="Arial Unicode MS" w:cs="Times New Roman"/>
+          <w:b/>
+          <w:bCs/>
+          <w:color w:val="000000"/>
+          <w:szCs w:val="28"/>
+          <w:u w:color="000000"/>
+          <w:bdr w:val="nil"/>
+          <w:lang w:val="en-US" w:eastAsia="ru-RU"/>
+        </w:rPr>
+      </w:pPr>
+      <w:r>
+        <w:rPr>
+          <w:rFonts w:eastAsia="Arial Unicode MS" w:cs="Times New Roman"/>
+          <w:b/>
+          <w:bCs/>
+          <w:color w:val="000000"/>
+          <w:szCs w:val="28"/>
+          <w:u w:color="000000"/>
+          <w:bdr w:val="nil"/>
+          <w:lang w:val="en-US" w:eastAsia="ru-RU"/>
+        </w:rPr>
+        <w:t>Input</w:t>
+      </w:r>
+      <w:r>
+        <w:rPr>
+          <w:rFonts w:eastAsia="Arial Unicode MS" w:cs="Times New Roman"/>
+          <w:b/>
+          <w:bCs/>
+          <w:color w:val="000000"/>
+          <w:szCs w:val="28"/>
+          <w:u w:color="000000"/>
+          <w:bdr w:val="nil"/>
+          <w:lang w:val="en-US" w:eastAsia="ru-RU"/>
+        </w:rPr>
+        <w:t>:</w:t>
+      </w:r>
+    </w:p>
+    <w:p>
+      <w:pPr>
+        <w:ind w:firstLine="0"/>
+        <w:rPr>
+          <w:rFonts w:eastAsia="Arial Unicode MS" w:cs="Times New Roman"/>
+          <w:bCs/>
+          <w:color w:val="000000"/>
+          <w:szCs w:val="28"/>
+          <w:u w:color="000000"/>
+          <w:bdr w:val="nil"/>
+          <w:lang w:val="en-US" w:eastAsia="ru-RU"/>
+        </w:rPr>
+      </w:pPr>
+      <w:r>
+        <w:rPr>
+          <w:rFonts w:eastAsia="Arial Unicode MS" w:cs="Times New Roman"/>
+          <w:bCs/>
+          <w:color w:val="000000"/>
+          <w:szCs w:val="28"/>
+          <w:u w:color="000000"/>
+          <w:bdr w:val="nil"/>
+          <w:lang w:val="en-US" w:eastAsia="ru-RU"/>
+        </w:rPr>
+        <w:t>vertex_index – index of current vertex;</w:t>
+      </w:r>
+    </w:p>
+    <w:p>
+      <w:pPr>
+        <w:ind w:firstLine="0"/>
+        <w:rPr>
+          <w:rFonts w:eastAsia="Arial Unicode MS" w:cs="Times New Roman"/>
+          <w:bCs/>
+          <w:color w:val="000000"/>
+          <w:szCs w:val="28"/>
+          <w:u w:color="000000"/>
+          <w:bdr w:val="nil"/>
+          <w:lang w:val="en-US" w:eastAsia="ru-RU"/>
+        </w:rPr>
+      </w:pPr>
+      <w:r>
+        <w:rPr>
+          <w:rFonts w:eastAsia="Arial Unicode MS" w:cs="Times New Roman"/>
+          <w:bCs/>
+          <w:color w:val="000000"/>
+          <w:szCs w:val="28"/>
+          <w:u w:color="000000"/>
+          <w:bdr w:val="nil"/>
+          <w:lang w:val="en-US" w:eastAsia="ru-RU"/>
+        </w:rPr>
+        <w:t>neighbour_index – index of current vertex’s neighbour</w:t>
+      </w:r>
+      <w:r>
+        <w:rPr>
+          <w:rFonts w:eastAsia="Arial Unicode MS" w:cs="Times New Roman"/>
+          <w:bCs/>
+          <w:color w:val="000000"/>
+          <w:szCs w:val="28"/>
+          <w:u w:color="000000"/>
+          <w:bdr w:val="nil"/>
+          <w:lang w:val="en-US" w:eastAsia="ru-RU"/>
+        </w:rPr>
+        <w:t>;</w:t>
+      </w:r>
+    </w:p>
+    <w:p>
+      <w:pPr>
+        <w:ind w:firstLine="0"/>
+        <w:rPr>
+          <w:rFonts w:eastAsia="Arial Unicode MS" w:cs="Times New Roman"/>
+          <w:bCs/>
+          <w:color w:val="000000"/>
+          <w:szCs w:val="28"/>
+          <w:u w:color="000000"/>
+          <w:bdr w:val="nil"/>
+          <w:lang w:val="en-US" w:eastAsia="ru-RU"/>
+        </w:rPr>
+      </w:pPr>
+      <w:r>
+        <w:rPr>
+          <w:rFonts w:eastAsia="Arial Unicode MS" w:cs="Times New Roman"/>
+          <w:bCs/>
+          <w:color w:val="000000"/>
+          <w:szCs w:val="28"/>
+          <w:u w:color="000000"/>
+          <w:bdr w:val="nil"/>
+          <w:lang w:val="en-US" w:eastAsia="ru-RU"/>
+        </w:rPr>
+        <w:t>edge_weight – weight to get from current vertex to neighbour</w:t>
+      </w:r>
+      <w:r>
+        <w:rPr>
+          <w:rFonts w:eastAsia="Arial Unicode MS" w:cs="Times New Roman"/>
+          <w:bCs/>
+          <w:color w:val="000000"/>
+          <w:szCs w:val="28"/>
+          <w:u w:color="000000"/>
+          <w:bdr w:val="nil"/>
+          <w:lang w:val="en-US" w:eastAsia="ru-RU"/>
+        </w:rPr>
+        <w:t>;</w:t>
+      </w:r>
+    </w:p>
+    <w:p>
+      <w:pPr>
+        <w:ind w:firstLine="0"/>
+        <w:rPr>
+          <w:rFonts w:eastAsia="Arial Unicode MS" w:cs="Times New Roman"/>
+          <w:bCs/>
+          <w:color w:val="000000"/>
+          <w:szCs w:val="28"/>
+          <w:u w:color="000000"/>
+          <w:bdr w:val="nil"/>
+          <w:lang w:val="en-US" w:eastAsia="ru-RU"/>
+        </w:rPr>
+      </w:pPr>
+      <w:r>
+        <w:rPr>
+          <w:rFonts w:eastAsia="Arial Unicode MS" w:cs="Times New Roman"/>
+          <w:bCs/>
+          <w:color w:val="000000"/>
+          <w:szCs w:val="28"/>
+          <w:u w:color="000000"/>
+          <w:bdr w:val="nil"/>
+          <w:lang w:val="en-US" w:eastAsia="ru-RU"/>
+        </w:rPr>
+        <w:t>distances – array of current distances to each vertex</w:t>
+      </w:r>
+      <w:r>
+        <w:rPr>
+          <w:rFonts w:eastAsia="Arial Unicode MS" w:cs="Times New Roman"/>
+          <w:bCs/>
+          <w:color w:val="000000"/>
+          <w:szCs w:val="28"/>
+          <w:u w:color="000000"/>
+          <w:bdr w:val="nil"/>
+          <w:lang w:val="en-US" w:eastAsia="ru-RU"/>
+        </w:rPr>
+        <w:t>;</w:t>
+      </w:r>
+    </w:p>
+    <w:p>
+      <w:pPr>
+        <w:ind w:firstLine="0"/>
+        <w:rPr>
+          <w:rFonts w:eastAsia="Arial Unicode MS" w:cs="Times New Roman"/>
+          <w:b/>
+          <w:bCs/>
+          <w:color w:val="000000"/>
+          <w:szCs w:val="28"/>
+          <w:u w:color="000000"/>
+          <w:bdr w:val="nil"/>
+          <w:lang w:val="en-US" w:eastAsia="ru-RU"/>
+        </w:rPr>
+      </w:pPr>
+      <w:r>
+        <w:rPr>
+          <w:rFonts w:eastAsia="Arial Unicode MS" w:cs="Times New Roman"/>
+          <w:b/>
+          <w:bCs/>
+          <w:color w:val="000000"/>
+          <w:szCs w:val="28"/>
+          <w:u w:color="000000"/>
+          <w:bdr w:val="nil"/>
+          <w:lang w:val="en-US" w:eastAsia="ru-RU"/>
+        </w:rPr>
+        <w:t>Output:</w:t>
+      </w:r>
+    </w:p>
+    <w:p>
+      <w:pPr>
+        <w:ind w:firstLine="0"/>
+        <w:rPr>
+          <w:rFonts w:eastAsia="Arial Unicode MS" w:cs="Times New Roman"/>
+          <w:bCs/>
+          <w:color w:val="000000"/>
+          <w:szCs w:val="28"/>
+          <w:u w:color="000000"/>
+          <w:bdr w:val="nil"/>
+          <w:lang w:val="en-US" w:eastAsia="ru-RU"/>
+        </w:rPr>
+      </w:pPr>
+      <w:r>
+        <w:rPr>
+          <w:rFonts w:eastAsia="Arial Unicode MS" w:cs="Times New Roman"/>
+          <w:bCs/>
+          <w:color w:val="000000"/>
+          <w:szCs w:val="28"/>
+          <w:u w:color="000000"/>
+          <w:bdr w:val="nil"/>
+          <w:lang w:val="en-US" w:eastAsia="ru-RU"/>
+        </w:rPr>
+        <w:t xml:space="preserve">Boolean </w:t>
+      </w:r>
+      <w:r>
+        <w:rPr>
+          <w:rFonts w:eastAsia="Arial Unicode MS" w:cs="Times New Roman"/>
+          <w:bCs/>
+          <w:color w:val="000000"/>
+          <w:szCs w:val="28"/>
+          <w:u w:color="000000"/>
+          <w:bdr w:val="nil"/>
+          <w:lang w:val="en-US" w:eastAsia="ru-RU"/>
+        </w:rPr>
+        <w:t>if distance to neighbour was changed</w:t>
+      </w:r>
+    </w:p>
+    <w:p>
+      <w:pPr>
+        <w:pStyle w:val="ad"/>
+        <w:numPr>
+          <w:ilvl w:val="0"/>
+          <w:numId w:val="11"/>
+        </w:numPr>
+        <w:rPr>
+          <w:rFonts w:eastAsia="Arial Unicode MS" w:cs="Times New Roman"/>
+          <w:bCs/>
+          <w:color w:val="000000"/>
+          <w:szCs w:val="28"/>
+          <w:u w:color="000000"/>
+          <w:bdr w:val="nil"/>
+          <w:lang w:val="en-US" w:eastAsia="ru-RU"/>
+        </w:rPr>
+      </w:pPr>
+      <w:r>
+        <w:rPr>
+          <w:rFonts w:eastAsia="Arial Unicode MS" w:cs="Times New Roman"/>
+          <w:bCs/>
+          <w:color w:val="000000"/>
+          <w:szCs w:val="28"/>
+          <w:u w:color="000000"/>
+          <w:bdr w:val="nil"/>
+          <w:lang w:val="en-US" w:eastAsia="ru-RU"/>
+        </w:rPr>
+        <w:t>new_distance</w:t>
+      </w:r>
+      <w:r>
+        <w:rPr>
+          <w:rFonts w:eastAsia="Arial Unicode MS" w:cs="Times New Roman"/>
+          <w:bCs/>
+          <w:color w:val="000000"/>
+          <w:szCs w:val="28"/>
+          <w:u w:color="000000"/>
+          <w:bdr w:val="nil"/>
+          <w:lang w:val="en-US" w:eastAsia="ru-RU"/>
+        </w:rPr>
+        <w:t xml:space="preserve"> </w:t>
+      </w:r>
+      <m:oMath>
+        <m:r>
+          <w:rPr>
+            <w:rFonts w:ascii="Cambria Math" w:eastAsia="Arial Unicode MS" w:hAnsi="Cambria Math" w:cs="Times New Roman"/>
+            <w:color w:val="000000"/>
+            <w:szCs w:val="28"/>
+            <w:u w:color="000000"/>
+            <w:bdr w:val="nil"/>
+            <w:lang w:val="en-US" w:eastAsia="ru-RU"/>
+          </w:rPr>
+          <m:t>←</m:t>
+        </m:r>
+      </m:oMath>
+      <w:r>
+        <w:rPr>
+          <w:rFonts w:eastAsia="Arial Unicode MS" w:cs="Times New Roman"/>
+          <w:bCs/>
+          <w:color w:val="000000"/>
+          <w:szCs w:val="28"/>
+          <w:u w:color="000000"/>
+          <w:bdr w:val="nil"/>
+          <w:lang w:val="en-US" w:eastAsia="ru-RU"/>
+        </w:rPr>
+        <w:t xml:space="preserve"> </w:t>
+      </w:r>
+      <w:r>
+        <w:rPr>
+          <w:rFonts w:eastAsia="Arial Unicode MS" w:cs="Times New Roman"/>
+          <w:bCs/>
+          <w:color w:val="000000"/>
+          <w:szCs w:val="28"/>
+          <w:u w:color="000000"/>
+          <w:bdr w:val="nil"/>
+          <w:lang w:val="en-US" w:eastAsia="ru-RU"/>
+        </w:rPr>
+        <w:t>distances[vertex_index] + edge_weight</w:t>
+      </w:r>
+    </w:p>
+    <w:p>
+      <w:pPr>
+        <w:pStyle w:val="ad"/>
+        <w:numPr>
+          <w:ilvl w:val="0"/>
+          <w:numId w:val="11"/>
+        </w:numPr>
+        <w:rPr>
+          <w:rFonts w:eastAsia="Arial Unicode MS" w:cs="Times New Roman"/>
+          <w:bCs/>
+          <w:color w:val="000000"/>
+          <w:szCs w:val="28"/>
+          <w:u w:color="000000"/>
+          <w:bdr w:val="nil"/>
+          <w:lang w:val="en-US" w:eastAsia="ru-RU"/>
+        </w:rPr>
+      </w:pPr>
+      <w:r>
+        <w:rPr>
+          <w:rFonts w:eastAsia="Arial Unicode MS" w:cs="Times New Roman"/>
+          <w:bCs/>
+          <w:color w:val="000000"/>
+          <w:szCs w:val="28"/>
+          <w:u w:color="000000"/>
+          <w:bdr w:val="nil"/>
+          <w:lang w:val="en-US" w:eastAsia="ru-RU"/>
+        </w:rPr>
+        <w:t>if new_distance &lt; distances[neighbour_index] then:</w:t>
+      </w:r>
+    </w:p>
+    <w:p>
+      <w:pPr>
+        <w:pStyle w:val="ad"/>
+        <w:numPr>
+          <w:ilvl w:val="1"/>
+          <w:numId w:val="11"/>
+        </w:numPr>
+        <w:rPr>
+          <w:rFonts w:eastAsia="Arial Unicode MS" w:cs="Times New Roman"/>
+          <w:bCs/>
+          <w:color w:val="000000"/>
+          <w:szCs w:val="28"/>
+          <w:u w:color="000000"/>
+          <w:bdr w:val="nil"/>
+          <w:lang w:val="en-US" w:eastAsia="ru-RU"/>
+        </w:rPr>
+      </w:pPr>
+      <w:r>
+        <w:rPr>
+          <w:rFonts w:eastAsia="Arial Unicode MS" w:cs="Times New Roman"/>
+          <w:bCs/>
+          <w:color w:val="000000"/>
+          <w:szCs w:val="28"/>
+          <w:u w:color="000000"/>
+          <w:bdr w:val="nil"/>
+          <w:lang w:val="en-US" w:eastAsia="ru-RU"/>
+        </w:rPr>
+        <w:lastRenderedPageBreak/>
+        <w:t xml:space="preserve"> distances[neighbour_index] </w:t>
+      </w:r>
+      <m:oMath>
+        <m:r>
+          <w:rPr>
+            <w:rFonts w:ascii="Cambria Math" w:eastAsia="Arial Unicode MS" w:hAnsi="Cambria Math" w:cs="Times New Roman"/>
+            <w:color w:val="000000"/>
+            <w:szCs w:val="28"/>
+            <w:u w:color="000000"/>
+            <w:bdr w:val="nil"/>
+            <w:lang w:val="en-US" w:eastAsia="ru-RU"/>
+          </w:rPr>
+          <m:t>←</m:t>
+        </m:r>
+      </m:oMath>
+      <w:r>
+        <w:rPr>
+          <w:rFonts w:eastAsia="Arial Unicode MS" w:cs="Times New Roman"/>
+          <w:bCs/>
+          <w:color w:val="000000"/>
+          <w:szCs w:val="28"/>
+          <w:u w:color="000000"/>
+          <w:bdr w:val="nil"/>
+          <w:lang w:val="en-US" w:eastAsia="ru-RU"/>
+        </w:rPr>
+        <w:t xml:space="preserve"> new_distance</w:t>
+      </w:r>
+    </w:p>
+    <w:p>
+      <w:pPr>
+        <w:pStyle w:val="ad"/>
+        <w:numPr>
+          <w:ilvl w:val="1"/>
+          <w:numId w:val="11"/>
+        </w:numPr>
+        <w:rPr>
+          <w:rFonts w:eastAsia="Arial Unicode MS" w:cs="Times New Roman"/>
+          <w:bCs/>
+          <w:color w:val="000000"/>
+          <w:szCs w:val="28"/>
+          <w:u w:color="000000"/>
+          <w:bdr w:val="nil"/>
+          <w:lang w:val="en-US" w:eastAsia="ru-RU"/>
+        </w:rPr>
+      </w:pPr>
+      <w:r>
+        <w:rPr>
+          <w:rFonts w:eastAsia="Arial Unicode MS" w:cs="Times New Roman"/>
+          <w:bCs/>
+          <w:color w:val="000000"/>
+          <w:szCs w:val="28"/>
+          <w:u w:color="000000"/>
+          <w:bdr w:val="nil"/>
+          <w:lang w:val="en-US" w:eastAsia="ru-RU"/>
+        </w:rPr>
+        <w:t xml:space="preserve"> Return </w:t>
+      </w:r>
+      <w:r>
+        <w:rPr>
+          <w:rFonts w:eastAsia="Arial Unicode MS" w:cs="Times New Roman"/>
+          <w:bCs/>
+          <w:color w:val="000000"/>
+          <w:szCs w:val="28"/>
+          <w:u w:color="000000"/>
+          <w:bdr w:val="nil"/>
+          <w:lang w:val="en-US" w:eastAsia="ru-RU"/>
+        </w:rPr>
+        <w:t>true</w:t>
+      </w:r>
+    </w:p>
+    <w:p>
+      <w:pPr>
+        <w:pStyle w:val="ad"/>
+        <w:numPr>
+          <w:ilvl w:val="0"/>
+          <w:numId w:val="11"/>
+        </w:numPr>
+        <w:rPr>
+          <w:rFonts w:eastAsia="Arial Unicode MS" w:cs="Times New Roman"/>
+          <w:bCs/>
+          <w:color w:val="000000"/>
+          <w:szCs w:val="28"/>
+          <w:u w:color="000000"/>
+          <w:bdr w:val="nil"/>
+          <w:lang w:val="en-US" w:eastAsia="ru-RU"/>
+        </w:rPr>
+      </w:pPr>
+      <w:r>
+        <w:rPr>
+          <w:rFonts w:eastAsia="Arial Unicode MS" w:cs="Times New Roman"/>
+          <w:bCs/>
+          <w:color w:val="000000"/>
+          <w:szCs w:val="28"/>
+          <w:u w:color="000000"/>
+          <w:bdr w:val="nil"/>
+          <w:lang w:val="en-US" w:eastAsia="ru-RU"/>
+        </w:rPr>
+        <w:t>Return false</w:t>
+      </w:r>
+    </w:p>
+    <w:p>
+      <w:pPr>
+        <w:ind w:firstLine="0"/>
+        <w:rPr>
+          <w:rFonts w:eastAsia="Arial Unicode MS" w:cs="Times New Roman"/>
+          <w:bCs/>
+          <w:color w:val="000000"/>
+          <w:szCs w:val="28"/>
+          <w:u w:color="000000"/>
+          <w:bdr w:val="nil"/>
+          <w:lang w:val="en-US" w:eastAsia="ru-RU"/>
+        </w:rPr>
+      </w:pPr>
+    </w:p>
+    <w:p>
+      <w:pPr>
+        <w:ind w:firstLine="0"/>
+        <w:rPr>
+          <w:rFonts w:eastAsia="Arial Unicode MS" w:cs="Times New Roman"/>
+          <w:bCs/>
+          <w:color w:val="000000"/>
+          <w:szCs w:val="28"/>
+          <w:u w:color="000000"/>
+          <w:bdr w:val="nil"/>
+          <w:lang w:val="en-US" w:eastAsia="ru-RU"/>
+        </w:rPr>
+      </w:pPr>
+      <w:r>
+        <w:rPr>
+          <w:rFonts w:eastAsia="Arial Unicode MS" w:cs="Times New Roman"/>
+          <w:b/>
+          <w:bCs/>
+          <w:color w:val="000000"/>
+          <w:szCs w:val="28"/>
+          <w:u w:color="000000"/>
+          <w:bdr w:val="nil"/>
+          <w:lang w:val="en-US" w:eastAsia="ru-RU"/>
+        </w:rPr>
+        <w:t xml:space="preserve">Algorithm </w:t>
+      </w:r>
+      <w:r>
+        <w:rPr>
+          <w:rFonts w:eastAsia="Arial Unicode MS" w:cs="Times New Roman"/>
+          <w:bCs/>
+          <w:color w:val="000000"/>
+          <w:szCs w:val="28"/>
+          <w:u w:color="000000"/>
+          <w:bdr w:val="nil"/>
+          <w:lang w:val="en-US" w:eastAsia="ru-RU"/>
+        </w:rPr>
+        <w:t>Add to bucket</w:t>
+      </w:r>
+    </w:p>
+    <w:p>
+      <w:pPr>
+        <w:ind w:firstLine="0"/>
+        <w:rPr>
+          <w:rFonts w:eastAsia="Arial Unicode MS" w:cs="Times New Roman"/>
+          <w:b/>
+          <w:bCs/>
+          <w:color w:val="000000"/>
+          <w:szCs w:val="28"/>
+          <w:u w:color="000000"/>
+          <w:bdr w:val="nil"/>
+          <w:lang w:val="en-US" w:eastAsia="ru-RU"/>
+        </w:rPr>
+      </w:pPr>
+      <w:r>
+        <w:rPr>
+          <w:rFonts w:eastAsia="Arial Unicode MS" w:cs="Times New Roman"/>
+          <w:b/>
+          <w:bCs/>
+          <w:color w:val="000000"/>
+          <w:szCs w:val="28"/>
+          <w:u w:color="000000"/>
+          <w:bdr w:val="nil"/>
+          <w:lang w:val="en-US" w:eastAsia="ru-RU"/>
+        </w:rPr>
+        <w:t>Input:</w:t>
+      </w:r>
+    </w:p>
+    <w:p>
+      <w:pPr>
+        <w:ind w:firstLine="0"/>
+        <w:rPr>
+          <w:rFonts w:eastAsia="Arial Unicode MS" w:cs="Times New Roman"/>
+          <w:bCs/>
+          <w:color w:val="000000"/>
+          <w:szCs w:val="28"/>
+          <w:u w:color="000000"/>
+          <w:bdr w:val="nil"/>
+          <w:lang w:val="en-US" w:eastAsia="ru-RU"/>
+        </w:rPr>
+      </w:pPr>
+      <w:r>
+        <w:rPr>
+          <w:rFonts w:eastAsia="Arial Unicode MS" w:cs="Times New Roman"/>
+          <w:bCs/>
+          <w:color w:val="000000"/>
+          <w:szCs w:val="28"/>
+          <w:u w:color="000000"/>
+          <w:bdr w:val="nil"/>
+          <w:lang w:val="en-US" w:eastAsia="ru-RU"/>
+        </w:rPr>
+        <w:t xml:space="preserve">delta – </w:t>
+      </w:r>
+      <m:oMath>
+        <m:r>
+          <w:rPr>
+            <w:rFonts w:ascii="Cambria Math" w:hAnsi="Cambria Math"/>
+            <w:lang w:val="uk-UA"/>
+          </w:rPr>
+          <m:t>∆</m:t>
+        </m:r>
+      </m:oMath>
+      <w:r>
+        <w:rPr>
+          <w:rFonts w:eastAsia="Arial Unicode MS" w:cs="Times New Roman"/>
+          <w:lang w:val="en-US"/>
+        </w:rPr>
+        <w:t xml:space="preserve"> parameter </w:t>
+      </w:r>
+      <w:r>
+        <w:rPr>
+          <w:rFonts w:eastAsia="Arial Unicode MS" w:cs="Times New Roman"/>
+          <w:bCs/>
+          <w:color w:val="000000"/>
+          <w:szCs w:val="28"/>
+          <w:u w:color="000000"/>
+          <w:bdr w:val="nil"/>
+          <w:lang w:val="en-US" w:eastAsia="ru-RU"/>
+        </w:rPr>
+        <w:t>(bucket width);</w:t>
+      </w:r>
+    </w:p>
+    <w:p>
+      <w:pPr>
+        <w:ind w:firstLine="0"/>
+        <w:rPr>
+          <w:rFonts w:eastAsia="Arial Unicode MS" w:cs="Times New Roman"/>
+          <w:bCs/>
+          <w:color w:val="000000"/>
+          <w:szCs w:val="28"/>
+          <w:u w:color="000000"/>
+          <w:bdr w:val="nil"/>
+          <w:lang w:val="en-US" w:eastAsia="ru-RU"/>
+        </w:rPr>
+      </w:pPr>
+      <w:r>
+        <w:rPr>
+          <w:rFonts w:eastAsia="Arial Unicode MS" w:cs="Times New Roman"/>
+          <w:bCs/>
+          <w:color w:val="000000"/>
+          <w:szCs w:val="28"/>
+          <w:u w:color="000000"/>
+          <w:bdr w:val="nil"/>
+          <w:lang w:val="en-US" w:eastAsia="ru-RU"/>
+        </w:rPr>
+        <w:t>vertex_index – index of vertex to add;</w:t>
+      </w:r>
+    </w:p>
+    <w:p>
+      <w:pPr>
+        <w:ind w:firstLine="0"/>
+        <w:rPr>
+          <w:rFonts w:eastAsia="Arial Unicode MS" w:cs="Times New Roman"/>
+          <w:bCs/>
+          <w:color w:val="000000"/>
+          <w:szCs w:val="28"/>
+          <w:u w:color="000000"/>
+          <w:bdr w:val="nil"/>
+          <w:lang w:val="en-US" w:eastAsia="ru-RU"/>
+        </w:rPr>
+      </w:pPr>
+      <w:r>
+        <w:rPr>
+          <w:rFonts w:eastAsia="Arial Unicode MS" w:cs="Times New Roman"/>
+          <w:bCs/>
+          <w:color w:val="000000"/>
+          <w:szCs w:val="28"/>
+          <w:u w:color="000000"/>
+          <w:bdr w:val="nil"/>
+          <w:lang w:val="en-US" w:eastAsia="ru-RU"/>
+        </w:rPr>
+        <w:t xml:space="preserve">distances – </w:t>
+      </w:r>
+      <w:r>
+        <w:rPr>
+          <w:rFonts w:eastAsia="Arial Unicode MS" w:cs="Times New Roman"/>
+          <w:bCs/>
+          <w:color w:val="000000"/>
+          <w:szCs w:val="28"/>
+          <w:u w:color="000000"/>
+          <w:bdr w:val="nil"/>
+          <w:lang w:val="en-US" w:eastAsia="ru-RU"/>
+        </w:rPr>
+        <w:t>array of current distances to each vertex</w:t>
+      </w:r>
+      <w:r>
+        <w:rPr>
+          <w:rFonts w:eastAsia="Arial Unicode MS" w:cs="Times New Roman"/>
+          <w:bCs/>
+          <w:color w:val="000000"/>
+          <w:szCs w:val="28"/>
+          <w:u w:color="000000"/>
+          <w:bdr w:val="nil"/>
+          <w:lang w:val="en-US" w:eastAsia="ru-RU"/>
+        </w:rPr>
+        <w:t>;</w:t>
+      </w:r>
+    </w:p>
+    <w:p>
+      <w:pPr>
+        <w:ind w:firstLine="0"/>
+        <w:rPr>
+          <w:rFonts w:eastAsia="Arial Unicode MS" w:cs="Times New Roman"/>
+          <w:bCs/>
+          <w:color w:val="000000"/>
+          <w:szCs w:val="28"/>
+          <w:u w:color="000000"/>
+          <w:bdr w:val="nil"/>
+          <w:lang w:val="en-US" w:eastAsia="ru-RU"/>
+        </w:rPr>
+      </w:pPr>
+      <w:r>
+        <w:rPr>
+          <w:rFonts w:eastAsia="Arial Unicode MS" w:cs="Times New Roman"/>
+          <w:bCs/>
+          <w:color w:val="000000"/>
+          <w:szCs w:val="28"/>
+          <w:u w:color="000000"/>
+          <w:bdr w:val="nil"/>
+          <w:lang w:val="en-US" w:eastAsia="ru-RU"/>
+        </w:rPr>
+        <w:t>buckets – 2D array of buckets (each row is an array of vertices to process);</w:t>
+      </w:r>
+    </w:p>
+    <w:p>
+      <w:pPr>
+        <w:ind w:firstLine="0"/>
+        <w:rPr>
+          <w:rFonts w:eastAsia="Arial Unicode MS" w:cs="Times New Roman"/>
+          <w:bCs/>
+          <w:color w:val="000000"/>
+          <w:szCs w:val="28"/>
+          <w:u w:color="000000"/>
+          <w:bdr w:val="nil"/>
+          <w:lang w:val="en-US" w:eastAsia="ru-RU"/>
+        </w:rPr>
+      </w:pPr>
+      <w:r>
+        <w:rPr>
+          <w:rFonts w:eastAsia="Arial Unicode MS" w:cs="Times New Roman"/>
+          <w:bCs/>
+          <w:color w:val="000000"/>
+          <w:szCs w:val="28"/>
+          <w:u w:color="000000"/>
+          <w:bdr w:val="nil"/>
+          <w:lang w:val="en-US" w:eastAsia="ru-RU"/>
+        </w:rPr>
+        <w:t>bucket_sizes – array of buckets’ sizes;</w:t>
+      </w:r>
+    </w:p>
+    <w:p>
+      <w:pPr>
+        <w:ind w:firstLine="0"/>
+        <w:rPr>
+          <w:rFonts w:eastAsia="Arial Unicode MS" w:cs="Times New Roman"/>
+          <w:bCs/>
+          <w:color w:val="000000"/>
+          <w:szCs w:val="28"/>
+          <w:u w:color="000000"/>
+          <w:bdr w:val="nil"/>
+          <w:lang w:val="en-US" w:eastAsia="ru-RU"/>
+        </w:rPr>
+      </w:pPr>
+      <w:r>
+        <w:rPr>
+          <w:rFonts w:eastAsia="Arial Unicode MS" w:cs="Times New Roman"/>
+          <w:bCs/>
+          <w:color w:val="000000"/>
+          <w:szCs w:val="28"/>
+          <w:u w:color="000000"/>
+          <w:bdr w:val="nil"/>
+          <w:lang w:val="en-US" w:eastAsia="ru-RU"/>
+        </w:rPr>
+        <w:t>max_buckets – max number of buckets</w:t>
+      </w:r>
+    </w:p>
+    <w:p>
+      <w:pPr>
+        <w:ind w:firstLine="0"/>
+        <w:rPr>
+          <w:rFonts w:eastAsia="Arial Unicode MS" w:cs="Times New Roman"/>
+          <w:b/>
+          <w:bCs/>
+          <w:color w:val="000000"/>
+          <w:szCs w:val="28"/>
+          <w:u w:color="000000"/>
+          <w:bdr w:val="nil"/>
+          <w:lang w:val="en-US" w:eastAsia="ru-RU"/>
+        </w:rPr>
+      </w:pPr>
+      <w:r>
+        <w:rPr>
+          <w:rFonts w:eastAsia="Arial Unicode MS" w:cs="Times New Roman"/>
+          <w:b/>
+          <w:bCs/>
+          <w:color w:val="000000"/>
+          <w:szCs w:val="28"/>
+          <w:u w:color="000000"/>
+          <w:bdr w:val="nil"/>
+          <w:lang w:val="en-US" w:eastAsia="ru-RU"/>
+        </w:rPr>
+        <w:t>Output</w:t>
+      </w:r>
+      <w:r>
+        <w:rPr>
+          <w:rFonts w:eastAsia="Arial Unicode MS" w:cs="Times New Roman"/>
+          <w:b/>
+          <w:bCs/>
+          <w:color w:val="000000"/>
+          <w:szCs w:val="28"/>
+          <w:u w:color="000000"/>
+          <w:bdr w:val="nil"/>
+          <w:lang w:val="en-US" w:eastAsia="ru-RU"/>
+        </w:rPr>
+        <w:t>:</w:t>
+      </w:r>
+    </w:p>
+    <w:p>
+      <w:pPr>
+        <w:ind w:firstLine="0"/>
+        <w:rPr>
+          <w:rFonts w:eastAsia="Arial Unicode MS" w:cs="Times New Roman"/>
+          <w:bCs/>
+          <w:color w:val="000000"/>
+          <w:szCs w:val="28"/>
+          <w:u w:color="000000"/>
+          <w:bdr w:val="nil"/>
+          <w:lang w:val="en-US" w:eastAsia="ru-RU"/>
+        </w:rPr>
+      </w:pPr>
+      <w:r>
+        <w:rPr>
+          <w:rFonts w:eastAsia="Arial Unicode MS" w:cs="Times New Roman"/>
+          <w:bCs/>
+          <w:color w:val="000000"/>
+          <w:szCs w:val="28"/>
+          <w:u w:color="000000"/>
+          <w:bdr w:val="nil"/>
+          <w:lang w:val="en-US" w:eastAsia="ru-RU"/>
+        </w:rPr>
+        <w:t>Nothing</w:t>
+      </w:r>
+    </w:p>
+    <w:p>
+      <w:pPr>
+        <w:pStyle w:val="ad"/>
+        <w:numPr>
+          <w:ilvl w:val="0"/>
+          <w:numId w:val="12"/>
+        </w:numPr>
+        <w:rPr>
+          <w:rFonts w:eastAsia="Arial Unicode MS" w:cs="Times New Roman"/>
+          <w:bCs/>
+          <w:color w:val="000000"/>
+          <w:szCs w:val="28"/>
+          <w:u w:color="000000"/>
+          <w:bdr w:val="nil"/>
+          <w:lang w:val="en-US" w:eastAsia="ru-RU"/>
+        </w:rPr>
+      </w:pPr>
+      <w:r>
+        <w:rPr>
+          <w:rFonts w:eastAsia="Arial Unicode MS" w:cs="Times New Roman"/>
+          <w:bCs/>
+          <w:color w:val="000000"/>
+          <w:szCs w:val="28"/>
+          <w:u w:color="000000"/>
+          <w:bdr w:val="nil"/>
+          <w:lang w:val="en-US" w:eastAsia="ru-RU"/>
+        </w:rPr>
+        <w:t xml:space="preserve">bucket_index </w:t>
+      </w:r>
+      <m:oMath>
+        <m:r>
+          <w:rPr>
+            <w:rFonts w:ascii="Cambria Math" w:eastAsia="Arial Unicode MS" w:hAnsi="Cambria Math" w:cs="Times New Roman"/>
+            <w:color w:val="000000"/>
+            <w:szCs w:val="28"/>
+            <w:u w:color="000000"/>
+            <w:bdr w:val="nil"/>
+            <w:lang w:val="en-US" w:eastAsia="ru-RU"/>
+          </w:rPr>
+          <m:t>←</m:t>
+        </m:r>
+      </m:oMath>
+      <w:r>
+        <w:rPr>
+          <w:rFonts w:eastAsia="Arial Unicode MS" w:cs="Times New Roman"/>
+          <w:bCs/>
+          <w:color w:val="000000"/>
+          <w:szCs w:val="28"/>
+          <w:u w:color="000000"/>
+          <w:bdr w:val="nil"/>
+          <w:lang w:val="en-US" w:eastAsia="ru-RU"/>
+        </w:rPr>
+        <w:t xml:space="preserve"> </w:t>
+      </w:r>
+      <m:oMath>
+        <m:r>
+          <w:rPr>
+            <w:rFonts w:ascii="Cambria Math" w:eastAsia="Arial Unicode MS" w:hAnsi="Cambria Math" w:cs="Times New Roman"/>
+            <w:color w:val="000000"/>
+            <w:szCs w:val="28"/>
+            <w:u w:color="000000"/>
+            <w:bdr w:val="nil"/>
+            <w:lang w:val="en-US" w:eastAsia="ru-RU"/>
+          </w:rPr>
+          <m:t>mod(</m:t>
+        </m:r>
+        <m:f>
+          <m:fPr>
+            <m:ctrlPr>
+              <w:rPr>
+                <w:rFonts w:ascii="Cambria Math" w:eastAsia="Arial Unicode MS" w:hAnsi="Cambria Math" w:cs="Times New Roman"/>
+                <w:bCs/>
+                <w:i/>
+                <w:color w:val="000000"/>
+                <w:szCs w:val="28"/>
+                <w:u w:color="000000"/>
+                <w:bdr w:val="nil"/>
+                <w:lang w:val="en-US" w:eastAsia="ru-RU"/>
+              </w:rPr>
+            </m:ctrlPr>
+          </m:fPr>
+          <m:num>
+            <m:r>
+              <w:rPr>
+                <w:rFonts w:ascii="Cambria Math" w:eastAsia="Arial Unicode MS" w:hAnsi="Cambria Math" w:cs="Times New Roman"/>
+                <w:color w:val="000000"/>
+                <w:szCs w:val="28"/>
+                <w:u w:color="000000"/>
+                <w:bdr w:val="nil"/>
+                <w:lang w:val="en-US" w:eastAsia="ru-RU"/>
+              </w:rPr>
+              <m:t>floor(</m:t>
+            </m:r>
+            <m:r>
+              <w:rPr>
+                <w:rFonts w:ascii="Cambria Math" w:eastAsia="Arial Unicode MS" w:hAnsi="Cambria Math" w:cs="Times New Roman"/>
+                <w:color w:val="000000"/>
+                <w:szCs w:val="28"/>
+                <w:u w:color="000000"/>
+                <w:bdr w:val="nil"/>
+                <w:lang w:val="en-US" w:eastAsia="ru-RU"/>
+              </w:rPr>
+              <m:t>distances[vertex_index] / delta</m:t>
+            </m:r>
+            <m:r>
+              <w:rPr>
+                <w:rFonts w:ascii="Cambria Math" w:eastAsia="Arial Unicode MS" w:cs="Times New Roman"/>
+                <w:color w:val="000000"/>
+                <w:szCs w:val="28"/>
+                <w:u w:color="000000"/>
+                <w:bdr w:val="nil"/>
+                <w:lang w:val="en-US" w:eastAsia="ru-RU"/>
+              </w:rPr>
+              <m:t>)</m:t>
+            </m:r>
+            <m:r>
+              <w:rPr>
+                <w:rFonts w:ascii="Cambria Math" w:eastAsia="Arial Unicode MS" w:hAnsi="Cambria Math" w:cs="Times New Roman"/>
+                <w:color w:val="000000"/>
+                <w:szCs w:val="28"/>
+                <w:u w:color="000000"/>
+                <w:bdr w:val="nil"/>
+                <w:lang w:val="en-US" w:eastAsia="ru-RU"/>
+              </w:rPr>
+              <m:t xml:space="preserve"> </m:t>
+            </m:r>
+          </m:num>
+          <m:den>
+            <m:r>
+              <m:rPr>
+                <m:sty m:val="p"/>
+              </m:rPr>
+              <w:rPr>
+                <w:rFonts w:ascii="Cambria Math" w:eastAsia="Arial Unicode MS" w:hAnsi="Cambria Math" w:cs="Times New Roman"/>
+                <w:color w:val="000000"/>
+                <w:szCs w:val="28"/>
+                <w:u w:color="000000"/>
+                <w:bdr w:val="nil"/>
+                <w:lang w:val="en-US" w:eastAsia="ru-RU"/>
+              </w:rPr>
+              <m:t>max⁡</m:t>
+            </m:r>
+            <m:r>
+              <w:rPr>
+                <w:rFonts w:ascii="Cambria Math" w:eastAsia="Arial Unicode MS" w:hAnsi="Cambria Math" w:cs="Times New Roman"/>
+                <w:color w:val="000000"/>
+                <w:szCs w:val="28"/>
+                <w:u w:color="000000"/>
+                <w:bdr w:val="nil"/>
+                <w:lang w:val="en-US" w:eastAsia="ru-RU"/>
+              </w:rPr>
+              <m:t>_buckets</m:t>
+            </m:r>
+          </m:den>
+        </m:f>
+        <m:r>
+          <w:rPr>
+            <w:rFonts w:ascii="Cambria Math" w:eastAsia="Arial Unicode MS" w:hAnsi="Cambria Math" w:cs="Times New Roman"/>
+            <w:color w:val="000000"/>
+            <w:szCs w:val="28"/>
+            <w:u w:color="000000"/>
+            <w:bdr w:val="nil"/>
+            <w:lang w:val="en-US" w:eastAsia="ru-RU"/>
+          </w:rPr>
+          <m:t>)</m:t>
+        </m:r>
+      </m:oMath>
+    </w:p>
+    <w:p>
+      <w:pPr>
+        <w:pStyle w:val="ad"/>
+        <w:numPr>
+          <w:ilvl w:val="0"/>
+          <w:numId w:val="12"/>
+        </w:numPr>
+        <w:rPr>
+          <w:rFonts w:eastAsia="Arial Unicode MS" w:cs="Times New Roman"/>
+          <w:bCs/>
+          <w:color w:val="000000"/>
+          <w:szCs w:val="28"/>
+          <w:u w:color="000000"/>
+          <w:bdr w:val="nil"/>
+          <w:lang w:val="en-US" w:eastAsia="ru-RU"/>
+        </w:rPr>
+      </w:pPr>
+      <w:r>
+        <w:rPr>
+          <w:rFonts w:eastAsia="Arial Unicode MS" w:cs="Times New Roman"/>
+          <w:bCs/>
+          <w:color w:val="000000"/>
+          <w:szCs w:val="28"/>
+          <w:u w:color="000000"/>
+          <w:bdr w:val="nil"/>
+          <w:lang w:val="en-US" w:eastAsia="ru-RU"/>
+        </w:rPr>
+        <w:t xml:space="preserve">current_size </w:t>
+      </w:r>
+      <m:oMath>
+        <m:r>
+          <w:rPr>
+            <w:rFonts w:ascii="Cambria Math" w:eastAsia="Arial Unicode MS" w:hAnsi="Cambria Math" w:cs="Times New Roman"/>
+            <w:color w:val="000000"/>
+            <w:szCs w:val="28"/>
+            <w:u w:color="000000"/>
+            <w:bdr w:val="nil"/>
+            <w:lang w:val="en-US" w:eastAsia="ru-RU"/>
+          </w:rPr>
+          <m:t>←</m:t>
+        </m:r>
+      </m:oMath>
+      <w:r>
+        <w:rPr>
+          <w:rFonts w:eastAsia="Arial Unicode MS" w:cs="Times New Roman"/>
+          <w:bCs/>
+          <w:color w:val="000000"/>
+          <w:szCs w:val="28"/>
+          <w:u w:color="000000"/>
+          <w:bdr w:val="nil"/>
+          <w:lang w:val="en-US" w:eastAsia="ru-RU"/>
+        </w:rPr>
+        <w:t xml:space="preserve"> bucket_sizes[bucket_index]</w:t>
+      </w:r>
+    </w:p>
+    <w:p>
+      <w:pPr>
+        <w:pStyle w:val="ad"/>
+        <w:numPr>
+          <w:ilvl w:val="0"/>
+          <w:numId w:val="12"/>
+        </w:numPr>
+        <w:rPr>
+          <w:rFonts w:eastAsia="Arial Unicode MS" w:cs="Times New Roman"/>
+          <w:bCs/>
+          <w:color w:val="000000"/>
+          <w:szCs w:val="28"/>
+          <w:u w:color="000000"/>
+          <w:bdr w:val="nil"/>
+          <w:lang w:val="en-US" w:eastAsia="ru-RU"/>
+        </w:rPr>
+      </w:pPr>
+      <w:r>
+        <w:rPr>
+          <w:rFonts w:eastAsia="Arial Unicode MS" w:cs="Times New Roman"/>
+          <w:bCs/>
+          <w:color w:val="000000"/>
+          <w:szCs w:val="28"/>
+          <w:u w:color="000000"/>
+          <w:bdr w:val="nil"/>
+          <w:lang w:val="en-US" w:eastAsia="ru-RU"/>
+        </w:rPr>
+        <w:t xml:space="preserve">buckets[bucket_index, current_size] </w:t>
+      </w:r>
+      <m:oMath>
+        <m:r>
+          <w:rPr>
+            <w:rFonts w:ascii="Cambria Math" w:eastAsia="Arial Unicode MS" w:hAnsi="Cambria Math" w:cs="Times New Roman"/>
+            <w:color w:val="000000"/>
+            <w:szCs w:val="28"/>
+            <w:u w:color="000000"/>
+            <w:bdr w:val="nil"/>
+            <w:lang w:val="en-US" w:eastAsia="ru-RU"/>
+          </w:rPr>
+          <m:t>←</m:t>
+        </m:r>
+      </m:oMath>
+      <w:r>
+        <w:rPr>
+          <w:rFonts w:eastAsia="Arial Unicode MS" w:cs="Times New Roman"/>
+          <w:bCs/>
+          <w:color w:val="000000"/>
+          <w:szCs w:val="28"/>
+          <w:u w:color="000000"/>
+          <w:bdr w:val="nil"/>
+          <w:lang w:val="en-US" w:eastAsia="ru-RU"/>
+        </w:rPr>
+        <w:t xml:space="preserve"> vertex_index</w:t>
+      </w:r>
+    </w:p>
+    <w:p>
+      <w:pPr>
+        <w:pStyle w:val="ad"/>
+        <w:numPr>
+          <w:ilvl w:val="0"/>
+          <w:numId w:val="12"/>
+        </w:numPr>
+        <w:rPr>
+          <w:rFonts w:eastAsia="Arial Unicode MS" w:cs="Times New Roman"/>
+          <w:bCs/>
+          <w:color w:val="000000"/>
+          <w:szCs w:val="28"/>
+          <w:u w:color="000000"/>
+          <w:bdr w:val="nil"/>
+          <w:lang w:val="en-US" w:eastAsia="ru-RU"/>
+        </w:rPr>
+      </w:pPr>
+      <w:r>
+        <w:rPr>
+          <w:rFonts w:eastAsia="Arial Unicode MS" w:cs="Times New Roman"/>
+          <w:bCs/>
+          <w:color w:val="000000"/>
+          <w:szCs w:val="28"/>
+          <w:u w:color="000000"/>
+          <w:bdr w:val="nil"/>
+          <w:lang w:val="en-US" w:eastAsia="ru-RU"/>
+        </w:rPr>
+        <w:t xml:space="preserve">bucket_sizes[bucket_index] </w:t>
+      </w:r>
+      <m:oMath>
+        <m:r>
+          <w:rPr>
+            <w:rFonts w:ascii="Cambria Math" w:eastAsia="Arial Unicode MS" w:hAnsi="Cambria Math" w:cs="Times New Roman"/>
+            <w:color w:val="000000"/>
+            <w:szCs w:val="28"/>
+            <w:u w:color="000000"/>
+            <w:bdr w:val="nil"/>
+            <w:lang w:val="en-US" w:eastAsia="ru-RU"/>
+          </w:rPr>
+          <m:t>←</m:t>
+        </m:r>
+      </m:oMath>
+      <w:r>
+        <w:rPr>
+          <w:rFonts w:eastAsia="Arial Unicode MS" w:cs="Times New Roman"/>
+          <w:bCs/>
+          <w:color w:val="000000"/>
+          <w:szCs w:val="28"/>
+          <w:u w:color="000000"/>
+          <w:bdr w:val="nil"/>
+          <w:lang w:val="en-US" w:eastAsia="ru-RU"/>
+        </w:rPr>
+        <w:t xml:space="preserve"> </w:t>
+      </w:r>
+      <w:r>
+        <w:rPr>
+          <w:rFonts w:eastAsia="Arial Unicode MS" w:cs="Times New Roman"/>
+          <w:bCs/>
+          <w:color w:val="000000"/>
+          <w:szCs w:val="28"/>
+          <w:u w:color="000000"/>
+          <w:bdr w:val="nil"/>
+          <w:lang w:val="en-US" w:eastAsia="ru-RU"/>
+        </w:rPr>
+        <w:t xml:space="preserve">bucket_sizes[bucket_index] </w:t>
+      </w:r>
+      <w:r>
+        <w:rPr>
+          <w:rFonts w:eastAsia="Arial Unicode MS" w:cs="Times New Roman"/>
+          <w:bCs/>
+          <w:color w:val="000000"/>
+          <w:szCs w:val="28"/>
+          <w:u w:color="000000"/>
+          <w:bdr w:val="nil"/>
+          <w:lang w:val="en-US" w:eastAsia="ru-RU"/>
+        </w:rPr>
+        <w:t xml:space="preserve"> + </w:t>
+      </w:r>
+      <w:r>
+        <w:rPr>
+          <w:rFonts w:eastAsia="Arial Unicode MS" w:cs="Times New Roman"/>
+          <w:bCs/>
+          <w:color w:val="000000"/>
+          <w:szCs w:val="28"/>
+          <w:u w:color="000000"/>
+          <w:bdr w:val="nil"/>
+          <w:lang w:val="en-US" w:eastAsia="ru-RU"/>
+        </w:rPr>
+        <w:t>1</w:t>
+      </w:r>
+    </w:p>
+    <w:p>
+      <w:pPr>
+        <w:ind w:firstLine="0"/>
+        <w:rPr>
+          <w:rFonts w:eastAsia="Arial Unicode MS" w:cs="Times New Roman"/>
+          <w:bCs/>
+          <w:color w:val="000000"/>
+          <w:szCs w:val="28"/>
+          <w:u w:color="000000"/>
+          <w:bdr w:val="nil"/>
+          <w:lang w:val="en-US" w:eastAsia="ru-RU"/>
+        </w:rPr>
+      </w:pPr>
+    </w:p>
+    <w:p>
+      <w:pPr>
         <w:pStyle w:val="2"/>
         <w:rPr>
+          <w:lang w:val="ru-RU"/>
+        </w:rPr>
+      </w:pPr>
+      <w:bookmarkStart w:id="3" w:name="_Toc158713965"/>
+      <w:r>
+        <w:rPr>
           <w:lang w:val="uk-UA"/>
         </w:rPr>
-      </w:pPr>
-      <w:bookmarkStart w:id="4" w:name="_Toc158713965"/>
+        <w:t xml:space="preserve">1.2 </w:t>
+      </w:r>
+      <w:bookmarkEnd w:id="3"/>
       <w:r>
         <w:rPr>
           <w:lang w:val="uk-UA"/>
         </w:rPr>
-        <w:t xml:space="preserve">1.2 </w:t>
-      </w:r>
-      <w:r>
-        <w:rPr>
-          <w:lang w:val="uk-UA"/>
-        </w:rPr>
-        <w:t>Назва підрозділу</w:t>
-      </w:r>
+        <w:t xml:space="preserve">Огляд відомих паралельних реалізацій алгоритму </w:t>
+      </w:r>
+      <m:oMath>
+        <m:r>
+          <m:rPr>
+            <m:sty m:val="bi"/>
+          </m:rPr>
+          <w:rPr>
+            <w:rFonts w:ascii="Cambria Math" w:hAnsi="Cambria Math"/>
+          </w:rPr>
+          <m:t>∆</m:t>
+        </m:r>
+      </m:oMath>
+      <w:r>
+        <w:rPr>
+          <w:lang w:val="ru-RU"/>
+        </w:rPr>
+        <w:t>-степінг</w:t>
+      </w:r>
+      <w:bookmarkStart w:id="4" w:name="_GoBack"/>
       <w:bookmarkEnd w:id="4"/>
     </w:p>
     <w:p>
@@ -5634,7 +10697,7 @@
             <w:noProof/>
             <w:szCs w:val="28"/>
           </w:rPr>
-          <w:t>7</w:t>
+          <w:t>12</w:t>
         </w:r>
         <w:r>
           <w:rPr>
@@ -5661,6 +10724,92 @@
 <file path=word/numbering.xml><?xml version="1.0" encoding="utf-8"?>
 <w:numbering xmlns:wpc="http://schemas.microsoft.com/office/word/2010/wordprocessingCanvas" xmlns:mc="http://schemas.openxmlformats.org/markup-compatibility/2006" xmlns:o="urn:schemas-microsoft-com:office:office" xmlns:r="http://schemas.openxmlformats.org/officeDocument/2006/relationships" xmlns:m="http://schemas.openxmlformats.org/officeDocument/2006/math" xmlns:v="urn:schemas-microsoft-com:vml" xmlns:wp14="http://schemas.microsoft.com/office/word/2010/wordprocessingDrawing" xmlns:wp="http://schemas.openxmlformats.org/drawingml/2006/wordprocessingDrawing" xmlns:w10="urn:schemas-microsoft-com:office:word" xmlns:w="http://schemas.openxmlformats.org/wordprocessingml/2006/main" xmlns:w14="http://schemas.microsoft.com/office/word/2010/wordml" xmlns:w15="http://schemas.microsoft.com/office/word/2012/wordml" xmlns:wpg="http://schemas.microsoft.com/office/word/2010/wordprocessingGroup" xmlns:wpi="http://schemas.microsoft.com/office/word/2010/wordprocessingInk" xmlns:wne="http://schemas.microsoft.com/office/word/2006/wordml" xmlns:wps="http://schemas.microsoft.com/office/word/2010/wordprocessingShape" mc:Ignorable="w14 w15 wp14">
   <w:abstractNum w:abstractNumId="0" w15:restartNumberingAfterBreak="0">
+    <w:nsid w:val="021C0F88"/>
+    <w:multiLevelType w:val="hybridMultilevel"/>
+    <w:tmpl w:val="34761568"/>
+    <w:lvl w:ilvl="0" w:tplc="0419000F">
+      <w:start w:val="1"/>
+      <w:numFmt w:val="decimal"/>
+      <w:lvlText w:val="%1."/>
+      <w:lvlJc w:val="left"/>
+      <w:pPr>
+        <w:ind w:left="720" w:hanging="360"/>
+      </w:pPr>
+    </w:lvl>
+    <w:lvl w:ilvl="1" w:tplc="04190019">
+      <w:start w:val="1"/>
+      <w:numFmt w:val="lowerLetter"/>
+      <w:lvlText w:val="%2."/>
+      <w:lvlJc w:val="left"/>
+      <w:pPr>
+        <w:ind w:left="1440" w:hanging="360"/>
+      </w:pPr>
+    </w:lvl>
+    <w:lvl w:ilvl="2" w:tplc="0419001B" w:tentative="1">
+      <w:start w:val="1"/>
+      <w:numFmt w:val="lowerRoman"/>
+      <w:lvlText w:val="%3."/>
+      <w:lvlJc w:val="right"/>
+      <w:pPr>
+        <w:ind w:left="2160" w:hanging="180"/>
+      </w:pPr>
+    </w:lvl>
+    <w:lvl w:ilvl="3" w:tplc="0419000F" w:tentative="1">
+      <w:start w:val="1"/>
+      <w:numFmt w:val="decimal"/>
+      <w:lvlText w:val="%4."/>
+      <w:lvlJc w:val="left"/>
+      <w:pPr>
+        <w:ind w:left="2880" w:hanging="360"/>
+      </w:pPr>
+    </w:lvl>
+    <w:lvl w:ilvl="4" w:tplc="04190019" w:tentative="1">
+      <w:start w:val="1"/>
+      <w:numFmt w:val="lowerLetter"/>
+      <w:lvlText w:val="%5."/>
+      <w:lvlJc w:val="left"/>
+      <w:pPr>
+        <w:ind w:left="3600" w:hanging="360"/>
+      </w:pPr>
+    </w:lvl>
+    <w:lvl w:ilvl="5" w:tplc="0419001B" w:tentative="1">
+      <w:start w:val="1"/>
+      <w:numFmt w:val="lowerRoman"/>
+      <w:lvlText w:val="%6."/>
+      <w:lvlJc w:val="right"/>
+      <w:pPr>
+        <w:ind w:left="4320" w:hanging="180"/>
+      </w:pPr>
+    </w:lvl>
+    <w:lvl w:ilvl="6" w:tplc="0419000F" w:tentative="1">
+      <w:start w:val="1"/>
+      <w:numFmt w:val="decimal"/>
+      <w:lvlText w:val="%7."/>
+      <w:lvlJc w:val="left"/>
+      <w:pPr>
+        <w:ind w:left="5040" w:hanging="360"/>
+      </w:pPr>
+    </w:lvl>
+    <w:lvl w:ilvl="7" w:tplc="04190019" w:tentative="1">
+      <w:start w:val="1"/>
+      <w:numFmt w:val="lowerLetter"/>
+      <w:lvlText w:val="%8."/>
+      <w:lvlJc w:val="left"/>
+      <w:pPr>
+        <w:ind w:left="5760" w:hanging="360"/>
+      </w:pPr>
+    </w:lvl>
+    <w:lvl w:ilvl="8" w:tplc="0419001B" w:tentative="1">
+      <w:start w:val="1"/>
+      <w:numFmt w:val="lowerRoman"/>
+      <w:lvlText w:val="%9."/>
+      <w:lvlJc w:val="right"/>
+      <w:pPr>
+        <w:ind w:left="6480" w:hanging="180"/>
+      </w:pPr>
+    </w:lvl>
+  </w:abstractNum>
+  <w:abstractNum w:abstractNumId="1" w15:restartNumberingAfterBreak="0">
     <w:nsid w:val="0BBC6B50"/>
     <w:multiLevelType w:val="hybridMultilevel"/>
     <w:tmpl w:val="7334F07A"/>
@@ -5773,7 +10922,179 @@
       </w:rPr>
     </w:lvl>
   </w:abstractNum>
-  <w:abstractNum w:abstractNumId="1" w15:restartNumberingAfterBreak="0">
+  <w:abstractNum w:abstractNumId="2" w15:restartNumberingAfterBreak="0">
+    <w:nsid w:val="103F0512"/>
+    <w:multiLevelType w:val="multilevel"/>
+    <w:tmpl w:val="0419001F"/>
+    <w:lvl w:ilvl="0">
+      <w:start w:val="1"/>
+      <w:numFmt w:val="decimal"/>
+      <w:lvlText w:val="%1."/>
+      <w:lvlJc w:val="left"/>
+      <w:pPr>
+        <w:ind w:left="360" w:hanging="360"/>
+      </w:pPr>
+    </w:lvl>
+    <w:lvl w:ilvl="1">
+      <w:start w:val="1"/>
+      <w:numFmt w:val="decimal"/>
+      <w:lvlText w:val="%1.%2."/>
+      <w:lvlJc w:val="left"/>
+      <w:pPr>
+        <w:ind w:left="792" w:hanging="432"/>
+      </w:pPr>
+    </w:lvl>
+    <w:lvl w:ilvl="2">
+      <w:start w:val="1"/>
+      <w:numFmt w:val="decimal"/>
+      <w:lvlText w:val="%1.%2.%3."/>
+      <w:lvlJc w:val="left"/>
+      <w:pPr>
+        <w:ind w:left="1224" w:hanging="504"/>
+      </w:pPr>
+    </w:lvl>
+    <w:lvl w:ilvl="3">
+      <w:start w:val="1"/>
+      <w:numFmt w:val="decimal"/>
+      <w:lvlText w:val="%1.%2.%3.%4."/>
+      <w:lvlJc w:val="left"/>
+      <w:pPr>
+        <w:ind w:left="1728" w:hanging="648"/>
+      </w:pPr>
+    </w:lvl>
+    <w:lvl w:ilvl="4">
+      <w:start w:val="1"/>
+      <w:numFmt w:val="decimal"/>
+      <w:lvlText w:val="%1.%2.%3.%4.%5."/>
+      <w:lvlJc w:val="left"/>
+      <w:pPr>
+        <w:ind w:left="2232" w:hanging="792"/>
+      </w:pPr>
+    </w:lvl>
+    <w:lvl w:ilvl="5">
+      <w:start w:val="1"/>
+      <w:numFmt w:val="decimal"/>
+      <w:lvlText w:val="%1.%2.%3.%4.%5.%6."/>
+      <w:lvlJc w:val="left"/>
+      <w:pPr>
+        <w:ind w:left="2736" w:hanging="936"/>
+      </w:pPr>
+    </w:lvl>
+    <w:lvl w:ilvl="6">
+      <w:start w:val="1"/>
+      <w:numFmt w:val="decimal"/>
+      <w:lvlText w:val="%1.%2.%3.%4.%5.%6.%7."/>
+      <w:lvlJc w:val="left"/>
+      <w:pPr>
+        <w:ind w:left="3240" w:hanging="1080"/>
+      </w:pPr>
+    </w:lvl>
+    <w:lvl w:ilvl="7">
+      <w:start w:val="1"/>
+      <w:numFmt w:val="decimal"/>
+      <w:lvlText w:val="%1.%2.%3.%4.%5.%6.%7.%8."/>
+      <w:lvlJc w:val="left"/>
+      <w:pPr>
+        <w:ind w:left="3744" w:hanging="1224"/>
+      </w:pPr>
+    </w:lvl>
+    <w:lvl w:ilvl="8">
+      <w:start w:val="1"/>
+      <w:numFmt w:val="decimal"/>
+      <w:lvlText w:val="%1.%2.%3.%4.%5.%6.%7.%8.%9."/>
+      <w:lvlJc w:val="left"/>
+      <w:pPr>
+        <w:ind w:left="4320" w:hanging="1440"/>
+      </w:pPr>
+    </w:lvl>
+  </w:abstractNum>
+  <w:abstractNum w:abstractNumId="3" w15:restartNumberingAfterBreak="0">
+    <w:nsid w:val="164048F5"/>
+    <w:multiLevelType w:val="multilevel"/>
+    <w:tmpl w:val="0419001F"/>
+    <w:lvl w:ilvl="0">
+      <w:start w:val="1"/>
+      <w:numFmt w:val="decimal"/>
+      <w:lvlText w:val="%1."/>
+      <w:lvlJc w:val="left"/>
+      <w:pPr>
+        <w:ind w:left="360" w:hanging="360"/>
+      </w:pPr>
+    </w:lvl>
+    <w:lvl w:ilvl="1">
+      <w:start w:val="1"/>
+      <w:numFmt w:val="decimal"/>
+      <w:lvlText w:val="%1.%2."/>
+      <w:lvlJc w:val="left"/>
+      <w:pPr>
+        <w:ind w:left="792" w:hanging="432"/>
+      </w:pPr>
+    </w:lvl>
+    <w:lvl w:ilvl="2">
+      <w:start w:val="1"/>
+      <w:numFmt w:val="decimal"/>
+      <w:lvlText w:val="%1.%2.%3."/>
+      <w:lvlJc w:val="left"/>
+      <w:pPr>
+        <w:ind w:left="1224" w:hanging="504"/>
+      </w:pPr>
+    </w:lvl>
+    <w:lvl w:ilvl="3">
+      <w:start w:val="1"/>
+      <w:numFmt w:val="decimal"/>
+      <w:lvlText w:val="%1.%2.%3.%4."/>
+      <w:lvlJc w:val="left"/>
+      <w:pPr>
+        <w:ind w:left="1728" w:hanging="648"/>
+      </w:pPr>
+    </w:lvl>
+    <w:lvl w:ilvl="4">
+      <w:start w:val="1"/>
+      <w:numFmt w:val="decimal"/>
+      <w:lvlText w:val="%1.%2.%3.%4.%5."/>
+      <w:lvlJc w:val="left"/>
+      <w:pPr>
+        <w:ind w:left="2232" w:hanging="792"/>
+      </w:pPr>
+    </w:lvl>
+    <w:lvl w:ilvl="5">
+      <w:start w:val="1"/>
+      <w:numFmt w:val="decimal"/>
+      <w:lvlText w:val="%1.%2.%3.%4.%5.%6."/>
+      <w:lvlJc w:val="left"/>
+      <w:pPr>
+        <w:ind w:left="2736" w:hanging="936"/>
+      </w:pPr>
+    </w:lvl>
+    <w:lvl w:ilvl="6">
+      <w:start w:val="1"/>
+      <w:numFmt w:val="decimal"/>
+      <w:lvlText w:val="%1.%2.%3.%4.%5.%6.%7."/>
+      <w:lvlJc w:val="left"/>
+      <w:pPr>
+        <w:ind w:left="3240" w:hanging="1080"/>
+      </w:pPr>
+    </w:lvl>
+    <w:lvl w:ilvl="7">
+      <w:start w:val="1"/>
+      <w:numFmt w:val="decimal"/>
+      <w:lvlText w:val="%1.%2.%3.%4.%5.%6.%7.%8."/>
+      <w:lvlJc w:val="left"/>
+      <w:pPr>
+        <w:ind w:left="3744" w:hanging="1224"/>
+      </w:pPr>
+    </w:lvl>
+    <w:lvl w:ilvl="8">
+      <w:start w:val="1"/>
+      <w:numFmt w:val="decimal"/>
+      <w:lvlText w:val="%1.%2.%3.%4.%5.%6.%7.%8.%9."/>
+      <w:lvlJc w:val="left"/>
+      <w:pPr>
+        <w:ind w:left="4320" w:hanging="1440"/>
+      </w:pPr>
+    </w:lvl>
+  </w:abstractNum>
+  <w:abstractNum w:abstractNumId="4" w15:restartNumberingAfterBreak="0">
     <w:nsid w:val="1DF446F6"/>
     <w:multiLevelType w:val="hybridMultilevel"/>
     <w:tmpl w:val="822655A0"/>
@@ -5859,7 +11180,93 @@
       </w:pPr>
     </w:lvl>
   </w:abstractNum>
-  <w:abstractNum w:abstractNumId="2" w15:restartNumberingAfterBreak="0">
+  <w:abstractNum w:abstractNumId="5" w15:restartNumberingAfterBreak="0">
+    <w:nsid w:val="21AD327D"/>
+    <w:multiLevelType w:val="multilevel"/>
+    <w:tmpl w:val="0419001F"/>
+    <w:lvl w:ilvl="0">
+      <w:start w:val="1"/>
+      <w:numFmt w:val="decimal"/>
+      <w:lvlText w:val="%1."/>
+      <w:lvlJc w:val="left"/>
+      <w:pPr>
+        <w:ind w:left="360" w:hanging="360"/>
+      </w:pPr>
+    </w:lvl>
+    <w:lvl w:ilvl="1">
+      <w:start w:val="1"/>
+      <w:numFmt w:val="decimal"/>
+      <w:lvlText w:val="%1.%2."/>
+      <w:lvlJc w:val="left"/>
+      <w:pPr>
+        <w:ind w:left="792" w:hanging="432"/>
+      </w:pPr>
+    </w:lvl>
+    <w:lvl w:ilvl="2">
+      <w:start w:val="1"/>
+      <w:numFmt w:val="decimal"/>
+      <w:lvlText w:val="%1.%2.%3."/>
+      <w:lvlJc w:val="left"/>
+      <w:pPr>
+        <w:ind w:left="1224" w:hanging="504"/>
+      </w:pPr>
+    </w:lvl>
+    <w:lvl w:ilvl="3">
+      <w:start w:val="1"/>
+      <w:numFmt w:val="decimal"/>
+      <w:lvlText w:val="%1.%2.%3.%4."/>
+      <w:lvlJc w:val="left"/>
+      <w:pPr>
+        <w:ind w:left="1728" w:hanging="648"/>
+      </w:pPr>
+    </w:lvl>
+    <w:lvl w:ilvl="4">
+      <w:start w:val="1"/>
+      <w:numFmt w:val="decimal"/>
+      <w:lvlText w:val="%1.%2.%3.%4.%5."/>
+      <w:lvlJc w:val="left"/>
+      <w:pPr>
+        <w:ind w:left="2232" w:hanging="792"/>
+      </w:pPr>
+    </w:lvl>
+    <w:lvl w:ilvl="5">
+      <w:start w:val="1"/>
+      <w:numFmt w:val="decimal"/>
+      <w:lvlText w:val="%1.%2.%3.%4.%5.%6."/>
+      <w:lvlJc w:val="left"/>
+      <w:pPr>
+        <w:ind w:left="2736" w:hanging="936"/>
+      </w:pPr>
+    </w:lvl>
+    <w:lvl w:ilvl="6">
+      <w:start w:val="1"/>
+      <w:numFmt w:val="decimal"/>
+      <w:lvlText w:val="%1.%2.%3.%4.%5.%6.%7."/>
+      <w:lvlJc w:val="left"/>
+      <w:pPr>
+        <w:ind w:left="3240" w:hanging="1080"/>
+      </w:pPr>
+    </w:lvl>
+    <w:lvl w:ilvl="7">
+      <w:start w:val="1"/>
+      <w:numFmt w:val="decimal"/>
+      <w:lvlText w:val="%1.%2.%3.%4.%5.%6.%7.%8."/>
+      <w:lvlJc w:val="left"/>
+      <w:pPr>
+        <w:ind w:left="3744" w:hanging="1224"/>
+      </w:pPr>
+    </w:lvl>
+    <w:lvl w:ilvl="8">
+      <w:start w:val="1"/>
+      <w:numFmt w:val="decimal"/>
+      <w:lvlText w:val="%1.%2.%3.%4.%5.%6.%7.%8.%9."/>
+      <w:lvlJc w:val="left"/>
+      <w:pPr>
+        <w:ind w:left="4320" w:hanging="1440"/>
+      </w:pPr>
+    </w:lvl>
+  </w:abstractNum>
+  <w:abstractNum w:abstractNumId="6" w15:restartNumberingAfterBreak="0">
     <w:nsid w:val="24E5151D"/>
     <w:multiLevelType w:val="hybridMultilevel"/>
     <w:tmpl w:val="5DEA6AE4"/>
@@ -5945,7 +11352,7 @@
       </w:pPr>
     </w:lvl>
   </w:abstractNum>
-  <w:abstractNum w:abstractNumId="3" w15:restartNumberingAfterBreak="0">
+  <w:abstractNum w:abstractNumId="7" w15:restartNumberingAfterBreak="0">
     <w:nsid w:val="29E15CB4"/>
     <w:multiLevelType w:val="hybridMultilevel"/>
     <w:tmpl w:val="822655A0"/>
@@ -6031,7 +11438,7 @@
       </w:pPr>
     </w:lvl>
   </w:abstractNum>
-  <w:abstractNum w:abstractNumId="4" w15:restartNumberingAfterBreak="0">
+  <w:abstractNum w:abstractNumId="8" w15:restartNumberingAfterBreak="0">
     <w:nsid w:val="53582054"/>
     <w:multiLevelType w:val="hybridMultilevel"/>
     <w:tmpl w:val="F2B25E68"/>
@@ -6144,7 +11551,185 @@
       </w:rPr>
     </w:lvl>
   </w:abstractNum>
-  <w:abstractNum w:abstractNumId="5" w15:restartNumberingAfterBreak="0">
+  <w:abstractNum w:abstractNumId="9" w15:restartNumberingAfterBreak="0">
+    <w:nsid w:val="54592F30"/>
+    <w:multiLevelType w:val="hybridMultilevel"/>
+    <w:tmpl w:val="E182DF70"/>
+    <w:lvl w:ilvl="0" w:tplc="0419000F">
+      <w:start w:val="1"/>
+      <w:numFmt w:val="decimal"/>
+      <w:lvlText w:val="%1."/>
+      <w:lvlJc w:val="left"/>
+      <w:pPr>
+        <w:ind w:left="720" w:hanging="360"/>
+      </w:pPr>
+    </w:lvl>
+    <w:lvl w:ilvl="1" w:tplc="28689A4E">
+      <w:start w:val="1"/>
+      <w:numFmt w:val="decimal"/>
+      <w:lvlText w:val="1.%2."/>
+      <w:lvlJc w:val="left"/>
+      <w:pPr>
+        <w:ind w:left="1440" w:hanging="360"/>
+      </w:pPr>
+      <w:rPr>
+        <w:rFonts w:hint="default"/>
+      </w:rPr>
+    </w:lvl>
+    <w:lvl w:ilvl="2" w:tplc="0419001B">
+      <w:start w:val="1"/>
+      <w:numFmt w:val="lowerRoman"/>
+      <w:lvlText w:val="%3."/>
+      <w:lvlJc w:val="right"/>
+      <w:pPr>
+        <w:ind w:left="2160" w:hanging="180"/>
+      </w:pPr>
+    </w:lvl>
+    <w:lvl w:ilvl="3" w:tplc="0419000F" w:tentative="1">
+      <w:start w:val="1"/>
+      <w:numFmt w:val="decimal"/>
+      <w:lvlText w:val="%4."/>
+      <w:lvlJc w:val="left"/>
+      <w:pPr>
+        <w:ind w:left="2880" w:hanging="360"/>
+      </w:pPr>
+    </w:lvl>
+    <w:lvl w:ilvl="4" w:tplc="04190019" w:tentative="1">
+      <w:start w:val="1"/>
+      <w:numFmt w:val="lowerLetter"/>
+      <w:lvlText w:val="%5."/>
+      <w:lvlJc w:val="left"/>
+      <w:pPr>
+        <w:ind w:left="3600" w:hanging="360"/>
+      </w:pPr>
+    </w:lvl>
+    <w:lvl w:ilvl="5" w:tplc="0419001B" w:tentative="1">
+      <w:start w:val="1"/>
+      <w:numFmt w:val="lowerRoman"/>
+      <w:lvlText w:val="%6."/>
+      <w:lvlJc w:val="right"/>
+      <w:pPr>
+        <w:ind w:left="4320" w:hanging="180"/>
+      </w:pPr>
+    </w:lvl>
+    <w:lvl w:ilvl="6" w:tplc="0419000F" w:tentative="1">
+      <w:start w:val="1"/>
+      <w:numFmt w:val="decimal"/>
+      <w:lvlText w:val="%7."/>
+      <w:lvlJc w:val="left"/>
+      <w:pPr>
+        <w:ind w:left="5040" w:hanging="360"/>
+      </w:pPr>
+    </w:lvl>
+    <w:lvl w:ilvl="7" w:tplc="04190019" w:tentative="1">
+      <w:start w:val="1"/>
+      <w:numFmt w:val="lowerLetter"/>
+      <w:lvlText w:val="%8."/>
+      <w:lvlJc w:val="left"/>
+      <w:pPr>
+        <w:ind w:left="5760" w:hanging="360"/>
+      </w:pPr>
+    </w:lvl>
+    <w:lvl w:ilvl="8" w:tplc="0419001B" w:tentative="1">
+      <w:start w:val="1"/>
+      <w:numFmt w:val="lowerRoman"/>
+      <w:lvlText w:val="%9."/>
+      <w:lvlJc w:val="right"/>
+      <w:pPr>
+        <w:ind w:left="6480" w:hanging="180"/>
+      </w:pPr>
+    </w:lvl>
+  </w:abstractNum>
+  <w:abstractNum w:abstractNumId="10" w15:restartNumberingAfterBreak="0">
+    <w:nsid w:val="55653F4A"/>
+    <w:multiLevelType w:val="hybridMultilevel"/>
+    <w:tmpl w:val="46B05C98"/>
+    <w:lvl w:ilvl="0" w:tplc="0419000F">
+      <w:start w:val="1"/>
+      <w:numFmt w:val="decimal"/>
+      <w:lvlText w:val="%1."/>
+      <w:lvlJc w:val="left"/>
+      <w:pPr>
+        <w:ind w:left="720" w:hanging="360"/>
+      </w:pPr>
+    </w:lvl>
+    <w:lvl w:ilvl="1" w:tplc="28689A4E">
+      <w:start w:val="1"/>
+      <w:numFmt w:val="decimal"/>
+      <w:lvlText w:val="1.%2."/>
+      <w:lvlJc w:val="left"/>
+      <w:pPr>
+        <w:ind w:left="1440" w:hanging="360"/>
+      </w:pPr>
+      <w:rPr>
+        <w:rFonts w:hint="default"/>
+      </w:rPr>
+    </w:lvl>
+    <w:lvl w:ilvl="2" w:tplc="0419001B" w:tentative="1">
+      <w:start w:val="1"/>
+      <w:numFmt w:val="lowerRoman"/>
+      <w:lvlText w:val="%3."/>
+      <w:lvlJc w:val="right"/>
+      <w:pPr>
+        <w:ind w:left="2160" w:hanging="180"/>
+      </w:pPr>
+    </w:lvl>
+    <w:lvl w:ilvl="3" w:tplc="0419000F" w:tentative="1">
+      <w:start w:val="1"/>
+      <w:numFmt w:val="decimal"/>
+      <w:lvlText w:val="%4."/>
+      <w:lvlJc w:val="left"/>
+      <w:pPr>
+        <w:ind w:left="2880" w:hanging="360"/>
+      </w:pPr>
+    </w:lvl>
+    <w:lvl w:ilvl="4" w:tplc="04190019" w:tentative="1">
+      <w:start w:val="1"/>
+      <w:numFmt w:val="lowerLetter"/>
+      <w:lvlText w:val="%5."/>
+      <w:lvlJc w:val="left"/>
+      <w:pPr>
+        <w:ind w:left="3600" w:hanging="360"/>
+      </w:pPr>
+    </w:lvl>
+    <w:lvl w:ilvl="5" w:tplc="0419001B" w:tentative="1">
+      <w:start w:val="1"/>
+      <w:numFmt w:val="lowerRoman"/>
+      <w:lvlText w:val="%6."/>
+      <w:lvlJc w:val="right"/>
+      <w:pPr>
+        <w:ind w:left="4320" w:hanging="180"/>
+      </w:pPr>
+    </w:lvl>
+    <w:lvl w:ilvl="6" w:tplc="0419000F" w:tentative="1">
+      <w:start w:val="1"/>
+      <w:numFmt w:val="decimal"/>
+      <w:lvlText w:val="%7."/>
+      <w:lvlJc w:val="left"/>
+      <w:pPr>
+        <w:ind w:left="5040" w:hanging="360"/>
+      </w:pPr>
+    </w:lvl>
+    <w:lvl w:ilvl="7" w:tplc="04190019" w:tentative="1">
+      <w:start w:val="1"/>
+      <w:numFmt w:val="lowerLetter"/>
+      <w:lvlText w:val="%8."/>
+      <w:lvlJc w:val="left"/>
+      <w:pPr>
+        <w:ind w:left="5760" w:hanging="360"/>
+      </w:pPr>
+    </w:lvl>
+    <w:lvl w:ilvl="8" w:tplc="0419001B" w:tentative="1">
+      <w:start w:val="1"/>
+      <w:numFmt w:val="lowerRoman"/>
+      <w:lvlText w:val="%9."/>
+      <w:lvlJc w:val="right"/>
+      <w:pPr>
+        <w:ind w:left="6480" w:hanging="180"/>
+      </w:pPr>
+    </w:lvl>
+  </w:abstractNum>
+  <w:abstractNum w:abstractNumId="11" w15:restartNumberingAfterBreak="0">
     <w:nsid w:val="62A2257E"/>
     <w:multiLevelType w:val="hybridMultilevel"/>
     <w:tmpl w:val="2AEE7B56"/>
@@ -6230,23 +11815,157 @@
       </w:pPr>
     </w:lvl>
   </w:abstractNum>
+  <w:abstractNum w:abstractNumId="12" w15:restartNumberingAfterBreak="0">
+    <w:nsid w:val="71B02EC5"/>
+    <w:multiLevelType w:val="hybridMultilevel"/>
+    <w:tmpl w:val="9F7E29BE"/>
+    <w:lvl w:ilvl="0" w:tplc="41523A8C">
+      <w:start w:val="1"/>
+      <w:numFmt w:val="bullet"/>
+      <w:lvlText w:val=""/>
+      <w:lvlJc w:val="left"/>
+      <w:pPr>
+        <w:ind w:left="720" w:hanging="360"/>
+      </w:pPr>
+      <w:rPr>
+        <w:rFonts w:ascii="Symbol" w:eastAsia="Arial Unicode MS" w:hAnsi="Symbol" w:cs="Times New Roman" w:hint="default"/>
+      </w:rPr>
+    </w:lvl>
+    <w:lvl w:ilvl="1" w:tplc="04190003" w:tentative="1">
+      <w:start w:val="1"/>
+      <w:numFmt w:val="bullet"/>
+      <w:lvlText w:val="o"/>
+      <w:lvlJc w:val="left"/>
+      <w:pPr>
+        <w:ind w:left="1440" w:hanging="360"/>
+      </w:pPr>
+      <w:rPr>
+        <w:rFonts w:ascii="Courier New" w:hAnsi="Courier New" w:cs="Courier New" w:hint="default"/>
+      </w:rPr>
+    </w:lvl>
+    <w:lvl w:ilvl="2" w:tplc="04190005" w:tentative="1">
+      <w:start w:val="1"/>
+      <w:numFmt w:val="bullet"/>
+      <w:lvlText w:val=""/>
+      <w:lvlJc w:val="left"/>
+      <w:pPr>
+        <w:ind w:left="2160" w:hanging="360"/>
+      </w:pPr>
+      <w:rPr>
+        <w:rFonts w:ascii="Wingdings" w:hAnsi="Wingdings" w:hint="default"/>
+      </w:rPr>
+    </w:lvl>
+    <w:lvl w:ilvl="3" w:tplc="04190001" w:tentative="1">
+      <w:start w:val="1"/>
+      <w:numFmt w:val="bullet"/>
+      <w:lvlText w:val=""/>
+      <w:lvlJc w:val="left"/>
+      <w:pPr>
+        <w:ind w:left="2880" w:hanging="360"/>
+      </w:pPr>
+      <w:rPr>
+        <w:rFonts w:ascii="Symbol" w:hAnsi="Symbol" w:hint="default"/>
+      </w:rPr>
+    </w:lvl>
+    <w:lvl w:ilvl="4" w:tplc="04190003" w:tentative="1">
+      <w:start w:val="1"/>
+      <w:numFmt w:val="bullet"/>
+      <w:lvlText w:val="o"/>
+      <w:lvlJc w:val="left"/>
+      <w:pPr>
+        <w:ind w:left="3600" w:hanging="360"/>
+      </w:pPr>
+      <w:rPr>
+        <w:rFonts w:ascii="Courier New" w:hAnsi="Courier New" w:cs="Courier New" w:hint="default"/>
+      </w:rPr>
+    </w:lvl>
+    <w:lvl w:ilvl="5" w:tplc="04190005" w:tentative="1">
+      <w:start w:val="1"/>
+      <w:numFmt w:val="bullet"/>
+      <w:lvlText w:val=""/>
+      <w:lvlJc w:val="left"/>
+      <w:pPr>
+        <w:ind w:left="4320" w:hanging="360"/>
+      </w:pPr>
+      <w:rPr>
+        <w:rFonts w:ascii="Wingdings" w:hAnsi="Wingdings" w:hint="default"/>
+      </w:rPr>
+    </w:lvl>
+    <w:lvl w:ilvl="6" w:tplc="04190001" w:tentative="1">
+      <w:start w:val="1"/>
+      <w:numFmt w:val="bullet"/>
+      <w:lvlText w:val=""/>
+      <w:lvlJc w:val="left"/>
+      <w:pPr>
+        <w:ind w:left="5040" w:hanging="360"/>
+      </w:pPr>
+      <w:rPr>
+        <w:rFonts w:ascii="Symbol" w:hAnsi="Symbol" w:hint="default"/>
+      </w:rPr>
+    </w:lvl>
+    <w:lvl w:ilvl="7" w:tplc="04190003" w:tentative="1">
+      <w:start w:val="1"/>
+      <w:numFmt w:val="bullet"/>
+      <w:lvlText w:val="o"/>
+      <w:lvlJc w:val="left"/>
+      <w:pPr>
+        <w:ind w:left="5760" w:hanging="360"/>
+      </w:pPr>
+      <w:rPr>
+        <w:rFonts w:ascii="Courier New" w:hAnsi="Courier New" w:cs="Courier New" w:hint="default"/>
+      </w:rPr>
+    </w:lvl>
+    <w:lvl w:ilvl="8" w:tplc="04190005" w:tentative="1">
+      <w:start w:val="1"/>
+      <w:numFmt w:val="bullet"/>
+      <w:lvlText w:val=""/>
+      <w:lvlJc w:val="left"/>
+      <w:pPr>
+        <w:ind w:left="6480" w:hanging="360"/>
+      </w:pPr>
+      <w:rPr>
+        <w:rFonts w:ascii="Wingdings" w:hAnsi="Wingdings" w:hint="default"/>
+      </w:rPr>
+    </w:lvl>
+  </w:abstractNum>
   <w:num w:numId="1">
+    <w:abstractNumId w:val="7"/>
+  </w:num>
+  <w:num w:numId="2">
+    <w:abstractNumId w:val="4"/>
+  </w:num>
+  <w:num w:numId="3">
+    <w:abstractNumId w:val="11"/>
+  </w:num>
+  <w:num w:numId="4">
+    <w:abstractNumId w:val="1"/>
+  </w:num>
+  <w:num w:numId="5">
+    <w:abstractNumId w:val="8"/>
+  </w:num>
+  <w:num w:numId="6">
+    <w:abstractNumId w:val="6"/>
+  </w:num>
+  <w:num w:numId="7">
+    <w:abstractNumId w:val="10"/>
+  </w:num>
+  <w:num w:numId="8">
+    <w:abstractNumId w:val="9"/>
+  </w:num>
+  <w:num w:numId="9">
+    <w:abstractNumId w:val="0"/>
+  </w:num>
+  <w:num w:numId="10">
+    <w:abstractNumId w:val="2"/>
+  </w:num>
+  <w:num w:numId="11">
+    <w:abstractNumId w:val="5"/>
+  </w:num>
+  <w:num w:numId="12">
     <w:abstractNumId w:val="3"/>
   </w:num>
-  <w:num w:numId="2">
-    <w:abstractNumId w:val="1"/>
-  </w:num>
-  <w:num w:numId="3">
-    <w:abstractNumId w:val="5"/>
-  </w:num>
-  <w:num w:numId="4">
-    <w:abstractNumId w:val="0"/>
-  </w:num>
-  <w:num w:numId="5">
-    <w:abstractNumId w:val="4"/>
-  </w:num>
-  <w:num w:numId="6">
-    <w:abstractNumId w:val="2"/>
+  <w:num w:numId="13">
+    <w:abstractNumId w:val="12"/>
   </w:num>
 </w:numbering>
 </file>
@@ -7161,19 +12880,19 @@
 
 <file path=word/glossary/fontTable.xml><?xml version="1.0" encoding="utf-8"?>
 <w:fonts xmlns:mc="http://schemas.openxmlformats.org/markup-compatibility/2006" xmlns:r="http://schemas.openxmlformats.org/officeDocument/2006/relationships" xmlns:w="http://schemas.openxmlformats.org/wordprocessingml/2006/main" xmlns:w14="http://schemas.microsoft.com/office/word/2010/wordml" xmlns:w15="http://schemas.microsoft.com/office/word/2012/wordml" mc:Ignorable="w14 w15">
+  <w:font w:name="Times New Roman">
+    <w:panose1 w:val="02020603050405020304"/>
+    <w:charset w:val="CC"/>
+    <w:family w:val="roman"/>
+    <w:pitch w:val="variable"/>
+    <w:sig w:usb0="E0002EFF" w:usb1="C000785B" w:usb2="00000009" w:usb3="00000000" w:csb0="000001FF" w:csb1="00000000"/>
+  </w:font>
   <w:font w:name="Symbol">
     <w:panose1 w:val="05050102010706020507"/>
     <w:charset w:val="02"/>
     <w:family w:val="roman"/>
     <w:pitch w:val="variable"/>
     <w:sig w:usb0="00000000" w:usb1="10000000" w:usb2="00000000" w:usb3="00000000" w:csb0="80000000" w:csb1="00000000"/>
-  </w:font>
-  <w:font w:name="Times New Roman">
-    <w:panose1 w:val="02020603050405020304"/>
-    <w:charset w:val="CC"/>
-    <w:family w:val="roman"/>
-    <w:pitch w:val="variable"/>
-    <w:sig w:usb0="E0002EFF" w:usb1="C000785B" w:usb2="00000009" w:usb3="00000000" w:csb0="000001FF" w:csb1="00000000"/>
   </w:font>
   <w:font w:name="Courier New">
     <w:panose1 w:val="02070309020205020404"/>
@@ -7189,6 +12908,13 @@
     <w:pitch w:val="variable"/>
     <w:sig w:usb0="00000000" w:usb1="10000000" w:usb2="00000000" w:usb3="00000000" w:csb0="80000000" w:csb1="00000000"/>
   </w:font>
+  <w:font w:name="Arial Unicode MS">
+    <w:panose1 w:val="020B0604020202020204"/>
+    <w:charset w:val="80"/>
+    <w:family w:val="swiss"/>
+    <w:pitch w:val="variable"/>
+    <w:sig w:usb0="F7FFAFFF" w:usb1="E9DFFFFF" w:usb2="0000003F" w:usb3="00000000" w:csb0="003F01FF" w:csb1="00000000"/>
+  </w:font>
   <w:font w:name="Calibri">
     <w:panose1 w:val="020F0502020204030204"/>
     <w:charset w:val="CC"/>
@@ -7203,13 +12929,6 @@
     <w:family w:val="roman"/>
     <w:notTrueType/>
     <w:pitch w:val="default"/>
-  </w:font>
-  <w:font w:name="Arial Unicode MS">
-    <w:panose1 w:val="020B0604020202020204"/>
-    <w:charset w:val="80"/>
-    <w:family w:val="swiss"/>
-    <w:pitch w:val="variable"/>
-    <w:sig w:usb0="F7FFAFFF" w:usb1="E9DFFFFF" w:usb2="0000003F" w:usb3="00000000" w:csb0="003F01FF" w:csb1="00000000"/>
   </w:font>
   <w:font w:name="Segoe UI">
     <w:panose1 w:val="020B0502040204020203"/>
@@ -7251,7 +12970,9 @@
   </w:compat>
   <w:rsids>
     <w:rsidRoot w:val="00A4238B"/>
+    <w:rsid w:val="008D44B8"/>
     <w:rsid w:val="00A4238B"/>
+    <w:rsid w:val="00D432EB"/>
     <w:rsid w:val="00E503B6"/>
   </w:rsids>
   <m:mathPr>
@@ -7701,7 +13422,7 @@
     <w:basedOn w:val="a0"/>
     <w:uiPriority w:val="99"/>
     <w:semiHidden/>
-    <w:rsid w:val="00A4238B"/>
+    <w:rsid w:val="00D432EB"/>
     <w:rPr>
       <w:color w:val="808080"/>
     </w:rPr>
@@ -7982,7 +13703,7 @@
 </file>
 
 <file path=customXml/itemProps1.xml><?xml version="1.0" encoding="utf-8"?>
-<ds:datastoreItem xmlns:ds="http://schemas.openxmlformats.org/officeDocument/2006/customXml" ds:itemID="{5989706A-D090-4D50-A975-7A534B191D50}">
+<ds:datastoreItem xmlns:ds="http://schemas.openxmlformats.org/officeDocument/2006/customXml" ds:itemID="{199E3118-3FBE-4259-84F5-1C37975D3088}">
   <ds:schemaRefs>
     <ds:schemaRef ds:uri="http://schemas.openxmlformats.org/officeDocument/2006/bibliography"/>
   </ds:schemaRefs>

--- a/docs/ПЗ.docx
+++ b/docs/ПЗ.docx
@@ -2462,7 +2462,18 @@
           <w:bdr w:val="nil"/>
           <w:lang w:val="uk-UA" w:eastAsia="ru-RU"/>
         </w:rPr>
-        <w:t xml:space="preserve">. Класичні алгоритми розв'язання цієї задачі мають суттєві обмеження: алгоритм Дейкстри погано піддається розпаралелюванню через строгу послідовність вибору вершин, а алгоритм Беллмана-Форда виконує занадто багато надлишкових обчислень. У цьому контексті алгоритм </w:t>
+        <w:t>. Класичні алгоритми розв’</w:t>
+      </w:r>
+      <w:r>
+        <w:rPr>
+          <w:rFonts w:eastAsia="Arial Unicode MS" w:cs="Times New Roman"/>
+          <w:bCs/>
+          <w:szCs w:val="28"/>
+          <w:u w:color="000000"/>
+          <w:bdr w:val="nil"/>
+          <w:lang w:val="uk-UA" w:eastAsia="ru-RU"/>
+        </w:rPr>
+        <w:t xml:space="preserve">язання цієї задачі мають суттєві обмеження: алгоритм Дейкстри погано піддається розпаралелюванню через строгу послідовність вибору вершин, а алгоритм Беллмана-Форда виконує занадто багато надлишкових обчислень. У цьому контексті алгоритм </w:t>
       </w:r>
       <m:oMath>
         <m:r>
@@ -2642,7 +2653,29 @@
           <w:bdr w:val="nil"/>
           <w:lang w:val="uk-UA" w:eastAsia="ru-RU"/>
         </w:rPr>
-        <w:t xml:space="preserve"> для розв’язання задачі пошуку найкоротших шляхів у графі з підтвердженням його математичної коректності. Разом із цим буде створено парале</w:t>
+        <w:t xml:space="preserve"> для розв</w:t>
+      </w:r>
+      <w:r>
+        <w:rPr>
+          <w:rFonts w:eastAsia="Arial Unicode MS" w:cs="Times New Roman"/>
+          <w:bCs/>
+          <w:szCs w:val="28"/>
+          <w:u w:color="000000"/>
+          <w:bdr w:val="nil"/>
+          <w:lang w:val="uk-UA" w:eastAsia="ru-RU"/>
+        </w:rPr>
+        <w:t>’</w:t>
+      </w:r>
+      <w:r>
+        <w:rPr>
+          <w:rFonts w:eastAsia="Arial Unicode MS" w:cs="Times New Roman"/>
+          <w:bCs/>
+          <w:szCs w:val="28"/>
+          <w:u w:color="000000"/>
+          <w:bdr w:val="nil"/>
+          <w:lang w:val="uk-UA" w:eastAsia="ru-RU"/>
+        </w:rPr>
+        <w:t>язання задачі пошуку найкоротших шляхів у графі з підтвердженням його математичної коректності. Разом із цим буде створено парале</w:t>
       </w:r>
       <w:r>
         <w:rPr>
@@ -2676,7 +2709,29 @@
           <w:lang w:val="uk-UA" w:eastAsia="ru-RU"/>
         </w:rPr>
         <w:lastRenderedPageBreak/>
-        <w:t>багатопроцесорності та механізмів розподіленої спільної пам'яті для обходу глобального блокування інтерпретатора та мінімізації накладних витрат на міжпроцесну взаємодію.</w:t>
+        <w:t>багатопроцесорності та механізмів розподіленої спільної пам</w:t>
+      </w:r>
+      <w:r>
+        <w:rPr>
+          <w:rFonts w:eastAsia="Arial Unicode MS" w:cs="Times New Roman"/>
+          <w:bCs/>
+          <w:szCs w:val="28"/>
+          <w:u w:color="000000"/>
+          <w:bdr w:val="nil"/>
+          <w:lang w:val="uk-UA" w:eastAsia="ru-RU"/>
+        </w:rPr>
+        <w:t>’</w:t>
+      </w:r>
+      <w:r>
+        <w:rPr>
+          <w:rFonts w:eastAsia="Arial Unicode MS" w:cs="Times New Roman"/>
+          <w:bCs/>
+          <w:szCs w:val="28"/>
+          <w:u w:color="000000"/>
+          <w:bdr w:val="nil"/>
+          <w:lang w:val="uk-UA" w:eastAsia="ru-RU"/>
+        </w:rPr>
+        <w:t>яті для обходу глобального блокування інтерпретатора та мінімізації накладних витрат на міжпроцесну взаємодію.</w:t>
       </w:r>
       <w:r>
         <w:rPr>
@@ -2971,7 +3026,31 @@
           <w:bdr w:val="nil"/>
           <w:lang w:val="uk-UA" w:eastAsia="ru-RU"/>
         </w:rPr>
-        <w:t xml:space="preserve"> це алгоритм пошуку найкоротших шляхів від однієї вершини до всіх інших (Single-Source Shortest Path, SSSP) у графах з невід'ємними вагами ребер. Йо</w:t>
+        <w:t xml:space="preserve"> це алгоритм пошуку найкоротших шляхів від однієї вершини до всіх інших (Single-Source Shortest Path, SSSP) у графах з невід</w:t>
+      </w:r>
+      <w:r>
+        <w:rPr>
+          <w:rFonts w:eastAsia="Arial Unicode MS" w:cs="Times New Roman"/>
+          <w:bCs/>
+          <w:color w:val="000000"/>
+          <w:szCs w:val="28"/>
+          <w:u w:color="000000"/>
+          <w:bdr w:val="nil"/>
+          <w:lang w:val="uk-UA" w:eastAsia="ru-RU"/>
+        </w:rPr>
+        <w:t>’</w:t>
+      </w:r>
+      <w:r>
+        <w:rPr>
+          <w:rFonts w:eastAsia="Arial Unicode MS" w:cs="Times New Roman"/>
+          <w:bCs/>
+          <w:color w:val="000000"/>
+          <w:szCs w:val="28"/>
+          <w:u w:color="000000"/>
+          <w:bdr w:val="nil"/>
+          <w:lang w:val="uk-UA" w:eastAsia="ru-RU"/>
+        </w:rPr>
+        <w:t>ємними вагами ребер. Йо</w:t>
       </w:r>
       <w:r>
         <w:rPr>
@@ -3439,7 +3518,31 @@
           <w:bdr w:val="nil"/>
           <w:lang w:val="uk-UA" w:eastAsia="ru-RU"/>
         </w:rPr>
-        <w:t xml:space="preserve">покращує використання пам’яті, що особливо необхідно для </w:t>
+        <w:t>покращує використання пам</w:t>
+      </w:r>
+      <w:r>
+        <w:rPr>
+          <w:rFonts w:eastAsia="Arial Unicode MS" w:cs="Times New Roman"/>
+          <w:bCs/>
+          <w:color w:val="000000"/>
+          <w:szCs w:val="28"/>
+          <w:u w:color="000000"/>
+          <w:bdr w:val="nil"/>
+          <w:lang w:eastAsia="ru-RU"/>
+        </w:rPr>
+        <w:t>’</w:t>
+      </w:r>
+      <w:r>
+        <w:rPr>
+          <w:rFonts w:eastAsia="Arial Unicode MS" w:cs="Times New Roman"/>
+          <w:bCs/>
+          <w:color w:val="000000"/>
+          <w:szCs w:val="28"/>
+          <w:u w:color="000000"/>
+          <w:bdr w:val="nil"/>
+          <w:lang w:val="uk-UA" w:eastAsia="ru-RU"/>
+        </w:rPr>
+        <w:t xml:space="preserve">яті, що особливо необхідно для </w:t>
       </w:r>
       <w:r>
         <w:rPr>
@@ -3710,7 +3813,7 @@
           <w:szCs w:val="28"/>
           <w:u w:color="000000"/>
           <w:bdr w:val="nil"/>
-          <w:lang w:val="ru-RU" w:eastAsia="ru-RU"/>
+          <w:lang w:eastAsia="ru-RU"/>
         </w:rPr>
         <w:t>NOT</w:t>
       </w:r>
@@ -4038,7 +4141,7 @@
           <w:szCs w:val="28"/>
           <w:u w:val="single" w:color="000000"/>
           <w:bdr w:val="nil"/>
-          <w:lang w:val="ru-RU" w:eastAsia="ru-RU"/>
+          <w:lang w:eastAsia="ru-RU"/>
         </w:rPr>
       </w:pPr>
     </w:p>
@@ -4239,79 +4342,7 @@
           <w:bdr w:val="nil"/>
           <w:lang w:val="en-US" w:eastAsia="ru-RU"/>
         </w:rPr>
-        <w:t xml:space="preserve">2D array of vertices’ weights to neighbours </w:t>
-      </w:r>
-      <w:r>
-        <w:rPr>
-          <w:rFonts w:eastAsia="Arial Unicode MS" w:cs="Times New Roman"/>
-          <w:bCs/>
-          <w:color w:val="000000"/>
-          <w:szCs w:val="28"/>
-          <w:u w:color="000000"/>
-          <w:bdr w:val="nil"/>
-          <w:lang w:val="en-US" w:eastAsia="ru-RU"/>
-        </w:rPr>
-        <w:t xml:space="preserve">(each row is an array of vertex’s </w:t>
-      </w:r>
-      <w:r>
-        <w:rPr>
-          <w:rFonts w:eastAsia="Arial Unicode MS" w:cs="Times New Roman"/>
-          <w:bCs/>
-          <w:color w:val="000000"/>
-          <w:szCs w:val="28"/>
-          <w:u w:color="000000"/>
-          <w:bdr w:val="nil"/>
-          <w:lang w:val="en-US" w:eastAsia="ru-RU"/>
-        </w:rPr>
-        <w:t>weights to</w:t>
-      </w:r>
-      <w:r>
-        <w:rPr>
-          <w:rFonts w:eastAsia="Arial Unicode MS" w:cs="Times New Roman"/>
-          <w:bCs/>
-          <w:color w:val="000000"/>
-          <w:szCs w:val="28"/>
-          <w:u w:color="000000"/>
-          <w:bdr w:val="nil"/>
-          <w:lang w:val="en-US" w:eastAsia="ru-RU"/>
-        </w:rPr>
-        <w:t xml:space="preserve"> </w:t>
-      </w:r>
-      <w:r>
-        <w:rPr>
-          <w:rFonts w:eastAsia="Arial Unicode MS" w:cs="Times New Roman"/>
-          <w:bCs/>
-          <w:color w:val="000000"/>
-          <w:szCs w:val="28"/>
-          <w:u w:color="000000"/>
-          <w:bdr w:val="nil"/>
-          <w:lang w:val="en-US" w:eastAsia="ru-RU"/>
-        </w:rPr>
-        <w:t xml:space="preserve">it’s </w:t>
-      </w:r>
-      <w:r>
-        <w:rPr>
-          <w:rFonts w:eastAsia="Arial Unicode MS" w:cs="Times New Roman"/>
-          <w:bCs/>
-          <w:color w:val="000000"/>
-          <w:szCs w:val="28"/>
-          <w:u w:color="000000"/>
-          <w:bdr w:val="nil"/>
-          <w:lang w:val="en-US" w:eastAsia="ru-RU"/>
-        </w:rPr>
-        <w:t>neighbours)</w:t>
-      </w:r>
-      <w:r>
-        <w:rPr>
-          <w:rFonts w:eastAsia="Arial Unicode MS" w:cs="Times New Roman"/>
-          <w:bCs/>
-          <w:color w:val="000000"/>
-          <w:szCs w:val="28"/>
-          <w:u w:color="000000"/>
-          <w:bdr w:val="nil"/>
-          <w:lang w:val="en-US" w:eastAsia="ru-RU"/>
-        </w:rPr>
-        <w:t>;</w:t>
+        <w:t>2D array of vertices’ weights to neighbours (each row is an array of vertex’s weights to it’s neighbours);</w:t>
       </w:r>
     </w:p>
     <w:p>
@@ -4690,18 +4721,7 @@
             <w:bdr w:val="nil"/>
             <w:lang w:val="en-US" w:eastAsia="ru-RU"/>
           </w:rPr>
-          <m:t>floor</m:t>
-        </m:r>
-        <m:r>
-          <w:rPr>
-            <w:rFonts w:ascii="Cambria Math" w:eastAsia="Arial Unicode MS" w:hAnsi="Cambria Math" w:cs="Times New Roman"/>
-            <w:color w:val="000000"/>
-            <w:szCs w:val="28"/>
-            <w:u w:color="000000"/>
-            <w:bdr w:val="nil"/>
-            <w:lang w:val="en-US" w:eastAsia="ru-RU"/>
-          </w:rPr>
-          <m:t>(</m:t>
+          <m:t>floor(</m:t>
         </m:r>
         <m:f>
           <m:fPr>
@@ -5359,29 +5379,7 @@
             <w:bdr w:val="nil"/>
             <w:lang w:val="en-US" w:eastAsia="ru-RU"/>
           </w:rPr>
-          <m:t>←</m:t>
-        </m:r>
-        <m:r>
-          <w:rPr>
-            <w:rFonts w:ascii="Cambria Math" w:eastAsia="Arial Unicode MS" w:hAnsi="Cambria Math" w:cs="Times New Roman"/>
-            <w:color w:val="000000"/>
-            <w:szCs w:val="28"/>
-            <w:u w:color="000000"/>
-            <w:bdr w:val="nil"/>
-            <w:lang w:val="en-US" w:eastAsia="ru-RU"/>
-          </w:rPr>
-          <m:t>mod(</m:t>
-        </m:r>
-        <m:r>
-          <w:rPr>
-            <w:rFonts w:ascii="Cambria Math" w:eastAsia="Arial Unicode MS" w:hAnsi="Cambria Math" w:cs="Times New Roman"/>
-            <w:color w:val="000000"/>
-            <w:szCs w:val="28"/>
-            <w:u w:color="000000"/>
-            <w:bdr w:val="nil"/>
-            <w:lang w:val="en-US" w:eastAsia="ru-RU"/>
-          </w:rPr>
-          <m:t xml:space="preserve">next_non_empty_bucket_absolute_index,  </m:t>
+          <m:t xml:space="preserve">←mod(next_non_empty_bucket_absolute_index,  </m:t>
         </m:r>
         <m:r>
           <m:rPr>
@@ -5686,19 +5684,7 @@
           <w:bdr w:val="nil"/>
           <w:lang w:val="en-US" w:eastAsia="ru-RU"/>
         </w:rPr>
-        <w:t xml:space="preserve">bucket_sizes[actual_bucket_index] </w:t>
-      </w:r>
-      <w:r>
-        <w:rPr>
-          <w:rFonts w:eastAsia="Arial Unicode MS" w:cs="Times New Roman"/>
-          <w:bCs/>
-          <w:color w:val="000000"/>
-          <w:szCs w:val="28"/>
-          <w:u w:color="000000"/>
-          <w:bdr w:val="nil"/>
-          <w:lang w:val="en-US" w:eastAsia="ru-RU"/>
-        </w:rPr>
-        <w:t xml:space="preserve"> - </w:t>
+        <w:t xml:space="preserve">bucket_sizes[actual_bucket_index]  - </w:t>
       </w:r>
       <w:r>
         <w:rPr>
@@ -5801,18 +5787,7 @@
             <w:bdr w:val="nil"/>
             <w:lang w:val="en-US" w:eastAsia="ru-RU"/>
           </w:rPr>
-          <m:t>mod(</m:t>
-        </m:r>
-        <m:r>
-          <w:rPr>
-            <w:rFonts w:ascii="Cambria Math" w:eastAsia="Arial Unicode MS" w:hAnsi="Cambria Math" w:cs="Times New Roman"/>
-            <w:color w:val="000000"/>
-            <w:szCs w:val="28"/>
-            <w:u w:color="000000"/>
-            <w:bdr w:val="nil"/>
-            <w:lang w:val="en-US" w:eastAsia="ru-RU"/>
-          </w:rPr>
-          <m:t>floor</m:t>
+          <m:t>mod(floor</m:t>
         </m:r>
         <m:d>
           <m:dPr>
@@ -5956,18 +5931,7 @@
             <w:bdr w:val="nil"/>
             <w:lang w:val="en-US" w:eastAsia="ru-RU"/>
           </w:rPr>
-          <m:t>,</m:t>
-        </m:r>
-        <m:r>
-          <w:rPr>
-            <w:rFonts w:ascii="Cambria Math" w:eastAsia="Arial Unicode MS" w:hAnsi="Cambria Math" w:cs="Times New Roman"/>
-            <w:color w:val="000000"/>
-            <w:szCs w:val="28"/>
-            <w:u w:color="000000"/>
-            <w:bdr w:val="nil"/>
-            <w:lang w:val="en-US" w:eastAsia="ru-RU"/>
-          </w:rPr>
-          <m:t xml:space="preserve"> </m:t>
+          <m:t xml:space="preserve">, </m:t>
         </m:r>
         <m:r>
           <m:rPr>
@@ -6314,18 +6278,7 @@
             <w:bdr w:val="nil"/>
             <w:lang w:val="en-US" w:eastAsia="ru-RU"/>
           </w:rPr>
-          <m:t>←</m:t>
-        </m:r>
-        <m:r>
-          <w:rPr>
-            <w:rFonts w:ascii="Cambria Math" w:eastAsia="Arial Unicode MS" w:hAnsi="Cambria Math" w:cs="Times New Roman"/>
-            <w:color w:val="000000"/>
-            <w:szCs w:val="28"/>
-            <w:u w:color="000000"/>
-            <w:bdr w:val="nil"/>
-            <w:lang w:val="en-US" w:eastAsia="ru-RU"/>
-          </w:rPr>
-          <m:t xml:space="preserve"> </m:t>
+          <m:t xml:space="preserve">← </m:t>
         </m:r>
       </m:oMath>
       <w:r>
@@ -7917,31 +7870,7 @@
           <w:bdr w:val="nil"/>
           <w:lang w:val="en-US" w:eastAsia="ru-RU"/>
         </w:rPr>
-        <w:t xml:space="preserve">distances – </w:t>
-      </w:r>
-      <w:r>
-        <w:rPr>
-          <w:rFonts w:eastAsia="Arial Unicode MS" w:cs="Times New Roman"/>
-          <w:bCs/>
-          <w:color w:val="000000"/>
-          <w:szCs w:val="28"/>
-          <w:u w:color="000000"/>
-          <w:bdr w:val="nil"/>
-          <w:lang w:val="en-US" w:eastAsia="ru-RU"/>
-        </w:rPr>
-        <w:t>array of current distances to each vertex</w:t>
-      </w:r>
-      <w:r>
-        <w:rPr>
-          <w:rFonts w:eastAsia="Arial Unicode MS" w:cs="Times New Roman"/>
-          <w:bCs/>
-          <w:color w:val="000000"/>
-          <w:szCs w:val="28"/>
-          <w:u w:color="000000"/>
-          <w:bdr w:val="nil"/>
-          <w:lang w:val="en-US" w:eastAsia="ru-RU"/>
-        </w:rPr>
-        <w:t>;</w:t>
+        <w:t>distances – array of current distances to each vertex;</w:t>
       </w:r>
     </w:p>
     <w:p>
@@ -8180,18 +8109,7 @@
                 <w:bdr w:val="nil"/>
                 <w:lang w:val="en-US" w:eastAsia="ru-RU"/>
               </w:rPr>
-              <m:t>floor(</m:t>
-            </m:r>
-            <m:r>
-              <w:rPr>
-                <w:rFonts w:ascii="Cambria Math" w:eastAsia="Arial Unicode MS" w:hAnsi="Cambria Math" w:cs="Times New Roman"/>
-                <w:color w:val="000000"/>
-                <w:szCs w:val="28"/>
-                <w:u w:color="000000"/>
-                <w:bdr w:val="nil"/>
-                <w:lang w:val="en-US" w:eastAsia="ru-RU"/>
-              </w:rPr>
-              <m:t>distances[vertex_index] / delta</m:t>
+              <m:t>floor(distances[vertex_index] / delta</m:t>
             </m:r>
             <m:r>
               <w:rPr>
@@ -8431,19 +8349,7 @@
           <w:bdr w:val="nil"/>
           <w:lang w:val="en-US" w:eastAsia="ru-RU"/>
         </w:rPr>
-        <w:t xml:space="preserve">bucket_sizes[bucket_index] </w:t>
-      </w:r>
-      <w:r>
-        <w:rPr>
-          <w:rFonts w:eastAsia="Arial Unicode MS" w:cs="Times New Roman"/>
-          <w:bCs/>
-          <w:color w:val="000000"/>
-          <w:szCs w:val="28"/>
-          <w:u w:color="000000"/>
-          <w:bdr w:val="nil"/>
-          <w:lang w:val="en-US" w:eastAsia="ru-RU"/>
-        </w:rPr>
-        <w:t xml:space="preserve"> + </w:t>
+        <w:t xml:space="preserve">bucket_sizes[bucket_index]  + </w:t>
       </w:r>
       <w:r>
         <w:rPr>
@@ -8476,7 +8382,7 @@
       <w:pPr>
         <w:pStyle w:val="2"/>
         <w:rPr>
-          <w:lang w:val="ru-RU"/>
+          <w:lang w:val="uk-UA"/>
         </w:rPr>
       </w:pPr>
       <w:bookmarkStart w:id="3" w:name="_Toc158713965"/>
@@ -8505,10 +8411,13 @@
         </m:r>
       </m:oMath>
       <w:r>
-        <w:rPr>
-          <w:lang w:val="ru-RU"/>
-        </w:rPr>
         <w:t>-степінг</w:t>
+      </w:r>
+      <w:r>
+        <w:rPr>
+          <w:lang w:val="uk-UA"/>
+        </w:rPr>
+        <w:t>у</w:t>
       </w:r>
       <w:bookmarkStart w:id="4" w:name="_GoBack"/>
       <w:bookmarkEnd w:id="4"/>
@@ -8535,334 +8444,861 @@
           <w:bdr w:val="nil"/>
           <w:lang w:val="uk-UA" w:eastAsia="ru-RU"/>
         </w:rPr>
-        <w:t>Текст….</w:t>
-      </w:r>
-      <w:r>
-        <w:rPr>
-          <w:rFonts w:eastAsia="Arial Unicode MS" w:cs="Times New Roman"/>
-          <w:bCs/>
-          <w:color w:val="000000"/>
-          <w:szCs w:val="28"/>
-          <w:u w:color="000000"/>
-          <w:bdr w:val="nil"/>
-          <w:lang w:val="uk-UA" w:eastAsia="ru-RU"/>
-        </w:rPr>
-        <w:t>Рисунок завжди ПІСЛЯ посилання на нього в тексті. Поси</w:t>
-      </w:r>
-      <w:r>
-        <w:rPr>
-          <w:rFonts w:eastAsia="Arial Unicode MS" w:cs="Times New Roman"/>
-          <w:bCs/>
-          <w:color w:val="000000"/>
-          <w:szCs w:val="28"/>
-          <w:u w:color="000000"/>
-          <w:bdr w:val="nil"/>
-          <w:lang w:val="uk-UA" w:eastAsia="ru-RU"/>
-        </w:rPr>
-        <w:t>л</w:t>
-      </w:r>
-      <w:r>
-        <w:rPr>
-          <w:rFonts w:eastAsia="Arial Unicode MS" w:cs="Times New Roman"/>
-          <w:bCs/>
-          <w:color w:val="000000"/>
-          <w:szCs w:val="28"/>
-          <w:u w:color="000000"/>
-          <w:bdr w:val="nil"/>
-          <w:lang w:val="uk-UA" w:eastAsia="ru-RU"/>
-        </w:rPr>
-        <w:t>ання оформлюємо в тексті або «…наведено на рисунку 1.1», або «…(рис.1.1)».</w:t>
-      </w:r>
-    </w:p>
-    <w:p>
-      <w:pPr>
-        <w:jc w:val="center"/>
-        <w:rPr>
-          <w:rFonts w:eastAsia="Arial Unicode MS" w:cs="Times New Roman"/>
-          <w:bCs/>
-          <w:color w:val="000000"/>
-          <w:szCs w:val="28"/>
-          <w:u w:color="000000"/>
-          <w:bdr w:val="nil"/>
-          <w:lang w:val="uk-UA" w:eastAsia="ru-RU"/>
-        </w:rPr>
-      </w:pPr>
-    </w:p>
-    <w:p>
-      <w:pPr>
-        <w:jc w:val="center"/>
-        <w:rPr>
-          <w:rFonts w:eastAsia="Arial Unicode MS" w:cs="Times New Roman"/>
-          <w:bCs/>
-          <w:color w:val="000000"/>
-          <w:szCs w:val="28"/>
-          <w:u w:color="000000"/>
-          <w:bdr w:val="nil"/>
-          <w:lang w:val="uk-UA" w:eastAsia="ru-RU"/>
-        </w:rPr>
-      </w:pPr>
-      <w:r>
-        <w:rPr>
-          <w:rFonts w:eastAsia="Arial Unicode MS" w:cs="Times New Roman"/>
-          <w:bCs/>
-          <w:color w:val="000000"/>
-          <w:szCs w:val="28"/>
-          <w:u w:color="000000"/>
-          <w:bdr w:val="nil"/>
-          <w:lang w:val="uk-UA" w:eastAsia="ru-RU"/>
-        </w:rPr>
-        <w:t>Рис</w:t>
-      </w:r>
-      <w:r>
-        <w:rPr>
-          <w:rFonts w:eastAsia="Arial Unicode MS" w:cs="Times New Roman"/>
-          <w:bCs/>
-          <w:color w:val="000000"/>
-          <w:szCs w:val="28"/>
-          <w:u w:color="000000"/>
-          <w:bdr w:val="nil"/>
-          <w:lang w:val="uk-UA" w:eastAsia="ru-RU"/>
-        </w:rPr>
-        <w:t>унок</w:t>
-      </w:r>
-      <w:r>
-        <w:rPr>
-          <w:rFonts w:eastAsia="Arial Unicode MS" w:cs="Times New Roman"/>
-          <w:bCs/>
-          <w:color w:val="000000"/>
-          <w:szCs w:val="28"/>
-          <w:u w:color="000000"/>
-          <w:bdr w:val="nil"/>
-          <w:lang w:val="uk-UA" w:eastAsia="ru-RU"/>
-        </w:rPr>
-        <w:t xml:space="preserve"> 1.1.</w:t>
-      </w:r>
-      <w:r>
-        <w:rPr>
-          <w:rFonts w:eastAsia="Arial Unicode MS" w:cs="Times New Roman"/>
-          <w:bCs/>
-          <w:color w:val="000000"/>
-          <w:szCs w:val="28"/>
-          <w:u w:color="000000"/>
-          <w:bdr w:val="nil"/>
-          <w:lang w:val="uk-UA" w:eastAsia="ru-RU"/>
-        </w:rPr>
-        <w:t xml:space="preserve"> </w:t>
-      </w:r>
-      <w:r>
-        <w:rPr>
-          <w:rFonts w:eastAsia="Arial Unicode MS" w:cs="Times New Roman"/>
-          <w:bCs/>
-          <w:color w:val="000000"/>
-          <w:szCs w:val="28"/>
-          <w:u w:color="000000"/>
-          <w:bdr w:val="nil"/>
-          <w:lang w:val="uk-UA" w:eastAsia="ru-RU"/>
-        </w:rPr>
-        <w:t>–</w:t>
-      </w:r>
-      <w:r>
-        <w:rPr>
-          <w:rFonts w:eastAsia="Arial Unicode MS" w:cs="Times New Roman"/>
-          <w:bCs/>
-          <w:color w:val="000000"/>
-          <w:szCs w:val="28"/>
-          <w:u w:color="000000"/>
-          <w:bdr w:val="nil"/>
-          <w:lang w:val="uk-UA" w:eastAsia="ru-RU"/>
-        </w:rPr>
-        <w:t xml:space="preserve"> </w:t>
-      </w:r>
-      <w:r>
-        <w:rPr>
-          <w:rFonts w:eastAsia="Arial Unicode MS" w:cs="Times New Roman"/>
-          <w:bCs/>
-          <w:color w:val="000000"/>
-          <w:szCs w:val="28"/>
-          <w:u w:color="000000"/>
-          <w:bdr w:val="nil"/>
-          <w:lang w:val="uk-UA" w:eastAsia="ru-RU"/>
-        </w:rPr>
-        <w:t>Назва рисунку</w:t>
-      </w:r>
-    </w:p>
-    <w:p>
-      <w:pPr>
-        <w:rPr>
-          <w:rFonts w:eastAsia="Arial Unicode MS" w:cs="Times New Roman"/>
-          <w:bCs/>
-          <w:color w:val="000000"/>
-          <w:szCs w:val="28"/>
-          <w:u w:color="000000"/>
-          <w:bdr w:val="nil"/>
-          <w:lang w:val="uk-UA" w:eastAsia="ru-RU"/>
-        </w:rPr>
-      </w:pPr>
-    </w:p>
-    <w:p>
-      <w:pPr>
-        <w:rPr>
-          <w:rFonts w:eastAsia="Arial Unicode MS" w:cs="Times New Roman"/>
-          <w:bCs/>
-          <w:color w:val="000000"/>
-          <w:szCs w:val="28"/>
-          <w:u w:color="000000"/>
-          <w:bdr w:val="nil"/>
-          <w:lang w:val="uk-UA" w:eastAsia="ru-RU"/>
-        </w:rPr>
-      </w:pPr>
-      <w:r>
-        <w:rPr>
-          <w:rFonts w:eastAsia="Arial Unicode MS" w:cs="Times New Roman"/>
-          <w:bCs/>
-          <w:color w:val="000000"/>
-          <w:szCs w:val="28"/>
-          <w:u w:color="000000"/>
-          <w:bdr w:val="nil"/>
-          <w:lang w:val="uk-UA" w:eastAsia="ru-RU"/>
-        </w:rPr>
-        <w:t>Текст….</w:t>
-      </w:r>
-      <w:r>
-        <w:rPr>
-          <w:rFonts w:eastAsia="Arial Unicode MS" w:cs="Times New Roman"/>
-          <w:bCs/>
-          <w:color w:val="000000"/>
-          <w:szCs w:val="28"/>
-          <w:u w:color="000000"/>
-          <w:bdr w:val="nil"/>
-          <w:lang w:val="uk-UA" w:eastAsia="ru-RU"/>
-        </w:rPr>
-        <w:t>у формулі (1.1)</w:t>
-      </w:r>
-    </w:p>
-    <w:p>
-      <w:pPr>
-        <w:pStyle w:val="Formula"/>
-        <w:ind w:left="2832" w:firstLine="708"/>
-      </w:pPr>
+        <w:t xml:space="preserve">Алгоритм </w:t>
+      </w:r>
       <m:oMath>
         <m:r>
           <w:rPr>
             <w:rFonts w:ascii="Cambria Math" w:hAnsi="Cambria Math"/>
-            <w:lang w:val="en-US"/>
+            <w:lang w:val="uk-UA"/>
           </w:rPr>
-          <m:t>S</m:t>
+          <m:t>∆</m:t>
         </m:r>
+      </m:oMath>
+      <w:r>
+        <w:rPr>
+          <w:rFonts w:eastAsia="Arial Unicode MS" w:cs="Times New Roman"/>
+        </w:rPr>
+        <w:t>-</w:t>
+      </w:r>
+      <w:r>
+        <w:rPr>
+          <w:rFonts w:eastAsia="Arial Unicode MS" w:cs="Times New Roman"/>
+          <w:bCs/>
+          <w:color w:val="000000"/>
+          <w:szCs w:val="28"/>
+          <w:u w:color="000000"/>
+          <w:bdr w:val="nil"/>
+          <w:lang w:val="uk-UA" w:eastAsia="ru-RU"/>
+        </w:rPr>
+        <w:t xml:space="preserve">степінгу з моменту свого створення Ульріхом Майєром та Пітером Сандерсом розглядався як найбільш перспективна паралельна альтернатива алгоритму Дейкстри. Його було спеціально орієнтовано на ефективну роботу в паралельних обчислювальних середовищах. Перша експериментальна реалізація </w:t>
+      </w:r>
+      <w:r>
+        <w:rPr>
+          <w:rFonts w:eastAsia="Arial Unicode MS" w:cs="Times New Roman"/>
+          <w:bCs/>
+          <w:color w:val="000000"/>
+          <w:szCs w:val="28"/>
+          <w:u w:color="000000"/>
+          <w:bdr w:val="nil"/>
+          <w:lang w:val="uk-UA" w:eastAsia="ru-RU"/>
+        </w:rPr>
+        <w:t xml:space="preserve">послідовної версії </w:t>
+      </w:r>
+      <w:r>
+        <w:rPr>
+          <w:rFonts w:eastAsia="Arial Unicode MS" w:cs="Times New Roman"/>
+          <w:bCs/>
+          <w:color w:val="000000"/>
+          <w:szCs w:val="28"/>
+          <w:u w:color="000000"/>
+          <w:bdr w:val="nil"/>
+          <w:lang w:val="uk-UA" w:eastAsia="ru-RU"/>
+        </w:rPr>
+        <w:t xml:space="preserve">авторів </w:t>
+      </w:r>
+      <w:r>
+        <w:rPr>
+          <w:rFonts w:eastAsia="Arial Unicode MS" w:cs="Times New Roman"/>
+          <w:bCs/>
+          <w:color w:val="000000"/>
+          <w:szCs w:val="28"/>
+          <w:u w:color="000000"/>
+          <w:bdr w:val="nil"/>
+          <w:lang w:val="uk-UA" w:eastAsia="ru-RU"/>
+        </w:rPr>
+        <w:t xml:space="preserve">мала пришвидшення до 3.1 раз у порівнянні із оптимізованим алгоритмом Дейкстри, а паралельна версія </w:t>
+      </w:r>
+      <w:r>
+        <w:rPr>
+          <w:rFonts w:eastAsia="Arial Unicode MS" w:cs="Times New Roman"/>
+          <w:bCs/>
+          <w:color w:val="000000"/>
+          <w:szCs w:val="28"/>
+          <w:u w:color="000000"/>
+          <w:bdr w:val="nil"/>
+          <w:lang w:val="uk-UA" w:eastAsia="ru-RU"/>
+        </w:rPr>
+        <w:t>на багатопроцесорній системі з 16 вузлами продемон</w:t>
+      </w:r>
+      <w:r>
+        <w:rPr>
+          <w:rFonts w:eastAsia="Arial Unicode MS" w:cs="Times New Roman"/>
+          <w:bCs/>
+          <w:color w:val="000000"/>
+          <w:szCs w:val="28"/>
+          <w:u w:color="000000"/>
+          <w:bdr w:val="nil"/>
+          <w:lang w:val="uk-UA" w:eastAsia="ru-RU"/>
+        </w:rPr>
+        <w:t>струвала прискорення до 9.2 раз</w:t>
+      </w:r>
+      <w:r>
+        <w:rPr>
+          <w:rFonts w:eastAsia="Arial Unicode MS" w:cs="Times New Roman"/>
+          <w:bCs/>
+          <w:color w:val="000000"/>
+          <w:szCs w:val="28"/>
+          <w:u w:color="000000"/>
+          <w:bdr w:val="nil"/>
+          <w:lang w:val="uk-UA" w:eastAsia="ru-RU"/>
+        </w:rPr>
+        <w:t xml:space="preserve">. Це підтвердило життєздатність концепції розподілу вершин за </w:t>
+      </w:r>
+      <w:r>
+        <w:rPr>
+          <w:rFonts w:eastAsia="Arial Unicode MS" w:cs="Times New Roman"/>
+          <w:bCs/>
+          <w:color w:val="000000"/>
+          <w:szCs w:val="28"/>
+          <w:u w:color="000000"/>
+          <w:bdr w:val="nil"/>
+          <w:lang w:val="uk-UA" w:eastAsia="ru-RU"/>
+        </w:rPr>
+        <w:lastRenderedPageBreak/>
+        <w:t>«кошиками» та можливість безпечної паралельної релаксації «легких» ребер у меж</w:t>
+      </w:r>
+      <w:r>
+        <w:rPr>
+          <w:rFonts w:eastAsia="Arial Unicode MS" w:cs="Times New Roman"/>
+          <w:bCs/>
+          <w:color w:val="000000"/>
+          <w:szCs w:val="28"/>
+          <w:u w:color="000000"/>
+          <w:bdr w:val="nil"/>
+          <w:lang w:val="uk-UA" w:eastAsia="ru-RU"/>
+        </w:rPr>
+        <w:t>ах одного проміжку відстаней</w:t>
+      </w:r>
+      <w:r>
+        <w:rPr>
+          <w:rFonts w:eastAsia="Arial Unicode MS" w:cs="Times New Roman"/>
+          <w:bCs/>
+          <w:color w:val="000000"/>
+          <w:szCs w:val="28"/>
+          <w:u w:color="000000"/>
+          <w:bdr w:val="nil"/>
+          <w:lang w:val="uk-UA" w:eastAsia="ru-RU"/>
+        </w:rPr>
+        <w:t>.</w:t>
+      </w:r>
+    </w:p>
+    <w:p>
+      <w:pPr>
+        <w:rPr>
+          <w:rFonts w:eastAsia="Arial Unicode MS" w:cs="Times New Roman"/>
+          <w:bCs/>
+          <w:color w:val="000000"/>
+          <w:szCs w:val="28"/>
+          <w:u w:color="000000"/>
+          <w:bdr w:val="nil"/>
+          <w:lang w:val="uk-UA" w:eastAsia="ru-RU"/>
+        </w:rPr>
+      </w:pPr>
+      <w:r>
+        <w:rPr>
+          <w:rFonts w:eastAsia="Arial Unicode MS" w:cs="Times New Roman"/>
+          <w:bCs/>
+          <w:color w:val="000000"/>
+          <w:szCs w:val="28"/>
+          <w:u w:color="000000"/>
+          <w:bdr w:val="nil"/>
+          <w:lang w:val="uk-UA" w:eastAsia="ru-RU"/>
+        </w:rPr>
+        <w:t>Значний розвиток паралельні реалізації алгоритму отримали для архітектур зі с</w:t>
+      </w:r>
+      <w:r>
+        <w:rPr>
+          <w:rFonts w:eastAsia="Arial Unicode MS" w:cs="Times New Roman"/>
+          <w:bCs/>
+          <w:color w:val="000000"/>
+          <w:szCs w:val="28"/>
+          <w:u w:color="000000"/>
+          <w:bdr w:val="nil"/>
+          <w:lang w:val="uk-UA" w:eastAsia="ru-RU"/>
+        </w:rPr>
+        <w:t>пільною пам’яттю</w:t>
+      </w:r>
+      <w:r>
+        <w:rPr>
+          <w:rFonts w:eastAsia="Arial Unicode MS" w:cs="Times New Roman"/>
+          <w:bCs/>
+          <w:color w:val="000000"/>
+          <w:szCs w:val="28"/>
+          <w:u w:color="000000"/>
+          <w:bdr w:val="nil"/>
+          <w:lang w:val="uk-UA" w:eastAsia="ru-RU"/>
+        </w:rPr>
+        <w:t>. Найсучаснішим підходом у цьому сегменті є алгоритм PD3 (Parallel Delta-</w:t>
+      </w:r>
+      <w:r>
+        <w:rPr>
+          <w:rFonts w:eastAsia="Arial Unicode MS" w:cs="Times New Roman"/>
+          <w:bCs/>
+          <w:color w:val="000000"/>
+          <w:szCs w:val="28"/>
+          <w:u w:color="000000"/>
+          <w:bdr w:val="nil"/>
+          <w:lang w:val="uk-UA" w:eastAsia="ru-RU"/>
+        </w:rPr>
+        <w:t>Stepping with Decreasing Delta)</w:t>
+      </w:r>
+      <w:r>
+        <w:rPr>
+          <w:rFonts w:eastAsia="Arial Unicode MS" w:cs="Times New Roman"/>
+          <w:bCs/>
+          <w:color w:val="000000"/>
+          <w:szCs w:val="28"/>
+          <w:u w:color="000000"/>
+          <w:bdr w:val="nil"/>
+          <w:lang w:val="uk-UA" w:eastAsia="ru-RU"/>
+        </w:rPr>
+        <w:t xml:space="preserve">. У цій реалізації впроваджено техніку поступового зменшення параметра </w:t>
+      </w:r>
+      <m:oMath>
         <m:r>
           <w:rPr>
             <w:rFonts w:ascii="Cambria Math" w:hAnsi="Cambria Math"/>
-            <w:lang w:val="ru-RU"/>
+            <w:lang w:val="uk-UA"/>
           </w:rPr>
-          <m:t>=</m:t>
+          <m:t>∆</m:t>
         </m:r>
-        <m:f>
-          <m:fPr>
-            <m:ctrlPr>
-              <w:rPr>
-                <w:rFonts w:ascii="Cambria Math" w:hAnsi="Cambria Math"/>
-                <w:i/>
-                <w:lang w:val="en-US"/>
-              </w:rPr>
-            </m:ctrlPr>
-          </m:fPr>
-          <m:num>
-            <m:sSub>
-              <m:sSubPr>
-                <m:ctrlPr>
-                  <w:rPr>
-                    <w:rFonts w:ascii="Cambria Math" w:hAnsi="Cambria Math"/>
-                    <w:i/>
-                    <w:lang w:val="en-US"/>
-                  </w:rPr>
-                </m:ctrlPr>
-              </m:sSubPr>
-              <m:e>
-                <m:r>
-                  <w:rPr>
-                    <w:rFonts w:ascii="Cambria Math" w:hAnsi="Cambria Math"/>
-                    <w:lang w:val="en-US"/>
-                  </w:rPr>
-                  <m:t>T</m:t>
-                </m:r>
-              </m:e>
-              <m:sub>
-                <m:r>
-                  <w:rPr>
-                    <w:rFonts w:ascii="Cambria Math" w:hAnsi="Cambria Math"/>
-                    <w:lang w:val="en-US"/>
-                  </w:rPr>
-                  <m:t>seq</m:t>
-                </m:r>
-              </m:sub>
-            </m:sSub>
-          </m:num>
-          <m:den>
-            <m:sSub>
-              <m:sSubPr>
-                <m:ctrlPr>
-                  <w:rPr>
-                    <w:rFonts w:ascii="Cambria Math" w:hAnsi="Cambria Math"/>
-                    <w:i/>
-                    <w:lang w:val="en-US"/>
-                  </w:rPr>
-                </m:ctrlPr>
-              </m:sSubPr>
-              <m:e>
-                <m:r>
-                  <w:rPr>
-                    <w:rFonts w:ascii="Cambria Math" w:hAnsi="Cambria Math"/>
-                    <w:lang w:val="en-US"/>
-                  </w:rPr>
-                  <m:t>T</m:t>
-                </m:r>
-              </m:e>
-              <m:sub>
-                <m:r>
-                  <w:rPr>
-                    <w:rFonts w:ascii="Cambria Math" w:hAnsi="Cambria Math"/>
-                    <w:lang w:val="en-US"/>
-                  </w:rPr>
-                  <m:t>par</m:t>
-                </m:r>
-              </m:sub>
-            </m:sSub>
-          </m:den>
-        </m:f>
       </m:oMath>
       <w:r>
         <w:rPr>
-          <w:lang w:val="ru-RU"/>
-        </w:rPr>
-        <w:tab/>
-      </w:r>
-      <w:r>
-        <w:rPr>
-          <w:lang w:val="ru-RU"/>
-        </w:rPr>
-        <w:tab/>
-      </w:r>
-      <w:r>
-        <w:rPr>
-          <w:lang w:val="ru-RU"/>
-        </w:rPr>
-        <w:tab/>
-      </w:r>
-      <w:r>
-        <w:rPr>
-          <w:lang w:val="ru-RU"/>
-        </w:rPr>
-        <w:tab/>
-      </w:r>
-      <w:r>
-        <w:rPr>
-          <w:lang w:val="ru-RU"/>
-        </w:rPr>
-        <w:tab/>
-        <w:t xml:space="preserve">  </w:t>
-      </w:r>
-      <w:r>
-        <w:t>(1.1)</w:t>
+          <w:rFonts w:eastAsia="Arial Unicode MS" w:cs="Times New Roman"/>
+          <w:lang w:val="uk-UA"/>
+        </w:rPr>
+        <w:t xml:space="preserve"> </w:t>
+      </w:r>
+      <w:r>
+        <w:rPr>
+          <w:rFonts w:eastAsia="Arial Unicode MS" w:cs="Times New Roman"/>
+          <w:bCs/>
+          <w:color w:val="000000"/>
+          <w:szCs w:val="28"/>
+          <w:u w:color="000000"/>
+          <w:bdr w:val="nil"/>
+          <w:lang w:val="uk-UA" w:eastAsia="ru-RU"/>
+        </w:rPr>
+        <w:t xml:space="preserve">під час виконання, що разом із механізмами динамічного балансування навантаження та злиття кошиків дозволило досягти прискорення до 65 разів порівняно з найкращими послідовними аналогами </w:t>
+      </w:r>
+      <w:r>
+        <w:rPr>
+          <w:rFonts w:eastAsia="Arial Unicode MS" w:cs="Times New Roman"/>
+          <w:bCs/>
+          <w:color w:val="000000"/>
+          <w:szCs w:val="28"/>
+          <w:u w:color="000000"/>
+          <w:bdr w:val="nil"/>
+          <w:lang w:val="uk-UA" w:eastAsia="ru-RU"/>
+        </w:rPr>
+        <w:t xml:space="preserve">на </w:t>
+      </w:r>
+      <w:r>
+        <w:rPr>
+          <w:rFonts w:eastAsia="Arial Unicode MS" w:cs="Times New Roman"/>
+          <w:bCs/>
+          <w:color w:val="000000"/>
+          <w:szCs w:val="28"/>
+          <w:u w:color="000000"/>
+          <w:bdr w:val="nil"/>
+          <w:lang w:val="uk-UA" w:eastAsia="ru-RU"/>
+        </w:rPr>
+        <w:t>спецефічних графах</w:t>
+      </w:r>
+      <w:r>
+        <w:rPr>
+          <w:rFonts w:eastAsia="Arial Unicode MS" w:cs="Times New Roman"/>
+          <w:bCs/>
+          <w:color w:val="000000"/>
+          <w:szCs w:val="28"/>
+          <w:u w:color="000000"/>
+          <w:bdr w:val="nil"/>
+          <w:lang w:val="uk-UA" w:eastAsia="ru-RU"/>
+        </w:rPr>
+        <w:t xml:space="preserve">. </w:t>
+      </w:r>
+    </w:p>
+    <w:p>
+      <w:pPr>
+        <w:rPr>
+          <w:rFonts w:eastAsia="Arial Unicode MS" w:cs="Times New Roman"/>
+          <w:bCs/>
+          <w:color w:val="000000"/>
+          <w:szCs w:val="28"/>
+          <w:u w:color="000000"/>
+          <w:bdr w:val="nil"/>
+          <w:lang w:val="uk-UA" w:eastAsia="ru-RU"/>
+        </w:rPr>
+      </w:pPr>
+      <w:r>
+        <w:rPr>
+          <w:rFonts w:eastAsia="Arial Unicode MS" w:cs="Times New Roman"/>
+          <w:bCs/>
+          <w:color w:val="000000"/>
+          <w:szCs w:val="28"/>
+          <w:u w:color="000000"/>
+          <w:bdr w:val="nil"/>
+          <w:lang w:val="uk-UA" w:eastAsia="ru-RU"/>
+        </w:rPr>
+        <w:t xml:space="preserve">Паралелізація алгоритму для </w:t>
+      </w:r>
+      <w:r>
+        <w:rPr>
+          <w:rFonts w:eastAsia="Arial Unicode MS" w:cs="Times New Roman"/>
+          <w:bCs/>
+          <w:color w:val="000000"/>
+          <w:szCs w:val="28"/>
+          <w:u w:color="000000"/>
+          <w:bdr w:val="nil"/>
+          <w:lang w:val="en-US" w:eastAsia="ru-RU"/>
+        </w:rPr>
+        <w:t>GPU</w:t>
+      </w:r>
+      <w:r>
+        <w:rPr>
+          <w:rFonts w:eastAsia="Arial Unicode MS" w:cs="Times New Roman"/>
+          <w:bCs/>
+          <w:color w:val="000000"/>
+          <w:szCs w:val="28"/>
+          <w:u w:color="000000"/>
+          <w:bdr w:val="nil"/>
+          <w:lang w:val="uk-UA" w:eastAsia="ru-RU"/>
+        </w:rPr>
+        <w:t xml:space="preserve"> стикається зі значними труднощами через динамічну природу структур даних </w:t>
+      </w:r>
+      <m:oMath>
+        <m:r>
+          <m:rPr>
+            <m:sty m:val="bi"/>
+          </m:rPr>
+          <w:rPr>
+            <w:rFonts w:ascii="Cambria Math" w:hAnsi="Cambria Math"/>
+            <w:lang w:val="uk-UA"/>
+          </w:rPr>
+          <m:t>∆</m:t>
+        </m:r>
+      </m:oMath>
+      <w:r>
+        <w:rPr>
+          <w:rFonts w:eastAsia="Arial Unicode MS" w:cs="Times New Roman"/>
+          <w:b/>
+          <w:lang w:val="uk-UA"/>
+        </w:rPr>
+        <w:t>-</w:t>
+      </w:r>
+      <w:r>
+        <w:rPr>
+          <w:rFonts w:eastAsia="Arial Unicode MS" w:cs="Times New Roman"/>
+          <w:bCs/>
+          <w:color w:val="000000"/>
+          <w:szCs w:val="28"/>
+          <w:u w:color="000000"/>
+          <w:bdr w:val="nil"/>
+          <w:lang w:val="uk-UA" w:eastAsia="ru-RU"/>
+        </w:rPr>
+        <w:t>степінгу та архітектуру SIMD, що погано працює з нерівномірним навантаженням. Однак ці обмеження долаю</w:t>
+      </w:r>
+      <w:r>
+        <w:rPr>
+          <w:rFonts w:eastAsia="Arial Unicode MS" w:cs="Times New Roman"/>
+          <w:bCs/>
+          <w:color w:val="000000"/>
+          <w:szCs w:val="28"/>
+          <w:u w:color="000000"/>
+          <w:bdr w:val="nil"/>
+          <w:lang w:val="uk-UA" w:eastAsia="ru-RU"/>
+        </w:rPr>
+        <w:t>ться в такому алгоритму, як ADDS</w:t>
+      </w:r>
+      <w:r>
+        <w:rPr>
+          <w:rFonts w:eastAsia="Arial Unicode MS" w:cs="Times New Roman"/>
+          <w:bCs/>
+          <w:color w:val="000000"/>
+          <w:szCs w:val="28"/>
+          <w:u w:color="000000"/>
+          <w:bdr w:val="nil"/>
+          <w:lang w:val="uk-UA" w:eastAsia="ru-RU"/>
+        </w:rPr>
+        <w:t>. Використання асинхронного механізму обробки кошиків та покращеного планувальника ро</w:t>
+      </w:r>
+      <w:r>
+        <w:rPr>
+          <w:rFonts w:eastAsia="Arial Unicode MS" w:cs="Times New Roman"/>
+          <w:bCs/>
+          <w:color w:val="000000"/>
+          <w:szCs w:val="28"/>
+          <w:u w:color="000000"/>
+          <w:bdr w:val="nil"/>
+          <w:lang w:val="uk-UA" w:eastAsia="ru-RU"/>
+        </w:rPr>
+        <w:t xml:space="preserve">біт мінімізує простої </w:t>
+      </w:r>
+      <w:r>
+        <w:rPr>
+          <w:rFonts w:eastAsia="Arial Unicode MS" w:cs="Times New Roman"/>
+          <w:bCs/>
+          <w:color w:val="000000"/>
+          <w:szCs w:val="28"/>
+          <w:u w:color="000000"/>
+          <w:bdr w:val="nil"/>
+          <w:lang w:val="uk-UA" w:eastAsia="ru-RU"/>
+        </w:rPr>
+        <w:t>GPU</w:t>
+      </w:r>
+      <w:r>
+        <w:rPr>
+          <w:rFonts w:eastAsia="Arial Unicode MS" w:cs="Times New Roman"/>
+          <w:bCs/>
+          <w:color w:val="000000"/>
+          <w:szCs w:val="28"/>
+          <w:u w:color="000000"/>
+          <w:bdr w:val="nil"/>
+          <w:lang w:val="uk-UA" w:eastAsia="ru-RU"/>
+        </w:rPr>
+        <w:t>.</w:t>
+      </w:r>
+      <w:r>
+        <w:rPr>
+          <w:rFonts w:eastAsia="Arial Unicode MS" w:cs="Times New Roman"/>
+          <w:bCs/>
+          <w:color w:val="000000"/>
+          <w:szCs w:val="28"/>
+          <w:u w:color="000000"/>
+          <w:bdr w:val="nil"/>
+          <w:lang w:val="uk-UA" w:eastAsia="ru-RU"/>
+        </w:rPr>
+        <w:t xml:space="preserve"> </w:t>
+      </w:r>
+    </w:p>
+    <w:p>
+      <w:pPr>
+        <w:rPr>
+          <w:rFonts w:eastAsia="Arial Unicode MS" w:cs="Times New Roman"/>
+          <w:bCs/>
+          <w:color w:val="000000"/>
+          <w:szCs w:val="28"/>
+          <w:u w:color="000000"/>
+          <w:bdr w:val="nil"/>
+          <w:lang w:val="uk-UA" w:eastAsia="ru-RU"/>
+        </w:rPr>
+      </w:pPr>
+      <w:r>
+        <w:rPr>
+          <w:rFonts w:eastAsia="Arial Unicode MS" w:cs="Times New Roman"/>
+          <w:bCs/>
+          <w:color w:val="000000"/>
+          <w:szCs w:val="28"/>
+          <w:u w:color="000000"/>
+          <w:bdr w:val="nil"/>
+          <w:lang w:val="uk-UA" w:eastAsia="ru-RU"/>
+        </w:rPr>
+        <w:t>Узагальнюючи оригінальну концепцію, д</w:t>
+      </w:r>
+      <w:r>
+        <w:rPr>
+          <w:rFonts w:eastAsia="Arial Unicode MS" w:cs="Times New Roman"/>
+          <w:bCs/>
+          <w:color w:val="000000"/>
+          <w:szCs w:val="28"/>
+          <w:u w:color="000000"/>
+          <w:bdr w:val="nil"/>
+          <w:lang w:val="uk-UA" w:eastAsia="ru-RU"/>
+        </w:rPr>
+        <w:t>ля роботи з надвеликими графами, які не вміщуються в</w:t>
+      </w:r>
+      <w:r>
+        <w:rPr>
+          <w:rFonts w:eastAsia="Arial Unicode MS" w:cs="Times New Roman"/>
+          <w:bCs/>
+          <w:color w:val="000000"/>
+          <w:szCs w:val="28"/>
+          <w:u w:color="000000"/>
+          <w:bdr w:val="nil"/>
+          <w:lang w:val="uk-UA" w:eastAsia="ru-RU"/>
+        </w:rPr>
+        <w:t xml:space="preserve"> оперативну пам’ять одного комп’</w:t>
+      </w:r>
+      <w:r>
+        <w:rPr>
+          <w:rFonts w:eastAsia="Arial Unicode MS" w:cs="Times New Roman"/>
+          <w:bCs/>
+          <w:color w:val="000000"/>
+          <w:szCs w:val="28"/>
+          <w:u w:color="000000"/>
+          <w:bdr w:val="nil"/>
+          <w:lang w:val="uk-UA" w:eastAsia="ru-RU"/>
+        </w:rPr>
+        <w:t>ютера, застосовуються рішення дл</w:t>
+      </w:r>
+      <w:r>
+        <w:rPr>
+          <w:rFonts w:eastAsia="Arial Unicode MS" w:cs="Times New Roman"/>
+          <w:bCs/>
+          <w:color w:val="000000"/>
+          <w:szCs w:val="28"/>
+          <w:u w:color="000000"/>
+          <w:bdr w:val="nil"/>
+          <w:lang w:val="uk-UA" w:eastAsia="ru-RU"/>
+        </w:rPr>
+        <w:t>я кластерів із розподіленою пам’</w:t>
+      </w:r>
+      <w:r>
+        <w:rPr>
+          <w:rFonts w:eastAsia="Arial Unicode MS" w:cs="Times New Roman"/>
+          <w:bCs/>
+          <w:color w:val="000000"/>
+          <w:szCs w:val="28"/>
+          <w:u w:color="000000"/>
+          <w:bdr w:val="nil"/>
+          <w:lang w:val="uk-UA" w:eastAsia="ru-RU"/>
+        </w:rPr>
+        <w:t>яттю на базі стандарту MPI. У таких реалізаціях використовується слабке масштабування, а вершини графу розподіляються між обчислювальними вузлами, які локально обробляють свої «кошики» та обмінюються повідо</w:t>
+      </w:r>
+      <w:r>
+        <w:rPr>
+          <w:rFonts w:eastAsia="Arial Unicode MS" w:cs="Times New Roman"/>
+          <w:bCs/>
+          <w:color w:val="000000"/>
+          <w:szCs w:val="28"/>
+          <w:u w:color="000000"/>
+          <w:bdr w:val="nil"/>
+          <w:lang w:val="uk-UA" w:eastAsia="ru-RU"/>
+        </w:rPr>
+        <w:t>мленнями про зміну відстаней</w:t>
+      </w:r>
+      <w:r>
+        <w:rPr>
+          <w:rFonts w:eastAsia="Arial Unicode MS" w:cs="Times New Roman"/>
+          <w:bCs/>
+          <w:color w:val="000000"/>
+          <w:szCs w:val="28"/>
+          <w:u w:color="000000"/>
+          <w:bdr w:val="nil"/>
+          <w:lang w:val="uk-UA" w:eastAsia="ru-RU"/>
+        </w:rPr>
+        <w:t xml:space="preserve">. </w:t>
+      </w:r>
+    </w:p>
+    <w:p>
+      <w:pPr>
+        <w:rPr>
+          <w:rFonts w:eastAsia="Arial Unicode MS" w:cs="Times New Roman"/>
+          <w:bCs/>
+          <w:color w:val="000000"/>
+          <w:szCs w:val="28"/>
+          <w:u w:color="000000"/>
+          <w:bdr w:val="nil"/>
+          <w:lang w:val="uk-UA" w:eastAsia="ru-RU"/>
+        </w:rPr>
+      </w:pPr>
+      <w:r>
+        <w:rPr>
+          <w:rFonts w:eastAsia="Arial Unicode MS" w:cs="Times New Roman"/>
+          <w:bCs/>
+          <w:color w:val="000000"/>
+          <w:szCs w:val="28"/>
+          <w:u w:color="000000"/>
+          <w:bdr w:val="nil"/>
+          <w:lang w:val="uk-UA" w:eastAsia="ru-RU"/>
+        </w:rPr>
+        <w:t xml:space="preserve">Висока ефективність та масштабованість алгоритму призвели до того, що </w:t>
+      </w:r>
+      <m:oMath>
+        <m:r>
+          <m:rPr>
+            <m:sty m:val="bi"/>
+          </m:rPr>
+          <w:rPr>
+            <w:rFonts w:ascii="Cambria Math" w:hAnsi="Cambria Math"/>
+            <w:lang w:val="uk-UA"/>
+          </w:rPr>
+          <m:t>∆</m:t>
+        </m:r>
+      </m:oMath>
+      <w:r>
+        <w:rPr>
+          <w:rFonts w:eastAsia="Arial Unicode MS" w:cs="Times New Roman"/>
+          <w:b/>
+          <w:lang w:val="uk-UA"/>
+        </w:rPr>
+        <w:t>-</w:t>
+      </w:r>
+      <w:r>
+        <w:rPr>
+          <w:rFonts w:eastAsia="Arial Unicode MS" w:cs="Times New Roman"/>
+          <w:bCs/>
+          <w:color w:val="000000"/>
+          <w:szCs w:val="28"/>
+          <w:u w:color="000000"/>
+          <w:bdr w:val="nil"/>
+          <w:lang w:val="uk-UA" w:eastAsia="ru-RU"/>
+        </w:rPr>
+        <w:t>степінг та його узагальнені варіанти</w:t>
+      </w:r>
+      <w:r>
+        <w:rPr>
+          <w:rFonts w:eastAsia="Arial Unicode MS" w:cs="Times New Roman"/>
+          <w:bCs/>
+          <w:color w:val="000000"/>
+          <w:szCs w:val="28"/>
+          <w:u w:color="000000"/>
+          <w:bdr w:val="nil"/>
+          <w:lang w:val="uk-UA" w:eastAsia="ru-RU"/>
+        </w:rPr>
+        <w:t xml:space="preserve"> стали</w:t>
+      </w:r>
+      <w:r>
+        <w:rPr>
+          <w:rFonts w:eastAsia="Arial Unicode MS" w:cs="Times New Roman"/>
+          <w:bCs/>
+          <w:color w:val="000000"/>
+          <w:szCs w:val="28"/>
+          <w:u w:color="000000"/>
+          <w:bdr w:val="nil"/>
+          <w:lang w:val="uk-UA" w:eastAsia="ru-RU"/>
+        </w:rPr>
+        <w:t xml:space="preserve"> вбудованими інструментами у фреймворках</w:t>
+      </w:r>
+      <w:r>
+        <w:rPr>
+          <w:rFonts w:eastAsia="Arial Unicode MS" w:cs="Times New Roman"/>
+          <w:bCs/>
+          <w:color w:val="000000"/>
+          <w:szCs w:val="28"/>
+          <w:u w:color="000000"/>
+          <w:bdr w:val="nil"/>
+          <w:lang w:val="uk-UA" w:eastAsia="ru-RU"/>
+        </w:rPr>
+        <w:t>, як, наприклад,</w:t>
+      </w:r>
+      <w:r>
+        <w:rPr>
+          <w:rFonts w:eastAsia="Arial Unicode MS" w:cs="Times New Roman"/>
+          <w:bCs/>
+          <w:color w:val="000000"/>
+          <w:szCs w:val="28"/>
+          <w:u w:color="000000"/>
+          <w:bdr w:val="nil"/>
+          <w:lang w:val="uk-UA" w:eastAsia="ru-RU"/>
+        </w:rPr>
+        <w:t xml:space="preserve"> Neo4j Graph Data Science [5].</w:t>
+      </w:r>
+    </w:p>
+    <w:p>
+      <w:pPr>
+        <w:rPr>
+          <w:rFonts w:eastAsia="Arial Unicode MS" w:cs="Times New Roman"/>
+          <w:bCs/>
+          <w:color w:val="000000"/>
+          <w:szCs w:val="28"/>
+          <w:u w:color="000000"/>
+          <w:bdr w:val="nil"/>
+          <w:lang w:val="uk-UA" w:eastAsia="ru-RU"/>
+        </w:rPr>
+      </w:pPr>
+      <w:r>
+        <w:rPr>
+          <w:rFonts w:eastAsia="Arial Unicode MS" w:cs="Times New Roman"/>
+          <w:bCs/>
+          <w:color w:val="000000"/>
+          <w:szCs w:val="28"/>
+          <w:u w:color="000000"/>
+          <w:bdr w:val="nil"/>
+          <w:lang w:val="uk-UA" w:eastAsia="ru-RU"/>
+        </w:rPr>
+        <w:t>Таким чином, н</w:t>
+      </w:r>
+      <w:r>
+        <w:rPr>
+          <w:rFonts w:eastAsia="Arial Unicode MS" w:cs="Times New Roman"/>
+          <w:bCs/>
+          <w:color w:val="000000"/>
+          <w:szCs w:val="28"/>
+          <w:u w:color="000000"/>
+          <w:bdr w:val="nil"/>
+          <w:lang w:val="uk-UA" w:eastAsia="ru-RU"/>
+        </w:rPr>
+        <w:t>езважаючи на наявність пот</w:t>
+      </w:r>
+      <w:r>
+        <w:rPr>
+          <w:rFonts w:eastAsia="Arial Unicode MS" w:cs="Times New Roman"/>
+          <w:bCs/>
+          <w:color w:val="000000"/>
+          <w:szCs w:val="28"/>
+          <w:u w:color="000000"/>
+          <w:bdr w:val="nil"/>
+          <w:lang w:val="uk-UA" w:eastAsia="ru-RU"/>
+        </w:rPr>
+        <w:t xml:space="preserve">ужних реалізацій на C++, MPI, </w:t>
+      </w:r>
+      <w:r>
+        <w:rPr>
+          <w:rFonts w:eastAsia="Arial Unicode MS" w:cs="Times New Roman"/>
+          <w:bCs/>
+          <w:color w:val="000000"/>
+          <w:szCs w:val="28"/>
+          <w:u w:color="000000"/>
+          <w:bdr w:val="nil"/>
+          <w:lang w:val="uk-UA" w:eastAsia="ru-RU"/>
+        </w:rPr>
+        <w:t>CUDA</w:t>
+      </w:r>
+      <w:r>
+        <w:rPr>
+          <w:rFonts w:eastAsia="Arial Unicode MS" w:cs="Times New Roman"/>
+          <w:bCs/>
+          <w:color w:val="000000"/>
+          <w:szCs w:val="28"/>
+          <w:u w:color="000000"/>
+          <w:bdr w:val="nil"/>
+          <w:lang w:val="uk-UA" w:eastAsia="ru-RU"/>
+        </w:rPr>
+        <w:t xml:space="preserve"> та інших</w:t>
+      </w:r>
+      <w:r>
+        <w:rPr>
+          <w:rFonts w:eastAsia="Arial Unicode MS" w:cs="Times New Roman"/>
+          <w:bCs/>
+          <w:color w:val="000000"/>
+          <w:szCs w:val="28"/>
+          <w:u w:color="000000"/>
+          <w:bdr w:val="nil"/>
+          <w:lang w:val="uk-UA" w:eastAsia="ru-RU"/>
+        </w:rPr>
+        <w:t>, створення ефективної паралельної версії мовою Python залишається актуальним завданням. На сьогодні Python є стандартом де-факто в галузі аналізу даних</w:t>
+      </w:r>
+      <w:r>
+        <w:rPr>
+          <w:rFonts w:eastAsia="Arial Unicode MS" w:cs="Times New Roman"/>
+          <w:bCs/>
+          <w:color w:val="000000"/>
+          <w:szCs w:val="28"/>
+          <w:u w:color="000000"/>
+          <w:bdr w:val="nil"/>
+          <w:lang w:val="uk-UA" w:eastAsia="ru-RU"/>
+        </w:rPr>
+        <w:t xml:space="preserve">, </w:t>
+      </w:r>
+      <w:r>
+        <w:rPr>
+          <w:rFonts w:eastAsia="Arial Unicode MS" w:cs="Times New Roman"/>
+          <w:bCs/>
+          <w:color w:val="000000"/>
+          <w:szCs w:val="28"/>
+          <w:u w:color="000000"/>
+          <w:bdr w:val="nil"/>
+          <w:lang w:val="uk-UA" w:eastAsia="ru-RU"/>
+        </w:rPr>
+        <w:t xml:space="preserve">проте більшість популярних бібліотек обробки графів пропонують переважно послідовні реалізації алгоритмів. Розробка паралельного </w:t>
+      </w:r>
+      <w:r>
+        <w:rPr>
+          <w:rFonts w:eastAsia="Arial Unicode MS" w:cs="Times New Roman"/>
+          <w:bCs/>
+          <w:color w:val="000000"/>
+          <w:szCs w:val="28"/>
+          <w:u w:color="000000"/>
+          <w:bdr w:val="nil"/>
+          <w:lang w:val="uk-UA" w:eastAsia="ru-RU"/>
+        </w:rPr>
+        <w:lastRenderedPageBreak/>
+        <w:t xml:space="preserve">алгоритму </w:t>
+      </w:r>
+      <m:oMath>
+        <m:r>
+          <m:rPr>
+            <m:sty m:val="bi"/>
+          </m:rPr>
+          <w:rPr>
+            <w:rFonts w:ascii="Cambria Math" w:hAnsi="Cambria Math"/>
+            <w:lang w:val="uk-UA"/>
+          </w:rPr>
+          <m:t>∆</m:t>
+        </m:r>
+      </m:oMath>
+      <w:r>
+        <w:rPr>
+          <w:rFonts w:eastAsia="Arial Unicode MS" w:cs="Times New Roman"/>
+          <w:b/>
+          <w:lang w:val="uk-UA"/>
+        </w:rPr>
+        <w:t>-</w:t>
+      </w:r>
+      <w:r>
+        <w:rPr>
+          <w:rFonts w:eastAsia="Arial Unicode MS" w:cs="Times New Roman"/>
+          <w:bCs/>
+          <w:color w:val="000000"/>
+          <w:szCs w:val="28"/>
+          <w:u w:color="000000"/>
+          <w:bdr w:val="nil"/>
+          <w:lang w:val="uk-UA" w:eastAsia="ru-RU"/>
+        </w:rPr>
+        <w:t>степінгу з використанням механі</w:t>
+      </w:r>
+      <w:r>
+        <w:rPr>
+          <w:rFonts w:eastAsia="Arial Unicode MS" w:cs="Times New Roman"/>
+          <w:bCs/>
+          <w:color w:val="000000"/>
+          <w:szCs w:val="28"/>
+          <w:u w:color="000000"/>
+          <w:bdr w:val="nil"/>
+          <w:lang w:val="uk-UA" w:eastAsia="ru-RU"/>
+        </w:rPr>
+        <w:t xml:space="preserve">змів багатопроцесорності </w:t>
+      </w:r>
+      <w:r>
+        <w:rPr>
+          <w:rFonts w:eastAsia="Arial Unicode MS" w:cs="Times New Roman"/>
+          <w:bCs/>
+          <w:color w:val="000000"/>
+          <w:szCs w:val="28"/>
+          <w:u w:color="000000"/>
+          <w:bdr w:val="nil"/>
+          <w:lang w:val="uk-UA" w:eastAsia="ru-RU"/>
+        </w:rPr>
+        <w:t xml:space="preserve">та спільної пам'яті дозволить значно прискорити аналіз великих графів, зберігаючи при цьому легкість інтеграції </w:t>
+      </w:r>
+      <w:r>
+        <w:rPr>
+          <w:rFonts w:eastAsia="Arial Unicode MS" w:cs="Times New Roman"/>
+          <w:bCs/>
+          <w:color w:val="000000"/>
+          <w:szCs w:val="28"/>
+          <w:u w:color="000000"/>
+          <w:bdr w:val="nil"/>
+          <w:lang w:val="uk-UA" w:eastAsia="ru-RU"/>
+        </w:rPr>
+        <w:t xml:space="preserve">у середовищі, що використовує мову </w:t>
+      </w:r>
+      <w:r>
+        <w:rPr>
+          <w:rFonts w:eastAsia="Arial Unicode MS" w:cs="Times New Roman"/>
+          <w:bCs/>
+          <w:color w:val="000000"/>
+          <w:szCs w:val="28"/>
+          <w:u w:color="000000"/>
+          <w:bdr w:val="nil"/>
+          <w:lang w:val="en-US" w:eastAsia="ru-RU"/>
+        </w:rPr>
+        <w:t>Python</w:t>
+      </w:r>
+      <w:r>
+        <w:rPr>
+          <w:rFonts w:eastAsia="Arial Unicode MS" w:cs="Times New Roman"/>
+          <w:bCs/>
+          <w:color w:val="000000"/>
+          <w:szCs w:val="28"/>
+          <w:u w:color="000000"/>
+          <w:bdr w:val="nil"/>
+          <w:lang w:val="uk-UA" w:eastAsia="ru-RU"/>
+        </w:rPr>
+        <w:t>.</w:t>
       </w:r>
     </w:p>
     <w:p>
@@ -10145,7 +10581,19 @@
           <w:bdr w:val="nil"/>
           <w:lang w:val="uk-UA" w:eastAsia="ru-RU"/>
         </w:rPr>
-        <w:t>…..</w:t>
+        <w:t>https://www.researchgate.net/publication/47843063_Heaps_Are_Better_than_Buckets_Parallel_Shortest_Paths_on_Unbalanced_Graphs</w:t>
+      </w:r>
+      <w:r>
+        <w:rPr>
+          <w:rFonts w:eastAsia="Arial Unicode MS" w:cs="Times New Roman"/>
+          <w:bCs/>
+          <w:color w:val="000000"/>
+          <w:szCs w:val="28"/>
+          <w:u w:color="000000"/>
+          <w:bdr w:val="nil"/>
+          <w:lang w:val="uk-UA" w:eastAsia="ru-RU"/>
+        </w:rPr>
+        <w:t>….</w:t>
       </w:r>
       <w:r>
         <w:rPr>
@@ -10187,19 +10635,7 @@
           <w:bdr w:val="nil"/>
           <w:lang w:val="uk-UA" w:eastAsia="ru-RU"/>
         </w:rPr>
-        <w:t>….</w:t>
-      </w:r>
-      <w:r>
-        <w:rPr>
-          <w:rFonts w:eastAsia="Arial Unicode MS" w:cs="Times New Roman"/>
-          <w:bCs/>
-          <w:color w:val="000000"/>
-          <w:szCs w:val="28"/>
-          <w:u w:color="000000"/>
-          <w:bdr w:val="nil"/>
-          <w:lang w:val="uk-UA" w:eastAsia="ru-RU"/>
-        </w:rPr>
-        <w:t>.</w:t>
+        <w:t>https://ieeexplore.ieee.org/document/10938422</w:t>
       </w:r>
     </w:p>
     <w:p>
@@ -10229,19 +10665,7 @@
           <w:bdr w:val="nil"/>
           <w:lang w:val="uk-UA" w:eastAsia="ru-RU"/>
         </w:rPr>
-        <w:t>….</w:t>
-      </w:r>
-      <w:r>
-        <w:rPr>
-          <w:rFonts w:eastAsia="Arial Unicode MS" w:cs="Times New Roman"/>
-          <w:bCs/>
-          <w:color w:val="000000"/>
-          <w:szCs w:val="28"/>
-          <w:u w:color="000000"/>
-          <w:bdr w:val="nil"/>
-          <w:lang w:val="uk-UA" w:eastAsia="ru-RU"/>
-        </w:rPr>
-        <w:t>.</w:t>
+        <w:t>https://arifuzzaman.faculty.unlv.edu/paper/HPEC24_sssp.pdf</w:t>
       </w:r>
     </w:p>
     <w:p>
@@ -10271,37 +10695,7 @@
           <w:bdr w:val="nil"/>
           <w:lang w:val="uk-UA" w:eastAsia="ru-RU"/>
         </w:rPr>
-        <w:t>….</w:t>
-      </w:r>
-    </w:p>
-    <w:p>
-      <w:pPr>
-        <w:pStyle w:val="ad"/>
-        <w:numPr>
-          <w:ilvl w:val="0"/>
-          <w:numId w:val="6"/>
-        </w:numPr>
-        <w:rPr>
-          <w:rFonts w:eastAsia="Arial Unicode MS" w:cs="Times New Roman"/>
-          <w:bCs/>
-          <w:color w:val="000000"/>
-          <w:szCs w:val="28"/>
-          <w:u w:color="000000"/>
-          <w:bdr w:val="nil"/>
-          <w:lang w:val="uk-UA" w:eastAsia="ru-RU"/>
-        </w:rPr>
-      </w:pPr>
-      <w:r>
-        <w:rPr>
-          <w:rFonts w:eastAsia="Arial Unicode MS" w:cs="Times New Roman"/>
-          <w:bCs/>
-          <w:color w:val="000000"/>
-          <w:szCs w:val="28"/>
-          <w:u w:color="000000"/>
-          <w:bdr w:val="nil"/>
-          <w:lang w:val="uk-UA" w:eastAsia="ru-RU"/>
-        </w:rPr>
-        <w:t>…..</w:t>
+        <w:t>https://neo4j.com/docs/graph-data-science/current/algorithms/delta-single-source/</w:t>
       </w:r>
     </w:p>
     <w:p>
@@ -10697,7 +11091,7 @@
             <w:noProof/>
             <w:szCs w:val="28"/>
           </w:rPr>
-          <w:t>12</w:t>
+          <w:t>21</w:t>
         </w:r>
         <w:r>
           <w:rPr>
@@ -12874,569 +13268,6 @@
 </w:styles>
 </file>
 
-<file path=word/glossary/document.xml><?xml version="1.0" encoding="utf-8"?>
-<w:glossaryDocument xmlns:wpc="http://schemas.microsoft.com/office/word/2010/wordprocessingCanvas" xmlns:mc="http://schemas.openxmlformats.org/markup-compatibility/2006" xmlns:o="urn:schemas-microsoft-com:office:office" xmlns:r="http://schemas.openxmlformats.org/officeDocument/2006/relationships" xmlns:m="http://schemas.openxmlformats.org/officeDocument/2006/math" xmlns:v="urn:schemas-microsoft-com:vml" xmlns:wp14="http://schemas.microsoft.com/office/word/2010/wordprocessingDrawing" xmlns:wp="http://schemas.openxmlformats.org/drawingml/2006/wordprocessingDrawing" xmlns:w10="urn:schemas-microsoft-com:office:word" xmlns:w="http://schemas.openxmlformats.org/wordprocessingml/2006/main" xmlns:w14="http://schemas.microsoft.com/office/word/2010/wordml" xmlns:w15="http://schemas.microsoft.com/office/word/2012/wordml" xmlns:wpg="http://schemas.microsoft.com/office/word/2010/wordprocessingGroup" xmlns:wpi="http://schemas.microsoft.com/office/word/2010/wordprocessingInk" xmlns:wne="http://schemas.microsoft.com/office/word/2006/wordml" xmlns:wps="http://schemas.microsoft.com/office/word/2010/wordprocessingShape" mc:Ignorable="w14 w15 wp14"/>
-</file>
-
-<file path=word/glossary/fontTable.xml><?xml version="1.0" encoding="utf-8"?>
-<w:fonts xmlns:mc="http://schemas.openxmlformats.org/markup-compatibility/2006" xmlns:r="http://schemas.openxmlformats.org/officeDocument/2006/relationships" xmlns:w="http://schemas.openxmlformats.org/wordprocessingml/2006/main" xmlns:w14="http://schemas.microsoft.com/office/word/2010/wordml" xmlns:w15="http://schemas.microsoft.com/office/word/2012/wordml" mc:Ignorable="w14 w15">
-  <w:font w:name="Times New Roman">
-    <w:panose1 w:val="02020603050405020304"/>
-    <w:charset w:val="CC"/>
-    <w:family w:val="roman"/>
-    <w:pitch w:val="variable"/>
-    <w:sig w:usb0="E0002EFF" w:usb1="C000785B" w:usb2="00000009" w:usb3="00000000" w:csb0="000001FF" w:csb1="00000000"/>
-  </w:font>
-  <w:font w:name="Symbol">
-    <w:panose1 w:val="05050102010706020507"/>
-    <w:charset w:val="02"/>
-    <w:family w:val="roman"/>
-    <w:pitch w:val="variable"/>
-    <w:sig w:usb0="00000000" w:usb1="10000000" w:usb2="00000000" w:usb3="00000000" w:csb0="80000000" w:csb1="00000000"/>
-  </w:font>
-  <w:font w:name="Courier New">
-    <w:panose1 w:val="02070309020205020404"/>
-    <w:charset w:val="CC"/>
-    <w:family w:val="modern"/>
-    <w:pitch w:val="fixed"/>
-    <w:sig w:usb0="E0002EFF" w:usb1="C0007843" w:usb2="00000009" w:usb3="00000000" w:csb0="000001FF" w:csb1="00000000"/>
-  </w:font>
-  <w:font w:name="Wingdings">
-    <w:panose1 w:val="05000000000000000000"/>
-    <w:charset w:val="02"/>
-    <w:family w:val="auto"/>
-    <w:pitch w:val="variable"/>
-    <w:sig w:usb0="00000000" w:usb1="10000000" w:usb2="00000000" w:usb3="00000000" w:csb0="80000000" w:csb1="00000000"/>
-  </w:font>
-  <w:font w:name="Arial Unicode MS">
-    <w:panose1 w:val="020B0604020202020204"/>
-    <w:charset w:val="80"/>
-    <w:family w:val="swiss"/>
-    <w:pitch w:val="variable"/>
-    <w:sig w:usb0="F7FFAFFF" w:usb1="E9DFFFFF" w:usb2="0000003F" w:usb3="00000000" w:csb0="003F01FF" w:csb1="00000000"/>
-  </w:font>
-  <w:font w:name="Calibri">
-    <w:panose1 w:val="020F0502020204030204"/>
-    <w:charset w:val="CC"/>
-    <w:family w:val="swiss"/>
-    <w:pitch w:val="variable"/>
-    <w:sig w:usb0="E4002EFF" w:usb1="C000247B" w:usb2="00000009" w:usb3="00000000" w:csb0="000001FF" w:csb1="00000000"/>
-  </w:font>
-  <w:font w:name="Times New Roman (Headings CS)">
-    <w:altName w:val="Times New Roman"/>
-    <w:panose1 w:val="00000000000000000000"/>
-    <w:charset w:val="00"/>
-    <w:family w:val="roman"/>
-    <w:notTrueType/>
-    <w:pitch w:val="default"/>
-  </w:font>
-  <w:font w:name="Segoe UI">
-    <w:panose1 w:val="020B0502040204020203"/>
-    <w:charset w:val="CC"/>
-    <w:family w:val="swiss"/>
-    <w:pitch w:val="variable"/>
-    <w:sig w:usb0="E4002EFF" w:usb1="C000E47F" w:usb2="00000009" w:usb3="00000000" w:csb0="000001FF" w:csb1="00000000"/>
-  </w:font>
-  <w:font w:name="Cambria Math">
-    <w:panose1 w:val="02040503050406030204"/>
-    <w:charset w:val="CC"/>
-    <w:family w:val="roman"/>
-    <w:pitch w:val="variable"/>
-    <w:sig w:usb0="E00006FF" w:usb1="420024FF" w:usb2="02000000" w:usb3="00000000" w:csb0="0000019F" w:csb1="00000000"/>
-  </w:font>
-  <w:font w:name="Calibri Light">
-    <w:panose1 w:val="020F0302020204030204"/>
-    <w:charset w:val="CC"/>
-    <w:family w:val="swiss"/>
-    <w:pitch w:val="variable"/>
-    <w:sig w:usb0="E4002EFF" w:usb1="C000247B" w:usb2="00000009" w:usb3="00000000" w:csb0="000001FF" w:csb1="00000000"/>
-  </w:font>
-</w:fonts>
-</file>
-
-<file path=word/glossary/settings.xml><?xml version="1.0" encoding="utf-8"?>
-<w:settings xmlns:mc="http://schemas.openxmlformats.org/markup-compatibility/2006" xmlns:o="urn:schemas-microsoft-com:office:office" xmlns:r="http://schemas.openxmlformats.org/officeDocument/2006/relationships" xmlns:m="http://schemas.openxmlformats.org/officeDocument/2006/math" xmlns:v="urn:schemas-microsoft-com:vml" xmlns:w10="urn:schemas-microsoft-com:office:word" xmlns:w="http://schemas.openxmlformats.org/wordprocessingml/2006/main" xmlns:w14="http://schemas.microsoft.com/office/word/2010/wordml" xmlns:w15="http://schemas.microsoft.com/office/word/2012/wordml" xmlns:sl="http://schemas.openxmlformats.org/schemaLibrary/2006/main" mc:Ignorable="w14 w15">
-  <w:view w:val="normal"/>
-  <w:revisionView w:markup="0" w:comments="0" w:insDel="0" w:formatting="0" w:inkAnnotations="0"/>
-  <w:defaultTabStop w:val="708"/>
-  <w:characterSpacingControl w:val="doNotCompress"/>
-  <w:compat>
-    <w:useFELayout/>
-    <w:compatSetting w:name="compatibilityMode" w:uri="http://schemas.microsoft.com/office/word" w:val="15"/>
-    <w:compatSetting w:name="overrideTableStyleFontSizeAndJustification" w:uri="http://schemas.microsoft.com/office/word" w:val="1"/>
-    <w:compatSetting w:name="enableOpenTypeFeatures" w:uri="http://schemas.microsoft.com/office/word" w:val="1"/>
-    <w:compatSetting w:name="doNotFlipMirrorIndents" w:uri="http://schemas.microsoft.com/office/word" w:val="1"/>
-    <w:compatSetting w:name="differentiateMultirowTableHeaders" w:uri="http://schemas.microsoft.com/office/word" w:val="1"/>
-  </w:compat>
-  <w:rsids>
-    <w:rsidRoot w:val="00A4238B"/>
-    <w:rsid w:val="008D44B8"/>
-    <w:rsid w:val="00A4238B"/>
-    <w:rsid w:val="00D432EB"/>
-    <w:rsid w:val="00E503B6"/>
-  </w:rsids>
-  <m:mathPr>
-    <m:mathFont m:val="Cambria Math"/>
-    <m:brkBin m:val="before"/>
-    <m:brkBinSub m:val="--"/>
-    <m:smallFrac m:val="0"/>
-    <m:dispDef/>
-    <m:lMargin m:val="0"/>
-    <m:rMargin m:val="0"/>
-    <m:defJc m:val="centerGroup"/>
-    <m:wrapIndent m:val="1440"/>
-    <m:intLim m:val="subSup"/>
-    <m:naryLim m:val="undOvr"/>
-  </m:mathPr>
-  <w:themeFontLang w:val="ru-RU"/>
-  <w:clrSchemeMapping w:bg1="light1" w:t1="dark1" w:bg2="light2" w:t2="dark2" w:accent1="accent1" w:accent2="accent2" w:accent3="accent3" w:accent4="accent4" w:accent5="accent5" w:accent6="accent6" w:hyperlink="hyperlink" w:followedHyperlink="followedHyperlink"/>
-  <w:decimalSymbol w:val=","/>
-  <w:listSeparator w:val=";"/>
-  <w15:chartTrackingRefBased/>
-</w:settings>
-</file>
-
-<file path=word/glossary/styles.xml><?xml version="1.0" encoding="utf-8"?>
-<w:styles xmlns:mc="http://schemas.openxmlformats.org/markup-compatibility/2006" xmlns:r="http://schemas.openxmlformats.org/officeDocument/2006/relationships" xmlns:w="http://schemas.openxmlformats.org/wordprocessingml/2006/main" xmlns:w14="http://schemas.microsoft.com/office/word/2010/wordml" xmlns:w15="http://schemas.microsoft.com/office/word/2012/wordml" mc:Ignorable="w14 w15">
-  <w:docDefaults>
-    <w:rPrDefault>
-      <w:rPr>
-        <w:rFonts w:asciiTheme="minorHAnsi" w:eastAsiaTheme="minorEastAsia" w:hAnsiTheme="minorHAnsi" w:cstheme="minorBidi"/>
-        <w:sz w:val="22"/>
-        <w:szCs w:val="22"/>
-        <w:lang w:val="ru-RU" w:eastAsia="ru-RU" w:bidi="ar-SA"/>
-      </w:rPr>
-    </w:rPrDefault>
-    <w:pPrDefault>
-      <w:pPr>
-        <w:spacing w:after="160" w:line="259" w:lineRule="auto"/>
-      </w:pPr>
-    </w:pPrDefault>
-  </w:docDefaults>
-  <w:latentStyles w:defLockedState="0" w:defUIPriority="99" w:defSemiHidden="0" w:defUnhideWhenUsed="0" w:defQFormat="0" w:count="371">
-    <w:lsdException w:name="Normal" w:uiPriority="0" w:qFormat="1"/>
-    <w:lsdException w:name="heading 1" w:uiPriority="9" w:qFormat="1"/>
-    <w:lsdException w:name="heading 2" w:semiHidden="1" w:uiPriority="9" w:unhideWhenUsed="1" w:qFormat="1"/>
-    <w:lsdException w:name="heading 3" w:semiHidden="1" w:uiPriority="9" w:unhideWhenUsed="1" w:qFormat="1"/>
-    <w:lsdException w:name="heading 4" w:semiHidden="1" w:uiPriority="9" w:unhideWhenUsed="1" w:qFormat="1"/>
-    <w:lsdException w:name="heading 5" w:semiHidden="1" w:uiPriority="9" w:unhideWhenUsed="1" w:qFormat="1"/>
-    <w:lsdException w:name="heading 6" w:semiHidden="1" w:uiPriority="9" w:unhideWhenUsed="1" w:qFormat="1"/>
-    <w:lsdException w:name="heading 7" w:semiHidden="1" w:uiPriority="9" w:unhideWhenUsed="1" w:qFormat="1"/>
-    <w:lsdException w:name="heading 8" w:semiHidden="1" w:uiPriority="9" w:unhideWhenUsed="1" w:qFormat="1"/>
-    <w:lsdException w:name="heading 9" w:semiHidden="1" w:uiPriority="9" w:unhideWhenUsed="1" w:qFormat="1"/>
-    <w:lsdException w:name="index 1" w:semiHidden="1" w:unhideWhenUsed="1"/>
-    <w:lsdException w:name="index 2" w:semiHidden="1" w:unhideWhenUsed="1"/>
-    <w:lsdException w:name="index 3" w:semiHidden="1" w:unhideWhenUsed="1"/>
-    <w:lsdException w:name="index 4" w:semiHidden="1" w:unhideWhenUsed="1"/>
-    <w:lsdException w:name="index 5" w:semiHidden="1" w:unhideWhenUsed="1"/>
-    <w:lsdException w:name="index 6" w:semiHidden="1" w:unhideWhenUsed="1"/>
-    <w:lsdException w:name="index 7" w:semiHidden="1" w:unhideWhenUsed="1"/>
-    <w:lsdException w:name="index 8" w:semiHidden="1" w:unhideWhenUsed="1"/>
-    <w:lsdException w:name="index 9" w:semiHidden="1" w:unhideWhenUsed="1"/>
-    <w:lsdException w:name="toc 1" w:semiHidden="1" w:uiPriority="39" w:unhideWhenUsed="1"/>
-    <w:lsdException w:name="toc 2" w:semiHidden="1" w:uiPriority="39" w:unhideWhenUsed="1"/>
-    <w:lsdException w:name="toc 3" w:semiHidden="1" w:uiPriority="39" w:unhideWhenUsed="1"/>
-    <w:lsdException w:name="toc 4" w:semiHidden="1" w:uiPriority="39" w:unhideWhenUsed="1"/>
-    <w:lsdException w:name="toc 5" w:semiHidden="1" w:uiPriority="39" w:unhideWhenUsed="1"/>
-    <w:lsdException w:name="toc 6" w:semiHidden="1" w:uiPriority="39" w:unhideWhenUsed="1"/>
-    <w:lsdException w:name="toc 7" w:semiHidden="1" w:uiPriority="39" w:unhideWhenUsed="1"/>
-    <w:lsdException w:name="toc 8" w:semiHidden="1" w:uiPriority="39" w:unhideWhenUsed="1"/>
-    <w:lsdException w:name="toc 9" w:semiHidden="1" w:uiPriority="39" w:unhideWhenUsed="1"/>
-    <w:lsdException w:name="Normal Indent" w:semiHidden="1" w:unhideWhenUsed="1"/>
-    <w:lsdException w:name="footnote text" w:semiHidden="1" w:unhideWhenUsed="1"/>
-    <w:lsdException w:name="annotation text" w:semiHidden="1" w:unhideWhenUsed="1"/>
-    <w:lsdException w:name="header" w:semiHidden="1" w:unhideWhenUsed="1"/>
-    <w:lsdException w:name="footer" w:semiHidden="1" w:unhideWhenUsed="1"/>
-    <w:lsdException w:name="index heading" w:semiHidden="1" w:unhideWhenUsed="1"/>
-    <w:lsdException w:name="caption" w:semiHidden="1" w:uiPriority="35" w:unhideWhenUsed="1" w:qFormat="1"/>
-    <w:lsdException w:name="table of figures" w:semiHidden="1" w:unhideWhenUsed="1"/>
-    <w:lsdException w:name="envelope address" w:semiHidden="1" w:unhideWhenUsed="1"/>
-    <w:lsdException w:name="envelope return" w:semiHidden="1" w:unhideWhenUsed="1"/>
-    <w:lsdException w:name="footnote reference" w:semiHidden="1" w:unhideWhenUsed="1"/>
-    <w:lsdException w:name="annotation reference" w:semiHidden="1" w:unhideWhenUsed="1"/>
-    <w:lsdException w:name="line number" w:semiHidden="1" w:unhideWhenUsed="1"/>
-    <w:lsdException w:name="page number" w:semiHidden="1" w:unhideWhenUsed="1"/>
-    <w:lsdException w:name="endnote reference" w:semiHidden="1" w:unhideWhenUsed="1"/>
-    <w:lsdException w:name="endnote text" w:semiHidden="1" w:unhideWhenUsed="1"/>
-    <w:lsdException w:name="table of authorities" w:semiHidden="1" w:unhideWhenUsed="1"/>
-    <w:lsdException w:name="macro" w:semiHidden="1" w:unhideWhenUsed="1"/>
-    <w:lsdException w:name="toa heading" w:semiHidden="1" w:unhideWhenUsed="1"/>
-    <w:lsdException w:name="List" w:semiHidden="1" w:unhideWhenUsed="1"/>
-    <w:lsdException w:name="List Bullet" w:semiHidden="1" w:unhideWhenUsed="1"/>
-    <w:lsdException w:name="List Number" w:semiHidden="1" w:unhideWhenUsed="1"/>
-    <w:lsdException w:name="List 2" w:semiHidden="1" w:unhideWhenUsed="1"/>
-    <w:lsdException w:name="List 3" w:semiHidden="1" w:unhideWhenUsed="1"/>
-    <w:lsdException w:name="List 4" w:semiHidden="1" w:unhideWhenUsed="1"/>
-    <w:lsdException w:name="List 5" w:semiHidden="1" w:unhideWhenUsed="1"/>
-    <w:lsdException w:name="List Bullet 2" w:semiHidden="1" w:unhideWhenUsed="1"/>
-    <w:lsdException w:name="List Bullet 3" w:semiHidden="1" w:unhideWhenUsed="1"/>
-    <w:lsdException w:name="List Bullet 4" w:semiHidden="1" w:unhideWhenUsed="1"/>
-    <w:lsdException w:name="List Bullet 5" w:semiHidden="1" w:unhideWhenUsed="1"/>
-    <w:lsdException w:name="List Number 2" w:semiHidden="1" w:unhideWhenUsed="1"/>
-    <w:lsdException w:name="List Number 3" w:semiHidden="1" w:unhideWhenUsed="1"/>
-    <w:lsdException w:name="List Number 4" w:semiHidden="1" w:unhideWhenUsed="1"/>
-    <w:lsdException w:name="List Number 5" w:semiHidden="1" w:unhideWhenUsed="1"/>
-    <w:lsdException w:name="Title" w:uiPriority="10" w:qFormat="1"/>
-    <w:lsdException w:name="Closing" w:semiHidden="1" w:unhideWhenUsed="1"/>
-    <w:lsdException w:name="Signature" w:semiHidden="1" w:unhideWhenUsed="1"/>
-    <w:lsdException w:name="Default Paragraph Font" w:semiHidden="1" w:uiPriority="1" w:unhideWhenUsed="1"/>
-    <w:lsdException w:name="Body Text" w:semiHidden="1" w:unhideWhenUsed="1"/>
-    <w:lsdException w:name="Body Text Indent" w:semiHidden="1" w:unhideWhenUsed="1"/>
-    <w:lsdException w:name="List Continue" w:semiHidden="1" w:unhideWhenUsed="1"/>
-    <w:lsdException w:name="List Continue 2" w:semiHidden="1" w:unhideWhenUsed="1"/>
-    <w:lsdException w:name="List Continue 3" w:semiHidden="1" w:unhideWhenUsed="1"/>
-    <w:lsdException w:name="List Continue 4" w:semiHidden="1" w:unhideWhenUsed="1"/>
-    <w:lsdException w:name="List Continue 5" w:semiHidden="1" w:unhideWhenUsed="1"/>
-    <w:lsdException w:name="Message Header" w:semiHidden="1" w:unhideWhenUsed="1"/>
-    <w:lsdException w:name="Subtitle" w:uiPriority="11" w:qFormat="1"/>
-    <w:lsdException w:name="Salutation" w:semiHidden="1" w:unhideWhenUsed="1"/>
-    <w:lsdException w:name="Date" w:semiHidden="1" w:unhideWhenUsed="1"/>
-    <w:lsdException w:name="Body Text First Indent" w:semiHidden="1" w:unhideWhenUsed="1"/>
-    <w:lsdException w:name="Body Text First Indent 2" w:semiHidden="1" w:unhideWhenUsed="1"/>
-    <w:lsdException w:name="Note Heading" w:semiHidden="1" w:unhideWhenUsed="1"/>
-    <w:lsdException w:name="Body Text 2" w:semiHidden="1" w:unhideWhenUsed="1"/>
-    <w:lsdException w:name="Body Text 3" w:semiHidden="1" w:unhideWhenUsed="1"/>
-    <w:lsdException w:name="Body Text Indent 2" w:semiHidden="1" w:unhideWhenUsed="1"/>
-    <w:lsdException w:name="Body Text Indent 3" w:semiHidden="1" w:unhideWhenUsed="1"/>
-    <w:lsdException w:name="Block Text" w:semiHidden="1" w:unhideWhenUsed="1"/>
-    <w:lsdException w:name="Hyperlink" w:semiHidden="1" w:unhideWhenUsed="1"/>
-    <w:lsdException w:name="FollowedHyperlink" w:semiHidden="1" w:unhideWhenUsed="1"/>
-    <w:lsdException w:name="Strong" w:uiPriority="22" w:qFormat="1"/>
-    <w:lsdException w:name="Emphasis" w:uiPriority="20" w:qFormat="1"/>
-    <w:lsdException w:name="Document Map" w:semiHidden="1" w:unhideWhenUsed="1"/>
-    <w:lsdException w:name="Plain Text" w:semiHidden="1" w:unhideWhenUsed="1"/>
-    <w:lsdException w:name="E-mail Signature" w:semiHidden="1" w:unhideWhenUsed="1"/>
-    <w:lsdException w:name="HTML Top of Form" w:semiHidden="1" w:unhideWhenUsed="1"/>
-    <w:lsdException w:name="HTML Bottom of Form" w:semiHidden="1" w:unhideWhenUsed="1"/>
-    <w:lsdException w:name="Normal (Web)" w:semiHidden="1" w:unhideWhenUsed="1"/>
-    <w:lsdException w:name="HTML Acronym" w:semiHidden="1" w:unhideWhenUsed="1"/>
-    <w:lsdException w:name="HTML Address" w:semiHidden="1" w:unhideWhenUsed="1"/>
-    <w:lsdException w:name="HTML Cite" w:semiHidden="1" w:unhideWhenUsed="1"/>
-    <w:lsdException w:name="HTML Code" w:semiHidden="1" w:unhideWhenUsed="1"/>
-    <w:lsdException w:name="HTML Definition" w:semiHidden="1" w:unhideWhenUsed="1"/>
-    <w:lsdException w:name="HTML Keyboard" w:semiHidden="1" w:unhideWhenUsed="1"/>
-    <w:lsdException w:name="HTML Preformatted" w:semiHidden="1" w:unhideWhenUsed="1"/>
-    <w:lsdException w:name="HTML Sample" w:semiHidden="1" w:unhideWhenUsed="1"/>
-    <w:lsdException w:name="HTML Typewriter" w:semiHidden="1" w:unhideWhenUsed="1"/>
-    <w:lsdException w:name="HTML Variable" w:semiHidden="1" w:unhideWhenUsed="1"/>
-    <w:lsdException w:name="Normal Table" w:semiHidden="1" w:unhideWhenUsed="1"/>
-    <w:lsdException w:name="annotation subject" w:semiHidden="1" w:unhideWhenUsed="1"/>
-    <w:lsdException w:name="No List" w:semiHidden="1" w:unhideWhenUsed="1"/>
-    <w:lsdException w:name="Outline List 1" w:semiHidden="1" w:unhideWhenUsed="1"/>
-    <w:lsdException w:name="Outline List 2" w:semiHidden="1" w:unhideWhenUsed="1"/>
-    <w:lsdException w:name="Outline List 3" w:semiHidden="1" w:unhideWhenUsed="1"/>
-    <w:lsdException w:name="Table Simple 1" w:semiHidden="1" w:unhideWhenUsed="1"/>
-    <w:lsdException w:name="Table Simple 2" w:semiHidden="1" w:unhideWhenUsed="1"/>
-    <w:lsdException w:name="Table Simple 3" w:semiHidden="1" w:unhideWhenUsed="1"/>
-    <w:lsdException w:name="Table Classic 1" w:semiHidden="1" w:unhideWhenUsed="1"/>
-    <w:lsdException w:name="Table Classic 2" w:semiHidden="1" w:unhideWhenUsed="1"/>
-    <w:lsdException w:name="Table Classic 3" w:semiHidden="1" w:unhideWhenUsed="1"/>
-    <w:lsdException w:name="Table Classic 4" w:semiHidden="1" w:unhideWhenUsed="1"/>
-    <w:lsdException w:name="Table Colorful 1" w:semiHidden="1" w:unhideWhenUsed="1"/>
-    <w:lsdException w:name="Table Colorful 2" w:semiHidden="1" w:unhideWhenUsed="1"/>
-    <w:lsdException w:name="Table Colorful 3" w:semiHidden="1" w:unhideWhenUsed="1"/>
-    <w:lsdException w:name="Table Columns 1" w:semiHidden="1" w:unhideWhenUsed="1"/>
-    <w:lsdException w:name="Table Columns 2" w:semiHidden="1" w:unhideWhenUsed="1"/>
-    <w:lsdException w:name="Table Columns 3" w:semiHidden="1" w:unhideWhenUsed="1"/>
-    <w:lsdException w:name="Table Columns 4" w:semiHidden="1" w:unhideWhenUsed="1"/>
-    <w:lsdException w:name="Table Columns 5" w:semiHidden="1" w:unhideWhenUsed="1"/>
-    <w:lsdException w:name="Table Grid 1" w:semiHidden="1" w:unhideWhenUsed="1"/>
-    <w:lsdException w:name="Table Grid 2" w:semiHidden="1" w:unhideWhenUsed="1"/>
-    <w:lsdException w:name="Table Grid 3" w:semiHidden="1" w:unhideWhenUsed="1"/>
-    <w:lsdException w:name="Table Grid 4" w:semiHidden="1" w:unhideWhenUsed="1"/>
-    <w:lsdException w:name="Table Grid 5" w:semiHidden="1" w:unhideWhenUsed="1"/>
-    <w:lsdException w:name="Table Grid 6" w:semiHidden="1" w:unhideWhenUsed="1"/>
-    <w:lsdException w:name="Table Grid 7" w:semiHidden="1" w:unhideWhenUsed="1"/>
-    <w:lsdException w:name="Table Grid 8" w:semiHidden="1" w:unhideWhenUsed="1"/>
-    <w:lsdException w:name="Table List 1" w:semiHidden="1" w:unhideWhenUsed="1"/>
-    <w:lsdException w:name="Table List 2" w:semiHidden="1" w:unhideWhenUsed="1"/>
-    <w:lsdException w:name="Table List 3" w:semiHidden="1" w:unhideWhenUsed="1"/>
-    <w:lsdException w:name="Table List 4" w:semiHidden="1" w:unhideWhenUsed="1"/>
-    <w:lsdException w:name="Table List 5" w:semiHidden="1" w:unhideWhenUsed="1"/>
-    <w:lsdException w:name="Table List 6" w:semiHidden="1" w:unhideWhenUsed="1"/>
-    <w:lsdException w:name="Table List 7" w:semiHidden="1" w:unhideWhenUsed="1"/>
-    <w:lsdException w:name="Table List 8" w:semiHidden="1" w:unhideWhenUsed="1"/>
-    <w:lsdException w:name="Table 3D effects 1" w:semiHidden="1" w:unhideWhenUsed="1"/>
-    <w:lsdException w:name="Table 3D effects 2" w:semiHidden="1" w:unhideWhenUsed="1"/>
-    <w:lsdException w:name="Table 3D effects 3" w:semiHidden="1" w:unhideWhenUsed="1"/>
-    <w:lsdException w:name="Table Contemporary" w:semiHidden="1" w:unhideWhenUsed="1"/>
-    <w:lsdException w:name="Table Elegant" w:semiHidden="1" w:unhideWhenUsed="1"/>
-    <w:lsdException w:name="Table Professional" w:semiHidden="1" w:unhideWhenUsed="1"/>
-    <w:lsdException w:name="Table Subtle 1" w:semiHidden="1" w:unhideWhenUsed="1"/>
-    <w:lsdException w:name="Table Subtle 2" w:semiHidden="1" w:unhideWhenUsed="1"/>
-    <w:lsdException w:name="Table Web 1" w:semiHidden="1" w:unhideWhenUsed="1"/>
-    <w:lsdException w:name="Table Web 2" w:semiHidden="1" w:unhideWhenUsed="1"/>
-    <w:lsdException w:name="Table Web 3" w:semiHidden="1" w:unhideWhenUsed="1"/>
-    <w:lsdException w:name="Balloon Text" w:semiHidden="1" w:unhideWhenUsed="1"/>
-    <w:lsdException w:name="Table Grid" w:uiPriority="39"/>
-    <w:lsdException w:name="Table Theme" w:semiHidden="1" w:unhideWhenUsed="1"/>
-    <w:lsdException w:name="Placeholder Text" w:semiHidden="1"/>
-    <w:lsdException w:name="No Spacing" w:uiPriority="1" w:qFormat="1"/>
-    <w:lsdException w:name="Light Shading" w:uiPriority="60"/>
-    <w:lsdException w:name="Light List" w:uiPriority="61"/>
-    <w:lsdException w:name="Light Grid" w:uiPriority="62"/>
-    <w:lsdException w:name="Medium Shading 1" w:uiPriority="63"/>
-    <w:lsdException w:name="Medium Shading 2" w:uiPriority="64"/>
-    <w:lsdException w:name="Medium List 1" w:uiPriority="65"/>
-    <w:lsdException w:name="Medium List 2" w:uiPriority="66"/>
-    <w:lsdException w:name="Medium Grid 1" w:uiPriority="67"/>
-    <w:lsdException w:name="Medium Grid 2" w:uiPriority="68"/>
-    <w:lsdException w:name="Medium Grid 3" w:uiPriority="69"/>
-    <w:lsdException w:name="Dark List" w:uiPriority="70"/>
-    <w:lsdException w:name="Colorful Shading" w:uiPriority="71"/>
-    <w:lsdException w:name="Colorful List" w:uiPriority="72"/>
-    <w:lsdException w:name="Colorful Grid" w:uiPriority="73"/>
-    <w:lsdException w:name="Light Shading Accent 1" w:uiPriority="60"/>
-    <w:lsdException w:name="Light List Accent 1" w:uiPriority="61"/>
-    <w:lsdException w:name="Light Grid Accent 1" w:uiPriority="62"/>
-    <w:lsdException w:name="Medium Shading 1 Accent 1" w:uiPriority="63"/>
-    <w:lsdException w:name="Medium Shading 2 Accent 1" w:uiPriority="64"/>
-    <w:lsdException w:name="Medium List 1 Accent 1" w:uiPriority="65"/>
-    <w:lsdException w:name="Revision" w:semiHidden="1"/>
-    <w:lsdException w:name="List Paragraph" w:uiPriority="34" w:qFormat="1"/>
-    <w:lsdException w:name="Quote" w:uiPriority="29" w:qFormat="1"/>
-    <w:lsdException w:name="Intense Quote" w:uiPriority="30" w:qFormat="1"/>
-    <w:lsdException w:name="Medium List 2 Accent 1" w:uiPriority="66"/>
-    <w:lsdException w:name="Medium Grid 1 Accent 1" w:uiPriority="67"/>
-    <w:lsdException w:name="Medium Grid 2 Accent 1" w:uiPriority="68"/>
-    <w:lsdException w:name="Medium Grid 3 Accent 1" w:uiPriority="69"/>
-    <w:lsdException w:name="Dark List Accent 1" w:uiPriority="70"/>
-    <w:lsdException w:name="Colorful Shading Accent 1" w:uiPriority="71"/>
-    <w:lsdException w:name="Colorful List Accent 1" w:uiPriority="72"/>
-    <w:lsdException w:name="Colorful Grid Accent 1" w:uiPriority="73"/>
-    <w:lsdException w:name="Light Shading Accent 2" w:uiPriority="60"/>
-    <w:lsdException w:name="Light List Accent 2" w:uiPriority="61"/>
-    <w:lsdException w:name="Light Grid Accent 2" w:uiPriority="62"/>
-    <w:lsdException w:name="Medium Shading 1 Accent 2" w:uiPriority="63"/>
-    <w:lsdException w:name="Medium Shading 2 Accent 2" w:uiPriority="64"/>
-    <w:lsdException w:name="Medium List 1 Accent 2" w:uiPriority="65"/>
-    <w:lsdException w:name="Medium List 2 Accent 2" w:uiPriority="66"/>
-    <w:lsdException w:name="Medium Grid 1 Accent 2" w:uiPriority="67"/>
-    <w:lsdException w:name="Medium Grid 2 Accent 2" w:uiPriority="68"/>
-    <w:lsdException w:name="Medium Grid 3 Accent 2" w:uiPriority="69"/>
-    <w:lsdException w:name="Dark List Accent 2" w:uiPriority="70"/>
-    <w:lsdException w:name="Colorful Shading Accent 2" w:uiPriority="71"/>
-    <w:lsdException w:name="Colorful List Accent 2" w:uiPriority="72"/>
-    <w:lsdException w:name="Colorful Grid Accent 2" w:uiPriority="73"/>
-    <w:lsdException w:name="Light Shading Accent 3" w:uiPriority="60"/>
-    <w:lsdException w:name="Light List Accent 3" w:uiPriority="61"/>
-    <w:lsdException w:name="Light Grid Accent 3" w:uiPriority="62"/>
-    <w:lsdException w:name="Medium Shading 1 Accent 3" w:uiPriority="63"/>
-    <w:lsdException w:name="Medium Shading 2 Accent 3" w:uiPriority="64"/>
-    <w:lsdException w:name="Medium List 1 Accent 3" w:uiPriority="65"/>
-    <w:lsdException w:name="Medium List 2 Accent 3" w:uiPriority="66"/>
-    <w:lsdException w:name="Medium Grid 1 Accent 3" w:uiPriority="67"/>
-    <w:lsdException w:name="Medium Grid 2 Accent 3" w:uiPriority="68"/>
-    <w:lsdException w:name="Medium Grid 3 Accent 3" w:uiPriority="69"/>
-    <w:lsdException w:name="Dark List Accent 3" w:uiPriority="70"/>
-    <w:lsdException w:name="Colorful Shading Accent 3" w:uiPriority="71"/>
-    <w:lsdException w:name="Colorful List Accent 3" w:uiPriority="72"/>
-    <w:lsdException w:name="Colorful Grid Accent 3" w:uiPriority="73"/>
-    <w:lsdException w:name="Light Shading Accent 4" w:uiPriority="60"/>
-    <w:lsdException w:name="Light List Accent 4" w:uiPriority="61"/>
-    <w:lsdException w:name="Light Grid Accent 4" w:uiPriority="62"/>
-    <w:lsdException w:name="Medium Shading 1 Accent 4" w:uiPriority="63"/>
-    <w:lsdException w:name="Medium Shading 2 Accent 4" w:uiPriority="64"/>
-    <w:lsdException w:name="Medium List 1 Accent 4" w:uiPriority="65"/>
-    <w:lsdException w:name="Medium List 2 Accent 4" w:uiPriority="66"/>
-    <w:lsdException w:name="Medium Grid 1 Accent 4" w:uiPriority="67"/>
-    <w:lsdException w:name="Medium Grid 2 Accent 4" w:uiPriority="68"/>
-    <w:lsdException w:name="Medium Grid 3 Accent 4" w:uiPriority="69"/>
-    <w:lsdException w:name="Dark List Accent 4" w:uiPriority="70"/>
-    <w:lsdException w:name="Colorful Shading Accent 4" w:uiPriority="71"/>
-    <w:lsdException w:name="Colorful List Accent 4" w:uiPriority="72"/>
-    <w:lsdException w:name="Colorful Grid Accent 4" w:uiPriority="73"/>
-    <w:lsdException w:name="Light Shading Accent 5" w:uiPriority="60"/>
-    <w:lsdException w:name="Light List Accent 5" w:uiPriority="61"/>
-    <w:lsdException w:name="Light Grid Accent 5" w:uiPriority="62"/>
-    <w:lsdException w:name="Medium Shading 1 Accent 5" w:uiPriority="63"/>
-    <w:lsdException w:name="Medium Shading 2 Accent 5" w:uiPriority="64"/>
-    <w:lsdException w:name="Medium List 1 Accent 5" w:uiPriority="65"/>
-    <w:lsdException w:name="Medium List 2 Accent 5" w:uiPriority="66"/>
-    <w:lsdException w:name="Medium Grid 1 Accent 5" w:uiPriority="67"/>
-    <w:lsdException w:name="Medium Grid 2 Accent 5" w:uiPriority="68"/>
-    <w:lsdException w:name="Medium Grid 3 Accent 5" w:uiPriority="69"/>
-    <w:lsdException w:name="Dark List Accent 5" w:uiPriority="70"/>
-    <w:lsdException w:name="Colorful Shading Accent 5" w:uiPriority="71"/>
-    <w:lsdException w:name="Colorful List Accent 5" w:uiPriority="72"/>
-    <w:lsdException w:name="Colorful Grid Accent 5" w:uiPriority="73"/>
-    <w:lsdException w:name="Light Shading Accent 6" w:uiPriority="60"/>
-    <w:lsdException w:name="Light List Accent 6" w:uiPriority="61"/>
-    <w:lsdException w:name="Light Grid Accent 6" w:uiPriority="62"/>
-    <w:lsdException w:name="Medium Shading 1 Accent 6" w:uiPriority="63"/>
-    <w:lsdException w:name="Medium Shading 2 Accent 6" w:uiPriority="64"/>
-    <w:lsdException w:name="Medium List 1 Accent 6" w:uiPriority="65"/>
-    <w:lsdException w:name="Medium List 2 Accent 6" w:uiPriority="66"/>
-    <w:lsdException w:name="Medium Grid 1 Accent 6" w:uiPriority="67"/>
-    <w:lsdException w:name="Medium Grid 2 Accent 6" w:uiPriority="68"/>
-    <w:lsdException w:name="Medium Grid 3 Accent 6" w:uiPriority="69"/>
-    <w:lsdException w:name="Dark List Accent 6" w:uiPriority="70"/>
-    <w:lsdException w:name="Colorful Shading Accent 6" w:uiPriority="71"/>
-    <w:lsdException w:name="Colorful List Accent 6" w:uiPriority="72"/>
-    <w:lsdException w:name="Colorful Grid Accent 6" w:uiPriority="73"/>
-    <w:lsdException w:name="Subtle Emphasis" w:uiPriority="19" w:qFormat="1"/>
-    <w:lsdException w:name="Intense Emphasis" w:uiPriority="21" w:qFormat="1"/>
-    <w:lsdException w:name="Subtle Reference" w:uiPriority="31" w:qFormat="1"/>
-    <w:lsdException w:name="Intense Reference" w:uiPriority="32" w:qFormat="1"/>
-    <w:lsdException w:name="Book Title" w:uiPriority="33" w:qFormat="1"/>
-    <w:lsdException w:name="Bibliography" w:semiHidden="1" w:uiPriority="37" w:unhideWhenUsed="1"/>
-    <w:lsdException w:name="TOC Heading" w:semiHidden="1" w:uiPriority="39" w:unhideWhenUsed="1" w:qFormat="1"/>
-    <w:lsdException w:name="Plain Table 1" w:uiPriority="41"/>
-    <w:lsdException w:name="Plain Table 2" w:uiPriority="42"/>
-    <w:lsdException w:name="Plain Table 3" w:uiPriority="43"/>
-    <w:lsdException w:name="Plain Table 4" w:uiPriority="44"/>
-    <w:lsdException w:name="Plain Table 5" w:uiPriority="45"/>
-    <w:lsdException w:name="Grid Table Light" w:uiPriority="40"/>
-    <w:lsdException w:name="Grid Table 1 Light" w:uiPriority="46"/>
-    <w:lsdException w:name="Grid Table 2" w:uiPriority="47"/>
-    <w:lsdException w:name="Grid Table 3" w:uiPriority="48"/>
-    <w:lsdException w:name="Grid Table 4" w:uiPriority="49"/>
-    <w:lsdException w:name="Grid Table 5 Dark" w:uiPriority="50"/>
-    <w:lsdException w:name="Grid Table 6 Colorful" w:uiPriority="51"/>
-    <w:lsdException w:name="Grid Table 7 Colorful" w:uiPriority="52"/>
-    <w:lsdException w:name="Grid Table 1 Light Accent 1" w:uiPriority="46"/>
-    <w:lsdException w:name="Grid Table 2 Accent 1" w:uiPriority="47"/>
-    <w:lsdException w:name="Grid Table 3 Accent 1" w:uiPriority="48"/>
-    <w:lsdException w:name="Grid Table 4 Accent 1" w:uiPriority="49"/>
-    <w:lsdException w:name="Grid Table 5 Dark Accent 1" w:uiPriority="50"/>
-    <w:lsdException w:name="Grid Table 6 Colorful Accent 1" w:uiPriority="51"/>
-    <w:lsdException w:name="Grid Table 7 Colorful Accent 1" w:uiPriority="52"/>
-    <w:lsdException w:name="Grid Table 1 Light Accent 2" w:uiPriority="46"/>
-    <w:lsdException w:name="Grid Table 2 Accent 2" w:uiPriority="47"/>
-    <w:lsdException w:name="Grid Table 3 Accent 2" w:uiPriority="48"/>
-    <w:lsdException w:name="Grid Table 4 Accent 2" w:uiPriority="49"/>
-    <w:lsdException w:name="Grid Table 5 Dark Accent 2" w:uiPriority="50"/>
-    <w:lsdException w:name="Grid Table 6 Colorful Accent 2" w:uiPriority="51"/>
-    <w:lsdException w:name="Grid Table 7 Colorful Accent 2" w:uiPriority="52"/>
-    <w:lsdException w:name="Grid Table 1 Light Accent 3" w:uiPriority="46"/>
-    <w:lsdException w:name="Grid Table 2 Accent 3" w:uiPriority="47"/>
-    <w:lsdException w:name="Grid Table 3 Accent 3" w:uiPriority="48"/>
-    <w:lsdException w:name="Grid Table 4 Accent 3" w:uiPriority="49"/>
-    <w:lsdException w:name="Grid Table 5 Dark Accent 3" w:uiPriority="50"/>
-    <w:lsdException w:name="Grid Table 6 Colorful Accent 3" w:uiPriority="51"/>
-    <w:lsdException w:name="Grid Table 7 Colorful Accent 3" w:uiPriority="52"/>
-    <w:lsdException w:name="Grid Table 1 Light Accent 4" w:uiPriority="46"/>
-    <w:lsdException w:name="Grid Table 2 Accent 4" w:uiPriority="47"/>
-    <w:lsdException w:name="Grid Table 3 Accent 4" w:uiPriority="48"/>
-    <w:lsdException w:name="Grid Table 4 Accent 4" w:uiPriority="49"/>
-    <w:lsdException w:name="Grid Table 5 Dark Accent 4" w:uiPriority="50"/>
-    <w:lsdException w:name="Grid Table 6 Colorful Accent 4" w:uiPriority="51"/>
-    <w:lsdException w:name="Grid Table 7 Colorful Accent 4" w:uiPriority="52"/>
-    <w:lsdException w:name="Grid Table 1 Light Accent 5" w:uiPriority="46"/>
-    <w:lsdException w:name="Grid Table 2 Accent 5" w:uiPriority="47"/>
-    <w:lsdException w:name="Grid Table 3 Accent 5" w:uiPriority="48"/>
-    <w:lsdException w:name="Grid Table 4 Accent 5" w:uiPriority="49"/>
-    <w:lsdException w:name="Grid Table 5 Dark Accent 5" w:uiPriority="50"/>
-    <w:lsdException w:name="Grid Table 6 Colorful Accent 5" w:uiPriority="51"/>
-    <w:lsdException w:name="Grid Table 7 Colorful Accent 5" w:uiPriority="52"/>
-    <w:lsdException w:name="Grid Table 1 Light Accent 6" w:uiPriority="46"/>
-    <w:lsdException w:name="Grid Table 2 Accent 6" w:uiPriority="47"/>
-    <w:lsdException w:name="Grid Table 3 Accent 6" w:uiPriority="48"/>
-    <w:lsdException w:name="Grid Table 4 Accent 6" w:uiPriority="49"/>
-    <w:lsdException w:name="Grid Table 5 Dark Accent 6" w:uiPriority="50"/>
-    <w:lsdException w:name="Grid Table 6 Colorful Accent 6" w:uiPriority="51"/>
-    <w:lsdException w:name="Grid Table 7 Colorful Accent 6" w:uiPriority="52"/>
-    <w:lsdException w:name="List Table 1 Light" w:uiPriority="46"/>
-    <w:lsdException w:name="List Table 2" w:uiPriority="47"/>
-    <w:lsdException w:name="List Table 3" w:uiPriority="48"/>
-    <w:lsdException w:name="List Table 4" w:uiPriority="49"/>
-    <w:lsdException w:name="List Table 5 Dark" w:uiPriority="50"/>
-    <w:lsdException w:name="List Table 6 Colorful" w:uiPriority="51"/>
-    <w:lsdException w:name="List Table 7 Colorful" w:uiPriority="52"/>
-    <w:lsdException w:name="List Table 1 Light Accent 1" w:uiPriority="46"/>
-    <w:lsdException w:name="List Table 2 Accent 1" w:uiPriority="47"/>
-    <w:lsdException w:name="List Table 3 Accent 1" w:uiPriority="48"/>
-    <w:lsdException w:name="List Table 4 Accent 1" w:uiPriority="49"/>
-    <w:lsdException w:name="List Table 5 Dark Accent 1" w:uiPriority="50"/>
-    <w:lsdException w:name="List Table 6 Colorful Accent 1" w:uiPriority="51"/>
-    <w:lsdException w:name="List Table 7 Colorful Accent 1" w:uiPriority="52"/>
-    <w:lsdException w:name="List Table 1 Light Accent 2" w:uiPriority="46"/>
-    <w:lsdException w:name="List Table 2 Accent 2" w:uiPriority="47"/>
-    <w:lsdException w:name="List Table 3 Accent 2" w:uiPriority="48"/>
-    <w:lsdException w:name="List Table 4 Accent 2" w:uiPriority="49"/>
-    <w:lsdException w:name="List Table 5 Dark Accent 2" w:uiPriority="50"/>
-    <w:lsdException w:name="List Table 6 Colorful Accent 2" w:uiPriority="51"/>
-    <w:lsdException w:name="List Table 7 Colorful Accent 2" w:uiPriority="52"/>
-    <w:lsdException w:name="List Table 1 Light Accent 3" w:uiPriority="46"/>
-    <w:lsdException w:name="List Table 2 Accent 3" w:uiPriority="47"/>
-    <w:lsdException w:name="List Table 3 Accent 3" w:uiPriority="48"/>
-    <w:lsdException w:name="List Table 4 Accent 3" w:uiPriority="49"/>
-    <w:lsdException w:name="List Table 5 Dark Accent 3" w:uiPriority="50"/>
-    <w:lsdException w:name="List Table 6 Colorful Accent 3" w:uiPriority="51"/>
-    <w:lsdException w:name="List Table 7 Colorful Accent 3" w:uiPriority="52"/>
-    <w:lsdException w:name="List Table 1 Light Accent 4" w:uiPriority="46"/>
-    <w:lsdException w:name="List Table 2 Accent 4" w:uiPriority="47"/>
-    <w:lsdException w:name="List Table 3 Accent 4" w:uiPriority="48"/>
-    <w:lsdException w:name="List Table 4 Accent 4" w:uiPriority="49"/>
-    <w:lsdException w:name="List Table 5 Dark Accent 4" w:uiPriority="50"/>
-    <w:lsdException w:name="List Table 6 Colorful Accent 4" w:uiPriority="51"/>
-    <w:lsdException w:name="List Table 7 Colorful Accent 4" w:uiPriority="52"/>
-    <w:lsdException w:name="List Table 1 Light Accent 5" w:uiPriority="46"/>
-    <w:lsdException w:name="List Table 2 Accent 5" w:uiPriority="47"/>
-    <w:lsdException w:name="List Table 3 Accent 5" w:uiPriority="48"/>
-    <w:lsdException w:name="List Table 4 Accent 5" w:uiPriority="49"/>
-    <w:lsdException w:name="List Table 5 Dark Accent 5" w:uiPriority="50"/>
-    <w:lsdException w:name="List Table 6 Colorful Accent 5" w:uiPriority="51"/>
-    <w:lsdException w:name="List Table 7 Colorful Accent 5" w:uiPriority="52"/>
-    <w:lsdException w:name="List Table 1 Light Accent 6" w:uiPriority="46"/>
-    <w:lsdException w:name="List Table 2 Accent 6" w:uiPriority="47"/>
-    <w:lsdException w:name="List Table 3 Accent 6" w:uiPriority="48"/>
-    <w:lsdException w:name="List Table 4 Accent 6" w:uiPriority="49"/>
-    <w:lsdException w:name="List Table 5 Dark Accent 6" w:uiPriority="50"/>
-    <w:lsdException w:name="List Table 6 Colorful Accent 6" w:uiPriority="51"/>
-    <w:lsdException w:name="List Table 7 Colorful Accent 6" w:uiPriority="52"/>
-  </w:latentStyles>
-  <w:style w:type="paragraph" w:default="1" w:styleId="a">
-    <w:name w:val="Normal"/>
-    <w:qFormat/>
-  </w:style>
-  <w:style w:type="character" w:default="1" w:styleId="a0">
-    <w:name w:val="Default Paragraph Font"/>
-    <w:uiPriority w:val="1"/>
-    <w:semiHidden/>
-    <w:unhideWhenUsed/>
-  </w:style>
-  <w:style w:type="table" w:default="1" w:styleId="a1">
-    <w:name w:val="Normal Table"/>
-    <w:uiPriority w:val="99"/>
-    <w:semiHidden/>
-    <w:unhideWhenUsed/>
-    <w:tblPr>
-      <w:tblInd w:w="0" w:type="dxa"/>
-      <w:tblCellMar>
-        <w:top w:w="0" w:type="dxa"/>
-        <w:left w:w="108" w:type="dxa"/>
-        <w:bottom w:w="0" w:type="dxa"/>
-        <w:right w:w="108" w:type="dxa"/>
-      </w:tblCellMar>
-    </w:tblPr>
-  </w:style>
-  <w:style w:type="numbering" w:default="1" w:styleId="a2">
-    <w:name w:val="No List"/>
-    <w:uiPriority w:val="99"/>
-    <w:semiHidden/>
-    <w:unhideWhenUsed/>
-  </w:style>
-  <w:style w:type="character" w:styleId="a3">
-    <w:name w:val="Placeholder Text"/>
-    <w:basedOn w:val="a0"/>
-    <w:uiPriority w:val="99"/>
-    <w:semiHidden/>
-    <w:rsid w:val="00D432EB"/>
-    <w:rPr>
-      <w:color w:val="808080"/>
-    </w:rPr>
-  </w:style>
-</w:styles>
-</file>
-
-<file path=word/glossary/webSettings.xml><?xml version="1.0" encoding="utf-8"?>
-<w:webSettings xmlns:mc="http://schemas.openxmlformats.org/markup-compatibility/2006" xmlns:r="http://schemas.openxmlformats.org/officeDocument/2006/relationships" xmlns:w="http://schemas.openxmlformats.org/wordprocessingml/2006/main" xmlns:w14="http://schemas.microsoft.com/office/word/2010/wordml" xmlns:w15="http://schemas.microsoft.com/office/word/2012/wordml" mc:Ignorable="w14 w15">
-  <w:optimizeForBrowser/>
-  <w:allowPNG/>
-</w:webSettings>
-</file>
-
 <file path=word/theme/theme1.xml><?xml version="1.0" encoding="utf-8"?>
 <a:theme xmlns:a="http://schemas.openxmlformats.org/drawingml/2006/main" name="Тема Office">
   <a:themeElements>
@@ -13703,7 +13534,7 @@
 </file>
 
 <file path=customXml/itemProps1.xml><?xml version="1.0" encoding="utf-8"?>
-<ds:datastoreItem xmlns:ds="http://schemas.openxmlformats.org/officeDocument/2006/customXml" ds:itemID="{199E3118-3FBE-4259-84F5-1C37975D3088}">
+<ds:datastoreItem xmlns:ds="http://schemas.openxmlformats.org/officeDocument/2006/customXml" ds:itemID="{AD09532D-D7A0-44B3-8E74-18D551E7967B}">
   <ds:schemaRefs>
     <ds:schemaRef ds:uri="http://schemas.openxmlformats.org/officeDocument/2006/bibliography"/>
   </ds:schemaRefs>

--- a/docs/ПЗ.docx
+++ b/docs/ПЗ.docx
@@ -4788,7 +4788,7 @@
             <w:bdr w:val="nil"/>
             <w:lang w:val="en-US" w:eastAsia="ru-RU"/>
           </w:rPr>
-          <m:t>) + 1</m:t>
+          <m:t>) + 2</m:t>
         </m:r>
       </m:oMath>
     </w:p>
@@ -5196,7 +5196,20 @@
           <w:bdr w:val="nil"/>
           <w:lang w:val="en-US" w:eastAsia="ru-RU"/>
         </w:rPr>
-        <w:t>Create bucket_sizes array with max_buckets elements</w:t>
+        <w:lastRenderedPageBreak/>
+        <w:t>Create in_bucket 2D array with max_buckets rows and vertices length cols</w:t>
+      </w:r>
+      <w:r>
+        <w:rPr>
+          <w:rFonts w:eastAsia="Arial Unicode MS" w:cs="Times New Roman"/>
+          <w:bCs/>
+          <w:color w:val="000000"/>
+          <w:szCs w:val="28"/>
+          <w:u w:color="000000"/>
+          <w:bdr w:val="nil"/>
+          <w:lang w:val="en-US" w:eastAsia="ru-RU"/>
+        </w:rPr>
+        <w:t xml:space="preserve"> and set all values to false</w:t>
       </w:r>
     </w:p>
     <w:p>
@@ -5226,7 +5239,36 @@
           <w:bdr w:val="nil"/>
           <w:lang w:val="en-US" w:eastAsia="ru-RU"/>
         </w:rPr>
-        <w:lastRenderedPageBreak/>
+        <w:t>Create bucket_sizes array with max_buckets elements</w:t>
+      </w:r>
+    </w:p>
+    <w:p>
+      <w:pPr>
+        <w:pStyle w:val="ad"/>
+        <w:numPr>
+          <w:ilvl w:val="0"/>
+          <w:numId w:val="10"/>
+        </w:numPr>
+        <w:rPr>
+          <w:rFonts w:eastAsia="Arial Unicode MS" w:cs="Times New Roman"/>
+          <w:bCs/>
+          <w:color w:val="000000"/>
+          <w:szCs w:val="28"/>
+          <w:u w:color="000000"/>
+          <w:bdr w:val="nil"/>
+          <w:lang w:val="en-US" w:eastAsia="ru-RU"/>
+        </w:rPr>
+      </w:pPr>
+      <w:r>
+        <w:rPr>
+          <w:rFonts w:eastAsia="Arial Unicode MS" w:cs="Times New Roman"/>
+          <w:bCs/>
+          <w:color w:val="000000"/>
+          <w:szCs w:val="28"/>
+          <w:u w:color="000000"/>
+          <w:bdr w:val="nil"/>
+          <w:lang w:val="en-US" w:eastAsia="ru-RU"/>
+        </w:rPr>
         <w:t xml:space="preserve">distances[source_vertex] </w:t>
       </w:r>
       <m:oMath>
@@ -5282,7 +5324,21 @@
           <w:bdr w:val="nil"/>
           <w:lang w:val="en-US" w:eastAsia="ru-RU"/>
         </w:rPr>
-        <w:t>Add to bucket(delta, source_vertex, distances, buckets, bucket_sizes, max_buckets)</w:t>
+        <w:t>Add to bucket(delta, source_vertex, distances, buckets, bucket_sizes, max</w:t>
+      </w:r>
+      <w:bookmarkStart w:id="3" w:name="_GoBack"/>
+      <w:bookmarkEnd w:id="3"/>
+      <w:r>
+        <w:rPr>
+          <w:rFonts w:eastAsia="Arial Unicode MS" w:cs="Times New Roman"/>
+          <w:bCs/>
+          <w:color w:val="000000"/>
+          <w:szCs w:val="28"/>
+          <w:u w:color="000000"/>
+          <w:bdr w:val="nil"/>
+          <w:lang w:val="en-US" w:eastAsia="ru-RU"/>
+        </w:rPr>
+        <w:t>_buckets)</w:t>
       </w:r>
     </w:p>
     <w:p>
@@ -5618,6 +5674,60 @@
           <w:lang w:val="en-US" w:eastAsia="ru-RU"/>
         </w:rPr>
         <w:t xml:space="preserve"> buckets[actual_bucket_index, last_vertex_index]</w:t>
+      </w:r>
+    </w:p>
+    <w:p>
+      <w:pPr>
+        <w:pStyle w:val="ad"/>
+        <w:numPr>
+          <w:ilvl w:val="2"/>
+          <w:numId w:val="10"/>
+        </w:numPr>
+        <w:rPr>
+          <w:rFonts w:eastAsia="Arial Unicode MS" w:cs="Times New Roman"/>
+          <w:bCs/>
+          <w:color w:val="000000"/>
+          <w:szCs w:val="28"/>
+          <w:u w:color="000000"/>
+          <w:bdr w:val="nil"/>
+          <w:lang w:val="en-US" w:eastAsia="ru-RU"/>
+        </w:rPr>
+      </w:pPr>
+      <w:r>
+        <w:rPr>
+          <w:rFonts w:eastAsia="Arial Unicode MS" w:cs="Times New Roman"/>
+          <w:bCs/>
+          <w:color w:val="000000"/>
+          <w:szCs w:val="28"/>
+          <w:u w:color="000000"/>
+          <w:bdr w:val="nil"/>
+          <w:lang w:val="en-US" w:eastAsia="ru-RU"/>
+        </w:rPr>
+        <w:t xml:space="preserve">in_bucket[actual_bucket_index, vertex_index] </w:t>
+      </w:r>
+      <m:oMath>
+        <m:r>
+          <w:rPr>
+            <w:rFonts w:ascii="Cambria Math" w:eastAsia="Arial Unicode MS" w:hAnsi="Cambria Math" w:cs="Times New Roman"/>
+            <w:color w:val="000000"/>
+            <w:szCs w:val="28"/>
+            <w:u w:color="000000"/>
+            <w:bdr w:val="nil"/>
+            <w:lang w:val="en-US" w:eastAsia="ru-RU"/>
+          </w:rPr>
+          <m:t>←</m:t>
+        </m:r>
+      </m:oMath>
+      <w:r>
+        <w:rPr>
+          <w:rFonts w:eastAsia="Arial Unicode MS" w:cs="Times New Roman"/>
+          <w:color w:val="000000"/>
+          <w:szCs w:val="28"/>
+          <w:u w:color="000000"/>
+          <w:bdr w:val="nil"/>
+          <w:lang w:val="en-US" w:eastAsia="ru-RU"/>
+        </w:rPr>
+        <w:t xml:space="preserve"> false</w:t>
       </w:r>
     </w:p>
     <w:p>
@@ -5859,50 +5969,8 @@
                         <w:bdr w:val="nil"/>
                         <w:lang w:val="en-US" w:eastAsia="ru-RU"/>
                       </w:rPr>
-                      <m:t>verte</m:t>
+                      <m:t>vertex_index</m:t>
                     </m:r>
-                    <m:sSub>
-                      <m:sSubPr>
-                        <m:ctrlPr>
-                          <w:rPr>
-                            <w:rFonts w:ascii="Cambria Math" w:eastAsia="Arial Unicode MS" w:hAnsi="Cambria Math" w:cs="Times New Roman"/>
-                            <w:bCs/>
-                            <w:i/>
-                            <w:color w:val="000000"/>
-                            <w:szCs w:val="28"/>
-                            <w:u w:color="000000"/>
-                            <w:bdr w:val="nil"/>
-                            <w:lang w:val="en-US" w:eastAsia="ru-RU"/>
-                          </w:rPr>
-                        </m:ctrlPr>
-                      </m:sSubPr>
-                      <m:e>
-                        <m:r>
-                          <w:rPr>
-                            <w:rFonts w:ascii="Cambria Math" w:eastAsia="Arial Unicode MS" w:hAnsi="Cambria Math" w:cs="Times New Roman"/>
-                            <w:color w:val="000000"/>
-                            <w:szCs w:val="28"/>
-                            <w:u w:color="000000"/>
-                            <w:bdr w:val="nil"/>
-                            <w:lang w:val="en-US" w:eastAsia="ru-RU"/>
-                          </w:rPr>
-                          <m:t>x</m:t>
-                        </m:r>
-                      </m:e>
-                      <m:sub>
-                        <m:r>
-                          <w:rPr>
-                            <w:rFonts w:ascii="Cambria Math" w:eastAsia="Arial Unicode MS" w:hAnsi="Cambria Math" w:cs="Times New Roman"/>
-                            <w:color w:val="000000"/>
-                            <w:szCs w:val="28"/>
-                            <w:u w:color="000000"/>
-                            <w:bdr w:val="nil"/>
-                            <w:lang w:val="en-US" w:eastAsia="ru-RU"/>
-                          </w:rPr>
-                          <m:t>index</m:t>
-                        </m:r>
-                      </m:sub>
-                    </m:sSub>
                   </m:e>
                 </m:d>
               </m:num>
@@ -6430,6 +6498,7 @@
           <w:bdr w:val="nil"/>
           <w:lang w:val="en-US" w:eastAsia="ru-RU"/>
         </w:rPr>
+        <w:lastRenderedPageBreak/>
         <w:t>Add  (vertex_index, neighbour_index, edge_weight) to heavy_edges</w:t>
       </w:r>
     </w:p>
@@ -6490,7 +6559,6 @@
           <w:bdr w:val="nil"/>
           <w:lang w:val="en-US" w:eastAsia="ru-RU"/>
         </w:rPr>
-        <w:lastRenderedPageBreak/>
         <w:t xml:space="preserve">If </w:t>
       </w:r>
       <w:r>
@@ -6557,14 +6625,191 @@
           <w:bdr w:val="nil"/>
           <w:lang w:val="en-US" w:eastAsia="ru-RU"/>
         </w:rPr>
-        <w:t>Add to bucket(delta, neighbour_index, distances, buckets, bucket_sizes, max_buckets)</w:t>
+        <w:t xml:space="preserve">bucket_index </w:t>
+      </w:r>
+      <m:oMath>
+        <m:r>
+          <w:rPr>
+            <w:rFonts w:ascii="Cambria Math" w:eastAsia="Arial Unicode MS" w:hAnsi="Cambria Math" w:cs="Times New Roman"/>
+            <w:color w:val="000000"/>
+            <w:szCs w:val="28"/>
+            <w:u w:color="000000"/>
+            <w:bdr w:val="nil"/>
+            <w:lang w:val="en-US" w:eastAsia="ru-RU"/>
+          </w:rPr>
+          <m:t xml:space="preserve">← </m:t>
+        </m:r>
+      </m:oMath>
+      <w:r>
+        <w:rPr>
+          <w:rFonts w:eastAsia="Arial Unicode MS" w:cs="Times New Roman"/>
+          <w:color w:val="000000"/>
+          <w:szCs w:val="28"/>
+          <w:u w:color="000000"/>
+          <w:bdr w:val="nil"/>
+          <w:lang w:val="en-US" w:eastAsia="ru-RU"/>
+        </w:rPr>
+        <w:t xml:space="preserve"> </w:t>
+      </w:r>
+      <m:oMath>
+        <m:r>
+          <w:rPr>
+            <w:rFonts w:ascii="Cambria Math" w:eastAsia="Arial Unicode MS" w:hAnsi="Cambria Math" w:cs="Times New Roman"/>
+            <w:color w:val="000000"/>
+            <w:szCs w:val="28"/>
+            <w:u w:color="000000"/>
+            <w:bdr w:val="nil"/>
+            <w:lang w:val="en-US" w:eastAsia="ru-RU"/>
+          </w:rPr>
+          <m:t>mod(floor</m:t>
+        </m:r>
+        <m:d>
+          <m:dPr>
+            <m:ctrlPr>
+              <w:rPr>
+                <w:rFonts w:ascii="Cambria Math" w:eastAsia="Arial Unicode MS" w:hAnsi="Cambria Math" w:cs="Times New Roman"/>
+                <w:bCs/>
+                <w:i/>
+                <w:color w:val="000000"/>
+                <w:szCs w:val="28"/>
+                <w:u w:color="000000"/>
+                <w:bdr w:val="nil"/>
+                <w:lang w:val="en-US" w:eastAsia="ru-RU"/>
+              </w:rPr>
+            </m:ctrlPr>
+          </m:dPr>
+          <m:e>
+            <m:f>
+              <m:fPr>
+                <m:ctrlPr>
+                  <w:rPr>
+                    <w:rFonts w:ascii="Cambria Math" w:eastAsia="Arial Unicode MS" w:hAnsi="Cambria Math" w:cs="Times New Roman"/>
+                    <w:bCs/>
+                    <w:i/>
+                    <w:color w:val="000000"/>
+                    <w:szCs w:val="28"/>
+                    <w:u w:color="000000"/>
+                    <w:bdr w:val="nil"/>
+                    <w:lang w:val="en-US" w:eastAsia="ru-RU"/>
+                  </w:rPr>
+                </m:ctrlPr>
+              </m:fPr>
+              <m:num>
+                <m:r>
+                  <w:rPr>
+                    <w:rFonts w:ascii="Cambria Math" w:eastAsia="Arial Unicode MS" w:hAnsi="Cambria Math" w:cs="Times New Roman"/>
+                    <w:color w:val="000000"/>
+                    <w:szCs w:val="28"/>
+                    <w:u w:color="000000"/>
+                    <w:bdr w:val="nil"/>
+                    <w:lang w:val="en-US" w:eastAsia="ru-RU"/>
+                  </w:rPr>
+                  <m:t>distances</m:t>
+                </m:r>
+                <m:d>
+                  <m:dPr>
+                    <m:begChr m:val="["/>
+                    <m:endChr m:val="]"/>
+                    <m:ctrlPr>
+                      <w:rPr>
+                        <w:rFonts w:ascii="Cambria Math" w:eastAsia="Arial Unicode MS" w:hAnsi="Cambria Math" w:cs="Times New Roman"/>
+                        <w:bCs/>
+                        <w:i/>
+                        <w:color w:val="000000"/>
+                        <w:szCs w:val="28"/>
+                        <w:u w:color="000000"/>
+                        <w:bdr w:val="nil"/>
+                        <w:lang w:val="en-US" w:eastAsia="ru-RU"/>
+                      </w:rPr>
+                    </m:ctrlPr>
+                  </m:dPr>
+                  <m:e>
+                    <m:r>
+                      <w:rPr>
+                        <w:rFonts w:ascii="Cambria Math" w:eastAsia="Arial Unicode MS" w:hAnsi="Cambria Math" w:cs="Times New Roman"/>
+                        <w:color w:val="000000"/>
+                        <w:szCs w:val="28"/>
+                        <w:u w:color="000000"/>
+                        <w:bdr w:val="nil"/>
+                        <w:lang w:val="en-US" w:eastAsia="ru-RU"/>
+                      </w:rPr>
+                      <m:t>neighbour_index</m:t>
+                    </m:r>
+                  </m:e>
+                </m:d>
+              </m:num>
+              <m:den>
+                <m:r>
+                  <w:rPr>
+                    <w:rFonts w:ascii="Cambria Math" w:eastAsia="Arial Unicode MS" w:hAnsi="Cambria Math" w:cs="Times New Roman"/>
+                    <w:color w:val="000000"/>
+                    <w:szCs w:val="28"/>
+                    <w:u w:color="000000"/>
+                    <w:bdr w:val="nil"/>
+                    <w:lang w:val="en-US" w:eastAsia="ru-RU"/>
+                  </w:rPr>
+                  <m:t>delta</m:t>
+                </m:r>
+              </m:den>
+            </m:f>
+          </m:e>
+        </m:d>
+        <m:r>
+          <w:rPr>
+            <w:rFonts w:ascii="Cambria Math" w:eastAsia="Arial Unicode MS" w:hAnsi="Cambria Math" w:cs="Times New Roman"/>
+            <w:color w:val="000000"/>
+            <w:szCs w:val="28"/>
+            <w:u w:color="000000"/>
+            <w:bdr w:val="nil"/>
+            <w:lang w:val="en-US" w:eastAsia="ru-RU"/>
+          </w:rPr>
+          <m:t xml:space="preserve">, </m:t>
+        </m:r>
+        <m:r>
+          <m:rPr>
+            <m:sty m:val="p"/>
+          </m:rPr>
+          <w:rPr>
+            <w:rFonts w:ascii="Cambria Math" w:eastAsia="Arial Unicode MS" w:hAnsi="Cambria Math" w:cs="Times New Roman"/>
+            <w:color w:val="000000"/>
+            <w:szCs w:val="28"/>
+            <w:u w:color="000000"/>
+            <w:bdr w:val="nil"/>
+            <w:lang w:val="en-US" w:eastAsia="ru-RU"/>
+          </w:rPr>
+          <m:t>max</m:t>
+        </m:r>
+        <m:r>
+          <w:rPr>
+            <w:rFonts w:ascii="Cambria Math" w:eastAsia="Arial Unicode MS" w:hAnsi="Cambria Math" w:cs="Times New Roman"/>
+            <w:color w:val="000000"/>
+            <w:szCs w:val="28"/>
+            <w:u w:color="000000"/>
+            <w:bdr w:val="nil"/>
+            <w:lang w:val="en-US" w:eastAsia="ru-RU"/>
+          </w:rPr>
+          <m:t>_buckets</m:t>
+        </m:r>
+      </m:oMath>
+      <w:r>
+        <w:rPr>
+          <w:rFonts w:eastAsia="Arial Unicode MS" w:cs="Times New Roman"/>
+          <w:bCs/>
+          <w:i/>
+          <w:color w:val="000000"/>
+          <w:szCs w:val="28"/>
+          <w:u w:color="000000"/>
+          <w:bdr w:val="nil"/>
+          <w:lang w:val="en-US" w:eastAsia="ru-RU"/>
+        </w:rPr>
+        <w:t>)</w:t>
       </w:r>
     </w:p>
     <w:p>
       <w:pPr>
         <w:pStyle w:val="ad"/>
         <w:numPr>
-          <w:ilvl w:val="1"/>
+          <w:ilvl w:val="4"/>
           <w:numId w:val="10"/>
         </w:numPr>
         <w:rPr>
@@ -6587,14 +6832,14 @@
           <w:bdr w:val="nil"/>
           <w:lang w:val="en-US" w:eastAsia="ru-RU"/>
         </w:rPr>
-        <w:t xml:space="preserve"> For each element in heavy_edges do:</w:t>
+        <w:t>If NOT in_bucket[bucket_index, neighbour_index] then:</w:t>
       </w:r>
     </w:p>
     <w:p>
       <w:pPr>
         <w:pStyle w:val="ad"/>
         <w:numPr>
-          <w:ilvl w:val="2"/>
+          <w:ilvl w:val="5"/>
           <w:numId w:val="10"/>
         </w:numPr>
         <w:rPr>
@@ -6617,19 +6862,7 @@
           <w:bdr w:val="nil"/>
           <w:lang w:val="en-US" w:eastAsia="ru-RU"/>
         </w:rPr>
-        <w:t>vertex_index, neighbour_index, edge_weight</w:t>
-      </w:r>
-      <w:r>
-        <w:rPr>
-          <w:rFonts w:eastAsia="Arial Unicode MS" w:cs="Times New Roman"/>
-          <w:bCs/>
-          <w:color w:val="000000"/>
-          <w:szCs w:val="28"/>
-          <w:u w:color="000000"/>
-          <w:bdr w:val="nil"/>
-          <w:lang w:val="en-US" w:eastAsia="ru-RU"/>
-        </w:rPr>
-        <w:t xml:space="preserve"> </w:t>
+        <w:t xml:space="preserve">in_bucket[bucket_index, neighbour_index] </w:t>
       </w:r>
       <m:oMath>
         <m:r>
@@ -6647,14 +6880,73 @@
       <w:r>
         <w:rPr>
           <w:rFonts w:eastAsia="Arial Unicode MS" w:cs="Times New Roman"/>
-          <w:bCs/>
-          <w:color w:val="000000"/>
-          <w:szCs w:val="28"/>
-          <w:u w:color="000000"/>
-          <w:bdr w:val="nil"/>
-          <w:lang w:val="en-US" w:eastAsia="ru-RU"/>
-        </w:rPr>
-        <w:t xml:space="preserve"> element</w:t>
+          <w:color w:val="000000"/>
+          <w:szCs w:val="28"/>
+          <w:u w:color="000000"/>
+          <w:bdr w:val="nil"/>
+          <w:lang w:val="en-US" w:eastAsia="ru-RU"/>
+        </w:rPr>
+        <w:t xml:space="preserve"> true</w:t>
+      </w:r>
+    </w:p>
+    <w:p>
+      <w:pPr>
+        <w:pStyle w:val="ad"/>
+        <w:numPr>
+          <w:ilvl w:val="5"/>
+          <w:numId w:val="10"/>
+        </w:numPr>
+        <w:rPr>
+          <w:rFonts w:eastAsia="Arial Unicode MS" w:cs="Times New Roman"/>
+          <w:bCs/>
+          <w:color w:val="000000"/>
+          <w:szCs w:val="28"/>
+          <w:u w:color="000000"/>
+          <w:bdr w:val="nil"/>
+          <w:lang w:val="en-US" w:eastAsia="ru-RU"/>
+        </w:rPr>
+      </w:pPr>
+      <w:r>
+        <w:rPr>
+          <w:rFonts w:eastAsia="Arial Unicode MS" w:cs="Times New Roman"/>
+          <w:bCs/>
+          <w:color w:val="000000"/>
+          <w:szCs w:val="28"/>
+          <w:u w:color="000000"/>
+          <w:bdr w:val="nil"/>
+          <w:lang w:val="en-US" w:eastAsia="ru-RU"/>
+        </w:rPr>
+        <w:t>Add to bucket(delta, neighbour_index, distances, buckets, bucket_sizes, max_buckets)</w:t>
+      </w:r>
+    </w:p>
+    <w:p>
+      <w:pPr>
+        <w:pStyle w:val="ad"/>
+        <w:numPr>
+          <w:ilvl w:val="1"/>
+          <w:numId w:val="10"/>
+        </w:numPr>
+        <w:rPr>
+          <w:rFonts w:eastAsia="Arial Unicode MS" w:cs="Times New Roman"/>
+          <w:bCs/>
+          <w:color w:val="000000"/>
+          <w:szCs w:val="28"/>
+          <w:u w:color="000000"/>
+          <w:bdr w:val="nil"/>
+          <w:lang w:val="en-US" w:eastAsia="ru-RU"/>
+        </w:rPr>
+      </w:pPr>
+      <w:r>
+        <w:rPr>
+          <w:rFonts w:eastAsia="Arial Unicode MS" w:cs="Times New Roman"/>
+          <w:bCs/>
+          <w:color w:val="000000"/>
+          <w:szCs w:val="28"/>
+          <w:u w:color="000000"/>
+          <w:bdr w:val="nil"/>
+          <w:lang w:val="en-US" w:eastAsia="ru-RU"/>
+        </w:rPr>
+        <w:t xml:space="preserve"> For each element in heavy_edges do:</w:t>
       </w:r>
     </w:p>
     <w:p>
@@ -6684,67 +6976,19 @@
           <w:bdr w:val="nil"/>
           <w:lang w:val="en-US" w:eastAsia="ru-RU"/>
         </w:rPr>
-        <w:t>If Relax neighbour(vertex_index, neighbour_index, edge_weight)</w:t>
-      </w:r>
-    </w:p>
-    <w:p>
-      <w:pPr>
-        <w:pStyle w:val="ad"/>
-        <w:numPr>
-          <w:ilvl w:val="3"/>
-          <w:numId w:val="10"/>
-        </w:numPr>
-        <w:rPr>
-          <w:rFonts w:eastAsia="Arial Unicode MS" w:cs="Times New Roman"/>
-          <w:bCs/>
-          <w:color w:val="000000"/>
-          <w:szCs w:val="28"/>
-          <w:u w:color="000000"/>
-          <w:bdr w:val="nil"/>
-          <w:lang w:val="en-US" w:eastAsia="ru-RU"/>
-        </w:rPr>
-      </w:pPr>
-      <w:r>
-        <w:rPr>
-          <w:rFonts w:eastAsia="Arial Unicode MS" w:cs="Times New Roman"/>
-          <w:bCs/>
-          <w:color w:val="000000"/>
-          <w:szCs w:val="28"/>
-          <w:u w:color="000000"/>
-          <w:bdr w:val="nil"/>
-          <w:lang w:val="en-US" w:eastAsia="ru-RU"/>
-        </w:rPr>
-        <w:t>Add to bucket(delta, neighbour_index, distances, buckets, bucket_sizes, max_buckets)</w:t>
-      </w:r>
-    </w:p>
-    <w:p>
-      <w:pPr>
-        <w:pStyle w:val="ad"/>
-        <w:numPr>
-          <w:ilvl w:val="1"/>
-          <w:numId w:val="10"/>
-        </w:numPr>
-        <w:rPr>
-          <w:rFonts w:eastAsia="Arial Unicode MS" w:cs="Times New Roman"/>
-          <w:bCs/>
-          <w:color w:val="000000"/>
-          <w:szCs w:val="28"/>
-          <w:u w:color="000000"/>
-          <w:bdr w:val="nil"/>
-          <w:lang w:val="en-US" w:eastAsia="ru-RU"/>
-        </w:rPr>
-      </w:pPr>
-      <w:r>
-        <w:rPr>
-          <w:rFonts w:eastAsia="Arial Unicode MS" w:cs="Times New Roman"/>
-          <w:bCs/>
-          <w:color w:val="000000"/>
-          <w:szCs w:val="28"/>
-          <w:u w:color="000000"/>
-          <w:bdr w:val="nil"/>
-          <w:lang w:val="en-US" w:eastAsia="ru-RU"/>
-        </w:rPr>
-        <w:t xml:space="preserve"> current_absolute_index </w:t>
+        <w:t>vertex_index, neighbour_index, edge_weight</w:t>
+      </w:r>
+      <w:r>
+        <w:rPr>
+          <w:rFonts w:eastAsia="Arial Unicode MS" w:cs="Times New Roman"/>
+          <w:bCs/>
+          <w:color w:val="000000"/>
+          <w:szCs w:val="28"/>
+          <w:u w:color="000000"/>
+          <w:bdr w:val="nil"/>
+          <w:lang w:val="en-US" w:eastAsia="ru-RU"/>
+        </w:rPr>
+        <w:t xml:space="preserve"> </w:t>
       </w:r>
       <m:oMath>
         <m:r>
@@ -6769,14 +7013,14 @@
           <w:bdr w:val="nil"/>
           <w:lang w:val="en-US" w:eastAsia="ru-RU"/>
         </w:rPr>
-        <w:t xml:space="preserve"> next_non_empty_bucket_absolute_index</w:t>
+        <w:t xml:space="preserve"> element</w:t>
       </w:r>
     </w:p>
     <w:p>
       <w:pPr>
         <w:pStyle w:val="ad"/>
         <w:numPr>
-          <w:ilvl w:val="1"/>
+          <w:ilvl w:val="2"/>
           <w:numId w:val="10"/>
         </w:numPr>
         <w:rPr>
@@ -6799,7 +7043,274 @@
           <w:bdr w:val="nil"/>
           <w:lang w:val="en-US" w:eastAsia="ru-RU"/>
         </w:rPr>
-        <w:t xml:space="preserve"> next_non_empty_bucket_absolute_index </w:t>
+        <w:t>If Relax neighbour(vertex_index, neighbour_index, edge_weight)</w:t>
+      </w:r>
+    </w:p>
+    <w:p>
+      <w:pPr>
+        <w:pStyle w:val="ad"/>
+        <w:numPr>
+          <w:ilvl w:val="3"/>
+          <w:numId w:val="10"/>
+        </w:numPr>
+        <w:rPr>
+          <w:rFonts w:eastAsia="Arial Unicode MS" w:cs="Times New Roman"/>
+          <w:bCs/>
+          <w:color w:val="000000"/>
+          <w:szCs w:val="28"/>
+          <w:u w:color="000000"/>
+          <w:bdr w:val="nil"/>
+          <w:lang w:val="en-US" w:eastAsia="ru-RU"/>
+        </w:rPr>
+      </w:pPr>
+      <w:r>
+        <w:rPr>
+          <w:rFonts w:eastAsia="Arial Unicode MS" w:cs="Times New Roman"/>
+          <w:bCs/>
+          <w:color w:val="000000"/>
+          <w:szCs w:val="28"/>
+          <w:u w:color="000000"/>
+          <w:bdr w:val="nil"/>
+          <w:lang w:val="en-US" w:eastAsia="ru-RU"/>
+        </w:rPr>
+        <w:t xml:space="preserve">bucket_index </w:t>
+      </w:r>
+      <m:oMath>
+        <m:r>
+          <w:rPr>
+            <w:rFonts w:ascii="Cambria Math" w:eastAsia="Arial Unicode MS" w:hAnsi="Cambria Math" w:cs="Times New Roman"/>
+            <w:color w:val="000000"/>
+            <w:szCs w:val="28"/>
+            <w:u w:color="000000"/>
+            <w:bdr w:val="nil"/>
+            <w:lang w:val="en-US" w:eastAsia="ru-RU"/>
+          </w:rPr>
+          <m:t xml:space="preserve">← </m:t>
+        </m:r>
+      </m:oMath>
+      <w:r>
+        <w:rPr>
+          <w:rFonts w:eastAsia="Arial Unicode MS" w:cs="Times New Roman"/>
+          <w:color w:val="000000"/>
+          <w:szCs w:val="28"/>
+          <w:u w:color="000000"/>
+          <w:bdr w:val="nil"/>
+          <w:lang w:val="en-US" w:eastAsia="ru-RU"/>
+        </w:rPr>
+        <w:t xml:space="preserve"> </w:t>
+      </w:r>
+      <m:oMath>
+        <m:r>
+          <w:rPr>
+            <w:rFonts w:ascii="Cambria Math" w:eastAsia="Arial Unicode MS" w:hAnsi="Cambria Math" w:cs="Times New Roman"/>
+            <w:color w:val="000000"/>
+            <w:szCs w:val="28"/>
+            <w:u w:color="000000"/>
+            <w:bdr w:val="nil"/>
+            <w:lang w:val="en-US" w:eastAsia="ru-RU"/>
+          </w:rPr>
+          <m:t>mod(floor</m:t>
+        </m:r>
+        <m:d>
+          <m:dPr>
+            <m:ctrlPr>
+              <w:rPr>
+                <w:rFonts w:ascii="Cambria Math" w:eastAsia="Arial Unicode MS" w:hAnsi="Cambria Math" w:cs="Times New Roman"/>
+                <w:bCs/>
+                <w:i/>
+                <w:color w:val="000000"/>
+                <w:szCs w:val="28"/>
+                <w:u w:color="000000"/>
+                <w:bdr w:val="nil"/>
+                <w:lang w:val="en-US" w:eastAsia="ru-RU"/>
+              </w:rPr>
+            </m:ctrlPr>
+          </m:dPr>
+          <m:e>
+            <m:f>
+              <m:fPr>
+                <m:ctrlPr>
+                  <w:rPr>
+                    <w:rFonts w:ascii="Cambria Math" w:eastAsia="Arial Unicode MS" w:hAnsi="Cambria Math" w:cs="Times New Roman"/>
+                    <w:bCs/>
+                    <w:i/>
+                    <w:color w:val="000000"/>
+                    <w:szCs w:val="28"/>
+                    <w:u w:color="000000"/>
+                    <w:bdr w:val="nil"/>
+                    <w:lang w:val="en-US" w:eastAsia="ru-RU"/>
+                  </w:rPr>
+                </m:ctrlPr>
+              </m:fPr>
+              <m:num>
+                <m:r>
+                  <w:rPr>
+                    <w:rFonts w:ascii="Cambria Math" w:eastAsia="Arial Unicode MS" w:hAnsi="Cambria Math" w:cs="Times New Roman"/>
+                    <w:color w:val="000000"/>
+                    <w:szCs w:val="28"/>
+                    <w:u w:color="000000"/>
+                    <w:bdr w:val="nil"/>
+                    <w:lang w:val="en-US" w:eastAsia="ru-RU"/>
+                  </w:rPr>
+                  <m:t>distances</m:t>
+                </m:r>
+                <m:d>
+                  <m:dPr>
+                    <m:begChr m:val="["/>
+                    <m:endChr m:val="]"/>
+                    <m:ctrlPr>
+                      <w:rPr>
+                        <w:rFonts w:ascii="Cambria Math" w:eastAsia="Arial Unicode MS" w:hAnsi="Cambria Math" w:cs="Times New Roman"/>
+                        <w:bCs/>
+                        <w:i/>
+                        <w:color w:val="000000"/>
+                        <w:szCs w:val="28"/>
+                        <w:u w:color="000000"/>
+                        <w:bdr w:val="nil"/>
+                        <w:lang w:val="en-US" w:eastAsia="ru-RU"/>
+                      </w:rPr>
+                    </m:ctrlPr>
+                  </m:dPr>
+                  <m:e>
+                    <m:r>
+                      <w:rPr>
+                        <w:rFonts w:ascii="Cambria Math" w:eastAsia="Arial Unicode MS" w:hAnsi="Cambria Math" w:cs="Times New Roman"/>
+                        <w:color w:val="000000"/>
+                        <w:szCs w:val="28"/>
+                        <w:u w:color="000000"/>
+                        <w:bdr w:val="nil"/>
+                        <w:lang w:val="en-US" w:eastAsia="ru-RU"/>
+                      </w:rPr>
+                      <m:t>neighbour_index</m:t>
+                    </m:r>
+                  </m:e>
+                </m:d>
+              </m:num>
+              <m:den>
+                <m:r>
+                  <w:rPr>
+                    <w:rFonts w:ascii="Cambria Math" w:eastAsia="Arial Unicode MS" w:hAnsi="Cambria Math" w:cs="Times New Roman"/>
+                    <w:color w:val="000000"/>
+                    <w:szCs w:val="28"/>
+                    <w:u w:color="000000"/>
+                    <w:bdr w:val="nil"/>
+                    <w:lang w:val="en-US" w:eastAsia="ru-RU"/>
+                  </w:rPr>
+                  <m:t>delta</m:t>
+                </m:r>
+              </m:den>
+            </m:f>
+          </m:e>
+        </m:d>
+        <m:r>
+          <w:rPr>
+            <w:rFonts w:ascii="Cambria Math" w:eastAsia="Arial Unicode MS" w:hAnsi="Cambria Math" w:cs="Times New Roman"/>
+            <w:color w:val="000000"/>
+            <w:szCs w:val="28"/>
+            <w:u w:color="000000"/>
+            <w:bdr w:val="nil"/>
+            <w:lang w:val="en-US" w:eastAsia="ru-RU"/>
+          </w:rPr>
+          <m:t xml:space="preserve">, </m:t>
+        </m:r>
+        <m:r>
+          <m:rPr>
+            <m:sty m:val="p"/>
+          </m:rPr>
+          <w:rPr>
+            <w:rFonts w:ascii="Cambria Math" w:eastAsia="Arial Unicode MS" w:hAnsi="Cambria Math" w:cs="Times New Roman"/>
+            <w:color w:val="000000"/>
+            <w:szCs w:val="28"/>
+            <w:u w:color="000000"/>
+            <w:bdr w:val="nil"/>
+            <w:lang w:val="en-US" w:eastAsia="ru-RU"/>
+          </w:rPr>
+          <m:t>max</m:t>
+        </m:r>
+        <m:r>
+          <w:rPr>
+            <w:rFonts w:ascii="Cambria Math" w:eastAsia="Arial Unicode MS" w:hAnsi="Cambria Math" w:cs="Times New Roman"/>
+            <w:color w:val="000000"/>
+            <w:szCs w:val="28"/>
+            <w:u w:color="000000"/>
+            <w:bdr w:val="nil"/>
+            <w:lang w:val="en-US" w:eastAsia="ru-RU"/>
+          </w:rPr>
+          <m:t>_buckets</m:t>
+        </m:r>
+      </m:oMath>
+      <w:r>
+        <w:rPr>
+          <w:rFonts w:eastAsia="Arial Unicode MS" w:cs="Times New Roman"/>
+          <w:bCs/>
+          <w:i/>
+          <w:color w:val="000000"/>
+          <w:szCs w:val="28"/>
+          <w:u w:color="000000"/>
+          <w:bdr w:val="nil"/>
+          <w:lang w:val="en-US" w:eastAsia="ru-RU"/>
+        </w:rPr>
+        <w:t>)</w:t>
+      </w:r>
+    </w:p>
+    <w:p>
+      <w:pPr>
+        <w:pStyle w:val="ad"/>
+        <w:numPr>
+          <w:ilvl w:val="3"/>
+          <w:numId w:val="10"/>
+        </w:numPr>
+        <w:rPr>
+          <w:rFonts w:eastAsia="Arial Unicode MS" w:cs="Times New Roman"/>
+          <w:bCs/>
+          <w:color w:val="000000"/>
+          <w:szCs w:val="28"/>
+          <w:u w:color="000000"/>
+          <w:bdr w:val="nil"/>
+          <w:lang w:val="en-US" w:eastAsia="ru-RU"/>
+        </w:rPr>
+      </w:pPr>
+      <w:r>
+        <w:rPr>
+          <w:rFonts w:eastAsia="Arial Unicode MS" w:cs="Times New Roman"/>
+          <w:bCs/>
+          <w:color w:val="000000"/>
+          <w:szCs w:val="28"/>
+          <w:u w:color="000000"/>
+          <w:bdr w:val="nil"/>
+          <w:lang w:val="en-US" w:eastAsia="ru-RU"/>
+        </w:rPr>
+        <w:t>If NOT in_bucket[bucket_index, neighbour_index] then:</w:t>
+      </w:r>
+    </w:p>
+    <w:p>
+      <w:pPr>
+        <w:pStyle w:val="ad"/>
+        <w:numPr>
+          <w:ilvl w:val="4"/>
+          <w:numId w:val="10"/>
+        </w:numPr>
+        <w:rPr>
+          <w:rFonts w:eastAsia="Arial Unicode MS" w:cs="Times New Roman"/>
+          <w:bCs/>
+          <w:color w:val="000000"/>
+          <w:szCs w:val="28"/>
+          <w:u w:color="000000"/>
+          <w:bdr w:val="nil"/>
+          <w:lang w:val="en-US" w:eastAsia="ru-RU"/>
+        </w:rPr>
+      </w:pPr>
+      <w:r>
+        <w:rPr>
+          <w:rFonts w:eastAsia="Arial Unicode MS" w:cs="Times New Roman"/>
+          <w:bCs/>
+          <w:color w:val="000000"/>
+          <w:szCs w:val="28"/>
+          <w:u w:color="000000"/>
+          <w:bdr w:val="nil"/>
+          <w:lang w:val="en-US" w:eastAsia="ru-RU"/>
+        </w:rPr>
+        <w:t xml:space="preserve">in_bucket[bucket_index, neighbour_index] </w:t>
       </w:r>
       <m:oMath>
         <m:r>
@@ -6817,14 +7328,43 @@
       <w:r>
         <w:rPr>
           <w:rFonts w:eastAsia="Arial Unicode MS" w:cs="Times New Roman"/>
-          <w:bCs/>
-          <w:color w:val="000000"/>
-          <w:szCs w:val="28"/>
-          <w:u w:color="000000"/>
-          <w:bdr w:val="nil"/>
-          <w:lang w:val="en-US" w:eastAsia="ru-RU"/>
-        </w:rPr>
-        <w:t xml:space="preserve"> -1</w:t>
+          <w:color w:val="000000"/>
+          <w:szCs w:val="28"/>
+          <w:u w:color="000000"/>
+          <w:bdr w:val="nil"/>
+          <w:lang w:val="en-US" w:eastAsia="ru-RU"/>
+        </w:rPr>
+        <w:t xml:space="preserve"> true</w:t>
+      </w:r>
+    </w:p>
+    <w:p>
+      <w:pPr>
+        <w:pStyle w:val="ad"/>
+        <w:numPr>
+          <w:ilvl w:val="4"/>
+          <w:numId w:val="10"/>
+        </w:numPr>
+        <w:rPr>
+          <w:rFonts w:eastAsia="Arial Unicode MS" w:cs="Times New Roman"/>
+          <w:bCs/>
+          <w:color w:val="000000"/>
+          <w:szCs w:val="28"/>
+          <w:u w:color="000000"/>
+          <w:bdr w:val="nil"/>
+          <w:lang w:val="en-US" w:eastAsia="ru-RU"/>
+        </w:rPr>
+      </w:pPr>
+      <w:r>
+        <w:rPr>
+          <w:rFonts w:eastAsia="Arial Unicode MS" w:cs="Times New Roman"/>
+          <w:bCs/>
+          <w:color w:val="000000"/>
+          <w:szCs w:val="28"/>
+          <w:u w:color="000000"/>
+          <w:bdr w:val="nil"/>
+          <w:lang w:val="en-US" w:eastAsia="ru-RU"/>
+        </w:rPr>
+        <w:t>Add to bucket(delta, neighbour_index, distances, buckets, bucket_sizes, max_buckets)</w:t>
       </w:r>
     </w:p>
     <w:p>
@@ -6854,37 +7394,7 @@
           <w:bdr w:val="nil"/>
           <w:lang w:val="en-US" w:eastAsia="ru-RU"/>
         </w:rPr>
-        <w:t xml:space="preserve"> For i in 0…max_buckets (exclusive) do:</w:t>
-      </w:r>
-    </w:p>
-    <w:p>
-      <w:pPr>
-        <w:pStyle w:val="ad"/>
-        <w:numPr>
-          <w:ilvl w:val="2"/>
-          <w:numId w:val="10"/>
-        </w:numPr>
-        <w:rPr>
-          <w:rFonts w:eastAsia="Arial Unicode MS" w:cs="Times New Roman"/>
-          <w:bCs/>
-          <w:color w:val="000000"/>
-          <w:szCs w:val="28"/>
-          <w:u w:color="000000"/>
-          <w:bdr w:val="nil"/>
-          <w:lang w:val="en-US" w:eastAsia="ru-RU"/>
-        </w:rPr>
-      </w:pPr>
-      <w:r>
-        <w:rPr>
-          <w:rFonts w:eastAsia="Arial Unicode MS" w:cs="Times New Roman"/>
-          <w:bCs/>
-          <w:color w:val="000000"/>
-          <w:szCs w:val="28"/>
-          <w:u w:color="000000"/>
-          <w:bdr w:val="nil"/>
-          <w:lang w:val="en-US" w:eastAsia="ru-RU"/>
-        </w:rPr>
-        <w:t xml:space="preserve">absolute_index </w:t>
+        <w:t xml:space="preserve"> current_absolute_index </w:t>
       </w:r>
       <m:oMath>
         <m:r>
@@ -6909,14 +7419,14 @@
           <w:bdr w:val="nil"/>
           <w:lang w:val="en-US" w:eastAsia="ru-RU"/>
         </w:rPr>
-        <w:t xml:space="preserve"> current_absolute_index + i</w:t>
+        <w:t xml:space="preserve"> next_non_empty_bucket_absolute_index</w:t>
       </w:r>
     </w:p>
     <w:p>
       <w:pPr>
         <w:pStyle w:val="ad"/>
         <w:numPr>
-          <w:ilvl w:val="2"/>
+          <w:ilvl w:val="1"/>
           <w:numId w:val="10"/>
         </w:numPr>
         <w:rPr>
@@ -6939,7 +7449,7 @@
           <w:bdr w:val="nil"/>
           <w:lang w:val="en-US" w:eastAsia="ru-RU"/>
         </w:rPr>
-        <w:t xml:space="preserve">actual_index </w:t>
+        <w:t xml:space="preserve"> next_non_empty_bucket_absolute_index </w:t>
       </w:r>
       <m:oMath>
         <m:r>
@@ -6964,6 +7474,146 @@
           <w:bdr w:val="nil"/>
           <w:lang w:val="en-US" w:eastAsia="ru-RU"/>
         </w:rPr>
+        <w:t xml:space="preserve"> -1</w:t>
+      </w:r>
+    </w:p>
+    <w:p>
+      <w:pPr>
+        <w:pStyle w:val="ad"/>
+        <w:numPr>
+          <w:ilvl w:val="1"/>
+          <w:numId w:val="10"/>
+        </w:numPr>
+        <w:rPr>
+          <w:rFonts w:eastAsia="Arial Unicode MS" w:cs="Times New Roman"/>
+          <w:bCs/>
+          <w:color w:val="000000"/>
+          <w:szCs w:val="28"/>
+          <w:u w:color="000000"/>
+          <w:bdr w:val="nil"/>
+          <w:lang w:val="en-US" w:eastAsia="ru-RU"/>
+        </w:rPr>
+      </w:pPr>
+      <w:r>
+        <w:rPr>
+          <w:rFonts w:eastAsia="Arial Unicode MS" w:cs="Times New Roman"/>
+          <w:bCs/>
+          <w:color w:val="000000"/>
+          <w:szCs w:val="28"/>
+          <w:u w:color="000000"/>
+          <w:bdr w:val="nil"/>
+          <w:lang w:val="en-US" w:eastAsia="ru-RU"/>
+        </w:rPr>
+        <w:t xml:space="preserve"> For i in 0…max_buckets (exclusive) do:</w:t>
+      </w:r>
+    </w:p>
+    <w:p>
+      <w:pPr>
+        <w:pStyle w:val="ad"/>
+        <w:numPr>
+          <w:ilvl w:val="2"/>
+          <w:numId w:val="10"/>
+        </w:numPr>
+        <w:rPr>
+          <w:rFonts w:eastAsia="Arial Unicode MS" w:cs="Times New Roman"/>
+          <w:bCs/>
+          <w:color w:val="000000"/>
+          <w:szCs w:val="28"/>
+          <w:u w:color="000000"/>
+          <w:bdr w:val="nil"/>
+          <w:lang w:val="en-US" w:eastAsia="ru-RU"/>
+        </w:rPr>
+      </w:pPr>
+      <w:r>
+        <w:rPr>
+          <w:rFonts w:eastAsia="Arial Unicode MS" w:cs="Times New Roman"/>
+          <w:bCs/>
+          <w:color w:val="000000"/>
+          <w:szCs w:val="28"/>
+          <w:u w:color="000000"/>
+          <w:bdr w:val="nil"/>
+          <w:lang w:val="en-US" w:eastAsia="ru-RU"/>
+        </w:rPr>
+        <w:t xml:space="preserve">absolute_index </w:t>
+      </w:r>
+      <m:oMath>
+        <m:r>
+          <w:rPr>
+            <w:rFonts w:ascii="Cambria Math" w:eastAsia="Arial Unicode MS" w:hAnsi="Cambria Math" w:cs="Times New Roman"/>
+            <w:color w:val="000000"/>
+            <w:szCs w:val="28"/>
+            <w:u w:color="000000"/>
+            <w:bdr w:val="nil"/>
+            <w:lang w:val="en-US" w:eastAsia="ru-RU"/>
+          </w:rPr>
+          <m:t>←</m:t>
+        </m:r>
+      </m:oMath>
+      <w:r>
+        <w:rPr>
+          <w:rFonts w:eastAsia="Arial Unicode MS" w:cs="Times New Roman"/>
+          <w:bCs/>
+          <w:color w:val="000000"/>
+          <w:szCs w:val="28"/>
+          <w:u w:color="000000"/>
+          <w:bdr w:val="nil"/>
+          <w:lang w:val="en-US" w:eastAsia="ru-RU"/>
+        </w:rPr>
+        <w:t xml:space="preserve"> current_absolute_index + i</w:t>
+      </w:r>
+    </w:p>
+    <w:p>
+      <w:pPr>
+        <w:pStyle w:val="ad"/>
+        <w:numPr>
+          <w:ilvl w:val="2"/>
+          <w:numId w:val="10"/>
+        </w:numPr>
+        <w:rPr>
+          <w:rFonts w:eastAsia="Arial Unicode MS" w:cs="Times New Roman"/>
+          <w:bCs/>
+          <w:color w:val="000000"/>
+          <w:szCs w:val="28"/>
+          <w:u w:color="000000"/>
+          <w:bdr w:val="nil"/>
+          <w:lang w:val="en-US" w:eastAsia="ru-RU"/>
+        </w:rPr>
+      </w:pPr>
+      <w:r>
+        <w:rPr>
+          <w:rFonts w:eastAsia="Arial Unicode MS" w:cs="Times New Roman"/>
+          <w:bCs/>
+          <w:color w:val="000000"/>
+          <w:szCs w:val="28"/>
+          <w:u w:color="000000"/>
+          <w:bdr w:val="nil"/>
+          <w:lang w:val="en-US" w:eastAsia="ru-RU"/>
+        </w:rPr>
+        <w:t xml:space="preserve">actual_index </w:t>
+      </w:r>
+      <m:oMath>
+        <m:r>
+          <w:rPr>
+            <w:rFonts w:ascii="Cambria Math" w:eastAsia="Arial Unicode MS" w:hAnsi="Cambria Math" w:cs="Times New Roman"/>
+            <w:color w:val="000000"/>
+            <w:szCs w:val="28"/>
+            <w:u w:color="000000"/>
+            <w:bdr w:val="nil"/>
+            <w:lang w:val="en-US" w:eastAsia="ru-RU"/>
+          </w:rPr>
+          <m:t>←</m:t>
+        </m:r>
+      </m:oMath>
+      <w:r>
+        <w:rPr>
+          <w:rFonts w:eastAsia="Arial Unicode MS" w:cs="Times New Roman"/>
+          <w:bCs/>
+          <w:color w:val="000000"/>
+          <w:szCs w:val="28"/>
+          <w:u w:color="000000"/>
+          <w:bdr w:val="nil"/>
+          <w:lang w:val="en-US" w:eastAsia="ru-RU"/>
+        </w:rPr>
         <w:t xml:space="preserve"> </w:t>
       </w:r>
       <m:oMath>
@@ -7585,7 +8235,6 @@
           <w:bdr w:val="nil"/>
           <w:lang w:val="en-US" w:eastAsia="ru-RU"/>
         </w:rPr>
-        <w:lastRenderedPageBreak/>
         <w:t xml:space="preserve"> distances[neighbour_index] </w:t>
       </w:r>
       <m:oMath>
@@ -8385,14 +9034,14 @@
           <w:lang w:val="uk-UA"/>
         </w:rPr>
       </w:pPr>
-      <w:bookmarkStart w:id="3" w:name="_Toc158713965"/>
+      <w:bookmarkStart w:id="4" w:name="_Toc158713965"/>
       <w:r>
         <w:rPr>
           <w:lang w:val="uk-UA"/>
         </w:rPr>
         <w:t xml:space="preserve">1.2 </w:t>
       </w:r>
-      <w:bookmarkEnd w:id="3"/>
+      <w:bookmarkEnd w:id="4"/>
       <w:r>
         <w:rPr>
           <w:lang w:val="uk-UA"/>
@@ -8419,8 +9068,6 @@
         </w:rPr>
         <w:t>у</w:t>
       </w:r>
-      <w:bookmarkStart w:id="4" w:name="_GoBack"/>
-      <w:bookmarkEnd w:id="4"/>
     </w:p>
     <w:p>
       <w:pPr>
@@ -8543,20 +9190,7 @@
           <w:bdr w:val="nil"/>
           <w:lang w:val="uk-UA" w:eastAsia="ru-RU"/>
         </w:rPr>
-        <w:t xml:space="preserve">. Це підтвердило життєздатність концепції розподілу вершин за </w:t>
-      </w:r>
-      <w:r>
-        <w:rPr>
-          <w:rFonts w:eastAsia="Arial Unicode MS" w:cs="Times New Roman"/>
-          <w:bCs/>
-          <w:color w:val="000000"/>
-          <w:szCs w:val="28"/>
-          <w:u w:color="000000"/>
-          <w:bdr w:val="nil"/>
-          <w:lang w:val="uk-UA" w:eastAsia="ru-RU"/>
-        </w:rPr>
-        <w:lastRenderedPageBreak/>
-        <w:t>«кошиками» та можливість безпечної паралельної релаксації «легких» ребер у меж</w:t>
+        <w:t>. Це підтвердило життєздатність концепції розподілу вершин за «кошиками» та можливість безпечної паралельної релаксації «легких» ребер у меж</w:t>
       </w:r>
       <w:r>
         <w:rPr>
@@ -8681,19 +9315,7 @@
           <w:bdr w:val="nil"/>
           <w:lang w:val="uk-UA" w:eastAsia="ru-RU"/>
         </w:rPr>
-        <w:t xml:space="preserve">під час виконання, що разом із механізмами динамічного балансування навантаження та злиття кошиків дозволило досягти прискорення до 65 разів порівняно з найкращими послідовними аналогами </w:t>
-      </w:r>
-      <w:r>
-        <w:rPr>
-          <w:rFonts w:eastAsia="Arial Unicode MS" w:cs="Times New Roman"/>
-          <w:bCs/>
-          <w:color w:val="000000"/>
-          <w:szCs w:val="28"/>
-          <w:u w:color="000000"/>
-          <w:bdr w:val="nil"/>
-          <w:lang w:val="uk-UA" w:eastAsia="ru-RU"/>
-        </w:rPr>
-        <w:t xml:space="preserve">на </w:t>
+        <w:t xml:space="preserve">під час виконання, що разом із механізмами динамічного балансування навантаження та злиття кошиків дозволило досягти прискорення до 65 разів порівняно з найкращими послідовними аналогами на </w:t>
       </w:r>
       <w:r>
         <w:rPr>
@@ -8955,7 +9577,20 @@
           <w:bdr w:val="nil"/>
           <w:lang w:val="uk-UA" w:eastAsia="ru-RU"/>
         </w:rPr>
-        <w:t>яттю на базі стандарту MPI. У таких реалізаціях використовується слабке масштабування, а вершини графу розподіляються між обчислювальними вузлами, які локально обробляють свої «кошики» та обмінюються повідо</w:t>
+        <w:t xml:space="preserve">яттю на базі стандарту MPI. У таких реалізаціях використовується слабке масштабування, а вершини графу розподіляються між обчислювальними вузлами, які локально </w:t>
+      </w:r>
+      <w:r>
+        <w:rPr>
+          <w:rFonts w:eastAsia="Arial Unicode MS" w:cs="Times New Roman"/>
+          <w:bCs/>
+          <w:color w:val="000000"/>
+          <w:szCs w:val="28"/>
+          <w:u w:color="000000"/>
+          <w:bdr w:val="nil"/>
+          <w:lang w:val="uk-UA" w:eastAsia="ru-RU"/>
+        </w:rPr>
+        <w:lastRenderedPageBreak/>
+        <w:t>обробляють свої «кошики» та обмінюються повідо</w:t>
       </w:r>
       <w:r>
         <w:rPr>
@@ -9193,20 +9828,7 @@
           <w:bdr w:val="nil"/>
           <w:lang w:val="uk-UA" w:eastAsia="ru-RU"/>
         </w:rPr>
-        <w:t xml:space="preserve">проте більшість популярних бібліотек обробки графів пропонують переважно послідовні реалізації алгоритмів. Розробка паралельного </w:t>
-      </w:r>
-      <w:r>
-        <w:rPr>
-          <w:rFonts w:eastAsia="Arial Unicode MS" w:cs="Times New Roman"/>
-          <w:bCs/>
-          <w:color w:val="000000"/>
-          <w:szCs w:val="28"/>
-          <w:u w:color="000000"/>
-          <w:bdr w:val="nil"/>
-          <w:lang w:val="uk-UA" w:eastAsia="ru-RU"/>
-        </w:rPr>
-        <w:lastRenderedPageBreak/>
-        <w:t xml:space="preserve">алгоритму </w:t>
+        <w:t xml:space="preserve">проте більшість популярних бібліотек обробки графів пропонують переважно послідовні реалізації алгоритмів. Розробка паралельного алгоритму </w:t>
       </w:r>
       <m:oMath>
         <m:r>
@@ -13534,7 +14156,7 @@
 </file>
 
 <file path=customXml/itemProps1.xml><?xml version="1.0" encoding="utf-8"?>
-<ds:datastoreItem xmlns:ds="http://schemas.openxmlformats.org/officeDocument/2006/customXml" ds:itemID="{AD09532D-D7A0-44B3-8E74-18D551E7967B}">
+<ds:datastoreItem xmlns:ds="http://schemas.openxmlformats.org/officeDocument/2006/customXml" ds:itemID="{AF9A4A00-86BC-4FDD-81CE-D982BE1D7E81}">
   <ds:schemaRefs>
     <ds:schemaRef ds:uri="http://schemas.openxmlformats.org/officeDocument/2006/bibliography"/>
   </ds:schemaRefs>

--- a/docs/ПЗ.docx
+++ b/docs/ПЗ.docx
@@ -2918,14 +2918,6 @@
     </w:p>
     <w:p>
       <w:pPr>
-        <w:rPr>
-          <w:rFonts w:cs="Times New Roman"/>
-          <w:lang w:val="uk-UA" w:eastAsia="ru-RU"/>
-        </w:rPr>
-      </w:pPr>
-    </w:p>
-    <w:p>
-      <w:pPr>
         <w:pStyle w:val="2"/>
         <w:rPr>
           <w:rFonts w:eastAsia="Arial Unicode MS"/>
@@ -3592,7 +3584,6 @@
           <w:bdr w:val="nil"/>
           <w:lang w:val="uk-UA" w:eastAsia="ru-RU"/>
         </w:rPr>
-        <w:lastRenderedPageBreak/>
         <w:t>Перелік додаткових позначень:</w:t>
       </w:r>
     </w:p>
@@ -3623,6 +3614,7 @@
           <w:bdr w:val="nil"/>
           <w:lang w:val="uk-UA" w:eastAsia="ru-RU"/>
         </w:rPr>
+        <w:lastRenderedPageBreak/>
         <w:t>о</w:t>
       </w:r>
       <w:r>
@@ -3684,96 +3676,6 @@
           <w:lang w:val="uk-UA" w:eastAsia="ru-RU"/>
         </w:rPr>
         <w:t xml:space="preserve"> означає перевірку «не дорівнює».</w:t>
-      </w:r>
-    </w:p>
-    <w:p>
-      <w:pPr>
-        <w:pStyle w:val="ad"/>
-        <w:numPr>
-          <w:ilvl w:val="0"/>
-          <w:numId w:val="13"/>
-        </w:numPr>
-        <w:rPr>
-          <w:rFonts w:eastAsia="Arial Unicode MS" w:cs="Times New Roman"/>
-          <w:bCs/>
-          <w:color w:val="000000"/>
-          <w:szCs w:val="28"/>
-          <w:u w:val="single" w:color="000000"/>
-          <w:bdr w:val="nil"/>
-          <w:lang w:eastAsia="ru-RU"/>
-        </w:rPr>
-      </w:pPr>
-      <w:r>
-        <w:rPr>
-          <w:rFonts w:eastAsia="Arial Unicode MS" w:cs="Times New Roman"/>
-          <w:bCs/>
-          <w:color w:val="000000"/>
-          <w:szCs w:val="28"/>
-          <w:u w:color="000000"/>
-          <w:bdr w:val="nil"/>
-          <w:lang w:val="uk-UA" w:eastAsia="ru-RU"/>
-        </w:rPr>
-        <w:t>оператор «</w:t>
-      </w:r>
-      <w:r>
-        <w:rPr>
-          <w:rFonts w:eastAsia="Arial Unicode MS" w:cs="Times New Roman"/>
-          <w:bCs/>
-          <w:color w:val="000000"/>
-          <w:szCs w:val="28"/>
-          <w:u w:color="000000"/>
-          <w:bdr w:val="nil"/>
-          <w:lang w:val="en-US" w:eastAsia="ru-RU"/>
-        </w:rPr>
-        <w:t>OR</w:t>
-      </w:r>
-      <w:r>
-        <w:rPr>
-          <w:rFonts w:eastAsia="Arial Unicode MS" w:cs="Times New Roman"/>
-          <w:bCs/>
-          <w:color w:val="000000"/>
-          <w:szCs w:val="28"/>
-          <w:u w:color="000000"/>
-          <w:bdr w:val="nil"/>
-          <w:lang w:val="uk-UA" w:eastAsia="ru-RU"/>
-        </w:rPr>
-        <w:t>» означає перевірку «ЧИ», тобто повертає «істин</w:t>
-      </w:r>
-      <w:r>
-        <w:rPr>
-          <w:rFonts w:eastAsia="Arial Unicode MS" w:cs="Times New Roman"/>
-          <w:bCs/>
-          <w:color w:val="000000"/>
-          <w:szCs w:val="28"/>
-          <w:u w:color="000000"/>
-          <w:bdr w:val="nil"/>
-          <w:lang w:eastAsia="ru-RU"/>
-        </w:rPr>
-        <w:t>а</w:t>
-      </w:r>
-      <w:r>
-        <w:rPr>
-          <w:rFonts w:eastAsia="Arial Unicode MS" w:cs="Times New Roman"/>
-          <w:bCs/>
-          <w:color w:val="000000"/>
-          <w:szCs w:val="28"/>
-          <w:u w:color="000000"/>
-          <w:bdr w:val="nil"/>
-          <w:lang w:val="uk-UA" w:eastAsia="ru-RU"/>
-        </w:rPr>
-        <w:t>», якщо АБО ліва, АБО права частина виразу є істиною</w:t>
-      </w:r>
-      <w:r>
-        <w:rPr>
-          <w:rFonts w:eastAsia="Arial Unicode MS" w:cs="Times New Roman"/>
-          <w:bCs/>
-          <w:color w:val="000000"/>
-          <w:szCs w:val="28"/>
-          <w:u w:color="000000"/>
-          <w:bdr w:val="nil"/>
-          <w:lang w:eastAsia="ru-RU"/>
-        </w:rPr>
-        <w:t>;</w:t>
       </w:r>
     </w:p>
     <w:p>
@@ -4368,7 +4270,31 @@
           <w:bdr w:val="nil"/>
           <w:lang w:val="en-US" w:eastAsia="ru-RU"/>
         </w:rPr>
-        <w:t>source_vertex – index of start vertex</w:t>
+        <w:t>source_vertex</w:t>
+      </w:r>
+      <w:r>
+        <w:rPr>
+          <w:rFonts w:eastAsia="Arial Unicode MS" w:cs="Times New Roman"/>
+          <w:bCs/>
+          <w:color w:val="000000"/>
+          <w:szCs w:val="28"/>
+          <w:u w:color="000000"/>
+          <w:bdr w:val="nil"/>
+          <w:lang w:val="en-US" w:eastAsia="ru-RU"/>
+        </w:rPr>
+        <w:t>_index</w:t>
+      </w:r>
+      <w:r>
+        <w:rPr>
+          <w:rFonts w:eastAsia="Arial Unicode MS" w:cs="Times New Roman"/>
+          <w:bCs/>
+          <w:color w:val="000000"/>
+          <w:szCs w:val="28"/>
+          <w:u w:color="000000"/>
+          <w:bdr w:val="nil"/>
+          <w:lang w:val="en-US" w:eastAsia="ru-RU"/>
+        </w:rPr>
+        <w:t xml:space="preserve"> – index of start vertex</w:t>
       </w:r>
       <w:r>
         <w:rPr>
@@ -5196,7 +5122,6 @@
           <w:bdr w:val="nil"/>
           <w:lang w:val="en-US" w:eastAsia="ru-RU"/>
         </w:rPr>
-        <w:lastRenderedPageBreak/>
         <w:t>Create in_bucket 2D array with max_buckets rows and vertices length cols</w:t>
       </w:r>
       <w:r>
@@ -5269,7 +5194,31 @@
           <w:bdr w:val="nil"/>
           <w:lang w:val="en-US" w:eastAsia="ru-RU"/>
         </w:rPr>
-        <w:t xml:space="preserve">distances[source_vertex] </w:t>
+        <w:t>distances[source_vertex</w:t>
+      </w:r>
+      <w:r>
+        <w:rPr>
+          <w:rFonts w:eastAsia="Arial Unicode MS" w:cs="Times New Roman"/>
+          <w:bCs/>
+          <w:color w:val="000000"/>
+          <w:szCs w:val="28"/>
+          <w:u w:color="000000"/>
+          <w:bdr w:val="nil"/>
+          <w:lang w:val="en-US" w:eastAsia="ru-RU"/>
+        </w:rPr>
+        <w:t>_index</w:t>
+      </w:r>
+      <w:r>
+        <w:rPr>
+          <w:rFonts w:eastAsia="Arial Unicode MS" w:cs="Times New Roman"/>
+          <w:bCs/>
+          <w:color w:val="000000"/>
+          <w:szCs w:val="28"/>
+          <w:u w:color="000000"/>
+          <w:bdr w:val="nil"/>
+          <w:lang w:val="en-US" w:eastAsia="ru-RU"/>
+        </w:rPr>
+        <w:t xml:space="preserve">] </w:t>
       </w:r>
       <m:oMath>
         <m:r>
@@ -5324,21 +5273,32 @@
           <w:bdr w:val="nil"/>
           <w:lang w:val="en-US" w:eastAsia="ru-RU"/>
         </w:rPr>
-        <w:t>Add to bucket(delta, source_vertex, distances, buckets, bucket_sizes, max</w:t>
-      </w:r>
-      <w:bookmarkStart w:id="3" w:name="_GoBack"/>
-      <w:bookmarkEnd w:id="3"/>
-      <w:r>
-        <w:rPr>
-          <w:rFonts w:eastAsia="Arial Unicode MS" w:cs="Times New Roman"/>
-          <w:bCs/>
-          <w:color w:val="000000"/>
-          <w:szCs w:val="28"/>
-          <w:u w:color="000000"/>
-          <w:bdr w:val="nil"/>
-          <w:lang w:val="en-US" w:eastAsia="ru-RU"/>
-        </w:rPr>
-        <w:t>_buckets)</w:t>
+        <w:lastRenderedPageBreak/>
+        <w:t>Add to bucket(delta, source_vertex</w:t>
+      </w:r>
+      <w:r>
+        <w:rPr>
+          <w:rFonts w:eastAsia="Arial Unicode MS" w:cs="Times New Roman"/>
+          <w:bCs/>
+          <w:color w:val="000000"/>
+          <w:szCs w:val="28"/>
+          <w:u w:color="000000"/>
+          <w:bdr w:val="nil"/>
+          <w:lang w:val="en-US" w:eastAsia="ru-RU"/>
+        </w:rPr>
+        <w:t>_index</w:t>
+      </w:r>
+      <w:r>
+        <w:rPr>
+          <w:rFonts w:eastAsia="Arial Unicode MS" w:cs="Times New Roman"/>
+          <w:bCs/>
+          <w:color w:val="000000"/>
+          <w:szCs w:val="28"/>
+          <w:u w:color="000000"/>
+          <w:bdr w:val="nil"/>
+          <w:lang w:val="en-US" w:eastAsia="ru-RU"/>
+        </w:rPr>
+        <w:t>, distances, buckets, bucket_sizes, max_buckets)</w:t>
       </w:r>
     </w:p>
     <w:p>
@@ -5836,56 +5796,7 @@
           <w:bdr w:val="nil"/>
           <w:lang w:val="en-US" w:eastAsia="ru-RU"/>
         </w:rPr>
-        <w:t>If distances[vertex_index</w:t>
-      </w:r>
-      <w:r>
-        <w:rPr>
-          <w:rFonts w:eastAsia="Arial Unicode MS" w:cs="Times New Roman"/>
-          <w:bCs/>
-          <w:color w:val="000000"/>
-          <w:szCs w:val="28"/>
-          <w:u w:color="000000"/>
-          <w:bdr w:val="nil"/>
-          <w:lang w:val="en-US" w:eastAsia="ru-RU"/>
-        </w:rPr>
-        <w:t xml:space="preserve">] </w:t>
-      </w:r>
-      <w:r>
-        <w:rPr>
-          <w:rFonts w:eastAsia="Arial Unicode MS" w:cs="Times New Roman"/>
-          <w:bCs/>
-          <w:color w:val="000000"/>
-          <w:szCs w:val="28"/>
-          <w:u w:color="000000"/>
-          <w:bdr w:val="nil"/>
-          <w:lang w:val="en-US" w:eastAsia="ru-RU"/>
-        </w:rPr>
-        <w:t xml:space="preserve">= </w:t>
-      </w:r>
-      <m:oMath>
-        <m:r>
-          <w:rPr>
-            <w:rFonts w:ascii="Cambria Math" w:eastAsia="Arial Unicode MS" w:hAnsi="Cambria Math" w:cs="Times New Roman"/>
-            <w:color w:val="000000"/>
-            <w:szCs w:val="28"/>
-            <w:u w:color="000000"/>
-            <w:bdr w:val="nil"/>
-            <w:lang w:val="en-US" w:eastAsia="ru-RU"/>
-          </w:rPr>
-          <m:t>∞</m:t>
-        </m:r>
-      </m:oMath>
-      <w:r>
-        <w:rPr>
-          <w:rFonts w:eastAsia="Arial Unicode MS" w:cs="Times New Roman"/>
-          <w:bCs/>
-          <w:color w:val="000000"/>
-          <w:szCs w:val="28"/>
-          <w:u w:color="000000"/>
-          <w:bdr w:val="nil"/>
-          <w:lang w:val="en-US" w:eastAsia="ru-RU"/>
-        </w:rPr>
-        <w:t xml:space="preserve"> OR </w:t>
+        <w:t xml:space="preserve">If </w:t>
       </w:r>
       <m:oMath>
         <m:r>
@@ -6498,7 +6409,6 @@
           <w:bdr w:val="nil"/>
           <w:lang w:val="en-US" w:eastAsia="ru-RU"/>
         </w:rPr>
-        <w:lastRenderedPageBreak/>
         <w:t>Add  (vertex_index, neighbour_index, edge_weight) to heavy_edges</w:t>
       </w:r>
     </w:p>
@@ -6559,6 +6469,7 @@
           <w:bdr w:val="nil"/>
           <w:lang w:val="en-US" w:eastAsia="ru-RU"/>
         </w:rPr>
+        <w:lastRenderedPageBreak/>
         <w:t xml:space="preserve">If </w:t>
       </w:r>
       <w:r>
@@ -7916,6 +7827,7 @@
           <w:bdr w:val="nil"/>
           <w:lang w:val="en-US" w:eastAsia="ru-RU"/>
         </w:rPr>
+        <w:lastRenderedPageBreak/>
         <w:t>vertex_index – index of current vertex;</w:t>
       </w:r>
     </w:p>
@@ -9034,14 +8946,15 @@
           <w:lang w:val="uk-UA"/>
         </w:rPr>
       </w:pPr>
-      <w:bookmarkStart w:id="4" w:name="_Toc158713965"/>
+      <w:bookmarkStart w:id="3" w:name="_Toc158713965"/>
       <w:r>
         <w:rPr>
           <w:lang w:val="uk-UA"/>
         </w:rPr>
+        <w:lastRenderedPageBreak/>
         <w:t xml:space="preserve">1.2 </w:t>
       </w:r>
-      <w:bookmarkEnd w:id="4"/>
+      <w:bookmarkEnd w:id="3"/>
       <w:r>
         <w:rPr>
           <w:lang w:val="uk-UA"/>
@@ -9960,7 +9873,7 @@
           <w:lang w:val="uk-UA" w:eastAsia="ru-RU"/>
         </w:rPr>
       </w:pPr>
-      <w:bookmarkStart w:id="5" w:name="_Toc158713966"/>
+      <w:bookmarkStart w:id="4" w:name="_Toc158713966"/>
       <w:r>
         <w:rPr>
           <w:rFonts w:eastAsia="Arial Unicode MS"/>
@@ -9992,15 +9905,1371 @@
       <w:r>
         <w:t>ШВИДКОДІЇ</w:t>
       </w:r>
-      <w:bookmarkEnd w:id="5"/>
-    </w:p>
-    <w:p>
-      <w:pPr>
+      <w:bookmarkEnd w:id="4"/>
+    </w:p>
+    <w:p>
+      <w:pPr>
+        <w:pStyle w:val="2"/>
+        <w:rPr>
+          <w:lang w:val="uk-UA" w:eastAsia="ru-RU"/>
+        </w:rPr>
+      </w:pPr>
+      <w:r>
+        <w:rPr>
+          <w:lang w:val="uk-UA" w:eastAsia="ru-RU"/>
+        </w:rPr>
+        <w:t xml:space="preserve">2.1 Описання реалізації послідовного алгоритму </w:t>
+      </w:r>
+      <m:oMath>
+        <m:r>
+          <m:rPr>
+            <m:sty m:val="bi"/>
+          </m:rPr>
+          <w:rPr>
+            <w:rFonts w:ascii="Cambria Math" w:hAnsi="Cambria Math"/>
+            <w:lang w:val="uk-UA" w:eastAsia="ru-RU"/>
+          </w:rPr>
+          <m:t>∆</m:t>
+        </m:r>
+      </m:oMath>
+      <w:r>
+        <w:rPr>
+          <w:rFonts w:eastAsiaTheme="minorEastAsia"/>
+          <w:lang w:val="uk-UA" w:eastAsia="ru-RU"/>
+        </w:rPr>
+        <w:t>-степінгу</w:t>
+      </w:r>
+    </w:p>
+    <w:p>
+      <w:pPr>
+        <w:ind w:firstLine="708"/>
+        <w:rPr>
+          <w:rFonts w:eastAsiaTheme="minorEastAsia" w:cs="Times New Roman"/>
+          <w:lang w:val="uk-UA" w:eastAsia="ru-RU"/>
+        </w:rPr>
+      </w:pPr>
+      <w:r>
         <w:rPr>
           <w:rFonts w:cs="Times New Roman"/>
           <w:lang w:val="uk-UA" w:eastAsia="ru-RU"/>
         </w:rPr>
-      </w:pPr>
+        <w:t xml:space="preserve">Після описання послідовного алгоритму із використанням формального псевдокоду, необхідно перенести його у справжній код, що можна виконати мовою </w:t>
+      </w:r>
+      <w:r>
+        <w:rPr>
+          <w:rFonts w:cs="Times New Roman"/>
+          <w:lang w:val="en-US" w:eastAsia="ru-RU"/>
+        </w:rPr>
+        <w:t>Python</w:t>
+      </w:r>
+      <w:r>
+        <w:rPr>
+          <w:rFonts w:cs="Times New Roman"/>
+          <w:lang w:val="uk-UA" w:eastAsia="ru-RU"/>
+        </w:rPr>
+        <w:t xml:space="preserve">. Для цього поділимо код на дві логічні частини, фактично, окремі файли: перша, а саме спільні функції, що можуть бути використані як у послідовній версії так і паралельній та, власне, друга, що містить функції пов’язані безпосередньо із послідовним алгоритмом </w:t>
+      </w:r>
+      <m:oMath>
+        <m:r>
+          <w:rPr>
+            <w:rFonts w:ascii="Cambria Math" w:hAnsi="Cambria Math" w:cs="Times New Roman"/>
+            <w:lang w:val="uk-UA" w:eastAsia="ru-RU"/>
+          </w:rPr>
+          <m:t>∆</m:t>
+        </m:r>
+      </m:oMath>
+      <w:r>
+        <w:rPr>
+          <w:rFonts w:eastAsiaTheme="minorEastAsia" w:cs="Times New Roman"/>
+          <w:lang w:val="uk-UA" w:eastAsia="ru-RU"/>
+        </w:rPr>
+        <w:t>-степінгу.</w:t>
+      </w:r>
+    </w:p>
+    <w:p>
+      <w:pPr>
+        <w:ind w:firstLine="0"/>
+        <w:rPr>
+          <w:rFonts w:eastAsiaTheme="minorEastAsia" w:cs="Times New Roman"/>
+          <w:lang w:eastAsia="ru-RU"/>
+        </w:rPr>
+      </w:pPr>
+      <w:r>
+        <w:rPr>
+          <w:rFonts w:eastAsiaTheme="minorEastAsia" w:cs="Times New Roman"/>
+          <w:lang w:val="uk-UA" w:eastAsia="ru-RU"/>
+        </w:rPr>
+        <w:tab/>
+      </w:r>
+      <w:r>
+        <w:rPr>
+          <w:rFonts w:eastAsiaTheme="minorEastAsia" w:cs="Times New Roman"/>
+          <w:lang w:val="uk-UA" w:eastAsia="ru-RU"/>
+        </w:rPr>
+        <w:t>Однією із фінкцій для спільної частини є «</w:t>
+      </w:r>
+      <w:r>
+        <w:rPr>
+          <w:rFonts w:eastAsiaTheme="minorEastAsia" w:cs="Times New Roman"/>
+          <w:lang w:eastAsia="ru-RU"/>
+        </w:rPr>
+        <w:t>validate</w:t>
+      </w:r>
+      <w:r>
+        <w:rPr>
+          <w:rFonts w:eastAsiaTheme="minorEastAsia" w:cs="Times New Roman"/>
+          <w:lang w:val="uk-UA" w:eastAsia="ru-RU"/>
+        </w:rPr>
+        <w:t>_</w:t>
+      </w:r>
+      <w:r>
+        <w:rPr>
+          <w:rFonts w:eastAsiaTheme="minorEastAsia" w:cs="Times New Roman"/>
+          <w:lang w:val="uk-UA" w:eastAsia="ru-RU"/>
+        </w:rPr>
+        <w:t>and_prapare_variables»</w:t>
+      </w:r>
+      <w:r>
+        <w:rPr>
+          <w:rFonts w:eastAsiaTheme="minorEastAsia" w:cs="Times New Roman"/>
+          <w:lang w:val="uk-UA" w:eastAsia="ru-RU"/>
+        </w:rPr>
+        <w:t xml:space="preserve"> (рисунок 2.1)</w:t>
+      </w:r>
+      <w:r>
+        <w:rPr>
+          <w:rFonts w:eastAsiaTheme="minorEastAsia" w:cs="Times New Roman"/>
+          <w:lang w:val="uk-UA" w:eastAsia="ru-RU"/>
+        </w:rPr>
+        <w:t>, що логічно ділиться на два етапи. Перший виконує функцію «</w:t>
+      </w:r>
+      <w:r>
+        <w:rPr>
+          <w:rFonts w:eastAsiaTheme="minorEastAsia" w:cs="Times New Roman"/>
+          <w:lang w:eastAsia="ru-RU"/>
+        </w:rPr>
+        <w:t>validate</w:t>
+      </w:r>
+      <w:r>
+        <w:rPr>
+          <w:rFonts w:eastAsiaTheme="minorEastAsia" w:cs="Times New Roman"/>
+          <w:lang w:val="uk-UA" w:eastAsia="ru-RU"/>
+        </w:rPr>
+        <w:t>_</w:t>
+      </w:r>
+      <w:r>
+        <w:rPr>
+          <w:rFonts w:eastAsiaTheme="minorEastAsia" w:cs="Times New Roman"/>
+          <w:lang w:eastAsia="ru-RU"/>
+        </w:rPr>
+        <w:t>delta</w:t>
+      </w:r>
+      <w:r>
+        <w:rPr>
+          <w:rFonts w:eastAsiaTheme="minorEastAsia" w:cs="Times New Roman"/>
+          <w:lang w:val="uk-UA" w:eastAsia="ru-RU"/>
+        </w:rPr>
+        <w:t>_</w:t>
+      </w:r>
+      <w:r>
+        <w:rPr>
+          <w:rFonts w:eastAsiaTheme="minorEastAsia" w:cs="Times New Roman"/>
+          <w:lang w:eastAsia="ru-RU"/>
+        </w:rPr>
+        <w:t>stepping</w:t>
+      </w:r>
+      <w:r>
+        <w:rPr>
+          <w:rFonts w:eastAsiaTheme="minorEastAsia" w:cs="Times New Roman"/>
+          <w:lang w:val="uk-UA" w:eastAsia="ru-RU"/>
+        </w:rPr>
+        <w:t>_</w:t>
+      </w:r>
+      <w:r>
+        <w:rPr>
+          <w:rFonts w:eastAsiaTheme="minorEastAsia" w:cs="Times New Roman"/>
+          <w:lang w:eastAsia="ru-RU"/>
+        </w:rPr>
+        <w:t>params</w:t>
+      </w:r>
+      <w:r>
+        <w:rPr>
+          <w:rFonts w:eastAsiaTheme="minorEastAsia" w:cs="Times New Roman"/>
+          <w:lang w:val="uk-UA" w:eastAsia="ru-RU"/>
+        </w:rPr>
+        <w:t>»</w:t>
+      </w:r>
+      <w:r>
+        <w:rPr>
+          <w:rFonts w:eastAsiaTheme="minorEastAsia" w:cs="Times New Roman"/>
+          <w:lang w:val="uk-UA" w:eastAsia="ru-RU"/>
+        </w:rPr>
+        <w:t xml:space="preserve"> (рисунок 2.2)</w:t>
+      </w:r>
+      <w:r>
+        <w:rPr>
+          <w:rFonts w:eastAsiaTheme="minorEastAsia" w:cs="Times New Roman"/>
+          <w:lang w:val="uk-UA" w:eastAsia="ru-RU"/>
+        </w:rPr>
+        <w:t>, що валідує вхідні дані: перевіряє, що є принаймні дві вершини</w:t>
+      </w:r>
+      <w:r>
+        <w:rPr>
+          <w:rFonts w:eastAsiaTheme="minorEastAsia" w:cs="Times New Roman"/>
+          <w:lang w:val="uk-UA" w:eastAsia="ru-RU"/>
+        </w:rPr>
+        <w:t xml:space="preserve"> у графі</w:t>
+      </w:r>
+      <w:r>
+        <w:rPr>
+          <w:rFonts w:eastAsiaTheme="minorEastAsia" w:cs="Times New Roman"/>
+          <w:lang w:val="uk-UA" w:eastAsia="ru-RU"/>
+        </w:rPr>
+        <w:t xml:space="preserve">, </w:t>
+      </w:r>
+      <w:r>
+        <w:rPr>
+          <w:rFonts w:eastAsiaTheme="minorEastAsia" w:cs="Times New Roman"/>
+          <w:lang w:val="uk-UA" w:eastAsia="ru-RU"/>
+        </w:rPr>
+        <w:t xml:space="preserve">що </w:t>
+      </w:r>
+      <w:r>
+        <w:rPr>
+          <w:rFonts w:eastAsiaTheme="minorEastAsia" w:cs="Times New Roman"/>
+          <w:lang w:val="uk-UA" w:eastAsia="ru-RU"/>
+        </w:rPr>
+        <w:t xml:space="preserve">кількість </w:t>
+      </w:r>
+      <w:r>
+        <w:rPr>
+          <w:rFonts w:eastAsiaTheme="minorEastAsia" w:cs="Times New Roman"/>
+          <w:lang w:val="uk-UA" w:eastAsia="ru-RU"/>
+        </w:rPr>
+        <w:t>вершин у масиві «neighbours» та «</w:t>
+      </w:r>
+      <w:r>
+        <w:rPr>
+          <w:rFonts w:eastAsiaTheme="minorEastAsia" w:cs="Times New Roman"/>
+          <w:lang w:eastAsia="ru-RU"/>
+        </w:rPr>
+        <w:t>weights</w:t>
+      </w:r>
+      <w:r>
+        <w:rPr>
+          <w:rFonts w:eastAsiaTheme="minorEastAsia" w:cs="Times New Roman"/>
+          <w:lang w:val="uk-UA" w:eastAsia="ru-RU"/>
+        </w:rPr>
+        <w:t>» співпадають, що немає від’ємних ваг, що початкова вершина існує в графі та, що параметр</w:t>
+      </w:r>
+      <w:r>
+        <w:rPr>
+          <w:rFonts w:eastAsiaTheme="minorEastAsia" w:cs="Times New Roman"/>
+          <w:lang w:val="uk-UA" w:eastAsia="ru-RU"/>
+        </w:rPr>
+        <w:t xml:space="preserve"> </w:t>
+      </w:r>
+      <m:oMath>
+        <m:r>
+          <w:rPr>
+            <w:rFonts w:ascii="Cambria Math" w:hAnsi="Cambria Math" w:cs="Times New Roman"/>
+            <w:lang w:val="uk-UA" w:eastAsia="ru-RU"/>
+          </w:rPr>
+          <m:t>∆</m:t>
+        </m:r>
+      </m:oMath>
+      <w:r>
+        <w:rPr>
+          <w:rFonts w:eastAsiaTheme="minorEastAsia" w:cs="Times New Roman"/>
+          <w:lang w:val="uk-UA" w:eastAsia="ru-RU"/>
+        </w:rPr>
+        <w:t xml:space="preserve"> </w:t>
+      </w:r>
+      <w:r>
+        <w:rPr>
+          <w:rFonts w:eastAsiaTheme="minorEastAsia" w:cs="Times New Roman"/>
+          <w:lang w:val="uk-UA" w:eastAsia="ru-RU"/>
+        </w:rPr>
+        <w:t xml:space="preserve">в коректному діапазоні. Другий етап, в свою чергу, знаходить основні характеристики даних, що необхідні в подальшних розрахунках: кількість вершин, максимальний степінь вершини, максимальна кількість необхідних «кошиків», підраховує параметр </w:t>
+      </w:r>
+      <m:oMath>
+        <m:r>
+          <w:rPr>
+            <w:rFonts w:ascii="Cambria Math" w:hAnsi="Cambria Math" w:cs="Times New Roman"/>
+            <w:lang w:val="uk-UA" w:eastAsia="ru-RU"/>
+          </w:rPr>
+          <m:t>∆</m:t>
+        </m:r>
+      </m:oMath>
+      <w:r>
+        <w:rPr>
+          <w:rFonts w:eastAsiaTheme="minorEastAsia" w:cs="Times New Roman"/>
+          <w:lang w:val="uk-UA" w:eastAsia="ru-RU"/>
+        </w:rPr>
+        <w:t xml:space="preserve">, якщо вказано «автоматичний» варіант підрахунку. </w:t>
+      </w:r>
+      <w:r>
+        <w:rPr>
+          <w:rFonts w:eastAsiaTheme="minorEastAsia" w:cs="Times New Roman"/>
+          <w:lang w:val="uk-UA" w:eastAsia="ru-RU"/>
+        </w:rPr>
+        <w:t>Усі характериситки з другого етапу повертаються із функції.</w:t>
+      </w:r>
+    </w:p>
+    <w:p>
+      <w:pPr>
+        <w:ind w:firstLine="0"/>
+        <w:rPr>
+          <w:rFonts w:cs="Times New Roman"/>
+          <w:i/>
+          <w:lang w:val="uk-UA" w:eastAsia="ru-RU"/>
+        </w:rPr>
+      </w:pPr>
+    </w:p>
+    <w:p>
+      <w:pPr>
+        <w:ind w:firstLine="0"/>
+        <w:jc w:val="center"/>
+        <w:rPr>
+          <w:rFonts w:cs="Times New Roman"/>
+          <w:lang w:val="uk-UA" w:eastAsia="ru-RU"/>
+        </w:rPr>
+      </w:pPr>
+      <w:r>
+        <w:rPr>
+          <w:noProof/>
+          <w:lang w:eastAsia="ru-RU"/>
+        </w:rPr>
+        <w:lastRenderedPageBreak/>
+        <w:drawing>
+          <wp:inline distT="0" distB="0" distL="0" distR="0" wp14:anchorId="477E1AA8" wp14:editId="4242EC68">
+            <wp:extent cx="5953125" cy="4619625"/>
+            <wp:effectExtent l="0" t="0" r="9525" b="9525"/>
+            <wp:docPr id="1" name="Рисунок 1"/>
+            <wp:cNvGraphicFramePr>
+              <a:graphicFrameLocks xmlns:a="http://schemas.openxmlformats.org/drawingml/2006/main" noChangeAspect="1"/>
+            </wp:cNvGraphicFramePr>
+            <a:graphic xmlns:a="http://schemas.openxmlformats.org/drawingml/2006/main">
+              <a:graphicData uri="http://schemas.openxmlformats.org/drawingml/2006/picture">
+                <pic:pic xmlns:pic="http://schemas.openxmlformats.org/drawingml/2006/picture">
+                  <pic:nvPicPr>
+                    <pic:cNvPr id="1" name=""/>
+                    <pic:cNvPicPr/>
+                  </pic:nvPicPr>
+                  <pic:blipFill>
+                    <a:blip r:embed="rId9"/>
+                    <a:stretch>
+                      <a:fillRect/>
+                    </a:stretch>
+                  </pic:blipFill>
+                  <pic:spPr>
+                    <a:xfrm>
+                      <a:off x="0" y="0"/>
+                      <a:ext cx="5953125" cy="4619625"/>
+                    </a:xfrm>
+                    <a:prstGeom prst="rect">
+                      <a:avLst/>
+                    </a:prstGeom>
+                  </pic:spPr>
+                </pic:pic>
+              </a:graphicData>
+            </a:graphic>
+          </wp:inline>
+        </w:drawing>
+      </w:r>
+    </w:p>
+    <w:p>
+      <w:pPr>
+        <w:ind w:firstLine="0"/>
+        <w:jc w:val="center"/>
+        <w:rPr>
+          <w:rFonts w:cs="Times New Roman"/>
+          <w:lang w:val="uk-UA" w:eastAsia="ru-RU"/>
+        </w:rPr>
+      </w:pPr>
+      <w:r>
+        <w:rPr>
+          <w:rFonts w:cs="Times New Roman"/>
+          <w:lang w:val="uk-UA" w:eastAsia="ru-RU"/>
+        </w:rPr>
+        <w:t xml:space="preserve">Рисунок 2.1 – Функція </w:t>
+      </w:r>
+      <w:r>
+        <w:rPr>
+          <w:rFonts w:eastAsiaTheme="minorEastAsia" w:cs="Times New Roman"/>
+          <w:lang w:val="uk-UA" w:eastAsia="ru-RU"/>
+        </w:rPr>
+        <w:t>«</w:t>
+      </w:r>
+      <w:r>
+        <w:rPr>
+          <w:rFonts w:eastAsiaTheme="minorEastAsia" w:cs="Times New Roman"/>
+          <w:lang w:val="en-US" w:eastAsia="ru-RU"/>
+        </w:rPr>
+        <w:t>validate_</w:t>
+      </w:r>
+      <w:r>
+        <w:rPr>
+          <w:rFonts w:eastAsiaTheme="minorEastAsia" w:cs="Times New Roman"/>
+          <w:lang w:val="uk-UA" w:eastAsia="ru-RU"/>
+        </w:rPr>
+        <w:t>and_prapare_variables»</w:t>
+      </w:r>
+    </w:p>
+    <w:p>
+      <w:pPr>
+        <w:ind w:firstLine="0"/>
+        <w:jc w:val="center"/>
+        <w:rPr>
+          <w:rFonts w:cs="Times New Roman"/>
+          <w:lang w:val="uk-UA" w:eastAsia="ru-RU"/>
+        </w:rPr>
+      </w:pPr>
+      <w:r>
+        <w:rPr>
+          <w:noProof/>
+          <w:lang w:eastAsia="ru-RU"/>
+        </w:rPr>
+        <w:lastRenderedPageBreak/>
+        <w:drawing>
+          <wp:inline distT="0" distB="0" distL="0" distR="0" wp14:anchorId="044AE9A7" wp14:editId="059646EC">
+            <wp:extent cx="6120130" cy="5180330"/>
+            <wp:effectExtent l="0" t="0" r="0" b="1270"/>
+            <wp:docPr id="6" name="Рисунок 6"/>
+            <wp:cNvGraphicFramePr>
+              <a:graphicFrameLocks xmlns:a="http://schemas.openxmlformats.org/drawingml/2006/main" noChangeAspect="1"/>
+            </wp:cNvGraphicFramePr>
+            <a:graphic xmlns:a="http://schemas.openxmlformats.org/drawingml/2006/main">
+              <a:graphicData uri="http://schemas.openxmlformats.org/drawingml/2006/picture">
+                <pic:pic xmlns:pic="http://schemas.openxmlformats.org/drawingml/2006/picture">
+                  <pic:nvPicPr>
+                    <pic:cNvPr id="1" name=""/>
+                    <pic:cNvPicPr/>
+                  </pic:nvPicPr>
+                  <pic:blipFill>
+                    <a:blip r:embed="rId10"/>
+                    <a:stretch>
+                      <a:fillRect/>
+                    </a:stretch>
+                  </pic:blipFill>
+                  <pic:spPr>
+                    <a:xfrm>
+                      <a:off x="0" y="0"/>
+                      <a:ext cx="6120130" cy="5180330"/>
+                    </a:xfrm>
+                    <a:prstGeom prst="rect">
+                      <a:avLst/>
+                    </a:prstGeom>
+                  </pic:spPr>
+                </pic:pic>
+              </a:graphicData>
+            </a:graphic>
+          </wp:inline>
+        </w:drawing>
+      </w:r>
+    </w:p>
+    <w:p>
+      <w:pPr>
+        <w:ind w:firstLine="0"/>
+        <w:jc w:val="center"/>
+        <w:rPr>
+          <w:rFonts w:cs="Times New Roman"/>
+          <w:lang w:val="uk-UA" w:eastAsia="ru-RU"/>
+        </w:rPr>
+      </w:pPr>
+      <w:r>
+        <w:rPr>
+          <w:rFonts w:cs="Times New Roman"/>
+          <w:lang w:val="uk-UA" w:eastAsia="ru-RU"/>
+        </w:rPr>
+        <w:t xml:space="preserve">Рисунок 2.2 – Функція </w:t>
+      </w:r>
+      <w:r>
+        <w:rPr>
+          <w:rFonts w:eastAsiaTheme="minorEastAsia" w:cs="Times New Roman"/>
+          <w:lang w:val="uk-UA" w:eastAsia="ru-RU"/>
+        </w:rPr>
+        <w:t>«</w:t>
+      </w:r>
+      <w:r>
+        <w:rPr>
+          <w:rFonts w:eastAsiaTheme="minorEastAsia" w:cs="Times New Roman"/>
+          <w:lang w:val="en-US" w:eastAsia="ru-RU"/>
+        </w:rPr>
+        <w:t>validate_</w:t>
+      </w:r>
+      <w:r>
+        <w:rPr>
+          <w:rFonts w:eastAsiaTheme="minorEastAsia" w:cs="Times New Roman"/>
+          <w:lang w:val="uk-UA" w:eastAsia="ru-RU"/>
+        </w:rPr>
+        <w:t>delta_stepping_</w:t>
+      </w:r>
+      <w:r>
+        <w:rPr>
+          <w:rFonts w:eastAsiaTheme="minorEastAsia" w:cs="Times New Roman"/>
+          <w:lang w:val="en-US" w:eastAsia="ru-RU"/>
+        </w:rPr>
+        <w:t>params</w:t>
+      </w:r>
+      <w:r>
+        <w:rPr>
+          <w:rFonts w:eastAsiaTheme="minorEastAsia" w:cs="Times New Roman"/>
+          <w:lang w:val="uk-UA" w:eastAsia="ru-RU"/>
+        </w:rPr>
+        <w:t>»</w:t>
+      </w:r>
+    </w:p>
+    <w:p>
+      <w:pPr>
+        <w:ind w:firstLine="0"/>
+        <w:rPr>
+          <w:rFonts w:cs="Times New Roman"/>
+          <w:lang w:val="uk-UA" w:eastAsia="ru-RU"/>
+        </w:rPr>
+      </w:pPr>
+      <w:r>
+        <w:rPr>
+          <w:rFonts w:cs="Times New Roman"/>
+          <w:lang w:val="uk-UA" w:eastAsia="ru-RU"/>
+        </w:rPr>
+        <w:tab/>
+      </w:r>
+      <w:r>
+        <w:rPr>
+          <w:rFonts w:cs="Times New Roman"/>
+          <w:lang w:val="uk-UA" w:eastAsia="ru-RU"/>
+        </w:rPr>
+        <w:t xml:space="preserve">Другою функцією у спільній частині є </w:t>
+      </w:r>
+      <w:r>
+        <w:rPr>
+          <w:rFonts w:cs="Times New Roman"/>
+          <w:lang w:val="uk-UA" w:eastAsia="ru-RU"/>
+        </w:rPr>
+        <w:t>«</w:t>
+      </w:r>
+      <w:r>
+        <w:rPr>
+          <w:rFonts w:cs="Times New Roman"/>
+          <w:lang w:val="en-US" w:eastAsia="ru-RU"/>
+        </w:rPr>
+        <w:t>prepare</w:t>
+      </w:r>
+      <w:r>
+        <w:rPr>
+          <w:rFonts w:cs="Times New Roman"/>
+          <w:lang w:val="uk-UA" w:eastAsia="ru-RU"/>
+        </w:rPr>
+        <w:t>_</w:t>
+      </w:r>
+      <w:r>
+        <w:rPr>
+          <w:rFonts w:cs="Times New Roman"/>
+          <w:lang w:val="en-US" w:eastAsia="ru-RU"/>
+        </w:rPr>
+        <w:t>ndarrays</w:t>
+      </w:r>
+      <w:r>
+        <w:rPr>
+          <w:rFonts w:cs="Times New Roman"/>
+          <w:lang w:val="uk-UA" w:eastAsia="ru-RU"/>
+        </w:rPr>
+        <w:t xml:space="preserve">», що також ділиться на два основних етапи. На першому створюється масиви </w:t>
+      </w:r>
+      <w:r>
+        <w:rPr>
+          <w:rFonts w:cs="Times New Roman"/>
+          <w:lang w:val="uk-UA" w:eastAsia="ru-RU"/>
+        </w:rPr>
+        <w:t xml:space="preserve">типу </w:t>
+      </w:r>
+      <w:r>
+        <w:rPr>
+          <w:rFonts w:cs="Times New Roman"/>
+          <w:lang w:val="uk-UA" w:eastAsia="ru-RU"/>
+        </w:rPr>
+        <w:t>«</w:t>
+      </w:r>
+      <w:r>
+        <w:rPr>
+          <w:rFonts w:cs="Times New Roman"/>
+          <w:lang w:eastAsia="ru-RU"/>
+        </w:rPr>
+        <w:t>ndarray</w:t>
+      </w:r>
+      <w:r>
+        <w:rPr>
+          <w:rFonts w:cs="Times New Roman"/>
+          <w:lang w:val="uk-UA" w:eastAsia="ru-RU"/>
+        </w:rPr>
+        <w:t>»</w:t>
+      </w:r>
+      <w:r>
+        <w:rPr>
+          <w:rFonts w:cs="Times New Roman"/>
+          <w:lang w:val="uk-UA" w:eastAsia="ru-RU"/>
+        </w:rPr>
+        <w:t xml:space="preserve"> (рисунок 2.3)</w:t>
+      </w:r>
+      <w:r>
+        <w:rPr>
+          <w:rFonts w:cs="Times New Roman"/>
+          <w:lang w:val="uk-UA" w:eastAsia="ru-RU"/>
+        </w:rPr>
+        <w:t>. Даний тип даних був обраний, оскільки він підтримує «підключення» до даних у пам’яті, що дозволяє створювати спільну пам’ять у паралельній версії та легко підключатися до неї у процесах. Хоч це і потребує деяких додаткових отперацій, що можуть бути зайвими для послідовної версії, проте необхідність цього вимагається у вказівках до робити, а саме, щоб послідовна версія виконувавала якомога більше схожих операцій, що відбуваються у паралельньому коді. Створюється такі основні масив, як</w:t>
+      </w:r>
+      <w:r>
+        <w:rPr>
+          <w:rFonts w:cs="Times New Roman"/>
+          <w:lang w:val="uk-UA" w:eastAsia="ru-RU"/>
+        </w:rPr>
+        <w:t>: 2D-масиви для зберігання сусідів вершин та ваг до них, масив для зберігання дистанцій до вершин від початкової, 2</w:t>
+      </w:r>
+      <w:r>
+        <w:rPr>
+          <w:rFonts w:cs="Times New Roman"/>
+          <w:lang w:val="en-US" w:eastAsia="ru-RU"/>
+        </w:rPr>
+        <w:t>D</w:t>
+      </w:r>
+      <w:r>
+        <w:rPr>
+          <w:rFonts w:cs="Times New Roman"/>
+          <w:lang w:val="uk-UA" w:eastAsia="ru-RU"/>
+        </w:rPr>
+        <w:t>-масив</w:t>
+      </w:r>
+      <w:r>
+        <w:rPr>
+          <w:rFonts w:cs="Times New Roman"/>
+          <w:lang w:val="uk-UA" w:eastAsia="ru-RU"/>
+        </w:rPr>
+        <w:t>и</w:t>
+      </w:r>
+      <w:r>
+        <w:rPr>
+          <w:rFonts w:cs="Times New Roman"/>
+          <w:lang w:val="uk-UA" w:eastAsia="ru-RU"/>
+        </w:rPr>
+        <w:t xml:space="preserve"> для зберігання вершин у </w:t>
+      </w:r>
+      <w:r>
+        <w:rPr>
+          <w:rFonts w:cs="Times New Roman"/>
+          <w:lang w:val="uk-UA" w:eastAsia="ru-RU"/>
+        </w:rPr>
+        <w:lastRenderedPageBreak/>
+        <w:t>«кошиках»</w:t>
+      </w:r>
+      <w:r>
+        <w:rPr>
+          <w:rFonts w:cs="Times New Roman"/>
+          <w:lang w:val="uk-UA" w:eastAsia="ru-RU"/>
+        </w:rPr>
+        <w:t xml:space="preserve"> та </w:t>
+      </w:r>
+      <w:r>
+        <w:rPr>
+          <w:rFonts w:cs="Times New Roman"/>
+          <w:lang w:val="uk-UA" w:eastAsia="ru-RU"/>
+        </w:rPr>
+        <w:t>для перевірки, чи вершина вже є в бакеті</w:t>
+      </w:r>
+      <w:r>
+        <w:rPr>
+          <w:rFonts w:cs="Times New Roman"/>
+          <w:lang w:val="uk-UA" w:eastAsia="ru-RU"/>
+        </w:rPr>
+        <w:t>, а також масив поточної кількості вершин у кошиках.</w:t>
+      </w:r>
+      <w:r>
+        <w:rPr>
+          <w:rFonts w:cs="Times New Roman"/>
+          <w:lang w:val="uk-UA" w:eastAsia="ru-RU"/>
+        </w:rPr>
+        <w:t xml:space="preserve"> Якщо було передано буфери у функцію, а це, фактично, і є області пам’яті, то масиви підключаються до тих областей та зчитують дані звідти, а в подальшому зможуть і записувати нові. У другій частині </w:t>
+      </w:r>
+      <w:r>
+        <w:rPr>
+          <w:rFonts w:cs="Times New Roman"/>
+          <w:lang w:val="uk-UA" w:eastAsia="ru-RU"/>
+        </w:rPr>
+        <w:t xml:space="preserve">(рисунок 2.4) </w:t>
+      </w:r>
+      <w:r>
+        <w:rPr>
+          <w:rFonts w:cs="Times New Roman"/>
+          <w:lang w:val="uk-UA" w:eastAsia="ru-RU"/>
+        </w:rPr>
+        <w:t>цієї функції виконується перевірка, чи встановлено флаг «</w:t>
+      </w:r>
+      <w:r>
+        <w:rPr>
+          <w:rFonts w:cs="Times New Roman"/>
+          <w:lang w:val="en-US" w:eastAsia="ru-RU"/>
+        </w:rPr>
+        <w:t>set</w:t>
+      </w:r>
+      <w:r>
+        <w:rPr>
+          <w:rFonts w:cs="Times New Roman"/>
+          <w:lang w:val="uk-UA" w:eastAsia="ru-RU"/>
+        </w:rPr>
+        <w:t>_</w:t>
+      </w:r>
+      <w:r>
+        <w:rPr>
+          <w:rFonts w:cs="Times New Roman"/>
+          <w:lang w:val="en-US" w:eastAsia="ru-RU"/>
+        </w:rPr>
+        <w:t>defaults</w:t>
+      </w:r>
+      <w:r>
+        <w:rPr>
+          <w:rFonts w:cs="Times New Roman"/>
+          <w:lang w:val="uk-UA" w:eastAsia="ru-RU"/>
+        </w:rPr>
+        <w:t xml:space="preserve">», що, як правило, встановлюється у «хибно», коли ми хочемо просто створити та підключити до існуючої пам’яті масиви даних. Якщо флаг встановлено у «істина» </w:t>
+      </w:r>
+      <w:r>
+        <w:rPr>
+          <w:rFonts w:cs="Times New Roman"/>
+          <w:lang w:val="uk-UA" w:eastAsia="ru-RU"/>
+        </w:rPr>
+        <w:t>, то відбувається певне початкове заповнення даних масивів, де встано</w:t>
+      </w:r>
+      <w:r>
+        <w:rPr>
+          <w:rFonts w:cs="Times New Roman"/>
+          <w:lang w:val="uk-UA" w:eastAsia="ru-RU"/>
+        </w:rPr>
+        <w:t>влюється початкові відста</w:t>
+      </w:r>
+      <w:r>
+        <w:rPr>
+          <w:rFonts w:cs="Times New Roman"/>
+          <w:lang w:val="uk-UA" w:eastAsia="ru-RU"/>
+        </w:rPr>
+        <w:t xml:space="preserve">ні до вершин </w:t>
+      </w:r>
+      <m:oMath>
+        <m:r>
+          <w:rPr>
+            <w:rFonts w:ascii="Cambria Math" w:hAnsi="Cambria Math" w:cs="Times New Roman"/>
+            <w:lang w:val="uk-UA" w:eastAsia="ru-RU"/>
+          </w:rPr>
+          <m:t>∞</m:t>
+        </m:r>
+      </m:oMath>
+      <w:r>
+        <w:rPr>
+          <w:rFonts w:eastAsiaTheme="minorEastAsia" w:cs="Times New Roman"/>
+          <w:lang w:val="uk-UA" w:eastAsia="ru-RU"/>
+        </w:rPr>
+        <w:t>, окрім початкової, значення</w:t>
+      </w:r>
+      <w:r>
+        <w:rPr>
+          <w:rFonts w:eastAsiaTheme="minorEastAsia" w:cs="Times New Roman"/>
+          <w:lang w:val="uk-UA" w:eastAsia="ru-RU"/>
+        </w:rPr>
+        <w:t xml:space="preserve"> для всіх вершин</w:t>
+      </w:r>
+      <w:r>
+        <w:rPr>
+          <w:rFonts w:eastAsiaTheme="minorEastAsia" w:cs="Times New Roman"/>
+          <w:lang w:val="uk-UA" w:eastAsia="ru-RU"/>
+        </w:rPr>
+        <w:t xml:space="preserve"> у </w:t>
+      </w:r>
+      <w:r>
+        <w:rPr>
+          <w:rFonts w:eastAsiaTheme="minorEastAsia" w:cs="Times New Roman"/>
+          <w:lang w:val="uk-UA" w:eastAsia="ru-RU"/>
+        </w:rPr>
+        <w:t>2</w:t>
+      </w:r>
+      <w:r>
+        <w:rPr>
+          <w:rFonts w:eastAsiaTheme="minorEastAsia" w:cs="Times New Roman"/>
+          <w:lang w:val="en-US" w:eastAsia="ru-RU"/>
+        </w:rPr>
+        <w:t>D</w:t>
+      </w:r>
+      <w:r>
+        <w:rPr>
+          <w:rFonts w:eastAsiaTheme="minorEastAsia" w:cs="Times New Roman"/>
+          <w:lang w:val="uk-UA" w:eastAsia="ru-RU"/>
+        </w:rPr>
+        <w:t>-</w:t>
+      </w:r>
+      <w:r>
+        <w:rPr>
+          <w:rFonts w:eastAsiaTheme="minorEastAsia" w:cs="Times New Roman"/>
+          <w:lang w:val="uk-UA" w:eastAsia="ru-RU"/>
+        </w:rPr>
+        <w:t>масиві для перевірки, чи вже є вершина у «кошику», встановлюється у «</w:t>
+      </w:r>
+      <w:r>
+        <w:rPr>
+          <w:rFonts w:eastAsiaTheme="minorEastAsia" w:cs="Times New Roman"/>
+          <w:lang w:val="uk-UA" w:eastAsia="ru-RU"/>
+        </w:rPr>
+        <w:t>хибно</w:t>
+      </w:r>
+      <w:r>
+        <w:rPr>
+          <w:rFonts w:eastAsiaTheme="minorEastAsia" w:cs="Times New Roman"/>
+          <w:lang w:val="uk-UA" w:eastAsia="ru-RU"/>
+        </w:rPr>
+        <w:t>»</w:t>
+      </w:r>
+      <w:r>
+        <w:rPr>
+          <w:rFonts w:eastAsiaTheme="minorEastAsia" w:cs="Times New Roman"/>
+          <w:lang w:val="uk-UA" w:eastAsia="ru-RU"/>
+        </w:rPr>
+        <w:t xml:space="preserve">, </w:t>
+      </w:r>
+      <w:r>
+        <w:rPr>
+          <w:rFonts w:eastAsiaTheme="minorEastAsia" w:cs="Times New Roman"/>
+          <w:lang w:val="uk-UA" w:eastAsia="ru-RU"/>
+        </w:rPr>
+        <w:t>значення у масиві із розмірами кошиків встановлюються у «0», а дані із 2</w:t>
+      </w:r>
+      <w:r>
+        <w:rPr>
+          <w:rFonts w:eastAsiaTheme="minorEastAsia" w:cs="Times New Roman"/>
+          <w:lang w:val="en-US" w:eastAsia="ru-RU"/>
+        </w:rPr>
+        <w:t>D</w:t>
+      </w:r>
+      <w:r>
+        <w:rPr>
+          <w:rFonts w:eastAsiaTheme="minorEastAsia" w:cs="Times New Roman"/>
+          <w:lang w:val="uk-UA" w:eastAsia="ru-RU"/>
+        </w:rPr>
+        <w:t>-масивів базових типів «</w:t>
+      </w:r>
+      <w:r>
+        <w:rPr>
+          <w:rFonts w:eastAsiaTheme="minorEastAsia" w:cs="Times New Roman"/>
+          <w:lang w:val="en-US" w:eastAsia="ru-RU"/>
+        </w:rPr>
+        <w:t>neighbours</w:t>
+      </w:r>
+      <w:r>
+        <w:rPr>
+          <w:rFonts w:eastAsiaTheme="minorEastAsia" w:cs="Times New Roman"/>
+          <w:lang w:val="uk-UA" w:eastAsia="ru-RU"/>
+        </w:rPr>
+        <w:t>»</w:t>
+      </w:r>
+      <w:r>
+        <w:rPr>
+          <w:rFonts w:eastAsiaTheme="minorEastAsia" w:cs="Times New Roman"/>
+          <w:lang w:val="uk-UA" w:eastAsia="ru-RU"/>
+        </w:rPr>
+        <w:t xml:space="preserve"> </w:t>
+      </w:r>
+      <w:r>
+        <w:rPr>
+          <w:rFonts w:eastAsiaTheme="minorEastAsia" w:cs="Times New Roman"/>
+          <w:lang w:val="uk-UA" w:eastAsia="ru-RU"/>
+        </w:rPr>
+        <w:t>та «</w:t>
+      </w:r>
+      <w:r>
+        <w:rPr>
+          <w:rFonts w:eastAsiaTheme="minorEastAsia" w:cs="Times New Roman"/>
+          <w:lang w:val="en-US" w:eastAsia="ru-RU"/>
+        </w:rPr>
+        <w:t>weights</w:t>
+      </w:r>
+      <w:r>
+        <w:rPr>
+          <w:rFonts w:eastAsiaTheme="minorEastAsia" w:cs="Times New Roman"/>
+          <w:lang w:val="uk-UA" w:eastAsia="ru-RU"/>
+        </w:rPr>
+        <w:t xml:space="preserve">» переносяться </w:t>
+      </w:r>
+      <w:r>
+        <w:rPr>
+          <w:rFonts w:eastAsiaTheme="minorEastAsia" w:cs="Times New Roman"/>
+          <w:lang w:val="uk-UA" w:eastAsia="ru-RU"/>
+        </w:rPr>
+        <w:t xml:space="preserve">у відповідні </w:t>
+      </w:r>
+      <w:r>
+        <w:rPr>
+          <w:rFonts w:eastAsiaTheme="minorEastAsia" w:cs="Times New Roman"/>
+          <w:lang w:val="uk-UA" w:eastAsia="ru-RU"/>
+        </w:rPr>
+        <w:t>2D-</w:t>
+      </w:r>
+      <w:r>
+        <w:rPr>
+          <w:rFonts w:eastAsiaTheme="minorEastAsia" w:cs="Times New Roman"/>
+          <w:lang w:val="uk-UA" w:eastAsia="ru-RU"/>
+        </w:rPr>
+        <w:t xml:space="preserve">масиви </w:t>
+      </w:r>
+      <w:r>
+        <w:rPr>
+          <w:rFonts w:eastAsiaTheme="minorEastAsia" w:cs="Times New Roman"/>
+          <w:lang w:val="uk-UA" w:eastAsia="ru-RU"/>
+        </w:rPr>
+        <w:t>«</w:t>
+      </w:r>
+      <w:r>
+        <w:rPr>
+          <w:rFonts w:eastAsiaTheme="minorEastAsia" w:cs="Times New Roman"/>
+          <w:lang w:val="en-US" w:eastAsia="ru-RU"/>
+        </w:rPr>
+        <w:t>ndarray</w:t>
+      </w:r>
+      <w:r>
+        <w:rPr>
+          <w:rFonts w:eastAsiaTheme="minorEastAsia" w:cs="Times New Roman"/>
+          <w:lang w:val="uk-UA" w:eastAsia="ru-RU"/>
+        </w:rPr>
+        <w:t>», а оскільки кількість колонок у кінцевих масивах «ndarray»</w:t>
+      </w:r>
+      <w:r>
+        <w:rPr>
+          <w:rFonts w:eastAsiaTheme="minorEastAsia" w:cs="Times New Roman"/>
+          <w:lang w:val="uk-UA" w:eastAsia="ru-RU"/>
+        </w:rPr>
+        <w:t xml:space="preserve"> </w:t>
+      </w:r>
+      <w:r>
+        <w:rPr>
+          <w:rFonts w:eastAsiaTheme="minorEastAsia" w:cs="Times New Roman"/>
+          <w:lang w:val="uk-UA" w:eastAsia="ru-RU"/>
+        </w:rPr>
+        <w:t>є статичним значенням</w:t>
+      </w:r>
+      <w:r>
+        <w:rPr>
+          <w:rFonts w:eastAsiaTheme="minorEastAsia" w:cs="Times New Roman"/>
+          <w:lang w:val="uk-UA" w:eastAsia="ru-RU"/>
+        </w:rPr>
+        <w:t xml:space="preserve"> та виділяється із запасом</w:t>
+      </w:r>
+      <w:r>
+        <w:rPr>
+          <w:rFonts w:eastAsiaTheme="minorEastAsia" w:cs="Times New Roman"/>
+          <w:lang w:val="uk-UA" w:eastAsia="ru-RU"/>
+        </w:rPr>
+        <w:t xml:space="preserve">, щоб вершина із максимальним степенем могла мати усіх її сусідів, то не зайняті колонки для інших вершин заповнюється значеннями «-1». </w:t>
+      </w:r>
+      <w:r>
+        <w:rPr>
+          <w:rFonts w:eastAsiaTheme="minorEastAsia" w:cs="Times New Roman"/>
+          <w:lang w:val="uk-UA" w:eastAsia="ru-RU"/>
+        </w:rPr>
+        <w:t>Усі масиви «</w:t>
+      </w:r>
+      <w:r>
+        <w:rPr>
+          <w:rFonts w:eastAsiaTheme="minorEastAsia" w:cs="Times New Roman"/>
+          <w:lang w:val="en-US" w:eastAsia="ru-RU"/>
+        </w:rPr>
+        <w:t>ndarray</w:t>
+      </w:r>
+      <w:r>
+        <w:rPr>
+          <w:rFonts w:eastAsiaTheme="minorEastAsia" w:cs="Times New Roman"/>
+          <w:lang w:val="uk-UA" w:eastAsia="ru-RU"/>
+        </w:rPr>
+        <w:t>» повертаються із функції.</w:t>
+      </w:r>
+    </w:p>
+    <w:p>
+      <w:pPr>
+        <w:jc w:val="center"/>
+        <w:rPr>
+          <w:rFonts w:cs="Times New Roman"/>
+          <w:lang w:val="uk-UA" w:eastAsia="ru-RU"/>
+        </w:rPr>
+      </w:pPr>
+      <w:r>
+        <w:rPr>
+          <w:noProof/>
+          <w:lang w:eastAsia="ru-RU"/>
+        </w:rPr>
+        <w:lastRenderedPageBreak/>
+        <w:drawing>
+          <wp:inline distT="0" distB="0" distL="0" distR="0" wp14:anchorId="6F532E4C" wp14:editId="65240967">
+            <wp:extent cx="4229100" cy="8124825"/>
+            <wp:effectExtent l="0" t="0" r="0" b="9525"/>
+            <wp:docPr id="2" name="Рисунок 2"/>
+            <wp:cNvGraphicFramePr>
+              <a:graphicFrameLocks xmlns:a="http://schemas.openxmlformats.org/drawingml/2006/main" noChangeAspect="1"/>
+            </wp:cNvGraphicFramePr>
+            <a:graphic xmlns:a="http://schemas.openxmlformats.org/drawingml/2006/main">
+              <a:graphicData uri="http://schemas.openxmlformats.org/drawingml/2006/picture">
+                <pic:pic xmlns:pic="http://schemas.openxmlformats.org/drawingml/2006/picture">
+                  <pic:nvPicPr>
+                    <pic:cNvPr id="1" name=""/>
+                    <pic:cNvPicPr/>
+                  </pic:nvPicPr>
+                  <pic:blipFill>
+                    <a:blip r:embed="rId11"/>
+                    <a:stretch>
+                      <a:fillRect/>
+                    </a:stretch>
+                  </pic:blipFill>
+                  <pic:spPr>
+                    <a:xfrm>
+                      <a:off x="0" y="0"/>
+                      <a:ext cx="4229100" cy="8124825"/>
+                    </a:xfrm>
+                    <a:prstGeom prst="rect">
+                      <a:avLst/>
+                    </a:prstGeom>
+                  </pic:spPr>
+                </pic:pic>
+              </a:graphicData>
+            </a:graphic>
+          </wp:inline>
+        </w:drawing>
+      </w:r>
+    </w:p>
+    <w:p>
+      <w:pPr>
+        <w:jc w:val="center"/>
+        <w:rPr>
+          <w:rFonts w:cs="Times New Roman"/>
+          <w:lang w:val="uk-UA" w:eastAsia="ru-RU"/>
+        </w:rPr>
+      </w:pPr>
+      <w:r>
+        <w:rPr>
+          <w:rFonts w:cs="Times New Roman"/>
+          <w:lang w:val="uk-UA" w:eastAsia="ru-RU"/>
+        </w:rPr>
+        <w:t>Рисунок 2.3 – Перша частина «</w:t>
+      </w:r>
+      <w:r>
+        <w:rPr>
+          <w:rFonts w:cs="Times New Roman"/>
+          <w:lang w:val="en-US" w:eastAsia="ru-RU"/>
+        </w:rPr>
+        <w:t>prepare</w:t>
+      </w:r>
+      <w:r>
+        <w:rPr>
+          <w:rFonts w:cs="Times New Roman"/>
+          <w:lang w:eastAsia="ru-RU"/>
+        </w:rPr>
+        <w:t>_</w:t>
+      </w:r>
+      <w:r>
+        <w:rPr>
+          <w:rFonts w:cs="Times New Roman"/>
+          <w:lang w:val="en-US" w:eastAsia="ru-RU"/>
+        </w:rPr>
+        <w:t>ndarrays</w:t>
+      </w:r>
+      <w:r>
+        <w:rPr>
+          <w:rFonts w:cs="Times New Roman"/>
+          <w:lang w:val="uk-UA" w:eastAsia="ru-RU"/>
+        </w:rPr>
+        <w:t>»</w:t>
+      </w:r>
+    </w:p>
+    <w:p>
+      <w:pPr>
+        <w:jc w:val="center"/>
+        <w:rPr>
+          <w:rFonts w:cs="Times New Roman"/>
+          <w:lang w:val="uk-UA" w:eastAsia="ru-RU"/>
+        </w:rPr>
+      </w:pPr>
+      <w:r>
+        <w:rPr>
+          <w:noProof/>
+          <w:lang w:eastAsia="ru-RU"/>
+        </w:rPr>
+        <w:lastRenderedPageBreak/>
+        <w:drawing>
+          <wp:inline distT="0" distB="0" distL="0" distR="0" wp14:anchorId="1B6EB62A" wp14:editId="35E54F12">
+            <wp:extent cx="6120130" cy="4013200"/>
+            <wp:effectExtent l="0" t="0" r="0" b="6350"/>
+            <wp:docPr id="3" name="Рисунок 3"/>
+            <wp:cNvGraphicFramePr>
+              <a:graphicFrameLocks xmlns:a="http://schemas.openxmlformats.org/drawingml/2006/main" noChangeAspect="1"/>
+            </wp:cNvGraphicFramePr>
+            <a:graphic xmlns:a="http://schemas.openxmlformats.org/drawingml/2006/main">
+              <a:graphicData uri="http://schemas.openxmlformats.org/drawingml/2006/picture">
+                <pic:pic xmlns:pic="http://schemas.openxmlformats.org/drawingml/2006/picture">
+                  <pic:nvPicPr>
+                    <pic:cNvPr id="1" name=""/>
+                    <pic:cNvPicPr/>
+                  </pic:nvPicPr>
+                  <pic:blipFill>
+                    <a:blip r:embed="rId12"/>
+                    <a:stretch>
+                      <a:fillRect/>
+                    </a:stretch>
+                  </pic:blipFill>
+                  <pic:spPr>
+                    <a:xfrm>
+                      <a:off x="0" y="0"/>
+                      <a:ext cx="6120130" cy="4013200"/>
+                    </a:xfrm>
+                    <a:prstGeom prst="rect">
+                      <a:avLst/>
+                    </a:prstGeom>
+                  </pic:spPr>
+                </pic:pic>
+              </a:graphicData>
+            </a:graphic>
+          </wp:inline>
+        </w:drawing>
+      </w:r>
+    </w:p>
+    <w:p>
+      <w:pPr>
+        <w:jc w:val="center"/>
+        <w:rPr>
+          <w:rFonts w:cs="Times New Roman"/>
+          <w:lang w:val="uk-UA" w:eastAsia="ru-RU"/>
+        </w:rPr>
+      </w:pPr>
+      <w:r>
+        <w:rPr>
+          <w:rFonts w:cs="Times New Roman"/>
+          <w:lang w:val="uk-UA" w:eastAsia="ru-RU"/>
+        </w:rPr>
+        <w:t>Рисунок 2.</w:t>
+      </w:r>
+      <w:r>
+        <w:rPr>
+          <w:rFonts w:cs="Times New Roman"/>
+          <w:lang w:eastAsia="ru-RU"/>
+        </w:rPr>
+        <w:t xml:space="preserve">4 </w:t>
+      </w:r>
+      <w:r>
+        <w:rPr>
+          <w:rFonts w:cs="Times New Roman"/>
+          <w:lang w:val="uk-UA" w:eastAsia="ru-RU"/>
+        </w:rPr>
+        <w:t xml:space="preserve">– </w:t>
+      </w:r>
+      <w:r>
+        <w:rPr>
+          <w:rFonts w:cs="Times New Roman"/>
+          <w:lang w:eastAsia="ru-RU"/>
+        </w:rPr>
+        <w:t>Друга</w:t>
+      </w:r>
+      <w:r>
+        <w:rPr>
+          <w:rFonts w:cs="Times New Roman"/>
+          <w:lang w:val="uk-UA" w:eastAsia="ru-RU"/>
+        </w:rPr>
+        <w:t xml:space="preserve"> частина «</w:t>
+      </w:r>
+      <w:r>
+        <w:rPr>
+          <w:rFonts w:cs="Times New Roman"/>
+          <w:lang w:val="en-US" w:eastAsia="ru-RU"/>
+        </w:rPr>
+        <w:t>prepare</w:t>
+      </w:r>
+      <w:r>
+        <w:rPr>
+          <w:rFonts w:cs="Times New Roman"/>
+          <w:lang w:eastAsia="ru-RU"/>
+        </w:rPr>
+        <w:t>_</w:t>
+      </w:r>
+      <w:r>
+        <w:rPr>
+          <w:rFonts w:cs="Times New Roman"/>
+          <w:lang w:val="en-US" w:eastAsia="ru-RU"/>
+        </w:rPr>
+        <w:t>ndarrays</w:t>
+      </w:r>
+      <w:r>
+        <w:rPr>
+          <w:rFonts w:cs="Times New Roman"/>
+          <w:lang w:val="uk-UA" w:eastAsia="ru-RU"/>
+        </w:rPr>
+        <w:t>»</w:t>
+      </w:r>
+    </w:p>
+    <w:p>
+      <w:pPr>
+        <w:rPr>
+          <w:rFonts w:cs="Times New Roman"/>
+          <w:lang w:eastAsia="ru-RU"/>
+        </w:rPr>
+      </w:pPr>
+      <w:r>
+        <w:rPr>
+          <w:rFonts w:cs="Times New Roman"/>
+          <w:lang w:val="uk-UA" w:eastAsia="ru-RU"/>
+        </w:rPr>
+        <w:t>Останньою спільною функцією є «</w:t>
+      </w:r>
+      <w:r>
+        <w:rPr>
+          <w:rFonts w:cs="Times New Roman"/>
+          <w:lang w:val="en-US" w:eastAsia="ru-RU"/>
+        </w:rPr>
+        <w:t>add</w:t>
+      </w:r>
+      <w:r>
+        <w:rPr>
+          <w:rFonts w:cs="Times New Roman"/>
+          <w:lang w:val="uk-UA" w:eastAsia="ru-RU"/>
+        </w:rPr>
+        <w:t>_</w:t>
+      </w:r>
+      <w:r>
+        <w:rPr>
+          <w:rFonts w:cs="Times New Roman"/>
+          <w:lang w:val="en-US" w:eastAsia="ru-RU"/>
+        </w:rPr>
+        <w:t>to</w:t>
+      </w:r>
+      <w:r>
+        <w:rPr>
+          <w:rFonts w:cs="Times New Roman"/>
+          <w:lang w:val="uk-UA" w:eastAsia="ru-RU"/>
+        </w:rPr>
+        <w:t>_</w:t>
+      </w:r>
+      <w:r>
+        <w:rPr>
+          <w:rFonts w:cs="Times New Roman"/>
+          <w:lang w:val="en-US" w:eastAsia="ru-RU"/>
+        </w:rPr>
+        <w:t>bucket</w:t>
+      </w:r>
+      <w:r>
+        <w:rPr>
+          <w:rFonts w:cs="Times New Roman"/>
+          <w:lang w:val="uk-UA" w:eastAsia="ru-RU"/>
+        </w:rPr>
+        <w:t>» (рисунок 2.5), що зменшує дублікацію коду, оскільки є однаковою для обох версій алгоритму. Все, що вона робить це: отриманння дистанц</w:t>
+      </w:r>
+      <w:r>
+        <w:rPr>
+          <w:rFonts w:cs="Times New Roman"/>
+          <w:lang w:val="uk-UA" w:eastAsia="ru-RU"/>
+        </w:rPr>
+        <w:t xml:space="preserve">ії до вершини, що необхідно додати у </w:t>
+      </w:r>
+      <w:r>
+        <w:rPr>
+          <w:rFonts w:cs="Times New Roman"/>
+          <w:lang w:val="uk-UA" w:eastAsia="ru-RU"/>
+        </w:rPr>
+        <w:t xml:space="preserve">«кошик», підрахунок номеру кошику, у яких необхідно її додати, використовуючи параметр </w:t>
+      </w:r>
+      <m:oMath>
+        <m:r>
+          <w:rPr>
+            <w:rFonts w:ascii="Cambria Math" w:hAnsi="Cambria Math" w:cs="Times New Roman"/>
+            <w:lang w:val="uk-UA" w:eastAsia="ru-RU"/>
+          </w:rPr>
+          <m:t>∆</m:t>
+        </m:r>
+      </m:oMath>
+      <w:r>
+        <w:rPr>
+          <w:rFonts w:cs="Times New Roman"/>
+          <w:lang w:val="uk-UA" w:eastAsia="ru-RU"/>
+        </w:rPr>
+        <w:t xml:space="preserve"> та максимальну кількість «кошиків», де остання змінна необхідна, оскільки використовуються </w:t>
+      </w:r>
+      <w:r>
+        <w:rPr>
+          <w:rFonts w:cs="Times New Roman"/>
+          <w:lang w:val="uk-UA" w:eastAsia="ru-RU"/>
+        </w:rPr>
+        <w:t xml:space="preserve">циклічний буфер для </w:t>
+      </w:r>
+      <w:r>
+        <w:rPr>
+          <w:rFonts w:cs="Times New Roman"/>
+          <w:lang w:val="uk-UA" w:eastAsia="ru-RU"/>
+        </w:rPr>
+        <w:t>«</w:t>
+      </w:r>
+      <w:r>
+        <w:rPr>
+          <w:rFonts w:cs="Times New Roman"/>
+          <w:lang w:val="uk-UA" w:eastAsia="ru-RU"/>
+        </w:rPr>
+        <w:t>кошиків</w:t>
+      </w:r>
+      <w:r>
+        <w:rPr>
+          <w:rFonts w:cs="Times New Roman"/>
+          <w:lang w:val="uk-UA" w:eastAsia="ru-RU"/>
+        </w:rPr>
+        <w:t>» для економії пам’ті. Тобто, замість того, щоб створювати зайві «кошики», що вказані у теорії, ми створюємо мінімальну необхідну кількість та перевикористовуємо старі, коли дані у них вже оброблені. Після підрахунку кошику, у який необхідно додати  вершину, відбувається, власне, додавання у кінець, у вільне місце, змінюючи при цьому розмір кошика на «+1».</w:t>
+      </w:r>
+    </w:p>
+    <w:p>
+      <w:pPr>
+        <w:jc w:val="center"/>
+        <w:rPr>
+          <w:rFonts w:cs="Times New Roman"/>
+          <w:lang w:val="uk-UA" w:eastAsia="ru-RU"/>
+        </w:rPr>
+      </w:pPr>
+      <w:r>
+        <w:rPr>
+          <w:noProof/>
+          <w:lang w:eastAsia="ru-RU"/>
+        </w:rPr>
+        <w:lastRenderedPageBreak/>
+        <w:drawing>
+          <wp:inline distT="0" distB="0" distL="0" distR="0" wp14:anchorId="6CD1811A" wp14:editId="3C52B5E9">
+            <wp:extent cx="5514975" cy="2667000"/>
+            <wp:effectExtent l="0" t="0" r="9525" b="0"/>
+            <wp:docPr id="5" name="Рисунок 5"/>
+            <wp:cNvGraphicFramePr>
+              <a:graphicFrameLocks xmlns:a="http://schemas.openxmlformats.org/drawingml/2006/main" noChangeAspect="1"/>
+            </wp:cNvGraphicFramePr>
+            <a:graphic xmlns:a="http://schemas.openxmlformats.org/drawingml/2006/main">
+              <a:graphicData uri="http://schemas.openxmlformats.org/drawingml/2006/picture">
+                <pic:pic xmlns:pic="http://schemas.openxmlformats.org/drawingml/2006/picture">
+                  <pic:nvPicPr>
+                    <pic:cNvPr id="1" name=""/>
+                    <pic:cNvPicPr/>
+                  </pic:nvPicPr>
+                  <pic:blipFill>
+                    <a:blip r:embed="rId13"/>
+                    <a:stretch>
+                      <a:fillRect/>
+                    </a:stretch>
+                  </pic:blipFill>
+                  <pic:spPr>
+                    <a:xfrm>
+                      <a:off x="0" y="0"/>
+                      <a:ext cx="5514975" cy="2667000"/>
+                    </a:xfrm>
+                    <a:prstGeom prst="rect">
+                      <a:avLst/>
+                    </a:prstGeom>
+                  </pic:spPr>
+                </pic:pic>
+              </a:graphicData>
+            </a:graphic>
+          </wp:inline>
+        </w:drawing>
+      </w:r>
     </w:p>
     <w:p>
       <w:pPr>
@@ -10016,19 +11285,4271 @@
           <w:lang w:val="uk-UA" w:eastAsia="ru-RU"/>
         </w:rPr>
       </w:pPr>
-    </w:p>
-    <w:p>
-      <w:pPr>
-        <w:rPr>
-          <w:rFonts w:eastAsia="Arial Unicode MS" w:cs="Times New Roman"/>
-          <w:bCs/>
-          <w:color w:val="000000"/>
-          <w:szCs w:val="28"/>
-          <w:u w:color="000000"/>
-          <w:bdr w:val="nil"/>
-          <w:lang w:val="uk-UA" w:eastAsia="ru-RU"/>
-        </w:rPr>
-      </w:pPr>
+      <w:r>
+        <w:rPr>
+          <w:rFonts w:eastAsia="Arial Unicode MS" w:cs="Times New Roman"/>
+          <w:bCs/>
+          <w:color w:val="000000"/>
+          <w:szCs w:val="28"/>
+          <w:u w:color="000000"/>
+          <w:bdr w:val="nil"/>
+          <w:lang w:val="uk-UA" w:eastAsia="ru-RU"/>
+        </w:rPr>
+        <w:t>Рисунок 2.5 – Функція «</w:t>
+      </w:r>
+      <w:r>
+        <w:rPr>
+          <w:rFonts w:eastAsia="Arial Unicode MS" w:cs="Times New Roman"/>
+          <w:bCs/>
+          <w:color w:val="000000"/>
+          <w:szCs w:val="28"/>
+          <w:u w:color="000000"/>
+          <w:bdr w:val="nil"/>
+          <w:lang w:val="en-US" w:eastAsia="ru-RU"/>
+        </w:rPr>
+        <w:t>add_to_bucket</w:t>
+      </w:r>
+      <w:r>
+        <w:rPr>
+          <w:rFonts w:eastAsia="Arial Unicode MS" w:cs="Times New Roman"/>
+          <w:bCs/>
+          <w:color w:val="000000"/>
+          <w:szCs w:val="28"/>
+          <w:u w:color="000000"/>
+          <w:bdr w:val="nil"/>
+          <w:lang w:val="uk-UA" w:eastAsia="ru-RU"/>
+        </w:rPr>
+        <w:t>»</w:t>
+      </w:r>
+    </w:p>
+    <w:p>
+      <w:pPr>
+        <w:ind w:firstLine="0"/>
+        <w:rPr>
+          <w:rFonts w:eastAsiaTheme="minorEastAsia"/>
+          <w:lang w:val="uk-UA"/>
+        </w:rPr>
+      </w:pPr>
+      <w:r>
+        <w:rPr>
+          <w:rFonts w:eastAsia="Arial Unicode MS" w:cs="Times New Roman"/>
+          <w:bCs/>
+          <w:color w:val="000000"/>
+          <w:szCs w:val="28"/>
+          <w:u w:color="000000"/>
+          <w:bdr w:val="nil"/>
+          <w:lang w:val="en-US" w:eastAsia="ru-RU"/>
+        </w:rPr>
+        <w:tab/>
+      </w:r>
+      <w:r>
+        <w:rPr>
+          <w:rFonts w:eastAsia="Arial Unicode MS" w:cs="Times New Roman"/>
+          <w:bCs/>
+          <w:color w:val="000000"/>
+          <w:szCs w:val="28"/>
+          <w:u w:color="000000"/>
+          <w:bdr w:val="nil"/>
+          <w:lang w:eastAsia="ru-RU"/>
+        </w:rPr>
+        <w:t xml:space="preserve">Перейдемо у другий файл </w:t>
+      </w:r>
+      <w:r>
+        <w:rPr>
+          <w:rFonts w:eastAsia="Arial Unicode MS" w:cs="Times New Roman"/>
+          <w:bCs/>
+          <w:color w:val="000000"/>
+          <w:szCs w:val="28"/>
+          <w:u w:color="000000"/>
+          <w:bdr w:val="nil"/>
+          <w:lang w:eastAsia="ru-RU"/>
+        </w:rPr>
+        <w:t xml:space="preserve">(другу логічну частину), де опишемо наш послідовний алгоритм. Для цього створимо функцію </w:t>
+      </w:r>
+      <w:r>
+        <w:rPr>
+          <w:rFonts w:eastAsia="Arial Unicode MS" w:cs="Times New Roman"/>
+          <w:bCs/>
+          <w:color w:val="000000"/>
+          <w:szCs w:val="28"/>
+          <w:u w:color="000000"/>
+          <w:bdr w:val="nil"/>
+          <w:lang w:val="uk-UA" w:eastAsia="ru-RU"/>
+        </w:rPr>
+        <w:t>«sequential</w:t>
+      </w:r>
+      <w:r>
+        <w:rPr>
+          <w:rFonts w:eastAsia="Arial Unicode MS" w:cs="Times New Roman"/>
+          <w:bCs/>
+          <w:color w:val="000000"/>
+          <w:szCs w:val="28"/>
+          <w:u w:color="000000"/>
+          <w:bdr w:val="nil"/>
+          <w:lang w:eastAsia="ru-RU"/>
+        </w:rPr>
+        <w:t>_</w:t>
+      </w:r>
+      <w:r>
+        <w:rPr>
+          <w:rFonts w:eastAsia="Arial Unicode MS" w:cs="Times New Roman"/>
+          <w:bCs/>
+          <w:color w:val="000000"/>
+          <w:szCs w:val="28"/>
+          <w:u w:color="000000"/>
+          <w:bdr w:val="nil"/>
+          <w:lang w:val="en-US" w:eastAsia="ru-RU"/>
+        </w:rPr>
+        <w:t>delta</w:t>
+      </w:r>
+      <w:r>
+        <w:rPr>
+          <w:rFonts w:eastAsia="Arial Unicode MS" w:cs="Times New Roman"/>
+          <w:bCs/>
+          <w:color w:val="000000"/>
+          <w:szCs w:val="28"/>
+          <w:u w:color="000000"/>
+          <w:bdr w:val="nil"/>
+          <w:lang w:eastAsia="ru-RU"/>
+        </w:rPr>
+        <w:t>_</w:t>
+      </w:r>
+      <w:r>
+        <w:rPr>
+          <w:rFonts w:eastAsia="Arial Unicode MS" w:cs="Times New Roman"/>
+          <w:bCs/>
+          <w:color w:val="000000"/>
+          <w:szCs w:val="28"/>
+          <w:u w:color="000000"/>
+          <w:bdr w:val="nil"/>
+          <w:lang w:val="en-US" w:eastAsia="ru-RU"/>
+        </w:rPr>
+        <w:t>stepping</w:t>
+      </w:r>
+      <w:r>
+        <w:rPr>
+          <w:rFonts w:eastAsia="Arial Unicode MS" w:cs="Times New Roman"/>
+          <w:bCs/>
+          <w:color w:val="000000"/>
+          <w:szCs w:val="28"/>
+          <w:u w:color="000000"/>
+          <w:bdr w:val="nil"/>
+          <w:lang w:val="uk-UA" w:eastAsia="ru-RU"/>
+        </w:rPr>
+        <w:t>»</w:t>
+      </w:r>
+      <w:r>
+        <w:rPr>
+          <w:rFonts w:eastAsia="Arial Unicode MS" w:cs="Times New Roman"/>
+          <w:bCs/>
+          <w:color w:val="000000"/>
+          <w:szCs w:val="28"/>
+          <w:u w:color="000000"/>
+          <w:bdr w:val="nil"/>
+          <w:lang w:val="uk-UA" w:eastAsia="ru-RU"/>
+        </w:rPr>
+        <w:t xml:space="preserve"> (рисунок 2.6)</w:t>
+      </w:r>
+      <w:r>
+        <w:rPr>
+          <w:rFonts w:eastAsia="Arial Unicode MS" w:cs="Times New Roman"/>
+          <w:bCs/>
+          <w:color w:val="000000"/>
+          <w:szCs w:val="28"/>
+          <w:u w:color="000000"/>
+          <w:bdr w:val="nil"/>
+          <w:lang w:val="uk-UA" w:eastAsia="ru-RU"/>
+        </w:rPr>
+        <w:t>, що приймає на вхід 2D-масиви із сусідами вершин та вагами до них (кожен рядок – це окрема вершина, де в кожній колонці зображено її сусідів, або ваги до них</w:t>
+      </w:r>
+      <w:r>
+        <w:rPr>
+          <w:lang w:val="uk-UA"/>
+        </w:rPr>
+        <w:t xml:space="preserve"> відпов</w:t>
+      </w:r>
+      <w:r>
+        <w:rPr>
+          <w:lang w:val="uk-UA"/>
+        </w:rPr>
+        <w:t xml:space="preserve">ідно), початкову вершину, звідки необхідно почати пошук та параметр </w:t>
+      </w:r>
+      <m:oMath>
+        <m:r>
+          <w:rPr>
+            <w:rFonts w:ascii="Cambria Math" w:hAnsi="Cambria Math"/>
+            <w:lang w:val="uk-UA"/>
+          </w:rPr>
+          <m:t>∆</m:t>
+        </m:r>
+      </m:oMath>
+      <w:r>
+        <w:rPr>
+          <w:rFonts w:eastAsiaTheme="minorEastAsia"/>
+          <w:lang w:val="uk-UA"/>
+        </w:rPr>
+        <w:t>, що може мати значення «автоматично» за допомогою значення «-1».</w:t>
+      </w:r>
+      <w:r>
+        <w:rPr>
+          <w:rFonts w:eastAsiaTheme="minorEastAsia"/>
+          <w:lang w:val="uk-UA"/>
+        </w:rPr>
+        <w:t xml:space="preserve"> </w:t>
+      </w:r>
+      <w:r>
+        <w:rPr>
+          <w:rFonts w:eastAsiaTheme="minorEastAsia"/>
+          <w:lang w:val="uk-UA"/>
+        </w:rPr>
+        <w:t xml:space="preserve">На початку ця функція використовує раніше створені спільні функції: валідує дані та отримує певні статистичні змінні, що необхідно у створенні масивів даних та у подальшій логіці, створює, власне, </w:t>
+      </w:r>
+      <w:r>
+        <w:rPr>
+          <w:rFonts w:eastAsiaTheme="minorEastAsia"/>
+          <w:lang w:val="uk-UA"/>
+        </w:rPr>
+        <w:t xml:space="preserve">масиви даних, </w:t>
+      </w:r>
+      <w:r>
+        <w:rPr>
+          <w:rFonts w:eastAsiaTheme="minorEastAsia"/>
+          <w:lang w:val="uk-UA"/>
+        </w:rPr>
+        <w:t xml:space="preserve">додає початкову вершину </w:t>
+      </w:r>
+      <w:r>
+        <w:rPr>
+          <w:rFonts w:eastAsiaTheme="minorEastAsia"/>
+          <w:lang w:val="uk-UA"/>
+        </w:rPr>
+        <w:t xml:space="preserve">у </w:t>
+      </w:r>
+      <w:r>
+        <w:rPr>
+          <w:rFonts w:eastAsiaTheme="minorEastAsia"/>
+          <w:lang w:val="uk-UA"/>
+        </w:rPr>
+        <w:t xml:space="preserve">«кошик» та ініціалізує змінні для проходу по «кошикам». </w:t>
+      </w:r>
+      <w:r>
+        <w:rPr>
+          <w:rFonts w:eastAsiaTheme="minorEastAsia"/>
+          <w:lang w:val="uk-UA"/>
+        </w:rPr>
+        <w:t>Основний цикл зображено на рисунку 2.7. Тут, поки змінна «</w:t>
+      </w:r>
+      <w:r>
+        <w:rPr>
+          <w:rFonts w:eastAsiaTheme="minorEastAsia"/>
+        </w:rPr>
+        <w:t>next</w:t>
+      </w:r>
+      <w:r>
+        <w:rPr>
+          <w:rFonts w:eastAsiaTheme="minorEastAsia"/>
+          <w:lang w:val="uk-UA"/>
+        </w:rPr>
+        <w:t>_</w:t>
+      </w:r>
+      <w:r>
+        <w:rPr>
+          <w:rFonts w:eastAsiaTheme="minorEastAsia"/>
+        </w:rPr>
+        <w:t>non</w:t>
+      </w:r>
+      <w:r>
+        <w:rPr>
+          <w:rFonts w:eastAsiaTheme="minorEastAsia"/>
+          <w:lang w:val="uk-UA"/>
+        </w:rPr>
+        <w:t>_</w:t>
+      </w:r>
+      <w:r>
+        <w:rPr>
+          <w:rFonts w:eastAsiaTheme="minorEastAsia"/>
+        </w:rPr>
+        <w:t>empty</w:t>
+      </w:r>
+      <w:r>
+        <w:rPr>
+          <w:rFonts w:eastAsiaTheme="minorEastAsia"/>
+          <w:lang w:val="uk-UA"/>
+        </w:rPr>
+        <w:t>_</w:t>
+      </w:r>
+      <w:r>
+        <w:rPr>
+          <w:rFonts w:eastAsiaTheme="minorEastAsia"/>
+        </w:rPr>
+        <w:t>bucket</w:t>
+      </w:r>
+      <w:r>
+        <w:rPr>
+          <w:rFonts w:eastAsiaTheme="minorEastAsia"/>
+          <w:lang w:val="uk-UA"/>
+        </w:rPr>
+        <w:t>_</w:t>
+      </w:r>
+      <w:r>
+        <w:rPr>
+          <w:rFonts w:eastAsiaTheme="minorEastAsia"/>
+        </w:rPr>
+        <w:t>absolute</w:t>
+      </w:r>
+      <w:r>
+        <w:rPr>
+          <w:rFonts w:eastAsiaTheme="minorEastAsia"/>
+          <w:lang w:val="uk-UA"/>
+        </w:rPr>
+        <w:t>_</w:t>
+      </w:r>
+      <w:r>
+        <w:rPr>
+          <w:rFonts w:eastAsiaTheme="minorEastAsia"/>
+        </w:rPr>
+        <w:t>index</w:t>
+      </w:r>
+      <w:r>
+        <w:rPr>
+          <w:rFonts w:eastAsiaTheme="minorEastAsia"/>
+          <w:lang w:val="uk-UA"/>
+        </w:rPr>
+        <w:t>»</w:t>
+      </w:r>
+      <w:r>
+        <w:rPr>
+          <w:rFonts w:eastAsiaTheme="minorEastAsia"/>
+          <w:lang w:val="uk-UA"/>
+        </w:rPr>
+        <w:t xml:space="preserve"> </w:t>
+      </w:r>
+      <w:r>
+        <w:rPr>
+          <w:rFonts w:eastAsiaTheme="minorEastAsia"/>
+          <w:lang w:val="uk-UA"/>
+        </w:rPr>
+        <w:t>не дорівнює «-1» ми викликаємо функцію «process_bucket», що буде описана трохи згодом та, після цього, намагаємося знайти наступний непорожній «кошик» та, якщо такого немає, то встановлюємо відповідну зміну у значення «-1», що значить закінчення виконання алгоритму та перехід до повернення знайдених дистанцій. Н</w:t>
+      </w:r>
+      <w:r>
+        <w:rPr>
+          <w:rFonts w:eastAsiaTheme="minorEastAsia"/>
+          <w:lang w:val="uk-UA"/>
+        </w:rPr>
+        <w:t>а рисунках</w:t>
+      </w:r>
+      <w:r>
+        <w:rPr>
+          <w:rFonts w:eastAsiaTheme="minorEastAsia"/>
+          <w:lang w:val="uk-UA"/>
+        </w:rPr>
+        <w:t xml:space="preserve"> 2.8</w:t>
+      </w:r>
+      <w:r>
+        <w:rPr>
+          <w:rFonts w:eastAsiaTheme="minorEastAsia"/>
+          <w:lang w:val="uk-UA"/>
+        </w:rPr>
+        <w:t>-2.10</w:t>
+      </w:r>
+      <w:r>
+        <w:rPr>
+          <w:rFonts w:eastAsiaTheme="minorEastAsia"/>
+          <w:lang w:val="uk-UA"/>
+        </w:rPr>
+        <w:t xml:space="preserve"> зображено головну функцію обробки «кошика» «process_bucket»</w:t>
+      </w:r>
+      <w:r>
+        <w:rPr>
+          <w:rFonts w:eastAsiaTheme="minorEastAsia"/>
+          <w:lang w:val="uk-UA"/>
+        </w:rPr>
+        <w:t xml:space="preserve">. На рисунку 2.8 зображено </w:t>
+      </w:r>
+      <w:r>
+        <w:rPr>
+          <w:rFonts w:eastAsiaTheme="minorEastAsia"/>
+          <w:lang w:val="uk-UA"/>
+        </w:rPr>
+        <w:t>її</w:t>
+      </w:r>
+      <w:r>
+        <w:rPr>
+          <w:rFonts w:eastAsiaTheme="minorEastAsia"/>
+          <w:lang w:val="uk-UA"/>
+        </w:rPr>
+        <w:t xml:space="preserve"> оголошення</w:t>
+      </w:r>
+      <w:r>
+        <w:rPr>
+          <w:rFonts w:eastAsiaTheme="minorEastAsia"/>
+          <w:lang w:val="uk-UA"/>
+        </w:rPr>
+        <w:t>, створення множини «важких» ребер</w:t>
+      </w:r>
+      <w:r>
+        <w:rPr>
+          <w:rFonts w:eastAsiaTheme="minorEastAsia"/>
+          <w:lang w:val="uk-UA"/>
+        </w:rPr>
+        <w:t xml:space="preserve"> та початок </w:t>
+      </w:r>
+      <w:r>
+        <w:rPr>
+          <w:rFonts w:eastAsiaTheme="minorEastAsia"/>
+          <w:lang w:val="uk-UA"/>
+        </w:rPr>
+        <w:t xml:space="preserve">основного циклу, де відбувається перевірка, чи </w:t>
+      </w:r>
+      <w:r>
+        <w:rPr>
+          <w:rFonts w:eastAsiaTheme="minorEastAsia"/>
+          <w:lang w:val="uk-UA"/>
+        </w:rPr>
+        <w:lastRenderedPageBreak/>
+        <w:t xml:space="preserve">переданий «кошик» ще містить вершини, після чого, якщо умова виконується, береться остання вершина, змінюється флаг, що вершина існує в кошику, на «хибно» та зменшується розмір кошику на «-1». Далі відбувається перевірка, базуючись на дистанції до вершини, чи </w:t>
+      </w:r>
+      <w:r>
+        <w:rPr>
+          <w:rFonts w:eastAsiaTheme="minorEastAsia"/>
+          <w:lang w:val="uk-UA"/>
+        </w:rPr>
+        <w:t xml:space="preserve">необхідно її обробляти, чи вона вже була оброблена раніше у іншому кошику та останньою дією на рисунку є отримання масиву сусідів вершини. На рисунку 2.9 ми починаємо проходитися </w:t>
+      </w:r>
+      <w:r>
+        <w:rPr>
+          <w:rFonts w:eastAsiaTheme="minorEastAsia"/>
+          <w:lang w:val="uk-UA"/>
+        </w:rPr>
+        <w:t xml:space="preserve">по всіх можливих сусідах, максимальна кількість яких дорівнює максимальному степеню вершин. Якщо знаходимо значення «-1» - це значить, що сусідів більше немає і можна переходити до наступної вершини. В самому циклі для знайденого сусіда ми отримуємо ребро, по якому ми можемо до нього перейти, та його вагу. Якщо вага </w:t>
+      </w:r>
+      <w:r>
+        <w:rPr>
+          <w:rFonts w:eastAsiaTheme="minorEastAsia"/>
+        </w:rPr>
+        <w:t xml:space="preserve">більша за </w:t>
+      </w:r>
+      <m:oMath>
+        <m:r>
+          <w:rPr>
+            <w:rFonts w:ascii="Cambria Math" w:eastAsiaTheme="minorEastAsia" w:hAnsi="Cambria Math"/>
+          </w:rPr>
+          <m:t>∆</m:t>
+        </m:r>
+      </m:oMath>
+      <w:r>
+        <w:rPr>
+          <w:rFonts w:eastAsiaTheme="minorEastAsia"/>
+        </w:rPr>
+        <w:t xml:space="preserve">, то ми додаємо це ребро у </w:t>
+      </w:r>
+      <w:r>
+        <w:rPr>
+          <w:rFonts w:eastAsiaTheme="minorEastAsia"/>
+          <w:lang w:val="uk-UA"/>
+        </w:rPr>
+        <w:t>множину «</w:t>
+      </w:r>
+      <w:r>
+        <w:rPr>
+          <w:rFonts w:eastAsiaTheme="minorEastAsia"/>
+        </w:rPr>
+        <w:t>важких»</w:t>
+      </w:r>
+      <w:r>
+        <w:rPr>
+          <w:rFonts w:eastAsiaTheme="minorEastAsia"/>
+          <w:lang w:val="uk-UA"/>
+        </w:rPr>
+        <w:t xml:space="preserve"> та переходимо до наступного сусіда, а інакше пробуємо релаксувати сусіда, тобто зменшити </w:t>
+      </w:r>
+      <w:r>
+        <w:rPr>
+          <w:rFonts w:eastAsiaTheme="minorEastAsia"/>
+          <w:lang w:val="uk-UA"/>
+        </w:rPr>
+        <w:t xml:space="preserve">поточну </w:t>
+      </w:r>
+      <w:r>
+        <w:rPr>
+          <w:rFonts w:eastAsiaTheme="minorEastAsia"/>
+          <w:lang w:val="uk-UA"/>
+        </w:rPr>
+        <w:t>дистанцію до нього, використовуючи поточну дистанцію до нашої вершини та вагу ребра переходу до сусіда</w:t>
+      </w:r>
+      <w:r>
+        <w:rPr>
+          <w:rFonts w:eastAsiaTheme="minorEastAsia"/>
+          <w:lang w:val="uk-UA"/>
+        </w:rPr>
+        <w:t>. Якщо дистанцію успішно зменшено, то підраховуємо «кошик», у яких необхідно помістити сусіда та, якщо його там ще немає, переносимо його туди. Після проходу по всіх вершинах у «кошику», включаючи ті, що були додані знову у процесі, оброблюємо раніше додані «важкі» ребра за аналогією до звичайних (рисунок 2.10).</w:t>
+      </w:r>
+    </w:p>
+    <w:p>
+      <w:pPr>
+        <w:ind w:firstLine="0"/>
+        <w:rPr>
+          <w:rFonts w:eastAsia="Arial Unicode MS" w:cs="Times New Roman"/>
+          <w:bCs/>
+          <w:color w:val="000000"/>
+          <w:szCs w:val="28"/>
+          <w:u w:color="000000"/>
+          <w:bdr w:val="nil"/>
+          <w:lang w:val="uk-UA" w:eastAsia="ru-RU"/>
+        </w:rPr>
+      </w:pPr>
+      <w:r>
+        <w:rPr>
+          <w:noProof/>
+          <w:lang w:eastAsia="ru-RU"/>
+        </w:rPr>
+        <w:lastRenderedPageBreak/>
+        <w:drawing>
+          <wp:inline distT="0" distB="0" distL="0" distR="0" wp14:anchorId="08022C33" wp14:editId="6D8C9AA4">
+            <wp:extent cx="6120130" cy="7334885"/>
+            <wp:effectExtent l="0" t="0" r="0" b="0"/>
+            <wp:docPr id="8" name="Рисунок 8"/>
+            <wp:cNvGraphicFramePr>
+              <a:graphicFrameLocks xmlns:a="http://schemas.openxmlformats.org/drawingml/2006/main" noChangeAspect="1"/>
+            </wp:cNvGraphicFramePr>
+            <a:graphic xmlns:a="http://schemas.openxmlformats.org/drawingml/2006/main">
+              <a:graphicData uri="http://schemas.openxmlformats.org/drawingml/2006/picture">
+                <pic:pic xmlns:pic="http://schemas.openxmlformats.org/drawingml/2006/picture">
+                  <pic:nvPicPr>
+                    <pic:cNvPr id="1" name=""/>
+                    <pic:cNvPicPr/>
+                  </pic:nvPicPr>
+                  <pic:blipFill>
+                    <a:blip r:embed="rId14"/>
+                    <a:stretch>
+                      <a:fillRect/>
+                    </a:stretch>
+                  </pic:blipFill>
+                  <pic:spPr>
+                    <a:xfrm>
+                      <a:off x="0" y="0"/>
+                      <a:ext cx="6120130" cy="7334885"/>
+                    </a:xfrm>
+                    <a:prstGeom prst="rect">
+                      <a:avLst/>
+                    </a:prstGeom>
+                  </pic:spPr>
+                </pic:pic>
+              </a:graphicData>
+            </a:graphic>
+          </wp:inline>
+        </w:drawing>
+      </w:r>
+    </w:p>
+    <w:p>
+      <w:pPr>
+        <w:ind w:firstLine="0"/>
+        <w:jc w:val="center"/>
+        <w:rPr>
+          <w:rFonts w:eastAsia="Arial Unicode MS" w:cs="Times New Roman"/>
+          <w:bCs/>
+          <w:color w:val="000000"/>
+          <w:szCs w:val="28"/>
+          <w:u w:color="000000"/>
+          <w:bdr w:val="nil"/>
+          <w:lang w:val="en-US" w:eastAsia="ru-RU"/>
+        </w:rPr>
+      </w:pPr>
+      <w:r>
+        <w:rPr>
+          <w:rFonts w:eastAsia="Arial Unicode MS" w:cs="Times New Roman"/>
+          <w:bCs/>
+          <w:color w:val="000000"/>
+          <w:szCs w:val="28"/>
+          <w:u w:color="000000"/>
+          <w:bdr w:val="nil"/>
+          <w:lang w:val="uk-UA" w:eastAsia="ru-RU"/>
+        </w:rPr>
+        <w:t>Рисунок 2.6 – Початок функції «</w:t>
+      </w:r>
+      <w:r>
+        <w:rPr>
+          <w:rFonts w:eastAsia="Arial Unicode MS" w:cs="Times New Roman"/>
+          <w:bCs/>
+          <w:color w:val="000000"/>
+          <w:szCs w:val="28"/>
+          <w:u w:color="000000"/>
+          <w:bdr w:val="nil"/>
+          <w:lang w:val="en-US" w:eastAsia="ru-RU"/>
+        </w:rPr>
+        <w:t>sequential_delta_stepping</w:t>
+      </w:r>
+      <w:r>
+        <w:rPr>
+          <w:rFonts w:eastAsia="Arial Unicode MS" w:cs="Times New Roman"/>
+          <w:bCs/>
+          <w:color w:val="000000"/>
+          <w:szCs w:val="28"/>
+          <w:u w:color="000000"/>
+          <w:bdr w:val="nil"/>
+          <w:lang w:val="uk-UA" w:eastAsia="ru-RU"/>
+        </w:rPr>
+        <w:t>»</w:t>
+      </w:r>
+    </w:p>
+    <w:p>
+      <w:pPr>
+        <w:ind w:firstLine="0"/>
+        <w:jc w:val="center"/>
+        <w:rPr>
+          <w:rFonts w:eastAsia="Arial Unicode MS" w:cs="Times New Roman"/>
+          <w:bCs/>
+          <w:color w:val="000000"/>
+          <w:szCs w:val="28"/>
+          <w:u w:color="000000"/>
+          <w:bdr w:val="nil"/>
+          <w:lang w:val="uk-UA" w:eastAsia="ru-RU"/>
+        </w:rPr>
+      </w:pPr>
+      <w:r>
+        <w:rPr>
+          <w:noProof/>
+          <w:lang w:eastAsia="ru-RU"/>
+        </w:rPr>
+        <w:lastRenderedPageBreak/>
+        <w:drawing>
+          <wp:inline distT="0" distB="0" distL="0" distR="0" wp14:anchorId="379356B2" wp14:editId="2A71CC99">
+            <wp:extent cx="4924425" cy="4867275"/>
+            <wp:effectExtent l="0" t="0" r="9525" b="9525"/>
+            <wp:docPr id="9" name="Рисунок 9"/>
+            <wp:cNvGraphicFramePr>
+              <a:graphicFrameLocks xmlns:a="http://schemas.openxmlformats.org/drawingml/2006/main" noChangeAspect="1"/>
+            </wp:cNvGraphicFramePr>
+            <a:graphic xmlns:a="http://schemas.openxmlformats.org/drawingml/2006/main">
+              <a:graphicData uri="http://schemas.openxmlformats.org/drawingml/2006/picture">
+                <pic:pic xmlns:pic="http://schemas.openxmlformats.org/drawingml/2006/picture">
+                  <pic:nvPicPr>
+                    <pic:cNvPr id="1" name=""/>
+                    <pic:cNvPicPr/>
+                  </pic:nvPicPr>
+                  <pic:blipFill>
+                    <a:blip r:embed="rId15"/>
+                    <a:stretch>
+                      <a:fillRect/>
+                    </a:stretch>
+                  </pic:blipFill>
+                  <pic:spPr>
+                    <a:xfrm>
+                      <a:off x="0" y="0"/>
+                      <a:ext cx="4924425" cy="4867275"/>
+                    </a:xfrm>
+                    <a:prstGeom prst="rect">
+                      <a:avLst/>
+                    </a:prstGeom>
+                  </pic:spPr>
+                </pic:pic>
+              </a:graphicData>
+            </a:graphic>
+          </wp:inline>
+        </w:drawing>
+      </w:r>
+    </w:p>
+    <w:p>
+      <w:pPr>
+        <w:ind w:firstLine="0"/>
+        <w:jc w:val="center"/>
+        <w:rPr>
+          <w:rFonts w:eastAsia="Arial Unicode MS" w:cs="Times New Roman"/>
+          <w:bCs/>
+          <w:color w:val="000000"/>
+          <w:szCs w:val="28"/>
+          <w:u w:color="000000"/>
+          <w:bdr w:val="nil"/>
+          <w:lang w:val="en-US" w:eastAsia="ru-RU"/>
+        </w:rPr>
+      </w:pPr>
+      <w:r>
+        <w:rPr>
+          <w:rFonts w:eastAsia="Arial Unicode MS" w:cs="Times New Roman"/>
+          <w:bCs/>
+          <w:color w:val="000000"/>
+          <w:szCs w:val="28"/>
+          <w:u w:color="000000"/>
+          <w:bdr w:val="nil"/>
+          <w:lang w:val="uk-UA" w:eastAsia="ru-RU"/>
+        </w:rPr>
+        <w:t xml:space="preserve">Рисунок 2.7 – </w:t>
+      </w:r>
+      <w:r>
+        <w:rPr>
+          <w:rFonts w:eastAsia="Arial Unicode MS" w:cs="Times New Roman"/>
+          <w:bCs/>
+          <w:color w:val="000000"/>
+          <w:szCs w:val="28"/>
+          <w:u w:color="000000"/>
+          <w:bdr w:val="nil"/>
+          <w:lang w:val="en-US" w:eastAsia="ru-RU"/>
+        </w:rPr>
+        <w:t xml:space="preserve">Головий цикл </w:t>
+      </w:r>
+      <w:r>
+        <w:rPr>
+          <w:rFonts w:eastAsia="Arial Unicode MS" w:cs="Times New Roman"/>
+          <w:bCs/>
+          <w:color w:val="000000"/>
+          <w:szCs w:val="28"/>
+          <w:u w:color="000000"/>
+          <w:bdr w:val="nil"/>
+          <w:lang w:val="uk-UA" w:eastAsia="ru-RU"/>
+        </w:rPr>
+        <w:t>функції «</w:t>
+      </w:r>
+      <w:r>
+        <w:rPr>
+          <w:rFonts w:eastAsia="Arial Unicode MS" w:cs="Times New Roman"/>
+          <w:bCs/>
+          <w:color w:val="000000"/>
+          <w:szCs w:val="28"/>
+          <w:u w:color="000000"/>
+          <w:bdr w:val="nil"/>
+          <w:lang w:val="en-US" w:eastAsia="ru-RU"/>
+        </w:rPr>
+        <w:t>sequential_delta_stepping</w:t>
+      </w:r>
+      <w:r>
+        <w:rPr>
+          <w:rFonts w:eastAsia="Arial Unicode MS" w:cs="Times New Roman"/>
+          <w:bCs/>
+          <w:color w:val="000000"/>
+          <w:szCs w:val="28"/>
+          <w:u w:color="000000"/>
+          <w:bdr w:val="nil"/>
+          <w:lang w:val="uk-UA" w:eastAsia="ru-RU"/>
+        </w:rPr>
+        <w:t>»</w:t>
+      </w:r>
+    </w:p>
+    <w:p>
+      <w:pPr>
+        <w:ind w:firstLine="0"/>
+        <w:jc w:val="center"/>
+        <w:rPr>
+          <w:rFonts w:eastAsia="Arial Unicode MS" w:cs="Times New Roman"/>
+          <w:bCs/>
+          <w:color w:val="000000"/>
+          <w:szCs w:val="28"/>
+          <w:u w:color="000000"/>
+          <w:bdr w:val="nil"/>
+          <w:lang w:val="en-US" w:eastAsia="ru-RU"/>
+        </w:rPr>
+      </w:pPr>
+    </w:p>
+    <w:p>
+      <w:pPr>
+        <w:ind w:firstLine="0"/>
+        <w:jc w:val="center"/>
+        <w:rPr>
+          <w:rFonts w:eastAsia="Arial Unicode MS" w:cs="Times New Roman"/>
+          <w:bCs/>
+          <w:color w:val="000000"/>
+          <w:szCs w:val="28"/>
+          <w:u w:color="000000"/>
+          <w:bdr w:val="nil"/>
+          <w:lang w:val="uk-UA" w:eastAsia="ru-RU"/>
+        </w:rPr>
+      </w:pPr>
+      <w:r>
+        <w:rPr>
+          <w:noProof/>
+          <w:lang w:eastAsia="ru-RU"/>
+        </w:rPr>
+        <w:lastRenderedPageBreak/>
+        <w:drawing>
+          <wp:inline distT="0" distB="0" distL="0" distR="0" wp14:anchorId="50074AA5" wp14:editId="7AD57860">
+            <wp:extent cx="6120130" cy="4482465"/>
+            <wp:effectExtent l="0" t="0" r="0" b="0"/>
+            <wp:docPr id="10" name="Рисунок 10"/>
+            <wp:cNvGraphicFramePr>
+              <a:graphicFrameLocks xmlns:a="http://schemas.openxmlformats.org/drawingml/2006/main" noChangeAspect="1"/>
+            </wp:cNvGraphicFramePr>
+            <a:graphic xmlns:a="http://schemas.openxmlformats.org/drawingml/2006/main">
+              <a:graphicData uri="http://schemas.openxmlformats.org/drawingml/2006/picture">
+                <pic:pic xmlns:pic="http://schemas.openxmlformats.org/drawingml/2006/picture">
+                  <pic:nvPicPr>
+                    <pic:cNvPr id="1" name=""/>
+                    <pic:cNvPicPr/>
+                  </pic:nvPicPr>
+                  <pic:blipFill>
+                    <a:blip r:embed="rId16"/>
+                    <a:stretch>
+                      <a:fillRect/>
+                    </a:stretch>
+                  </pic:blipFill>
+                  <pic:spPr>
+                    <a:xfrm>
+                      <a:off x="0" y="0"/>
+                      <a:ext cx="6120130" cy="4482465"/>
+                    </a:xfrm>
+                    <a:prstGeom prst="rect">
+                      <a:avLst/>
+                    </a:prstGeom>
+                  </pic:spPr>
+                </pic:pic>
+              </a:graphicData>
+            </a:graphic>
+          </wp:inline>
+        </w:drawing>
+      </w:r>
+    </w:p>
+    <w:p>
+      <w:pPr>
+        <w:ind w:firstLine="0"/>
+        <w:jc w:val="center"/>
+        <w:rPr>
+          <w:rFonts w:eastAsia="Arial Unicode MS" w:cs="Times New Roman"/>
+          <w:bCs/>
+          <w:color w:val="000000"/>
+          <w:szCs w:val="28"/>
+          <w:u w:color="000000"/>
+          <w:bdr w:val="nil"/>
+          <w:lang w:val="uk-UA" w:eastAsia="ru-RU"/>
+        </w:rPr>
+      </w:pPr>
+      <w:r>
+        <w:rPr>
+          <w:rFonts w:eastAsia="Arial Unicode MS" w:cs="Times New Roman"/>
+          <w:bCs/>
+          <w:color w:val="000000"/>
+          <w:szCs w:val="28"/>
+          <w:u w:color="000000"/>
+          <w:bdr w:val="nil"/>
+          <w:lang w:val="uk-UA" w:eastAsia="ru-RU"/>
+        </w:rPr>
+        <w:t>Рисунок 2.8 – Початок функції «</w:t>
+      </w:r>
+      <w:r>
+        <w:rPr>
+          <w:rFonts w:eastAsia="Arial Unicode MS" w:cs="Times New Roman"/>
+          <w:bCs/>
+          <w:color w:val="000000"/>
+          <w:szCs w:val="28"/>
+          <w:u w:color="000000"/>
+          <w:bdr w:val="nil"/>
+          <w:lang w:val="en-US" w:eastAsia="ru-RU"/>
+        </w:rPr>
+        <w:t>process</w:t>
+      </w:r>
+      <w:r>
+        <w:rPr>
+          <w:rFonts w:eastAsia="Arial Unicode MS" w:cs="Times New Roman"/>
+          <w:bCs/>
+          <w:color w:val="000000"/>
+          <w:szCs w:val="28"/>
+          <w:u w:color="000000"/>
+          <w:bdr w:val="nil"/>
+          <w:lang w:val="uk-UA" w:eastAsia="ru-RU"/>
+        </w:rPr>
+        <w:t>_</w:t>
+      </w:r>
+      <w:r>
+        <w:rPr>
+          <w:rFonts w:eastAsia="Arial Unicode MS" w:cs="Times New Roman"/>
+          <w:bCs/>
+          <w:color w:val="000000"/>
+          <w:szCs w:val="28"/>
+          <w:u w:color="000000"/>
+          <w:bdr w:val="nil"/>
+          <w:lang w:val="en-US" w:eastAsia="ru-RU"/>
+        </w:rPr>
+        <w:t>bucket</w:t>
+      </w:r>
+      <w:r>
+        <w:rPr>
+          <w:rFonts w:eastAsia="Arial Unicode MS" w:cs="Times New Roman"/>
+          <w:bCs/>
+          <w:color w:val="000000"/>
+          <w:szCs w:val="28"/>
+          <w:u w:color="000000"/>
+          <w:bdr w:val="nil"/>
+          <w:lang w:val="uk-UA" w:eastAsia="ru-RU"/>
+        </w:rPr>
+        <w:t>»</w:t>
+      </w:r>
+    </w:p>
+    <w:p>
+      <w:pPr>
+        <w:ind w:firstLine="0"/>
+        <w:jc w:val="center"/>
+        <w:rPr>
+          <w:rFonts w:eastAsia="Arial Unicode MS" w:cs="Times New Roman"/>
+          <w:bCs/>
+          <w:color w:val="000000"/>
+          <w:szCs w:val="28"/>
+          <w:u w:color="000000"/>
+          <w:bdr w:val="nil"/>
+          <w:lang w:val="uk-UA" w:eastAsia="ru-RU"/>
+        </w:rPr>
+      </w:pPr>
+      <w:r>
+        <w:rPr>
+          <w:noProof/>
+          <w:lang w:eastAsia="ru-RU"/>
+        </w:rPr>
+        <w:lastRenderedPageBreak/>
+        <w:drawing>
+          <wp:inline distT="0" distB="0" distL="0" distR="0" wp14:anchorId="611FD8CF" wp14:editId="75011C32">
+            <wp:extent cx="6120130" cy="5911215"/>
+            <wp:effectExtent l="0" t="0" r="0" b="0"/>
+            <wp:docPr id="11" name="Рисунок 11"/>
+            <wp:cNvGraphicFramePr>
+              <a:graphicFrameLocks xmlns:a="http://schemas.openxmlformats.org/drawingml/2006/main" noChangeAspect="1"/>
+            </wp:cNvGraphicFramePr>
+            <a:graphic xmlns:a="http://schemas.openxmlformats.org/drawingml/2006/main">
+              <a:graphicData uri="http://schemas.openxmlformats.org/drawingml/2006/picture">
+                <pic:pic xmlns:pic="http://schemas.openxmlformats.org/drawingml/2006/picture">
+                  <pic:nvPicPr>
+                    <pic:cNvPr id="1" name=""/>
+                    <pic:cNvPicPr/>
+                  </pic:nvPicPr>
+                  <pic:blipFill>
+                    <a:blip r:embed="rId17"/>
+                    <a:stretch>
+                      <a:fillRect/>
+                    </a:stretch>
+                  </pic:blipFill>
+                  <pic:spPr>
+                    <a:xfrm>
+                      <a:off x="0" y="0"/>
+                      <a:ext cx="6120130" cy="5911215"/>
+                    </a:xfrm>
+                    <a:prstGeom prst="rect">
+                      <a:avLst/>
+                    </a:prstGeom>
+                  </pic:spPr>
+                </pic:pic>
+              </a:graphicData>
+            </a:graphic>
+          </wp:inline>
+        </w:drawing>
+      </w:r>
+    </w:p>
+    <w:p>
+      <w:pPr>
+        <w:ind w:firstLine="0"/>
+        <w:jc w:val="center"/>
+        <w:rPr>
+          <w:rFonts w:eastAsia="Arial Unicode MS" w:cs="Times New Roman"/>
+          <w:bCs/>
+          <w:color w:val="000000"/>
+          <w:szCs w:val="28"/>
+          <w:u w:color="000000"/>
+          <w:bdr w:val="nil"/>
+          <w:lang w:val="uk-UA" w:eastAsia="ru-RU"/>
+        </w:rPr>
+      </w:pPr>
+      <w:r>
+        <w:rPr>
+          <w:rFonts w:eastAsia="Arial Unicode MS" w:cs="Times New Roman"/>
+          <w:bCs/>
+          <w:color w:val="000000"/>
+          <w:szCs w:val="28"/>
+          <w:u w:color="000000"/>
+          <w:bdr w:val="nil"/>
+          <w:lang w:val="uk-UA" w:eastAsia="ru-RU"/>
+        </w:rPr>
+        <w:t>Рисунок 2.9 – Головний цикл функції «</w:t>
+      </w:r>
+      <w:r>
+        <w:rPr>
+          <w:rFonts w:eastAsia="Arial Unicode MS" w:cs="Times New Roman"/>
+          <w:bCs/>
+          <w:color w:val="000000"/>
+          <w:szCs w:val="28"/>
+          <w:u w:color="000000"/>
+          <w:bdr w:val="nil"/>
+          <w:lang w:val="en-US" w:eastAsia="ru-RU"/>
+        </w:rPr>
+        <w:t>process</w:t>
+      </w:r>
+      <w:r>
+        <w:rPr>
+          <w:rFonts w:eastAsia="Arial Unicode MS" w:cs="Times New Roman"/>
+          <w:bCs/>
+          <w:color w:val="000000"/>
+          <w:szCs w:val="28"/>
+          <w:u w:color="000000"/>
+          <w:bdr w:val="nil"/>
+          <w:lang w:val="uk-UA" w:eastAsia="ru-RU"/>
+        </w:rPr>
+        <w:t>_</w:t>
+      </w:r>
+      <w:r>
+        <w:rPr>
+          <w:rFonts w:eastAsia="Arial Unicode MS" w:cs="Times New Roman"/>
+          <w:bCs/>
+          <w:color w:val="000000"/>
+          <w:szCs w:val="28"/>
+          <w:u w:color="000000"/>
+          <w:bdr w:val="nil"/>
+          <w:lang w:val="en-US" w:eastAsia="ru-RU"/>
+        </w:rPr>
+        <w:t>bucket</w:t>
+      </w:r>
+      <w:r>
+        <w:rPr>
+          <w:rFonts w:eastAsia="Arial Unicode MS" w:cs="Times New Roman"/>
+          <w:bCs/>
+          <w:color w:val="000000"/>
+          <w:szCs w:val="28"/>
+          <w:u w:color="000000"/>
+          <w:bdr w:val="nil"/>
+          <w:lang w:val="uk-UA" w:eastAsia="ru-RU"/>
+        </w:rPr>
+        <w:t>»</w:t>
+      </w:r>
+    </w:p>
+    <w:p>
+      <w:pPr>
+        <w:ind w:firstLine="0"/>
+        <w:jc w:val="center"/>
+        <w:rPr>
+          <w:rFonts w:eastAsia="Arial Unicode MS" w:cs="Times New Roman"/>
+          <w:bCs/>
+          <w:color w:val="000000"/>
+          <w:szCs w:val="28"/>
+          <w:u w:color="000000"/>
+          <w:bdr w:val="nil"/>
+          <w:lang w:val="uk-UA" w:eastAsia="ru-RU"/>
+        </w:rPr>
+      </w:pPr>
+    </w:p>
+    <w:p>
+      <w:pPr>
+        <w:ind w:firstLine="0"/>
+        <w:jc w:val="center"/>
+        <w:rPr>
+          <w:rFonts w:eastAsia="Arial Unicode MS" w:cs="Times New Roman"/>
+          <w:bCs/>
+          <w:color w:val="000000"/>
+          <w:szCs w:val="28"/>
+          <w:u w:color="000000"/>
+          <w:bdr w:val="nil"/>
+          <w:lang w:val="uk-UA" w:eastAsia="ru-RU"/>
+        </w:rPr>
+      </w:pPr>
+      <w:r>
+        <w:rPr>
+          <w:noProof/>
+          <w:lang w:eastAsia="ru-RU"/>
+        </w:rPr>
+        <w:lastRenderedPageBreak/>
+        <w:drawing>
+          <wp:inline distT="0" distB="0" distL="0" distR="0" wp14:anchorId="1109E04B" wp14:editId="7C9ABEE1">
+            <wp:extent cx="6120130" cy="3923665"/>
+            <wp:effectExtent l="0" t="0" r="0" b="635"/>
+            <wp:docPr id="12" name="Рисунок 12"/>
+            <wp:cNvGraphicFramePr>
+              <a:graphicFrameLocks xmlns:a="http://schemas.openxmlformats.org/drawingml/2006/main" noChangeAspect="1"/>
+            </wp:cNvGraphicFramePr>
+            <a:graphic xmlns:a="http://schemas.openxmlformats.org/drawingml/2006/main">
+              <a:graphicData uri="http://schemas.openxmlformats.org/drawingml/2006/picture">
+                <pic:pic xmlns:pic="http://schemas.openxmlformats.org/drawingml/2006/picture">
+                  <pic:nvPicPr>
+                    <pic:cNvPr id="1" name=""/>
+                    <pic:cNvPicPr/>
+                  </pic:nvPicPr>
+                  <pic:blipFill>
+                    <a:blip r:embed="rId18"/>
+                    <a:stretch>
+                      <a:fillRect/>
+                    </a:stretch>
+                  </pic:blipFill>
+                  <pic:spPr>
+                    <a:xfrm>
+                      <a:off x="0" y="0"/>
+                      <a:ext cx="6120130" cy="3923665"/>
+                    </a:xfrm>
+                    <a:prstGeom prst="rect">
+                      <a:avLst/>
+                    </a:prstGeom>
+                  </pic:spPr>
+                </pic:pic>
+              </a:graphicData>
+            </a:graphic>
+          </wp:inline>
+        </w:drawing>
+      </w:r>
+    </w:p>
+    <w:p>
+      <w:pPr>
+        <w:ind w:firstLine="0"/>
+        <w:jc w:val="center"/>
+        <w:rPr>
+          <w:rFonts w:eastAsia="Arial Unicode MS" w:cs="Times New Roman"/>
+          <w:bCs/>
+          <w:color w:val="000000"/>
+          <w:szCs w:val="28"/>
+          <w:u w:color="000000"/>
+          <w:bdr w:val="nil"/>
+          <w:lang w:val="uk-UA" w:eastAsia="ru-RU"/>
+        </w:rPr>
+      </w:pPr>
+      <w:r>
+        <w:rPr>
+          <w:rFonts w:eastAsia="Arial Unicode MS" w:cs="Times New Roman"/>
+          <w:bCs/>
+          <w:color w:val="000000"/>
+          <w:szCs w:val="28"/>
+          <w:u w:color="000000"/>
+          <w:bdr w:val="nil"/>
+          <w:lang w:val="uk-UA" w:eastAsia="ru-RU"/>
+        </w:rPr>
+        <w:t>Рисунок 2.10 – Кінцева обробка «важких» ребер функції «</w:t>
+      </w:r>
+      <w:r>
+        <w:rPr>
+          <w:rFonts w:eastAsia="Arial Unicode MS" w:cs="Times New Roman"/>
+          <w:bCs/>
+          <w:color w:val="000000"/>
+          <w:szCs w:val="28"/>
+          <w:u w:color="000000"/>
+          <w:bdr w:val="nil"/>
+          <w:lang w:val="en-US" w:eastAsia="ru-RU"/>
+        </w:rPr>
+        <w:t>process</w:t>
+      </w:r>
+      <w:r>
+        <w:rPr>
+          <w:rFonts w:eastAsia="Arial Unicode MS" w:cs="Times New Roman"/>
+          <w:bCs/>
+          <w:color w:val="000000"/>
+          <w:szCs w:val="28"/>
+          <w:u w:color="000000"/>
+          <w:bdr w:val="nil"/>
+          <w:lang w:val="uk-UA" w:eastAsia="ru-RU"/>
+        </w:rPr>
+        <w:t>_</w:t>
+      </w:r>
+      <w:r>
+        <w:rPr>
+          <w:rFonts w:eastAsia="Arial Unicode MS" w:cs="Times New Roman"/>
+          <w:bCs/>
+          <w:color w:val="000000"/>
+          <w:szCs w:val="28"/>
+          <w:u w:color="000000"/>
+          <w:bdr w:val="nil"/>
+          <w:lang w:val="en-US" w:eastAsia="ru-RU"/>
+        </w:rPr>
+        <w:t>bucket</w:t>
+      </w:r>
+      <w:r>
+        <w:rPr>
+          <w:rFonts w:eastAsia="Arial Unicode MS" w:cs="Times New Roman"/>
+          <w:bCs/>
+          <w:color w:val="000000"/>
+          <w:szCs w:val="28"/>
+          <w:u w:color="000000"/>
+          <w:bdr w:val="nil"/>
+          <w:lang w:val="uk-UA" w:eastAsia="ru-RU"/>
+        </w:rPr>
+        <w:t>»</w:t>
+      </w:r>
+    </w:p>
+    <w:p>
+      <w:pPr>
+        <w:ind w:firstLine="0"/>
+        <w:rPr>
+          <w:rFonts w:eastAsia="Arial Unicode MS" w:cs="Times New Roman"/>
+          <w:bCs/>
+          <w:color w:val="000000"/>
+          <w:szCs w:val="28"/>
+          <w:u w:color="000000"/>
+          <w:bdr w:val="nil"/>
+          <w:lang w:val="uk-UA" w:eastAsia="ru-RU"/>
+        </w:rPr>
+      </w:pPr>
+    </w:p>
+    <w:p>
+      <w:pPr>
+        <w:pStyle w:val="2"/>
+        <w:ind w:firstLine="708"/>
+        <w:rPr>
+          <w:rFonts w:eastAsia="Arial Unicode MS" w:cs="Times New Roman"/>
+          <w:bCs/>
+          <w:color w:val="000000"/>
+          <w:szCs w:val="28"/>
+          <w:u w:color="000000"/>
+          <w:bdr w:val="nil"/>
+          <w:lang w:val="uk-UA" w:eastAsia="ru-RU"/>
+        </w:rPr>
+      </w:pPr>
+      <w:r>
+        <w:rPr>
+          <w:lang w:val="uk-UA" w:eastAsia="ru-RU"/>
+        </w:rPr>
+        <w:t xml:space="preserve">2.2 Тестування послідовної версії алгоритму </w:t>
+      </w:r>
+      <m:oMath>
+        <m:r>
+          <m:rPr>
+            <m:sty m:val="bi"/>
+          </m:rPr>
+          <w:rPr>
+            <w:rFonts w:ascii="Cambria Math" w:hAnsi="Cambria Math"/>
+            <w:lang w:val="uk-UA" w:eastAsia="ru-RU"/>
+          </w:rPr>
+          <m:t>∆</m:t>
+        </m:r>
+      </m:oMath>
+      <w:r>
+        <w:rPr>
+          <w:rFonts w:eastAsiaTheme="minorEastAsia"/>
+          <w:lang w:val="uk-UA" w:eastAsia="ru-RU"/>
+        </w:rPr>
+        <w:t>-степінгу</w:t>
+      </w:r>
+    </w:p>
+    <w:p>
+      <w:pPr>
+        <w:rPr>
+          <w:lang w:val="uk-UA" w:eastAsia="ru-RU"/>
+        </w:rPr>
+      </w:pPr>
+      <w:r>
+        <w:rPr>
+          <w:lang w:val="uk-UA" w:eastAsia="ru-RU"/>
+        </w:rPr>
+        <w:t>Оскільки паралельна реалізація алг</w:t>
+      </w:r>
+      <w:r>
+        <w:rPr>
+          <w:lang w:val="uk-UA" w:eastAsia="ru-RU"/>
+        </w:rPr>
+        <w:t xml:space="preserve">оритму базуватиметься на логіці </w:t>
+      </w:r>
+      <w:r>
+        <w:rPr>
+          <w:lang w:val="uk-UA" w:eastAsia="ru-RU"/>
+        </w:rPr>
+        <w:t xml:space="preserve">послідовної версії, критично важливим </w:t>
+      </w:r>
+      <w:r>
+        <w:rPr>
+          <w:lang w:val="uk-UA" w:eastAsia="ru-RU"/>
+        </w:rPr>
+        <w:t xml:space="preserve">етапом є доведення математичної </w:t>
+      </w:r>
+      <w:r>
+        <w:rPr>
+          <w:lang w:val="uk-UA" w:eastAsia="ru-RU"/>
+        </w:rPr>
+        <w:t xml:space="preserve">коректності розробленого послідовного алгоритму. </w:t>
+      </w:r>
+    </w:p>
+    <w:p>
+      <w:pPr>
+        <w:rPr>
+          <w:lang w:val="uk-UA" w:eastAsia="ru-RU"/>
+        </w:rPr>
+      </w:pPr>
+      <w:r>
+        <w:rPr>
+          <w:lang w:val="uk-UA" w:eastAsia="ru-RU"/>
+        </w:rPr>
+        <w:t xml:space="preserve">Для </w:t>
+      </w:r>
+      <w:r>
+        <w:rPr>
+          <w:lang w:val="uk-UA" w:eastAsia="ru-RU"/>
+        </w:rPr>
+        <w:t xml:space="preserve">перевірки коректності </w:t>
+      </w:r>
+      <w:r>
+        <w:rPr>
+          <w:lang w:val="uk-UA" w:eastAsia="ru-RU"/>
+        </w:rPr>
+        <w:t>було розроблено систему автоматизованого тестування, яка генерує зважені графи різної щільності та розміру з випадковими вагами ребер. Еталоном для перевірки правильності знайдених найкоротших шляхів виступає класичний алгоритм Дейкстри, взятий із перевіреної бібліотеки для аналізу графів</w:t>
+      </w:r>
+      <w:r>
+        <w:rPr>
+          <w:lang w:val="uk-UA" w:eastAsia="ru-RU"/>
+        </w:rPr>
+        <w:t xml:space="preserve"> </w:t>
+      </w:r>
+      <w:r>
+        <w:rPr>
+          <w:lang w:val="en-US" w:eastAsia="ru-RU"/>
+        </w:rPr>
+        <w:t>NetworkX</w:t>
+      </w:r>
+      <w:r>
+        <w:rPr>
+          <w:lang w:val="uk-UA" w:eastAsia="ru-RU"/>
+        </w:rPr>
+        <w:t xml:space="preserve">. </w:t>
+      </w:r>
+    </w:p>
+    <w:p>
+      <w:pPr>
+        <w:rPr>
+          <w:lang w:val="uk-UA" w:eastAsia="ru-RU"/>
+        </w:rPr>
+      </w:pPr>
+      <w:r>
+        <w:rPr>
+          <w:lang w:val="uk-UA" w:eastAsia="ru-RU"/>
+        </w:rPr>
+        <w:t xml:space="preserve">Процес тестування </w:t>
+      </w:r>
+      <w:r>
+        <w:rPr>
+          <w:lang w:val="uk-UA" w:eastAsia="ru-RU"/>
+        </w:rPr>
+        <w:t xml:space="preserve">алгоритму </w:t>
+      </w:r>
+      <w:r>
+        <w:rPr>
+          <w:lang w:val="uk-UA" w:eastAsia="ru-RU"/>
+        </w:rPr>
+        <w:t>полягає у генера</w:t>
+      </w:r>
+      <w:r>
+        <w:rPr>
+          <w:lang w:val="uk-UA" w:eastAsia="ru-RU"/>
+        </w:rPr>
+        <w:t>ції випадкового зваженого графа у вигляді 2D-масивів сусідів та ваг, що приймає розроблений послідовний алгоритм</w:t>
+      </w:r>
+      <w:r>
+        <w:rPr>
+          <w:lang w:val="uk-UA" w:eastAsia="ru-RU"/>
+        </w:rPr>
+        <w:t xml:space="preserve"> </w:t>
+      </w:r>
+      <m:oMath>
+        <m:r>
+          <w:rPr>
+            <w:rFonts w:ascii="Cambria Math" w:hAnsi="Cambria Math"/>
+            <w:lang w:val="uk-UA" w:eastAsia="ru-RU"/>
+          </w:rPr>
+          <m:t>∆</m:t>
+        </m:r>
+      </m:oMath>
+      <w:r>
+        <w:rPr>
+          <w:rFonts w:eastAsiaTheme="minorEastAsia"/>
+          <w:lang w:val="uk-UA" w:eastAsia="ru-RU"/>
+        </w:rPr>
+        <w:t>-степ</w:t>
+      </w:r>
+      <w:r>
+        <w:rPr>
+          <w:rFonts w:eastAsiaTheme="minorEastAsia"/>
+          <w:lang w:val="uk-UA" w:eastAsia="ru-RU"/>
+        </w:rPr>
+        <w:t>інгу, переведення їх у формат, що приймає бібліотека,</w:t>
+      </w:r>
+      <w:r>
+        <w:rPr>
+          <w:lang w:val="uk-UA" w:eastAsia="ru-RU"/>
+        </w:rPr>
+        <w:t xml:space="preserve"> розрахунок </w:t>
+      </w:r>
+      <w:r>
+        <w:rPr>
+          <w:lang w:val="uk-UA" w:eastAsia="ru-RU"/>
+        </w:rPr>
+        <w:t xml:space="preserve">найкоротших відстаней за допомогою еталонного методу Дейкстри </w:t>
+      </w:r>
+      <w:r>
+        <w:rPr>
+          <w:lang w:val="uk-UA" w:eastAsia="ru-RU"/>
+        </w:rPr>
+        <w:lastRenderedPageBreak/>
+        <w:t xml:space="preserve">та подальшому повузловому порівнянні цих відстаней із результатами роботи розробленого алгоритму. </w:t>
+      </w:r>
+    </w:p>
+    <w:p>
+      <w:pPr>
+        <w:rPr>
+          <w:lang w:val="uk-UA" w:eastAsia="ru-RU"/>
+        </w:rPr>
+      </w:pPr>
+      <w:r>
+        <w:rPr>
+          <w:lang w:val="uk-UA" w:eastAsia="ru-RU"/>
+        </w:rPr>
+        <w:t>Окремо необхідно було протестувати функцію «validate_delta_stepping_params», що включало перевірку усіх можливих варіантів вхідних даних .</w:t>
+      </w:r>
+    </w:p>
+    <w:p>
+      <w:pPr>
+        <w:rPr>
+          <w:lang w:val="uk-UA" w:eastAsia="ru-RU"/>
+        </w:rPr>
+      </w:pPr>
+      <w:r>
+        <w:rPr>
+          <w:lang w:val="uk-UA" w:eastAsia="ru-RU"/>
+        </w:rPr>
+        <w:t xml:space="preserve">Таким чином, було проведено тестування </w:t>
+      </w:r>
+      <w:r>
+        <w:rPr>
+          <w:lang w:val="uk-UA" w:eastAsia="ru-RU"/>
+        </w:rPr>
+        <w:t xml:space="preserve">валідаційної функції та функції послідовного алгоритму </w:t>
+      </w:r>
+      <w:r>
+        <w:rPr>
+          <w:lang w:val="uk-UA" w:eastAsia="ru-RU"/>
+        </w:rPr>
+        <w:t xml:space="preserve">для різних комбінацій вершин та ребер, де варіанти кількості вершин були 1000, 10000, 100000, а варіанти кількості ребер – 5000, 50000, 1000000. </w:t>
+      </w:r>
+      <w:r>
+        <w:rPr>
+          <w:lang w:val="uk-UA" w:eastAsia="ru-RU"/>
+        </w:rPr>
+        <w:t xml:space="preserve">Успішне проходження серії тестів на </w:t>
+      </w:r>
+      <w:r>
+        <w:rPr>
+          <w:lang w:val="uk-UA" w:eastAsia="ru-RU"/>
+        </w:rPr>
+        <w:t xml:space="preserve">різних вхідних даних </w:t>
+      </w:r>
+      <w:r>
+        <w:rPr>
+          <w:lang w:val="uk-UA" w:eastAsia="ru-RU"/>
+        </w:rPr>
+        <w:t>підтверджує, що розроблений код є повністю коректним і може слугувати надійною базою для розробки паралельної реалізації.</w:t>
+      </w:r>
+      <w:r>
+        <w:rPr>
+          <w:lang w:val="uk-UA" w:eastAsia="ru-RU"/>
+        </w:rPr>
+        <w:t xml:space="preserve"> </w:t>
+      </w:r>
+    </w:p>
+    <w:p>
+      <w:pPr>
+        <w:rPr>
+          <w:lang w:val="uk-UA" w:eastAsia="ru-RU"/>
+        </w:rPr>
+      </w:pPr>
+      <w:r>
+        <w:rPr>
+          <w:lang w:val="uk-UA" w:eastAsia="ru-RU"/>
+        </w:rPr>
+        <w:t>Код тестування та його результати наведено у додатку Д.</w:t>
+      </w:r>
+      <w:bookmarkStart w:id="5" w:name="_GoBack"/>
+      <w:bookmarkEnd w:id="5"/>
+    </w:p>
+    <w:p>
+      <w:pPr>
+        <w:rPr>
+          <w:lang w:val="uk-UA" w:eastAsia="ru-RU"/>
+        </w:rPr>
+      </w:pPr>
+    </w:p>
+    <w:p>
+      <w:pPr>
+        <w:pStyle w:val="2"/>
+        <w:ind w:firstLine="708"/>
+        <w:rPr>
+          <w:rFonts w:eastAsia="Arial Unicode MS" w:cs="Times New Roman"/>
+          <w:bCs/>
+          <w:color w:val="000000"/>
+          <w:szCs w:val="28"/>
+          <w:u w:color="000000"/>
+          <w:bdr w:val="nil"/>
+          <w:lang w:val="uk-UA" w:eastAsia="ru-RU"/>
+        </w:rPr>
+      </w:pPr>
+      <w:r>
+        <w:rPr>
+          <w:lang w:val="uk-UA" w:eastAsia="ru-RU"/>
+        </w:rPr>
+        <w:t xml:space="preserve">2.3 Аналіз швидкодії послідовної версії алгоритму </w:t>
+      </w:r>
+      <m:oMath>
+        <m:r>
+          <m:rPr>
+            <m:sty m:val="bi"/>
+          </m:rPr>
+          <w:rPr>
+            <w:rFonts w:ascii="Cambria Math" w:hAnsi="Cambria Math"/>
+            <w:lang w:val="uk-UA" w:eastAsia="ru-RU"/>
+          </w:rPr>
+          <m:t>∆</m:t>
+        </m:r>
+      </m:oMath>
+      <w:r>
+        <w:rPr>
+          <w:rFonts w:eastAsiaTheme="minorEastAsia"/>
+          <w:lang w:val="uk-UA" w:eastAsia="ru-RU"/>
+        </w:rPr>
+        <w:t>-степінгу</w:t>
+      </w:r>
+    </w:p>
+    <w:p>
+      <w:pPr>
+        <w:rPr>
+          <w:rFonts w:eastAsia="Arial Unicode MS" w:cs="Times New Roman"/>
+          <w:bCs/>
+          <w:color w:val="000000"/>
+          <w:szCs w:val="28"/>
+          <w:u w:color="000000"/>
+          <w:bdr w:val="nil"/>
+          <w:lang w:val="uk-UA" w:eastAsia="ru-RU"/>
+        </w:rPr>
+      </w:pPr>
+      <w:r>
+        <w:rPr>
+          <w:rFonts w:eastAsia="Arial Unicode MS" w:cs="Times New Roman"/>
+          <w:bCs/>
+          <w:color w:val="000000"/>
+          <w:szCs w:val="28"/>
+          <w:u w:color="000000"/>
+          <w:bdr w:val="nil"/>
+          <w:lang w:val="uk-UA" w:eastAsia="ru-RU"/>
+        </w:rPr>
+        <w:t>Для оцінки ефективності розробленого алгоритму було створено генератор графів, який дозволяє на</w:t>
+      </w:r>
+      <w:r>
+        <w:rPr>
+          <w:rFonts w:eastAsia="Arial Unicode MS" w:cs="Times New Roman"/>
+          <w:bCs/>
+          <w:color w:val="000000"/>
+          <w:szCs w:val="28"/>
+          <w:u w:color="000000"/>
+          <w:bdr w:val="nil"/>
+          <w:lang w:val="uk-UA" w:eastAsia="ru-RU"/>
+        </w:rPr>
+        <w:t xml:space="preserve">лаштовувати кількість вершин, </w:t>
+      </w:r>
+      <w:r>
+        <w:rPr>
+          <w:rFonts w:eastAsia="Arial Unicode MS" w:cs="Times New Roman"/>
+          <w:bCs/>
+          <w:color w:val="000000"/>
+          <w:szCs w:val="28"/>
+          <w:u w:color="000000"/>
+          <w:bdr w:val="nil"/>
+          <w:lang w:val="uk-UA" w:eastAsia="ru-RU"/>
+        </w:rPr>
+        <w:t>ребер</w:t>
+      </w:r>
+      <w:r>
+        <w:rPr>
+          <w:rFonts w:eastAsia="Arial Unicode MS" w:cs="Times New Roman"/>
+          <w:bCs/>
+          <w:color w:val="000000"/>
+          <w:szCs w:val="28"/>
+          <w:u w:color="000000"/>
+          <w:bdr w:val="nil"/>
+          <w:lang w:val="uk-UA" w:eastAsia="ru-RU"/>
+        </w:rPr>
+        <w:t xml:space="preserve"> та діапазон їх ваг</w:t>
+      </w:r>
+      <w:r>
+        <w:rPr>
+          <w:rFonts w:eastAsia="Arial Unicode MS" w:cs="Times New Roman"/>
+          <w:bCs/>
+          <w:color w:val="000000"/>
+          <w:szCs w:val="28"/>
+          <w:u w:color="000000"/>
+          <w:bdr w:val="nil"/>
+          <w:lang w:val="uk-UA" w:eastAsia="ru-RU"/>
+        </w:rPr>
+        <w:t>.</w:t>
+      </w:r>
+      <w:r>
+        <w:rPr>
+          <w:rFonts w:eastAsia="Arial Unicode MS" w:cs="Times New Roman"/>
+          <w:bCs/>
+          <w:color w:val="000000"/>
+          <w:szCs w:val="28"/>
+          <w:u w:color="000000"/>
+          <w:bdr w:val="nil"/>
+          <w:lang w:val="uk-UA" w:eastAsia="ru-RU"/>
+        </w:rPr>
+        <w:t xml:space="preserve"> Фінальні ваги генеруються випадковим чином із діапазону. </w:t>
+      </w:r>
+      <w:r>
+        <w:rPr>
+          <w:rFonts w:eastAsia="Arial Unicode MS" w:cs="Times New Roman"/>
+          <w:bCs/>
+          <w:color w:val="000000"/>
+          <w:szCs w:val="28"/>
+          <w:u w:color="000000"/>
+          <w:bdr w:val="nil"/>
+          <w:lang w:val="uk-UA" w:eastAsia="ru-RU"/>
+        </w:rPr>
+        <w:t xml:space="preserve"> </w:t>
+      </w:r>
+    </w:p>
+    <w:p>
+      <w:pPr>
+        <w:rPr>
+          <w:rFonts w:eastAsia="Arial Unicode MS" w:cs="Times New Roman"/>
+          <w:bCs/>
+          <w:color w:val="000000"/>
+          <w:szCs w:val="28"/>
+          <w:u w:color="000000"/>
+          <w:bdr w:val="nil"/>
+          <w:lang w:val="uk-UA" w:eastAsia="ru-RU"/>
+        </w:rPr>
+      </w:pPr>
+      <w:r>
+        <w:rPr>
+          <w:rFonts w:eastAsia="Arial Unicode MS" w:cs="Times New Roman"/>
+          <w:bCs/>
+          <w:color w:val="000000"/>
+          <w:szCs w:val="28"/>
+          <w:u w:color="000000"/>
+          <w:bdr w:val="nil"/>
+          <w:lang w:val="uk-UA" w:eastAsia="ru-RU"/>
+        </w:rPr>
+        <w:t xml:space="preserve">На вхід функції «аналізатору» подавалися різні розміри даних та параметри </w:t>
+      </w:r>
+      <m:oMath>
+        <m:r>
+          <w:rPr>
+            <w:rFonts w:ascii="Cambria Math" w:eastAsia="Arial Unicode MS" w:hAnsi="Cambria Math" w:cs="Times New Roman"/>
+            <w:color w:val="000000"/>
+            <w:szCs w:val="28"/>
+            <w:u w:color="000000"/>
+            <w:bdr w:val="nil"/>
+            <w:lang w:val="uk-UA" w:eastAsia="ru-RU"/>
+          </w:rPr>
+          <m:t>∆</m:t>
+        </m:r>
+      </m:oMath>
+      <w:r>
+        <w:rPr>
+          <w:rFonts w:eastAsia="Arial Unicode MS" w:cs="Times New Roman"/>
+          <w:bCs/>
+          <w:color w:val="000000"/>
+          <w:szCs w:val="28"/>
+          <w:u w:color="000000"/>
+          <w:bdr w:val="nil"/>
+          <w:lang w:val="uk-UA" w:eastAsia="ru-RU"/>
+        </w:rPr>
+        <w:t xml:space="preserve">, що були потім використанні відповідно для генерації даних та виконання алгоритму </w:t>
+      </w:r>
+      <m:oMath>
+        <m:r>
+          <w:rPr>
+            <w:rFonts w:ascii="Cambria Math" w:eastAsia="Arial Unicode MS" w:hAnsi="Cambria Math" w:cs="Times New Roman"/>
+            <w:color w:val="000000"/>
+            <w:szCs w:val="28"/>
+            <w:u w:color="000000"/>
+            <w:bdr w:val="nil"/>
+            <w:lang w:val="uk-UA" w:eastAsia="ru-RU"/>
+          </w:rPr>
+          <m:t>∆</m:t>
+        </m:r>
+      </m:oMath>
+      <w:r>
+        <w:rPr>
+          <w:rFonts w:eastAsia="Arial Unicode MS" w:cs="Times New Roman"/>
+          <w:bCs/>
+          <w:color w:val="000000"/>
+          <w:szCs w:val="28"/>
+          <w:u w:color="000000"/>
+          <w:bdr w:val="nil"/>
+          <w:lang w:val="uk-UA" w:eastAsia="ru-RU"/>
+        </w:rPr>
+        <w:t xml:space="preserve">-степінгу. </w:t>
+      </w:r>
+      <w:r>
+        <w:rPr>
+          <w:rFonts w:eastAsia="Arial Unicode MS" w:cs="Times New Roman"/>
+          <w:bCs/>
+          <w:color w:val="000000"/>
+          <w:szCs w:val="28"/>
+          <w:u w:color="000000"/>
+          <w:bdr w:val="nil"/>
+          <w:lang w:val="uk-UA" w:eastAsia="ru-RU"/>
+        </w:rPr>
+        <w:t xml:space="preserve">Замір часу виконання обчислень здійснювався за допомогою </w:t>
+      </w:r>
+      <w:r>
+        <w:rPr>
+          <w:rFonts w:eastAsia="Arial Unicode MS" w:cs="Times New Roman"/>
+          <w:bCs/>
+          <w:color w:val="000000"/>
+          <w:szCs w:val="28"/>
+          <w:u w:color="000000"/>
+          <w:bdr w:val="nil"/>
+          <w:lang w:val="uk-UA" w:eastAsia="ru-RU"/>
+        </w:rPr>
+        <w:t>таймерів</w:t>
+      </w:r>
+      <w:r>
+        <w:rPr>
+          <w:rFonts w:eastAsia="Arial Unicode MS" w:cs="Times New Roman"/>
+          <w:bCs/>
+          <w:color w:val="000000"/>
+          <w:szCs w:val="28"/>
+          <w:u w:color="000000"/>
+          <w:bdr w:val="nil"/>
+          <w:lang w:val="uk-UA" w:eastAsia="ru-RU"/>
+        </w:rPr>
+        <w:t xml:space="preserve">. </w:t>
+      </w:r>
+      <w:r>
+        <w:rPr>
+          <w:rFonts w:eastAsia="Arial Unicode MS" w:cs="Times New Roman"/>
+          <w:bCs/>
+          <w:color w:val="000000"/>
+          <w:szCs w:val="28"/>
+          <w:u w:color="000000"/>
+          <w:bdr w:val="nil"/>
+          <w:lang w:val="uk-UA" w:eastAsia="ru-RU"/>
+        </w:rPr>
+        <w:t xml:space="preserve">Для усунення </w:t>
+      </w:r>
+      <w:r>
+        <w:rPr>
+          <w:rFonts w:eastAsia="Arial Unicode MS" w:cs="Times New Roman"/>
+          <w:bCs/>
+          <w:color w:val="000000"/>
+          <w:szCs w:val="28"/>
+          <w:u w:color="000000"/>
+          <w:bdr w:val="nil"/>
+          <w:lang w:val="uk-UA" w:eastAsia="ru-RU"/>
+        </w:rPr>
+        <w:t>похибок</w:t>
+      </w:r>
+      <w:r>
+        <w:rPr>
+          <w:rFonts w:eastAsia="Arial Unicode MS" w:cs="Times New Roman"/>
+          <w:bCs/>
+          <w:color w:val="000000"/>
+          <w:szCs w:val="28"/>
+          <w:u w:color="000000"/>
+          <w:bdr w:val="nil"/>
+          <w:lang w:val="uk-UA" w:eastAsia="ru-RU"/>
+        </w:rPr>
+        <w:t>,</w:t>
+      </w:r>
+      <w:r>
+        <w:rPr>
+          <w:rFonts w:eastAsia="Arial Unicode MS" w:cs="Times New Roman"/>
+          <w:bCs/>
+          <w:color w:val="000000"/>
+          <w:szCs w:val="28"/>
+          <w:u w:color="000000"/>
+          <w:bdr w:val="nil"/>
+          <w:lang w:val="uk-UA" w:eastAsia="ru-RU"/>
+        </w:rPr>
+        <w:t xml:space="preserve"> наприклад, викликаних використанням </w:t>
+      </w:r>
+      <w:r>
+        <w:rPr>
+          <w:rFonts w:eastAsia="Arial Unicode MS" w:cs="Times New Roman"/>
+          <w:bCs/>
+          <w:color w:val="000000"/>
+          <w:szCs w:val="28"/>
+          <w:u w:color="000000"/>
+          <w:bdr w:val="nil"/>
+          <w:lang w:val="uk-UA" w:eastAsia="ru-RU"/>
+        </w:rPr>
+        <w:t xml:space="preserve">процесору </w:t>
+      </w:r>
+      <w:r>
+        <w:rPr>
+          <w:rFonts w:eastAsia="Arial Unicode MS" w:cs="Times New Roman"/>
+          <w:bCs/>
+          <w:color w:val="000000"/>
+          <w:szCs w:val="28"/>
+          <w:u w:color="000000"/>
+          <w:bdr w:val="nil"/>
+          <w:lang w:val="uk-UA" w:eastAsia="ru-RU"/>
+        </w:rPr>
+        <w:t xml:space="preserve">іншими програмами, </w:t>
+      </w:r>
+      <w:r>
+        <w:rPr>
+          <w:rFonts w:eastAsia="Arial Unicode MS" w:cs="Times New Roman"/>
+          <w:bCs/>
+          <w:color w:val="000000"/>
+          <w:szCs w:val="28"/>
+          <w:u w:color="000000"/>
+          <w:bdr w:val="nil"/>
+          <w:lang w:val="uk-UA" w:eastAsia="ru-RU"/>
+        </w:rPr>
+        <w:t xml:space="preserve">виконувалося по </w:t>
+      </w:r>
+      <w:r>
+        <w:rPr>
+          <w:rFonts w:eastAsia="Arial Unicode MS" w:cs="Times New Roman"/>
+          <w:bCs/>
+          <w:color w:val="000000"/>
+          <w:szCs w:val="28"/>
+          <w:u w:color="000000"/>
+          <w:bdr w:val="nil"/>
+          <w:lang w:val="uk-UA" w:eastAsia="ru-RU"/>
+        </w:rPr>
+        <w:t xml:space="preserve">вісім </w:t>
+      </w:r>
+      <w:r>
+        <w:rPr>
+          <w:rFonts w:eastAsia="Arial Unicode MS" w:cs="Times New Roman"/>
+          <w:bCs/>
+          <w:color w:val="000000"/>
+          <w:szCs w:val="28"/>
+          <w:u w:color="000000"/>
+          <w:bdr w:val="nil"/>
+          <w:lang w:val="uk-UA" w:eastAsia="ru-RU"/>
+        </w:rPr>
+        <w:t>незалежних прогонів</w:t>
+      </w:r>
+      <w:r>
+        <w:rPr>
+          <w:rFonts w:eastAsia="Arial Unicode MS" w:cs="Times New Roman"/>
+          <w:bCs/>
+          <w:color w:val="000000"/>
+          <w:szCs w:val="28"/>
+          <w:u w:color="000000"/>
+          <w:bdr w:val="nil"/>
+          <w:lang w:val="uk-UA" w:eastAsia="ru-RU"/>
+        </w:rPr>
+        <w:t xml:space="preserve"> для кожної конфігурації параметрів, після чого</w:t>
+      </w:r>
+      <w:r>
+        <w:rPr>
+          <w:rFonts w:eastAsia="Arial Unicode MS" w:cs="Times New Roman"/>
+          <w:bCs/>
+          <w:color w:val="000000"/>
+          <w:szCs w:val="28"/>
+          <w:u w:color="000000"/>
+          <w:bdr w:val="nil"/>
+          <w:lang w:val="uk-UA" w:eastAsia="ru-RU"/>
+        </w:rPr>
+        <w:t xml:space="preserve"> обчислювалося середнє значення</w:t>
+      </w:r>
+      <w:r>
+        <w:rPr>
+          <w:rFonts w:eastAsia="Arial Unicode MS" w:cs="Times New Roman"/>
+          <w:bCs/>
+          <w:color w:val="000000"/>
+          <w:szCs w:val="28"/>
+          <w:u w:color="000000"/>
+          <w:bdr w:val="nil"/>
+          <w:lang w:val="uk-UA" w:eastAsia="ru-RU"/>
+        </w:rPr>
+        <w:t xml:space="preserve">. </w:t>
+      </w:r>
+      <w:r>
+        <w:rPr>
+          <w:rFonts w:eastAsia="Arial Unicode MS" w:cs="Times New Roman"/>
+          <w:bCs/>
+          <w:color w:val="000000"/>
+          <w:szCs w:val="28"/>
+          <w:u w:color="000000"/>
+          <w:bdr w:val="nil"/>
+          <w:lang w:val="uk-UA" w:eastAsia="ru-RU"/>
+        </w:rPr>
+        <w:t xml:space="preserve">Код аналізу швидкодії </w:t>
+      </w:r>
+      <w:r>
+        <w:rPr>
+          <w:rFonts w:eastAsia="Arial Unicode MS" w:cs="Times New Roman"/>
+          <w:bCs/>
+          <w:color w:val="000000"/>
+          <w:szCs w:val="28"/>
+          <w:u w:color="000000"/>
+          <w:bdr w:val="nil"/>
+          <w:lang w:val="uk-UA" w:eastAsia="ru-RU"/>
+        </w:rPr>
+        <w:t xml:space="preserve">наведено у додатку </w:t>
+      </w:r>
+      <w:r>
+        <w:rPr>
+          <w:rFonts w:eastAsia="Arial Unicode MS" w:cs="Times New Roman"/>
+          <w:bCs/>
+          <w:color w:val="000000"/>
+          <w:szCs w:val="28"/>
+          <w:u w:color="000000"/>
+          <w:bdr w:val="nil"/>
+          <w:lang w:val="uk-UA" w:eastAsia="ru-RU"/>
+        </w:rPr>
+        <w:t>Г</w:t>
+      </w:r>
+      <w:r>
+        <w:rPr>
+          <w:rFonts w:eastAsia="Arial Unicode MS" w:cs="Times New Roman"/>
+          <w:bCs/>
+          <w:color w:val="000000"/>
+          <w:szCs w:val="28"/>
+          <w:u w:color="000000"/>
+          <w:bdr w:val="nil"/>
+          <w:lang w:val="uk-UA" w:eastAsia="ru-RU"/>
+        </w:rPr>
+        <w:t xml:space="preserve">. </w:t>
+      </w:r>
+    </w:p>
+    <w:p>
+      <w:pPr>
+        <w:rPr>
+          <w:rFonts w:eastAsia="Arial Unicode MS" w:cs="Times New Roman"/>
+          <w:bCs/>
+          <w:color w:val="000000"/>
+          <w:szCs w:val="28"/>
+          <w:u w:color="000000"/>
+          <w:bdr w:val="nil"/>
+          <w:lang w:eastAsia="ru-RU"/>
+        </w:rPr>
+      </w:pPr>
+      <w:r>
+        <w:rPr>
+          <w:rFonts w:eastAsia="Arial Unicode MS" w:cs="Times New Roman"/>
+          <w:bCs/>
+          <w:color w:val="000000"/>
+          <w:szCs w:val="28"/>
+          <w:u w:color="000000"/>
+          <w:bdr w:val="nil"/>
+          <w:lang w:val="uk-UA" w:eastAsia="ru-RU"/>
+        </w:rPr>
+        <w:t xml:space="preserve">Оскільки тестування проводилося для різних параметрів  </w:t>
+      </w:r>
+      <m:oMath>
+        <m:r>
+          <w:rPr>
+            <w:rFonts w:ascii="Cambria Math" w:eastAsia="Arial Unicode MS" w:hAnsi="Cambria Math" w:cs="Times New Roman"/>
+            <w:color w:val="000000"/>
+            <w:szCs w:val="28"/>
+            <w:u w:color="000000"/>
+            <w:bdr w:val="nil"/>
+            <w:lang w:val="uk-UA" w:eastAsia="ru-RU"/>
+          </w:rPr>
+          <m:t>∆</m:t>
+        </m:r>
+      </m:oMath>
+      <w:r>
+        <w:rPr>
+          <w:rFonts w:eastAsia="Arial Unicode MS" w:cs="Times New Roman"/>
+          <w:bCs/>
+          <w:color w:val="000000"/>
+          <w:szCs w:val="28"/>
+          <w:u w:color="000000"/>
+          <w:bdr w:val="nil"/>
+          <w:lang w:eastAsia="ru-RU"/>
+        </w:rPr>
+        <w:t xml:space="preserve">, то усереднимо результати за цим параметром та зведемо </w:t>
+      </w:r>
+      <w:r>
+        <w:rPr>
+          <w:rFonts w:eastAsia="Arial Unicode MS" w:cs="Times New Roman"/>
+          <w:bCs/>
+          <w:color w:val="000000"/>
+          <w:szCs w:val="28"/>
+          <w:u w:color="000000"/>
+          <w:bdr w:val="nil"/>
+          <w:lang w:val="uk-UA" w:eastAsia="ru-RU"/>
+        </w:rPr>
+        <w:t>їх до таблиці 2.1</w:t>
+      </w:r>
+      <w:r>
+        <w:rPr>
+          <w:rFonts w:eastAsia="Arial Unicode MS" w:cs="Times New Roman"/>
+          <w:bCs/>
+          <w:color w:val="000000"/>
+          <w:szCs w:val="28"/>
+          <w:u w:color="000000"/>
+          <w:bdr w:val="nil"/>
+          <w:lang w:eastAsia="ru-RU"/>
+        </w:rPr>
+        <w:t>, а після побудуємо графік</w:t>
+      </w:r>
+      <w:r>
+        <w:rPr>
+          <w:rFonts w:eastAsia="Arial Unicode MS" w:cs="Times New Roman"/>
+          <w:bCs/>
+          <w:color w:val="000000"/>
+          <w:szCs w:val="28"/>
+          <w:u w:color="000000"/>
+          <w:bdr w:val="nil"/>
+          <w:lang w:val="uk-UA" w:eastAsia="ru-RU"/>
+        </w:rPr>
+        <w:t>и</w:t>
+      </w:r>
+      <w:r>
+        <w:rPr>
+          <w:rFonts w:eastAsia="Arial Unicode MS" w:cs="Times New Roman"/>
+          <w:bCs/>
+          <w:color w:val="000000"/>
+          <w:szCs w:val="28"/>
+          <w:u w:color="000000"/>
+          <w:bdr w:val="nil"/>
+          <w:lang w:val="uk-UA" w:eastAsia="ru-RU"/>
+        </w:rPr>
+        <w:t xml:space="preserve"> (рисунок 2.11)</w:t>
+      </w:r>
+      <w:r>
+        <w:rPr>
+          <w:rFonts w:eastAsia="Arial Unicode MS" w:cs="Times New Roman"/>
+          <w:bCs/>
+          <w:color w:val="000000"/>
+          <w:szCs w:val="28"/>
+          <w:u w:color="000000"/>
+          <w:bdr w:val="nil"/>
+          <w:lang w:eastAsia="ru-RU"/>
+        </w:rPr>
+        <w:t>.</w:t>
+      </w:r>
+    </w:p>
+    <w:p>
+      <w:pPr>
+        <w:rPr>
+          <w:rFonts w:eastAsia="Arial Unicode MS" w:cs="Times New Roman"/>
+          <w:bCs/>
+          <w:i/>
+          <w:color w:val="000000"/>
+          <w:szCs w:val="28"/>
+          <w:u w:color="000000"/>
+          <w:bdr w:val="nil"/>
+          <w:lang w:val="uk-UA" w:eastAsia="ru-RU"/>
+        </w:rPr>
+      </w:pPr>
+      <w:r>
+        <w:rPr>
+          <w:rFonts w:eastAsia="Arial Unicode MS" w:cs="Times New Roman"/>
+          <w:bCs/>
+          <w:color w:val="000000"/>
+          <w:szCs w:val="28"/>
+          <w:u w:color="000000"/>
+          <w:bdr w:val="nil"/>
+          <w:lang w:val="uk-UA" w:eastAsia="ru-RU"/>
+        </w:rPr>
+        <w:t xml:space="preserve">Таблиця 2.1 – Усереднині результати виконання послідовного алгоритму </w:t>
+      </w:r>
+      <m:oMath>
+        <m:r>
+          <w:rPr>
+            <w:rFonts w:ascii="Cambria Math" w:eastAsia="Arial Unicode MS" w:hAnsi="Cambria Math" w:cs="Times New Roman"/>
+            <w:color w:val="000000"/>
+            <w:szCs w:val="28"/>
+            <w:u w:color="000000"/>
+            <w:bdr w:val="nil"/>
+            <w:lang w:val="uk-UA" w:eastAsia="ru-RU"/>
+          </w:rPr>
+          <m:t>∆</m:t>
+        </m:r>
+      </m:oMath>
+      <w:r>
+        <w:rPr>
+          <w:rFonts w:eastAsia="Arial Unicode MS" w:cs="Times New Roman"/>
+          <w:bCs/>
+          <w:color w:val="000000"/>
+          <w:szCs w:val="28"/>
+          <w:u w:color="000000"/>
+          <w:bdr w:val="nil"/>
+          <w:lang w:val="uk-UA" w:eastAsia="ru-RU"/>
+        </w:rPr>
+        <w:t>-степінгу для різних вхідних даних</w:t>
+      </w:r>
+    </w:p>
+    <w:tbl>
+      <w:tblPr>
+        <w:tblStyle w:val="ae"/>
+        <w:tblW w:w="5000" w:type="pct"/>
+        <w:tblLook w:val="04A0" w:firstRow="1" w:lastRow="0" w:firstColumn="1" w:lastColumn="0" w:noHBand="0" w:noVBand="1"/>
+      </w:tblPr>
+      <w:tblGrid>
+        <w:gridCol w:w="3209"/>
+        <w:gridCol w:w="3209"/>
+        <w:gridCol w:w="3210"/>
+      </w:tblGrid>
+      <w:tr>
+        <w:tc>
+          <w:tcPr>
+            <w:tcW w:w="1666" w:type="pct"/>
+            <w:shd w:val="clear" w:color="auto" w:fill="DEEAF6" w:themeFill="accent1" w:themeFillTint="33"/>
+          </w:tcPr>
+          <w:p>
+            <w:pPr>
+              <w:ind w:firstLine="0"/>
+              <w:rPr>
+                <w:rFonts w:eastAsia="Arial Unicode MS" w:cs="Times New Roman"/>
+                <w:b/>
+                <w:bCs/>
+                <w:color w:val="000000"/>
+                <w:szCs w:val="28"/>
+                <w:u w:color="000000"/>
+                <w:bdr w:val="nil"/>
+                <w:lang w:val="uk-UA" w:eastAsia="ru-RU"/>
+              </w:rPr>
+            </w:pPr>
+            <w:r>
+              <w:rPr>
+                <w:rFonts w:eastAsia="Arial Unicode MS" w:cs="Times New Roman"/>
+                <w:b/>
+                <w:bCs/>
+                <w:color w:val="000000"/>
+                <w:szCs w:val="28"/>
+                <w:u w:color="000000"/>
+                <w:bdr w:val="nil"/>
+                <w:lang w:val="uk-UA" w:eastAsia="ru-RU"/>
+              </w:rPr>
+              <w:lastRenderedPageBreak/>
+              <w:t>Кількість вершин</w:t>
+            </w:r>
+          </w:p>
+        </w:tc>
+        <w:tc>
+          <w:tcPr>
+            <w:tcW w:w="1666" w:type="pct"/>
+            <w:shd w:val="clear" w:color="auto" w:fill="DEEAF6" w:themeFill="accent1" w:themeFillTint="33"/>
+          </w:tcPr>
+          <w:p>
+            <w:pPr>
+              <w:ind w:firstLine="0"/>
+              <w:rPr>
+                <w:rFonts w:eastAsia="Arial Unicode MS" w:cs="Times New Roman"/>
+                <w:b/>
+                <w:bCs/>
+                <w:color w:val="000000"/>
+                <w:szCs w:val="28"/>
+                <w:u w:color="000000"/>
+                <w:bdr w:val="nil"/>
+                <w:lang w:val="uk-UA" w:eastAsia="ru-RU"/>
+              </w:rPr>
+            </w:pPr>
+            <w:r>
+              <w:rPr>
+                <w:rFonts w:eastAsia="Arial Unicode MS" w:cs="Times New Roman"/>
+                <w:b/>
+                <w:bCs/>
+                <w:color w:val="000000"/>
+                <w:szCs w:val="28"/>
+                <w:u w:color="000000"/>
+                <w:bdr w:val="nil"/>
+                <w:lang w:val="uk-UA" w:eastAsia="ru-RU"/>
+              </w:rPr>
+              <w:t>Кількість ребер</w:t>
+            </w:r>
+          </w:p>
+        </w:tc>
+        <w:tc>
+          <w:tcPr>
+            <w:tcW w:w="1667" w:type="pct"/>
+            <w:shd w:val="clear" w:color="auto" w:fill="DEEAF6" w:themeFill="accent1" w:themeFillTint="33"/>
+          </w:tcPr>
+          <w:p>
+            <w:pPr>
+              <w:ind w:firstLine="0"/>
+              <w:rPr>
+                <w:rFonts w:eastAsia="Arial Unicode MS" w:cs="Times New Roman"/>
+                <w:b/>
+                <w:bCs/>
+                <w:color w:val="000000"/>
+                <w:szCs w:val="28"/>
+                <w:u w:color="000000"/>
+                <w:bdr w:val="nil"/>
+                <w:lang w:val="uk-UA" w:eastAsia="ru-RU"/>
+              </w:rPr>
+            </w:pPr>
+            <w:r>
+              <w:rPr>
+                <w:rFonts w:eastAsia="Arial Unicode MS" w:cs="Times New Roman"/>
+                <w:b/>
+                <w:bCs/>
+                <w:color w:val="000000"/>
+                <w:szCs w:val="28"/>
+                <w:u w:color="000000"/>
+                <w:bdr w:val="nil"/>
+                <w:lang w:val="uk-UA" w:eastAsia="ru-RU"/>
+              </w:rPr>
+              <w:t>Середній час виконання</w:t>
+            </w:r>
+            <w:r>
+              <w:rPr>
+                <w:rFonts w:eastAsia="Arial Unicode MS" w:cs="Times New Roman"/>
+                <w:b/>
+                <w:bCs/>
+                <w:color w:val="000000"/>
+                <w:szCs w:val="28"/>
+                <w:u w:color="000000"/>
+                <w:bdr w:val="nil"/>
+                <w:lang w:val="uk-UA" w:eastAsia="ru-RU"/>
+              </w:rPr>
+              <w:t>, С</w:t>
+            </w:r>
+          </w:p>
+        </w:tc>
+      </w:tr>
+      <w:tr>
+        <w:tc>
+          <w:tcPr>
+            <w:tcW w:w="1666" w:type="pct"/>
+            <w:vMerge w:val="restart"/>
+          </w:tcPr>
+          <w:p>
+            <w:pPr>
+              <w:ind w:firstLine="0"/>
+              <w:rPr>
+                <w:rFonts w:eastAsia="Arial Unicode MS" w:cs="Times New Roman"/>
+                <w:bCs/>
+                <w:color w:val="000000"/>
+                <w:szCs w:val="28"/>
+                <w:u w:color="000000"/>
+                <w:bdr w:val="nil"/>
+                <w:lang w:val="uk-UA" w:eastAsia="ru-RU"/>
+              </w:rPr>
+            </w:pPr>
+            <w:r>
+              <w:rPr>
+                <w:rFonts w:eastAsia="Arial Unicode MS" w:cs="Times New Roman"/>
+                <w:bCs/>
+                <w:color w:val="000000"/>
+                <w:szCs w:val="28"/>
+                <w:u w:color="000000"/>
+                <w:bdr w:val="nil"/>
+                <w:lang w:val="uk-UA" w:eastAsia="ru-RU"/>
+              </w:rPr>
+              <w:t>12000</w:t>
+            </w:r>
+          </w:p>
+        </w:tc>
+        <w:tc>
+          <w:tcPr>
+            <w:tcW w:w="1666" w:type="pct"/>
+          </w:tcPr>
+          <w:p>
+            <w:pPr>
+              <w:ind w:firstLine="0"/>
+              <w:rPr>
+                <w:rFonts w:eastAsia="Arial Unicode MS" w:cs="Times New Roman"/>
+                <w:bCs/>
+                <w:color w:val="000000"/>
+                <w:szCs w:val="28"/>
+                <w:u w:color="000000"/>
+                <w:bdr w:val="nil"/>
+                <w:lang w:val="uk-UA" w:eastAsia="ru-RU"/>
+              </w:rPr>
+            </w:pPr>
+            <w:r>
+              <w:rPr>
+                <w:rFonts w:eastAsia="Arial Unicode MS" w:cs="Times New Roman"/>
+                <w:bCs/>
+                <w:color w:val="000000"/>
+                <w:szCs w:val="28"/>
+                <w:u w:color="000000"/>
+                <w:bdr w:val="nil"/>
+                <w:lang w:val="uk-UA" w:eastAsia="ru-RU"/>
+              </w:rPr>
+              <w:t>12000</w:t>
+            </w:r>
+          </w:p>
+        </w:tc>
+        <w:tc>
+          <w:tcPr>
+            <w:tcW w:w="1667" w:type="pct"/>
+          </w:tcPr>
+          <w:p>
+            <w:pPr>
+              <w:ind w:firstLine="0"/>
+              <w:rPr>
+                <w:rFonts w:eastAsia="Arial Unicode MS" w:cs="Times New Roman"/>
+                <w:bCs/>
+                <w:color w:val="000000"/>
+                <w:szCs w:val="28"/>
+                <w:u w:color="000000"/>
+                <w:bdr w:val="nil"/>
+                <w:lang w:val="uk-UA" w:eastAsia="ru-RU"/>
+              </w:rPr>
+            </w:pPr>
+            <w:r>
+              <w:rPr>
+                <w:rFonts w:eastAsia="Arial Unicode MS" w:cs="Times New Roman"/>
+                <w:bCs/>
+                <w:color w:val="000000"/>
+                <w:szCs w:val="28"/>
+                <w:u w:color="000000"/>
+                <w:bdr w:val="nil"/>
+                <w:lang w:val="uk-UA" w:eastAsia="ru-RU"/>
+              </w:rPr>
+              <w:t>0.02</w:t>
+            </w:r>
+          </w:p>
+        </w:tc>
+      </w:tr>
+      <w:tr>
+        <w:tc>
+          <w:tcPr>
+            <w:tcW w:w="1666" w:type="pct"/>
+            <w:vMerge/>
+          </w:tcPr>
+          <w:p>
+            <w:pPr>
+              <w:ind w:firstLine="0"/>
+              <w:rPr>
+                <w:rFonts w:eastAsia="Arial Unicode MS" w:cs="Times New Roman"/>
+                <w:bCs/>
+                <w:color w:val="000000"/>
+                <w:szCs w:val="28"/>
+                <w:u w:color="000000"/>
+                <w:bdr w:val="nil"/>
+                <w:lang w:eastAsia="ru-RU"/>
+              </w:rPr>
+            </w:pPr>
+          </w:p>
+        </w:tc>
+        <w:tc>
+          <w:tcPr>
+            <w:tcW w:w="1666" w:type="pct"/>
+          </w:tcPr>
+          <w:p>
+            <w:pPr>
+              <w:ind w:firstLine="0"/>
+              <w:rPr>
+                <w:rFonts w:eastAsia="Arial Unicode MS" w:cs="Times New Roman"/>
+                <w:bCs/>
+                <w:color w:val="000000"/>
+                <w:szCs w:val="28"/>
+                <w:u w:color="000000"/>
+                <w:bdr w:val="nil"/>
+                <w:lang w:val="uk-UA" w:eastAsia="ru-RU"/>
+              </w:rPr>
+            </w:pPr>
+            <w:r>
+              <w:rPr>
+                <w:rFonts w:eastAsia="Arial Unicode MS" w:cs="Times New Roman"/>
+                <w:bCs/>
+                <w:color w:val="000000"/>
+                <w:szCs w:val="28"/>
+                <w:u w:color="000000"/>
+                <w:bdr w:val="nil"/>
+                <w:lang w:val="uk-UA" w:eastAsia="ru-RU"/>
+              </w:rPr>
+              <w:t>60000</w:t>
+            </w:r>
+          </w:p>
+        </w:tc>
+        <w:tc>
+          <w:tcPr>
+            <w:tcW w:w="1667" w:type="pct"/>
+          </w:tcPr>
+          <w:p>
+            <w:pPr>
+              <w:ind w:firstLine="0"/>
+              <w:rPr>
+                <w:rFonts w:eastAsia="Arial Unicode MS" w:cs="Times New Roman"/>
+                <w:bCs/>
+                <w:color w:val="000000"/>
+                <w:szCs w:val="28"/>
+                <w:u w:color="000000"/>
+                <w:bdr w:val="nil"/>
+                <w:lang w:val="uk-UA" w:eastAsia="ru-RU"/>
+              </w:rPr>
+            </w:pPr>
+            <w:r>
+              <w:rPr>
+                <w:rFonts w:eastAsia="Arial Unicode MS" w:cs="Times New Roman"/>
+                <w:bCs/>
+                <w:color w:val="000000"/>
+                <w:szCs w:val="28"/>
+                <w:u w:color="000000"/>
+                <w:bdr w:val="nil"/>
+                <w:lang w:val="uk-UA" w:eastAsia="ru-RU"/>
+              </w:rPr>
+              <w:t>0.1</w:t>
+            </w:r>
+            <w:r>
+              <w:rPr>
+                <w:rFonts w:eastAsia="Arial Unicode MS" w:cs="Times New Roman"/>
+                <w:bCs/>
+                <w:color w:val="000000"/>
+                <w:szCs w:val="28"/>
+                <w:u w:color="000000"/>
+                <w:bdr w:val="nil"/>
+                <w:lang w:val="uk-UA" w:eastAsia="ru-RU"/>
+              </w:rPr>
+              <w:t>0</w:t>
+            </w:r>
+          </w:p>
+        </w:tc>
+      </w:tr>
+      <w:tr>
+        <w:tc>
+          <w:tcPr>
+            <w:tcW w:w="1666" w:type="pct"/>
+            <w:vMerge/>
+          </w:tcPr>
+          <w:p>
+            <w:pPr>
+              <w:ind w:firstLine="0"/>
+              <w:rPr>
+                <w:rFonts w:eastAsia="Arial Unicode MS" w:cs="Times New Roman"/>
+                <w:bCs/>
+                <w:color w:val="000000"/>
+                <w:szCs w:val="28"/>
+                <w:u w:color="000000"/>
+                <w:bdr w:val="nil"/>
+                <w:lang w:eastAsia="ru-RU"/>
+              </w:rPr>
+            </w:pPr>
+          </w:p>
+        </w:tc>
+        <w:tc>
+          <w:tcPr>
+            <w:tcW w:w="1666" w:type="pct"/>
+          </w:tcPr>
+          <w:p>
+            <w:pPr>
+              <w:ind w:firstLine="0"/>
+              <w:rPr>
+                <w:rFonts w:eastAsia="Arial Unicode MS" w:cs="Times New Roman"/>
+                <w:bCs/>
+                <w:color w:val="000000"/>
+                <w:szCs w:val="28"/>
+                <w:u w:color="000000"/>
+                <w:bdr w:val="nil"/>
+                <w:lang w:val="uk-UA" w:eastAsia="ru-RU"/>
+              </w:rPr>
+            </w:pPr>
+            <w:r>
+              <w:rPr>
+                <w:rFonts w:eastAsia="Arial Unicode MS" w:cs="Times New Roman"/>
+                <w:bCs/>
+                <w:color w:val="000000"/>
+                <w:szCs w:val="28"/>
+                <w:u w:color="000000"/>
+                <w:bdr w:val="nil"/>
+                <w:lang w:val="uk-UA" w:eastAsia="ru-RU"/>
+              </w:rPr>
+              <w:t>120000</w:t>
+            </w:r>
+          </w:p>
+        </w:tc>
+        <w:tc>
+          <w:tcPr>
+            <w:tcW w:w="1667" w:type="pct"/>
+          </w:tcPr>
+          <w:p>
+            <w:pPr>
+              <w:ind w:firstLine="0"/>
+              <w:rPr>
+                <w:rFonts w:eastAsia="Arial Unicode MS" w:cs="Times New Roman"/>
+                <w:bCs/>
+                <w:color w:val="000000"/>
+                <w:szCs w:val="28"/>
+                <w:u w:color="000000"/>
+                <w:bdr w:val="nil"/>
+                <w:lang w:val="uk-UA" w:eastAsia="ru-RU"/>
+              </w:rPr>
+            </w:pPr>
+            <w:r>
+              <w:rPr>
+                <w:rFonts w:eastAsia="Arial Unicode MS" w:cs="Times New Roman"/>
+                <w:bCs/>
+                <w:color w:val="000000"/>
+                <w:szCs w:val="28"/>
+                <w:u w:color="000000"/>
+                <w:bdr w:val="nil"/>
+                <w:lang w:val="uk-UA" w:eastAsia="ru-RU"/>
+              </w:rPr>
+              <w:t>0.17</w:t>
+            </w:r>
+          </w:p>
+        </w:tc>
+      </w:tr>
+      <w:tr>
+        <w:tc>
+          <w:tcPr>
+            <w:tcW w:w="1666" w:type="pct"/>
+            <w:vMerge/>
+          </w:tcPr>
+          <w:p>
+            <w:pPr>
+              <w:ind w:firstLine="0"/>
+              <w:rPr>
+                <w:rFonts w:eastAsia="Arial Unicode MS" w:cs="Times New Roman"/>
+                <w:bCs/>
+                <w:color w:val="000000"/>
+                <w:szCs w:val="28"/>
+                <w:u w:color="000000"/>
+                <w:bdr w:val="nil"/>
+                <w:lang w:eastAsia="ru-RU"/>
+              </w:rPr>
+            </w:pPr>
+          </w:p>
+        </w:tc>
+        <w:tc>
+          <w:tcPr>
+            <w:tcW w:w="1666" w:type="pct"/>
+          </w:tcPr>
+          <w:p>
+            <w:pPr>
+              <w:ind w:firstLine="0"/>
+              <w:rPr>
+                <w:rFonts w:eastAsia="Arial Unicode MS" w:cs="Times New Roman"/>
+                <w:bCs/>
+                <w:color w:val="000000"/>
+                <w:szCs w:val="28"/>
+                <w:u w:color="000000"/>
+                <w:bdr w:val="nil"/>
+                <w:lang w:val="uk-UA" w:eastAsia="ru-RU"/>
+              </w:rPr>
+            </w:pPr>
+            <w:r>
+              <w:rPr>
+                <w:rFonts w:eastAsia="Arial Unicode MS" w:cs="Times New Roman"/>
+                <w:bCs/>
+                <w:color w:val="000000"/>
+                <w:szCs w:val="28"/>
+                <w:u w:color="000000"/>
+                <w:bdr w:val="nil"/>
+                <w:lang w:val="uk-UA" w:eastAsia="ru-RU"/>
+              </w:rPr>
+              <w:t>300000</w:t>
+            </w:r>
+          </w:p>
+        </w:tc>
+        <w:tc>
+          <w:tcPr>
+            <w:tcW w:w="1667" w:type="pct"/>
+          </w:tcPr>
+          <w:p>
+            <w:pPr>
+              <w:ind w:firstLine="0"/>
+              <w:rPr>
+                <w:rFonts w:eastAsia="Arial Unicode MS" w:cs="Times New Roman"/>
+                <w:bCs/>
+                <w:color w:val="000000"/>
+                <w:szCs w:val="28"/>
+                <w:u w:color="000000"/>
+                <w:bdr w:val="nil"/>
+                <w:lang w:val="uk-UA" w:eastAsia="ru-RU"/>
+              </w:rPr>
+            </w:pPr>
+            <w:r>
+              <w:rPr>
+                <w:rFonts w:eastAsia="Arial Unicode MS" w:cs="Times New Roman"/>
+                <w:bCs/>
+                <w:color w:val="000000"/>
+                <w:szCs w:val="28"/>
+                <w:u w:color="000000"/>
+                <w:bdr w:val="nil"/>
+                <w:lang w:val="uk-UA" w:eastAsia="ru-RU"/>
+              </w:rPr>
+              <w:t>0.39</w:t>
+            </w:r>
+          </w:p>
+        </w:tc>
+      </w:tr>
+      <w:tr>
+        <w:tc>
+          <w:tcPr>
+            <w:tcW w:w="1666" w:type="pct"/>
+            <w:vMerge w:val="restart"/>
+          </w:tcPr>
+          <w:p>
+            <w:pPr>
+              <w:ind w:firstLine="0"/>
+              <w:rPr>
+                <w:rFonts w:eastAsia="Arial Unicode MS" w:cs="Times New Roman"/>
+                <w:bCs/>
+                <w:color w:val="000000"/>
+                <w:szCs w:val="28"/>
+                <w:u w:color="000000"/>
+                <w:bdr w:val="nil"/>
+                <w:lang w:val="uk-UA" w:eastAsia="ru-RU"/>
+              </w:rPr>
+            </w:pPr>
+            <w:r>
+              <w:rPr>
+                <w:rFonts w:eastAsia="Arial Unicode MS" w:cs="Times New Roman"/>
+                <w:bCs/>
+                <w:color w:val="000000"/>
+                <w:szCs w:val="28"/>
+                <w:u w:color="000000"/>
+                <w:bdr w:val="nil"/>
+                <w:lang w:val="uk-UA" w:eastAsia="ru-RU"/>
+              </w:rPr>
+              <w:t>120000</w:t>
+            </w:r>
+          </w:p>
+        </w:tc>
+        <w:tc>
+          <w:tcPr>
+            <w:tcW w:w="1666" w:type="pct"/>
+          </w:tcPr>
+          <w:p>
+            <w:pPr>
+              <w:ind w:firstLine="0"/>
+              <w:rPr>
+                <w:rFonts w:eastAsia="Arial Unicode MS" w:cs="Times New Roman"/>
+                <w:bCs/>
+                <w:color w:val="000000"/>
+                <w:szCs w:val="28"/>
+                <w:u w:color="000000"/>
+                <w:bdr w:val="nil"/>
+                <w:lang w:eastAsia="ru-RU"/>
+              </w:rPr>
+            </w:pPr>
+            <w:r>
+              <w:rPr>
+                <w:rFonts w:eastAsia="Arial Unicode MS" w:cs="Times New Roman"/>
+                <w:bCs/>
+                <w:color w:val="000000"/>
+                <w:szCs w:val="28"/>
+                <w:u w:color="000000"/>
+                <w:bdr w:val="nil"/>
+                <w:lang w:val="uk-UA" w:eastAsia="ru-RU"/>
+              </w:rPr>
+              <w:t>120000</w:t>
+            </w:r>
+          </w:p>
+        </w:tc>
+        <w:tc>
+          <w:tcPr>
+            <w:tcW w:w="1667" w:type="pct"/>
+          </w:tcPr>
+          <w:p>
+            <w:pPr>
+              <w:ind w:firstLine="0"/>
+              <w:rPr>
+                <w:rFonts w:eastAsia="Arial Unicode MS" w:cs="Times New Roman"/>
+                <w:bCs/>
+                <w:color w:val="000000"/>
+                <w:szCs w:val="28"/>
+                <w:u w:color="000000"/>
+                <w:bdr w:val="nil"/>
+                <w:lang w:val="uk-UA" w:eastAsia="ru-RU"/>
+              </w:rPr>
+            </w:pPr>
+            <w:r>
+              <w:rPr>
+                <w:rFonts w:eastAsia="Arial Unicode MS" w:cs="Times New Roman"/>
+                <w:bCs/>
+                <w:color w:val="000000"/>
+                <w:szCs w:val="28"/>
+                <w:u w:color="000000"/>
+                <w:bdr w:val="nil"/>
+                <w:lang w:val="uk-UA" w:eastAsia="ru-RU"/>
+              </w:rPr>
+              <w:t>0.24</w:t>
+            </w:r>
+          </w:p>
+        </w:tc>
+      </w:tr>
+      <w:tr>
+        <w:tc>
+          <w:tcPr>
+            <w:tcW w:w="1666" w:type="pct"/>
+            <w:vMerge/>
+          </w:tcPr>
+          <w:p>
+            <w:pPr>
+              <w:ind w:firstLine="0"/>
+              <w:rPr>
+                <w:rFonts w:eastAsia="Arial Unicode MS" w:cs="Times New Roman"/>
+                <w:bCs/>
+                <w:color w:val="000000"/>
+                <w:szCs w:val="28"/>
+                <w:u w:color="000000"/>
+                <w:bdr w:val="nil"/>
+                <w:lang w:eastAsia="ru-RU"/>
+              </w:rPr>
+            </w:pPr>
+          </w:p>
+        </w:tc>
+        <w:tc>
+          <w:tcPr>
+            <w:tcW w:w="1666" w:type="pct"/>
+          </w:tcPr>
+          <w:p>
+            <w:pPr>
+              <w:ind w:firstLine="0"/>
+              <w:rPr>
+                <w:rFonts w:eastAsia="Arial Unicode MS" w:cs="Times New Roman"/>
+                <w:bCs/>
+                <w:color w:val="000000"/>
+                <w:szCs w:val="28"/>
+                <w:u w:color="000000"/>
+                <w:bdr w:val="nil"/>
+                <w:lang w:eastAsia="ru-RU"/>
+              </w:rPr>
+            </w:pPr>
+            <w:r>
+              <w:rPr>
+                <w:rFonts w:eastAsia="Arial Unicode MS" w:cs="Times New Roman"/>
+                <w:bCs/>
+                <w:color w:val="000000"/>
+                <w:szCs w:val="28"/>
+                <w:u w:color="000000"/>
+                <w:bdr w:val="nil"/>
+                <w:lang w:val="uk-UA" w:eastAsia="ru-RU"/>
+              </w:rPr>
+              <w:t>600000</w:t>
+            </w:r>
+          </w:p>
+        </w:tc>
+        <w:tc>
+          <w:tcPr>
+            <w:tcW w:w="1667" w:type="pct"/>
+          </w:tcPr>
+          <w:p>
+            <w:pPr>
+              <w:ind w:firstLine="0"/>
+              <w:rPr>
+                <w:rFonts w:eastAsia="Arial Unicode MS" w:cs="Times New Roman"/>
+                <w:bCs/>
+                <w:color w:val="000000"/>
+                <w:szCs w:val="28"/>
+                <w:u w:color="000000"/>
+                <w:bdr w:val="nil"/>
+                <w:lang w:val="uk-UA" w:eastAsia="ru-RU"/>
+              </w:rPr>
+            </w:pPr>
+            <w:r>
+              <w:rPr>
+                <w:rFonts w:eastAsia="Arial Unicode MS" w:cs="Times New Roman"/>
+                <w:bCs/>
+                <w:color w:val="000000"/>
+                <w:szCs w:val="28"/>
+                <w:u w:color="000000"/>
+                <w:bdr w:val="nil"/>
+                <w:lang w:val="uk-UA" w:eastAsia="ru-RU"/>
+              </w:rPr>
+              <w:t>1.2</w:t>
+            </w:r>
+            <w:r>
+              <w:rPr>
+                <w:rFonts w:eastAsia="Arial Unicode MS" w:cs="Times New Roman"/>
+                <w:bCs/>
+                <w:color w:val="000000"/>
+                <w:szCs w:val="28"/>
+                <w:u w:color="000000"/>
+                <w:bdr w:val="nil"/>
+                <w:lang w:val="uk-UA" w:eastAsia="ru-RU"/>
+              </w:rPr>
+              <w:t>8</w:t>
+            </w:r>
+          </w:p>
+        </w:tc>
+      </w:tr>
+      <w:tr>
+        <w:tc>
+          <w:tcPr>
+            <w:tcW w:w="1666" w:type="pct"/>
+            <w:vMerge/>
+          </w:tcPr>
+          <w:p>
+            <w:pPr>
+              <w:ind w:firstLine="0"/>
+              <w:rPr>
+                <w:rFonts w:eastAsia="Arial Unicode MS" w:cs="Times New Roman"/>
+                <w:bCs/>
+                <w:color w:val="000000"/>
+                <w:szCs w:val="28"/>
+                <w:u w:color="000000"/>
+                <w:bdr w:val="nil"/>
+                <w:lang w:eastAsia="ru-RU"/>
+              </w:rPr>
+            </w:pPr>
+          </w:p>
+        </w:tc>
+        <w:tc>
+          <w:tcPr>
+            <w:tcW w:w="1666" w:type="pct"/>
+          </w:tcPr>
+          <w:p>
+            <w:pPr>
+              <w:ind w:firstLine="0"/>
+              <w:rPr>
+                <w:rFonts w:eastAsia="Arial Unicode MS" w:cs="Times New Roman"/>
+                <w:bCs/>
+                <w:color w:val="000000"/>
+                <w:szCs w:val="28"/>
+                <w:u w:color="000000"/>
+                <w:bdr w:val="nil"/>
+                <w:lang w:eastAsia="ru-RU"/>
+              </w:rPr>
+            </w:pPr>
+            <w:r>
+              <w:rPr>
+                <w:rFonts w:eastAsia="Arial Unicode MS" w:cs="Times New Roman"/>
+                <w:bCs/>
+                <w:color w:val="000000"/>
+                <w:szCs w:val="28"/>
+                <w:u w:color="000000"/>
+                <w:bdr w:val="nil"/>
+                <w:lang w:val="uk-UA" w:eastAsia="ru-RU"/>
+              </w:rPr>
+              <w:t>1200000</w:t>
+            </w:r>
+          </w:p>
+        </w:tc>
+        <w:tc>
+          <w:tcPr>
+            <w:tcW w:w="1667" w:type="pct"/>
+          </w:tcPr>
+          <w:p>
+            <w:pPr>
+              <w:ind w:firstLine="0"/>
+              <w:rPr>
+                <w:rFonts w:eastAsia="Arial Unicode MS" w:cs="Times New Roman"/>
+                <w:bCs/>
+                <w:color w:val="000000"/>
+                <w:szCs w:val="28"/>
+                <w:u w:color="000000"/>
+                <w:bdr w:val="nil"/>
+                <w:lang w:val="uk-UA" w:eastAsia="ru-RU"/>
+              </w:rPr>
+            </w:pPr>
+            <w:r>
+              <w:rPr>
+                <w:rFonts w:eastAsia="Arial Unicode MS" w:cs="Times New Roman"/>
+                <w:bCs/>
+                <w:color w:val="000000"/>
+                <w:szCs w:val="28"/>
+                <w:u w:color="000000"/>
+                <w:bdr w:val="nil"/>
+                <w:lang w:val="uk-UA" w:eastAsia="ru-RU"/>
+              </w:rPr>
+              <w:t>2.20</w:t>
+            </w:r>
+          </w:p>
+        </w:tc>
+      </w:tr>
+      <w:tr>
+        <w:tc>
+          <w:tcPr>
+            <w:tcW w:w="1666" w:type="pct"/>
+            <w:vMerge/>
+          </w:tcPr>
+          <w:p>
+            <w:pPr>
+              <w:ind w:firstLine="0"/>
+              <w:rPr>
+                <w:rFonts w:eastAsia="Arial Unicode MS" w:cs="Times New Roman"/>
+                <w:bCs/>
+                <w:color w:val="000000"/>
+                <w:szCs w:val="28"/>
+                <w:u w:color="000000"/>
+                <w:bdr w:val="nil"/>
+                <w:lang w:eastAsia="ru-RU"/>
+              </w:rPr>
+            </w:pPr>
+          </w:p>
+        </w:tc>
+        <w:tc>
+          <w:tcPr>
+            <w:tcW w:w="1666" w:type="pct"/>
+          </w:tcPr>
+          <w:p>
+            <w:pPr>
+              <w:ind w:firstLine="0"/>
+              <w:rPr>
+                <w:rFonts w:eastAsia="Arial Unicode MS" w:cs="Times New Roman"/>
+                <w:bCs/>
+                <w:color w:val="000000"/>
+                <w:szCs w:val="28"/>
+                <w:u w:color="000000"/>
+                <w:bdr w:val="nil"/>
+                <w:lang w:eastAsia="ru-RU"/>
+              </w:rPr>
+            </w:pPr>
+            <w:r>
+              <w:rPr>
+                <w:rFonts w:eastAsia="Arial Unicode MS" w:cs="Times New Roman"/>
+                <w:bCs/>
+                <w:color w:val="000000"/>
+                <w:szCs w:val="28"/>
+                <w:u w:color="000000"/>
+                <w:bdr w:val="nil"/>
+                <w:lang w:val="uk-UA" w:eastAsia="ru-RU"/>
+              </w:rPr>
+              <w:t>3000000</w:t>
+            </w:r>
+          </w:p>
+        </w:tc>
+        <w:tc>
+          <w:tcPr>
+            <w:tcW w:w="1667" w:type="pct"/>
+          </w:tcPr>
+          <w:p>
+            <w:pPr>
+              <w:ind w:firstLine="0"/>
+              <w:rPr>
+                <w:rFonts w:eastAsia="Arial Unicode MS" w:cs="Times New Roman"/>
+                <w:bCs/>
+                <w:color w:val="000000"/>
+                <w:szCs w:val="28"/>
+                <w:u w:color="000000"/>
+                <w:bdr w:val="nil"/>
+                <w:lang w:val="uk-UA" w:eastAsia="ru-RU"/>
+              </w:rPr>
+            </w:pPr>
+            <w:r>
+              <w:rPr>
+                <w:rFonts w:eastAsia="Arial Unicode MS" w:cs="Times New Roman"/>
+                <w:bCs/>
+                <w:color w:val="000000"/>
+                <w:szCs w:val="28"/>
+                <w:u w:color="000000"/>
+                <w:bdr w:val="nil"/>
+                <w:lang w:val="uk-UA" w:eastAsia="ru-RU"/>
+              </w:rPr>
+              <w:t>5.19</w:t>
+            </w:r>
+          </w:p>
+        </w:tc>
+      </w:tr>
+      <w:tr>
+        <w:tc>
+          <w:tcPr>
+            <w:tcW w:w="1666" w:type="pct"/>
+            <w:vMerge w:val="restart"/>
+          </w:tcPr>
+          <w:p>
+            <w:pPr>
+              <w:ind w:firstLine="0"/>
+              <w:rPr>
+                <w:rFonts w:eastAsia="Arial Unicode MS" w:cs="Times New Roman"/>
+                <w:bCs/>
+                <w:color w:val="000000"/>
+                <w:szCs w:val="28"/>
+                <w:u w:color="000000"/>
+                <w:bdr w:val="nil"/>
+                <w:lang w:val="uk-UA" w:eastAsia="ru-RU"/>
+              </w:rPr>
+            </w:pPr>
+            <w:r>
+              <w:rPr>
+                <w:rFonts w:eastAsia="Arial Unicode MS" w:cs="Times New Roman"/>
+                <w:bCs/>
+                <w:color w:val="000000"/>
+                <w:szCs w:val="28"/>
+                <w:u w:color="000000"/>
+                <w:bdr w:val="nil"/>
+                <w:lang w:val="uk-UA" w:eastAsia="ru-RU"/>
+              </w:rPr>
+              <w:t>1200000</w:t>
+            </w:r>
+          </w:p>
+        </w:tc>
+        <w:tc>
+          <w:tcPr>
+            <w:tcW w:w="1666" w:type="pct"/>
+          </w:tcPr>
+          <w:p>
+            <w:pPr>
+              <w:ind w:firstLine="0"/>
+              <w:rPr>
+                <w:rFonts w:eastAsia="Arial Unicode MS" w:cs="Times New Roman"/>
+                <w:bCs/>
+                <w:color w:val="000000"/>
+                <w:szCs w:val="28"/>
+                <w:u w:color="000000"/>
+                <w:bdr w:val="nil"/>
+                <w:lang w:eastAsia="ru-RU"/>
+              </w:rPr>
+            </w:pPr>
+            <w:r>
+              <w:rPr>
+                <w:rFonts w:eastAsia="Arial Unicode MS" w:cs="Times New Roman"/>
+                <w:bCs/>
+                <w:color w:val="000000"/>
+                <w:szCs w:val="28"/>
+                <w:u w:color="000000"/>
+                <w:bdr w:val="nil"/>
+                <w:lang w:val="uk-UA" w:eastAsia="ru-RU"/>
+              </w:rPr>
+              <w:t>1200000</w:t>
+            </w:r>
+          </w:p>
+        </w:tc>
+        <w:tc>
+          <w:tcPr>
+            <w:tcW w:w="1667" w:type="pct"/>
+          </w:tcPr>
+          <w:p>
+            <w:pPr>
+              <w:ind w:firstLine="0"/>
+              <w:rPr>
+                <w:rFonts w:eastAsia="Arial Unicode MS" w:cs="Times New Roman"/>
+                <w:bCs/>
+                <w:color w:val="000000"/>
+                <w:szCs w:val="28"/>
+                <w:u w:color="000000"/>
+                <w:bdr w:val="nil"/>
+                <w:lang w:val="uk-UA" w:eastAsia="ru-RU"/>
+              </w:rPr>
+            </w:pPr>
+            <w:r>
+              <w:rPr>
+                <w:rFonts w:eastAsia="Arial Unicode MS" w:cs="Times New Roman"/>
+                <w:bCs/>
+                <w:color w:val="000000"/>
+                <w:szCs w:val="28"/>
+                <w:u w:color="000000"/>
+                <w:bdr w:val="nil"/>
+                <w:lang w:val="uk-UA" w:eastAsia="ru-RU"/>
+              </w:rPr>
+              <w:t>3.01</w:t>
+            </w:r>
+          </w:p>
+        </w:tc>
+      </w:tr>
+      <w:tr>
+        <w:tc>
+          <w:tcPr>
+            <w:tcW w:w="1666" w:type="pct"/>
+            <w:vMerge/>
+          </w:tcPr>
+          <w:p>
+            <w:pPr>
+              <w:ind w:firstLine="0"/>
+              <w:rPr>
+                <w:rFonts w:eastAsia="Arial Unicode MS" w:cs="Times New Roman"/>
+                <w:bCs/>
+                <w:color w:val="000000"/>
+                <w:szCs w:val="28"/>
+                <w:u w:color="000000"/>
+                <w:bdr w:val="nil"/>
+                <w:lang w:eastAsia="ru-RU"/>
+              </w:rPr>
+            </w:pPr>
+          </w:p>
+        </w:tc>
+        <w:tc>
+          <w:tcPr>
+            <w:tcW w:w="1666" w:type="pct"/>
+          </w:tcPr>
+          <w:p>
+            <w:pPr>
+              <w:ind w:firstLine="0"/>
+              <w:rPr>
+                <w:rFonts w:eastAsia="Arial Unicode MS" w:cs="Times New Roman"/>
+                <w:bCs/>
+                <w:color w:val="000000"/>
+                <w:szCs w:val="28"/>
+                <w:u w:color="000000"/>
+                <w:bdr w:val="nil"/>
+                <w:lang w:eastAsia="ru-RU"/>
+              </w:rPr>
+            </w:pPr>
+            <w:r>
+              <w:rPr>
+                <w:rFonts w:eastAsia="Arial Unicode MS" w:cs="Times New Roman"/>
+                <w:bCs/>
+                <w:color w:val="000000"/>
+                <w:szCs w:val="28"/>
+                <w:u w:color="000000"/>
+                <w:bdr w:val="nil"/>
+                <w:lang w:val="uk-UA" w:eastAsia="ru-RU"/>
+              </w:rPr>
+              <w:t>6000000</w:t>
+            </w:r>
+          </w:p>
+        </w:tc>
+        <w:tc>
+          <w:tcPr>
+            <w:tcW w:w="1667" w:type="pct"/>
+          </w:tcPr>
+          <w:p>
+            <w:pPr>
+              <w:ind w:firstLine="0"/>
+              <w:rPr>
+                <w:rFonts w:eastAsia="Arial Unicode MS" w:cs="Times New Roman"/>
+                <w:bCs/>
+                <w:color w:val="000000"/>
+                <w:szCs w:val="28"/>
+                <w:u w:color="000000"/>
+                <w:bdr w:val="nil"/>
+                <w:lang w:eastAsia="ru-RU"/>
+              </w:rPr>
+            </w:pPr>
+            <w:r>
+              <w:rPr>
+                <w:rFonts w:eastAsia="Arial Unicode MS" w:cs="Times New Roman"/>
+                <w:bCs/>
+                <w:color w:val="000000"/>
+                <w:szCs w:val="28"/>
+                <w:u w:color="000000"/>
+                <w:bdr w:val="nil"/>
+                <w:lang w:val="uk-UA" w:eastAsia="ru-RU"/>
+              </w:rPr>
+              <w:t>14.65</w:t>
+            </w:r>
+          </w:p>
+        </w:tc>
+      </w:tr>
+      <w:tr>
+        <w:tc>
+          <w:tcPr>
+            <w:tcW w:w="1666" w:type="pct"/>
+            <w:vMerge/>
+          </w:tcPr>
+          <w:p>
+            <w:pPr>
+              <w:ind w:firstLine="0"/>
+              <w:rPr>
+                <w:rFonts w:eastAsia="Arial Unicode MS" w:cs="Times New Roman"/>
+                <w:bCs/>
+                <w:color w:val="000000"/>
+                <w:szCs w:val="28"/>
+                <w:u w:color="000000"/>
+                <w:bdr w:val="nil"/>
+                <w:lang w:eastAsia="ru-RU"/>
+              </w:rPr>
+            </w:pPr>
+          </w:p>
+        </w:tc>
+        <w:tc>
+          <w:tcPr>
+            <w:tcW w:w="1666" w:type="pct"/>
+          </w:tcPr>
+          <w:p>
+            <w:pPr>
+              <w:ind w:firstLine="0"/>
+              <w:rPr>
+                <w:rFonts w:eastAsia="Arial Unicode MS" w:cs="Times New Roman"/>
+                <w:bCs/>
+                <w:color w:val="000000"/>
+                <w:szCs w:val="28"/>
+                <w:u w:color="000000"/>
+                <w:bdr w:val="nil"/>
+                <w:lang w:eastAsia="ru-RU"/>
+              </w:rPr>
+            </w:pPr>
+            <w:r>
+              <w:rPr>
+                <w:rFonts w:eastAsia="Arial Unicode MS" w:cs="Times New Roman"/>
+                <w:bCs/>
+                <w:color w:val="000000"/>
+                <w:szCs w:val="28"/>
+                <w:u w:color="000000"/>
+                <w:bdr w:val="nil"/>
+                <w:lang w:val="uk-UA" w:eastAsia="ru-RU"/>
+              </w:rPr>
+              <w:t>12000000</w:t>
+            </w:r>
+          </w:p>
+        </w:tc>
+        <w:tc>
+          <w:tcPr>
+            <w:tcW w:w="1667" w:type="pct"/>
+          </w:tcPr>
+          <w:p>
+            <w:pPr>
+              <w:ind w:firstLine="0"/>
+              <w:rPr>
+                <w:rFonts w:eastAsia="Arial Unicode MS" w:cs="Times New Roman"/>
+                <w:bCs/>
+                <w:color w:val="000000"/>
+                <w:szCs w:val="28"/>
+                <w:u w:color="000000"/>
+                <w:bdr w:val="nil"/>
+                <w:lang w:val="uk-UA" w:eastAsia="ru-RU"/>
+              </w:rPr>
+            </w:pPr>
+            <w:r>
+              <w:rPr>
+                <w:rFonts w:eastAsia="Arial Unicode MS" w:cs="Times New Roman"/>
+                <w:bCs/>
+                <w:color w:val="000000"/>
+                <w:szCs w:val="28"/>
+                <w:u w:color="000000"/>
+                <w:bdr w:val="nil"/>
+                <w:lang w:val="uk-UA" w:eastAsia="ru-RU"/>
+              </w:rPr>
+              <w:t>25</w:t>
+            </w:r>
+            <w:r>
+              <w:rPr>
+                <w:rFonts w:eastAsia="Arial Unicode MS" w:cs="Times New Roman"/>
+                <w:bCs/>
+                <w:color w:val="000000"/>
+                <w:szCs w:val="28"/>
+                <w:u w:color="000000"/>
+                <w:bdr w:val="nil"/>
+                <w:lang w:val="uk-UA" w:eastAsia="ru-RU"/>
+              </w:rPr>
+              <w:t>.93</w:t>
+            </w:r>
+          </w:p>
+        </w:tc>
+      </w:tr>
+      <w:tr>
+        <w:tc>
+          <w:tcPr>
+            <w:tcW w:w="1666" w:type="pct"/>
+            <w:vMerge/>
+          </w:tcPr>
+          <w:p>
+            <w:pPr>
+              <w:ind w:firstLine="0"/>
+              <w:rPr>
+                <w:rFonts w:eastAsia="Arial Unicode MS" w:cs="Times New Roman"/>
+                <w:bCs/>
+                <w:color w:val="000000"/>
+                <w:szCs w:val="28"/>
+                <w:u w:color="000000"/>
+                <w:bdr w:val="nil"/>
+                <w:lang w:eastAsia="ru-RU"/>
+              </w:rPr>
+            </w:pPr>
+          </w:p>
+        </w:tc>
+        <w:tc>
+          <w:tcPr>
+            <w:tcW w:w="1666" w:type="pct"/>
+          </w:tcPr>
+          <w:p>
+            <w:pPr>
+              <w:ind w:firstLine="0"/>
+              <w:rPr>
+                <w:rFonts w:eastAsia="Arial Unicode MS" w:cs="Times New Roman"/>
+                <w:bCs/>
+                <w:color w:val="000000"/>
+                <w:szCs w:val="28"/>
+                <w:u w:color="000000"/>
+                <w:bdr w:val="nil"/>
+                <w:lang w:eastAsia="ru-RU"/>
+              </w:rPr>
+            </w:pPr>
+            <w:r>
+              <w:rPr>
+                <w:rFonts w:eastAsia="Arial Unicode MS" w:cs="Times New Roman"/>
+                <w:bCs/>
+                <w:color w:val="000000"/>
+                <w:szCs w:val="28"/>
+                <w:u w:color="000000"/>
+                <w:bdr w:val="nil"/>
+                <w:lang w:val="uk-UA" w:eastAsia="ru-RU"/>
+              </w:rPr>
+              <w:t>30000000</w:t>
+            </w:r>
+          </w:p>
+        </w:tc>
+        <w:tc>
+          <w:tcPr>
+            <w:tcW w:w="1667" w:type="pct"/>
+          </w:tcPr>
+          <w:p>
+            <w:pPr>
+              <w:ind w:firstLine="0"/>
+              <w:rPr>
+                <w:rFonts w:eastAsia="Arial Unicode MS" w:cs="Times New Roman"/>
+                <w:bCs/>
+                <w:color w:val="000000"/>
+                <w:szCs w:val="28"/>
+                <w:u w:color="000000"/>
+                <w:bdr w:val="nil"/>
+                <w:lang w:val="uk-UA" w:eastAsia="ru-RU"/>
+              </w:rPr>
+            </w:pPr>
+            <w:r>
+              <w:rPr>
+                <w:rFonts w:eastAsia="Arial Unicode MS" w:cs="Times New Roman"/>
+                <w:bCs/>
+                <w:color w:val="000000"/>
+                <w:szCs w:val="28"/>
+                <w:u w:color="000000"/>
+                <w:bdr w:val="nil"/>
+                <w:lang w:val="uk-UA" w:eastAsia="ru-RU"/>
+              </w:rPr>
+              <w:t>59.45</w:t>
+            </w:r>
+          </w:p>
+        </w:tc>
+      </w:tr>
+    </w:tbl>
+    <w:p>
+      <w:pPr>
+        <w:ind w:firstLine="0"/>
+        <w:rPr>
+          <w:rFonts w:eastAsia="Arial Unicode MS" w:cs="Times New Roman"/>
+          <w:bCs/>
+          <w:color w:val="000000"/>
+          <w:szCs w:val="28"/>
+          <w:u w:color="000000"/>
+          <w:bdr w:val="nil"/>
+          <w:lang w:eastAsia="ru-RU"/>
+        </w:rPr>
+      </w:pPr>
+    </w:p>
+    <w:p>
+      <w:pPr>
+        <w:ind w:firstLine="0"/>
+        <w:rPr>
+          <w:rFonts w:eastAsia="Arial Unicode MS" w:cs="Times New Roman"/>
+          <w:bCs/>
+          <w:color w:val="000000"/>
+          <w:szCs w:val="28"/>
+          <w:u w:color="000000"/>
+          <w:bdr w:val="nil"/>
+          <w:lang w:eastAsia="ru-RU"/>
+        </w:rPr>
+      </w:pPr>
+      <w:r>
+        <w:rPr>
+          <w:noProof/>
+          <w:lang w:eastAsia="ru-RU"/>
+        </w:rPr>
+        <w:drawing>
+          <wp:inline distT="0" distB="0" distL="0" distR="0" wp14:anchorId="3515045C" wp14:editId="473ED871">
+            <wp:extent cx="6120130" cy="2011045"/>
+            <wp:effectExtent l="0" t="0" r="0" b="8255"/>
+            <wp:docPr id="20" name="Рисунок 20"/>
+            <wp:cNvGraphicFramePr>
+              <a:graphicFrameLocks xmlns:a="http://schemas.openxmlformats.org/drawingml/2006/main" noChangeAspect="1"/>
+            </wp:cNvGraphicFramePr>
+            <a:graphic xmlns:a="http://schemas.openxmlformats.org/drawingml/2006/main">
+              <a:graphicData uri="http://schemas.openxmlformats.org/drawingml/2006/picture">
+                <pic:pic xmlns:pic="http://schemas.openxmlformats.org/drawingml/2006/picture">
+                  <pic:nvPicPr>
+                    <pic:cNvPr id="1" name=""/>
+                    <pic:cNvPicPr/>
+                  </pic:nvPicPr>
+                  <pic:blipFill>
+                    <a:blip r:embed="rId19"/>
+                    <a:stretch>
+                      <a:fillRect/>
+                    </a:stretch>
+                  </pic:blipFill>
+                  <pic:spPr>
+                    <a:xfrm>
+                      <a:off x="0" y="0"/>
+                      <a:ext cx="6120130" cy="2011045"/>
+                    </a:xfrm>
+                    <a:prstGeom prst="rect">
+                      <a:avLst/>
+                    </a:prstGeom>
+                  </pic:spPr>
+                </pic:pic>
+              </a:graphicData>
+            </a:graphic>
+          </wp:inline>
+        </w:drawing>
+      </w:r>
+    </w:p>
+    <w:p>
+      <w:pPr>
+        <w:ind w:firstLine="0"/>
+        <w:jc w:val="center"/>
+        <w:rPr>
+          <w:rFonts w:eastAsia="Arial Unicode MS" w:cs="Times New Roman"/>
+          <w:bCs/>
+          <w:color w:val="000000"/>
+          <w:szCs w:val="28"/>
+          <w:u w:color="000000"/>
+          <w:bdr w:val="nil"/>
+          <w:lang w:val="uk-UA" w:eastAsia="ru-RU"/>
+        </w:rPr>
+      </w:pPr>
+      <w:r>
+        <w:rPr>
+          <w:rFonts w:eastAsia="Arial Unicode MS" w:cs="Times New Roman"/>
+          <w:bCs/>
+          <w:color w:val="000000"/>
+          <w:szCs w:val="28"/>
+          <w:u w:color="000000"/>
+          <w:bdr w:val="nil"/>
+          <w:lang w:val="uk-UA" w:eastAsia="ru-RU"/>
+        </w:rPr>
+        <w:t>Рисунок 2.11 – Усереднені графіки швидкості виконання від об’єму вхідних даних</w:t>
+      </w:r>
+    </w:p>
+    <w:p>
+      <w:pPr>
+        <w:rPr>
+          <w:rFonts w:eastAsia="Arial Unicode MS" w:cs="Times New Roman"/>
+          <w:bCs/>
+          <w:color w:val="000000"/>
+          <w:szCs w:val="28"/>
+          <w:u w:color="000000"/>
+          <w:bdr w:val="nil"/>
+          <w:lang w:val="uk-UA" w:eastAsia="ru-RU"/>
+        </w:rPr>
+      </w:pPr>
+      <w:r>
+        <w:rPr>
+          <w:rFonts w:eastAsia="Arial Unicode MS" w:cs="Times New Roman"/>
+          <w:bCs/>
+          <w:color w:val="000000"/>
+          <w:szCs w:val="28"/>
+          <w:u w:color="000000"/>
+          <w:bdr w:val="nil"/>
+          <w:lang w:val="uk-UA" w:eastAsia="ru-RU"/>
+        </w:rPr>
+        <w:t xml:space="preserve">Для аналізу результатів необхідно </w:t>
+      </w:r>
+      <w:r>
+        <w:rPr>
+          <w:rFonts w:eastAsia="Arial Unicode MS" w:cs="Times New Roman"/>
+          <w:bCs/>
+          <w:color w:val="000000"/>
+          <w:szCs w:val="28"/>
+          <w:u w:color="000000"/>
+          <w:bdr w:val="nil"/>
+          <w:lang w:val="uk-UA" w:eastAsia="ru-RU"/>
+        </w:rPr>
+        <w:t xml:space="preserve">ввести </w:t>
+      </w:r>
+      <w:r>
+        <w:rPr>
+          <w:rFonts w:eastAsia="Arial Unicode MS" w:cs="Times New Roman"/>
+          <w:bCs/>
+          <w:color w:val="000000"/>
+          <w:szCs w:val="28"/>
+          <w:u w:color="000000"/>
+          <w:bdr w:val="nil"/>
+          <w:lang w:val="uk-UA" w:eastAsia="ru-RU"/>
+        </w:rPr>
+        <w:t>т</w:t>
+      </w:r>
+      <w:r>
+        <w:rPr>
+          <w:rFonts w:eastAsia="Arial Unicode MS" w:cs="Times New Roman"/>
+          <w:bCs/>
+          <w:color w:val="000000"/>
+          <w:szCs w:val="28"/>
+          <w:u w:color="000000"/>
+          <w:bdr w:val="nil"/>
+          <w:lang w:eastAsia="ru-RU"/>
+        </w:rPr>
+        <w:t>еоретичну оцінку</w:t>
+      </w:r>
+      <w:r>
+        <w:rPr>
+          <w:rFonts w:eastAsia="Arial Unicode MS" w:cs="Times New Roman"/>
+          <w:bCs/>
+          <w:color w:val="000000"/>
+          <w:szCs w:val="28"/>
+          <w:u w:color="000000"/>
+          <w:bdr w:val="nil"/>
+          <w:lang w:val="uk-UA" w:eastAsia="ru-RU"/>
+        </w:rPr>
+        <w:t xml:space="preserve">, що наведена у оригінальньому дослідженні, </w:t>
+      </w:r>
+      <w:r>
+        <w:rPr>
+          <w:rFonts w:eastAsia="Arial Unicode MS" w:cs="Times New Roman"/>
+          <w:bCs/>
+          <w:color w:val="000000"/>
+          <w:szCs w:val="28"/>
+          <w:u w:color="000000"/>
+          <w:bdr w:val="nil"/>
+          <w:lang w:val="uk-UA" w:eastAsia="ru-RU"/>
+        </w:rPr>
+        <w:t xml:space="preserve">що </w:t>
+      </w:r>
+      <w:r>
+        <w:rPr>
+          <w:rFonts w:eastAsia="Arial Unicode MS" w:cs="Times New Roman"/>
+          <w:bCs/>
+          <w:color w:val="000000"/>
+          <w:szCs w:val="28"/>
+          <w:u w:color="000000"/>
+          <w:bdr w:val="nil"/>
+          <w:lang w:val="uk-UA" w:eastAsia="ru-RU"/>
+        </w:rPr>
+        <w:t>в середньому дорівнює</w:t>
+      </w:r>
+      <w:r>
+        <w:rPr>
+          <w:rFonts w:eastAsia="Arial Unicode MS" w:cs="Times New Roman"/>
+          <w:bCs/>
+          <w:color w:val="000000"/>
+          <w:szCs w:val="28"/>
+          <w:u w:color="000000"/>
+          <w:bdr w:val="nil"/>
+          <w:lang w:val="uk-UA" w:eastAsia="ru-RU"/>
+        </w:rPr>
+        <w:t>:</w:t>
+      </w:r>
+    </w:p>
+    <w:p>
+      <w:pPr>
+        <w:jc w:val="center"/>
+        <w:rPr>
+          <w:rFonts w:eastAsia="Arial Unicode MS" w:cs="Times New Roman"/>
+          <w:bCs/>
+          <w:i/>
+          <w:color w:val="000000"/>
+          <w:szCs w:val="28"/>
+          <w:u w:color="000000"/>
+          <w:bdr w:val="nil"/>
+          <w:lang w:val="uk-UA" w:eastAsia="ru-RU"/>
+        </w:rPr>
+      </w:pPr>
+      <m:oMathPara>
+        <m:oMath>
+          <m:r>
+            <w:rPr>
+              <w:rFonts w:ascii="Cambria Math" w:eastAsia="Arial Unicode MS" w:hAnsi="Cambria Math" w:cs="Times New Roman"/>
+              <w:color w:val="000000"/>
+              <w:szCs w:val="28"/>
+              <w:u w:color="000000"/>
+              <w:bdr w:val="nil"/>
+              <w:lang w:val="uk-UA" w:eastAsia="ru-RU"/>
+            </w:rPr>
+            <m:t>О(n+m+d*L)</m:t>
+          </m:r>
+        </m:oMath>
+      </m:oMathPara>
+    </w:p>
+    <w:p>
+      <w:pPr>
+        <w:ind w:firstLine="0"/>
+        <w:rPr>
+          <w:rFonts w:eastAsia="Arial Unicode MS" w:cs="Times New Roman"/>
+          <w:bCs/>
+          <w:color w:val="000000"/>
+          <w:szCs w:val="28"/>
+          <w:u w:color="000000"/>
+          <w:bdr w:val="nil"/>
+          <w:lang w:eastAsia="ru-RU"/>
+        </w:rPr>
+      </w:pPr>
+      <w:r>
+        <w:rPr>
+          <w:rFonts w:eastAsia="Arial Unicode MS" w:cs="Times New Roman"/>
+          <w:bCs/>
+          <w:color w:val="000000"/>
+          <w:szCs w:val="28"/>
+          <w:u w:color="000000"/>
+          <w:bdr w:val="nil"/>
+          <w:lang w:val="uk-UA" w:eastAsia="ru-RU"/>
+        </w:rPr>
+        <w:t xml:space="preserve">де </w:t>
+      </w:r>
+      <w:r>
+        <w:rPr>
+          <w:rFonts w:eastAsia="Arial Unicode MS" w:cs="Times New Roman"/>
+          <w:bCs/>
+          <w:color w:val="000000"/>
+          <w:szCs w:val="28"/>
+          <w:u w:color="000000"/>
+          <w:bdr w:val="nil"/>
+          <w:lang w:val="en-US" w:eastAsia="ru-RU"/>
+        </w:rPr>
+        <w:t>n</w:t>
+      </w:r>
+      <w:r>
+        <w:rPr>
+          <w:rFonts w:eastAsia="Arial Unicode MS" w:cs="Times New Roman"/>
+          <w:bCs/>
+          <w:color w:val="000000"/>
+          <w:szCs w:val="28"/>
+          <w:u w:color="000000"/>
+          <w:bdr w:val="nil"/>
+          <w:lang w:eastAsia="ru-RU"/>
+        </w:rPr>
+        <w:t xml:space="preserve"> – </w:t>
+      </w:r>
+      <w:r>
+        <w:rPr>
+          <w:rFonts w:eastAsia="Arial Unicode MS" w:cs="Times New Roman"/>
+          <w:bCs/>
+          <w:color w:val="000000"/>
+          <w:szCs w:val="28"/>
+          <w:u w:color="000000"/>
+          <w:bdr w:val="nil"/>
+          <w:lang w:val="uk-UA" w:eastAsia="ru-RU"/>
+        </w:rPr>
+        <w:t>кількість вершин</w:t>
+      </w:r>
+      <w:r>
+        <w:rPr>
+          <w:rFonts w:eastAsia="Arial Unicode MS" w:cs="Times New Roman"/>
+          <w:bCs/>
+          <w:color w:val="000000"/>
+          <w:szCs w:val="28"/>
+          <w:u w:color="000000"/>
+          <w:bdr w:val="nil"/>
+          <w:lang w:eastAsia="ru-RU"/>
+        </w:rPr>
+        <w:t>;</w:t>
+      </w:r>
+    </w:p>
+    <w:p>
+      <w:pPr>
+        <w:ind w:firstLine="0"/>
+        <w:rPr>
+          <w:rFonts w:eastAsia="Arial Unicode MS" w:cs="Times New Roman"/>
+          <w:bCs/>
+          <w:color w:val="000000"/>
+          <w:szCs w:val="28"/>
+          <w:u w:color="000000"/>
+          <w:bdr w:val="nil"/>
+          <w:lang w:eastAsia="ru-RU"/>
+        </w:rPr>
+      </w:pPr>
+      <w:r>
+        <w:rPr>
+          <w:rFonts w:eastAsia="Arial Unicode MS" w:cs="Times New Roman"/>
+          <w:bCs/>
+          <w:color w:val="000000"/>
+          <w:szCs w:val="28"/>
+          <w:u w:color="000000"/>
+          <w:bdr w:val="nil"/>
+          <w:lang w:val="en-US" w:eastAsia="ru-RU"/>
+        </w:rPr>
+        <w:t>m</w:t>
+      </w:r>
+      <w:r>
+        <w:rPr>
+          <w:rFonts w:eastAsia="Arial Unicode MS" w:cs="Times New Roman"/>
+          <w:bCs/>
+          <w:color w:val="000000"/>
+          <w:szCs w:val="28"/>
+          <w:u w:color="000000"/>
+          <w:bdr w:val="nil"/>
+          <w:lang w:eastAsia="ru-RU"/>
+        </w:rPr>
+        <w:t xml:space="preserve"> </w:t>
+      </w:r>
+      <w:r>
+        <w:rPr>
+          <w:rFonts w:eastAsia="Arial Unicode MS" w:cs="Times New Roman"/>
+          <w:bCs/>
+          <w:color w:val="000000"/>
+          <w:szCs w:val="28"/>
+          <w:u w:color="000000"/>
+          <w:bdr w:val="nil"/>
+          <w:lang w:eastAsia="ru-RU"/>
+        </w:rPr>
+        <w:t>–</w:t>
+      </w:r>
+      <w:r>
+        <w:rPr>
+          <w:rFonts w:eastAsia="Arial Unicode MS" w:cs="Times New Roman"/>
+          <w:bCs/>
+          <w:color w:val="000000"/>
+          <w:szCs w:val="28"/>
+          <w:u w:color="000000"/>
+          <w:bdr w:val="nil"/>
+          <w:lang w:eastAsia="ru-RU"/>
+        </w:rPr>
+        <w:t xml:space="preserve"> кількість </w:t>
+      </w:r>
+      <w:r>
+        <w:rPr>
+          <w:rFonts w:eastAsia="Arial Unicode MS" w:cs="Times New Roman"/>
+          <w:bCs/>
+          <w:color w:val="000000"/>
+          <w:szCs w:val="28"/>
+          <w:u w:color="000000"/>
+          <w:bdr w:val="nil"/>
+          <w:lang w:val="uk-UA" w:eastAsia="ru-RU"/>
+        </w:rPr>
+        <w:t>ребер</w:t>
+      </w:r>
+      <w:r>
+        <w:rPr>
+          <w:rFonts w:eastAsia="Arial Unicode MS" w:cs="Times New Roman"/>
+          <w:bCs/>
+          <w:color w:val="000000"/>
+          <w:szCs w:val="28"/>
+          <w:u w:color="000000"/>
+          <w:bdr w:val="nil"/>
+          <w:lang w:eastAsia="ru-RU"/>
+        </w:rPr>
+        <w:t>;</w:t>
+      </w:r>
+    </w:p>
+    <w:p>
+      <w:pPr>
+        <w:ind w:firstLine="0"/>
+        <w:rPr>
+          <w:rFonts w:eastAsia="Arial Unicode MS" w:cs="Times New Roman"/>
+          <w:bCs/>
+          <w:color w:val="000000"/>
+          <w:szCs w:val="28"/>
+          <w:u w:color="000000"/>
+          <w:bdr w:val="nil"/>
+          <w:lang w:eastAsia="ru-RU"/>
+        </w:rPr>
+      </w:pPr>
+      <w:r>
+        <w:rPr>
+          <w:rFonts w:eastAsia="Arial Unicode MS" w:cs="Times New Roman"/>
+          <w:bCs/>
+          <w:color w:val="000000"/>
+          <w:szCs w:val="28"/>
+          <w:u w:color="000000"/>
+          <w:bdr w:val="nil"/>
+          <w:lang w:val="en-US" w:eastAsia="ru-RU"/>
+        </w:rPr>
+        <w:lastRenderedPageBreak/>
+        <w:t>d</w:t>
+      </w:r>
+      <w:r>
+        <w:rPr>
+          <w:rFonts w:eastAsia="Arial Unicode MS" w:cs="Times New Roman"/>
+          <w:bCs/>
+          <w:color w:val="000000"/>
+          <w:szCs w:val="28"/>
+          <w:u w:color="000000"/>
+          <w:bdr w:val="nil"/>
+          <w:lang w:eastAsia="ru-RU"/>
+        </w:rPr>
+        <w:t xml:space="preserve"> – </w:t>
+      </w:r>
+      <w:r>
+        <w:rPr>
+          <w:rFonts w:eastAsia="Arial Unicode MS" w:cs="Times New Roman"/>
+          <w:bCs/>
+          <w:color w:val="000000"/>
+          <w:szCs w:val="28"/>
+          <w:u w:color="000000"/>
+          <w:bdr w:val="nil"/>
+          <w:lang w:val="uk-UA" w:eastAsia="ru-RU"/>
+        </w:rPr>
+        <w:t>максимальний степінь вершини</w:t>
+      </w:r>
+      <w:r>
+        <w:rPr>
+          <w:rFonts w:eastAsia="Arial Unicode MS" w:cs="Times New Roman"/>
+          <w:bCs/>
+          <w:color w:val="000000"/>
+          <w:szCs w:val="28"/>
+          <w:u w:color="000000"/>
+          <w:bdr w:val="nil"/>
+          <w:lang w:eastAsia="ru-RU"/>
+        </w:rPr>
+        <w:t>;</w:t>
+      </w:r>
+    </w:p>
+    <w:p>
+      <w:pPr>
+        <w:ind w:firstLine="0"/>
+        <w:rPr>
+          <w:rFonts w:eastAsia="Arial Unicode MS" w:cs="Times New Roman"/>
+          <w:bCs/>
+          <w:color w:val="000000"/>
+          <w:szCs w:val="28"/>
+          <w:u w:color="000000"/>
+          <w:bdr w:val="nil"/>
+          <w:lang w:val="uk-UA" w:eastAsia="ru-RU"/>
+        </w:rPr>
+      </w:pPr>
+      <w:r>
+        <w:rPr>
+          <w:rFonts w:eastAsia="Arial Unicode MS" w:cs="Times New Roman"/>
+          <w:bCs/>
+          <w:color w:val="000000"/>
+          <w:szCs w:val="28"/>
+          <w:u w:color="000000"/>
+          <w:bdr w:val="nil"/>
+          <w:lang w:val="en-US" w:eastAsia="ru-RU"/>
+        </w:rPr>
+        <w:t>L</w:t>
+      </w:r>
+      <w:r>
+        <w:rPr>
+          <w:rFonts w:eastAsia="Arial Unicode MS" w:cs="Times New Roman"/>
+          <w:bCs/>
+          <w:color w:val="000000"/>
+          <w:szCs w:val="28"/>
+          <w:u w:color="000000"/>
+          <w:bdr w:val="nil"/>
+          <w:lang w:eastAsia="ru-RU"/>
+        </w:rPr>
+        <w:t xml:space="preserve"> – </w:t>
+      </w:r>
+      <w:r>
+        <w:rPr>
+          <w:rFonts w:eastAsia="Arial Unicode MS" w:cs="Times New Roman"/>
+          <w:bCs/>
+          <w:color w:val="000000"/>
+          <w:szCs w:val="28"/>
+          <w:u w:color="000000"/>
+          <w:bdr w:val="nil"/>
+          <w:lang w:eastAsia="ru-RU"/>
+        </w:rPr>
+        <w:t xml:space="preserve">максимальна </w:t>
+      </w:r>
+      <w:r>
+        <w:rPr>
+          <w:rFonts w:eastAsia="Arial Unicode MS" w:cs="Times New Roman"/>
+          <w:bCs/>
+          <w:color w:val="000000"/>
+          <w:szCs w:val="28"/>
+          <w:u w:color="000000"/>
+          <w:bdr w:val="nil"/>
+          <w:lang w:val="uk-UA" w:eastAsia="ru-RU"/>
+        </w:rPr>
+        <w:t>довжина</w:t>
+      </w:r>
+      <w:r>
+        <w:rPr>
+          <w:rFonts w:eastAsia="Arial Unicode MS" w:cs="Times New Roman"/>
+          <w:bCs/>
+          <w:color w:val="000000"/>
+          <w:szCs w:val="28"/>
+          <w:u w:color="000000"/>
+          <w:bdr w:val="nil"/>
+          <w:lang w:eastAsia="ru-RU"/>
+        </w:rPr>
+        <w:t xml:space="preserve"> найкоротшого шляху від початкової вершини до будь-якого вузла</w:t>
+      </w:r>
+      <w:r>
+        <w:rPr>
+          <w:rFonts w:eastAsia="Arial Unicode MS" w:cs="Times New Roman"/>
+          <w:bCs/>
+          <w:color w:val="000000"/>
+          <w:szCs w:val="28"/>
+          <w:u w:color="000000"/>
+          <w:bdr w:val="nil"/>
+          <w:lang w:eastAsia="ru-RU"/>
+        </w:rPr>
+        <w:t>.</w:t>
+      </w:r>
+    </w:p>
+    <w:p>
+      <w:pPr>
+        <w:ind w:firstLine="708"/>
+        <w:rPr>
+          <w:rFonts w:eastAsia="Arial Unicode MS" w:cs="Times New Roman"/>
+          <w:bCs/>
+          <w:color w:val="000000"/>
+          <w:szCs w:val="28"/>
+          <w:u w:color="000000"/>
+          <w:bdr w:val="nil"/>
+          <w:lang w:val="uk-UA" w:eastAsia="ru-RU"/>
+        </w:rPr>
+      </w:pPr>
+      <w:r>
+        <w:rPr>
+          <w:rFonts w:eastAsia="Arial Unicode MS" w:cs="Times New Roman"/>
+          <w:bCs/>
+          <w:color w:val="000000"/>
+          <w:szCs w:val="28"/>
+          <w:u w:color="000000"/>
+          <w:bdr w:val="nil"/>
+          <w:lang w:val="uk-UA" w:eastAsia="ru-RU"/>
+        </w:rPr>
+        <w:t>Використовуючи результати зведені у табицю та зображені графіки, можна зробити такі висновки</w:t>
+      </w:r>
+      <w:r>
+        <w:rPr>
+          <w:rFonts w:eastAsia="Arial Unicode MS" w:cs="Times New Roman"/>
+          <w:bCs/>
+          <w:color w:val="000000"/>
+          <w:szCs w:val="28"/>
+          <w:u w:color="000000"/>
+          <w:bdr w:val="nil"/>
+          <w:lang w:val="uk-UA" w:eastAsia="ru-RU"/>
+        </w:rPr>
+        <w:t xml:space="preserve">: </w:t>
+      </w:r>
+    </w:p>
+    <w:p>
+      <w:pPr>
+        <w:pStyle w:val="ad"/>
+        <w:numPr>
+          <w:ilvl w:val="0"/>
+          <w:numId w:val="14"/>
+        </w:numPr>
+        <w:rPr>
+          <w:rFonts w:eastAsia="Arial Unicode MS" w:cs="Times New Roman"/>
+          <w:bCs/>
+          <w:color w:val="000000"/>
+          <w:szCs w:val="28"/>
+          <w:u w:color="000000"/>
+          <w:bdr w:val="nil"/>
+          <w:lang w:val="uk-UA" w:eastAsia="ru-RU"/>
+        </w:rPr>
+      </w:pPr>
+      <w:r>
+        <w:rPr>
+          <w:rFonts w:eastAsia="Arial Unicode MS" w:cs="Times New Roman"/>
+          <w:bCs/>
+          <w:color w:val="000000"/>
+          <w:szCs w:val="28"/>
+          <w:u w:color="000000"/>
+          <w:bdr w:val="nil"/>
+          <w:lang w:val="uk-UA" w:eastAsia="ru-RU"/>
+        </w:rPr>
+        <w:t>при збільшенні кількості вершин час зростає</w:t>
+      </w:r>
+      <w:r>
+        <w:rPr>
+          <w:rFonts w:eastAsia="Arial Unicode MS" w:cs="Times New Roman"/>
+          <w:bCs/>
+          <w:color w:val="000000"/>
+          <w:szCs w:val="28"/>
+          <w:u w:color="000000"/>
+          <w:bdr w:val="nil"/>
+          <w:lang w:val="uk-UA" w:eastAsia="ru-RU"/>
+        </w:rPr>
+        <w:t xml:space="preserve"> приблизно</w:t>
+      </w:r>
+      <w:r>
+        <w:rPr>
+          <w:rFonts w:eastAsia="Arial Unicode MS" w:cs="Times New Roman"/>
+          <w:bCs/>
+          <w:color w:val="000000"/>
+          <w:szCs w:val="28"/>
+          <w:u w:color="000000"/>
+          <w:bdr w:val="nil"/>
+          <w:lang w:val="uk-UA" w:eastAsia="ru-RU"/>
+        </w:rPr>
+        <w:t xml:space="preserve"> </w:t>
+      </w:r>
+      <w:r>
+        <w:rPr>
+          <w:rFonts w:eastAsia="Arial Unicode MS" w:cs="Times New Roman"/>
+          <w:bCs/>
+          <w:color w:val="000000"/>
+          <w:szCs w:val="28"/>
+          <w:u w:color="000000"/>
+          <w:bdr w:val="nil"/>
+          <w:lang w:val="uk-UA" w:eastAsia="ru-RU"/>
+        </w:rPr>
+        <w:t>лінійно</w:t>
+      </w:r>
+      <w:r>
+        <w:rPr>
+          <w:rFonts w:eastAsia="Arial Unicode MS" w:cs="Times New Roman"/>
+          <w:bCs/>
+          <w:color w:val="000000"/>
+          <w:szCs w:val="28"/>
+          <w:u w:color="000000"/>
+          <w:bdr w:val="nil"/>
+          <w:lang w:eastAsia="ru-RU"/>
+        </w:rPr>
+        <w:t>;</w:t>
+      </w:r>
+    </w:p>
+    <w:p>
+      <w:pPr>
+        <w:pStyle w:val="ad"/>
+        <w:numPr>
+          <w:ilvl w:val="0"/>
+          <w:numId w:val="14"/>
+        </w:numPr>
+        <w:rPr>
+          <w:rFonts w:eastAsia="Arial Unicode MS" w:cs="Times New Roman"/>
+          <w:bCs/>
+          <w:color w:val="000000"/>
+          <w:szCs w:val="28"/>
+          <w:u w:color="000000"/>
+          <w:bdr w:val="nil"/>
+          <w:lang w:val="uk-UA" w:eastAsia="ru-RU"/>
+        </w:rPr>
+      </w:pPr>
+      <w:r>
+        <w:rPr>
+          <w:rFonts w:eastAsia="Arial Unicode MS" w:cs="Times New Roman"/>
+          <w:bCs/>
+          <w:color w:val="000000"/>
+          <w:szCs w:val="28"/>
+          <w:u w:color="000000"/>
+          <w:bdr w:val="nil"/>
+          <w:lang w:val="uk-UA" w:eastAsia="ru-RU"/>
+        </w:rPr>
+        <w:t>при зб</w:t>
+      </w:r>
+      <w:r>
+        <w:rPr>
+          <w:rFonts w:eastAsia="Arial Unicode MS" w:cs="Times New Roman"/>
+          <w:bCs/>
+          <w:color w:val="000000"/>
+          <w:szCs w:val="28"/>
+          <w:u w:color="000000"/>
+          <w:bdr w:val="nil"/>
+          <w:lang w:val="uk-UA" w:eastAsia="ru-RU"/>
+        </w:rPr>
+        <w:t xml:space="preserve">ільшенні кількості </w:t>
+      </w:r>
+      <w:r>
+        <w:rPr>
+          <w:rFonts w:eastAsia="Arial Unicode MS" w:cs="Times New Roman"/>
+          <w:bCs/>
+          <w:color w:val="000000"/>
+          <w:szCs w:val="28"/>
+          <w:u w:color="000000"/>
+          <w:bdr w:val="nil"/>
+          <w:lang w:val="uk-UA" w:eastAsia="ru-RU"/>
+        </w:rPr>
+        <w:t>ребер</w:t>
+      </w:r>
+      <w:r>
+        <w:rPr>
+          <w:rFonts w:eastAsia="Arial Unicode MS" w:cs="Times New Roman"/>
+          <w:bCs/>
+          <w:color w:val="000000"/>
+          <w:szCs w:val="28"/>
+          <w:u w:color="000000"/>
+          <w:bdr w:val="nil"/>
+          <w:lang w:val="uk-UA" w:eastAsia="ru-RU"/>
+        </w:rPr>
+        <w:t>, теоретично, мав б</w:t>
+      </w:r>
+      <w:r>
+        <w:rPr>
+          <w:rFonts w:eastAsia="Arial Unicode MS" w:cs="Times New Roman"/>
+          <w:bCs/>
+          <w:color w:val="000000"/>
+          <w:szCs w:val="28"/>
+          <w:u w:color="000000"/>
+          <w:bdr w:val="nil"/>
+          <w:lang w:val="uk-UA" w:eastAsia="ru-RU"/>
+        </w:rPr>
+        <w:t>и</w:t>
+      </w:r>
+      <w:r>
+        <w:rPr>
+          <w:rFonts w:eastAsia="Arial Unicode MS" w:cs="Times New Roman"/>
+          <w:bCs/>
+          <w:color w:val="000000"/>
+          <w:szCs w:val="28"/>
+          <w:u w:color="000000"/>
+          <w:bdr w:val="nil"/>
+          <w:lang w:val="uk-UA" w:eastAsia="ru-RU"/>
+        </w:rPr>
+        <w:t xml:space="preserve"> збільшуватися час виконання, що залежить від </w:t>
+      </w:r>
+      <w:r>
+        <w:rPr>
+          <w:rFonts w:eastAsia="Arial Unicode MS" w:cs="Times New Roman"/>
+          <w:bCs/>
+          <w:color w:val="000000"/>
+          <w:szCs w:val="28"/>
+          <w:u w:color="000000"/>
+          <w:bdr w:val="nil"/>
+          <w:lang w:val="en-US" w:eastAsia="ru-RU"/>
+        </w:rPr>
+        <w:t>m</w:t>
+      </w:r>
+      <w:r>
+        <w:rPr>
+          <w:rFonts w:eastAsia="Arial Unicode MS" w:cs="Times New Roman"/>
+          <w:bCs/>
+          <w:color w:val="000000"/>
+          <w:szCs w:val="28"/>
+          <w:u w:color="000000"/>
+          <w:bdr w:val="nil"/>
+          <w:lang w:val="uk-UA" w:eastAsia="ru-RU"/>
+        </w:rPr>
+        <w:t xml:space="preserve">, що є лінійною залежності  </w:t>
+      </w:r>
+      <m:oMath>
+        <m:r>
+          <w:rPr>
+            <w:rFonts w:ascii="Cambria Math" w:eastAsia="Arial Unicode MS" w:hAnsi="Cambria Math" w:cs="Times New Roman"/>
+            <w:color w:val="000000"/>
+            <w:szCs w:val="28"/>
+            <w:u w:color="000000"/>
+            <w:bdr w:val="nil"/>
+            <w:lang w:val="uk-UA" w:eastAsia="ru-RU"/>
+          </w:rPr>
+          <m:t>О(m)</m:t>
+        </m:r>
+      </m:oMath>
+      <w:r>
+        <w:rPr>
+          <w:rFonts w:eastAsia="Arial Unicode MS" w:cs="Times New Roman"/>
+          <w:bCs/>
+          <w:color w:val="000000"/>
+          <w:szCs w:val="28"/>
+          <w:u w:color="000000"/>
+          <w:bdr w:val="nil"/>
+          <w:lang w:val="uk-UA" w:eastAsia="ru-RU"/>
+        </w:rPr>
+        <w:t xml:space="preserve">, </w:t>
+      </w:r>
+      <w:r>
+        <w:rPr>
+          <w:rFonts w:eastAsia="Arial Unicode MS" w:cs="Times New Roman"/>
+          <w:bCs/>
+          <w:color w:val="000000"/>
+          <w:szCs w:val="28"/>
+          <w:u w:color="000000"/>
+          <w:bdr w:val="nil"/>
+          <w:lang w:val="uk-UA" w:eastAsia="ru-RU"/>
+        </w:rPr>
+        <w:t>але</w:t>
+      </w:r>
+      <w:r>
+        <w:rPr>
+          <w:rFonts w:eastAsia="Arial Unicode MS" w:cs="Times New Roman"/>
+          <w:bCs/>
+          <w:color w:val="000000"/>
+          <w:szCs w:val="28"/>
+          <w:u w:color="000000"/>
+          <w:bdr w:val="nil"/>
+          <w:lang w:val="uk-UA" w:eastAsia="ru-RU"/>
+        </w:rPr>
+        <w:t xml:space="preserve"> також</w:t>
+      </w:r>
+      <w:r>
+        <w:rPr>
+          <w:rFonts w:eastAsia="Arial Unicode MS" w:cs="Times New Roman"/>
+          <w:bCs/>
+          <w:color w:val="000000"/>
+          <w:szCs w:val="28"/>
+          <w:u w:color="000000"/>
+          <w:bdr w:val="nil"/>
+          <w:lang w:val="uk-UA" w:eastAsia="ru-RU"/>
+        </w:rPr>
+        <w:t xml:space="preserve">, оскільки </w:t>
+      </w:r>
+      <w:r>
+        <w:rPr>
+          <w:rFonts w:eastAsia="Arial Unicode MS" w:cs="Times New Roman"/>
+          <w:bCs/>
+          <w:color w:val="000000"/>
+          <w:szCs w:val="28"/>
+          <w:u w:color="000000"/>
+          <w:bdr w:val="nil"/>
+          <w:lang w:val="uk-UA" w:eastAsia="ru-RU"/>
+        </w:rPr>
+        <w:t>збільшуватиметься максмальний степінь вершини та зменшуватиметься максимальна вага найкоротшого шляху</w:t>
+      </w:r>
+      <w:r>
+        <w:rPr>
+          <w:rFonts w:eastAsia="Arial Unicode MS" w:cs="Times New Roman"/>
+          <w:bCs/>
+          <w:color w:val="000000"/>
+          <w:szCs w:val="28"/>
+          <w:u w:color="000000"/>
+          <w:bdr w:val="nil"/>
+          <w:lang w:val="uk-UA" w:eastAsia="ru-RU"/>
+        </w:rPr>
+        <w:t xml:space="preserve">, </w:t>
+      </w:r>
+      <w:r>
+        <w:rPr>
+          <w:rFonts w:eastAsia="Arial Unicode MS" w:cs="Times New Roman"/>
+          <w:bCs/>
+          <w:color w:val="000000"/>
+          <w:szCs w:val="28"/>
+          <w:u w:color="000000"/>
+          <w:bdr w:val="nil"/>
+          <w:lang w:val="uk-UA" w:eastAsia="ru-RU"/>
+        </w:rPr>
+        <w:t xml:space="preserve">то це </w:t>
+      </w:r>
+      <w:r>
+        <w:rPr>
+          <w:rFonts w:eastAsia="Arial Unicode MS" w:cs="Times New Roman"/>
+          <w:bCs/>
+          <w:color w:val="000000"/>
+          <w:szCs w:val="28"/>
+          <w:u w:color="000000"/>
+          <w:bdr w:val="nil"/>
+          <w:lang w:val="uk-UA" w:eastAsia="ru-RU"/>
+        </w:rPr>
+        <w:t>мало б призводити до не</w:t>
+      </w:r>
+      <w:r>
+        <w:rPr>
+          <w:rFonts w:eastAsia="Arial Unicode MS" w:cs="Times New Roman"/>
+          <w:bCs/>
+          <w:color w:val="000000"/>
+          <w:szCs w:val="28"/>
+          <w:u w:color="000000"/>
+          <w:bdr w:val="nil"/>
+          <w:lang w:val="uk-UA" w:eastAsia="ru-RU"/>
+        </w:rPr>
+        <w:t xml:space="preserve">лінійних залежностей, проте в експерементах, фіксуючи кількість вершин </w:t>
+      </w:r>
+      <w:r>
+        <w:rPr>
+          <w:rFonts w:eastAsia="Arial Unicode MS" w:cs="Times New Roman"/>
+          <w:bCs/>
+          <w:color w:val="000000"/>
+          <w:szCs w:val="28"/>
+          <w:u w:color="000000"/>
+          <w:bdr w:val="nil"/>
+          <w:lang w:val="en-US" w:eastAsia="ru-RU"/>
+        </w:rPr>
+        <w:t>n</w:t>
+      </w:r>
+      <w:r>
+        <w:rPr>
+          <w:rFonts w:eastAsia="Arial Unicode MS" w:cs="Times New Roman"/>
+          <w:bCs/>
+          <w:color w:val="000000"/>
+          <w:szCs w:val="28"/>
+          <w:u w:color="000000"/>
+          <w:bdr w:val="nil"/>
+          <w:lang w:val="uk-UA" w:eastAsia="ru-RU"/>
+        </w:rPr>
+        <w:t>, час збільшувався приблизно лінійно, що свідчить про те, що</w:t>
+      </w:r>
+      <w:r>
+        <w:rPr>
+          <w:rFonts w:eastAsia="Arial Unicode MS" w:cs="Times New Roman"/>
+          <w:bCs/>
+          <w:color w:val="000000"/>
+          <w:szCs w:val="28"/>
+          <w:u w:color="000000"/>
+          <w:bdr w:val="nil"/>
+          <w:lang w:val="uk-UA" w:eastAsia="ru-RU"/>
+        </w:rPr>
+        <w:t xml:space="preserve"> значення</w:t>
+      </w:r>
+      <w:r>
+        <w:rPr>
+          <w:rFonts w:eastAsia="Arial Unicode MS" w:cs="Times New Roman"/>
+          <w:bCs/>
+          <w:color w:val="000000"/>
+          <w:szCs w:val="28"/>
+          <w:u w:color="000000"/>
+          <w:bdr w:val="nil"/>
+          <w:lang w:val="uk-UA" w:eastAsia="ru-RU"/>
+        </w:rPr>
+        <w:t xml:space="preserve"> </w:t>
+      </w:r>
+      <m:oMath>
+        <m:r>
+          <w:rPr>
+            <w:rFonts w:ascii="Cambria Math" w:eastAsia="Arial Unicode MS" w:hAnsi="Cambria Math" w:cs="Times New Roman"/>
+            <w:color w:val="000000"/>
+            <w:szCs w:val="28"/>
+            <w:u w:color="000000"/>
+            <w:bdr w:val="nil"/>
+            <w:lang w:val="uk-UA" w:eastAsia="ru-RU"/>
+          </w:rPr>
+          <m:t>d*L</m:t>
+        </m:r>
+      </m:oMath>
+      <w:r>
+        <w:rPr>
+          <w:rFonts w:eastAsia="Arial Unicode MS" w:cs="Times New Roman"/>
+          <w:bCs/>
+          <w:color w:val="000000"/>
+          <w:szCs w:val="28"/>
+          <w:u w:color="000000"/>
+          <w:bdr w:val="nil"/>
+          <w:lang w:val="uk-UA" w:eastAsia="ru-RU"/>
+        </w:rPr>
+        <w:t xml:space="preserve"> залишалося приблизно однаковим.</w:t>
+      </w:r>
+    </w:p>
+    <w:p>
+      <w:pPr>
+        <w:rPr>
+          <w:rFonts w:eastAsia="Arial Unicode MS" w:cs="Times New Roman"/>
+          <w:bCs/>
+          <w:color w:val="000000"/>
+          <w:szCs w:val="28"/>
+          <w:u w:color="000000"/>
+          <w:bdr w:val="nil"/>
+          <w:lang w:val="uk-UA" w:eastAsia="ru-RU"/>
+        </w:rPr>
+      </w:pPr>
+      <w:r>
+        <w:rPr>
+          <w:rFonts w:eastAsia="Arial Unicode MS" w:cs="Times New Roman"/>
+          <w:bCs/>
+          <w:color w:val="000000"/>
+          <w:szCs w:val="28"/>
+          <w:u w:color="000000"/>
+          <w:bdr w:val="nil"/>
+          <w:lang w:val="uk-UA" w:eastAsia="ru-RU"/>
+        </w:rPr>
+        <w:t xml:space="preserve"> </w:t>
+      </w:r>
       <w:r>
         <w:rPr>
           <w:rFonts w:eastAsia="Arial Unicode MS" w:cs="Times New Roman"/>
@@ -10110,6 +15631,474 @@
           <w:lang w:val="uk-UA" w:eastAsia="ru-RU"/>
         </w:rPr>
       </w:pPr>
+      <w:r>
+        <w:rPr>
+          <w:rFonts w:eastAsia="Arial Unicode MS" w:cs="Times New Roman"/>
+          <w:bCs/>
+          <w:color w:val="000000"/>
+          <w:szCs w:val="28"/>
+          <w:u w:color="000000"/>
+          <w:bdr w:val="nil"/>
+          <w:lang w:val="uk-UA" w:eastAsia="ru-RU"/>
+        </w:rPr>
+        <w:t>Згідно із завданням на курсову роботу, розробка як послідовної, так і паралельної версій алгоритму здійснюється мовою програмування Python. Використання цієї мови для задач паралельної обробки графів вимагає особливого архітектурного підходу через наявність у стандартному інтерпретаторі ме</w:t>
+      </w:r>
+      <w:r>
+        <w:rPr>
+          <w:rFonts w:eastAsia="Arial Unicode MS" w:cs="Times New Roman"/>
+          <w:bCs/>
+          <w:color w:val="000000"/>
+          <w:szCs w:val="28"/>
+          <w:u w:color="000000"/>
+          <w:bdr w:val="nil"/>
+          <w:lang w:val="uk-UA" w:eastAsia="ru-RU"/>
+        </w:rPr>
+        <w:t>ханізму глобального блокування</w:t>
+      </w:r>
+      <w:r>
+        <w:rPr>
+          <w:rFonts w:eastAsia="Arial Unicode MS" w:cs="Times New Roman"/>
+          <w:bCs/>
+          <w:color w:val="000000"/>
+          <w:szCs w:val="28"/>
+          <w:u w:color="000000"/>
+          <w:bdr w:val="nil"/>
+          <w:lang w:val="uk-UA" w:eastAsia="ru-RU"/>
+        </w:rPr>
+        <w:t>. Цей механізм гарантує потокобезпечність виконання коду, проте унеможливлює одночасне виконання інструкцій кількома потоками на різних фізичних ядрах процесора. Відповідно, використання класичної багатопотоковості для обчислювально інтенсивних задач є неефективним і не забезпечує реального апаратного прискорення.</w:t>
+      </w:r>
+    </w:p>
+    <w:p>
+      <w:pPr>
+        <w:ind w:firstLine="708"/>
+        <w:rPr>
+          <w:rFonts w:eastAsia="Arial Unicode MS" w:cs="Times New Roman"/>
+          <w:bCs/>
+          <w:color w:val="000000"/>
+          <w:szCs w:val="28"/>
+          <w:u w:color="000000"/>
+          <w:bdr w:val="nil"/>
+          <w:lang w:val="uk-UA" w:eastAsia="ru-RU"/>
+        </w:rPr>
+      </w:pPr>
+      <w:r>
+        <w:rPr>
+          <w:rFonts w:eastAsia="Arial Unicode MS" w:cs="Times New Roman"/>
+          <w:bCs/>
+          <w:color w:val="000000"/>
+          <w:szCs w:val="28"/>
+          <w:u w:color="000000"/>
+          <w:bdr w:val="nil"/>
+          <w:lang w:val="uk-UA" w:eastAsia="ru-RU"/>
+        </w:rPr>
+        <w:t>Для обходу цього обмеження базовою технологією розпаралелювання було обрано стандартний модуль багатопроцесорності. Він дозволяє операційній системі створювати відокремлені процеси, кожен з яких ініціалізує власний незалежний інтерпретатор та обходить глобальне блокування. Завдяки цьому досягається справжній паралелізм на рівні фізичних ядер процесора.</w:t>
+      </w:r>
+    </w:p>
+    <w:p>
+      <w:pPr>
+        <w:ind w:firstLine="708"/>
+        <w:rPr>
+          <w:rFonts w:eastAsia="Arial Unicode MS" w:cs="Times New Roman"/>
+          <w:bCs/>
+          <w:color w:val="000000"/>
+          <w:szCs w:val="28"/>
+          <w:u w:color="000000"/>
+          <w:bdr w:val="nil"/>
+          <w:lang w:val="uk-UA" w:eastAsia="ru-RU"/>
+        </w:rPr>
+      </w:pPr>
+      <w:r>
+        <w:rPr>
+          <w:rFonts w:eastAsia="Arial Unicode MS" w:cs="Times New Roman"/>
+          <w:bCs/>
+          <w:color w:val="000000"/>
+          <w:szCs w:val="28"/>
+          <w:u w:color="000000"/>
+          <w:bdr w:val="nil"/>
+          <w:lang w:val="uk-UA" w:eastAsia="ru-RU"/>
+        </w:rPr>
+        <w:t>Однак багатопроцесорна архітектура породжує проблему накладних витрат на міжпроцесну взаємодію. Традиційні методи обміну даними між процесами у Pyth</w:t>
+      </w:r>
+      <w:r>
+        <w:rPr>
+          <w:rFonts w:eastAsia="Arial Unicode MS" w:cs="Times New Roman"/>
+          <w:bCs/>
+          <w:color w:val="000000"/>
+          <w:szCs w:val="28"/>
+          <w:u w:color="000000"/>
+          <w:bdr w:val="nil"/>
+          <w:lang w:val="uk-UA" w:eastAsia="ru-RU"/>
+        </w:rPr>
+        <w:t>on передбачають серіалізацію об’</w:t>
+      </w:r>
+      <w:r>
+        <w:rPr>
+          <w:rFonts w:eastAsia="Arial Unicode MS" w:cs="Times New Roman"/>
+          <w:bCs/>
+          <w:color w:val="000000"/>
+          <w:szCs w:val="28"/>
+          <w:u w:color="000000"/>
+          <w:bdr w:val="nil"/>
+          <w:lang w:val="uk-UA" w:eastAsia="ru-RU"/>
+        </w:rPr>
+        <w:t>єктів та їх копі</w:t>
+      </w:r>
+      <w:r>
+        <w:rPr>
+          <w:rFonts w:eastAsia="Arial Unicode MS" w:cs="Times New Roman"/>
+          <w:bCs/>
+          <w:color w:val="000000"/>
+          <w:szCs w:val="28"/>
+          <w:u w:color="000000"/>
+          <w:bdr w:val="nil"/>
+          <w:lang w:val="uk-UA" w:eastAsia="ru-RU"/>
+        </w:rPr>
+        <w:t>ювання через системні канали зв’</w:t>
+      </w:r>
+      <w:r>
+        <w:rPr>
+          <w:rFonts w:eastAsia="Arial Unicode MS" w:cs="Times New Roman"/>
+          <w:bCs/>
+          <w:color w:val="000000"/>
+          <w:szCs w:val="28"/>
+          <w:u w:color="000000"/>
+          <w:bdr w:val="nil"/>
+          <w:lang w:val="uk-UA" w:eastAsia="ru-RU"/>
+        </w:rPr>
+        <w:t xml:space="preserve">язку. При реалізації алгоритму </w:t>
+      </w:r>
+      <m:oMath>
+        <m:r>
+          <w:rPr>
+            <w:rFonts w:ascii="Cambria Math" w:eastAsia="Arial Unicode MS" w:hAnsi="Cambria Math" w:cs="Times New Roman"/>
+            <w:color w:val="000000"/>
+            <w:szCs w:val="28"/>
+            <w:u w:color="000000"/>
+            <w:bdr w:val="nil"/>
+            <w:lang w:val="uk-UA" w:eastAsia="ru-RU"/>
+          </w:rPr>
+          <m:t>∆</m:t>
+        </m:r>
+      </m:oMath>
+      <w:r>
+        <w:rPr>
+          <w:rFonts w:eastAsia="Arial Unicode MS" w:cs="Times New Roman"/>
+          <w:bCs/>
+          <w:color w:val="000000"/>
+          <w:szCs w:val="28"/>
+          <w:u w:color="000000"/>
+          <w:bdr w:val="nil"/>
+          <w:lang w:val="uk-UA" w:eastAsia="ru-RU"/>
+        </w:rPr>
+        <w:t>-степінгу для надвеликих графів постійне копіювання матриць суміжності, ваг ребер та масивів відстаней між процесами повністю знівелювало б переваги паралельного виконання через перевантаження системної шини.</w:t>
+      </w:r>
+    </w:p>
+    <w:p>
+      <w:pPr>
+        <w:ind w:firstLine="708"/>
+        <w:rPr>
+          <w:rFonts w:eastAsia="Arial Unicode MS" w:cs="Times New Roman"/>
+          <w:bCs/>
+          <w:color w:val="000000"/>
+          <w:szCs w:val="28"/>
+          <w:u w:color="000000"/>
+          <w:bdr w:val="nil"/>
+          <w:lang w:val="uk-UA" w:eastAsia="ru-RU"/>
+        </w:rPr>
+      </w:pPr>
+      <w:r>
+        <w:rPr>
+          <w:rFonts w:eastAsia="Arial Unicode MS" w:cs="Times New Roman"/>
+          <w:bCs/>
+          <w:color w:val="000000"/>
+          <w:szCs w:val="28"/>
+          <w:u w:color="000000"/>
+          <w:bdr w:val="nil"/>
+          <w:lang w:val="uk-UA" w:eastAsia="ru-RU"/>
+        </w:rPr>
+        <w:t>Для вирішення цієї проблеми програмну архітектуру необхідно</w:t>
+      </w:r>
+      <w:r>
+        <w:rPr>
+          <w:rFonts w:eastAsia="Arial Unicode MS" w:cs="Times New Roman"/>
+          <w:bCs/>
+          <w:color w:val="000000"/>
+          <w:szCs w:val="28"/>
+          <w:u w:color="000000"/>
+          <w:bdr w:val="nil"/>
+          <w:lang w:val="uk-UA" w:eastAsia="ru-RU"/>
+        </w:rPr>
+        <w:t xml:space="preserve"> побудовати</w:t>
+      </w:r>
+      <w:r>
+        <w:rPr>
+          <w:rFonts w:eastAsia="Arial Unicode MS" w:cs="Times New Roman"/>
+          <w:bCs/>
+          <w:color w:val="000000"/>
+          <w:szCs w:val="28"/>
+          <w:u w:color="000000"/>
+          <w:bdr w:val="nil"/>
+          <w:lang w:val="uk-UA" w:eastAsia="ru-RU"/>
+        </w:rPr>
+        <w:t xml:space="preserve"> з використан</w:t>
+      </w:r>
+      <w:r>
+        <w:rPr>
+          <w:rFonts w:eastAsia="Arial Unicode MS" w:cs="Times New Roman"/>
+          <w:bCs/>
+          <w:color w:val="000000"/>
+          <w:szCs w:val="28"/>
+          <w:u w:color="000000"/>
+          <w:bdr w:val="nil"/>
+          <w:lang w:val="uk-UA" w:eastAsia="ru-RU"/>
+        </w:rPr>
+        <w:t>ням технології розподіленої пам’</w:t>
+      </w:r>
+      <w:r>
+        <w:rPr>
+          <w:rFonts w:eastAsia="Arial Unicode MS" w:cs="Times New Roman"/>
+          <w:bCs/>
+          <w:color w:val="000000"/>
+          <w:szCs w:val="28"/>
+          <w:u w:color="000000"/>
+          <w:bdr w:val="nil"/>
+          <w:lang w:val="uk-UA" w:eastAsia="ru-RU"/>
+        </w:rPr>
+        <w:t>яті на базі спеціалізованого модуля, що дозволяє виділяти бе</w:t>
+      </w:r>
+      <w:r>
+        <w:rPr>
+          <w:rFonts w:eastAsia="Arial Unicode MS" w:cs="Times New Roman"/>
+          <w:bCs/>
+          <w:color w:val="000000"/>
+          <w:szCs w:val="28"/>
+          <w:u w:color="000000"/>
+          <w:bdr w:val="nil"/>
+          <w:lang w:val="uk-UA" w:eastAsia="ru-RU"/>
+        </w:rPr>
+        <w:t>зперервні блоки оперативної пам’</w:t>
+      </w:r>
+      <w:r>
+        <w:rPr>
+          <w:rFonts w:eastAsia="Arial Unicode MS" w:cs="Times New Roman"/>
+          <w:bCs/>
+          <w:color w:val="000000"/>
+          <w:szCs w:val="28"/>
+          <w:u w:color="000000"/>
+          <w:bdr w:val="nil"/>
+          <w:lang w:val="uk-UA" w:eastAsia="ru-RU"/>
+        </w:rPr>
+        <w:t>яті. У поєднанні з масивами бібліотеки NumPy це забезпечує прямий одночасний доступ усіх робочих процесів до глобальних структур даних графа та масивів «кошиків» без жод</w:t>
+      </w:r>
+      <w:r>
+        <w:rPr>
+          <w:rFonts w:eastAsia="Arial Unicode MS" w:cs="Times New Roman"/>
+          <w:bCs/>
+          <w:color w:val="000000"/>
+          <w:szCs w:val="28"/>
+          <w:u w:color="000000"/>
+          <w:bdr w:val="nil"/>
+          <w:lang w:val="uk-UA" w:eastAsia="ru-RU"/>
+        </w:rPr>
+        <w:t xml:space="preserve">ного копіювання чи серіалізації. </w:t>
+      </w:r>
+    </w:p>
+    <w:p>
+      <w:pPr>
+        <w:ind w:firstLine="708"/>
+        <w:rPr>
+          <w:rFonts w:eastAsia="Arial Unicode MS" w:cs="Times New Roman"/>
+          <w:bCs/>
+          <w:color w:val="000000"/>
+          <w:szCs w:val="28"/>
+          <w:u w:color="000000"/>
+          <w:bdr w:val="nil"/>
+          <w:lang w:val="uk-UA" w:eastAsia="ru-RU"/>
+        </w:rPr>
+      </w:pPr>
+      <w:r>
+        <w:rPr>
+          <w:rFonts w:eastAsia="Arial Unicode MS" w:cs="Times New Roman"/>
+          <w:bCs/>
+          <w:color w:val="000000"/>
+          <w:szCs w:val="28"/>
+          <w:u w:color="000000"/>
+          <w:bdr w:val="nil"/>
+          <w:lang w:val="uk-UA" w:eastAsia="ru-RU"/>
+        </w:rPr>
+        <w:lastRenderedPageBreak/>
+        <w:t xml:space="preserve">Управління життєвим циклом процесів </w:t>
+      </w:r>
+      <w:r>
+        <w:rPr>
+          <w:rFonts w:eastAsia="Arial Unicode MS" w:cs="Times New Roman"/>
+          <w:bCs/>
+          <w:color w:val="000000"/>
+          <w:szCs w:val="28"/>
+          <w:u w:color="000000"/>
+          <w:bdr w:val="nil"/>
+          <w:lang w:val="uk-UA" w:eastAsia="ru-RU"/>
+        </w:rPr>
+        <w:t xml:space="preserve">важливо реалізувати </w:t>
+      </w:r>
+      <w:r>
+        <w:rPr>
+          <w:rFonts w:eastAsia="Arial Unicode MS" w:cs="Times New Roman"/>
+          <w:bCs/>
+          <w:color w:val="000000"/>
+          <w:szCs w:val="28"/>
+          <w:u w:color="000000"/>
+          <w:bdr w:val="nil"/>
+          <w:lang w:val="uk-UA" w:eastAsia="ru-RU"/>
+        </w:rPr>
+        <w:t>за допомогою механізму пулу процесів. Цей інструмент дозволяє ініціалізувати задану кількість робочих процесів лише один раз на початку роботи програми та динамічно розподіляти між ними вершини поточного кошика для обробки. Таке рішення мінімізує системні витрати на багаторазов</w:t>
+      </w:r>
+      <w:r>
+        <w:rPr>
+          <w:rFonts w:eastAsia="Arial Unicode MS" w:cs="Times New Roman"/>
+          <w:bCs/>
+          <w:color w:val="000000"/>
+          <w:szCs w:val="28"/>
+          <w:u w:color="000000"/>
+          <w:bdr w:val="nil"/>
+          <w:lang w:val="uk-UA" w:eastAsia="ru-RU"/>
+        </w:rPr>
+        <w:t>е створення і знищення процесів, що є ще більш важкою операцією, ніж створення потоків</w:t>
+      </w:r>
+      <w:r>
+        <w:rPr>
+          <w:rFonts w:eastAsia="Arial Unicode MS" w:cs="Times New Roman"/>
+          <w:bCs/>
+          <w:color w:val="000000"/>
+          <w:szCs w:val="28"/>
+          <w:u w:color="000000"/>
+          <w:bdr w:val="nil"/>
+          <w:lang w:val="uk-UA" w:eastAsia="ru-RU"/>
+        </w:rPr>
+        <w:t>.</w:t>
+      </w:r>
+    </w:p>
+    <w:p>
+      <w:pPr>
+        <w:ind w:firstLine="708"/>
+        <w:rPr>
+          <w:rFonts w:eastAsia="Arial Unicode MS" w:cs="Times New Roman"/>
+          <w:bCs/>
+          <w:color w:val="000000"/>
+          <w:szCs w:val="28"/>
+          <w:u w:color="000000"/>
+          <w:bdr w:val="nil"/>
+          <w:lang w:val="uk-UA" w:eastAsia="ru-RU"/>
+        </w:rPr>
+      </w:pPr>
+      <w:r>
+        <w:rPr>
+          <w:rFonts w:eastAsia="Arial Unicode MS" w:cs="Times New Roman"/>
+          <w:bCs/>
+          <w:color w:val="000000"/>
+          <w:szCs w:val="28"/>
+          <w:u w:color="000000"/>
+          <w:bdr w:val="nil"/>
+          <w:lang w:val="uk-UA" w:eastAsia="ru-RU"/>
+        </w:rPr>
+        <w:t xml:space="preserve">Оскільки паралельна </w:t>
+      </w:r>
+      <w:r>
+        <w:rPr>
+          <w:rFonts w:eastAsia="Arial Unicode MS" w:cs="Times New Roman"/>
+          <w:bCs/>
+          <w:color w:val="000000"/>
+          <w:szCs w:val="28"/>
+          <w:u w:color="000000"/>
+          <w:bdr w:val="nil"/>
+          <w:lang w:val="uk-UA" w:eastAsia="ru-RU"/>
+        </w:rPr>
+        <w:t xml:space="preserve">обробка вершин тією чи іншою мірою </w:t>
+      </w:r>
+      <w:r>
+        <w:rPr>
+          <w:rFonts w:eastAsia="Arial Unicode MS" w:cs="Times New Roman"/>
+          <w:bCs/>
+          <w:color w:val="000000"/>
+          <w:szCs w:val="28"/>
+          <w:u w:color="000000"/>
+          <w:bdr w:val="nil"/>
+          <w:lang w:val="uk-UA" w:eastAsia="ru-RU"/>
+        </w:rPr>
+        <w:t>передбачає</w:t>
+      </w:r>
+      <w:r>
+        <w:rPr>
+          <w:rFonts w:eastAsia="Arial Unicode MS" w:cs="Times New Roman"/>
+          <w:bCs/>
+          <w:color w:val="000000"/>
+          <w:szCs w:val="28"/>
+          <w:u w:color="000000"/>
+          <w:bdr w:val="nil"/>
+          <w:lang w:val="uk-UA" w:eastAsia="ru-RU"/>
+        </w:rPr>
+        <w:t xml:space="preserve"> одночасне оновлення глобальних масивів, </w:t>
+      </w:r>
+      <w:r>
+        <w:rPr>
+          <w:rFonts w:eastAsia="Arial Unicode MS" w:cs="Times New Roman"/>
+          <w:bCs/>
+          <w:color w:val="000000"/>
+          <w:szCs w:val="28"/>
+          <w:u w:color="000000"/>
+          <w:bdr w:val="nil"/>
+          <w:lang w:val="uk-UA" w:eastAsia="ru-RU"/>
+        </w:rPr>
+        <w:t xml:space="preserve">для запобігання стану гонитви </w:t>
+      </w:r>
+      <w:r>
+        <w:rPr>
+          <w:rFonts w:eastAsia="Arial Unicode MS" w:cs="Times New Roman"/>
+          <w:bCs/>
+          <w:color w:val="000000"/>
+          <w:szCs w:val="28"/>
+          <w:u w:color="000000"/>
+          <w:bdr w:val="nil"/>
+          <w:lang w:val="uk-UA" w:eastAsia="ru-RU"/>
+        </w:rPr>
+        <w:t xml:space="preserve">буде </w:t>
+      </w:r>
+      <w:r>
+        <w:rPr>
+          <w:rFonts w:eastAsia="Arial Unicode MS" w:cs="Times New Roman"/>
+          <w:bCs/>
+          <w:color w:val="000000"/>
+          <w:szCs w:val="28"/>
+          <w:u w:color="000000"/>
+          <w:bdr w:val="nil"/>
+          <w:lang w:val="uk-UA" w:eastAsia="ru-RU"/>
+        </w:rPr>
+        <w:t xml:space="preserve">використано </w:t>
+      </w:r>
+      <w:r>
+        <w:rPr>
+          <w:rFonts w:eastAsia="Arial Unicode MS" w:cs="Times New Roman"/>
+          <w:bCs/>
+          <w:color w:val="000000"/>
+          <w:szCs w:val="28"/>
+          <w:u w:color="000000"/>
+          <w:bdr w:val="nil"/>
+          <w:lang w:val="uk-UA" w:eastAsia="ru-RU"/>
+        </w:rPr>
+        <w:t xml:space="preserve">механізм локерів, що дозволяє </w:t>
+      </w:r>
+      <w:r>
+        <w:rPr>
+          <w:rFonts w:eastAsia="Arial Unicode MS" w:cs="Times New Roman"/>
+          <w:bCs/>
+          <w:color w:val="000000"/>
+          <w:szCs w:val="28"/>
+          <w:u w:color="000000"/>
+          <w:bdr w:val="nil"/>
+          <w:lang w:val="uk-UA" w:eastAsia="ru-RU"/>
+        </w:rPr>
+        <w:t>гарантувати доступ до частини коду тільки одному процесу в певний проміжок часу.</w:t>
+      </w:r>
     </w:p>
     <w:p>
       <w:pPr>
@@ -11599,7 +17588,7 @@
       </w:pPr>
     </w:p>
     <w:sectPr>
-      <w:headerReference w:type="default" r:id="rId9"/>
+      <w:headerReference w:type="default" r:id="rId20"/>
       <w:pgSz w:w="11906" w:h="16838"/>
       <w:pgMar w:top="1134" w:right="1134" w:bottom="1134" w:left="1134" w:header="709" w:footer="709" w:gutter="0"/>
       <w:cols w:space="708"/>
@@ -11713,7 +17702,7 @@
             <w:noProof/>
             <w:szCs w:val="28"/>
           </w:rPr>
-          <w:t>21</w:t>
+          <w:t>36</w:t>
         </w:r>
         <w:r>
           <w:rPr>
@@ -12455,6 +18444,119 @@
     </w:lvl>
   </w:abstractNum>
   <w:abstractNum w:abstractNumId="8" w15:restartNumberingAfterBreak="0">
+    <w:nsid w:val="36BB7236"/>
+    <w:multiLevelType w:val="hybridMultilevel"/>
+    <w:tmpl w:val="1B3AC3BE"/>
+    <w:lvl w:ilvl="0" w:tplc="22847CBE">
+      <w:start w:val="2"/>
+      <w:numFmt w:val="bullet"/>
+      <w:lvlText w:val="-"/>
+      <w:lvlJc w:val="left"/>
+      <w:pPr>
+        <w:ind w:left="1069" w:hanging="360"/>
+      </w:pPr>
+      <w:rPr>
+        <w:rFonts w:ascii="Times New Roman" w:eastAsia="Arial Unicode MS" w:hAnsi="Times New Roman" w:cs="Times New Roman" w:hint="default"/>
+      </w:rPr>
+    </w:lvl>
+    <w:lvl w:ilvl="1" w:tplc="04190003" w:tentative="1">
+      <w:start w:val="1"/>
+      <w:numFmt w:val="bullet"/>
+      <w:lvlText w:val="o"/>
+      <w:lvlJc w:val="left"/>
+      <w:pPr>
+        <w:ind w:left="1789" w:hanging="360"/>
+      </w:pPr>
+      <w:rPr>
+        <w:rFonts w:ascii="Courier New" w:hAnsi="Courier New" w:cs="Courier New" w:hint="default"/>
+      </w:rPr>
+    </w:lvl>
+    <w:lvl w:ilvl="2" w:tplc="04190005" w:tentative="1">
+      <w:start w:val="1"/>
+      <w:numFmt w:val="bullet"/>
+      <w:lvlText w:val=""/>
+      <w:lvlJc w:val="left"/>
+      <w:pPr>
+        <w:ind w:left="2509" w:hanging="360"/>
+      </w:pPr>
+      <w:rPr>
+        <w:rFonts w:ascii="Wingdings" w:hAnsi="Wingdings" w:hint="default"/>
+      </w:rPr>
+    </w:lvl>
+    <w:lvl w:ilvl="3" w:tplc="04190001" w:tentative="1">
+      <w:start w:val="1"/>
+      <w:numFmt w:val="bullet"/>
+      <w:lvlText w:val=""/>
+      <w:lvlJc w:val="left"/>
+      <w:pPr>
+        <w:ind w:left="3229" w:hanging="360"/>
+      </w:pPr>
+      <w:rPr>
+        <w:rFonts w:ascii="Symbol" w:hAnsi="Symbol" w:hint="default"/>
+      </w:rPr>
+    </w:lvl>
+    <w:lvl w:ilvl="4" w:tplc="04190003" w:tentative="1">
+      <w:start w:val="1"/>
+      <w:numFmt w:val="bullet"/>
+      <w:lvlText w:val="o"/>
+      <w:lvlJc w:val="left"/>
+      <w:pPr>
+        <w:ind w:left="3949" w:hanging="360"/>
+      </w:pPr>
+      <w:rPr>
+        <w:rFonts w:ascii="Courier New" w:hAnsi="Courier New" w:cs="Courier New" w:hint="default"/>
+      </w:rPr>
+    </w:lvl>
+    <w:lvl w:ilvl="5" w:tplc="04190005" w:tentative="1">
+      <w:start w:val="1"/>
+      <w:numFmt w:val="bullet"/>
+      <w:lvlText w:val=""/>
+      <w:lvlJc w:val="left"/>
+      <w:pPr>
+        <w:ind w:left="4669" w:hanging="360"/>
+      </w:pPr>
+      <w:rPr>
+        <w:rFonts w:ascii="Wingdings" w:hAnsi="Wingdings" w:hint="default"/>
+      </w:rPr>
+    </w:lvl>
+    <w:lvl w:ilvl="6" w:tplc="04190001" w:tentative="1">
+      <w:start w:val="1"/>
+      <w:numFmt w:val="bullet"/>
+      <w:lvlText w:val=""/>
+      <w:lvlJc w:val="left"/>
+      <w:pPr>
+        <w:ind w:left="5389" w:hanging="360"/>
+      </w:pPr>
+      <w:rPr>
+        <w:rFonts w:ascii="Symbol" w:hAnsi="Symbol" w:hint="default"/>
+      </w:rPr>
+    </w:lvl>
+    <w:lvl w:ilvl="7" w:tplc="04190003" w:tentative="1">
+      <w:start w:val="1"/>
+      <w:numFmt w:val="bullet"/>
+      <w:lvlText w:val="o"/>
+      <w:lvlJc w:val="left"/>
+      <w:pPr>
+        <w:ind w:left="6109" w:hanging="360"/>
+      </w:pPr>
+      <w:rPr>
+        <w:rFonts w:ascii="Courier New" w:hAnsi="Courier New" w:cs="Courier New" w:hint="default"/>
+      </w:rPr>
+    </w:lvl>
+    <w:lvl w:ilvl="8" w:tplc="04190005" w:tentative="1">
+      <w:start w:val="1"/>
+      <w:numFmt w:val="bullet"/>
+      <w:lvlText w:val=""/>
+      <w:lvlJc w:val="left"/>
+      <w:pPr>
+        <w:ind w:left="6829" w:hanging="360"/>
+      </w:pPr>
+      <w:rPr>
+        <w:rFonts w:ascii="Wingdings" w:hAnsi="Wingdings" w:hint="default"/>
+      </w:rPr>
+    </w:lvl>
+  </w:abstractNum>
+  <w:abstractNum w:abstractNumId="9" w15:restartNumberingAfterBreak="0">
     <w:nsid w:val="53582054"/>
     <w:multiLevelType w:val="hybridMultilevel"/>
     <w:tmpl w:val="F2B25E68"/>
@@ -12567,7 +18669,7 @@
       </w:rPr>
     </w:lvl>
   </w:abstractNum>
-  <w:abstractNum w:abstractNumId="9" w15:restartNumberingAfterBreak="0">
+  <w:abstractNum w:abstractNumId="10" w15:restartNumberingAfterBreak="0">
     <w:nsid w:val="54592F30"/>
     <w:multiLevelType w:val="hybridMultilevel"/>
     <w:tmpl w:val="E182DF70"/>
@@ -12656,7 +18758,7 @@
       </w:pPr>
     </w:lvl>
   </w:abstractNum>
-  <w:abstractNum w:abstractNumId="10" w15:restartNumberingAfterBreak="0">
+  <w:abstractNum w:abstractNumId="11" w15:restartNumberingAfterBreak="0">
     <w:nsid w:val="55653F4A"/>
     <w:multiLevelType w:val="hybridMultilevel"/>
     <w:tmpl w:val="46B05C98"/>
@@ -12745,7 +18847,7 @@
       </w:pPr>
     </w:lvl>
   </w:abstractNum>
-  <w:abstractNum w:abstractNumId="11" w15:restartNumberingAfterBreak="0">
+  <w:abstractNum w:abstractNumId="12" w15:restartNumberingAfterBreak="0">
     <w:nsid w:val="62A2257E"/>
     <w:multiLevelType w:val="hybridMultilevel"/>
     <w:tmpl w:val="2AEE7B56"/>
@@ -12831,7 +18933,7 @@
       </w:pPr>
     </w:lvl>
   </w:abstractNum>
-  <w:abstractNum w:abstractNumId="12" w15:restartNumberingAfterBreak="0">
+  <w:abstractNum w:abstractNumId="13" w15:restartNumberingAfterBreak="0">
     <w:nsid w:val="71B02EC5"/>
     <w:multiLevelType w:val="hybridMultilevel"/>
     <w:tmpl w:val="9F7E29BE"/>
@@ -12951,22 +19053,22 @@
     <w:abstractNumId w:val="4"/>
   </w:num>
   <w:num w:numId="3">
-    <w:abstractNumId w:val="11"/>
+    <w:abstractNumId w:val="12"/>
   </w:num>
   <w:num w:numId="4">
     <w:abstractNumId w:val="1"/>
   </w:num>
   <w:num w:numId="5">
-    <w:abstractNumId w:val="8"/>
+    <w:abstractNumId w:val="9"/>
   </w:num>
   <w:num w:numId="6">
     <w:abstractNumId w:val="6"/>
   </w:num>
   <w:num w:numId="7">
-    <w:abstractNumId w:val="10"/>
+    <w:abstractNumId w:val="11"/>
   </w:num>
   <w:num w:numId="8">
-    <w:abstractNumId w:val="9"/>
+    <w:abstractNumId w:val="10"/>
   </w:num>
   <w:num w:numId="9">
     <w:abstractNumId w:val="0"/>
@@ -12981,7 +19083,10 @@
     <w:abstractNumId w:val="3"/>
   </w:num>
   <w:num w:numId="13">
-    <w:abstractNumId w:val="12"/>
+    <w:abstractNumId w:val="13"/>
+  </w:num>
+  <w:num w:numId="14">
+    <w:abstractNumId w:val="8"/>
   </w:num>
 </w:numbering>
 </file>
@@ -14156,7 +20261,7 @@
 </file>
 
 <file path=customXml/itemProps1.xml><?xml version="1.0" encoding="utf-8"?>
-<ds:datastoreItem xmlns:ds="http://schemas.openxmlformats.org/officeDocument/2006/customXml" ds:itemID="{AF9A4A00-86BC-4FDD-81CE-D982BE1D7E81}">
+<ds:datastoreItem xmlns:ds="http://schemas.openxmlformats.org/officeDocument/2006/customXml" ds:itemID="{C1452302-5D47-4633-A62E-E7DFB4DCDB58}">
   <ds:schemaRefs>
     <ds:schemaRef ds:uri="http://schemas.openxmlformats.org/officeDocument/2006/bibliography"/>
   </ds:schemaRefs>

--- a/docs/ПЗ.docx
+++ b/docs/ПЗ.docx
@@ -12737,8 +12737,6 @@
         </w:rPr>
         <w:t>Код тестування та його результати наведено у додатку Д.</w:t>
       </w:r>
-      <w:bookmarkStart w:id="5" w:name="_GoBack"/>
-      <w:bookmarkEnd w:id="5"/>
     </w:p>
     <w:p>
       <w:pPr>
@@ -15538,6 +15536,164 @@
           <w:lang w:val="uk-UA" w:eastAsia="ru-RU"/>
         </w:rPr>
       </w:pPr>
+      <w:r>
+        <w:rPr>
+          <w:rFonts w:eastAsia="Arial Unicode MS" w:cs="Times New Roman"/>
+          <w:bCs/>
+          <w:color w:val="000000"/>
+          <w:szCs w:val="28"/>
+          <w:u w:color="000000"/>
+          <w:bdr w:val="nil"/>
+          <w:lang w:val="uk-UA" w:eastAsia="ru-RU"/>
+        </w:rPr>
+        <w:t xml:space="preserve">Окремо слід зазначити, що, незважаючи на те, що результати були усереднені за показником </w:t>
+      </w:r>
+      <m:oMath>
+        <m:r>
+          <w:rPr>
+            <w:rFonts w:ascii="Cambria Math" w:eastAsia="Arial Unicode MS" w:hAnsi="Cambria Math" w:cs="Times New Roman"/>
+            <w:color w:val="000000"/>
+            <w:szCs w:val="28"/>
+            <w:u w:color="000000"/>
+            <w:bdr w:val="nil"/>
+            <w:lang w:val="uk-UA" w:eastAsia="ru-RU"/>
+          </w:rPr>
+          <m:t>∆</m:t>
+        </m:r>
+      </m:oMath>
+      <w:r>
+        <w:rPr>
+          <w:rFonts w:eastAsia="Arial Unicode MS" w:cs="Times New Roman"/>
+          <w:color w:val="000000"/>
+          <w:szCs w:val="28"/>
+          <w:u w:color="000000"/>
+          <w:bdr w:val="nil"/>
+          <w:lang w:val="uk-UA" w:eastAsia="ru-RU"/>
+        </w:rPr>
+        <w:t xml:space="preserve"> </w:t>
+      </w:r>
+      <w:r>
+        <w:rPr>
+          <w:rFonts w:eastAsia="Arial Unicode MS" w:cs="Times New Roman"/>
+          <w:bCs/>
+          <w:color w:val="000000"/>
+          <w:szCs w:val="28"/>
+          <w:u w:color="000000"/>
+          <w:bdr w:val="nil"/>
+          <w:lang w:val="uk-UA" w:eastAsia="ru-RU"/>
+        </w:rPr>
+        <w:t xml:space="preserve">для спрощення порівнняння з теоретичною складністю, цей показних ширини «кошика» </w:t>
+      </w:r>
+      <w:r>
+        <w:rPr>
+          <w:rFonts w:eastAsia="Arial Unicode MS" w:cs="Times New Roman"/>
+          <w:bCs/>
+          <w:color w:val="000000"/>
+          <w:szCs w:val="28"/>
+          <w:u w:color="000000"/>
+          <w:bdr w:val="nil"/>
+          <w:lang w:val="uk-UA" w:eastAsia="ru-RU"/>
+        </w:rPr>
+        <w:t>сильно впливає</w:t>
+      </w:r>
+      <w:r>
+        <w:rPr>
+          <w:rFonts w:eastAsia="Arial Unicode MS" w:cs="Times New Roman"/>
+          <w:bCs/>
+          <w:color w:val="000000"/>
+          <w:szCs w:val="28"/>
+          <w:u w:color="000000"/>
+          <w:bdr w:val="nil"/>
+          <w:lang w:val="uk-UA" w:eastAsia="ru-RU"/>
+        </w:rPr>
+        <w:t xml:space="preserve"> </w:t>
+      </w:r>
+      <w:r>
+        <w:rPr>
+          <w:rFonts w:eastAsia="Arial Unicode MS" w:cs="Times New Roman"/>
+          <w:bCs/>
+          <w:color w:val="000000"/>
+          <w:szCs w:val="28"/>
+          <w:u w:color="000000"/>
+          <w:bdr w:val="nil"/>
+          <w:lang w:val="uk-UA" w:eastAsia="ru-RU"/>
+        </w:rPr>
+        <w:t>на швидкість виконання алгоритму</w:t>
+      </w:r>
+      <w:r>
+        <w:rPr>
+          <w:rFonts w:eastAsia="Arial Unicode MS" w:cs="Times New Roman"/>
+          <w:bCs/>
+          <w:color w:val="000000"/>
+          <w:szCs w:val="28"/>
+          <w:u w:color="000000"/>
+          <w:bdr w:val="nil"/>
+          <w:lang w:val="uk-UA" w:eastAsia="ru-RU"/>
+        </w:rPr>
+        <w:t>. Більш д</w:t>
+      </w:r>
+      <w:r>
+        <w:rPr>
+          <w:rFonts w:eastAsia="Arial Unicode MS" w:cs="Times New Roman"/>
+          <w:bCs/>
+          <w:color w:val="000000"/>
+          <w:szCs w:val="28"/>
+          <w:u w:color="000000"/>
+          <w:bdr w:val="nil"/>
+          <w:lang w:val="uk-UA" w:eastAsia="ru-RU"/>
+        </w:rPr>
+        <w:t>етальне досл</w:t>
+      </w:r>
+      <w:bookmarkStart w:id="5" w:name="_GoBack"/>
+      <w:bookmarkEnd w:id="5"/>
+      <w:r>
+        <w:rPr>
+          <w:rFonts w:eastAsia="Arial Unicode MS" w:cs="Times New Roman"/>
+          <w:bCs/>
+          <w:color w:val="000000"/>
+          <w:szCs w:val="28"/>
+          <w:u w:color="000000"/>
+          <w:bdr w:val="nil"/>
+          <w:lang w:val="uk-UA" w:eastAsia="ru-RU"/>
+        </w:rPr>
+        <w:t xml:space="preserve">ідження впливу параметра </w:t>
+      </w:r>
+      <m:oMath>
+        <m:r>
+          <w:rPr>
+            <w:rFonts w:ascii="Cambria Math" w:eastAsia="Arial Unicode MS" w:hAnsi="Cambria Math" w:cs="Times New Roman"/>
+            <w:color w:val="000000"/>
+            <w:szCs w:val="28"/>
+            <w:u w:color="000000"/>
+            <w:bdr w:val="nil"/>
+            <w:lang w:val="uk-UA" w:eastAsia="ru-RU"/>
+          </w:rPr>
+          <m:t>∆</m:t>
+        </m:r>
+      </m:oMath>
+      <w:r>
+        <w:rPr>
+          <w:rFonts w:eastAsia="Arial Unicode MS" w:cs="Times New Roman"/>
+          <w:color w:val="000000"/>
+          <w:szCs w:val="28"/>
+          <w:u w:color="000000"/>
+          <w:bdr w:val="nil"/>
+          <w:lang w:val="uk-UA" w:eastAsia="ru-RU"/>
+        </w:rPr>
+        <w:t xml:space="preserve"> </w:t>
+      </w:r>
+      <w:r>
+        <w:rPr>
+          <w:rFonts w:eastAsia="Arial Unicode MS" w:cs="Times New Roman"/>
+          <w:bCs/>
+          <w:color w:val="000000"/>
+          <w:szCs w:val="28"/>
+          <w:u w:color="000000"/>
+          <w:bdr w:val="nil"/>
+          <w:lang w:val="uk-UA" w:eastAsia="ru-RU"/>
+        </w:rPr>
+        <w:t>на загальну обчислювальну складність, ефективність та масштабованість алгоритму буде наведено у відповідному розділі при аналізі паралельної реалізації.</w:t>
+      </w:r>
       <w:r>
         <w:rPr>
           <w:rFonts w:eastAsia="Arial Unicode MS" w:cs="Times New Roman"/>
@@ -17702,7 +17858,7 @@
             <w:noProof/>
             <w:szCs w:val="28"/>
           </w:rPr>
-          <w:t>36</w:t>
+          <w:t>29</w:t>
         </w:r>
         <w:r>
           <w:rPr>
@@ -20261,7 +20417,7 @@
 </file>
 
 <file path=customXml/itemProps1.xml><?xml version="1.0" encoding="utf-8"?>
-<ds:datastoreItem xmlns:ds="http://schemas.openxmlformats.org/officeDocument/2006/customXml" ds:itemID="{C1452302-5D47-4633-A62E-E7DFB4DCDB58}">
+<ds:datastoreItem xmlns:ds="http://schemas.openxmlformats.org/officeDocument/2006/customXml" ds:itemID="{3A2DB5DE-8170-430D-B09F-11D37E43BF97}">
   <ds:schemaRefs>
     <ds:schemaRef ds:uri="http://schemas.openxmlformats.org/officeDocument/2006/bibliography"/>
   </ds:schemaRefs>

--- a/docs/ПЗ.docx
+++ b/docs/ПЗ.docx
@@ -10517,7 +10517,21 @@
           <w:rFonts w:cs="Times New Roman"/>
           <w:lang w:val="uk-UA" w:eastAsia="ru-RU"/>
         </w:rPr>
-        <w:t>. Даний тип даних був обраний, оскільки він підтримує «підключення» до даних у пам’яті, що дозволяє створювати спільну пам’ять у паралельній версії та легко підключатися до неї у процесах. Хоч це і потребує деяких додаткових отперацій, що можуть бути зайвими для послідовної версії, проте необхідність цього вимагається у вказівках до робити, а саме, щоб послідовна версія виконувавала якомога більше схожих операцій, що відбуваються у паралельньому коді. Створюється такі основні масив, як</w:t>
+        <w:t>. Даний тип даних був обраний, оскільки він підтримує «підключення» до даних у пам’яті, що дозволяє створювати спільну пам’ять у паралельній версії та легко підключатися до неї у процесах. Хоч це</w:t>
+      </w:r>
+      <w:r>
+        <w:rPr>
+          <w:rFonts w:cs="Times New Roman"/>
+          <w:lang w:val="uk-UA" w:eastAsia="ru-RU"/>
+        </w:rPr>
+        <w:t xml:space="preserve"> і потребує деяких додаткових о</w:t>
+      </w:r>
+      <w:r>
+        <w:rPr>
+          <w:rFonts w:cs="Times New Roman"/>
+          <w:lang w:val="uk-UA" w:eastAsia="ru-RU"/>
+        </w:rPr>
+        <w:t>перацій, що можуть бути зайвими для послідовної версії, проте необхідність цього вимагається у вказівках до робити, а саме, щоб послідовна версія виконувавала якомога більше схожих операцій, що відбуваються у паралельньому коді. Створюється такі основні масив, як</w:t>
       </w:r>
       <w:r>
         <w:rPr>
@@ -10574,7 +10588,14 @@
           <w:rFonts w:cs="Times New Roman"/>
           <w:lang w:val="uk-UA" w:eastAsia="ru-RU"/>
         </w:rPr>
-        <w:t>для перевірки, чи вершина вже є в бакеті</w:t>
+        <w:t xml:space="preserve">для перевірки, чи вершина вже є в </w:t>
+      </w:r>
+      <w:r>
+        <w:rPr>
+          <w:rFonts w:cs="Times New Roman"/>
+          <w:lang w:val="uk-UA" w:eastAsia="ru-RU"/>
+        </w:rPr>
+        <w:t>«кошику»</w:t>
       </w:r>
       <w:r>
         <w:rPr>
@@ -12686,6 +12707,19 @@
         <w:rPr>
           <w:lang w:val="uk-UA" w:eastAsia="ru-RU"/>
         </w:rPr>
+        <w:t>Варто зазначити, що масиви алгоритму можуть складатися із чотирьох байтних типів даних задля економії пам’яті, через що можливі незначні допустимі похибки, таким чином необхідно було порівнювати округлені результати послідовного та еталонного бібліотечного алгоритмів.</w:t>
+      </w:r>
+    </w:p>
+    <w:p>
+      <w:pPr>
+        <w:rPr>
+          <w:lang w:val="uk-UA" w:eastAsia="ru-RU"/>
+        </w:rPr>
+      </w:pPr>
+      <w:r>
+        <w:rPr>
+          <w:lang w:val="uk-UA" w:eastAsia="ru-RU"/>
+        </w:rPr>
         <w:t xml:space="preserve">Таким чином, було проведено тестування </w:t>
       </w:r>
       <w:r>
@@ -13207,6 +13241,7 @@
           <w:bdr w:val="nil"/>
           <w:lang w:val="uk-UA" w:eastAsia="ru-RU"/>
         </w:rPr>
+        <w:lastRenderedPageBreak/>
         <w:t xml:space="preserve">Оскільки тестування проводилося для різних параметрів  </w:t>
       </w:r>
       <m:oMath>
@@ -13388,7 +13423,6 @@
                 <w:bdr w:val="nil"/>
                 <w:lang w:val="uk-UA" w:eastAsia="ru-RU"/>
               </w:rPr>
-              <w:lastRenderedPageBreak/>
               <w:t>Кількість вершин</w:t>
             </w:r>
           </w:p>
@@ -14674,6 +14708,7 @@
           <w:bdr w:val="nil"/>
           <w:lang w:val="uk-UA" w:eastAsia="ru-RU"/>
         </w:rPr>
+        <w:lastRenderedPageBreak/>
         <w:t xml:space="preserve">Для аналізу результатів необхідно </w:t>
       </w:r>
       <w:r>
@@ -14974,7 +15009,6 @@
           <w:bdr w:val="nil"/>
           <w:lang w:val="en-US" w:eastAsia="ru-RU"/>
         </w:rPr>
-        <w:lastRenderedPageBreak/>
         <w:t>d</w:t>
       </w:r>
       <w:r>
@@ -15582,31 +15616,7 @@
           <w:bdr w:val="nil"/>
           <w:lang w:val="uk-UA" w:eastAsia="ru-RU"/>
         </w:rPr>
-        <w:t xml:space="preserve">для спрощення порівнняння з теоретичною складністю, цей показних ширини «кошика» </w:t>
-      </w:r>
-      <w:r>
-        <w:rPr>
-          <w:rFonts w:eastAsia="Arial Unicode MS" w:cs="Times New Roman"/>
-          <w:bCs/>
-          <w:color w:val="000000"/>
-          <w:szCs w:val="28"/>
-          <w:u w:color="000000"/>
-          <w:bdr w:val="nil"/>
-          <w:lang w:val="uk-UA" w:eastAsia="ru-RU"/>
-        </w:rPr>
-        <w:t>сильно впливає</w:t>
-      </w:r>
-      <w:r>
-        <w:rPr>
-          <w:rFonts w:eastAsia="Arial Unicode MS" w:cs="Times New Roman"/>
-          <w:bCs/>
-          <w:color w:val="000000"/>
-          <w:szCs w:val="28"/>
-          <w:u w:color="000000"/>
-          <w:bdr w:val="nil"/>
-          <w:lang w:val="uk-UA" w:eastAsia="ru-RU"/>
-        </w:rPr>
-        <w:t xml:space="preserve"> </w:t>
+        <w:t xml:space="preserve">для спрощення порівнняння з теоретичною складністю, цей показних ширини «кошика» сильно впливає </w:t>
       </w:r>
       <w:r>
         <w:rPr>
@@ -15642,21 +15652,7 @@
           <w:bdr w:val="nil"/>
           <w:lang w:val="uk-UA" w:eastAsia="ru-RU"/>
         </w:rPr>
-        <w:t>етальне досл</w:t>
-      </w:r>
-      <w:bookmarkStart w:id="5" w:name="_GoBack"/>
-      <w:bookmarkEnd w:id="5"/>
-      <w:r>
-        <w:rPr>
-          <w:rFonts w:eastAsia="Arial Unicode MS" w:cs="Times New Roman"/>
-          <w:bCs/>
-          <w:color w:val="000000"/>
-          <w:szCs w:val="28"/>
-          <w:u w:color="000000"/>
-          <w:bdr w:val="nil"/>
-          <w:lang w:val="uk-UA" w:eastAsia="ru-RU"/>
-        </w:rPr>
-        <w:t xml:space="preserve">ідження впливу параметра </w:t>
+        <w:t xml:space="preserve">етальне дослідження впливу параметра </w:t>
       </w:r>
       <m:oMath>
         <m:r>
@@ -15734,7 +15730,7 @@
           <w:lang w:val="uk-UA" w:eastAsia="ru-RU"/>
         </w:rPr>
       </w:pPr>
-      <w:bookmarkStart w:id="6" w:name="_Toc158713967"/>
+      <w:bookmarkStart w:id="5" w:name="_Toc158713967"/>
       <w:r>
         <w:rPr>
           <w:rFonts w:eastAsia="Arial Unicode MS" w:cs="Times New Roman"/>
@@ -15772,7 +15768,7 @@
         </w:rPr>
         <w:t>ВИБІР ПРОГРАМНОГО ЗАБЕЗПЕЧЕННЯ ДЛЯ РОЗРОБКИ ПАРАЛЕЛЬНИХ ОБЧИСЛЕНЬ ТА ЙОГО КОРОТКИЙ ОПИС</w:t>
       </w:r>
-      <w:bookmarkEnd w:id="6"/>
+      <w:bookmarkEnd w:id="5"/>
     </w:p>
     <w:p>
       <w:pPr>
@@ -16297,7 +16293,7 @@
           <w:lang w:val="uk-UA" w:eastAsia="ru-RU"/>
         </w:rPr>
       </w:pPr>
-      <w:bookmarkStart w:id="7" w:name="_Toc158713968"/>
+      <w:bookmarkStart w:id="6" w:name="_Toc158713968"/>
       <w:r>
         <w:rPr>
           <w:rFonts w:eastAsia="Arial Unicode MS" w:cs="Times New Roman"/>
@@ -16384,41 +16380,2970 @@
         </w:rPr>
         <w:t>КТУВАННЯ, РЕАЛІЗАЦІЯ, ТЕСТУВАННЯ</w:t>
       </w:r>
-      <w:bookmarkEnd w:id="7"/>
-    </w:p>
-    <w:p>
-      <w:pPr>
-        <w:rPr>
-          <w:rFonts w:cs="Times New Roman"/>
-          <w:lang w:val="uk-UA" w:eastAsia="ru-RU"/>
-        </w:rPr>
-      </w:pPr>
-    </w:p>
-    <w:p>
-      <w:pPr>
-        <w:rPr>
-          <w:rFonts w:eastAsia="Arial Unicode MS" w:cs="Times New Roman"/>
-          <w:b/>
-          <w:bCs/>
-          <w:color w:val="000000"/>
-          <w:szCs w:val="28"/>
-          <w:u w:color="000000"/>
-          <w:bdr w:val="nil"/>
-          <w:lang w:val="uk-UA" w:eastAsia="ru-RU"/>
-        </w:rPr>
-      </w:pPr>
-      <w:r>
-        <w:rPr>
-          <w:rFonts w:eastAsia="Arial Unicode MS" w:cs="Times New Roman"/>
-          <w:b/>
-          <w:bCs/>
-          <w:color w:val="000000"/>
-          <w:szCs w:val="28"/>
-          <w:u w:color="000000"/>
-          <w:bdr w:val="nil"/>
-          <w:lang w:val="uk-UA" w:eastAsia="ru-RU"/>
-        </w:rPr>
-        <w:br w:type="page"/>
+      <w:bookmarkEnd w:id="6"/>
+    </w:p>
+    <w:p>
+      <w:pPr>
+        <w:pStyle w:val="2"/>
+        <w:rPr>
+          <w:rFonts w:eastAsiaTheme="minorEastAsia"/>
+          <w:lang w:val="uk-UA" w:eastAsia="ru-RU"/>
+        </w:rPr>
+      </w:pPr>
+      <w:r>
+        <w:rPr>
+          <w:lang w:val="uk-UA" w:eastAsia="ru-RU"/>
+        </w:rPr>
+        <w:t xml:space="preserve">4.1 Проєктування паралельної версії алгоритму </w:t>
+      </w:r>
+      <m:oMath>
+        <m:r>
+          <m:rPr>
+            <m:sty m:val="bi"/>
+          </m:rPr>
+          <w:rPr>
+            <w:rFonts w:ascii="Cambria Math" w:hAnsi="Cambria Math"/>
+            <w:lang w:val="uk-UA" w:eastAsia="ru-RU"/>
+          </w:rPr>
+          <m:t>∆</m:t>
+        </m:r>
+      </m:oMath>
+      <w:r>
+        <w:rPr>
+          <w:rFonts w:eastAsiaTheme="minorEastAsia"/>
+          <w:lang w:val="uk-UA" w:eastAsia="ru-RU"/>
+        </w:rPr>
+        <w:t>-степінгу</w:t>
+      </w:r>
+    </w:p>
+    <w:p>
+      <w:pPr>
+        <w:rPr>
+          <w:rFonts w:eastAsiaTheme="minorEastAsia"/>
+          <w:lang w:val="uk-UA" w:eastAsia="ru-RU"/>
+        </w:rPr>
+      </w:pPr>
+      <w:r>
+        <w:rPr>
+          <w:rFonts w:eastAsiaTheme="minorEastAsia"/>
+          <w:lang w:val="uk-UA" w:eastAsia="ru-RU"/>
+        </w:rPr>
+        <w:t>Як було зазначено раніше</w:t>
+      </w:r>
+      <w:r>
+        <w:rPr>
+          <w:rFonts w:eastAsiaTheme="minorEastAsia"/>
+          <w:lang w:val="uk-UA" w:eastAsia="ru-RU"/>
+        </w:rPr>
+        <w:t xml:space="preserve"> (розділ 3)</w:t>
+      </w:r>
+      <w:r>
+        <w:rPr>
+          <w:rFonts w:eastAsiaTheme="minorEastAsia"/>
+          <w:lang w:val="uk-UA" w:eastAsia="ru-RU"/>
+        </w:rPr>
+        <w:t xml:space="preserve">, для досягнення реального прискорення </w:t>
+      </w:r>
+      <w:r>
+        <w:rPr>
+          <w:rFonts w:eastAsiaTheme="minorEastAsia"/>
+          <w:lang w:val="uk-UA" w:eastAsia="ru-RU"/>
+        </w:rPr>
+        <w:t xml:space="preserve">в мові </w:t>
+      </w:r>
+      <w:r>
+        <w:rPr>
+          <w:rFonts w:eastAsiaTheme="minorEastAsia"/>
+          <w:lang w:val="en-US" w:eastAsia="ru-RU"/>
+        </w:rPr>
+        <w:t>Python</w:t>
+      </w:r>
+      <w:r>
+        <w:rPr>
+          <w:rFonts w:eastAsiaTheme="minorEastAsia"/>
+          <w:lang w:val="uk-UA" w:eastAsia="ru-RU"/>
+        </w:rPr>
+        <w:t xml:space="preserve"> </w:t>
+      </w:r>
+      <w:r>
+        <w:rPr>
+          <w:rFonts w:eastAsiaTheme="minorEastAsia"/>
+          <w:lang w:val="uk-UA" w:eastAsia="ru-RU"/>
+        </w:rPr>
+        <w:t xml:space="preserve">при </w:t>
+      </w:r>
+      <w:r>
+        <w:rPr>
+          <w:rFonts w:eastAsiaTheme="minorEastAsia"/>
+          <w:lang w:val="uk-UA" w:eastAsia="ru-RU"/>
+        </w:rPr>
+        <w:t>використанні паралельності</w:t>
+      </w:r>
+      <w:r>
+        <w:rPr>
+          <w:rFonts w:eastAsiaTheme="minorEastAsia"/>
+          <w:lang w:val="uk-UA" w:eastAsia="ru-RU"/>
+        </w:rPr>
+        <w:t xml:space="preserve"> необхідно використовувати багатопроцесорну архітектуру, яка дозволяє обійти глобальне блокування інтерпретатора. Проте операційна система виділяє для кожного процесу ізольований адресний простір, що унеможливлює пряме спільне використання програмних об’єктів. Класичний підхід вимагав би постійної передачі даних між процесами, що </w:t>
+      </w:r>
+      <w:r>
+        <w:rPr>
+          <w:rFonts w:eastAsiaTheme="minorEastAsia"/>
+          <w:lang w:val="uk-UA" w:eastAsia="ru-RU"/>
+        </w:rPr>
+        <w:t>включає</w:t>
+      </w:r>
+      <w:r>
+        <w:rPr>
+          <w:rFonts w:eastAsiaTheme="minorEastAsia"/>
+          <w:lang w:val="uk-UA" w:eastAsia="ru-RU"/>
+        </w:rPr>
+        <w:t xml:space="preserve"> надзвичайно </w:t>
+      </w:r>
+      <w:r>
+        <w:rPr>
+          <w:rFonts w:eastAsiaTheme="minorEastAsia"/>
+          <w:lang w:val="uk-UA" w:eastAsia="ru-RU"/>
+        </w:rPr>
+        <w:t xml:space="preserve">важку </w:t>
+      </w:r>
+      <w:r>
+        <w:rPr>
+          <w:rFonts w:eastAsiaTheme="minorEastAsia"/>
+          <w:lang w:val="uk-UA" w:eastAsia="ru-RU"/>
+        </w:rPr>
+        <w:t>серіалізацію</w:t>
+      </w:r>
+      <w:r>
+        <w:rPr>
+          <w:rFonts w:eastAsiaTheme="minorEastAsia"/>
+          <w:lang w:val="uk-UA" w:eastAsia="ru-RU"/>
+        </w:rPr>
+        <w:t xml:space="preserve"> інформації</w:t>
+      </w:r>
+      <w:r>
+        <w:rPr>
+          <w:rFonts w:eastAsiaTheme="minorEastAsia"/>
+          <w:lang w:val="uk-UA" w:eastAsia="ru-RU"/>
+        </w:rPr>
+        <w:t>. Для надвеликих графів, де матриці суміжності та ваг є вкрай громіздкими, витрати часу на такий міжпроцесний обмін даними повністю нівелювали б будь-який виграш від паралелізму.</w:t>
+      </w:r>
+    </w:p>
+    <w:p>
+      <w:pPr>
+        <w:rPr>
+          <w:rFonts w:eastAsiaTheme="minorEastAsia"/>
+          <w:lang w:val="uk-UA" w:eastAsia="ru-RU"/>
+        </w:rPr>
+      </w:pPr>
+      <w:r>
+        <w:rPr>
+          <w:rFonts w:eastAsiaTheme="minorEastAsia"/>
+          <w:lang w:val="uk-UA" w:eastAsia="ru-RU"/>
+        </w:rPr>
+        <w:t xml:space="preserve">Саме тому фундаментальним архітектурним рішенням при проєктуванні паралельного додатка стало використання моделі зі спільною пам’яттю. Усі ключові структури даних, а саме: масиви </w:t>
+      </w:r>
+      <w:r>
+        <w:rPr>
+          <w:rFonts w:eastAsiaTheme="minorEastAsia"/>
+          <w:lang w:val="uk-UA" w:eastAsia="ru-RU"/>
+        </w:rPr>
+        <w:t>сусідів</w:t>
+      </w:r>
+      <w:r>
+        <w:rPr>
+          <w:rFonts w:eastAsiaTheme="minorEastAsia"/>
+          <w:lang w:val="uk-UA" w:eastAsia="ru-RU"/>
+        </w:rPr>
+        <w:t>, масиви ваг ребер, масив найкоротших відстаней, масиви «коши</w:t>
+      </w:r>
+      <w:r>
+        <w:rPr>
+          <w:rFonts w:eastAsiaTheme="minorEastAsia"/>
+          <w:lang w:val="uk-UA" w:eastAsia="ru-RU"/>
+        </w:rPr>
+        <w:t>ків», масиви для перевірки наявності вершин в «кошиках» та масиви їхніх поточних розмірів – використовуються</w:t>
+      </w:r>
+      <w:r>
+        <w:rPr>
+          <w:rFonts w:eastAsiaTheme="minorEastAsia"/>
+          <w:lang w:val="uk-UA" w:eastAsia="ru-RU"/>
+        </w:rPr>
+        <w:t xml:space="preserve"> як </w:t>
+      </w:r>
+      <w:r>
+        <w:rPr>
+          <w:rFonts w:eastAsiaTheme="minorEastAsia"/>
+          <w:lang w:val="uk-UA" w:eastAsia="ru-RU"/>
+        </w:rPr>
+        <w:t>глобальні блоки оперативної пам’</w:t>
+      </w:r>
+      <w:r>
+        <w:rPr>
+          <w:rFonts w:eastAsiaTheme="minorEastAsia"/>
+          <w:lang w:val="uk-UA" w:eastAsia="ru-RU"/>
+        </w:rPr>
+        <w:t xml:space="preserve">яті. Під час ініціалізації кожен робочий процес отримує прямий доступ до цих блоків та інтерпретує їх як типізовані масиви </w:t>
+      </w:r>
+      <w:r>
+        <w:rPr>
+          <w:rFonts w:eastAsiaTheme="minorEastAsia"/>
+          <w:lang w:val="uk-UA" w:eastAsia="ru-RU"/>
+        </w:rPr>
+        <w:t>«</w:t>
+      </w:r>
+      <w:r>
+        <w:rPr>
+          <w:rFonts w:eastAsiaTheme="minorEastAsia"/>
+          <w:lang w:val="en-US" w:eastAsia="ru-RU"/>
+        </w:rPr>
+        <w:t>ndarray</w:t>
+      </w:r>
+      <w:r>
+        <w:rPr>
+          <w:rFonts w:eastAsiaTheme="minorEastAsia"/>
+          <w:lang w:val="uk-UA" w:eastAsia="ru-RU"/>
+        </w:rPr>
+        <w:t xml:space="preserve">» </w:t>
+      </w:r>
+      <w:r>
+        <w:rPr>
+          <w:rFonts w:eastAsiaTheme="minorEastAsia"/>
+          <w:lang w:val="uk-UA" w:eastAsia="ru-RU"/>
+        </w:rPr>
+        <w:t xml:space="preserve">заданої розмірності, що виключає необхідність дублювання чи серіалізації </w:t>
+      </w:r>
+      <w:r>
+        <w:rPr>
+          <w:rFonts w:eastAsiaTheme="minorEastAsia"/>
+          <w:lang w:val="uk-UA" w:eastAsia="ru-RU"/>
+        </w:rPr>
+        <w:t>даних</w:t>
+      </w:r>
+      <w:r>
+        <w:rPr>
+          <w:rFonts w:eastAsiaTheme="minorEastAsia"/>
+          <w:lang w:val="uk-UA" w:eastAsia="ru-RU"/>
+        </w:rPr>
+        <w:t>.</w:t>
+      </w:r>
+      <w:r>
+        <w:rPr>
+          <w:rFonts w:eastAsiaTheme="minorEastAsia"/>
+          <w:lang w:val="uk-UA" w:eastAsia="ru-RU"/>
+        </w:rPr>
+        <w:t xml:space="preserve"> </w:t>
+      </w:r>
+    </w:p>
+    <w:p>
+      <w:pPr>
+        <w:rPr>
+          <w:rFonts w:eastAsiaTheme="minorEastAsia"/>
+          <w:lang w:val="uk-UA" w:eastAsia="ru-RU"/>
+        </w:rPr>
+      </w:pPr>
+      <w:r>
+        <w:rPr>
+          <w:rFonts w:eastAsiaTheme="minorEastAsia"/>
+          <w:lang w:val="uk-UA" w:eastAsia="ru-RU"/>
+        </w:rPr>
+        <w:t xml:space="preserve">Відповідно до логіки алгоритму </w:t>
+      </w:r>
+      <m:oMath>
+        <m:r>
+          <m:rPr>
+            <m:sty m:val="bi"/>
+          </m:rPr>
+          <w:rPr>
+            <w:rFonts w:ascii="Cambria Math" w:hAnsi="Cambria Math"/>
+            <w:lang w:val="uk-UA" w:eastAsia="ru-RU"/>
+          </w:rPr>
+          <m:t>∆</m:t>
+        </m:r>
+      </m:oMath>
+      <w:r>
+        <w:rPr>
+          <w:rFonts w:eastAsiaTheme="minorEastAsia"/>
+          <w:lang w:val="uk-UA" w:eastAsia="ru-RU"/>
+        </w:rPr>
+        <w:t>-</w:t>
+      </w:r>
+      <w:r>
+        <w:rPr>
+          <w:rFonts w:eastAsiaTheme="minorEastAsia"/>
+          <w:lang w:val="uk-UA" w:eastAsia="ru-RU"/>
+        </w:rPr>
+        <w:t>степінгу, усі вершини з поточного найменшого непорожнього кошика можуть оброблятися паралельно і незалежно. Головний потік програми розраховує загальну кількість вершин у поточному кошику та рівномірно розподіляє їх між доступними робочими процесами.</w:t>
+      </w:r>
+    </w:p>
+    <w:p>
+      <w:pPr>
+        <w:rPr>
+          <w:rFonts w:eastAsiaTheme="minorEastAsia"/>
+          <w:lang w:val="uk-UA" w:eastAsia="ru-RU"/>
+        </w:rPr>
+      </w:pPr>
+      <w:r>
+        <w:rPr>
+          <w:rFonts w:eastAsiaTheme="minorEastAsia"/>
+          <w:lang w:val="uk-UA" w:eastAsia="ru-RU"/>
+        </w:rPr>
+        <w:t xml:space="preserve">Для оптимізації накладних витрат у систему закладено механізм балансування навантаження. Якщо кількість вершин у кошику є надто малою, створення окремих завдань для всіх ядер процесора стає недоцільним, оскільки </w:t>
+      </w:r>
+      <w:r>
+        <w:rPr>
+          <w:rFonts w:eastAsiaTheme="minorEastAsia"/>
+          <w:lang w:val="uk-UA" w:eastAsia="ru-RU"/>
+        </w:rPr>
+        <w:lastRenderedPageBreak/>
+        <w:t xml:space="preserve">час на </w:t>
+      </w:r>
+      <w:r>
+        <w:rPr>
+          <w:rFonts w:eastAsiaTheme="minorEastAsia"/>
+          <w:lang w:val="uk-UA" w:eastAsia="ru-RU"/>
+        </w:rPr>
+        <w:t xml:space="preserve">створення задач, передачі їх у процеси та </w:t>
+      </w:r>
+      <w:r>
+        <w:rPr>
+          <w:rFonts w:eastAsiaTheme="minorEastAsia"/>
+          <w:lang w:val="uk-UA" w:eastAsia="ru-RU"/>
+        </w:rPr>
+        <w:t>синхронізацію перевищить час самих обчислень. Тому проєктуванням передбачено встановлення мінімального порогу кількості вершин на один процес. Якщо цей поріг не досягається, кількість залучених до обробки кошика процесів динамічно зменшується.</w:t>
+      </w:r>
+    </w:p>
+    <w:p>
+      <w:pPr>
+        <w:rPr>
+          <w:rFonts w:eastAsiaTheme="minorEastAsia"/>
+          <w:lang w:val="uk-UA" w:eastAsia="ru-RU"/>
+        </w:rPr>
+      </w:pPr>
+      <w:r>
+        <w:rPr>
+          <w:rFonts w:eastAsiaTheme="minorEastAsia"/>
+          <w:lang w:val="uk-UA" w:eastAsia="ru-RU"/>
+        </w:rPr>
+        <w:t>Найбільшим викликом при проє</w:t>
+      </w:r>
+      <w:r>
+        <w:rPr>
+          <w:rFonts w:eastAsiaTheme="minorEastAsia"/>
+          <w:lang w:val="uk-UA" w:eastAsia="ru-RU"/>
+        </w:rPr>
+        <w:t>ктуванні систем зі спільною пам’</w:t>
+      </w:r>
+      <w:r>
+        <w:rPr>
+          <w:rFonts w:eastAsiaTheme="minorEastAsia"/>
+          <w:lang w:val="uk-UA" w:eastAsia="ru-RU"/>
+        </w:rPr>
+        <w:t>яттю є запобігання стану гонитви під час одночасного оновлення глобальних масивів відстаней та кошиків кількома процесами. Використання механізму блокування доступу для кожної окремої операції релаксації ребра призвело б до критичної деградації продуктивності. Для вирішення цієї проблеми спроєктовано дворівневу систему оновлення даних. На першому рівні кожен процес самостійно обробляє виділений йому блок вершин і накопичує знайдені коротші шляхи та нові вершини д</w:t>
+      </w:r>
+      <w:r>
+        <w:rPr>
+          <w:rFonts w:eastAsiaTheme="minorEastAsia"/>
+          <w:lang w:val="uk-UA" w:eastAsia="ru-RU"/>
+        </w:rPr>
+        <w:t xml:space="preserve">ля кошиків у власній локальній </w:t>
+      </w:r>
+      <w:r>
+        <w:rPr>
+          <w:rFonts w:eastAsiaTheme="minorEastAsia"/>
+          <w:lang w:val="uk-UA" w:eastAsia="ru-RU"/>
+        </w:rPr>
+        <w:t>пам</w:t>
+      </w:r>
+      <w:r>
+        <w:rPr>
+          <w:rFonts w:eastAsiaTheme="minorEastAsia"/>
+          <w:lang w:val="uk-UA" w:eastAsia="ru-RU"/>
+        </w:rPr>
+        <w:t>’</w:t>
+      </w:r>
+      <w:r>
+        <w:rPr>
+          <w:rFonts w:eastAsiaTheme="minorEastAsia"/>
+          <w:lang w:val="uk-UA" w:eastAsia="ru-RU"/>
+        </w:rPr>
+        <w:t>яті. На другому рівні, після завершення обробки своєї підзадачі</w:t>
+      </w:r>
+      <w:r>
+        <w:rPr>
+          <w:rFonts w:eastAsiaTheme="minorEastAsia"/>
+          <w:lang w:val="uk-UA" w:eastAsia="ru-RU"/>
+        </w:rPr>
+        <w:t>, тобто коли вершини у заданому «кошику» закінчилися, а залишилися лише у інших локальних «кошиках»</w:t>
+      </w:r>
+      <w:r>
+        <w:rPr>
+          <w:rFonts w:eastAsiaTheme="minorEastAsia"/>
+          <w:lang w:val="uk-UA" w:eastAsia="ru-RU"/>
+        </w:rPr>
+        <w:t xml:space="preserve">, процеси захоплюють глобальне блокування та виконують злиття локальних результатів у спільні масиви. </w:t>
+      </w:r>
+      <w:r>
+        <w:rPr>
+          <w:rFonts w:eastAsiaTheme="minorEastAsia"/>
+          <w:lang w:val="uk-UA" w:eastAsia="ru-RU"/>
+        </w:rPr>
+        <w:t xml:space="preserve">Таким чином зменшується кількість звертань до спільної пам’яті, бо більша частина роботи відбувається локально, а на вихід потрапляє тільки невелика кількість вершин та нових дистанцій. </w:t>
+      </w:r>
+    </w:p>
+    <w:p>
+      <w:pPr>
+        <w:rPr>
+          <w:rFonts w:eastAsiaTheme="minorEastAsia"/>
+          <w:lang w:val="uk-UA" w:eastAsia="ru-RU"/>
+        </w:rPr>
+      </w:pPr>
+      <w:r>
+        <w:rPr>
+          <w:rFonts w:eastAsiaTheme="minorEastAsia"/>
+          <w:lang w:val="uk-UA" w:eastAsia="ru-RU"/>
+        </w:rPr>
+        <w:t xml:space="preserve">Додатково важливо подбати про використання декількох локерів, щоб мінімізувати область блокування, що значно пришвидшить процес обробки даних. Один із можливих варіантів – це використання окремих локерів для кожного окремого «кошику» та дистанцій до вершин, проте це б значно збільшило кількість системних </w:t>
+      </w:r>
+      <w:r>
+        <w:rPr>
+          <w:rFonts w:eastAsiaTheme="minorEastAsia"/>
+          <w:lang w:val="uk-UA" w:eastAsia="ru-RU"/>
+        </w:rPr>
+        <w:t>викликів, що б зневе</w:t>
+      </w:r>
+      <w:r>
+        <w:rPr>
+          <w:rFonts w:eastAsiaTheme="minorEastAsia"/>
+          <w:lang w:val="uk-UA" w:eastAsia="ru-RU"/>
+        </w:rPr>
+        <w:t>лювало прискорення, тому необхідно перейти до більш збалансованого варіанту із використанням двох локерів: один – на запис в спільний масив дистанцій, а інший – на запис в спільний масив «кошиків».</w:t>
+      </w:r>
+    </w:p>
+    <w:p>
+      <w:pPr>
+        <w:rPr>
+          <w:rFonts w:eastAsiaTheme="minorEastAsia"/>
+          <w:lang w:val="uk-UA" w:eastAsia="ru-RU"/>
+        </w:rPr>
+      </w:pPr>
+      <w:r>
+        <w:rPr>
+          <w:rFonts w:eastAsiaTheme="minorEastAsia"/>
+          <w:lang w:val="uk-UA" w:eastAsia="ru-RU"/>
+        </w:rPr>
+        <w:t xml:space="preserve">Для ефективного управління обчислювальними ресурсами в архітектуру </w:t>
+      </w:r>
+      <w:r>
+        <w:rPr>
+          <w:rFonts w:eastAsiaTheme="minorEastAsia"/>
+          <w:lang w:val="uk-UA" w:eastAsia="ru-RU"/>
+        </w:rPr>
+        <w:t xml:space="preserve">також </w:t>
+      </w:r>
+      <w:r>
+        <w:rPr>
+          <w:rFonts w:eastAsiaTheme="minorEastAsia"/>
+          <w:lang w:val="uk-UA" w:eastAsia="ru-RU"/>
+        </w:rPr>
+        <w:t xml:space="preserve">закладено використання пулу процесів. Створення та знищення відокремленого процесу операційної системи є ресурсомісткою операцією. Оскільки алгоритм </w:t>
+      </w:r>
+      <m:oMath>
+        <m:r>
+          <m:rPr>
+            <m:sty m:val="bi"/>
+          </m:rPr>
+          <w:rPr>
+            <w:rFonts w:ascii="Cambria Math" w:hAnsi="Cambria Math"/>
+            <w:lang w:val="uk-UA" w:eastAsia="ru-RU"/>
+          </w:rPr>
+          <m:t>∆</m:t>
+        </m:r>
+      </m:oMath>
+      <w:r>
+        <w:rPr>
+          <w:rFonts w:eastAsiaTheme="minorEastAsia"/>
+          <w:lang w:val="uk-UA" w:eastAsia="ru-RU"/>
+        </w:rPr>
+        <w:t xml:space="preserve">-степінгу передбачає багаторазовий циклічний перехід між </w:t>
+      </w:r>
+      <w:r>
+        <w:rPr>
+          <w:rFonts w:eastAsiaTheme="minorEastAsia"/>
+          <w:lang w:val="uk-UA" w:eastAsia="ru-RU"/>
+        </w:rPr>
+        <w:lastRenderedPageBreak/>
+        <w:t>сотнями чи на</w:t>
+      </w:r>
+      <w:r>
+        <w:rPr>
+          <w:rFonts w:eastAsiaTheme="minorEastAsia"/>
+          <w:lang w:val="uk-UA" w:eastAsia="ru-RU"/>
+        </w:rPr>
+        <w:t xml:space="preserve">віть тисячами кошиків, постійне перестворення </w:t>
+      </w:r>
+      <w:r>
+        <w:rPr>
+          <w:rFonts w:eastAsiaTheme="minorEastAsia"/>
+          <w:lang w:val="uk-UA" w:eastAsia="ru-RU"/>
+        </w:rPr>
+        <w:t>процесів на кожній ітерації повністю нівелювала б будь-яке прискорення. Тому пул процесів створюється одноразово н</w:t>
+      </w:r>
+      <w:r>
+        <w:rPr>
+          <w:rFonts w:eastAsiaTheme="minorEastAsia"/>
+          <w:lang w:val="uk-UA" w:eastAsia="ru-RU"/>
+        </w:rPr>
+        <w:t xml:space="preserve">а початку роботи </w:t>
+      </w:r>
+      <w:r>
+        <w:rPr>
+          <w:rFonts w:eastAsiaTheme="minorEastAsia"/>
+          <w:lang w:val="uk-UA" w:eastAsia="ru-RU"/>
+        </w:rPr>
+        <w:t>програми. Робочі процеси</w:t>
+      </w:r>
+      <w:r>
+        <w:rPr>
+          <w:rFonts w:eastAsiaTheme="minorEastAsia"/>
+          <w:lang w:val="uk-UA" w:eastAsia="ru-RU"/>
+        </w:rPr>
+        <w:t xml:space="preserve"> підключаються до спільної пам</w:t>
+      </w:r>
+      <w:r>
+        <w:rPr>
+          <w:rFonts w:eastAsiaTheme="minorEastAsia"/>
+          <w:lang w:val="uk-UA" w:eastAsia="ru-RU"/>
+        </w:rPr>
+        <w:t>’</w:t>
+      </w:r>
+      <w:r>
+        <w:rPr>
+          <w:rFonts w:eastAsiaTheme="minorEastAsia"/>
+          <w:lang w:val="uk-UA" w:eastAsia="ru-RU"/>
+        </w:rPr>
+        <w:t>яті під час своєї стартової ініціалізації та залишаються активними в режимі очікування, динамічно отримуючи нові порції вершин для обробки на кожному кроці алгоритму, аж до повного завершення обчислень.</w:t>
+      </w:r>
+    </w:p>
+    <w:p>
+      <w:pPr>
+        <w:rPr>
+          <w:rFonts w:eastAsiaTheme="minorEastAsia"/>
+          <w:lang w:val="uk-UA" w:eastAsia="ru-RU"/>
+        </w:rPr>
+      </w:pPr>
+    </w:p>
+    <w:p>
+      <w:pPr>
+        <w:pStyle w:val="2"/>
+        <w:rPr>
+          <w:rFonts w:eastAsiaTheme="minorEastAsia"/>
+          <w:lang w:val="uk-UA" w:eastAsia="ru-RU"/>
+        </w:rPr>
+      </w:pPr>
+      <w:r>
+        <w:rPr>
+          <w:lang w:val="uk-UA" w:eastAsia="ru-RU"/>
+        </w:rPr>
+        <w:t xml:space="preserve">4.2 Реалізація паралельної версії алгоритму </w:t>
+      </w:r>
+      <m:oMath>
+        <m:r>
+          <m:rPr>
+            <m:sty m:val="bi"/>
+          </m:rPr>
+          <w:rPr>
+            <w:rFonts w:ascii="Cambria Math" w:hAnsi="Cambria Math"/>
+            <w:lang w:val="uk-UA" w:eastAsia="ru-RU"/>
+          </w:rPr>
+          <m:t>∆</m:t>
+        </m:r>
+      </m:oMath>
+      <w:r>
+        <w:rPr>
+          <w:rFonts w:eastAsiaTheme="minorEastAsia"/>
+          <w:lang w:val="uk-UA" w:eastAsia="ru-RU"/>
+        </w:rPr>
+        <w:t>-степінгу</w:t>
+      </w:r>
+    </w:p>
+    <w:p>
+      <w:pPr>
+        <w:rPr>
+          <w:rFonts w:cs="Times New Roman"/>
+          <w:lang w:val="ru-RU" w:eastAsia="ru-RU"/>
+        </w:rPr>
+      </w:pPr>
+      <w:r>
+        <w:rPr>
+          <w:rFonts w:cs="Times New Roman"/>
+          <w:lang w:val="ru-RU" w:eastAsia="ru-RU"/>
+        </w:rPr>
+        <w:t>Процес програмної реалізації розробленої архітектури розпочинається зі створення та ін</w:t>
+      </w:r>
+      <w:r>
+        <w:rPr>
+          <w:rFonts w:cs="Times New Roman"/>
+          <w:lang w:val="ru-RU" w:eastAsia="ru-RU"/>
+        </w:rPr>
+        <w:t>іціалізації блоків спільної пам’</w:t>
+      </w:r>
+      <w:r>
+        <w:rPr>
+          <w:rFonts w:cs="Times New Roman"/>
+          <w:lang w:val="ru-RU" w:eastAsia="ru-RU"/>
+        </w:rPr>
+        <w:t xml:space="preserve">яті. Для цього використовується стандартний модуль </w:t>
+      </w:r>
+      <w:r>
+        <w:rPr>
+          <w:rFonts w:cs="Times New Roman"/>
+          <w:lang w:val="uk-UA" w:eastAsia="ru-RU"/>
+        </w:rPr>
+        <w:t>«</w:t>
+      </w:r>
+      <w:r>
+        <w:rPr>
+          <w:rFonts w:cs="Times New Roman"/>
+          <w:lang w:val="ru-RU" w:eastAsia="ru-RU"/>
+        </w:rPr>
+        <w:t>multiprocessing.shared_memory</w:t>
+      </w:r>
+      <w:r>
+        <w:rPr>
+          <w:rFonts w:cs="Times New Roman"/>
+          <w:lang w:val="uk-UA" w:eastAsia="ru-RU"/>
+        </w:rPr>
+        <w:t>»</w:t>
+      </w:r>
+      <w:r>
+        <w:rPr>
+          <w:rFonts w:cs="Times New Roman"/>
+          <w:lang w:val="ru-RU" w:eastAsia="ru-RU"/>
+        </w:rPr>
+        <w:t>. Оскільки бібліотека NumPy дозволяє створювати масиви на базі існуючих буферів у</w:t>
+      </w:r>
+      <w:r>
+        <w:rPr>
+          <w:rFonts w:cs="Times New Roman"/>
+          <w:lang w:val="ru-RU" w:eastAsia="ru-RU"/>
+        </w:rPr>
+        <w:t xml:space="preserve"> пам’</w:t>
+      </w:r>
+      <w:r>
+        <w:rPr>
+          <w:rFonts w:cs="Times New Roman"/>
+          <w:lang w:val="ru-RU" w:eastAsia="ru-RU"/>
+        </w:rPr>
+        <w:t>яті, під час запуску головного процесу</w:t>
+      </w:r>
+      <w:r>
+        <w:rPr>
+          <w:rFonts w:cs="Times New Roman"/>
+          <w:lang w:val="uk-UA" w:eastAsia="ru-RU"/>
+        </w:rPr>
+        <w:t>, після виклику спільної функції «</w:t>
+      </w:r>
+      <w:r>
+        <w:rPr>
+          <w:rFonts w:cs="Times New Roman"/>
+          <w:lang w:val="en-US" w:eastAsia="ru-RU"/>
+        </w:rPr>
+        <w:t>validate_and_prepare_variables</w:t>
+      </w:r>
+      <w:r>
+        <w:rPr>
+          <w:rFonts w:cs="Times New Roman"/>
+          <w:lang w:val="uk-UA" w:eastAsia="ru-RU"/>
+        </w:rPr>
+        <w:t>», що описана раніше</w:t>
+      </w:r>
+      <w:r>
+        <w:rPr>
+          <w:rFonts w:cs="Times New Roman"/>
+          <w:lang w:val="uk-UA" w:eastAsia="ru-RU"/>
+        </w:rPr>
+        <w:t xml:space="preserve"> (розділ 2.1)</w:t>
+      </w:r>
+      <w:r>
+        <w:rPr>
+          <w:rFonts w:cs="Times New Roman"/>
+          <w:lang w:val="uk-UA" w:eastAsia="ru-RU"/>
+        </w:rPr>
+        <w:t>,</w:t>
+      </w:r>
+      <w:r>
+        <w:rPr>
+          <w:rFonts w:cs="Times New Roman"/>
+          <w:lang w:val="ru-RU" w:eastAsia="ru-RU"/>
+        </w:rPr>
+        <w:t xml:space="preserve"> виділяються необхідні обсяги бай</w:t>
+      </w:r>
+      <w:r>
+        <w:rPr>
+          <w:rFonts w:cs="Times New Roman"/>
+          <w:lang w:val="ru-RU" w:eastAsia="ru-RU"/>
+        </w:rPr>
+        <w:t>тів для кожної структури даних</w:t>
+      </w:r>
+      <w:r>
+        <w:rPr>
+          <w:rFonts w:cs="Times New Roman"/>
+          <w:lang w:val="uk-UA" w:eastAsia="ru-RU"/>
+        </w:rPr>
+        <w:t xml:space="preserve"> (рисунок 4.1)</w:t>
+      </w:r>
+      <w:r>
+        <w:rPr>
+          <w:rFonts w:cs="Times New Roman"/>
+          <w:lang w:val="ru-RU" w:eastAsia="ru-RU"/>
+        </w:rPr>
+        <w:t>, після чого ці</w:t>
+      </w:r>
+      <w:r>
+        <w:rPr>
+          <w:rFonts w:cs="Times New Roman"/>
+          <w:lang w:val="ru-RU" w:eastAsia="ru-RU"/>
+        </w:rPr>
+        <w:t xml:space="preserve"> блоки пам’яті о</w:t>
+      </w:r>
+      <w:r>
+        <w:rPr>
+          <w:rFonts w:cs="Times New Roman"/>
+          <w:lang w:val="uk-UA" w:eastAsia="ru-RU"/>
+        </w:rPr>
+        <w:t>б</w:t>
+      </w:r>
+      <w:r>
+        <w:rPr>
+          <w:rFonts w:cs="Times New Roman"/>
+          <w:lang w:val="ru-RU" w:eastAsia="ru-RU"/>
+        </w:rPr>
+        <w:t>гортаються в об’</w:t>
+      </w:r>
+      <w:r>
+        <w:rPr>
+          <w:rFonts w:cs="Times New Roman"/>
+          <w:lang w:val="ru-RU" w:eastAsia="ru-RU"/>
+        </w:rPr>
+        <w:t xml:space="preserve">єкти </w:t>
+      </w:r>
+      <w:r>
+        <w:rPr>
+          <w:rFonts w:cs="Times New Roman"/>
+          <w:lang w:val="uk-UA" w:eastAsia="ru-RU"/>
+        </w:rPr>
+        <w:t>«</w:t>
+      </w:r>
+      <w:r>
+        <w:rPr>
+          <w:rFonts w:cs="Times New Roman"/>
+          <w:lang w:val="ru-RU" w:eastAsia="ru-RU"/>
+        </w:rPr>
+        <w:t>ndarray</w:t>
+      </w:r>
+      <w:r>
+        <w:rPr>
+          <w:rFonts w:cs="Times New Roman"/>
+          <w:lang w:val="uk-UA" w:eastAsia="ru-RU"/>
+        </w:rPr>
+        <w:t>»</w:t>
+      </w:r>
+      <w:r>
+        <w:rPr>
+          <w:rFonts w:cs="Times New Roman"/>
+          <w:lang w:val="ru-RU" w:eastAsia="ru-RU"/>
+        </w:rPr>
+        <w:t xml:space="preserve"> для зручної математичної обробки та доступу за індексами</w:t>
+      </w:r>
+      <w:r>
+        <w:rPr>
+          <w:rFonts w:cs="Times New Roman"/>
+          <w:lang w:val="ru-RU" w:eastAsia="ru-RU"/>
+        </w:rPr>
+        <w:t xml:space="preserve"> за допомогою передачі </w:t>
+      </w:r>
+      <w:r>
+        <w:rPr>
+          <w:rFonts w:cs="Times New Roman"/>
+          <w:lang w:val="uk-UA" w:eastAsia="ru-RU"/>
+        </w:rPr>
+        <w:t xml:space="preserve">створених </w:t>
+      </w:r>
+      <w:r>
+        <w:rPr>
+          <w:rFonts w:cs="Times New Roman"/>
+          <w:lang w:val="ru-RU" w:eastAsia="ru-RU"/>
+        </w:rPr>
+        <w:t>буферів</w:t>
+      </w:r>
+      <w:r>
+        <w:rPr>
+          <w:rFonts w:cs="Times New Roman"/>
+          <w:lang w:val="uk-UA" w:eastAsia="ru-RU"/>
+        </w:rPr>
+        <w:t xml:space="preserve"> пам’яті у спільну функцію «prepare_ndarrays», що також була описана раніше</w:t>
+      </w:r>
+      <w:r>
+        <w:rPr>
+          <w:rFonts w:cs="Times New Roman"/>
+          <w:lang w:val="uk-UA" w:eastAsia="ru-RU"/>
+        </w:rPr>
+        <w:t xml:space="preserve"> (розділ 2.1)</w:t>
+      </w:r>
+      <w:r>
+        <w:rPr>
+          <w:rFonts w:cs="Times New Roman"/>
+          <w:lang w:val="uk-UA" w:eastAsia="ru-RU"/>
+        </w:rPr>
+        <w:t>, а також, як і в послідовній версії, відбувається додавання початкової вершини в «кошик» (рисунок 4.2)</w:t>
+      </w:r>
+      <w:r>
+        <w:rPr>
+          <w:rFonts w:cs="Times New Roman"/>
+          <w:lang w:val="ru-RU" w:eastAsia="ru-RU"/>
+        </w:rPr>
+        <w:t>.</w:t>
+      </w:r>
+    </w:p>
+    <w:p>
+      <w:pPr>
+        <w:ind w:firstLine="0"/>
+        <w:jc w:val="center"/>
+        <w:rPr>
+          <w:rFonts w:cs="Times New Roman"/>
+          <w:lang w:val="ru-RU" w:eastAsia="ru-RU"/>
+        </w:rPr>
+      </w:pPr>
+      <w:r>
+        <w:rPr>
+          <w:noProof/>
+          <w:lang w:eastAsia="ru-RU"/>
+        </w:rPr>
+        <w:lastRenderedPageBreak/>
+        <w:drawing>
+          <wp:inline distT="0" distB="0" distL="0" distR="0" wp14:anchorId="5448EDE5" wp14:editId="35ADACF9">
+            <wp:extent cx="6120130" cy="7703820"/>
+            <wp:effectExtent l="0" t="0" r="0" b="0"/>
+            <wp:docPr id="4" name="Рисунок 4"/>
+            <wp:cNvGraphicFramePr>
+              <a:graphicFrameLocks xmlns:a="http://schemas.openxmlformats.org/drawingml/2006/main" noChangeAspect="1"/>
+            </wp:cNvGraphicFramePr>
+            <a:graphic xmlns:a="http://schemas.openxmlformats.org/drawingml/2006/main">
+              <a:graphicData uri="http://schemas.openxmlformats.org/drawingml/2006/picture">
+                <pic:pic xmlns:pic="http://schemas.openxmlformats.org/drawingml/2006/picture">
+                  <pic:nvPicPr>
+                    <pic:cNvPr id="1" name=""/>
+                    <pic:cNvPicPr/>
+                  </pic:nvPicPr>
+                  <pic:blipFill>
+                    <a:blip r:embed="rId20"/>
+                    <a:stretch>
+                      <a:fillRect/>
+                    </a:stretch>
+                  </pic:blipFill>
+                  <pic:spPr>
+                    <a:xfrm>
+                      <a:off x="0" y="0"/>
+                      <a:ext cx="6120130" cy="7703820"/>
+                    </a:xfrm>
+                    <a:prstGeom prst="rect">
+                      <a:avLst/>
+                    </a:prstGeom>
+                  </pic:spPr>
+                </pic:pic>
+              </a:graphicData>
+            </a:graphic>
+          </wp:inline>
+        </w:drawing>
+      </w:r>
+    </w:p>
+    <w:p>
+      <w:pPr>
+        <w:ind w:firstLine="0"/>
+        <w:jc w:val="center"/>
+        <w:rPr>
+          <w:rFonts w:cs="Times New Roman"/>
+          <w:lang w:val="uk-UA" w:eastAsia="ru-RU"/>
+        </w:rPr>
+      </w:pPr>
+      <w:r>
+        <w:rPr>
+          <w:rFonts w:cs="Times New Roman"/>
+          <w:lang w:val="uk-UA" w:eastAsia="ru-RU"/>
+        </w:rPr>
+        <w:t xml:space="preserve">Рисунок 4.1 – </w:t>
+      </w:r>
+      <w:r>
+        <w:rPr>
+          <w:rFonts w:cs="Times New Roman"/>
+          <w:lang w:val="uk-UA" w:eastAsia="ru-RU"/>
+        </w:rPr>
+        <w:t>Початокова частина</w:t>
+      </w:r>
+      <w:r>
+        <w:rPr>
+          <w:rFonts w:cs="Times New Roman"/>
+          <w:lang w:val="uk-UA" w:eastAsia="ru-RU"/>
+        </w:rPr>
+        <w:t xml:space="preserve"> </w:t>
+      </w:r>
+      <w:r>
+        <w:rPr>
+          <w:rFonts w:cs="Times New Roman"/>
+          <w:lang w:val="uk-UA" w:eastAsia="ru-RU"/>
+        </w:rPr>
+        <w:t xml:space="preserve">функції </w:t>
+      </w:r>
+      <w:r>
+        <w:rPr>
+          <w:rFonts w:cs="Times New Roman"/>
+          <w:lang w:val="uk-UA" w:eastAsia="ru-RU"/>
+        </w:rPr>
+        <w:t>«</w:t>
+      </w:r>
+      <w:r>
+        <w:rPr>
+          <w:rFonts w:cs="Times New Roman"/>
+          <w:lang w:val="en-US" w:eastAsia="ru-RU"/>
+        </w:rPr>
+        <w:t>parallel</w:t>
+      </w:r>
+      <w:r>
+        <w:rPr>
+          <w:rFonts w:cs="Times New Roman"/>
+          <w:lang w:val="uk-UA" w:eastAsia="ru-RU"/>
+        </w:rPr>
+        <w:t>_</w:t>
+      </w:r>
+      <w:r>
+        <w:rPr>
+          <w:rFonts w:cs="Times New Roman"/>
+          <w:lang w:val="en-US" w:eastAsia="ru-RU"/>
+        </w:rPr>
+        <w:t>delta</w:t>
+      </w:r>
+      <w:r>
+        <w:rPr>
+          <w:rFonts w:cs="Times New Roman"/>
+          <w:lang w:val="uk-UA" w:eastAsia="ru-RU"/>
+        </w:rPr>
+        <w:t>_</w:t>
+      </w:r>
+      <w:r>
+        <w:rPr>
+          <w:rFonts w:cs="Times New Roman"/>
+          <w:lang w:val="en-US" w:eastAsia="ru-RU"/>
+        </w:rPr>
+        <w:t>stepping</w:t>
+      </w:r>
+      <w:r>
+        <w:rPr>
+          <w:rFonts w:cs="Times New Roman"/>
+          <w:lang w:val="uk-UA" w:eastAsia="ru-RU"/>
+        </w:rPr>
+        <w:t>»</w:t>
+      </w:r>
+    </w:p>
+    <w:p>
+      <w:pPr>
+        <w:ind w:firstLine="0"/>
+        <w:jc w:val="center"/>
+        <w:rPr>
+          <w:rFonts w:cs="Times New Roman"/>
+          <w:lang w:val="ru-RU" w:eastAsia="ru-RU"/>
+        </w:rPr>
+      </w:pPr>
+      <w:r>
+        <w:rPr>
+          <w:noProof/>
+          <w:lang w:eastAsia="ru-RU"/>
+        </w:rPr>
+        <w:lastRenderedPageBreak/>
+        <w:drawing>
+          <wp:inline distT="0" distB="0" distL="0" distR="0" wp14:anchorId="6F0CC67B" wp14:editId="582742F6">
+            <wp:extent cx="3286125" cy="5800725"/>
+            <wp:effectExtent l="0" t="0" r="9525" b="9525"/>
+            <wp:docPr id="7" name="Рисунок 7"/>
+            <wp:cNvGraphicFramePr>
+              <a:graphicFrameLocks xmlns:a="http://schemas.openxmlformats.org/drawingml/2006/main" noChangeAspect="1"/>
+            </wp:cNvGraphicFramePr>
+            <a:graphic xmlns:a="http://schemas.openxmlformats.org/drawingml/2006/main">
+              <a:graphicData uri="http://schemas.openxmlformats.org/drawingml/2006/picture">
+                <pic:pic xmlns:pic="http://schemas.openxmlformats.org/drawingml/2006/picture">
+                  <pic:nvPicPr>
+                    <pic:cNvPr id="1" name=""/>
+                    <pic:cNvPicPr/>
+                  </pic:nvPicPr>
+                  <pic:blipFill>
+                    <a:blip r:embed="rId21"/>
+                    <a:stretch>
+                      <a:fillRect/>
+                    </a:stretch>
+                  </pic:blipFill>
+                  <pic:spPr>
+                    <a:xfrm>
+                      <a:off x="0" y="0"/>
+                      <a:ext cx="3286125" cy="5800725"/>
+                    </a:xfrm>
+                    <a:prstGeom prst="rect">
+                      <a:avLst/>
+                    </a:prstGeom>
+                  </pic:spPr>
+                </pic:pic>
+              </a:graphicData>
+            </a:graphic>
+          </wp:inline>
+        </w:drawing>
+      </w:r>
+    </w:p>
+    <w:p>
+      <w:pPr>
+        <w:ind w:firstLine="0"/>
+        <w:jc w:val="center"/>
+        <w:rPr>
+          <w:rFonts w:cs="Times New Roman"/>
+          <w:lang w:val="uk-UA" w:eastAsia="ru-RU"/>
+        </w:rPr>
+      </w:pPr>
+      <w:r>
+        <w:rPr>
+          <w:rFonts w:cs="Times New Roman"/>
+          <w:lang w:val="uk-UA" w:eastAsia="ru-RU"/>
+        </w:rPr>
+        <w:t xml:space="preserve">Рисунок 4.2 – </w:t>
+      </w:r>
+      <w:r>
+        <w:rPr>
+          <w:rFonts w:cs="Times New Roman"/>
+          <w:lang w:val="uk-UA" w:eastAsia="ru-RU"/>
+        </w:rPr>
+        <w:t>Продовження початкової частини</w:t>
+      </w:r>
+      <w:r>
+        <w:rPr>
+          <w:rFonts w:cs="Times New Roman"/>
+          <w:lang w:val="uk-UA" w:eastAsia="ru-RU"/>
+        </w:rPr>
+        <w:t xml:space="preserve"> функції «</w:t>
+      </w:r>
+      <w:r>
+        <w:rPr>
+          <w:rFonts w:cs="Times New Roman"/>
+          <w:lang w:val="en-US" w:eastAsia="ru-RU"/>
+        </w:rPr>
+        <w:t>parallel_delta_stepping</w:t>
+      </w:r>
+      <w:r>
+        <w:rPr>
+          <w:rFonts w:cs="Times New Roman"/>
+          <w:lang w:val="uk-UA" w:eastAsia="ru-RU"/>
+        </w:rPr>
+        <w:t>»</w:t>
+      </w:r>
+    </w:p>
+    <w:p>
+      <w:pPr>
+        <w:ind w:firstLine="0"/>
+        <w:rPr>
+          <w:rFonts w:cs="Times New Roman"/>
+          <w:lang w:val="uk-UA" w:eastAsia="ru-RU"/>
+        </w:rPr>
+      </w:pPr>
+      <w:r>
+        <w:rPr>
+          <w:rFonts w:cs="Times New Roman"/>
+          <w:lang w:val="uk-UA" w:eastAsia="ru-RU"/>
+        </w:rPr>
+        <w:tab/>
+        <w:t>Д</w:t>
+      </w:r>
+      <w:r>
+        <w:rPr>
+          <w:rFonts w:cs="Times New Roman"/>
+          <w:lang w:val="uk-UA" w:eastAsia="ru-RU"/>
+        </w:rPr>
+        <w:t xml:space="preserve">ля уникнення накладних витрат на багаторазове створення процесів використовується об'єкт Pool. Під час його ініціалізації як аргументи передаються цільова функція ініціалізації </w:t>
+      </w:r>
+      <w:r>
+        <w:rPr>
+          <w:rFonts w:cs="Times New Roman"/>
+          <w:lang w:val="uk-UA" w:eastAsia="ru-RU"/>
+        </w:rPr>
+        <w:t>процесу «init_process»</w:t>
+      </w:r>
+      <w:r>
+        <w:rPr>
+          <w:rFonts w:cs="Times New Roman"/>
+          <w:lang w:val="uk-UA" w:eastAsia="ru-RU"/>
+        </w:rPr>
+        <w:t xml:space="preserve">, а також імена створених блоків спільної пам'яті та об'єкти </w:t>
+      </w:r>
+      <w:r>
+        <w:rPr>
+          <w:rFonts w:cs="Times New Roman"/>
+          <w:lang w:val="uk-UA" w:eastAsia="ru-RU"/>
+        </w:rPr>
+        <w:t>глобальних блокувань</w:t>
+      </w:r>
+      <w:r>
+        <w:rPr>
+          <w:rFonts w:cs="Times New Roman"/>
+          <w:lang w:val="uk-UA" w:eastAsia="ru-RU"/>
+        </w:rPr>
+        <w:t xml:space="preserve"> (рисунок 4.3)</w:t>
+      </w:r>
+      <w:r>
+        <w:rPr>
+          <w:rFonts w:cs="Times New Roman"/>
+          <w:lang w:val="uk-UA" w:eastAsia="ru-RU"/>
+        </w:rPr>
+        <w:t xml:space="preserve">. Функція </w:t>
+      </w:r>
+      <w:r>
+        <w:rPr>
+          <w:rFonts w:cs="Times New Roman"/>
+          <w:lang w:val="uk-UA" w:eastAsia="ru-RU"/>
+        </w:rPr>
+        <w:t>«init_</w:t>
+      </w:r>
+      <w:r>
+        <w:rPr>
+          <w:rFonts w:cs="Times New Roman"/>
+          <w:lang w:val="uk-UA" w:eastAsia="ru-RU"/>
+        </w:rPr>
+        <w:t>process</w:t>
+      </w:r>
+      <w:r>
+        <w:rPr>
+          <w:rFonts w:cs="Times New Roman"/>
+          <w:lang w:val="uk-UA" w:eastAsia="ru-RU"/>
+        </w:rPr>
+        <w:t>»</w:t>
+      </w:r>
+      <w:r>
+        <w:rPr>
+          <w:rFonts w:cs="Times New Roman"/>
+          <w:lang w:val="uk-UA" w:eastAsia="ru-RU"/>
+        </w:rPr>
+        <w:t xml:space="preserve"> виконується </w:t>
+      </w:r>
+      <w:r>
+        <w:rPr>
+          <w:rFonts w:cs="Times New Roman"/>
+          <w:lang w:val="uk-UA" w:eastAsia="ru-RU"/>
+        </w:rPr>
+        <w:t>тільки</w:t>
+      </w:r>
+      <w:r>
+        <w:rPr>
+          <w:rFonts w:cs="Times New Roman"/>
+          <w:lang w:val="uk-UA" w:eastAsia="ru-RU"/>
+        </w:rPr>
+        <w:t xml:space="preserve"> один раз для кожного процесу в пулі під час його старту. Її головне завдання </w:t>
+      </w:r>
+      <w:r>
+        <w:rPr>
+          <w:rFonts w:cs="Times New Roman"/>
+          <w:lang w:val="uk-UA" w:eastAsia="ru-RU"/>
+        </w:rPr>
+        <w:t xml:space="preserve">– це за </w:t>
+      </w:r>
+      <w:r>
+        <w:rPr>
+          <w:rFonts w:cs="Times New Roman"/>
+          <w:lang w:val="uk-UA" w:eastAsia="ru-RU"/>
+        </w:rPr>
+        <w:t xml:space="preserve">отриманими іменами </w:t>
+      </w:r>
+      <w:r>
+        <w:rPr>
+          <w:rFonts w:cs="Times New Roman"/>
+          <w:lang w:val="uk-UA" w:eastAsia="ru-RU"/>
+        </w:rPr>
+        <w:t>буферів підключится до них, створивши локальні масиви «</w:t>
+      </w:r>
+      <w:r>
+        <w:rPr>
+          <w:rFonts w:cs="Times New Roman"/>
+          <w:lang w:val="en-US" w:eastAsia="ru-RU"/>
+        </w:rPr>
+        <w:t>ndarray</w:t>
+      </w:r>
+      <w:r>
+        <w:rPr>
+          <w:rFonts w:cs="Times New Roman"/>
+          <w:lang w:val="uk-UA" w:eastAsia="ru-RU"/>
+        </w:rPr>
+        <w:t xml:space="preserve">» для зручного </w:t>
+      </w:r>
+      <w:r>
+        <w:rPr>
+          <w:rFonts w:cs="Times New Roman"/>
+          <w:lang w:val="uk-UA" w:eastAsia="ru-RU"/>
+        </w:rPr>
+        <w:t xml:space="preserve">подальшого доступу до пам’яті, остання дія з яких відбувається також за </w:t>
+      </w:r>
+      <w:r>
+        <w:rPr>
+          <w:rFonts w:cs="Times New Roman"/>
+          <w:lang w:val="uk-UA" w:eastAsia="ru-RU"/>
+        </w:rPr>
+        <w:lastRenderedPageBreak/>
+        <w:t>допомогою спільної функції «</w:t>
+      </w:r>
+      <w:r>
+        <w:rPr>
+          <w:rFonts w:cs="Times New Roman"/>
+          <w:lang w:val="en-US" w:eastAsia="ru-RU"/>
+        </w:rPr>
+        <w:t>prepare</w:t>
+      </w:r>
+      <w:r>
+        <w:rPr>
+          <w:rFonts w:cs="Times New Roman"/>
+          <w:lang w:val="uk-UA" w:eastAsia="ru-RU"/>
+        </w:rPr>
+        <w:t>_</w:t>
+      </w:r>
+      <w:r>
+        <w:rPr>
+          <w:rFonts w:cs="Times New Roman"/>
+          <w:lang w:val="en-US" w:eastAsia="ru-RU"/>
+        </w:rPr>
+        <w:t>ndarrays</w:t>
+      </w:r>
+      <w:r>
+        <w:rPr>
+          <w:rFonts w:cs="Times New Roman"/>
+          <w:lang w:val="uk-UA" w:eastAsia="ru-RU"/>
+        </w:rPr>
+        <w:t xml:space="preserve">», а також, як можна побачити із відповідного рисунку, функція ініціалізації свторює посилання на відповідні глобальні локери </w:t>
+      </w:r>
+      <w:r>
+        <w:rPr>
+          <w:rFonts w:cs="Times New Roman"/>
+          <w:lang w:val="uk-UA" w:eastAsia="ru-RU"/>
+        </w:rPr>
+        <w:t xml:space="preserve">(рисунок 4.4). </w:t>
+      </w:r>
+    </w:p>
+    <w:p>
+      <w:pPr>
+        <w:ind w:firstLine="708"/>
+        <w:rPr>
+          <w:rFonts w:cs="Times New Roman"/>
+          <w:lang w:val="uk-UA" w:eastAsia="ru-RU"/>
+        </w:rPr>
+      </w:pPr>
+      <w:r>
+        <w:rPr>
+          <w:rFonts w:cs="Times New Roman"/>
+          <w:lang w:val="uk-UA" w:eastAsia="ru-RU"/>
+        </w:rPr>
+        <w:t xml:space="preserve">Використання, можливо, трохи дивного на перший погляд синтаксису «global </w:t>
+      </w:r>
+      <w:r>
+        <w:rPr>
+          <w:rFonts w:cs="Times New Roman"/>
+          <w:lang w:eastAsia="ru-RU"/>
+        </w:rPr>
+        <w:t>&lt;</w:t>
+      </w:r>
+      <w:r>
+        <w:rPr>
+          <w:rFonts w:cs="Times New Roman"/>
+          <w:lang w:val="uk-UA" w:eastAsia="ru-RU"/>
+        </w:rPr>
+        <w:t>змінна</w:t>
+      </w:r>
+      <w:r>
+        <w:rPr>
+          <w:rFonts w:cs="Times New Roman"/>
+          <w:lang w:eastAsia="ru-RU"/>
+        </w:rPr>
+        <w:t>&gt;</w:t>
+      </w:r>
+      <w:r>
+        <w:rPr>
+          <w:rFonts w:cs="Times New Roman"/>
+          <w:lang w:val="uk-UA" w:eastAsia="ru-RU"/>
+        </w:rPr>
+        <w:t>» необхідно – саме це створює відповідну змінну, що буде доступна в середині процесу. Для коректної роботи необхідно, щоб «</w:t>
+      </w:r>
+      <w:r>
+        <w:rPr>
+          <w:rFonts w:cs="Times New Roman"/>
+          <w:lang w:eastAsia="ru-RU"/>
+        </w:rPr>
+        <w:t>&lt;</w:t>
+      </w:r>
+      <w:r>
+        <w:rPr>
+          <w:rFonts w:cs="Times New Roman"/>
+          <w:lang w:val="ru-RU" w:eastAsia="ru-RU"/>
+        </w:rPr>
+        <w:t>змінна</w:t>
+      </w:r>
+      <w:r>
+        <w:rPr>
+          <w:rFonts w:cs="Times New Roman"/>
+          <w:lang w:eastAsia="ru-RU"/>
+        </w:rPr>
+        <w:t>&gt;</w:t>
+      </w:r>
+      <w:r>
+        <w:rPr>
+          <w:rFonts w:cs="Times New Roman"/>
+          <w:lang w:val="uk-UA" w:eastAsia="ru-RU"/>
+        </w:rPr>
+        <w:t xml:space="preserve">» існувала </w:t>
+      </w:r>
+      <w:r>
+        <w:rPr>
+          <w:rFonts w:cs="Times New Roman"/>
+          <w:lang w:val="ru-RU" w:eastAsia="ru-RU"/>
+        </w:rPr>
+        <w:t xml:space="preserve">та була доступна в області, де відбуваєтсья створення </w:t>
+      </w:r>
+      <w:r>
+        <w:rPr>
+          <w:rFonts w:cs="Times New Roman"/>
+          <w:lang w:val="uk-UA" w:eastAsia="ru-RU"/>
+        </w:rPr>
+        <w:t>пулу, тому усі необхідні змінні, що використовуються в процесах винесено на початок файлу (рисунок 4.5).</w:t>
+      </w:r>
+    </w:p>
+    <w:p>
+      <w:pPr>
+        <w:ind w:firstLine="708"/>
+        <w:rPr>
+          <w:rFonts w:cs="Times New Roman"/>
+          <w:lang w:val="uk-UA" w:eastAsia="ru-RU"/>
+        </w:rPr>
+      </w:pPr>
+      <w:r>
+        <w:rPr>
+          <w:rFonts w:cs="Times New Roman"/>
+          <w:lang w:val="uk-UA" w:eastAsia="ru-RU"/>
+        </w:rPr>
+        <w:t>Також «реєструється» функція «закриття» процесу, що «відписується» від буферів у пам’яті, що дозволяє операційній системі їх звільнити. Вона викликається після завершення процесу, тобто після закриття загального пулу (рисунок 4.6).</w:t>
+      </w:r>
+    </w:p>
+    <w:p>
+      <w:pPr>
+        <w:ind w:firstLine="0"/>
+        <w:jc w:val="center"/>
+        <w:rPr>
+          <w:rFonts w:cs="Times New Roman"/>
+          <w:lang w:val="ru-RU" w:eastAsia="ru-RU"/>
+        </w:rPr>
+      </w:pPr>
+      <w:r>
+        <w:rPr>
+          <w:noProof/>
+          <w:lang w:eastAsia="ru-RU"/>
+        </w:rPr>
+        <w:drawing>
+          <wp:inline distT="0" distB="0" distL="0" distR="0" wp14:anchorId="79D01304" wp14:editId="3E76830E">
+            <wp:extent cx="2286000" cy="3114675"/>
+            <wp:effectExtent l="0" t="0" r="0" b="9525"/>
+            <wp:docPr id="13" name="Рисунок 13"/>
+            <wp:cNvGraphicFramePr>
+              <a:graphicFrameLocks xmlns:a="http://schemas.openxmlformats.org/drawingml/2006/main" noChangeAspect="1"/>
+            </wp:cNvGraphicFramePr>
+            <a:graphic xmlns:a="http://schemas.openxmlformats.org/drawingml/2006/main">
+              <a:graphicData uri="http://schemas.openxmlformats.org/drawingml/2006/picture">
+                <pic:pic xmlns:pic="http://schemas.openxmlformats.org/drawingml/2006/picture">
+                  <pic:nvPicPr>
+                    <pic:cNvPr id="1" name=""/>
+                    <pic:cNvPicPr/>
+                  </pic:nvPicPr>
+                  <pic:blipFill>
+                    <a:blip r:embed="rId22"/>
+                    <a:stretch>
+                      <a:fillRect/>
+                    </a:stretch>
+                  </pic:blipFill>
+                  <pic:spPr>
+                    <a:xfrm>
+                      <a:off x="0" y="0"/>
+                      <a:ext cx="2286000" cy="3114675"/>
+                    </a:xfrm>
+                    <a:prstGeom prst="rect">
+                      <a:avLst/>
+                    </a:prstGeom>
+                  </pic:spPr>
+                </pic:pic>
+              </a:graphicData>
+            </a:graphic>
+          </wp:inline>
+        </w:drawing>
+      </w:r>
+    </w:p>
+    <w:p>
+      <w:pPr>
+        <w:ind w:firstLine="0"/>
+        <w:jc w:val="center"/>
+        <w:rPr>
+          <w:rFonts w:cs="Times New Roman"/>
+          <w:lang w:val="uk-UA" w:eastAsia="ru-RU"/>
+        </w:rPr>
+      </w:pPr>
+      <w:r>
+        <w:rPr>
+          <w:rFonts w:cs="Times New Roman"/>
+          <w:lang w:val="uk-UA" w:eastAsia="ru-RU"/>
+        </w:rPr>
+        <w:t>Рисунок 4.3 – Створення пулу процесів із функцією ініціалізації</w:t>
+      </w:r>
+    </w:p>
+    <w:p>
+      <w:pPr>
+        <w:ind w:firstLine="0"/>
+        <w:jc w:val="center"/>
+        <w:rPr>
+          <w:rFonts w:cs="Times New Roman"/>
+          <w:lang w:val="ru-RU" w:eastAsia="ru-RU"/>
+        </w:rPr>
+      </w:pPr>
+      <w:r>
+        <w:rPr>
+          <w:noProof/>
+          <w:lang w:eastAsia="ru-RU"/>
+        </w:rPr>
+        <w:lastRenderedPageBreak/>
+        <w:drawing>
+          <wp:inline distT="0" distB="0" distL="0" distR="0" wp14:anchorId="78793491" wp14:editId="5CE293B6">
+            <wp:extent cx="4543425" cy="8096250"/>
+            <wp:effectExtent l="0" t="0" r="9525" b="0"/>
+            <wp:docPr id="15" name="Рисунок 15"/>
+            <wp:cNvGraphicFramePr>
+              <a:graphicFrameLocks xmlns:a="http://schemas.openxmlformats.org/drawingml/2006/main" noChangeAspect="1"/>
+            </wp:cNvGraphicFramePr>
+            <a:graphic xmlns:a="http://schemas.openxmlformats.org/drawingml/2006/main">
+              <a:graphicData uri="http://schemas.openxmlformats.org/drawingml/2006/picture">
+                <pic:pic xmlns:pic="http://schemas.openxmlformats.org/drawingml/2006/picture">
+                  <pic:nvPicPr>
+                    <pic:cNvPr id="1" name=""/>
+                    <pic:cNvPicPr/>
+                  </pic:nvPicPr>
+                  <pic:blipFill>
+                    <a:blip r:embed="rId23"/>
+                    <a:stretch>
+                      <a:fillRect/>
+                    </a:stretch>
+                  </pic:blipFill>
+                  <pic:spPr>
+                    <a:xfrm>
+                      <a:off x="0" y="0"/>
+                      <a:ext cx="4543425" cy="8096250"/>
+                    </a:xfrm>
+                    <a:prstGeom prst="rect">
+                      <a:avLst/>
+                    </a:prstGeom>
+                  </pic:spPr>
+                </pic:pic>
+              </a:graphicData>
+            </a:graphic>
+          </wp:inline>
+        </w:drawing>
+      </w:r>
+    </w:p>
+    <w:p>
+      <w:pPr>
+        <w:ind w:firstLine="0"/>
+        <w:jc w:val="center"/>
+        <w:rPr>
+          <w:rFonts w:cs="Times New Roman"/>
+          <w:lang w:val="uk-UA" w:eastAsia="ru-RU"/>
+        </w:rPr>
+      </w:pPr>
+      <w:r>
+        <w:rPr>
+          <w:rFonts w:cs="Times New Roman"/>
+          <w:lang w:val="uk-UA" w:eastAsia="ru-RU"/>
+        </w:rPr>
+        <w:t>Рисунок 4.</w:t>
+      </w:r>
+      <w:r>
+        <w:rPr>
+          <w:rFonts w:cs="Times New Roman"/>
+          <w:lang w:val="uk-UA" w:eastAsia="ru-RU"/>
+        </w:rPr>
+        <w:t>4</w:t>
+      </w:r>
+      <w:r>
+        <w:rPr>
+          <w:rFonts w:cs="Times New Roman"/>
+          <w:lang w:val="uk-UA" w:eastAsia="ru-RU"/>
+        </w:rPr>
+        <w:t xml:space="preserve"> – </w:t>
+      </w:r>
+      <w:r>
+        <w:rPr>
+          <w:rFonts w:cs="Times New Roman"/>
+          <w:lang w:val="uk-UA" w:eastAsia="ru-RU"/>
+        </w:rPr>
+        <w:t>Функція ініціалізації</w:t>
+      </w:r>
+      <w:r>
+        <w:rPr>
+          <w:rFonts w:cs="Times New Roman"/>
+          <w:lang w:val="ru-RU" w:eastAsia="ru-RU"/>
+        </w:rPr>
+        <w:t xml:space="preserve"> процесу </w:t>
+      </w:r>
+      <w:r>
+        <w:rPr>
+          <w:rFonts w:cs="Times New Roman"/>
+          <w:lang w:val="uk-UA" w:eastAsia="ru-RU"/>
+        </w:rPr>
+        <w:t>«init_process»</w:t>
+      </w:r>
+    </w:p>
+    <w:p>
+      <w:pPr>
+        <w:ind w:firstLine="0"/>
+        <w:jc w:val="center"/>
+        <w:rPr>
+          <w:rFonts w:cs="Times New Roman"/>
+          <w:lang w:val="ru-RU" w:eastAsia="ru-RU"/>
+        </w:rPr>
+      </w:pPr>
+    </w:p>
+    <w:p>
+      <w:pPr>
+        <w:ind w:firstLine="0"/>
+        <w:jc w:val="center"/>
+        <w:rPr>
+          <w:rFonts w:cs="Times New Roman"/>
+          <w:lang w:val="ru-RU" w:eastAsia="ru-RU"/>
+        </w:rPr>
+      </w:pPr>
+      <w:r>
+        <w:rPr>
+          <w:noProof/>
+          <w:lang w:eastAsia="ru-RU"/>
+        </w:rPr>
+        <w:lastRenderedPageBreak/>
+        <w:drawing>
+          <wp:inline distT="0" distB="0" distL="0" distR="0" wp14:anchorId="4495FF0F" wp14:editId="4966B16C">
+            <wp:extent cx="5705475" cy="5981700"/>
+            <wp:effectExtent l="0" t="0" r="9525" b="0"/>
+            <wp:docPr id="16" name="Рисунок 16"/>
+            <wp:cNvGraphicFramePr>
+              <a:graphicFrameLocks xmlns:a="http://schemas.openxmlformats.org/drawingml/2006/main" noChangeAspect="1"/>
+            </wp:cNvGraphicFramePr>
+            <a:graphic xmlns:a="http://schemas.openxmlformats.org/drawingml/2006/main">
+              <a:graphicData uri="http://schemas.openxmlformats.org/drawingml/2006/picture">
+                <pic:pic xmlns:pic="http://schemas.openxmlformats.org/drawingml/2006/picture">
+                  <pic:nvPicPr>
+                    <pic:cNvPr id="1" name=""/>
+                    <pic:cNvPicPr/>
+                  </pic:nvPicPr>
+                  <pic:blipFill>
+                    <a:blip r:embed="rId24"/>
+                    <a:stretch>
+                      <a:fillRect/>
+                    </a:stretch>
+                  </pic:blipFill>
+                  <pic:spPr>
+                    <a:xfrm>
+                      <a:off x="0" y="0"/>
+                      <a:ext cx="5705475" cy="5981700"/>
+                    </a:xfrm>
+                    <a:prstGeom prst="rect">
+                      <a:avLst/>
+                    </a:prstGeom>
+                  </pic:spPr>
+                </pic:pic>
+              </a:graphicData>
+            </a:graphic>
+          </wp:inline>
+        </w:drawing>
+      </w:r>
+    </w:p>
+    <w:p>
+      <w:pPr>
+        <w:ind w:firstLine="0"/>
+        <w:jc w:val="center"/>
+        <w:rPr>
+          <w:rFonts w:cs="Times New Roman"/>
+          <w:lang w:val="uk-UA" w:eastAsia="ru-RU"/>
+        </w:rPr>
+      </w:pPr>
+      <w:r>
+        <w:rPr>
+          <w:rFonts w:cs="Times New Roman"/>
+          <w:lang w:val="uk-UA" w:eastAsia="ru-RU"/>
+        </w:rPr>
+        <w:t>Рисунок 4.</w:t>
+      </w:r>
+      <w:r>
+        <w:rPr>
+          <w:rFonts w:cs="Times New Roman"/>
+          <w:lang w:val="uk-UA" w:eastAsia="ru-RU"/>
+        </w:rPr>
+        <w:t>5</w:t>
+      </w:r>
+      <w:r>
+        <w:rPr>
+          <w:rFonts w:cs="Times New Roman"/>
+          <w:lang w:val="uk-UA" w:eastAsia="ru-RU"/>
+        </w:rPr>
+        <w:t xml:space="preserve"> – </w:t>
+      </w:r>
+      <w:r>
+        <w:rPr>
+          <w:rFonts w:cs="Times New Roman"/>
+          <w:lang w:eastAsia="ru-RU"/>
+        </w:rPr>
+        <w:t xml:space="preserve">Створення змінних, що будуть використані </w:t>
+      </w:r>
+      <w:r>
+        <w:rPr>
+          <w:rFonts w:cs="Times New Roman"/>
+          <w:lang w:val="uk-UA" w:eastAsia="ru-RU"/>
+        </w:rPr>
+        <w:t xml:space="preserve">та доступні </w:t>
+      </w:r>
+      <w:r>
+        <w:rPr>
+          <w:rFonts w:cs="Times New Roman"/>
+          <w:lang w:val="uk-UA" w:eastAsia="ru-RU"/>
+        </w:rPr>
+        <w:t>в кожному процесі</w:t>
+      </w:r>
+    </w:p>
+    <w:p>
+      <w:pPr>
+        <w:ind w:firstLine="0"/>
+        <w:jc w:val="center"/>
+        <w:rPr>
+          <w:rFonts w:cs="Times New Roman"/>
+          <w:lang w:val="uk-UA" w:eastAsia="ru-RU"/>
+        </w:rPr>
+      </w:pPr>
+      <w:r>
+        <w:rPr>
+          <w:noProof/>
+          <w:lang w:eastAsia="ru-RU"/>
+        </w:rPr>
+        <w:lastRenderedPageBreak/>
+        <w:drawing>
+          <wp:inline distT="0" distB="0" distL="0" distR="0" wp14:anchorId="533949B8" wp14:editId="57CE0576">
+            <wp:extent cx="2800350" cy="3714750"/>
+            <wp:effectExtent l="0" t="0" r="0" b="0"/>
+            <wp:docPr id="17" name="Рисунок 17"/>
+            <wp:cNvGraphicFramePr>
+              <a:graphicFrameLocks xmlns:a="http://schemas.openxmlformats.org/drawingml/2006/main" noChangeAspect="1"/>
+            </wp:cNvGraphicFramePr>
+            <a:graphic xmlns:a="http://schemas.openxmlformats.org/drawingml/2006/main">
+              <a:graphicData uri="http://schemas.openxmlformats.org/drawingml/2006/picture">
+                <pic:pic xmlns:pic="http://schemas.openxmlformats.org/drawingml/2006/picture">
+                  <pic:nvPicPr>
+                    <pic:cNvPr id="1" name=""/>
+                    <pic:cNvPicPr/>
+                  </pic:nvPicPr>
+                  <pic:blipFill>
+                    <a:blip r:embed="rId25"/>
+                    <a:stretch>
+                      <a:fillRect/>
+                    </a:stretch>
+                  </pic:blipFill>
+                  <pic:spPr>
+                    <a:xfrm>
+                      <a:off x="0" y="0"/>
+                      <a:ext cx="2800350" cy="3714750"/>
+                    </a:xfrm>
+                    <a:prstGeom prst="rect">
+                      <a:avLst/>
+                    </a:prstGeom>
+                  </pic:spPr>
+                </pic:pic>
+              </a:graphicData>
+            </a:graphic>
+          </wp:inline>
+        </w:drawing>
+      </w:r>
+    </w:p>
+    <w:p>
+      <w:pPr>
+        <w:ind w:firstLine="0"/>
+        <w:jc w:val="center"/>
+        <w:rPr>
+          <w:rFonts w:cs="Times New Roman"/>
+          <w:lang w:val="uk-UA" w:eastAsia="ru-RU"/>
+        </w:rPr>
+      </w:pPr>
+      <w:r>
+        <w:rPr>
+          <w:rFonts w:cs="Times New Roman"/>
+          <w:lang w:val="uk-UA" w:eastAsia="ru-RU"/>
+        </w:rPr>
+        <w:t>Рисунок 4.6 – Функція «</w:t>
+      </w:r>
+      <w:r>
+        <w:rPr>
+          <w:rFonts w:cs="Times New Roman"/>
+          <w:lang w:val="en-US" w:eastAsia="ru-RU"/>
+        </w:rPr>
+        <w:t>close_worker_shm</w:t>
+      </w:r>
+      <w:r>
+        <w:rPr>
+          <w:rFonts w:cs="Times New Roman"/>
+          <w:lang w:val="uk-UA" w:eastAsia="ru-RU"/>
+        </w:rPr>
+        <w:t>»</w:t>
+      </w:r>
+    </w:p>
+    <w:p>
+      <w:pPr>
+        <w:ind w:firstLine="0"/>
+        <w:rPr>
+          <w:rFonts w:cs="Times New Roman"/>
+          <w:lang w:val="uk-UA" w:eastAsia="ru-RU"/>
+        </w:rPr>
+      </w:pPr>
+      <w:r>
+        <w:rPr>
+          <w:rFonts w:cs="Times New Roman"/>
+          <w:lang w:val="ru-RU" w:eastAsia="ru-RU"/>
+        </w:rPr>
+        <w:tab/>
+        <w:t>О</w:t>
+      </w:r>
+      <w:r>
+        <w:rPr>
+          <w:rFonts w:cs="Times New Roman"/>
+          <w:lang w:val="ru-RU" w:eastAsia="ru-RU"/>
+        </w:rPr>
+        <w:t xml:space="preserve">сновний цикл паралельного алгоритму повторює логіку послідовної версії: програма шукає найменший непорожній кошик для обробки. Коли такий кошик знайдено, головний потік зчитує кількість вершин у ньому та розраховує </w:t>
+      </w:r>
+      <w:r>
+        <w:rPr>
+          <w:rFonts w:cs="Times New Roman"/>
+          <w:lang w:val="ru-RU" w:eastAsia="ru-RU"/>
+        </w:rPr>
+        <w:t xml:space="preserve">оптимальний </w:t>
+      </w:r>
+      <w:r>
+        <w:rPr>
+          <w:rFonts w:cs="Times New Roman"/>
+          <w:lang w:val="uk-UA" w:eastAsia="ru-RU"/>
+        </w:rPr>
+        <w:t xml:space="preserve">їх </w:t>
+      </w:r>
+      <w:r>
+        <w:rPr>
+          <w:rFonts w:cs="Times New Roman"/>
+          <w:lang w:val="ru-RU" w:eastAsia="ru-RU"/>
+        </w:rPr>
+        <w:t>розподіл для кожного процесу.</w:t>
+      </w:r>
+      <w:r>
+        <w:rPr>
+          <w:rFonts w:cs="Times New Roman"/>
+          <w:lang w:val="uk-UA" w:eastAsia="ru-RU"/>
+        </w:rPr>
+        <w:t xml:space="preserve"> </w:t>
+      </w:r>
+      <w:r>
+        <w:rPr>
+          <w:rFonts w:cs="Times New Roman"/>
+          <w:lang w:val="ru-RU" w:eastAsia="ru-RU"/>
+        </w:rPr>
+        <w:t xml:space="preserve"> Після </w:t>
+      </w:r>
+      <w:r>
+        <w:rPr>
+          <w:rFonts w:cs="Times New Roman"/>
+          <w:lang w:val="ru-RU" w:eastAsia="ru-RU"/>
+        </w:rPr>
+        <w:t xml:space="preserve">цього за допомогою методу пулу </w:t>
+      </w:r>
+      <w:r>
+        <w:rPr>
+          <w:rFonts w:cs="Times New Roman"/>
+          <w:lang w:val="uk-UA" w:eastAsia="ru-RU"/>
+        </w:rPr>
+        <w:t>«</w:t>
+      </w:r>
+      <w:r>
+        <w:rPr>
+          <w:rFonts w:cs="Times New Roman"/>
+          <w:lang w:val="ru-RU" w:eastAsia="ru-RU"/>
+        </w:rPr>
+        <w:t>starmap</w:t>
+      </w:r>
+      <w:r>
+        <w:rPr>
+          <w:rFonts w:cs="Times New Roman"/>
+          <w:lang w:val="uk-UA" w:eastAsia="ru-RU"/>
+        </w:rPr>
+        <w:t>»</w:t>
+      </w:r>
+      <w:r>
+        <w:rPr>
+          <w:rFonts w:cs="Times New Roman"/>
+          <w:lang w:val="ru-RU" w:eastAsia="ru-RU"/>
+        </w:rPr>
+        <w:t xml:space="preserve"> </w:t>
+      </w:r>
+      <w:r>
+        <w:rPr>
+          <w:rFonts w:cs="Times New Roman"/>
+          <w:lang w:val="ru-RU" w:eastAsia="ru-RU"/>
+        </w:rPr>
+        <w:t xml:space="preserve">відбувається асинхронний виклик функції обробки </w:t>
+      </w:r>
+      <w:r>
+        <w:rPr>
+          <w:rFonts w:cs="Times New Roman"/>
+          <w:lang w:val="uk-UA" w:eastAsia="ru-RU"/>
+        </w:rPr>
+        <w:t>«</w:t>
+      </w:r>
+      <w:r>
+        <w:rPr>
+          <w:rFonts w:cs="Times New Roman"/>
+          <w:lang w:val="ru-RU" w:eastAsia="ru-RU"/>
+        </w:rPr>
+        <w:t>process_bucket</w:t>
+      </w:r>
+      <w:r>
+        <w:rPr>
+          <w:rFonts w:cs="Times New Roman"/>
+          <w:lang w:val="uk-UA" w:eastAsia="ru-RU"/>
+        </w:rPr>
+        <w:t>»</w:t>
+      </w:r>
+      <w:r>
+        <w:rPr>
+          <w:rFonts w:cs="Times New Roman"/>
+          <w:lang w:val="ru-RU" w:eastAsia="ru-RU"/>
+        </w:rPr>
+        <w:t>, де переда</w:t>
+      </w:r>
+      <w:r>
+        <w:rPr>
+          <w:rFonts w:cs="Times New Roman"/>
+          <w:lang w:val="en-US" w:eastAsia="ru-RU"/>
+        </w:rPr>
+        <w:t xml:space="preserve">ється </w:t>
+      </w:r>
+      <w:r>
+        <w:rPr>
+          <w:rFonts w:cs="Times New Roman"/>
+          <w:lang w:val="uk-UA" w:eastAsia="ru-RU"/>
+        </w:rPr>
+        <w:t>діапазон вершин для обробки процесом (рисунок 4.</w:t>
+      </w:r>
+      <w:r>
+        <w:rPr>
+          <w:rFonts w:cs="Times New Roman"/>
+          <w:lang w:val="uk-UA" w:eastAsia="ru-RU"/>
+        </w:rPr>
+        <w:t>7</w:t>
+      </w:r>
+      <w:r>
+        <w:rPr>
+          <w:rFonts w:cs="Times New Roman"/>
+          <w:lang w:val="uk-UA" w:eastAsia="ru-RU"/>
+        </w:rPr>
+        <w:t>).</w:t>
+      </w:r>
+    </w:p>
+    <w:p>
+      <w:pPr>
+        <w:ind w:firstLine="0"/>
+        <w:jc w:val="center"/>
+        <w:rPr>
+          <w:rFonts w:cs="Times New Roman"/>
+          <w:lang w:val="uk-UA" w:eastAsia="ru-RU"/>
+        </w:rPr>
+      </w:pPr>
+      <w:r>
+        <w:rPr>
+          <w:noProof/>
+          <w:lang w:eastAsia="ru-RU"/>
+        </w:rPr>
+        <w:lastRenderedPageBreak/>
+        <w:drawing>
+          <wp:inline distT="0" distB="0" distL="0" distR="0" wp14:anchorId="6CBD0FD6" wp14:editId="2C15865F">
+            <wp:extent cx="5543550" cy="7715250"/>
+            <wp:effectExtent l="0" t="0" r="0" b="0"/>
+            <wp:docPr id="18" name="Рисунок 18"/>
+            <wp:cNvGraphicFramePr>
+              <a:graphicFrameLocks xmlns:a="http://schemas.openxmlformats.org/drawingml/2006/main" noChangeAspect="1"/>
+            </wp:cNvGraphicFramePr>
+            <a:graphic xmlns:a="http://schemas.openxmlformats.org/drawingml/2006/main">
+              <a:graphicData uri="http://schemas.openxmlformats.org/drawingml/2006/picture">
+                <pic:pic xmlns:pic="http://schemas.openxmlformats.org/drawingml/2006/picture">
+                  <pic:nvPicPr>
+                    <pic:cNvPr id="1" name=""/>
+                    <pic:cNvPicPr/>
+                  </pic:nvPicPr>
+                  <pic:blipFill>
+                    <a:blip r:embed="rId26"/>
+                    <a:stretch>
+                      <a:fillRect/>
+                    </a:stretch>
+                  </pic:blipFill>
+                  <pic:spPr>
+                    <a:xfrm>
+                      <a:off x="0" y="0"/>
+                      <a:ext cx="5543550" cy="7715250"/>
+                    </a:xfrm>
+                    <a:prstGeom prst="rect">
+                      <a:avLst/>
+                    </a:prstGeom>
+                  </pic:spPr>
+                </pic:pic>
+              </a:graphicData>
+            </a:graphic>
+          </wp:inline>
+        </w:drawing>
+      </w:r>
+    </w:p>
+    <w:p>
+      <w:pPr>
+        <w:ind w:firstLine="0"/>
+        <w:jc w:val="center"/>
+        <w:rPr>
+          <w:rFonts w:cs="Times New Roman"/>
+          <w:lang w:val="uk-UA" w:eastAsia="ru-RU"/>
+        </w:rPr>
+      </w:pPr>
+      <w:r>
+        <w:rPr>
+          <w:rFonts w:cs="Times New Roman"/>
+          <w:lang w:val="uk-UA" w:eastAsia="ru-RU"/>
+        </w:rPr>
+        <w:t>Рисунок 4.7 – Основний цикл обробки «кошиків»</w:t>
+      </w:r>
+    </w:p>
+    <w:p>
+      <w:pPr>
+        <w:ind w:firstLine="0"/>
+        <w:rPr>
+          <w:rFonts w:cs="Times New Roman"/>
+          <w:lang w:val="uk-UA" w:eastAsia="ru-RU"/>
+        </w:rPr>
+      </w:pPr>
+      <w:r>
+        <w:rPr>
+          <w:rFonts w:cs="Times New Roman"/>
+          <w:lang w:val="uk-UA" w:eastAsia="ru-RU"/>
+        </w:rPr>
+        <w:tab/>
+      </w:r>
+      <w:r>
+        <w:rPr>
+          <w:rFonts w:cs="Times New Roman"/>
+          <w:lang w:val="uk-UA" w:eastAsia="ru-RU"/>
+        </w:rPr>
+        <w:t xml:space="preserve">Ключовим елементом паралельної реалізації є функція </w:t>
+      </w:r>
+      <w:r>
+        <w:rPr>
+          <w:rFonts w:cs="Times New Roman"/>
+          <w:lang w:val="uk-UA" w:eastAsia="ru-RU"/>
+        </w:rPr>
+        <w:t>«</w:t>
+      </w:r>
+      <w:r>
+        <w:rPr>
+          <w:rFonts w:cs="Times New Roman"/>
+          <w:lang w:val="uk-UA" w:eastAsia="ru-RU"/>
+        </w:rPr>
+        <w:t>p</w:t>
+      </w:r>
+      <w:r>
+        <w:rPr>
+          <w:rFonts w:cs="Times New Roman"/>
+          <w:lang w:val="uk-UA" w:eastAsia="ru-RU"/>
+        </w:rPr>
+        <w:t>rocess_</w:t>
+      </w:r>
+      <w:r>
+        <w:rPr>
+          <w:rFonts w:cs="Times New Roman"/>
+          <w:lang w:val="uk-UA" w:eastAsia="ru-RU"/>
+        </w:rPr>
+        <w:t>bucket</w:t>
+      </w:r>
+      <w:r>
+        <w:rPr>
+          <w:rFonts w:cs="Times New Roman"/>
+          <w:lang w:val="uk-UA" w:eastAsia="ru-RU"/>
+        </w:rPr>
+        <w:t>»</w:t>
+      </w:r>
+      <w:r>
+        <w:rPr>
+          <w:rFonts w:cs="Times New Roman"/>
+          <w:lang w:val="uk-UA" w:eastAsia="ru-RU"/>
+        </w:rPr>
+        <w:t xml:space="preserve">, яка виконується безпосередньо робочими процесами. Для запобігання стану гонитви та збереження високої швидкодії тут реалізовано дворівневу модель </w:t>
+      </w:r>
+      <w:r>
+        <w:rPr>
+          <w:rFonts w:cs="Times New Roman"/>
+          <w:lang w:val="uk-UA" w:eastAsia="ru-RU"/>
+        </w:rPr>
+        <w:lastRenderedPageBreak/>
+        <w:t xml:space="preserve">оновлення. На початку роботи функція ініціалізує локальні структури даних </w:t>
+      </w:r>
+      <w:r>
+        <w:rPr>
+          <w:rFonts w:cs="Times New Roman"/>
+          <w:lang w:val="en-US" w:eastAsia="ru-RU"/>
+        </w:rPr>
+        <w:t>(рисунок 4.8)</w:t>
+      </w:r>
+      <w:r>
+        <w:rPr>
+          <w:rFonts w:cs="Times New Roman"/>
+          <w:lang w:val="uk-UA" w:eastAsia="ru-RU"/>
+        </w:rPr>
+        <w:t>.</w:t>
+      </w:r>
+    </w:p>
+    <w:p>
+      <w:pPr>
+        <w:ind w:firstLine="0"/>
+        <w:rPr>
+          <w:rFonts w:cs="Times New Roman"/>
+          <w:lang w:val="ru-RU" w:eastAsia="ru-RU"/>
+        </w:rPr>
+      </w:pPr>
+      <w:r>
+        <w:rPr>
+          <w:rFonts w:cs="Times New Roman"/>
+          <w:lang w:val="uk-UA" w:eastAsia="ru-RU"/>
+        </w:rPr>
+        <w:tab/>
+      </w:r>
+      <w:r>
+        <w:rPr>
+          <w:rFonts w:cs="Times New Roman"/>
+          <w:lang w:val="uk-UA" w:eastAsia="ru-RU"/>
+        </w:rPr>
+        <w:t>Процес ітерується по виділеному йому діапазону вершин, виконує перевірку «легких» чи «важких» ребер та розраховує нові найкоротші шляхи. Якщо знайдено коротший шлях до сусідньої вершини, процес не намагається одразу записати його в спільну пам'ять, а зберігає це оновлення у своєму локальному кеші</w:t>
+      </w:r>
+      <w:r>
+        <w:rPr>
+          <w:rFonts w:cs="Times New Roman"/>
+          <w:lang w:val="uk-UA" w:eastAsia="ru-RU"/>
+        </w:rPr>
+        <w:t xml:space="preserve"> (рисунок 4.9). Знаходження коротших шляхів та додавння в кошик відбувається </w:t>
+      </w:r>
+      <w:r>
+        <w:rPr>
+          <w:rFonts w:cs="Times New Roman"/>
+          <w:lang w:val="uk-UA" w:eastAsia="ru-RU"/>
+        </w:rPr>
+        <w:t xml:space="preserve">за допомогою </w:t>
+      </w:r>
+      <w:r>
+        <w:rPr>
+          <w:rFonts w:cs="Times New Roman"/>
+          <w:lang w:val="uk-UA" w:eastAsia="ru-RU"/>
+        </w:rPr>
+        <w:t>змінених функцій «</w:t>
+      </w:r>
+      <w:r>
+        <w:rPr>
+          <w:rFonts w:cs="Times New Roman"/>
+          <w:lang w:val="uk-UA" w:eastAsia="ru-RU"/>
+        </w:rPr>
+        <w:t>relax_local_neighbour</w:t>
+      </w:r>
+      <w:r>
+        <w:rPr>
+          <w:rFonts w:cs="Times New Roman"/>
+          <w:lang w:val="uk-UA" w:eastAsia="ru-RU"/>
+        </w:rPr>
+        <w:t>»</w:t>
+      </w:r>
+      <w:r>
+        <w:rPr>
+          <w:rFonts w:cs="Times New Roman"/>
+          <w:lang w:val="uk-UA" w:eastAsia="ru-RU"/>
+        </w:rPr>
+        <w:t xml:space="preserve"> </w:t>
+      </w:r>
+      <w:r>
+        <w:rPr>
+          <w:rFonts w:cs="Times New Roman"/>
+          <w:lang w:val="uk-UA" w:eastAsia="ru-RU"/>
+        </w:rPr>
+        <w:t>та «</w:t>
+      </w:r>
+      <w:r>
+        <w:rPr>
+          <w:rFonts w:cs="Times New Roman"/>
+          <w:lang w:val="en-US" w:eastAsia="ru-RU"/>
+        </w:rPr>
+        <w:t>add</w:t>
+      </w:r>
+      <w:r>
+        <w:rPr>
+          <w:rFonts w:cs="Times New Roman"/>
+          <w:lang w:val="uk-UA" w:eastAsia="ru-RU"/>
+        </w:rPr>
+        <w:t>_</w:t>
+      </w:r>
+      <w:r>
+        <w:rPr>
+          <w:rFonts w:cs="Times New Roman"/>
+          <w:lang w:val="en-US" w:eastAsia="ru-RU"/>
+        </w:rPr>
+        <w:t>to</w:t>
+      </w:r>
+      <w:r>
+        <w:rPr>
+          <w:rFonts w:cs="Times New Roman"/>
+          <w:lang w:val="uk-UA" w:eastAsia="ru-RU"/>
+        </w:rPr>
+        <w:t>_</w:t>
+      </w:r>
+      <w:r>
+        <w:rPr>
+          <w:rFonts w:cs="Times New Roman"/>
+          <w:lang w:val="en-US" w:eastAsia="ru-RU"/>
+        </w:rPr>
+        <w:t>local</w:t>
+      </w:r>
+      <w:r>
+        <w:rPr>
+          <w:rFonts w:cs="Times New Roman"/>
+          <w:lang w:val="uk-UA" w:eastAsia="ru-RU"/>
+        </w:rPr>
+        <w:t>_</w:t>
+      </w:r>
+      <w:r>
+        <w:rPr>
+          <w:rFonts w:cs="Times New Roman"/>
+          <w:lang w:val="en-US" w:eastAsia="ru-RU"/>
+        </w:rPr>
+        <w:t>bucket</w:t>
+      </w:r>
+      <w:r>
+        <w:rPr>
+          <w:rFonts w:cs="Times New Roman"/>
+          <w:lang w:val="uk-UA" w:eastAsia="ru-RU"/>
+        </w:rPr>
+        <w:t>»</w:t>
+      </w:r>
+      <w:r>
+        <w:rPr>
+          <w:rFonts w:cs="Times New Roman"/>
+          <w:lang w:val="uk-UA" w:eastAsia="ru-RU"/>
+        </w:rPr>
+        <w:t>,</w:t>
+      </w:r>
+      <w:r>
+        <w:rPr>
+          <w:rFonts w:cs="Times New Roman"/>
+          <w:lang w:val="uk-UA" w:eastAsia="ru-RU"/>
+        </w:rPr>
+        <w:t xml:space="preserve"> </w:t>
+      </w:r>
+      <w:r>
+        <w:rPr>
+          <w:rFonts w:cs="Times New Roman"/>
+          <w:lang w:val="uk-UA" w:eastAsia="ru-RU"/>
+        </w:rPr>
+        <w:t>адаптованих під локальні</w:t>
+      </w:r>
+      <w:r>
+        <w:rPr>
+          <w:rFonts w:cs="Times New Roman"/>
+          <w:lang w:val="uk-UA" w:eastAsia="ru-RU"/>
+        </w:rPr>
+        <w:t xml:space="preserve"> зм</w:t>
+      </w:r>
+      <w:r>
+        <w:rPr>
+          <w:rFonts w:cs="Times New Roman"/>
+          <w:lang w:val="uk-UA" w:eastAsia="ru-RU"/>
+        </w:rPr>
+        <w:t>іни</w:t>
+      </w:r>
+      <w:r>
+        <w:rPr>
+          <w:rFonts w:cs="Times New Roman"/>
+          <w:lang w:val="uk-UA" w:eastAsia="ru-RU"/>
+        </w:rPr>
+        <w:t>. П</w:t>
+      </w:r>
+      <w:r>
+        <w:rPr>
+          <w:rFonts w:cs="Times New Roman"/>
+          <w:lang w:val="uk-UA" w:eastAsia="ru-RU"/>
+        </w:rPr>
+        <w:t>ерша із них також використовує як локальні дистанції, якщо нові кращі були знайдені</w:t>
+      </w:r>
+      <w:r>
+        <w:rPr>
+          <w:rFonts w:cs="Times New Roman"/>
+          <w:lang w:val="uk-UA" w:eastAsia="ru-RU"/>
+        </w:rPr>
+        <w:t xml:space="preserve"> процесом</w:t>
+      </w:r>
+      <w:r>
+        <w:rPr>
+          <w:rFonts w:cs="Times New Roman"/>
+          <w:lang w:val="uk-UA" w:eastAsia="ru-RU"/>
+        </w:rPr>
+        <w:t>, так і глобальні, якщо ще немає покращених</w:t>
+      </w:r>
+      <w:r>
+        <w:rPr>
+          <w:rFonts w:cs="Times New Roman"/>
+          <w:lang w:val="ru-RU" w:eastAsia="ru-RU"/>
+        </w:rPr>
+        <w:t xml:space="preserve"> (рисунок 4.10</w:t>
+      </w:r>
+      <w:r>
+        <w:rPr>
+          <w:rFonts w:cs="Times New Roman"/>
+          <w:lang w:val="ru-RU" w:eastAsia="ru-RU"/>
+        </w:rPr>
+        <w:t>)</w:t>
+      </w:r>
+      <w:r>
+        <w:rPr>
+          <w:rFonts w:cs="Times New Roman"/>
+          <w:lang w:val="uk-UA" w:eastAsia="ru-RU"/>
+        </w:rPr>
+        <w:t xml:space="preserve">. Тільки після того, як весь виділений діапазон вершин </w:t>
+      </w:r>
+      <w:r>
+        <w:rPr>
+          <w:rFonts w:cs="Times New Roman"/>
+          <w:lang w:val="uk-UA" w:eastAsia="ru-RU"/>
+        </w:rPr>
+        <w:t xml:space="preserve">та вершин, що були додані під час обробки вхідних повністю оброблено, тобто коли локальний «кошик», що складався з вершин, що були передані в пул потоків, повністю пустий, процес спочатку доопрацьовує «важкі ребра», а потім </w:t>
+      </w:r>
+      <w:r>
+        <w:rPr>
+          <w:rFonts w:cs="Times New Roman"/>
+          <w:lang w:val="uk-UA" w:eastAsia="ru-RU"/>
+        </w:rPr>
+        <w:t>захоплює глобальне блокування для масиву відстаней, записує всі свої оновлення єдиним пакетом, а потім аналогічно оновлює спільні масиви кошиків під відповідним другим блокуванням</w:t>
+      </w:r>
+      <w:r>
+        <w:rPr>
+          <w:rFonts w:cs="Times New Roman"/>
+          <w:lang w:val="uk-UA" w:eastAsia="ru-RU"/>
+        </w:rPr>
+        <w:t xml:space="preserve"> (рисунок 4.11)</w:t>
+      </w:r>
+      <w:r>
+        <w:rPr>
+          <w:rFonts w:cs="Times New Roman"/>
+          <w:lang w:val="uk-UA" w:eastAsia="ru-RU"/>
+        </w:rPr>
+        <w:t>.</w:t>
+      </w:r>
+    </w:p>
+    <w:p>
+      <w:pPr>
+        <w:ind w:firstLine="0"/>
+        <w:jc w:val="center"/>
+        <w:rPr>
+          <w:rFonts w:cs="Times New Roman"/>
+          <w:lang w:val="uk-UA" w:eastAsia="ru-RU"/>
+        </w:rPr>
+      </w:pPr>
+      <w:r>
+        <w:rPr>
+          <w:noProof/>
+          <w:lang w:eastAsia="ru-RU"/>
+        </w:rPr>
+        <w:drawing>
+          <wp:inline distT="0" distB="0" distL="0" distR="0" wp14:anchorId="6B6B16E4" wp14:editId="065A2391">
+            <wp:extent cx="5457825" cy="3000375"/>
+            <wp:effectExtent l="0" t="0" r="9525" b="9525"/>
+            <wp:docPr id="19" name="Рисунок 19"/>
+            <wp:cNvGraphicFramePr>
+              <a:graphicFrameLocks xmlns:a="http://schemas.openxmlformats.org/drawingml/2006/main" noChangeAspect="1"/>
+            </wp:cNvGraphicFramePr>
+            <a:graphic xmlns:a="http://schemas.openxmlformats.org/drawingml/2006/main">
+              <a:graphicData uri="http://schemas.openxmlformats.org/drawingml/2006/picture">
+                <pic:pic xmlns:pic="http://schemas.openxmlformats.org/drawingml/2006/picture">
+                  <pic:nvPicPr>
+                    <pic:cNvPr id="1" name=""/>
+                    <pic:cNvPicPr/>
+                  </pic:nvPicPr>
+                  <pic:blipFill>
+                    <a:blip r:embed="rId27"/>
+                    <a:stretch>
+                      <a:fillRect/>
+                    </a:stretch>
+                  </pic:blipFill>
+                  <pic:spPr>
+                    <a:xfrm>
+                      <a:off x="0" y="0"/>
+                      <a:ext cx="5457825" cy="3000375"/>
+                    </a:xfrm>
+                    <a:prstGeom prst="rect">
+                      <a:avLst/>
+                    </a:prstGeom>
+                  </pic:spPr>
+                </pic:pic>
+              </a:graphicData>
+            </a:graphic>
+          </wp:inline>
+        </w:drawing>
+      </w:r>
+    </w:p>
+    <w:p>
+      <w:pPr>
+        <w:ind w:firstLine="0"/>
+        <w:jc w:val="center"/>
+        <w:rPr>
+          <w:rFonts w:cs="Times New Roman"/>
+          <w:lang w:val="uk-UA" w:eastAsia="ru-RU"/>
+        </w:rPr>
+      </w:pPr>
+      <w:r>
+        <w:rPr>
+          <w:rFonts w:cs="Times New Roman"/>
+          <w:lang w:val="uk-UA" w:eastAsia="ru-RU"/>
+        </w:rPr>
+        <w:t xml:space="preserve">Рисунок 4.8 – Створення локальних </w:t>
+      </w:r>
+      <w:r>
+        <w:rPr>
+          <w:rFonts w:cs="Times New Roman"/>
+          <w:lang w:val="uk-UA" w:eastAsia="ru-RU"/>
+        </w:rPr>
+        <w:t>структур даних</w:t>
+      </w:r>
+    </w:p>
+    <w:p>
+      <w:pPr>
+        <w:ind w:firstLine="0"/>
+        <w:jc w:val="center"/>
+        <w:rPr>
+          <w:rFonts w:cs="Times New Roman"/>
+          <w:lang w:val="uk-UA" w:eastAsia="ru-RU"/>
+        </w:rPr>
+      </w:pPr>
+      <w:r>
+        <w:rPr>
+          <w:noProof/>
+          <w:lang w:eastAsia="ru-RU"/>
+        </w:rPr>
+        <w:lastRenderedPageBreak/>
+        <w:drawing>
+          <wp:inline distT="0" distB="0" distL="0" distR="0" wp14:anchorId="36E6C9CF" wp14:editId="50E3F1F3">
+            <wp:extent cx="6120130" cy="7030720"/>
+            <wp:effectExtent l="0" t="0" r="0" b="0"/>
+            <wp:docPr id="25" name="Рисунок 25"/>
+            <wp:cNvGraphicFramePr>
+              <a:graphicFrameLocks xmlns:a="http://schemas.openxmlformats.org/drawingml/2006/main" noChangeAspect="1"/>
+            </wp:cNvGraphicFramePr>
+            <a:graphic xmlns:a="http://schemas.openxmlformats.org/drawingml/2006/main">
+              <a:graphicData uri="http://schemas.openxmlformats.org/drawingml/2006/picture">
+                <pic:pic xmlns:pic="http://schemas.openxmlformats.org/drawingml/2006/picture">
+                  <pic:nvPicPr>
+                    <pic:cNvPr id="1" name=""/>
+                    <pic:cNvPicPr/>
+                  </pic:nvPicPr>
+                  <pic:blipFill>
+                    <a:blip r:embed="rId28"/>
+                    <a:stretch>
+                      <a:fillRect/>
+                    </a:stretch>
+                  </pic:blipFill>
+                  <pic:spPr>
+                    <a:xfrm>
+                      <a:off x="0" y="0"/>
+                      <a:ext cx="6120130" cy="7030720"/>
+                    </a:xfrm>
+                    <a:prstGeom prst="rect">
+                      <a:avLst/>
+                    </a:prstGeom>
+                  </pic:spPr>
+                </pic:pic>
+              </a:graphicData>
+            </a:graphic>
+          </wp:inline>
+        </w:drawing>
+      </w:r>
+    </w:p>
+    <w:p>
+      <w:pPr>
+        <w:ind w:firstLine="0"/>
+        <w:jc w:val="center"/>
+        <w:rPr>
+          <w:rFonts w:cs="Times New Roman"/>
+          <w:lang w:val="uk-UA" w:eastAsia="ru-RU"/>
+        </w:rPr>
+      </w:pPr>
+      <w:r>
+        <w:rPr>
+          <w:rFonts w:cs="Times New Roman"/>
+          <w:lang w:val="uk-UA" w:eastAsia="ru-RU"/>
+        </w:rPr>
+        <w:t>Рисунок 4.</w:t>
+      </w:r>
+      <w:r>
+        <w:rPr>
+          <w:rFonts w:cs="Times New Roman"/>
+          <w:lang w:val="uk-UA" w:eastAsia="ru-RU"/>
+        </w:rPr>
+        <w:t>9</w:t>
+      </w:r>
+      <w:r>
+        <w:rPr>
+          <w:rFonts w:cs="Times New Roman"/>
+          <w:lang w:val="uk-UA" w:eastAsia="ru-RU"/>
+        </w:rPr>
+        <w:t xml:space="preserve"> – </w:t>
+      </w:r>
+      <w:r>
+        <w:rPr>
+          <w:rFonts w:cs="Times New Roman"/>
+          <w:lang w:val="uk-UA" w:eastAsia="ru-RU"/>
+        </w:rPr>
+        <w:t>Головний цикл обробки вершин</w:t>
+      </w:r>
+    </w:p>
+    <w:p>
+      <w:pPr>
+        <w:ind w:firstLine="0"/>
+        <w:jc w:val="center"/>
+        <w:rPr>
+          <w:rFonts w:cs="Times New Roman"/>
+          <w:lang w:val="uk-UA" w:eastAsia="ru-RU"/>
+        </w:rPr>
+      </w:pPr>
+    </w:p>
+    <w:p>
+      <w:pPr>
+        <w:ind w:firstLine="0"/>
+        <w:jc w:val="center"/>
+        <w:rPr>
+          <w:rFonts w:cs="Times New Roman"/>
+          <w:lang w:val="uk-UA" w:eastAsia="ru-RU"/>
+        </w:rPr>
+      </w:pPr>
+      <w:r>
+        <w:rPr>
+          <w:noProof/>
+          <w:lang w:eastAsia="ru-RU"/>
+        </w:rPr>
+        <w:lastRenderedPageBreak/>
+        <w:drawing>
+          <wp:inline distT="0" distB="0" distL="0" distR="0" wp14:anchorId="44BB32E4" wp14:editId="64162170">
+            <wp:extent cx="6120130" cy="5805805"/>
+            <wp:effectExtent l="0" t="0" r="0" b="4445"/>
+            <wp:docPr id="21" name="Рисунок 21"/>
+            <wp:cNvGraphicFramePr>
+              <a:graphicFrameLocks xmlns:a="http://schemas.openxmlformats.org/drawingml/2006/main" noChangeAspect="1"/>
+            </wp:cNvGraphicFramePr>
+            <a:graphic xmlns:a="http://schemas.openxmlformats.org/drawingml/2006/main">
+              <a:graphicData uri="http://schemas.openxmlformats.org/drawingml/2006/picture">
+                <pic:pic xmlns:pic="http://schemas.openxmlformats.org/drawingml/2006/picture">
+                  <pic:nvPicPr>
+                    <pic:cNvPr id="1" name=""/>
+                    <pic:cNvPicPr/>
+                  </pic:nvPicPr>
+                  <pic:blipFill>
+                    <a:blip r:embed="rId29"/>
+                    <a:stretch>
+                      <a:fillRect/>
+                    </a:stretch>
+                  </pic:blipFill>
+                  <pic:spPr>
+                    <a:xfrm>
+                      <a:off x="0" y="0"/>
+                      <a:ext cx="6120130" cy="5805805"/>
+                    </a:xfrm>
+                    <a:prstGeom prst="rect">
+                      <a:avLst/>
+                    </a:prstGeom>
+                  </pic:spPr>
+                </pic:pic>
+              </a:graphicData>
+            </a:graphic>
+          </wp:inline>
+        </w:drawing>
+      </w:r>
+    </w:p>
+    <w:p>
+      <w:pPr>
+        <w:ind w:firstLine="0"/>
+        <w:jc w:val="center"/>
+        <w:rPr>
+          <w:rFonts w:cs="Times New Roman"/>
+          <w:lang w:val="uk-UA" w:eastAsia="ru-RU"/>
+        </w:rPr>
+      </w:pPr>
+      <w:r>
+        <w:rPr>
+          <w:rFonts w:cs="Times New Roman"/>
+          <w:lang w:val="uk-UA" w:eastAsia="ru-RU"/>
+        </w:rPr>
+        <w:t>Рисунок 4.</w:t>
+      </w:r>
+      <w:r>
+        <w:rPr>
+          <w:rFonts w:cs="Times New Roman"/>
+          <w:lang w:val="uk-UA" w:eastAsia="ru-RU"/>
+        </w:rPr>
+        <w:t>10</w:t>
+      </w:r>
+      <w:r>
+        <w:rPr>
+          <w:rFonts w:cs="Times New Roman"/>
+          <w:lang w:val="uk-UA" w:eastAsia="ru-RU"/>
+        </w:rPr>
+        <w:t xml:space="preserve"> – </w:t>
+      </w:r>
+      <w:r>
+        <w:rPr>
+          <w:rFonts w:cs="Times New Roman"/>
+          <w:lang w:val="uk-UA" w:eastAsia="ru-RU"/>
+        </w:rPr>
+        <w:t>Додаткові функції «</w:t>
+      </w:r>
+      <w:r>
+        <w:rPr>
+          <w:rFonts w:cs="Times New Roman"/>
+          <w:lang w:val="ru-RU" w:eastAsia="ru-RU"/>
+        </w:rPr>
+        <w:t>add_to_local_bucket</w:t>
+      </w:r>
+      <w:r>
+        <w:rPr>
+          <w:rFonts w:cs="Times New Roman"/>
+          <w:lang w:val="uk-UA" w:eastAsia="ru-RU"/>
+        </w:rPr>
+        <w:t>», «</w:t>
+      </w:r>
+      <w:r>
+        <w:rPr>
+          <w:rFonts w:cs="Times New Roman"/>
+          <w:lang w:val="en-US" w:eastAsia="ru-RU"/>
+        </w:rPr>
+        <w:t>relax</w:t>
+      </w:r>
+      <w:r>
+        <w:rPr>
+          <w:rFonts w:cs="Times New Roman"/>
+          <w:lang w:val="uk-UA" w:eastAsia="ru-RU"/>
+        </w:rPr>
+        <w:t>_</w:t>
+      </w:r>
+      <w:r>
+        <w:rPr>
+          <w:rFonts w:cs="Times New Roman"/>
+          <w:lang w:val="en-US" w:eastAsia="ru-RU"/>
+        </w:rPr>
+        <w:t>local</w:t>
+      </w:r>
+      <w:r>
+        <w:rPr>
+          <w:rFonts w:cs="Times New Roman"/>
+          <w:lang w:val="uk-UA" w:eastAsia="ru-RU"/>
+        </w:rPr>
+        <w:t>_</w:t>
+      </w:r>
+      <w:r>
+        <w:rPr>
+          <w:rFonts w:cs="Times New Roman"/>
+          <w:lang w:val="en-US" w:eastAsia="ru-RU"/>
+        </w:rPr>
+        <w:t>neighbour</w:t>
+      </w:r>
+      <w:r>
+        <w:rPr>
+          <w:rFonts w:cs="Times New Roman"/>
+          <w:lang w:val="uk-UA" w:eastAsia="ru-RU"/>
+        </w:rPr>
+        <w:t>», адапатовані під локальні дані</w:t>
+      </w:r>
+    </w:p>
+    <w:p>
+      <w:pPr>
+        <w:ind w:firstLine="0"/>
+        <w:jc w:val="center"/>
+        <w:rPr>
+          <w:rFonts w:cs="Times New Roman"/>
+          <w:lang w:val="uk-UA" w:eastAsia="ru-RU"/>
+        </w:rPr>
+      </w:pPr>
+    </w:p>
+    <w:p>
+      <w:pPr>
+        <w:ind w:firstLine="0"/>
+        <w:jc w:val="center"/>
+        <w:rPr>
+          <w:rFonts w:cs="Times New Roman"/>
+          <w:lang w:val="uk-UA" w:eastAsia="ru-RU"/>
+        </w:rPr>
+      </w:pPr>
+      <w:r>
+        <w:rPr>
+          <w:noProof/>
+          <w:lang w:eastAsia="ru-RU"/>
+        </w:rPr>
+        <w:lastRenderedPageBreak/>
+        <w:drawing>
+          <wp:inline distT="0" distB="0" distL="0" distR="0" wp14:anchorId="66C3420C" wp14:editId="760F154B">
+            <wp:extent cx="6120130" cy="6341745"/>
+            <wp:effectExtent l="0" t="0" r="0" b="1905"/>
+            <wp:docPr id="24" name="Рисунок 24"/>
+            <wp:cNvGraphicFramePr>
+              <a:graphicFrameLocks xmlns:a="http://schemas.openxmlformats.org/drawingml/2006/main" noChangeAspect="1"/>
+            </wp:cNvGraphicFramePr>
+            <a:graphic xmlns:a="http://schemas.openxmlformats.org/drawingml/2006/main">
+              <a:graphicData uri="http://schemas.openxmlformats.org/drawingml/2006/picture">
+                <pic:pic xmlns:pic="http://schemas.openxmlformats.org/drawingml/2006/picture">
+                  <pic:nvPicPr>
+                    <pic:cNvPr id="1" name=""/>
+                    <pic:cNvPicPr/>
+                  </pic:nvPicPr>
+                  <pic:blipFill>
+                    <a:blip r:embed="rId30"/>
+                    <a:stretch>
+                      <a:fillRect/>
+                    </a:stretch>
+                  </pic:blipFill>
+                  <pic:spPr>
+                    <a:xfrm>
+                      <a:off x="0" y="0"/>
+                      <a:ext cx="6120130" cy="6341745"/>
+                    </a:xfrm>
+                    <a:prstGeom prst="rect">
+                      <a:avLst/>
+                    </a:prstGeom>
+                  </pic:spPr>
+                </pic:pic>
+              </a:graphicData>
+            </a:graphic>
+          </wp:inline>
+        </w:drawing>
+      </w:r>
+    </w:p>
+    <w:p>
+      <w:pPr>
+        <w:ind w:firstLine="0"/>
+        <w:jc w:val="center"/>
+        <w:rPr>
+          <w:rFonts w:cs="Times New Roman"/>
+          <w:lang w:val="uk-UA" w:eastAsia="ru-RU"/>
+        </w:rPr>
+      </w:pPr>
+      <w:r>
+        <w:rPr>
+          <w:rFonts w:cs="Times New Roman"/>
+          <w:lang w:val="uk-UA" w:eastAsia="ru-RU"/>
+        </w:rPr>
+        <w:t>Рисунок 4.1</w:t>
+      </w:r>
+      <w:r>
+        <w:rPr>
+          <w:rFonts w:cs="Times New Roman"/>
+          <w:lang w:val="uk-UA" w:eastAsia="ru-RU"/>
+        </w:rPr>
+        <w:t>1</w:t>
+      </w:r>
+      <w:r>
+        <w:rPr>
+          <w:rFonts w:cs="Times New Roman"/>
+          <w:lang w:val="uk-UA" w:eastAsia="ru-RU"/>
+        </w:rPr>
+        <w:t xml:space="preserve"> – </w:t>
+      </w:r>
+      <w:r>
+        <w:rPr>
+          <w:rFonts w:cs="Times New Roman"/>
+          <w:lang w:val="uk-UA" w:eastAsia="ru-RU"/>
+        </w:rPr>
+        <w:t>Обробка «важких» ребер та захоплення локерів для зміни глобальних дистанцій та «кошиків»</w:t>
+      </w:r>
+    </w:p>
+    <w:p>
+      <w:pPr>
+        <w:ind w:firstLine="0"/>
+        <w:jc w:val="center"/>
+        <w:rPr>
+          <w:rFonts w:cs="Times New Roman"/>
+          <w:lang w:val="uk-UA" w:eastAsia="ru-RU"/>
+        </w:rPr>
+      </w:pPr>
+    </w:p>
+    <w:p>
+      <w:pPr>
+        <w:pStyle w:val="2"/>
+        <w:rPr>
+          <w:rFonts w:cs="Times New Roman"/>
+          <w:lang w:val="uk-UA" w:eastAsia="ru-RU"/>
+        </w:rPr>
+      </w:pPr>
+      <w:r>
+        <w:rPr>
+          <w:lang w:val="uk-UA" w:eastAsia="ru-RU"/>
+        </w:rPr>
+        <w:t xml:space="preserve">4.3 Тестування паралельної версії алгоритму </w:t>
+      </w:r>
+      <m:oMath>
+        <m:r>
+          <m:rPr>
+            <m:sty m:val="bi"/>
+          </m:rPr>
+          <w:rPr>
+            <w:rFonts w:ascii="Cambria Math" w:hAnsi="Cambria Math"/>
+            <w:lang w:val="uk-UA" w:eastAsia="ru-RU"/>
+          </w:rPr>
+          <m:t>∆</m:t>
+        </m:r>
+      </m:oMath>
+      <w:r>
+        <w:rPr>
+          <w:rFonts w:eastAsiaTheme="minorEastAsia"/>
+          <w:lang w:val="uk-UA" w:eastAsia="ru-RU"/>
+        </w:rPr>
+        <w:t>-степінгу</w:t>
+      </w:r>
+    </w:p>
+    <w:p>
+      <w:pPr>
+        <w:rPr>
+          <w:rFonts w:cs="Times New Roman"/>
+          <w:lang w:val="uk-UA" w:eastAsia="ru-RU"/>
+        </w:rPr>
+      </w:pPr>
+      <w:r>
+        <w:rPr>
+          <w:rFonts w:cs="Times New Roman"/>
+          <w:lang w:val="uk-UA" w:eastAsia="ru-RU"/>
+        </w:rPr>
+        <w:t xml:space="preserve">Використаємо для тестування паралельного алгоритму ту ж саму еталонну бібліотеку для вирішення задачі </w:t>
+      </w:r>
+      <w:r>
+        <w:rPr>
+          <w:rFonts w:cs="Times New Roman"/>
+          <w:lang w:val="en-US" w:eastAsia="ru-RU"/>
+        </w:rPr>
+        <w:t>SSSP</w:t>
+      </w:r>
+      <w:r>
+        <w:rPr>
+          <w:rFonts w:cs="Times New Roman"/>
+          <w:lang w:val="uk-UA" w:eastAsia="ru-RU"/>
+        </w:rPr>
+        <w:t>, що була використані для послідовної версії (розділ 2.2)</w:t>
+      </w:r>
+      <w:r>
+        <w:rPr>
+          <w:rFonts w:cs="Times New Roman"/>
+          <w:lang w:val="uk-UA" w:eastAsia="ru-RU"/>
+        </w:rPr>
+        <w:t xml:space="preserve">. Головною метою тестування паралельної версії є доведення </w:t>
+      </w:r>
+      <w:r>
+        <w:rPr>
+          <w:rFonts w:cs="Times New Roman"/>
+          <w:lang w:val="uk-UA" w:eastAsia="ru-RU"/>
+        </w:rPr>
+        <w:t>того, що механізми спільної пам’</w:t>
+      </w:r>
+      <w:r>
+        <w:rPr>
+          <w:rFonts w:cs="Times New Roman"/>
+          <w:lang w:val="uk-UA" w:eastAsia="ru-RU"/>
+        </w:rPr>
+        <w:t xml:space="preserve">яті та примітиви синхронізації працюють </w:t>
+      </w:r>
+      <w:r>
+        <w:rPr>
+          <w:rFonts w:cs="Times New Roman"/>
+          <w:lang w:val="uk-UA" w:eastAsia="ru-RU"/>
+        </w:rPr>
+        <w:lastRenderedPageBreak/>
+        <w:t xml:space="preserve">коректно, не допускаючи стану гонитви чи втрати даних при одночасному доступі кількох процесів. </w:t>
+      </w:r>
+    </w:p>
+    <w:p>
+      <w:pPr>
+        <w:rPr>
+          <w:rFonts w:cs="Times New Roman"/>
+          <w:lang w:val="uk-UA" w:eastAsia="ru-RU"/>
+        </w:rPr>
+      </w:pPr>
+      <w:r>
+        <w:rPr>
+          <w:rFonts w:cs="Times New Roman"/>
+          <w:lang w:val="uk-UA" w:eastAsia="ru-RU"/>
+        </w:rPr>
+        <w:t xml:space="preserve">Процес автоматизованого тестування полягав у генерації серії випадкових зважених графів. Як і під час перевірки послідовної версії, для комплексного тестування використовувалися різноманітні топології графів з кількістю вершин від тисячі до </w:t>
+      </w:r>
+      <w:r>
+        <w:rPr>
+          <w:rFonts w:cs="Times New Roman"/>
+          <w:lang w:val="uk-UA" w:eastAsia="ru-RU"/>
+        </w:rPr>
+        <w:t>ста тисяч</w:t>
+      </w:r>
+      <w:r>
+        <w:rPr>
+          <w:rFonts w:cs="Times New Roman"/>
+          <w:lang w:val="uk-UA" w:eastAsia="ru-RU"/>
+        </w:rPr>
+        <w:t xml:space="preserve"> та різною щільністю. </w:t>
+      </w:r>
+    </w:p>
+    <w:p>
+      <w:pPr>
+        <w:rPr>
+          <w:rFonts w:cs="Times New Roman"/>
+          <w:lang w:val="uk-UA" w:eastAsia="ru-RU"/>
+        </w:rPr>
+      </w:pPr>
+      <w:r>
+        <w:rPr>
+          <w:rFonts w:cs="Times New Roman"/>
+          <w:lang w:val="uk-UA" w:eastAsia="ru-RU"/>
+        </w:rPr>
+        <w:t>Для кожного згенерованого графа виконувався пошук найкоротших шляхів спочатку е</w:t>
+      </w:r>
+      <w:r>
+        <w:rPr>
+          <w:rFonts w:cs="Times New Roman"/>
+          <w:lang w:val="uk-UA" w:eastAsia="ru-RU"/>
+        </w:rPr>
+        <w:t xml:space="preserve">талонною бібліотечною функцією, а потім – </w:t>
+      </w:r>
+      <w:r>
+        <w:rPr>
+          <w:rFonts w:cs="Times New Roman"/>
+          <w:lang w:val="uk-UA" w:eastAsia="ru-RU"/>
+        </w:rPr>
+        <w:t xml:space="preserve">розробленою </w:t>
+      </w:r>
+      <w:r>
+        <w:rPr>
+          <w:rFonts w:cs="Times New Roman"/>
+          <w:lang w:val="uk-UA" w:eastAsia="ru-RU"/>
+        </w:rPr>
+        <w:t>паралельною</w:t>
+      </w:r>
+      <w:r>
+        <w:rPr>
+          <w:rFonts w:cs="Times New Roman"/>
+          <w:lang w:val="uk-UA" w:eastAsia="ru-RU"/>
+        </w:rPr>
+        <w:t xml:space="preserve"> версією алгоритму. Для підтвердження коректності здійснювалося повузлове порівняння фінальних масивів відстаней. </w:t>
+      </w:r>
+    </w:p>
+    <w:p>
+      <w:pPr>
+        <w:rPr>
+          <w:rFonts w:cs="Times New Roman"/>
+          <w:lang w:val="uk-UA" w:eastAsia="ru-RU"/>
+        </w:rPr>
+      </w:pPr>
+      <w:r>
+        <w:rPr>
+          <w:rFonts w:cs="Times New Roman"/>
+          <w:lang w:val="uk-UA" w:eastAsia="ru-RU"/>
+        </w:rPr>
+        <w:t xml:space="preserve">Варто зазначити, що як і в тестуванні послідовного алгоритму, необхідно було враховувати типи даних. Через використання більш економних варіантів для масивів даних, можливі незначні допустимі похибки, що можуть впливати на порівняння фінальних відповідей паралельного алгоритму як із еталонним варінтом, так і з послідовним. Похибка порівняння із останнім з них, навіть при використанні однакових типів даних у обох версіях алгоритмах, може випливати через різну послідовність оброблювальних вершин, що виникає через стохастичність порядку виконування процесів та через додаткове використання локальних даних, </w:t>
+      </w:r>
+      <w:r>
+        <w:rPr>
+          <w:rFonts w:cs="Times New Roman"/>
+          <w:lang w:val="uk-UA" w:eastAsia="ru-RU"/>
+        </w:rPr>
+        <w:t>що змінює процес обробки</w:t>
+      </w:r>
+      <w:r>
+        <w:rPr>
+          <w:rFonts w:cs="Times New Roman"/>
+          <w:lang w:val="uk-UA" w:eastAsia="ru-RU"/>
+        </w:rPr>
+        <w:t xml:space="preserve">. Оскільки дії можуть виконуватися в різному порядку, округлення при таких обробках процесором </w:t>
+      </w:r>
+      <w:r>
+        <w:rPr>
+          <w:rFonts w:cs="Times New Roman"/>
+          <w:lang w:val="uk-UA" w:eastAsia="ru-RU"/>
+        </w:rPr>
+        <w:t>та власне кінцеві дані можуть трохи змінюватися.</w:t>
+      </w:r>
+      <w:r>
+        <w:rPr>
+          <w:rFonts w:cs="Times New Roman"/>
+          <w:lang w:val="uk-UA" w:eastAsia="ru-RU"/>
+        </w:rPr>
+        <w:t xml:space="preserve"> Таким чином, як і при тестуванні послідовноого алгоритму, остаточні результати були округлені до певного «достатнього» розряду.</w:t>
+      </w:r>
+    </w:p>
+    <w:p>
+      <w:pPr>
+        <w:rPr>
+          <w:rFonts w:cs="Times New Roman"/>
+          <w:lang w:val="uk-UA" w:eastAsia="ru-RU"/>
+        </w:rPr>
+      </w:pPr>
+      <w:r>
+        <w:rPr>
+          <w:rFonts w:cs="Times New Roman"/>
+          <w:lang w:val="uk-UA" w:eastAsia="ru-RU"/>
+        </w:rPr>
+        <w:t xml:space="preserve">Усі проведені тести на різних конфігураціях графів та при різній кількості процесів продемонстрували абсолютну збіжність результатів обох алгоритмів. Це практично підтверджує, що розроблена паралельна архітектура, механізми динамічного розподілу вершин та дворівнева система оновлення даних </w:t>
+      </w:r>
+      <w:r>
+        <w:rPr>
+          <w:rFonts w:cs="Times New Roman"/>
+          <w:lang w:val="uk-UA" w:eastAsia="ru-RU"/>
+        </w:rPr>
+        <w:t xml:space="preserve">із використанням локерів, </w:t>
+      </w:r>
+      <w:r>
+        <w:rPr>
+          <w:rFonts w:cs="Times New Roman"/>
+          <w:lang w:val="uk-UA" w:eastAsia="ru-RU"/>
+        </w:rPr>
+        <w:t xml:space="preserve">функціонують безпомилково, забезпечуючи точний </w:t>
+      </w:r>
+      <w:r>
+        <w:rPr>
+          <w:rFonts w:cs="Times New Roman"/>
+          <w:lang w:val="uk-UA" w:eastAsia="ru-RU"/>
+        </w:rPr>
+        <w:t>математичний результат</w:t>
+      </w:r>
+      <w:r>
+        <w:rPr>
+          <w:rFonts w:cs="Times New Roman"/>
+          <w:lang w:val="uk-UA" w:eastAsia="ru-RU"/>
+        </w:rPr>
+        <w:t xml:space="preserve">. </w:t>
+      </w:r>
+    </w:p>
+    <w:p>
+      <w:pPr>
+        <w:rPr>
+          <w:lang w:val="uk-UA" w:eastAsia="ru-RU"/>
+        </w:rPr>
+      </w:pPr>
+      <w:r>
+        <w:rPr>
+          <w:lang w:val="uk-UA" w:eastAsia="ru-RU"/>
+        </w:rPr>
+        <w:t>Код тестування та його результати наведено у додатку Д.</w:t>
       </w:r>
     </w:p>
     <w:p>
@@ -16436,7 +19361,7 @@
           <w:lang w:val="uk-UA" w:eastAsia="ru-RU"/>
         </w:rPr>
       </w:pPr>
-      <w:bookmarkStart w:id="8" w:name="_Toc158713969"/>
+      <w:bookmarkStart w:id="7" w:name="_Toc158713969"/>
       <w:r>
         <w:rPr>
           <w:rFonts w:eastAsia="Arial Unicode MS" w:cs="Times New Roman"/>
@@ -16474,701 +19399,1951 @@
         </w:rPr>
         <w:t>ДОСЛІДЖЕННЯ ЕФЕКТИВНОСТІ ПАРАЛЕЛЬНИХ ОБЧИСЛЕНЬ АЛГОРИТМУ</w:t>
       </w:r>
-      <w:bookmarkEnd w:id="8"/>
-    </w:p>
-    <w:p>
-      <w:pPr>
-        <w:jc w:val="center"/>
-        <w:rPr>
-          <w:rFonts w:eastAsia="Arial Unicode MS" w:cs="Times New Roman"/>
-          <w:bCs/>
-          <w:color w:val="000000"/>
-          <w:szCs w:val="28"/>
-          <w:u w:color="000000"/>
-          <w:bdr w:val="nil"/>
-          <w:lang w:val="uk-UA" w:eastAsia="ru-RU"/>
-        </w:rPr>
-      </w:pPr>
-    </w:p>
-    <w:p>
-      <w:pPr>
-        <w:rPr>
-          <w:rFonts w:eastAsia="Arial Unicode MS" w:cs="Times New Roman"/>
-          <w:bCs/>
-          <w:color w:val="000000"/>
-          <w:szCs w:val="28"/>
-          <w:u w:color="000000"/>
-          <w:bdr w:val="nil"/>
-          <w:lang w:val="uk-UA" w:eastAsia="ru-RU"/>
-        </w:rPr>
-      </w:pPr>
-      <w:r>
-        <w:rPr>
-          <w:rFonts w:eastAsia="Arial Unicode MS" w:cs="Times New Roman"/>
-          <w:bCs/>
-          <w:color w:val="000000"/>
-          <w:szCs w:val="28"/>
-          <w:u w:color="000000"/>
-          <w:bdr w:val="nil"/>
-          <w:lang w:val="uk-UA" w:eastAsia="ru-RU"/>
-        </w:rPr>
-        <w:tab/>
-      </w:r>
-      <w:r>
-        <w:rPr>
-          <w:rFonts w:eastAsia="Arial Unicode MS" w:cs="Times New Roman"/>
-          <w:bCs/>
-          <w:color w:val="000000"/>
-          <w:szCs w:val="28"/>
-          <w:u w:color="000000"/>
-          <w:bdr w:val="nil"/>
-          <w:lang w:eastAsia="ru-RU"/>
-        </w:rPr>
-        <w:t>…</w:t>
-      </w:r>
-      <w:r>
-        <w:rPr>
-          <w:rFonts w:eastAsia="Arial Unicode MS" w:cs="Times New Roman"/>
-          <w:bCs/>
-          <w:color w:val="000000"/>
-          <w:szCs w:val="28"/>
-          <w:u w:color="000000"/>
-          <w:bdr w:val="nil"/>
-          <w:lang w:val="uk-UA" w:eastAsia="ru-RU"/>
-        </w:rPr>
-        <w:t>представлені у таблиці 5.1…..</w:t>
-      </w:r>
-    </w:p>
-    <w:p>
-      <w:pPr>
-        <w:rPr>
-          <w:rFonts w:eastAsia="Arial Unicode MS" w:cs="Times New Roman"/>
-          <w:bCs/>
-          <w:color w:val="000000"/>
-          <w:szCs w:val="28"/>
-          <w:u w:color="000000"/>
-          <w:bdr w:val="nil"/>
-          <w:lang w:val="uk-UA" w:eastAsia="ru-RU"/>
-        </w:rPr>
-      </w:pPr>
-      <w:r>
-        <w:rPr>
-          <w:rFonts w:eastAsia="Arial Unicode MS" w:cs="Times New Roman"/>
-          <w:bCs/>
-          <w:color w:val="000000"/>
-          <w:szCs w:val="28"/>
-          <w:u w:color="000000"/>
-          <w:bdr w:val="nil"/>
-          <w:lang w:val="uk-UA" w:eastAsia="ru-RU"/>
-        </w:rPr>
-        <w:tab/>
-      </w:r>
-    </w:p>
-    <w:p>
-      <w:pPr>
-        <w:pStyle w:val="Table"/>
-      </w:pPr>
-      <w:r>
-        <w:t>Таблиця 5</w:t>
-      </w:r>
-      <w:r>
-        <w:t>.1</w:t>
-      </w:r>
-      <w:r>
+      <w:bookmarkEnd w:id="7"/>
+    </w:p>
+    <w:p>
+      <w:pPr>
+        <w:pStyle w:val="2"/>
+        <w:rPr>
+          <w:rFonts w:eastAsiaTheme="minorEastAsia"/>
+          <w:lang w:val="uk-UA" w:eastAsia="ru-RU"/>
+        </w:rPr>
+      </w:pPr>
+      <w:r>
+        <w:rPr>
+          <w:lang w:val="uk-UA" w:eastAsia="ru-RU"/>
+        </w:rPr>
+        <w:t>5.</w:t>
+      </w:r>
+      <w:r>
+        <w:rPr>
+          <w:lang w:val="uk-UA" w:eastAsia="ru-RU"/>
+        </w:rPr>
+        <w:t>1</w:t>
+      </w:r>
+      <w:r>
+        <w:rPr>
+          <w:lang w:val="uk-UA" w:eastAsia="ru-RU"/>
+        </w:rPr>
+        <w:t xml:space="preserve"> </w:t>
+      </w:r>
+      <w:r>
+        <w:rPr>
+          <w:lang w:val="uk-UA" w:eastAsia="ru-RU"/>
+        </w:rPr>
+        <w:t>Апар</w:t>
+      </w:r>
+      <w:r>
+        <w:rPr>
+          <w:lang w:val="uk-UA" w:eastAsia="ru-RU"/>
+        </w:rPr>
+        <w:t>атне середовище та методологія дослідження</w:t>
+      </w:r>
+    </w:p>
+    <w:p>
+      <w:pPr>
+        <w:rPr>
+          <w:rFonts w:eastAsia="Arial Unicode MS" w:cs="Times New Roman"/>
+          <w:bCs/>
+          <w:color w:val="000000"/>
+          <w:szCs w:val="28"/>
+          <w:u w:color="000000"/>
+          <w:bdr w:val="nil"/>
+          <w:lang w:val="uk-UA" w:eastAsia="ru-RU"/>
+        </w:rPr>
+      </w:pPr>
+      <w:r>
+        <w:rPr>
+          <w:rFonts w:eastAsia="Arial Unicode MS" w:cs="Times New Roman"/>
+          <w:bCs/>
+          <w:color w:val="000000"/>
+          <w:szCs w:val="28"/>
+          <w:u w:color="000000"/>
+          <w:bdr w:val="nil"/>
+          <w:lang w:val="uk-UA" w:eastAsia="ru-RU"/>
+        </w:rPr>
+        <w:t>Оскільки швидкість виконання паралельних програм та накладні витрати на міжпроцесну взаємодію безпосередньо залежать від апаратного забезпечення, експериментальне дослідження розроблених алгоритмів проводилося на базі обчислювальної системи з такими характеристиками:</w:t>
+      </w:r>
+    </w:p>
+    <w:p>
+      <w:pPr>
+        <w:pStyle w:val="ad"/>
+        <w:numPr>
+          <w:ilvl w:val="0"/>
+          <w:numId w:val="14"/>
+        </w:numPr>
+        <w:rPr>
+          <w:rFonts w:eastAsia="Arial Unicode MS" w:cs="Times New Roman"/>
+          <w:bCs/>
+          <w:color w:val="000000"/>
+          <w:szCs w:val="28"/>
+          <w:u w:color="000000"/>
+          <w:bdr w:val="nil"/>
+          <w:lang w:val="uk-UA" w:eastAsia="ru-RU"/>
+        </w:rPr>
+      </w:pPr>
+      <w:r>
+        <w:rPr>
+          <w:rFonts w:eastAsia="Arial Unicode MS" w:cs="Times New Roman"/>
+          <w:bCs/>
+          <w:color w:val="000000"/>
+          <w:szCs w:val="28"/>
+          <w:u w:color="000000"/>
+          <w:bdr w:val="nil"/>
+          <w:lang w:val="uk-UA" w:eastAsia="ru-RU"/>
+        </w:rPr>
+        <w:t>п</w:t>
+      </w:r>
+      <w:r>
+        <w:rPr>
+          <w:rFonts w:eastAsia="Arial Unicode MS" w:cs="Times New Roman"/>
+          <w:bCs/>
+          <w:color w:val="000000"/>
+          <w:szCs w:val="28"/>
+          <w:u w:color="000000"/>
+          <w:bdr w:val="nil"/>
+          <w:lang w:val="uk-UA" w:eastAsia="ru-RU"/>
+        </w:rPr>
+        <w:t>роцесор:</w:t>
+      </w:r>
+      <w:r>
+        <w:rPr>
+          <w:rFonts w:eastAsia="Arial Unicode MS" w:cs="Times New Roman"/>
+          <w:bCs/>
+          <w:color w:val="000000"/>
+          <w:szCs w:val="28"/>
+          <w:u w:color="000000"/>
+          <w:bdr w:val="nil"/>
+          <w:lang w:val="uk-UA" w:eastAsia="ru-RU"/>
+        </w:rPr>
+        <w:t xml:space="preserve"> Ryzen 7 5800X (8 фізичних ядер, 16 потоків);</w:t>
+      </w:r>
+    </w:p>
+    <w:p>
+      <w:pPr>
+        <w:pStyle w:val="ad"/>
+        <w:numPr>
+          <w:ilvl w:val="0"/>
+          <w:numId w:val="14"/>
+        </w:numPr>
+        <w:rPr>
+          <w:rFonts w:eastAsia="Arial Unicode MS" w:cs="Times New Roman"/>
+          <w:bCs/>
+          <w:color w:val="000000"/>
+          <w:szCs w:val="28"/>
+          <w:u w:color="000000"/>
+          <w:bdr w:val="nil"/>
+          <w:lang w:val="uk-UA" w:eastAsia="ru-RU"/>
+        </w:rPr>
+      </w:pPr>
+      <w:r>
+        <w:rPr>
+          <w:rFonts w:eastAsia="Arial Unicode MS" w:cs="Times New Roman"/>
+          <w:bCs/>
+          <w:color w:val="000000"/>
+          <w:szCs w:val="28"/>
+          <w:u w:color="000000"/>
+          <w:bdr w:val="nil"/>
+          <w:lang w:val="uk-UA" w:eastAsia="ru-RU"/>
+        </w:rPr>
+        <w:t>о</w:t>
+      </w:r>
+      <w:r>
+        <w:rPr>
+          <w:rFonts w:eastAsia="Arial Unicode MS" w:cs="Times New Roman"/>
+          <w:bCs/>
+          <w:color w:val="000000"/>
+          <w:szCs w:val="28"/>
+          <w:u w:color="000000"/>
+          <w:bdr w:val="nil"/>
+          <w:lang w:val="uk-UA" w:eastAsia="ru-RU"/>
+        </w:rPr>
+        <w:t xml:space="preserve">перативна пам'ять: </w:t>
+      </w:r>
+      <w:r>
+        <w:rPr>
+          <w:rFonts w:eastAsia="Arial Unicode MS" w:cs="Times New Roman"/>
+          <w:bCs/>
+          <w:color w:val="000000"/>
+          <w:szCs w:val="28"/>
+          <w:u w:color="000000"/>
+          <w:bdr w:val="nil"/>
+          <w:lang w:val="uk-UA" w:eastAsia="ru-RU"/>
+        </w:rPr>
+        <w:t>32</w:t>
+      </w:r>
+      <w:r>
+        <w:rPr>
+          <w:rFonts w:eastAsia="Arial Unicode MS" w:cs="Times New Roman"/>
+          <w:bCs/>
+          <w:color w:val="000000"/>
+          <w:szCs w:val="28"/>
+          <w:u w:color="000000"/>
+          <w:bdr w:val="nil"/>
+          <w:lang w:val="uk-UA" w:eastAsia="ru-RU"/>
+        </w:rPr>
+        <w:t xml:space="preserve"> </w:t>
+      </w:r>
+      <w:r>
+        <w:rPr>
+          <w:rFonts w:eastAsia="Arial Unicode MS" w:cs="Times New Roman"/>
+          <w:bCs/>
+          <w:color w:val="000000"/>
+          <w:szCs w:val="28"/>
+          <w:u w:color="000000"/>
+          <w:bdr w:val="nil"/>
+          <w:lang w:val="uk-UA" w:eastAsia="ru-RU"/>
+        </w:rPr>
+        <w:t>ГБ,</w:t>
+      </w:r>
+      <w:r>
+        <w:rPr>
+          <w:rFonts w:eastAsia="Arial Unicode MS" w:cs="Times New Roman"/>
+          <w:bCs/>
+          <w:color w:val="000000"/>
+          <w:szCs w:val="28"/>
+          <w:u w:color="000000"/>
+          <w:bdr w:val="nil"/>
+          <w:lang w:val="uk-UA" w:eastAsia="ru-RU"/>
+        </w:rPr>
+        <w:t xml:space="preserve"> 3600 МГц</w:t>
+      </w:r>
+      <w:r>
+        <w:rPr>
+          <w:rFonts w:eastAsia="Arial Unicode MS" w:cs="Times New Roman"/>
+          <w:bCs/>
+          <w:color w:val="000000"/>
+          <w:szCs w:val="28"/>
+          <w:u w:color="000000"/>
+          <w:bdr w:val="nil"/>
+          <w:lang w:val="en-US" w:eastAsia="ru-RU"/>
+        </w:rPr>
+        <w:t>;</w:t>
+      </w:r>
+    </w:p>
+    <w:p>
+      <w:pPr>
+        <w:pStyle w:val="ad"/>
+        <w:numPr>
+          <w:ilvl w:val="0"/>
+          <w:numId w:val="14"/>
+        </w:numPr>
+        <w:rPr>
+          <w:rFonts w:eastAsia="Arial Unicode MS" w:cs="Times New Roman"/>
+          <w:bCs/>
+          <w:color w:val="000000"/>
+          <w:szCs w:val="28"/>
+          <w:u w:color="000000"/>
+          <w:bdr w:val="nil"/>
+          <w:lang w:val="uk-UA" w:eastAsia="ru-RU"/>
+        </w:rPr>
+      </w:pPr>
+      <w:r>
+        <w:rPr>
+          <w:rFonts w:eastAsia="Arial Unicode MS" w:cs="Times New Roman"/>
+          <w:bCs/>
+          <w:color w:val="000000"/>
+          <w:szCs w:val="28"/>
+          <w:u w:color="000000"/>
+          <w:bdr w:val="nil"/>
+          <w:lang w:val="uk-UA" w:eastAsia="ru-RU"/>
+        </w:rPr>
+        <w:t>о</w:t>
+      </w:r>
+      <w:r>
+        <w:rPr>
+          <w:rFonts w:eastAsia="Arial Unicode MS" w:cs="Times New Roman"/>
+          <w:bCs/>
+          <w:color w:val="000000"/>
+          <w:szCs w:val="28"/>
+          <w:u w:color="000000"/>
+          <w:bdr w:val="nil"/>
+          <w:lang w:val="uk-UA" w:eastAsia="ru-RU"/>
+        </w:rPr>
+        <w:t xml:space="preserve">пераційна система: </w:t>
+      </w:r>
+      <w:r>
+        <w:rPr>
+          <w:rFonts w:eastAsia="Arial Unicode MS" w:cs="Times New Roman"/>
+          <w:bCs/>
+          <w:color w:val="000000"/>
+          <w:szCs w:val="28"/>
+          <w:u w:color="000000"/>
+          <w:bdr w:val="nil"/>
+          <w:lang w:val="en-US" w:eastAsia="ru-RU"/>
+        </w:rPr>
+        <w:t>Windows</w:t>
+      </w:r>
+      <w:r>
+        <w:rPr>
+          <w:rFonts w:eastAsia="Arial Unicode MS" w:cs="Times New Roman"/>
+          <w:bCs/>
+          <w:color w:val="000000"/>
+          <w:szCs w:val="28"/>
+          <w:u w:color="000000"/>
+          <w:bdr w:val="nil"/>
+          <w:lang w:val="uk-UA" w:eastAsia="ru-RU"/>
+        </w:rPr>
+        <w:t xml:space="preserve"> 10</w:t>
+      </w:r>
+      <w:r>
+        <w:rPr>
+          <w:rFonts w:eastAsia="Arial Unicode MS" w:cs="Times New Roman"/>
+          <w:bCs/>
+          <w:color w:val="000000"/>
+          <w:szCs w:val="28"/>
+          <w:u w:color="000000"/>
+          <w:bdr w:val="nil"/>
+          <w:lang w:val="ru-RU" w:eastAsia="ru-RU"/>
+        </w:rPr>
         <w:t>.</w:t>
       </w:r>
-      <w:r>
+    </w:p>
+    <w:p>
+      <w:pPr>
+        <w:rPr>
+          <w:rFonts w:eastAsia="Arial Unicode MS" w:cs="Times New Roman"/>
+          <w:bCs/>
+          <w:color w:val="000000"/>
+          <w:szCs w:val="28"/>
+          <w:u w:color="000000"/>
+          <w:bdr w:val="nil"/>
+          <w:lang w:val="uk-UA" w:eastAsia="ru-RU"/>
+        </w:rPr>
+      </w:pPr>
+      <w:r>
+        <w:rPr>
+          <w:rFonts w:eastAsia="Arial Unicode MS" w:cs="Times New Roman"/>
+          <w:bCs/>
+          <w:color w:val="000000"/>
+          <w:szCs w:val="28"/>
+          <w:u w:color="000000"/>
+          <w:bdr w:val="nil"/>
+          <w:lang w:val="uk-UA" w:eastAsia="ru-RU"/>
+        </w:rPr>
+        <w:t>Методологія тестування передбачала запуск алгоритмів на згенеро</w:t>
+      </w:r>
+      <w:r>
+        <w:rPr>
+          <w:rFonts w:eastAsia="Arial Unicode MS" w:cs="Times New Roman"/>
+          <w:bCs/>
+          <w:color w:val="000000"/>
+          <w:szCs w:val="28"/>
+          <w:u w:color="000000"/>
+          <w:bdr w:val="nil"/>
+          <w:lang w:val="uk-UA" w:eastAsia="ru-RU"/>
+        </w:rPr>
+        <w:t xml:space="preserve">ваних графах різної розмірності, від 12 000 до 1 200 000 вершин, та щільності , а саме </w:t>
+      </w:r>
+      <w:r>
+        <w:rPr>
+          <w:rFonts w:eastAsia="Arial Unicode MS" w:cs="Times New Roman"/>
+          <w:bCs/>
+          <w:color w:val="000000"/>
+          <w:szCs w:val="28"/>
+          <w:u w:color="000000"/>
+          <w:bdr w:val="nil"/>
+          <w:lang w:val="uk-UA" w:eastAsia="ru-RU"/>
+        </w:rPr>
+        <w:t>відноше</w:t>
+      </w:r>
+      <w:r>
+        <w:rPr>
+          <w:rFonts w:eastAsia="Arial Unicode MS" w:cs="Times New Roman"/>
+          <w:bCs/>
+          <w:color w:val="000000"/>
+          <w:szCs w:val="28"/>
+          <w:u w:color="000000"/>
+          <w:bdr w:val="nil"/>
+          <w:lang w:val="uk-UA" w:eastAsia="ru-RU"/>
+        </w:rPr>
+        <w:t>ння ребер до вершин від 1 до 25</w:t>
+      </w:r>
+      <w:r>
+        <w:rPr>
+          <w:rFonts w:eastAsia="Arial Unicode MS" w:cs="Times New Roman"/>
+          <w:bCs/>
+          <w:color w:val="000000"/>
+          <w:szCs w:val="28"/>
+          <w:u w:color="000000"/>
+          <w:bdr w:val="nil"/>
+          <w:lang w:val="uk-UA" w:eastAsia="ru-RU"/>
+        </w:rPr>
+        <w:t xml:space="preserve">. Для мінімізації впливу фонових процесів операційної системи на точність вимірювань, для кожної конфігурації виконувалося по </w:t>
+      </w:r>
+      <w:r>
+        <w:rPr>
+          <w:rFonts w:eastAsia="Arial Unicode MS" w:cs="Times New Roman"/>
+          <w:bCs/>
+          <w:color w:val="000000"/>
+          <w:szCs w:val="28"/>
+          <w:u w:color="000000"/>
+          <w:bdr w:val="nil"/>
+          <w:lang w:val="uk-UA" w:eastAsia="ru-RU"/>
+        </w:rPr>
+        <w:t>вісім</w:t>
+      </w:r>
+      <w:r>
+        <w:rPr>
+          <w:rFonts w:eastAsia="Arial Unicode MS" w:cs="Times New Roman"/>
+          <w:bCs/>
+          <w:color w:val="000000"/>
+          <w:szCs w:val="28"/>
+          <w:u w:color="000000"/>
+          <w:bdr w:val="nil"/>
+          <w:lang w:val="uk-UA" w:eastAsia="ru-RU"/>
+        </w:rPr>
+        <w:t xml:space="preserve"> незалежних прогони, після чого обчислювалося середнє значення часу. </w:t>
+      </w:r>
+      <w:r>
+        <w:rPr>
+          <w:rFonts w:eastAsia="Arial Unicode MS" w:cs="Times New Roman"/>
+          <w:bCs/>
+          <w:color w:val="000000"/>
+          <w:szCs w:val="28"/>
+          <w:u w:color="000000"/>
+          <w:bdr w:val="nil"/>
+          <w:lang w:val="uk-UA" w:eastAsia="ru-RU"/>
+        </w:rPr>
+        <w:t>Перед замірами було вимкнено мереже</w:t>
+      </w:r>
+      <w:r>
+        <w:rPr>
+          <w:rFonts w:eastAsia="Arial Unicode MS" w:cs="Times New Roman"/>
+          <w:bCs/>
+          <w:color w:val="000000"/>
+          <w:szCs w:val="28"/>
+          <w:u w:color="000000"/>
+          <w:bdr w:val="nil"/>
+          <w:lang w:val="uk-UA" w:eastAsia="ru-RU"/>
+        </w:rPr>
+        <w:t>ве</w:t>
+      </w:r>
+      <w:r>
+        <w:rPr>
+          <w:rFonts w:eastAsia="Arial Unicode MS" w:cs="Times New Roman"/>
+          <w:bCs/>
+          <w:color w:val="000000"/>
+          <w:szCs w:val="28"/>
+          <w:u w:color="000000"/>
+          <w:bdr w:val="nil"/>
+          <w:lang w:val="uk-UA" w:eastAsia="ru-RU"/>
+        </w:rPr>
+        <w:t xml:space="preserve"> з’єднання та усі можливі зайві процеси. </w:t>
+      </w:r>
+      <w:r>
+        <w:rPr>
+          <w:rFonts w:eastAsia="Arial Unicode MS" w:cs="Times New Roman"/>
+          <w:bCs/>
+          <w:color w:val="000000"/>
+          <w:szCs w:val="28"/>
+          <w:u w:color="000000"/>
+          <w:bdr w:val="nil"/>
+          <w:lang w:val="uk-UA" w:eastAsia="ru-RU"/>
+        </w:rPr>
+        <w:t>Головною метрикою оцінки ефективності розробленої багатопроцесорної системи є коефіцієнт прискорення, який розраховується за класичною формулою:</w:t>
+      </w:r>
+      <w:r>
+        <w:rPr>
+          <w:rFonts w:eastAsia="Arial Unicode MS" w:cs="Times New Roman"/>
+          <w:bCs/>
+          <w:color w:val="000000"/>
+          <w:szCs w:val="28"/>
+          <w:u w:color="000000"/>
+          <w:bdr w:val="nil"/>
+          <w:lang w:val="uk-UA" w:eastAsia="ru-RU"/>
+        </w:rPr>
         <w:t xml:space="preserve"> </w:t>
       </w:r>
-      <w:r>
-        <w:t>–</w:t>
-      </w:r>
-      <w:r>
-        <w:t xml:space="preserve"> </w:t>
-      </w:r>
-      <w:r>
-        <w:t>Назва таблиці</w:t>
-      </w:r>
-    </w:p>
-    <w:tbl>
-      <w:tblPr>
-        <w:tblStyle w:val="ae"/>
-        <w:tblW w:w="0" w:type="auto"/>
-        <w:tblLook w:val="04A0" w:firstRow="1" w:lastRow="0" w:firstColumn="1" w:lastColumn="0" w:noHBand="0" w:noVBand="1"/>
-      </w:tblPr>
-      <w:tblGrid>
-        <w:gridCol w:w="3209"/>
-        <w:gridCol w:w="3209"/>
-        <w:gridCol w:w="3210"/>
-      </w:tblGrid>
-      <w:tr>
-        <w:tc>
-          <w:tcPr>
-            <w:tcW w:w="3209" w:type="dxa"/>
-            <w:shd w:val="clear" w:color="auto" w:fill="BFBFBF" w:themeFill="background1" w:themeFillShade="BF"/>
-          </w:tcPr>
-          <w:p>
-            <w:pPr>
-              <w:ind w:firstLine="0"/>
-              <w:jc w:val="center"/>
-              <w:rPr>
-                <w:rFonts w:eastAsia="Arial Unicode MS" w:cs="Times New Roman"/>
+    </w:p>
+    <w:p>
+      <w:pPr>
+        <w:rPr>
+          <w:rFonts w:eastAsia="Arial Unicode MS" w:cs="Times New Roman"/>
+          <w:bCs/>
+          <w:color w:val="000000"/>
+          <w:szCs w:val="28"/>
+          <w:u w:color="000000"/>
+          <w:bdr w:val="nil"/>
+          <w:lang w:val="uk-UA" w:eastAsia="ru-RU"/>
+        </w:rPr>
+      </w:pPr>
+      <m:oMathPara>
+        <m:oMath>
+          <m:r>
+            <w:rPr>
+              <w:rFonts w:ascii="Cambria Math" w:eastAsia="Arial Unicode MS" w:hAnsi="Cambria Math" w:cs="Times New Roman"/>
+              <w:color w:val="000000"/>
+              <w:szCs w:val="28"/>
+              <w:u w:color="000000"/>
+              <w:bdr w:val="nil"/>
+              <w:lang w:val="uk-UA" w:eastAsia="ru-RU"/>
+            </w:rPr>
+            <m:t>S=</m:t>
+          </m:r>
+          <m:f>
+            <m:fPr>
+              <m:ctrlPr>
+                <w:rPr>
+                  <w:rFonts w:ascii="Cambria Math" w:eastAsia="Arial Unicode MS" w:hAnsi="Cambria Math" w:cs="Times New Roman"/>
+                  <w:bCs/>
+                  <w:i/>
+                  <w:color w:val="000000"/>
+                  <w:szCs w:val="28"/>
+                  <w:u w:color="000000"/>
+                  <w:bdr w:val="nil"/>
+                  <w:lang w:val="uk-UA" w:eastAsia="ru-RU"/>
+                </w:rPr>
+              </m:ctrlPr>
+            </m:fPr>
+            <m:num>
+              <m:sSub>
+                <m:sSubPr>
+                  <m:ctrlPr>
+                    <w:rPr>
+                      <w:rFonts w:ascii="Cambria Math" w:eastAsia="Arial Unicode MS" w:hAnsi="Cambria Math" w:cs="Times New Roman"/>
+                      <w:bCs/>
+                      <w:i/>
+                      <w:color w:val="000000"/>
+                      <w:szCs w:val="28"/>
+                      <w:u w:color="000000"/>
+                      <w:bdr w:val="nil"/>
+                      <w:lang w:val="uk-UA" w:eastAsia="ru-RU"/>
+                    </w:rPr>
+                  </m:ctrlPr>
+                </m:sSubPr>
+                <m:e>
+                  <m:r>
+                    <w:rPr>
+                      <w:rFonts w:ascii="Cambria Math" w:eastAsia="Arial Unicode MS" w:hAnsi="Cambria Math" w:cs="Times New Roman"/>
+                      <w:color w:val="000000"/>
+                      <w:szCs w:val="28"/>
+                      <w:u w:color="000000"/>
+                      <w:bdr w:val="nil"/>
+                      <w:lang w:val="uk-UA" w:eastAsia="ru-RU"/>
+                    </w:rPr>
+                    <m:t>T</m:t>
+                  </m:r>
+                </m:e>
+                <m:sub>
+                  <m:r>
+                    <w:rPr>
+                      <w:rFonts w:ascii="Cambria Math" w:eastAsia="Arial Unicode MS" w:hAnsi="Cambria Math" w:cs="Times New Roman"/>
+                      <w:color w:val="000000"/>
+                      <w:szCs w:val="28"/>
+                      <w:u w:color="000000"/>
+                      <w:bdr w:val="nil"/>
+                      <w:lang w:val="uk-UA" w:eastAsia="ru-RU"/>
+                    </w:rPr>
+                    <m:t>seq</m:t>
+                  </m:r>
+                </m:sub>
+              </m:sSub>
+            </m:num>
+            <m:den>
+              <m:sSub>
+                <m:sSubPr>
+                  <m:ctrlPr>
+                    <w:rPr>
+                      <w:rFonts w:ascii="Cambria Math" w:eastAsia="Arial Unicode MS" w:hAnsi="Cambria Math" w:cs="Times New Roman"/>
+                      <w:bCs/>
+                      <w:i/>
+                      <w:color w:val="000000"/>
+                      <w:szCs w:val="28"/>
+                      <w:u w:color="000000"/>
+                      <w:bdr w:val="nil"/>
+                      <w:lang w:val="uk-UA" w:eastAsia="ru-RU"/>
+                    </w:rPr>
+                  </m:ctrlPr>
+                </m:sSubPr>
+                <m:e>
+                  <m:r>
+                    <w:rPr>
+                      <w:rFonts w:ascii="Cambria Math" w:eastAsia="Arial Unicode MS" w:hAnsi="Cambria Math" w:cs="Times New Roman"/>
+                      <w:color w:val="000000"/>
+                      <w:szCs w:val="28"/>
+                      <w:u w:color="000000"/>
+                      <w:bdr w:val="nil"/>
+                      <w:lang w:val="uk-UA" w:eastAsia="ru-RU"/>
+                    </w:rPr>
+                    <m:t>T</m:t>
+                  </m:r>
+                </m:e>
+                <m:sub>
+                  <m:r>
+                    <w:rPr>
+                      <w:rFonts w:ascii="Cambria Math" w:eastAsia="Arial Unicode MS" w:hAnsi="Cambria Math" w:cs="Times New Roman"/>
+                      <w:color w:val="000000"/>
+                      <w:szCs w:val="28"/>
+                      <w:u w:color="000000"/>
+                      <w:bdr w:val="nil"/>
+                      <w:lang w:val="uk-UA" w:eastAsia="ru-RU"/>
+                    </w:rPr>
+                    <m:t>par</m:t>
+                  </m:r>
+                </m:sub>
+              </m:sSub>
+            </m:den>
+          </m:f>
+        </m:oMath>
+      </m:oMathPara>
+    </w:p>
+    <w:p>
+      <w:pPr>
+        <w:ind w:firstLine="0"/>
+        <w:rPr>
+          <w:rFonts w:eastAsia="Arial Unicode MS" w:cs="Times New Roman"/>
+          <w:bCs/>
+          <w:color w:val="000000"/>
+          <w:szCs w:val="28"/>
+          <w:u w:color="000000"/>
+          <w:bdr w:val="nil"/>
+          <w:lang w:val="uk-UA" w:eastAsia="ru-RU"/>
+        </w:rPr>
+      </w:pPr>
+      <w:r>
+        <w:rPr>
+          <w:rFonts w:eastAsia="Arial Unicode MS" w:cs="Times New Roman"/>
+          <w:bCs/>
+          <w:color w:val="000000"/>
+          <w:szCs w:val="28"/>
+          <w:u w:color="000000"/>
+          <w:bdr w:val="nil"/>
+          <w:lang w:val="uk-UA" w:eastAsia="ru-RU"/>
+        </w:rPr>
+        <w:t xml:space="preserve">де </w:t>
+      </w:r>
+      <m:oMath>
+        <m:sSub>
+          <m:sSubPr>
+            <m:ctrlPr>
+              <w:rPr>
+                <w:rFonts w:ascii="Cambria Math" w:eastAsia="Arial Unicode MS" w:hAnsi="Cambria Math" w:cs="Times New Roman"/>
                 <w:bCs/>
+                <w:i/>
                 <w:color w:val="000000"/>
                 <w:szCs w:val="28"/>
                 <w:u w:color="000000"/>
                 <w:bdr w:val="nil"/>
                 <w:lang w:val="uk-UA" w:eastAsia="ru-RU"/>
               </w:rPr>
-            </w:pPr>
-            <w:r>
-              <w:rPr>
-                <w:rFonts w:eastAsia="Arial Unicode MS" w:cs="Times New Roman"/>
-                <w:bCs/>
+            </m:ctrlPr>
+          </m:sSubPr>
+          <m:e>
+            <m:r>
+              <w:rPr>
+                <w:rFonts w:ascii="Cambria Math" w:eastAsia="Arial Unicode MS" w:hAnsi="Cambria Math" w:cs="Times New Roman"/>
                 <w:color w:val="000000"/>
                 <w:szCs w:val="28"/>
                 <w:u w:color="000000"/>
                 <w:bdr w:val="nil"/>
                 <w:lang w:val="uk-UA" w:eastAsia="ru-RU"/>
               </w:rPr>
-              <w:t>Кількість елементів</w:t>
-            </w:r>
-          </w:p>
-        </w:tc>
-        <w:tc>
-          <w:tcPr>
-            <w:tcW w:w="3209" w:type="dxa"/>
-            <w:shd w:val="clear" w:color="auto" w:fill="BFBFBF" w:themeFill="background1" w:themeFillShade="BF"/>
-          </w:tcPr>
-          <w:p>
-            <w:pPr>
-              <w:ind w:firstLine="0"/>
-              <w:jc w:val="center"/>
-              <w:rPr>
-                <w:rFonts w:eastAsia="Arial Unicode MS" w:cs="Times New Roman"/>
-                <w:bCs/>
+              <m:t>T</m:t>
+            </m:r>
+          </m:e>
+          <m:sub>
+            <m:r>
+              <w:rPr>
+                <w:rFonts w:ascii="Cambria Math" w:eastAsia="Arial Unicode MS" w:hAnsi="Cambria Math" w:cs="Times New Roman"/>
                 <w:color w:val="000000"/>
                 <w:szCs w:val="28"/>
                 <w:u w:color="000000"/>
                 <w:bdr w:val="nil"/>
                 <w:lang w:val="uk-UA" w:eastAsia="ru-RU"/>
               </w:rPr>
-            </w:pPr>
-            <w:r>
-              <w:rPr>
-                <w:rFonts w:eastAsia="Arial Unicode MS" w:cs="Times New Roman"/>
+              <m:t>seq</m:t>
+            </m:r>
+          </m:sub>
+        </m:sSub>
+      </m:oMath>
+      <w:r>
+        <w:rPr>
+          <w:rFonts w:eastAsia="Arial Unicode MS" w:cs="Times New Roman"/>
+          <w:bCs/>
+          <w:color w:val="000000"/>
+          <w:szCs w:val="28"/>
+          <w:u w:color="000000"/>
+          <w:bdr w:val="nil"/>
+          <w:lang w:val="uk-UA" w:eastAsia="ru-RU"/>
+        </w:rPr>
+        <w:t xml:space="preserve"> </w:t>
+      </w:r>
+      <w:r>
+        <w:rPr>
+          <w:rFonts w:eastAsia="Arial Unicode MS" w:cs="Times New Roman"/>
+          <w:bCs/>
+          <w:color w:val="000000"/>
+          <w:szCs w:val="28"/>
+          <w:u w:color="000000"/>
+          <w:bdr w:val="nil"/>
+          <w:lang w:val="uk-UA" w:eastAsia="ru-RU"/>
+        </w:rPr>
+        <w:t>– середній час виконання послідовного алгоритму на заданому графі;</w:t>
+      </w:r>
+    </w:p>
+    <w:p>
+      <w:pPr>
+        <w:ind w:firstLine="0"/>
+        <w:rPr>
+          <w:rFonts w:eastAsia="Arial Unicode MS" w:cs="Times New Roman"/>
+          <w:bCs/>
+          <w:color w:val="000000"/>
+          <w:szCs w:val="28"/>
+          <w:u w:color="000000"/>
+          <w:bdr w:val="nil"/>
+          <w:lang w:val="uk-UA" w:eastAsia="ru-RU"/>
+        </w:rPr>
+      </w:pPr>
+      <m:oMath>
+        <m:sSub>
+          <m:sSubPr>
+            <m:ctrlPr>
+              <w:rPr>
+                <w:rFonts w:ascii="Cambria Math" w:eastAsia="Arial Unicode MS" w:hAnsi="Cambria Math" w:cs="Times New Roman"/>
                 <w:bCs/>
+                <w:i/>
                 <w:color w:val="000000"/>
                 <w:szCs w:val="28"/>
                 <w:u w:color="000000"/>
                 <w:bdr w:val="nil"/>
                 <w:lang w:val="uk-UA" w:eastAsia="ru-RU"/>
               </w:rPr>
-              <w:t>Час п</w:t>
-            </w:r>
-            <w:r>
-              <w:rPr>
-                <w:rFonts w:eastAsia="Arial Unicode MS" w:cs="Times New Roman"/>
-                <w:bCs/>
+            </m:ctrlPr>
+          </m:sSubPr>
+          <m:e>
+            <m:r>
+              <w:rPr>
+                <w:rFonts w:ascii="Cambria Math" w:eastAsia="Arial Unicode MS" w:hAnsi="Cambria Math" w:cs="Times New Roman"/>
                 <w:color w:val="000000"/>
                 <w:szCs w:val="28"/>
                 <w:u w:color="000000"/>
                 <w:bdr w:val="nil"/>
                 <w:lang w:val="uk-UA" w:eastAsia="ru-RU"/>
               </w:rPr>
-              <w:t>ослідовн</w:t>
-            </w:r>
-            <w:r>
-              <w:rPr>
-                <w:rFonts w:eastAsia="Arial Unicode MS" w:cs="Times New Roman"/>
-                <w:bCs/>
+              <m:t>T</m:t>
+            </m:r>
+          </m:e>
+          <m:sub>
+            <m:r>
+              <w:rPr>
+                <w:rFonts w:ascii="Cambria Math" w:eastAsia="Arial Unicode MS" w:hAnsi="Cambria Math" w:cs="Times New Roman"/>
                 <w:color w:val="000000"/>
                 <w:szCs w:val="28"/>
                 <w:u w:color="000000"/>
                 <w:bdr w:val="nil"/>
                 <w:lang w:val="uk-UA" w:eastAsia="ru-RU"/>
               </w:rPr>
-              <w:t>ого алгоритму</w:t>
-            </w:r>
-            <w:r>
-              <w:rPr>
-                <w:rFonts w:eastAsia="Arial Unicode MS" w:cs="Times New Roman"/>
-                <w:bCs/>
-                <w:color w:val="000000" w:themeColor="text1"/>
-                <w:szCs w:val="28"/>
-                <w:u w:color="000000"/>
-                <w:bdr w:val="nil"/>
-                <w:lang w:val="uk-UA" w:eastAsia="ru-RU"/>
-              </w:rPr>
-              <w:t>, мікросекунд</w:t>
-            </w:r>
-          </w:p>
-        </w:tc>
-        <w:tc>
-          <w:tcPr>
-            <w:tcW w:w="3210" w:type="dxa"/>
-            <w:shd w:val="clear" w:color="auto" w:fill="BFBFBF" w:themeFill="background1" w:themeFillShade="BF"/>
-          </w:tcPr>
-          <w:p>
-            <w:pPr>
-              <w:ind w:firstLine="0"/>
-              <w:jc w:val="center"/>
-              <w:rPr>
-                <w:rFonts w:eastAsia="Arial Unicode MS" w:cs="Times New Roman"/>
-                <w:bCs/>
-                <w:color w:val="000000"/>
-                <w:szCs w:val="28"/>
-                <w:u w:color="000000"/>
-                <w:bdr w:val="nil"/>
-                <w:lang w:val="uk-UA" w:eastAsia="ru-RU"/>
-              </w:rPr>
-            </w:pPr>
-            <w:r>
-              <w:rPr>
-                <w:rFonts w:eastAsia="Arial Unicode MS" w:cs="Times New Roman"/>
-                <w:bCs/>
-                <w:color w:val="000000"/>
-                <w:szCs w:val="28"/>
-                <w:u w:color="000000"/>
-                <w:bdr w:val="nil"/>
-                <w:lang w:val="uk-UA" w:eastAsia="ru-RU"/>
-              </w:rPr>
-              <w:t>Час п</w:t>
-            </w:r>
-            <w:r>
-              <w:rPr>
-                <w:rFonts w:eastAsia="Arial Unicode MS" w:cs="Times New Roman"/>
-                <w:bCs/>
-                <w:color w:val="000000"/>
-                <w:szCs w:val="28"/>
-                <w:u w:color="000000"/>
-                <w:bdr w:val="nil"/>
-                <w:lang w:val="uk-UA" w:eastAsia="ru-RU"/>
-              </w:rPr>
-              <w:t>аралельн</w:t>
-            </w:r>
-            <w:r>
-              <w:rPr>
-                <w:rFonts w:eastAsia="Arial Unicode MS" w:cs="Times New Roman"/>
-                <w:bCs/>
-                <w:color w:val="000000"/>
-                <w:szCs w:val="28"/>
-                <w:u w:color="000000"/>
-                <w:bdr w:val="nil"/>
-                <w:lang w:val="uk-UA" w:eastAsia="ru-RU"/>
-              </w:rPr>
-              <w:t>ого алгоритму</w:t>
-            </w:r>
-            <w:r>
-              <w:rPr>
-                <w:rFonts w:eastAsia="Arial Unicode MS" w:cs="Times New Roman"/>
-                <w:bCs/>
-                <w:color w:val="000000" w:themeColor="text1"/>
-                <w:szCs w:val="28"/>
-                <w:u w:color="000000"/>
-                <w:bdr w:val="nil"/>
-                <w:lang w:val="uk-UA" w:eastAsia="ru-RU"/>
-              </w:rPr>
-              <w:t>, мікросекунд</w:t>
-            </w:r>
-          </w:p>
-        </w:tc>
-      </w:tr>
-      <w:tr>
-        <w:tc>
-          <w:tcPr>
-            <w:tcW w:w="3209" w:type="dxa"/>
-          </w:tcPr>
-          <w:p>
-            <w:pPr>
-              <w:ind w:firstLine="0"/>
-              <w:jc w:val="center"/>
-              <w:rPr>
-                <w:rFonts w:eastAsia="Arial Unicode MS" w:cs="Times New Roman"/>
-                <w:bCs/>
-                <w:color w:val="000000"/>
-                <w:szCs w:val="28"/>
-                <w:u w:color="000000"/>
-                <w:bdr w:val="nil"/>
-                <w:lang w:val="uk-UA" w:eastAsia="ru-RU"/>
-              </w:rPr>
-            </w:pPr>
-            <w:r>
-              <w:rPr>
-                <w:rFonts w:eastAsia="Arial Unicode MS" w:cs="Times New Roman"/>
-                <w:bCs/>
-                <w:color w:val="000000"/>
-                <w:szCs w:val="28"/>
-                <w:u w:color="000000"/>
-                <w:bdr w:val="nil"/>
-                <w:lang w:val="uk-UA" w:eastAsia="ru-RU"/>
-              </w:rPr>
-              <w:t>1000</w:t>
-            </w:r>
-          </w:p>
-        </w:tc>
-        <w:tc>
-          <w:tcPr>
-            <w:tcW w:w="3209" w:type="dxa"/>
-          </w:tcPr>
-          <w:p>
-            <w:pPr>
-              <w:ind w:firstLine="0"/>
-              <w:jc w:val="center"/>
-              <w:rPr>
-                <w:rFonts w:eastAsia="Arial Unicode MS" w:cs="Times New Roman"/>
-                <w:bCs/>
-                <w:color w:val="000000"/>
-                <w:szCs w:val="28"/>
-                <w:u w:color="000000"/>
-                <w:bdr w:val="nil"/>
-                <w:lang w:val="uk-UA" w:eastAsia="ru-RU"/>
-              </w:rPr>
-            </w:pPr>
-            <w:r>
-              <w:rPr>
-                <w:rFonts w:eastAsia="Arial Unicode MS" w:cs="Times New Roman"/>
-                <w:bCs/>
-                <w:color w:val="000000"/>
-                <w:szCs w:val="28"/>
-                <w:u w:color="000000"/>
-                <w:bdr w:val="nil"/>
-                <w:lang w:val="uk-UA" w:eastAsia="ru-RU"/>
-              </w:rPr>
-              <w:t>2477</w:t>
-            </w:r>
-          </w:p>
-        </w:tc>
-        <w:tc>
-          <w:tcPr>
-            <w:tcW w:w="3210" w:type="dxa"/>
-          </w:tcPr>
-          <w:p>
-            <w:pPr>
-              <w:ind w:firstLine="0"/>
-              <w:jc w:val="center"/>
-              <w:rPr>
-                <w:rFonts w:eastAsia="Arial Unicode MS" w:cs="Times New Roman"/>
-                <w:bCs/>
-                <w:color w:val="000000"/>
-                <w:szCs w:val="28"/>
-                <w:u w:color="000000"/>
-                <w:bdr w:val="nil"/>
-                <w:lang w:val="uk-UA" w:eastAsia="ru-RU"/>
-              </w:rPr>
-            </w:pPr>
-            <w:r>
-              <w:rPr>
-                <w:rFonts w:eastAsia="Arial Unicode MS" w:cs="Times New Roman"/>
-                <w:bCs/>
-                <w:color w:val="000000"/>
-                <w:szCs w:val="28"/>
-                <w:u w:color="000000"/>
-                <w:bdr w:val="nil"/>
-                <w:lang w:val="uk-UA" w:eastAsia="ru-RU"/>
-              </w:rPr>
-              <w:t>475</w:t>
-            </w:r>
-          </w:p>
-        </w:tc>
-      </w:tr>
-      <w:tr>
-        <w:tc>
-          <w:tcPr>
-            <w:tcW w:w="3209" w:type="dxa"/>
-          </w:tcPr>
-          <w:p>
-            <w:pPr>
-              <w:ind w:firstLine="0"/>
-              <w:jc w:val="center"/>
-              <w:rPr>
-                <w:rFonts w:eastAsia="Arial Unicode MS" w:cs="Times New Roman"/>
-                <w:bCs/>
-                <w:color w:val="000000"/>
-                <w:szCs w:val="28"/>
-                <w:u w:color="000000"/>
-                <w:bdr w:val="nil"/>
-                <w:lang w:val="uk-UA" w:eastAsia="ru-RU"/>
-              </w:rPr>
-            </w:pPr>
-            <w:r>
-              <w:rPr>
-                <w:rFonts w:eastAsia="Arial Unicode MS" w:cs="Times New Roman"/>
-                <w:bCs/>
-                <w:color w:val="000000"/>
-                <w:szCs w:val="28"/>
-                <w:u w:color="000000"/>
-                <w:bdr w:val="nil"/>
-                <w:lang w:val="uk-UA" w:eastAsia="ru-RU"/>
-              </w:rPr>
-              <w:t>3000</w:t>
-            </w:r>
-          </w:p>
-        </w:tc>
-        <w:tc>
-          <w:tcPr>
-            <w:tcW w:w="3209" w:type="dxa"/>
-          </w:tcPr>
-          <w:p>
-            <w:pPr>
-              <w:ind w:firstLine="0"/>
-              <w:jc w:val="center"/>
-              <w:rPr>
-                <w:rFonts w:eastAsia="Arial Unicode MS" w:cs="Times New Roman"/>
-                <w:bCs/>
-                <w:color w:val="000000"/>
-                <w:szCs w:val="28"/>
-                <w:u w:color="000000"/>
-                <w:bdr w:val="nil"/>
-                <w:lang w:val="uk-UA" w:eastAsia="ru-RU"/>
-              </w:rPr>
-            </w:pPr>
-            <w:r>
-              <w:rPr>
-                <w:rFonts w:eastAsia="Arial Unicode MS" w:cs="Times New Roman"/>
-                <w:bCs/>
-                <w:color w:val="000000"/>
-                <w:szCs w:val="28"/>
-                <w:u w:color="000000"/>
-                <w:bdr w:val="nil"/>
-                <w:lang w:val="uk-UA" w:eastAsia="ru-RU"/>
-              </w:rPr>
-              <w:t>2338</w:t>
-            </w:r>
-          </w:p>
-        </w:tc>
-        <w:tc>
-          <w:tcPr>
-            <w:tcW w:w="3210" w:type="dxa"/>
-          </w:tcPr>
-          <w:p>
-            <w:pPr>
-              <w:ind w:firstLine="0"/>
-              <w:jc w:val="center"/>
-              <w:rPr>
-                <w:rFonts w:eastAsia="Arial Unicode MS" w:cs="Times New Roman"/>
-                <w:bCs/>
-                <w:color w:val="000000"/>
-                <w:szCs w:val="28"/>
-                <w:u w:color="000000"/>
-                <w:bdr w:val="nil"/>
-                <w:lang w:val="uk-UA" w:eastAsia="ru-RU"/>
-              </w:rPr>
-            </w:pPr>
-            <w:r>
-              <w:rPr>
-                <w:rFonts w:eastAsia="Arial Unicode MS" w:cs="Times New Roman"/>
-                <w:bCs/>
-                <w:color w:val="000000"/>
-                <w:szCs w:val="28"/>
-                <w:u w:color="000000"/>
-                <w:bdr w:val="nil"/>
-                <w:lang w:val="uk-UA" w:eastAsia="ru-RU"/>
-              </w:rPr>
-              <w:t>837</w:t>
-            </w:r>
-          </w:p>
-        </w:tc>
-      </w:tr>
-    </w:tbl>
-    <w:p>
-      <w:pPr>
+              <m:t>par</m:t>
+            </m:r>
+          </m:sub>
+        </m:sSub>
+      </m:oMath>
+      <w:r>
+        <w:rPr>
+          <w:rFonts w:eastAsia="Arial Unicode MS" w:cs="Times New Roman"/>
+          <w:bCs/>
+          <w:color w:val="000000"/>
+          <w:szCs w:val="28"/>
+          <w:u w:color="000000"/>
+          <w:bdr w:val="nil"/>
+          <w:lang w:val="uk-UA" w:eastAsia="ru-RU"/>
+        </w:rPr>
+        <w:t xml:space="preserve"> </w:t>
+      </w:r>
+      <w:r>
+        <w:rPr>
+          <w:rFonts w:eastAsia="Arial Unicode MS" w:cs="Times New Roman"/>
+          <w:bCs/>
+          <w:color w:val="000000"/>
+          <w:szCs w:val="28"/>
+          <w:u w:color="000000"/>
+          <w:bdr w:val="nil"/>
+          <w:lang w:val="uk-UA" w:eastAsia="ru-RU"/>
+        </w:rPr>
+        <w:t xml:space="preserve">– середній час виконання паралельного алгоритму на тому ж графі з використанням </w:t>
+      </w:r>
+      <w:r>
+        <w:rPr>
+          <w:rFonts w:eastAsia="Arial Unicode MS" w:cs="Times New Roman"/>
+          <w:bCs/>
+          <w:color w:val="000000"/>
+          <w:szCs w:val="28"/>
+          <w:u w:color="000000"/>
+          <w:bdr w:val="nil"/>
+          <w:lang w:eastAsia="ru-RU"/>
+        </w:rPr>
+        <w:t>«</w:t>
+      </w:r>
+      <w:r>
+        <w:rPr>
+          <w:rFonts w:eastAsia="Arial Unicode MS" w:cs="Times New Roman"/>
+          <w:bCs/>
+          <w:color w:val="000000"/>
+          <w:szCs w:val="28"/>
+          <w:u w:color="000000"/>
+          <w:bdr w:val="nil"/>
+          <w:lang w:val="en-US" w:eastAsia="ru-RU"/>
+        </w:rPr>
+        <w:t>p</w:t>
+      </w:r>
+      <w:r>
+        <w:rPr>
+          <w:rFonts w:eastAsia="Arial Unicode MS" w:cs="Times New Roman"/>
+          <w:bCs/>
+          <w:color w:val="000000"/>
+          <w:szCs w:val="28"/>
+          <w:u w:color="000000"/>
+          <w:bdr w:val="nil"/>
+          <w:lang w:val="uk-UA" w:eastAsia="ru-RU"/>
+        </w:rPr>
+        <w:t>»</w:t>
+      </w:r>
+      <w:r>
+        <w:rPr>
+          <w:rFonts w:eastAsia="Arial Unicode MS" w:cs="Times New Roman"/>
+          <w:bCs/>
+          <w:color w:val="000000"/>
+          <w:szCs w:val="28"/>
+          <w:u w:color="000000"/>
+          <w:bdr w:val="nil"/>
+          <w:lang w:val="uk-UA" w:eastAsia="ru-RU"/>
+        </w:rPr>
+        <w:t xml:space="preserve"> робочих процесів.</w:t>
+      </w:r>
+    </w:p>
+    <w:p>
+      <w:pPr>
+        <w:ind w:firstLine="708"/>
+        <w:rPr>
+          <w:rFonts w:eastAsia="Arial Unicode MS" w:cs="Times New Roman"/>
+          <w:bCs/>
+          <w:color w:val="000000"/>
+          <w:szCs w:val="28"/>
+          <w:u w:color="000000"/>
+          <w:bdr w:val="nil"/>
+          <w:lang w:val="uk-UA" w:eastAsia="ru-RU"/>
+        </w:rPr>
+      </w:pPr>
+      <w:r>
+        <w:rPr>
+          <w:rFonts w:eastAsia="Arial Unicode MS" w:cs="Times New Roman"/>
+          <w:bCs/>
+          <w:color w:val="000000"/>
+          <w:szCs w:val="28"/>
+          <w:u w:color="000000"/>
+          <w:bdr w:val="nil"/>
+          <w:lang w:val="uk-UA" w:eastAsia="ru-RU"/>
+        </w:rPr>
+        <w:t xml:space="preserve">Окрім цього обраховувалася ефективність використання логічних ядер процесору за формулою: </w:t>
+      </w:r>
+    </w:p>
+    <w:p>
+      <w:pPr>
+        <w:rPr>
+          <w:rFonts w:eastAsia="Arial Unicode MS" w:cs="Times New Roman"/>
+          <w:bCs/>
+          <w:color w:val="000000"/>
+          <w:szCs w:val="28"/>
+          <w:u w:color="000000"/>
+          <w:bdr w:val="nil"/>
+          <w:lang w:val="uk-UA" w:eastAsia="ru-RU"/>
+        </w:rPr>
+      </w:pPr>
+      <m:oMathPara>
+        <m:oMath>
+          <m:r>
+            <w:rPr>
+              <w:rFonts w:ascii="Cambria Math" w:eastAsia="Arial Unicode MS" w:hAnsi="Cambria Math" w:cs="Times New Roman"/>
+              <w:color w:val="000000"/>
+              <w:szCs w:val="28"/>
+              <w:u w:color="000000"/>
+              <w:bdr w:val="nil"/>
+              <w:lang w:val="uk-UA" w:eastAsia="ru-RU"/>
+            </w:rPr>
+            <m:t>E</m:t>
+          </m:r>
+          <m:r>
+            <w:rPr>
+              <w:rFonts w:ascii="Cambria Math" w:eastAsia="Arial Unicode MS" w:hAnsi="Cambria Math" w:cs="Times New Roman"/>
+              <w:color w:val="000000"/>
+              <w:szCs w:val="28"/>
+              <w:u w:color="000000"/>
+              <w:bdr w:val="nil"/>
+              <w:lang w:val="uk-UA" w:eastAsia="ru-RU"/>
+            </w:rPr>
+            <m:t>=</m:t>
+          </m:r>
+          <m:f>
+            <m:fPr>
+              <m:ctrlPr>
+                <w:rPr>
+                  <w:rFonts w:ascii="Cambria Math" w:eastAsia="Arial Unicode MS" w:hAnsi="Cambria Math" w:cs="Times New Roman"/>
+                  <w:bCs/>
+                  <w:i/>
+                  <w:color w:val="000000"/>
+                  <w:szCs w:val="28"/>
+                  <w:u w:color="000000"/>
+                  <w:bdr w:val="nil"/>
+                  <w:lang w:val="uk-UA" w:eastAsia="ru-RU"/>
+                </w:rPr>
+              </m:ctrlPr>
+            </m:fPr>
+            <m:num>
+              <m:r>
+                <w:rPr>
+                  <w:rFonts w:ascii="Cambria Math" w:eastAsia="Arial Unicode MS" w:hAnsi="Cambria Math" w:cs="Times New Roman"/>
+                  <w:color w:val="000000"/>
+                  <w:szCs w:val="28"/>
+                  <w:u w:color="000000"/>
+                  <w:bdr w:val="nil"/>
+                  <w:lang w:val="uk-UA" w:eastAsia="ru-RU"/>
+                </w:rPr>
+                <m:t>S</m:t>
+              </m:r>
+            </m:num>
+            <m:den>
+              <m:r>
+                <w:rPr>
+                  <w:rFonts w:ascii="Cambria Math" w:eastAsia="Arial Unicode MS" w:hAnsi="Cambria Math" w:cs="Times New Roman"/>
+                  <w:color w:val="000000"/>
+                  <w:szCs w:val="28"/>
+                  <w:u w:color="000000"/>
+                  <w:bdr w:val="nil"/>
+                  <w:lang w:val="en-US" w:eastAsia="ru-RU"/>
+                </w:rPr>
+                <m:t>p</m:t>
+              </m:r>
+            </m:den>
+          </m:f>
+        </m:oMath>
+      </m:oMathPara>
+    </w:p>
+    <w:p>
+      <w:pPr>
+        <w:ind w:firstLine="0"/>
+        <w:rPr>
+          <w:rFonts w:eastAsia="Arial Unicode MS" w:cs="Times New Roman"/>
+          <w:bCs/>
+          <w:color w:val="000000"/>
+          <w:szCs w:val="28"/>
+          <w:u w:color="000000"/>
+          <w:bdr w:val="nil"/>
+          <w:lang w:val="uk-UA" w:eastAsia="ru-RU"/>
+        </w:rPr>
+      </w:pPr>
+      <w:r>
+        <w:rPr>
+          <w:rFonts w:eastAsia="Arial Unicode MS" w:cs="Times New Roman"/>
+          <w:bCs/>
+          <w:color w:val="000000"/>
+          <w:szCs w:val="28"/>
+          <w:u w:color="000000"/>
+          <w:bdr w:val="nil"/>
+          <w:lang w:val="uk-UA" w:eastAsia="ru-RU"/>
+        </w:rPr>
+        <w:t>де p – це кількість використаних логічних ядер.</w:t>
+      </w:r>
+    </w:p>
+    <w:p>
+      <w:pPr>
+        <w:ind w:firstLine="0"/>
+        <w:rPr>
+          <w:rFonts w:eastAsia="Arial Unicode MS" w:cs="Times New Roman"/>
+          <w:bCs/>
+          <w:color w:val="000000"/>
+          <w:szCs w:val="28"/>
+          <w:u w:color="000000"/>
+          <w:bdr w:val="nil"/>
+          <w:lang w:val="uk-UA" w:eastAsia="ru-RU"/>
+        </w:rPr>
+      </w:pPr>
+      <w:r>
+        <w:rPr>
+          <w:rFonts w:eastAsia="Arial Unicode MS" w:cs="Times New Roman"/>
+          <w:bCs/>
+          <w:color w:val="000000"/>
+          <w:szCs w:val="28"/>
+          <w:u w:color="000000"/>
+          <w:bdr w:val="nil"/>
+          <w:lang w:val="uk-UA" w:eastAsia="ru-RU"/>
+        </w:rPr>
+        <w:lastRenderedPageBreak/>
+        <w:tab/>
+      </w:r>
+      <w:r>
+        <w:rPr>
+          <w:rFonts w:eastAsia="Arial Unicode MS" w:cs="Times New Roman"/>
+          <w:bCs/>
+          <w:color w:val="000000"/>
+          <w:szCs w:val="28"/>
+          <w:u w:color="000000"/>
+          <w:bdr w:val="nil"/>
+          <w:lang w:val="uk-UA" w:eastAsia="ru-RU"/>
+        </w:rPr>
+        <w:t xml:space="preserve">Таким чином під час експерементів змінювалася </w:t>
+      </w:r>
+      <w:r>
+        <w:rPr>
+          <w:rFonts w:eastAsia="Arial Unicode MS" w:cs="Times New Roman"/>
+          <w:bCs/>
+          <w:color w:val="000000"/>
+          <w:szCs w:val="28"/>
+          <w:u w:color="000000"/>
+          <w:bdr w:val="nil"/>
+          <w:lang w:val="uk-UA" w:eastAsia="ru-RU"/>
+        </w:rPr>
+        <w:t xml:space="preserve">не тільки розмір вхідних даних, а й досліджувався вплив параметрів </w:t>
+      </w:r>
+      <m:oMath>
+        <m:r>
+          <w:rPr>
+            <w:rFonts w:ascii="Cambria Math" w:eastAsia="Arial Unicode MS" w:hAnsi="Cambria Math" w:cs="Times New Roman"/>
+            <w:color w:val="000000"/>
+            <w:szCs w:val="28"/>
+            <w:u w:color="000000"/>
+            <w:bdr w:val="nil"/>
+            <w:lang w:val="uk-UA" w:eastAsia="ru-RU"/>
+          </w:rPr>
+          <m:t>∆</m:t>
+        </m:r>
+      </m:oMath>
+      <w:r>
+        <w:rPr>
+          <w:rFonts w:eastAsia="Arial Unicode MS" w:cs="Times New Roman"/>
+          <w:bCs/>
+          <w:color w:val="000000"/>
+          <w:szCs w:val="28"/>
+          <w:u w:color="000000"/>
+          <w:bdr w:val="nil"/>
+          <w:lang w:val="uk-UA" w:eastAsia="ru-RU"/>
+        </w:rPr>
+        <w:t xml:space="preserve"> та к</w:t>
+      </w:r>
+      <w:r>
+        <w:rPr>
+          <w:rFonts w:eastAsia="Arial Unicode MS" w:cs="Times New Roman"/>
+          <w:bCs/>
+          <w:color w:val="000000"/>
+          <w:szCs w:val="28"/>
+          <w:u w:color="000000"/>
+          <w:bdr w:val="nil"/>
+          <w:lang w:val="ru-RU" w:eastAsia="ru-RU"/>
+        </w:rPr>
+        <w:t xml:space="preserve">ількість </w:t>
+      </w:r>
+      <w:r>
+        <w:rPr>
+          <w:rFonts w:eastAsia="Arial Unicode MS" w:cs="Times New Roman"/>
+          <w:bCs/>
+          <w:color w:val="000000"/>
+          <w:szCs w:val="28"/>
+          <w:u w:color="000000"/>
+          <w:bdr w:val="nil"/>
+          <w:lang w:val="uk-UA" w:eastAsia="ru-RU"/>
+        </w:rPr>
+        <w:t xml:space="preserve">виділених логічних ядер </w:t>
+      </w:r>
+      <w:r>
+        <w:rPr>
+          <w:rFonts w:eastAsia="Arial Unicode MS" w:cs="Times New Roman"/>
+          <w:bCs/>
+          <w:color w:val="000000"/>
+          <w:szCs w:val="28"/>
+          <w:u w:color="000000"/>
+          <w:bdr w:val="nil"/>
+          <w:lang w:val="uk-UA" w:eastAsia="ru-RU"/>
+        </w:rPr>
+        <w:t>«</w:t>
+      </w:r>
+      <w:r>
+        <w:rPr>
+          <w:rFonts w:eastAsia="Arial Unicode MS" w:cs="Times New Roman"/>
+          <w:bCs/>
+          <w:color w:val="000000"/>
+          <w:szCs w:val="28"/>
+          <w:u w:color="000000"/>
+          <w:bdr w:val="nil"/>
+          <w:lang w:eastAsia="ru-RU"/>
+        </w:rPr>
+        <w:t>p</w:t>
+      </w:r>
+      <w:r>
+        <w:rPr>
+          <w:rFonts w:eastAsia="Arial Unicode MS" w:cs="Times New Roman"/>
+          <w:bCs/>
+          <w:color w:val="000000"/>
+          <w:szCs w:val="28"/>
+          <w:u w:color="000000"/>
+          <w:bdr w:val="nil"/>
+          <w:lang w:val="uk-UA" w:eastAsia="ru-RU"/>
+        </w:rPr>
+        <w:t>»</w:t>
+      </w:r>
+      <w:r>
+        <w:rPr>
+          <w:rFonts w:eastAsia="Arial Unicode MS" w:cs="Times New Roman"/>
+          <w:bCs/>
+          <w:color w:val="000000"/>
+          <w:szCs w:val="28"/>
+          <w:u w:color="000000"/>
+          <w:bdr w:val="nil"/>
+          <w:lang w:val="uk-UA" w:eastAsia="ru-RU"/>
+        </w:rPr>
+        <w:t>.</w:t>
+      </w:r>
+    </w:p>
+    <w:p>
+      <w:pPr>
+        <w:rPr>
+          <w:lang w:val="uk-UA" w:eastAsia="ru-RU"/>
+        </w:rPr>
+      </w:pPr>
+    </w:p>
+    <w:p>
+      <w:pPr>
+        <w:pStyle w:val="2"/>
+        <w:rPr>
+          <w:rFonts w:eastAsiaTheme="minorEastAsia"/>
+          <w:lang w:eastAsia="ru-RU"/>
+        </w:rPr>
+      </w:pPr>
+      <w:r>
+        <w:rPr>
+          <w:lang w:val="uk-UA" w:eastAsia="ru-RU"/>
+        </w:rPr>
+        <w:t>5.</w:t>
+      </w:r>
+      <w:r>
+        <w:rPr>
+          <w:lang w:val="uk-UA" w:eastAsia="ru-RU"/>
+        </w:rPr>
+        <w:t>2</w:t>
+      </w:r>
+      <w:r>
+        <w:rPr>
+          <w:lang w:val="uk-UA" w:eastAsia="ru-RU"/>
+        </w:rPr>
+        <w:t xml:space="preserve"> </w:t>
+      </w:r>
+      <w:r>
+        <w:rPr>
+          <w:lang w:val="uk-UA" w:eastAsia="ru-RU"/>
+        </w:rPr>
+        <w:t>А</w:t>
+      </w:r>
+      <w:r>
+        <w:rPr>
+          <w:lang w:val="uk-UA" w:eastAsia="ru-RU"/>
+        </w:rPr>
+        <w:t>наліз прискорення та ефективності алгоритму</w:t>
+      </w:r>
+      <w:r>
+        <w:rPr>
+          <w:lang w:val="uk-UA" w:eastAsia="ru-RU"/>
+        </w:rPr>
+        <w:t xml:space="preserve"> при фіксованій </w:t>
+      </w:r>
+      <m:oMath>
+        <m:r>
+          <m:rPr>
+            <m:sty m:val="bi"/>
+          </m:rPr>
+          <w:rPr>
+            <w:rFonts w:ascii="Cambria Math" w:eastAsia="Arial Unicode MS" w:hAnsi="Cambria Math" w:cs="Times New Roman"/>
+            <w:color w:val="000000"/>
+            <w:szCs w:val="28"/>
+            <w:u w:color="000000"/>
+            <w:bdr w:val="nil"/>
+            <w:lang w:val="uk-UA" w:eastAsia="ru-RU"/>
+          </w:rPr>
+          <m:t>∆</m:t>
+        </m:r>
+      </m:oMath>
+    </w:p>
+    <w:p>
+      <w:pPr>
+        <w:ind w:firstLine="0"/>
+        <w:rPr>
+          <w:rFonts w:eastAsia="Arial Unicode MS" w:cs="Times New Roman"/>
+          <w:bCs/>
+          <w:szCs w:val="28"/>
+          <w:u w:color="000000"/>
+          <w:bdr w:val="nil"/>
+          <w:lang w:val="uk-UA" w:eastAsia="ru-RU"/>
+        </w:rPr>
+      </w:pPr>
+      <w:r>
+        <w:rPr>
+          <w:rFonts w:eastAsia="Arial Unicode MS" w:cs="Times New Roman"/>
+          <w:bCs/>
+          <w:szCs w:val="28"/>
+          <w:u w:color="000000"/>
+          <w:bdr w:val="nil"/>
+          <w:lang w:val="uk-UA" w:eastAsia="ru-RU"/>
+        </w:rPr>
+        <w:tab/>
+      </w:r>
+      <w:r>
+        <w:rPr>
+          <w:rFonts w:eastAsia="Arial Unicode MS" w:cs="Times New Roman"/>
+          <w:bCs/>
+          <w:szCs w:val="28"/>
+          <w:u w:color="000000"/>
+          <w:bdr w:val="nil"/>
+          <w:lang w:val="uk-UA" w:eastAsia="ru-RU"/>
+        </w:rPr>
+        <w:t xml:space="preserve">Для базового дослідження загальної ефективності розпаралелювання було обрано підхід із фіксацією ключового параметра алгоритму на рівні </w:t>
+      </w:r>
+      <m:oMath>
+        <m:r>
+          <w:rPr>
+            <w:rFonts w:ascii="Cambria Math" w:eastAsia="Arial Unicode MS" w:hAnsi="Cambria Math" w:cs="Times New Roman"/>
+            <w:color w:val="000000"/>
+            <w:szCs w:val="28"/>
+            <w:u w:color="000000"/>
+            <w:bdr w:val="nil"/>
+            <w:lang w:val="uk-UA" w:eastAsia="ru-RU"/>
+          </w:rPr>
+          <m:t>∆</m:t>
+        </m:r>
+        <m:r>
+          <w:rPr>
+            <w:rFonts w:ascii="Cambria Math" w:eastAsia="Arial Unicode MS" w:hAnsi="Cambria Math" w:cs="Times New Roman"/>
+            <w:color w:val="000000"/>
+            <w:szCs w:val="28"/>
+            <w:u w:color="000000"/>
+            <w:bdr w:val="nil"/>
+            <w:lang w:val="uk-UA" w:eastAsia="ru-RU"/>
+          </w:rPr>
+          <m:t xml:space="preserve"> =</m:t>
+        </m:r>
+        <m:r>
+          <w:rPr>
+            <w:rFonts w:ascii="Cambria Math" w:eastAsia="Arial Unicode MS" w:hAnsi="Cambria Math" w:cs="Times New Roman"/>
+            <w:color w:val="000000"/>
+            <w:szCs w:val="28"/>
+            <w:u w:color="000000"/>
+            <w:bdr w:val="nil"/>
+            <w:lang w:val="uk-UA" w:eastAsia="ru-RU"/>
+          </w:rPr>
+          <m:t>1</m:t>
+        </m:r>
+      </m:oMath>
+      <w:r>
+        <w:rPr>
+          <w:rFonts w:eastAsia="Arial Unicode MS" w:cs="Times New Roman"/>
+          <w:bCs/>
+          <w:szCs w:val="28"/>
+          <w:u w:color="000000"/>
+          <w:bdr w:val="nil"/>
+          <w:lang w:val="uk-UA" w:eastAsia="ru-RU"/>
+        </w:rPr>
+        <w:t xml:space="preserve">. Це дозволило ізольовано проаналізувати вплив розмірності графа та кількості залучених робочих процесів на швидкість виконання обчислень. </w:t>
+      </w:r>
+      <w:r>
+        <w:rPr>
+          <w:rFonts w:eastAsia="Arial Unicode MS" w:cs="Times New Roman"/>
+          <w:bCs/>
+          <w:szCs w:val="28"/>
+          <w:u w:color="000000"/>
+          <w:bdr w:val="nil"/>
+          <w:lang w:val="uk-UA" w:eastAsia="ru-RU"/>
+        </w:rPr>
+        <w:t>Результати прискорення та ефективності наведено на рисунку 5.1.</w:t>
+      </w:r>
+    </w:p>
+    <w:p>
+      <w:pPr>
+        <w:ind w:firstLine="0"/>
+        <w:rPr>
+          <w:rFonts w:eastAsia="Arial Unicode MS" w:cs="Times New Roman"/>
+          <w:bCs/>
+          <w:szCs w:val="28"/>
+          <w:u w:color="000000"/>
+          <w:bdr w:val="nil"/>
+          <w:lang w:val="uk-UA" w:eastAsia="ru-RU"/>
+        </w:rPr>
+      </w:pPr>
+      <w:r>
+        <w:rPr>
+          <w:rFonts w:eastAsia="Arial Unicode MS" w:cs="Times New Roman"/>
+          <w:bCs/>
+          <w:szCs w:val="28"/>
+          <w:u w:color="000000"/>
+          <w:bdr w:val="nil"/>
+          <w:lang w:val="uk-UA" w:eastAsia="ru-RU"/>
+        </w:rPr>
+        <w:drawing>
+          <wp:inline distT="0" distB="0" distL="0" distR="0" wp14:anchorId="252BBFAC" wp14:editId="2E16D0C7">
+            <wp:extent cx="6120130" cy="4079875"/>
+            <wp:effectExtent l="0" t="0" r="0" b="0"/>
+            <wp:docPr id="26" name="Рисунок 26"/>
+            <wp:cNvGraphicFramePr>
+              <a:graphicFrameLocks xmlns:a="http://schemas.openxmlformats.org/drawingml/2006/main" noChangeAspect="1"/>
+            </wp:cNvGraphicFramePr>
+            <a:graphic xmlns:a="http://schemas.openxmlformats.org/drawingml/2006/main">
+              <a:graphicData uri="http://schemas.openxmlformats.org/drawingml/2006/picture">
+                <pic:pic xmlns:pic="http://schemas.openxmlformats.org/drawingml/2006/picture">
+                  <pic:nvPicPr>
+                    <pic:cNvPr id="1" name=""/>
+                    <pic:cNvPicPr/>
+                  </pic:nvPicPr>
+                  <pic:blipFill>
+                    <a:blip r:embed="rId31"/>
+                    <a:stretch>
+                      <a:fillRect/>
+                    </a:stretch>
+                  </pic:blipFill>
+                  <pic:spPr>
+                    <a:xfrm>
+                      <a:off x="0" y="0"/>
+                      <a:ext cx="6120130" cy="4079875"/>
+                    </a:xfrm>
+                    <a:prstGeom prst="rect">
+                      <a:avLst/>
+                    </a:prstGeom>
+                  </pic:spPr>
+                </pic:pic>
+              </a:graphicData>
+            </a:graphic>
+          </wp:inline>
+        </w:drawing>
+      </w:r>
+    </w:p>
+    <w:p>
+      <w:pPr>
+        <w:ind w:firstLine="0"/>
         <w:jc w:val="center"/>
         <w:rPr>
           <w:rFonts w:eastAsia="Arial Unicode MS" w:cs="Times New Roman"/>
           <w:bCs/>
-          <w:color w:val="000000"/>
-          <w:szCs w:val="28"/>
-          <w:u w:color="000000"/>
-          <w:bdr w:val="nil"/>
-          <w:lang w:val="uk-UA" w:eastAsia="ru-RU"/>
-        </w:rPr>
-      </w:pPr>
-    </w:p>
-    <w:p>
-      <w:pPr>
-        <w:ind w:firstLine="708"/>
-        <w:rPr>
-          <w:rFonts w:eastAsia="Arial Unicode MS" w:cs="Times New Roman"/>
-          <w:bCs/>
-          <w:color w:val="000000"/>
-          <w:szCs w:val="28"/>
-          <w:u w:color="000000"/>
-          <w:bdr w:val="nil"/>
-          <w:lang w:val="uk-UA" w:eastAsia="ru-RU"/>
-        </w:rPr>
-      </w:pPr>
-      <w:r>
-        <w:rPr>
-          <w:rFonts w:eastAsia="Arial Unicode MS" w:cs="Times New Roman"/>
-          <w:bCs/>
-          <w:color w:val="000000"/>
-          <w:szCs w:val="28"/>
-          <w:u w:color="000000"/>
-          <w:bdr w:val="nil"/>
-          <w:lang w:val="uk-UA" w:eastAsia="ru-RU"/>
-        </w:rPr>
-        <w:t>На рисунку 5.1….</w:t>
-      </w:r>
-      <w:r>
-        <w:rPr>
-          <w:rFonts w:eastAsia="Arial Unicode MS" w:cs="Times New Roman"/>
-          <w:bCs/>
-          <w:color w:val="000000"/>
-          <w:szCs w:val="28"/>
-          <w:u w:color="000000"/>
-          <w:bdr w:val="nil"/>
-          <w:lang w:val="uk-UA" w:eastAsia="ru-RU"/>
-        </w:rPr>
-        <w:t xml:space="preserve">   </w:t>
-      </w:r>
-    </w:p>
-    <w:p>
-      <w:pPr>
-        <w:ind w:firstLine="708"/>
-        <w:rPr>
-          <w:rFonts w:eastAsia="Arial Unicode MS" w:cs="Times New Roman"/>
-          <w:bCs/>
-          <w:color w:val="000000"/>
-          <w:szCs w:val="28"/>
-          <w:u w:color="000000"/>
-          <w:bdr w:val="nil"/>
-          <w:lang w:val="uk-UA" w:eastAsia="ru-RU"/>
-        </w:rPr>
-      </w:pPr>
-      <w:r>
-        <w:rPr>
-          <w:rFonts w:eastAsia="Arial Unicode MS" w:cs="Times New Roman"/>
-          <w:bCs/>
-          <w:color w:val="000000"/>
-          <w:szCs w:val="28"/>
-          <w:u w:color="000000"/>
-          <w:bdr w:val="nil"/>
-          <w:lang w:val="uk-UA" w:eastAsia="ru-RU"/>
-        </w:rPr>
-        <w:t>…..(рис.5.3).</w:t>
-      </w:r>
-    </w:p>
-    <w:p>
-      <w:pPr>
-        <w:pStyle w:val="af1"/>
-        <w:rPr>
-          <w:rFonts w:eastAsia="Arial Unicode MS"/>
-          <w:u w:color="000000"/>
-          <w:bdr w:val="nil"/>
-          <w:lang w:val="uk-UA" w:eastAsia="ru-RU"/>
-        </w:rPr>
-      </w:pPr>
-    </w:p>
-    <w:p>
-      <w:pPr>
-        <w:pStyle w:val="af1"/>
-        <w:rPr>
-          <w:rFonts w:eastAsia="Arial Unicode MS"/>
-          <w:u w:color="000000"/>
-          <w:bdr w:val="nil"/>
-          <w:lang w:eastAsia="ru-RU"/>
-        </w:rPr>
-      </w:pPr>
-      <w:r>
-        <w:rPr>
-          <w:rFonts w:eastAsia="Arial Unicode MS"/>
-          <w:u w:color="000000"/>
-          <w:bdr w:val="nil"/>
-          <w:lang w:val="uk-UA" w:eastAsia="ru-RU"/>
-        </w:rPr>
-        <w:t>Рисунок 5.</w:t>
-      </w:r>
-      <w:r>
-        <w:rPr>
-          <w:rFonts w:eastAsia="Arial Unicode MS"/>
-          <w:u w:color="000000"/>
-          <w:bdr w:val="nil"/>
-          <w:lang w:val="uk-UA" w:eastAsia="ru-RU"/>
-        </w:rPr>
-        <w:t>1</w:t>
-      </w:r>
-      <w:r>
-        <w:rPr>
-          <w:rFonts w:eastAsia="Arial Unicode MS"/>
-          <w:u w:color="000000"/>
-          <w:bdr w:val="nil"/>
-          <w:lang w:val="uk-UA" w:eastAsia="ru-RU"/>
-        </w:rPr>
-        <w:t>.</w:t>
-      </w:r>
-      <w:r>
-        <w:rPr>
-          <w:rFonts w:eastAsia="Arial Unicode MS"/>
-          <w:u w:color="000000"/>
-          <w:bdr w:val="nil"/>
-          <w:lang w:val="uk-UA" w:eastAsia="ru-RU"/>
-        </w:rPr>
-        <w:t xml:space="preserve"> – </w:t>
-      </w:r>
-      <w:r>
-        <w:rPr>
-          <w:rFonts w:eastAsia="Arial Unicode MS"/>
-          <w:u w:color="000000"/>
-          <w:bdr w:val="nil"/>
-          <w:lang w:val="uk-UA" w:eastAsia="ru-RU"/>
-        </w:rPr>
-        <w:t>Назва рисунку</w:t>
-      </w:r>
-      <w:r>
-        <w:rPr>
-          <w:rFonts w:eastAsia="Arial Unicode MS"/>
-          <w:u w:color="000000"/>
-          <w:bdr w:val="nil"/>
-          <w:lang w:eastAsia="ru-RU"/>
+          <w:szCs w:val="28"/>
+          <w:u w:color="000000"/>
+          <w:bdr w:val="nil"/>
+          <w:lang w:val="uk-UA" w:eastAsia="ru-RU"/>
+        </w:rPr>
+      </w:pPr>
+      <w:r>
+        <w:rPr>
+          <w:rFonts w:eastAsia="Arial Unicode MS" w:cs="Times New Roman"/>
+          <w:bCs/>
+          <w:szCs w:val="28"/>
+          <w:u w:color="000000"/>
+          <w:bdr w:val="nil"/>
+          <w:lang w:val="uk-UA" w:eastAsia="ru-RU"/>
+        </w:rPr>
+        <w:t>Рисунок 5.1</w:t>
+      </w:r>
+      <w:r>
+        <w:rPr>
+          <w:rFonts w:eastAsia="Arial Unicode MS" w:cs="Times New Roman"/>
+          <w:bCs/>
+          <w:szCs w:val="28"/>
+          <w:u w:color="000000"/>
+          <w:bdr w:val="nil"/>
+          <w:lang w:val="uk-UA" w:eastAsia="ru-RU"/>
+        </w:rPr>
+        <w:t xml:space="preserve"> – Графіки прискорення та ефективності для різного розміру вхідних даних для параметру </w:t>
+      </w:r>
+      <m:oMath>
+        <m:r>
+          <w:rPr>
+            <w:rFonts w:ascii="Cambria Math" w:eastAsia="Arial Unicode MS" w:hAnsi="Cambria Math" w:cs="Times New Roman"/>
+            <w:color w:val="000000"/>
+            <w:szCs w:val="28"/>
+            <w:u w:color="000000"/>
+            <w:bdr w:val="nil"/>
+            <w:lang w:val="uk-UA" w:eastAsia="ru-RU"/>
+          </w:rPr>
+          <m:t>∆ =</m:t>
+        </m:r>
+        <m:r>
+          <w:rPr>
+            <w:rFonts w:ascii="Cambria Math" w:eastAsia="Arial Unicode MS" w:hAnsi="Cambria Math" w:cs="Times New Roman"/>
+            <w:color w:val="000000"/>
+            <w:szCs w:val="28"/>
+            <w:u w:color="000000"/>
+            <w:bdr w:val="nil"/>
+            <w:lang w:val="uk-UA" w:eastAsia="ru-RU"/>
+          </w:rPr>
+          <m:t>1</m:t>
+        </m:r>
+      </m:oMath>
+    </w:p>
+    <w:p>
+      <w:pPr>
+        <w:ind w:firstLine="0"/>
+        <w:rPr>
+          <w:rFonts w:eastAsia="Arial Unicode MS" w:cs="Times New Roman"/>
+          <w:bCs/>
+          <w:szCs w:val="28"/>
+          <w:u w:color="000000"/>
+          <w:bdr w:val="nil"/>
+          <w:lang w:val="uk-UA" w:eastAsia="ru-RU"/>
+        </w:rPr>
+      </w:pPr>
+      <w:r>
+        <w:rPr>
+          <w:rFonts w:eastAsia="Arial Unicode MS" w:cs="Times New Roman"/>
+          <w:bCs/>
+          <w:szCs w:val="28"/>
+          <w:u w:color="000000"/>
+          <w:bdr w:val="nil"/>
+          <w:lang w:val="uk-UA" w:eastAsia="ru-RU"/>
+        </w:rPr>
+        <w:tab/>
+        <w:t xml:space="preserve"> З наведених графіків чітко видно, що даних для 12000 вершин та деяких конфігураціях 120000 вершин замало, і тут послідовний алгоритм виконується настільки швидко, що накладні ресурси на організацію паралельності </w:t>
+      </w:r>
+      <w:r>
+        <w:rPr>
+          <w:rFonts w:eastAsia="Arial Unicode MS" w:cs="Times New Roman"/>
+          <w:bCs/>
+          <w:szCs w:val="28"/>
+          <w:u w:color="000000"/>
+          <w:bdr w:val="nil"/>
+          <w:lang w:val="uk-UA" w:eastAsia="ru-RU"/>
+        </w:rPr>
+        <w:t>неве</w:t>
+      </w:r>
+      <w:r>
+        <w:rPr>
+          <w:rFonts w:eastAsia="Arial Unicode MS" w:cs="Times New Roman"/>
+          <w:bCs/>
+          <w:szCs w:val="28"/>
+          <w:u w:color="000000"/>
+          <w:bdr w:val="nil"/>
+          <w:lang w:val="uk-UA" w:eastAsia="ru-RU"/>
+        </w:rPr>
+        <w:t xml:space="preserve">люють прискорення. </w:t>
+      </w:r>
+    </w:p>
+    <w:p>
+      <w:pPr>
+        <w:ind w:firstLine="0"/>
+        <w:rPr>
+          <w:rFonts w:eastAsia="Arial Unicode MS" w:cs="Times New Roman"/>
+          <w:bCs/>
+          <w:szCs w:val="28"/>
+          <w:u w:color="000000"/>
+          <w:bdr w:val="nil"/>
+          <w:lang w:val="uk-UA" w:eastAsia="ru-RU"/>
+        </w:rPr>
+      </w:pPr>
+      <w:r>
+        <w:rPr>
+          <w:rFonts w:eastAsia="Arial Unicode MS" w:cs="Times New Roman"/>
+          <w:bCs/>
+          <w:szCs w:val="28"/>
+          <w:u w:color="000000"/>
+          <w:bdr w:val="nil"/>
+          <w:lang w:val="uk-UA" w:eastAsia="ru-RU"/>
+        </w:rPr>
+        <w:lastRenderedPageBreak/>
+        <w:tab/>
+        <w:t>Проте, починаючи з 120000 вершин та, прийнамні, в 15</w:t>
+      </w:r>
+      <w:r>
+        <w:rPr>
+          <w:rFonts w:eastAsia="Arial Unicode MS" w:cs="Times New Roman"/>
+          <w:bCs/>
+          <w:szCs w:val="28"/>
+          <w:u w:color="000000"/>
+          <w:bdr w:val="nil"/>
+          <w:lang w:val="uk-UA" w:eastAsia="ru-RU"/>
+        </w:rPr>
+        <w:t xml:space="preserve"> разів більшої кількості</w:t>
+      </w:r>
+      <w:r>
+        <w:rPr>
+          <w:rFonts w:eastAsia="Arial Unicode MS" w:cs="Times New Roman"/>
+          <w:bCs/>
+          <w:szCs w:val="28"/>
+          <w:u w:color="000000"/>
+          <w:bdr w:val="nil"/>
+          <w:lang w:val="uk-UA" w:eastAsia="ru-RU"/>
+        </w:rPr>
+        <w:t xml:space="preserve"> ребер конф</w:t>
+      </w:r>
+      <w:r>
+        <w:rPr>
+          <w:rFonts w:eastAsia="Arial Unicode MS" w:cs="Times New Roman"/>
+          <w:bCs/>
+          <w:szCs w:val="28"/>
+          <w:u w:color="000000"/>
+          <w:bdr w:val="nil"/>
+          <w:lang w:val="uk-UA" w:eastAsia="ru-RU"/>
+        </w:rPr>
+        <w:t>ігурації із застосуванням</w:t>
+      </w:r>
+      <w:r>
+        <w:rPr>
+          <w:rFonts w:eastAsia="Arial Unicode MS" w:cs="Times New Roman"/>
+          <w:bCs/>
+          <w:szCs w:val="28"/>
+          <w:u w:color="000000"/>
+          <w:bdr w:val="nil"/>
+          <w:lang w:val="uk-UA" w:eastAsia="ru-RU"/>
+        </w:rPr>
+        <w:t xml:space="preserve"> 4-8 логічних ядер процесору починають давати певне, хоч поки що і мале, прискорення. Основне прискорення починається, якщо продовждувати збільшувати дані, наприклад, до 1200000</w:t>
+      </w:r>
+      <w:r>
+        <w:rPr>
+          <w:rFonts w:eastAsia="Arial Unicode MS" w:cs="Times New Roman"/>
+          <w:bCs/>
+          <w:szCs w:val="28"/>
+          <w:u w:color="000000"/>
+          <w:bdr w:val="nil"/>
+          <w:lang w:val="uk-UA" w:eastAsia="ru-RU"/>
+        </w:rPr>
+        <w:t xml:space="preserve"> вершин, де прискорення вже помітно навіть, коли</w:t>
+      </w:r>
+      <w:r>
+        <w:rPr>
+          <w:rFonts w:eastAsia="Arial Unicode MS" w:cs="Times New Roman"/>
+          <w:bCs/>
+          <w:szCs w:val="28"/>
+          <w:u w:color="000000"/>
+          <w:bdr w:val="nil"/>
+          <w:lang w:val="uk-UA" w:eastAsia="ru-RU"/>
+        </w:rPr>
+        <w:t xml:space="preserve"> кількість</w:t>
+      </w:r>
+      <w:r>
+        <w:rPr>
+          <w:rFonts w:eastAsia="Arial Unicode MS" w:cs="Times New Roman"/>
+          <w:bCs/>
+          <w:szCs w:val="28"/>
+          <w:u w:color="000000"/>
+          <w:bdr w:val="nil"/>
+          <w:lang w:val="uk-UA" w:eastAsia="ru-RU"/>
+        </w:rPr>
+        <w:t xml:space="preserve"> ребер </w:t>
+      </w:r>
+      <w:r>
+        <w:rPr>
+          <w:rFonts w:eastAsia="Arial Unicode MS" w:cs="Times New Roman"/>
+          <w:bCs/>
+          <w:szCs w:val="28"/>
+          <w:u w:color="000000"/>
+          <w:bdr w:val="nil"/>
+          <w:lang w:val="uk-UA" w:eastAsia="ru-RU"/>
+        </w:rPr>
+        <w:t xml:space="preserve">є </w:t>
+      </w:r>
+      <w:r>
+        <w:rPr>
+          <w:rFonts w:eastAsia="Arial Unicode MS" w:cs="Times New Roman"/>
+          <w:bCs/>
+          <w:szCs w:val="28"/>
+          <w:u w:color="000000"/>
+          <w:bdr w:val="nil"/>
+          <w:lang w:val="uk-UA" w:eastAsia="ru-RU"/>
+        </w:rPr>
+        <w:t xml:space="preserve">всього лише </w:t>
+      </w:r>
+      <w:r>
+        <w:rPr>
+          <w:rFonts w:eastAsia="Arial Unicode MS" w:cs="Times New Roman"/>
+          <w:bCs/>
+          <w:szCs w:val="28"/>
+          <w:u w:color="000000"/>
+          <w:bdr w:val="nil"/>
+          <w:lang w:val="uk-UA" w:eastAsia="ru-RU"/>
+        </w:rPr>
+        <w:t>в 5 разів</w:t>
+      </w:r>
+      <w:r>
+        <w:rPr>
+          <w:rFonts w:eastAsia="Arial Unicode MS" w:cs="Times New Roman"/>
+          <w:bCs/>
+          <w:szCs w:val="28"/>
+          <w:u w:color="000000"/>
+          <w:bdr w:val="nil"/>
+          <w:lang w:val="uk-UA" w:eastAsia="ru-RU"/>
+        </w:rPr>
+        <w:t xml:space="preserve"> більшою</w:t>
+      </w:r>
+      <w:r>
+        <w:rPr>
+          <w:rFonts w:eastAsia="Arial Unicode MS" w:cs="Times New Roman"/>
+          <w:bCs/>
+          <w:szCs w:val="28"/>
+          <w:u w:color="000000"/>
+          <w:bdr w:val="nil"/>
+          <w:lang w:val="uk-UA" w:eastAsia="ru-RU"/>
+        </w:rPr>
+        <w:t xml:space="preserve">, та досягає значення близько до 1.2, а </w:t>
+      </w:r>
+      <w:r>
+        <w:rPr>
+          <w:rFonts w:eastAsia="Arial Unicode MS" w:cs="Times New Roman"/>
+          <w:bCs/>
+          <w:szCs w:val="28"/>
+          <w:u w:color="000000"/>
+          <w:bdr w:val="nil"/>
+          <w:lang w:val="uk-UA" w:eastAsia="ru-RU"/>
+        </w:rPr>
+        <w:t xml:space="preserve">збільшуючи </w:t>
+      </w:r>
+      <w:r>
+        <w:rPr>
+          <w:rFonts w:eastAsia="Arial Unicode MS" w:cs="Times New Roman"/>
+          <w:bCs/>
+          <w:szCs w:val="28"/>
+          <w:u w:color="000000"/>
+          <w:bdr w:val="nil"/>
+          <w:lang w:val="uk-UA" w:eastAsia="ru-RU"/>
+        </w:rPr>
+        <w:t xml:space="preserve">відношення ребр </w:t>
+      </w:r>
+      <w:r>
+        <w:rPr>
+          <w:rFonts w:eastAsia="Arial Unicode MS" w:cs="Times New Roman"/>
+          <w:bCs/>
+          <w:szCs w:val="28"/>
+          <w:u w:color="000000"/>
+          <w:bdr w:val="nil"/>
+          <w:lang w:val="uk-UA" w:eastAsia="ru-RU"/>
+        </w:rPr>
+        <w:t xml:space="preserve">далі </w:t>
+      </w:r>
+      <w:r>
+        <w:rPr>
+          <w:rFonts w:eastAsia="Arial Unicode MS" w:cs="Times New Roman"/>
+          <w:bCs/>
+          <w:szCs w:val="28"/>
+          <w:u w:color="000000"/>
+          <w:bdr w:val="nil"/>
+          <w:lang w:val="uk-UA" w:eastAsia="ru-RU"/>
+        </w:rPr>
+        <w:t xml:space="preserve">до 10 раз, </w:t>
+      </w:r>
+      <w:r>
+        <w:rPr>
+          <w:rFonts w:eastAsia="Arial Unicode MS" w:cs="Times New Roman"/>
+          <w:bCs/>
+          <w:szCs w:val="28"/>
+          <w:u w:color="000000"/>
+          <w:bdr w:val="nil"/>
+          <w:lang w:val="uk-UA" w:eastAsia="ru-RU"/>
+        </w:rPr>
+        <w:t>прискорення змінюєт</w:t>
+      </w:r>
+      <w:r>
+        <w:rPr>
+          <w:rFonts w:eastAsia="Arial Unicode MS" w:cs="Times New Roman"/>
+          <w:bCs/>
+          <w:szCs w:val="28"/>
+          <w:u w:color="000000"/>
+          <w:bdr w:val="nil"/>
+          <w:lang w:val="uk-UA" w:eastAsia="ru-RU"/>
+        </w:rPr>
+        <w:t>ь</w:t>
+      </w:r>
+      <w:r>
+        <w:rPr>
+          <w:rFonts w:eastAsia="Arial Unicode MS" w:cs="Times New Roman"/>
+          <w:bCs/>
+          <w:szCs w:val="28"/>
+          <w:u w:color="000000"/>
+          <w:bdr w:val="nil"/>
+          <w:lang w:val="uk-UA" w:eastAsia="ru-RU"/>
+        </w:rPr>
+        <w:t>с</w:t>
+      </w:r>
+      <w:r>
+        <w:rPr>
+          <w:rFonts w:eastAsia="Arial Unicode MS" w:cs="Times New Roman"/>
+          <w:bCs/>
+          <w:szCs w:val="28"/>
+          <w:u w:color="000000"/>
+          <w:bdr w:val="nil"/>
+          <w:lang w:val="uk-UA" w:eastAsia="ru-RU"/>
+        </w:rPr>
+        <w:t>я вже майже до 1.5 для 8-16 ядер та приблизно 1.3 для 4 ядер, а також навіть 2 ядра починають показувати певні результати, виходячи приблизно до прискорення 1.1.</w:t>
+      </w:r>
+    </w:p>
+    <w:p>
+      <w:pPr>
+        <w:ind w:firstLine="0"/>
+        <w:rPr>
+          <w:rFonts w:eastAsia="Arial Unicode MS" w:cs="Times New Roman"/>
+          <w:bCs/>
+          <w:szCs w:val="28"/>
+          <w:u w:color="000000"/>
+          <w:bdr w:val="nil"/>
+          <w:lang w:val="uk-UA" w:eastAsia="ru-RU"/>
+        </w:rPr>
+      </w:pPr>
+      <w:r>
+        <w:rPr>
+          <w:rFonts w:eastAsia="Arial Unicode MS" w:cs="Times New Roman"/>
+          <w:bCs/>
+          <w:szCs w:val="28"/>
+          <w:u w:color="000000"/>
+          <w:bdr w:val="nil"/>
+          <w:lang w:val="uk-UA" w:eastAsia="ru-RU"/>
+        </w:rPr>
+        <w:tab/>
+        <w:t>Очевидно, що оцінювання ефективності є доцільним, коли ми маємо хоча б якесь прискорення, таким чином в такому випадку її середнє значення знаходиться в приблизних діапазонах 0.5-0.6 для 2 ядер, 0.25-0.36 для 4 ядер, 0.12-0.2</w:t>
+      </w:r>
+      <w:r>
+        <w:rPr>
+          <w:rFonts w:eastAsia="Arial Unicode MS" w:cs="Times New Roman"/>
+          <w:bCs/>
+          <w:szCs w:val="28"/>
+          <w:u w:color="000000"/>
+          <w:bdr w:val="nil"/>
+          <w:lang w:val="uk-UA" w:eastAsia="ru-RU"/>
+        </w:rPr>
+        <w:t>0</w:t>
+      </w:r>
+      <w:r>
+        <w:rPr>
+          <w:rFonts w:eastAsia="Arial Unicode MS" w:cs="Times New Roman"/>
+          <w:bCs/>
+          <w:szCs w:val="28"/>
+          <w:u w:color="000000"/>
+          <w:bdr w:val="nil"/>
+          <w:lang w:val="uk-UA" w:eastAsia="ru-RU"/>
+        </w:rPr>
+        <w:t xml:space="preserve"> для 8 ядер та 0.06-</w:t>
+      </w:r>
+      <w:r>
+        <w:rPr>
+          <w:rFonts w:eastAsia="Arial Unicode MS" w:cs="Times New Roman"/>
+          <w:bCs/>
+          <w:szCs w:val="28"/>
+          <w:u w:color="000000"/>
+          <w:bdr w:val="nil"/>
+          <w:lang w:val="uk-UA" w:eastAsia="ru-RU"/>
+        </w:rPr>
+        <w:t>0.10 для 16 ядер.</w:t>
+      </w:r>
+    </w:p>
+    <w:p>
+      <w:pPr>
+        <w:ind w:firstLine="0"/>
+        <w:rPr>
+          <w:rFonts w:eastAsia="Arial Unicode MS" w:cs="Times New Roman"/>
+          <w:bCs/>
+          <w:szCs w:val="28"/>
+          <w:u w:color="000000"/>
+          <w:bdr w:val="nil"/>
+          <w:lang w:val="uk-UA" w:eastAsia="ru-RU"/>
+        </w:rPr>
+      </w:pPr>
+      <w:r>
+        <w:rPr>
+          <w:rFonts w:eastAsia="Arial Unicode MS" w:cs="Times New Roman"/>
+          <w:bCs/>
+          <w:szCs w:val="28"/>
+          <w:u w:color="000000"/>
+          <w:bdr w:val="nil"/>
+          <w:lang w:val="uk-UA" w:eastAsia="ru-RU"/>
+        </w:rPr>
+        <w:tab/>
+      </w:r>
+      <w:r>
+        <w:rPr>
+          <w:rFonts w:eastAsia="Arial Unicode MS" w:cs="Times New Roman"/>
+          <w:bCs/>
+          <w:szCs w:val="28"/>
+          <w:u w:color="000000"/>
+          <w:bdr w:val="nil"/>
+          <w:lang w:val="uk-UA" w:eastAsia="ru-RU"/>
+        </w:rPr>
+        <w:t xml:space="preserve">Підсумовуючи, </w:t>
+      </w:r>
+      <w:r>
+        <w:rPr>
+          <w:rFonts w:eastAsia="Arial Unicode MS" w:cs="Times New Roman"/>
+          <w:bCs/>
+          <w:szCs w:val="28"/>
+          <w:u w:color="000000"/>
+          <w:bdr w:val="nil"/>
+          <w:lang w:val="uk-UA" w:eastAsia="ru-RU"/>
+        </w:rPr>
+        <w:t>паралельну версію доцільну використовувати для великих даних, що починаються принаймні від 120000</w:t>
+      </w:r>
+      <w:r>
+        <w:rPr>
+          <w:rFonts w:eastAsia="Arial Unicode MS" w:cs="Times New Roman"/>
+          <w:bCs/>
+          <w:szCs w:val="28"/>
+          <w:u w:color="000000"/>
+          <w:bdr w:val="nil"/>
+          <w:lang w:val="uk-UA" w:eastAsia="ru-RU"/>
+        </w:rPr>
+        <w:t xml:space="preserve"> вершин та в 10 разів більшої кількості</w:t>
+      </w:r>
+      <w:r>
+        <w:rPr>
+          <w:rFonts w:eastAsia="Arial Unicode MS" w:cs="Times New Roman"/>
+          <w:bCs/>
+          <w:szCs w:val="28"/>
+          <w:u w:color="000000"/>
+          <w:bdr w:val="nil"/>
+          <w:lang w:val="uk-UA" w:eastAsia="ru-RU"/>
+        </w:rPr>
+        <w:t xml:space="preserve"> ребер. На таких середніх за розміром графах, судячи з графіку зображеного на рисунку 5.1, доцільн</w:t>
+      </w:r>
+      <w:bookmarkStart w:id="8" w:name="_GoBack"/>
+      <w:bookmarkEnd w:id="8"/>
+      <w:r>
+        <w:rPr>
+          <w:rFonts w:eastAsia="Arial Unicode MS" w:cs="Times New Roman"/>
+          <w:bCs/>
+          <w:szCs w:val="28"/>
+          <w:u w:color="000000"/>
+          <w:bdr w:val="nil"/>
+          <w:lang w:val="uk-UA" w:eastAsia="ru-RU"/>
+        </w:rPr>
+        <w:t xml:space="preserve">о використовувати близько </w:t>
+      </w:r>
+      <w:r>
+        <w:rPr>
+          <w:rFonts w:eastAsia="Arial Unicode MS" w:cs="Times New Roman"/>
+          <w:bCs/>
+          <w:szCs w:val="28"/>
+          <w:u w:color="000000"/>
+          <w:bdr w:val="nil"/>
+          <w:lang w:val="uk-UA" w:eastAsia="ru-RU"/>
+        </w:rPr>
+        <w:t xml:space="preserve">8 ядер, оскільки більша кількість не показує прискорення через неможливість їх ефективної реалізації на такому об’ємі даних. </w:t>
+      </w:r>
+      <w:r>
+        <w:rPr>
+          <w:rFonts w:eastAsia="Arial Unicode MS" w:cs="Times New Roman"/>
+          <w:bCs/>
+          <w:szCs w:val="28"/>
+          <w:u w:color="000000"/>
+          <w:bdr w:val="nil"/>
+          <w:lang w:val="uk-UA" w:eastAsia="ru-RU"/>
+        </w:rPr>
+        <w:t>Використання 16 логічних ядер показує помітне покращення для даних більшого об’єму. А застосування тільки 2 ядер має</w:t>
+      </w:r>
+      <w:r>
+        <w:rPr>
+          <w:rFonts w:eastAsia="Arial Unicode MS" w:cs="Times New Roman"/>
+          <w:bCs/>
+          <w:szCs w:val="28"/>
+          <w:u w:color="000000"/>
+          <w:bdr w:val="nil"/>
+          <w:lang w:val="uk-UA" w:eastAsia="ru-RU"/>
+        </w:rPr>
+        <w:t>,</w:t>
+      </w:r>
+      <w:r>
+        <w:rPr>
+          <w:rFonts w:eastAsia="Arial Unicode MS" w:cs="Times New Roman"/>
+          <w:bCs/>
+          <w:szCs w:val="28"/>
+          <w:u w:color="000000"/>
+          <w:bdr w:val="nil"/>
+          <w:lang w:val="uk-UA" w:eastAsia="ru-RU"/>
         </w:rPr>
         <w:t xml:space="preserve"> </w:t>
       </w:r>
-    </w:p>
-    <w:p>
-      <w:pPr>
-        <w:jc w:val="center"/>
-        <w:rPr>
-          <w:rFonts w:eastAsia="Arial Unicode MS" w:cs="Times New Roman"/>
-          <w:bCs/>
-          <w:color w:val="000000"/>
-          <w:szCs w:val="28"/>
-          <w:u w:color="000000"/>
-          <w:bdr w:val="nil"/>
-          <w:lang w:eastAsia="ru-RU"/>
-        </w:rPr>
-      </w:pPr>
-    </w:p>
-    <w:p>
-      <w:pPr>
-        <w:jc w:val="center"/>
-        <w:rPr>
-          <w:rFonts w:eastAsia="Arial Unicode MS" w:cs="Times New Roman"/>
-          <w:bCs/>
-          <w:color w:val="000000"/>
-          <w:szCs w:val="28"/>
-          <w:u w:color="000000"/>
-          <w:bdr w:val="nil"/>
-          <w:lang w:val="uk-UA" w:eastAsia="ru-RU"/>
-        </w:rPr>
-      </w:pPr>
-      <w:r>
-        <w:rPr>
-          <w:rFonts w:eastAsia="Arial Unicode MS" w:cs="Times New Roman"/>
-          <w:bCs/>
-          <w:color w:val="000000"/>
-          <w:szCs w:val="28"/>
-          <w:u w:color="000000"/>
-          <w:bdr w:val="nil"/>
-          <w:lang w:val="uk-UA" w:eastAsia="ru-RU"/>
-        </w:rPr>
-        <w:t xml:space="preserve">Рисунок 5.3. – </w:t>
-      </w:r>
-      <w:r>
-        <w:rPr>
-          <w:rStyle w:val="af2"/>
-        </w:rPr>
-        <w:t>Результат виконання програми у консолі</w:t>
+      <w:r>
+        <w:rPr>
+          <w:rFonts w:eastAsia="Arial Unicode MS" w:cs="Times New Roman"/>
+          <w:bCs/>
+          <w:szCs w:val="28"/>
+          <w:u w:color="000000"/>
+          <w:bdr w:val="nil"/>
+          <w:lang w:val="uk-UA" w:eastAsia="ru-RU"/>
+        </w:rPr>
+        <w:t>принай</w:t>
+      </w:r>
+      <w:r>
+        <w:rPr>
+          <w:rFonts w:eastAsia="Arial Unicode MS" w:cs="Times New Roman"/>
+          <w:bCs/>
+          <w:szCs w:val="28"/>
+          <w:u w:color="000000"/>
+          <w:bdr w:val="nil"/>
+          <w:lang w:val="uk-UA" w:eastAsia="ru-RU"/>
+        </w:rPr>
+        <w:t xml:space="preserve">мні, </w:t>
+      </w:r>
+      <w:r>
+        <w:rPr>
+          <w:rFonts w:eastAsia="Arial Unicode MS" w:cs="Times New Roman"/>
+          <w:bCs/>
+          <w:szCs w:val="28"/>
+          <w:u w:color="000000"/>
+          <w:bdr w:val="nil"/>
+          <w:lang w:val="uk-UA" w:eastAsia="ru-RU"/>
+        </w:rPr>
+        <w:t xml:space="preserve">якийсь сенс </w:t>
+      </w:r>
+      <w:r>
+        <w:rPr>
+          <w:rFonts w:eastAsia="Arial Unicode MS" w:cs="Times New Roman"/>
+          <w:bCs/>
+          <w:szCs w:val="28"/>
+          <w:u w:color="000000"/>
+          <w:bdr w:val="nil"/>
+          <w:lang w:val="uk-UA" w:eastAsia="ru-RU"/>
+        </w:rPr>
+        <w:t xml:space="preserve">тільки </w:t>
+      </w:r>
+      <w:r>
+        <w:rPr>
+          <w:rFonts w:eastAsia="Arial Unicode MS" w:cs="Times New Roman"/>
+          <w:bCs/>
+          <w:szCs w:val="28"/>
+          <w:u w:color="000000"/>
+          <w:bdr w:val="nil"/>
+          <w:lang w:val="uk-UA" w:eastAsia="ru-RU"/>
+        </w:rPr>
+        <w:t xml:space="preserve">для </w:t>
+      </w:r>
+      <w:r>
+        <w:rPr>
+          <w:rFonts w:eastAsia="Arial Unicode MS" w:cs="Times New Roman"/>
+          <w:bCs/>
+          <w:szCs w:val="28"/>
+          <w:u w:color="000000"/>
+          <w:bdr w:val="nil"/>
+          <w:lang w:val="uk-UA" w:eastAsia="ru-RU"/>
+        </w:rPr>
+        <w:t xml:space="preserve">великих розмірів, що починаються </w:t>
+      </w:r>
+      <w:r>
+        <w:rPr>
+          <w:rFonts w:eastAsia="Arial Unicode MS" w:cs="Times New Roman"/>
+          <w:bCs/>
+          <w:szCs w:val="28"/>
+          <w:u w:color="000000"/>
+          <w:bdr w:val="nil"/>
+          <w:lang w:val="uk-UA" w:eastAsia="ru-RU"/>
+        </w:rPr>
+        <w:t>від 1200000 вершин та в 6</w:t>
+      </w:r>
+      <w:r>
+        <w:rPr>
+          <w:rFonts w:eastAsia="Arial Unicode MS" w:cs="Times New Roman"/>
+          <w:bCs/>
+          <w:szCs w:val="28"/>
+          <w:u w:color="000000"/>
+          <w:bdr w:val="nil"/>
+          <w:lang w:val="uk-UA" w:eastAsia="ru-RU"/>
+        </w:rPr>
+        <w:t xml:space="preserve"> разів більшої кількості</w:t>
+      </w:r>
+      <w:r>
+        <w:rPr>
+          <w:rFonts w:eastAsia="Arial Unicode MS" w:cs="Times New Roman"/>
+          <w:bCs/>
+          <w:szCs w:val="28"/>
+          <w:u w:color="000000"/>
+          <w:bdr w:val="nil"/>
+          <w:lang w:val="uk-UA" w:eastAsia="ru-RU"/>
+        </w:rPr>
+        <w:t xml:space="preserve"> ребер.</w:t>
       </w:r>
     </w:p>
     <w:p>
@@ -17744,7 +21919,7 @@
       </w:pPr>
     </w:p>
     <w:sectPr>
-      <w:headerReference w:type="default" r:id="rId20"/>
+      <w:headerReference w:type="default" r:id="rId32"/>
       <w:pgSz w:w="11906" w:h="16838"/>
       <w:pgMar w:top="1134" w:right="1134" w:bottom="1134" w:left="1134" w:header="709" w:footer="709" w:gutter="0"/>
       <w:cols w:space="708"/>
@@ -17858,7 +22033,7 @@
             <w:noProof/>
             <w:szCs w:val="28"/>
           </w:rPr>
-          <w:t>29</w:t>
+          <w:t>54</w:t>
         </w:r>
         <w:r>
           <w:rPr>
@@ -20151,6 +24326,567 @@
 </w:styles>
 </file>
 
+<file path=word/glossary/document.xml><?xml version="1.0" encoding="utf-8"?>
+<w:glossaryDocument xmlns:wpc="http://schemas.microsoft.com/office/word/2010/wordprocessingCanvas" xmlns:mc="http://schemas.openxmlformats.org/markup-compatibility/2006" xmlns:o="urn:schemas-microsoft-com:office:office" xmlns:r="http://schemas.openxmlformats.org/officeDocument/2006/relationships" xmlns:m="http://schemas.openxmlformats.org/officeDocument/2006/math" xmlns:v="urn:schemas-microsoft-com:vml" xmlns:wp14="http://schemas.microsoft.com/office/word/2010/wordprocessingDrawing" xmlns:wp="http://schemas.openxmlformats.org/drawingml/2006/wordprocessingDrawing" xmlns:w10="urn:schemas-microsoft-com:office:word" xmlns:w="http://schemas.openxmlformats.org/wordprocessingml/2006/main" xmlns:w14="http://schemas.microsoft.com/office/word/2010/wordml" xmlns:w15="http://schemas.microsoft.com/office/word/2012/wordml" xmlns:wpg="http://schemas.microsoft.com/office/word/2010/wordprocessingGroup" xmlns:wpi="http://schemas.microsoft.com/office/word/2010/wordprocessingInk" xmlns:wne="http://schemas.microsoft.com/office/word/2006/wordml" xmlns:wps="http://schemas.microsoft.com/office/word/2010/wordprocessingShape" mc:Ignorable="w14 w15 wp14"/>
+</file>
+
+<file path=word/glossary/fontTable.xml><?xml version="1.0" encoding="utf-8"?>
+<w:fonts xmlns:mc="http://schemas.openxmlformats.org/markup-compatibility/2006" xmlns:r="http://schemas.openxmlformats.org/officeDocument/2006/relationships" xmlns:w="http://schemas.openxmlformats.org/wordprocessingml/2006/main" xmlns:w14="http://schemas.microsoft.com/office/word/2010/wordml" xmlns:w15="http://schemas.microsoft.com/office/word/2012/wordml" mc:Ignorable="w14 w15">
+  <w:font w:name="Symbol">
+    <w:panose1 w:val="05050102010706020507"/>
+    <w:charset w:val="02"/>
+    <w:family w:val="roman"/>
+    <w:pitch w:val="variable"/>
+    <w:sig w:usb0="00000000" w:usb1="10000000" w:usb2="00000000" w:usb3="00000000" w:csb0="80000000" w:csb1="00000000"/>
+  </w:font>
+  <w:font w:name="Times New Roman">
+    <w:panose1 w:val="02020603050405020304"/>
+    <w:charset w:val="CC"/>
+    <w:family w:val="roman"/>
+    <w:pitch w:val="variable"/>
+    <w:sig w:usb0="E0002EFF" w:usb1="C000785B" w:usb2="00000009" w:usb3="00000000" w:csb0="000001FF" w:csb1="00000000"/>
+  </w:font>
+  <w:font w:name="Courier New">
+    <w:panose1 w:val="02070309020205020404"/>
+    <w:charset w:val="CC"/>
+    <w:family w:val="modern"/>
+    <w:pitch w:val="fixed"/>
+    <w:sig w:usb0="E0002EFF" w:usb1="C0007843" w:usb2="00000009" w:usb3="00000000" w:csb0="000001FF" w:csb1="00000000"/>
+  </w:font>
+  <w:font w:name="Wingdings">
+    <w:panose1 w:val="05000000000000000000"/>
+    <w:charset w:val="02"/>
+    <w:family w:val="auto"/>
+    <w:pitch w:val="variable"/>
+    <w:sig w:usb0="00000000" w:usb1="10000000" w:usb2="00000000" w:usb3="00000000" w:csb0="80000000" w:csb1="00000000"/>
+  </w:font>
+  <w:font w:name="Arial Unicode MS">
+    <w:panose1 w:val="020B0604020202020204"/>
+    <w:charset w:val="80"/>
+    <w:family w:val="swiss"/>
+    <w:pitch w:val="variable"/>
+    <w:sig w:usb0="F7FFAFFF" w:usb1="E9DFFFFF" w:usb2="0000003F" w:usb3="00000000" w:csb0="003F01FF" w:csb1="00000000"/>
+  </w:font>
+  <w:font w:name="Calibri">
+    <w:panose1 w:val="020F0502020204030204"/>
+    <w:charset w:val="CC"/>
+    <w:family w:val="swiss"/>
+    <w:pitch w:val="variable"/>
+    <w:sig w:usb0="E4002EFF" w:usb1="C000247B" w:usb2="00000009" w:usb3="00000000" w:csb0="000001FF" w:csb1="00000000"/>
+  </w:font>
+  <w:font w:name="Times New Roman (Headings CS)">
+    <w:altName w:val="Times New Roman"/>
+    <w:panose1 w:val="00000000000000000000"/>
+    <w:charset w:val="00"/>
+    <w:family w:val="roman"/>
+    <w:notTrueType/>
+    <w:pitch w:val="default"/>
+  </w:font>
+  <w:font w:name="Segoe UI">
+    <w:panose1 w:val="020B0502040204020203"/>
+    <w:charset w:val="CC"/>
+    <w:family w:val="swiss"/>
+    <w:pitch w:val="variable"/>
+    <w:sig w:usb0="E4002EFF" w:usb1="C000E47F" w:usb2="00000009" w:usb3="00000000" w:csb0="000001FF" w:csb1="00000000"/>
+  </w:font>
+  <w:font w:name="Cambria Math">
+    <w:panose1 w:val="02040503050406030204"/>
+    <w:charset w:val="CC"/>
+    <w:family w:val="roman"/>
+    <w:pitch w:val="variable"/>
+    <w:sig w:usb0="E00006FF" w:usb1="420024FF" w:usb2="02000000" w:usb3="00000000" w:csb0="0000019F" w:csb1="00000000"/>
+  </w:font>
+  <w:font w:name="Calibri Light">
+    <w:panose1 w:val="020F0302020204030204"/>
+    <w:charset w:val="CC"/>
+    <w:family w:val="swiss"/>
+    <w:pitch w:val="variable"/>
+    <w:sig w:usb0="E4002EFF" w:usb1="C000247B" w:usb2="00000009" w:usb3="00000000" w:csb0="000001FF" w:csb1="00000000"/>
+  </w:font>
+</w:fonts>
+</file>
+
+<file path=word/glossary/settings.xml><?xml version="1.0" encoding="utf-8"?>
+<w:settings xmlns:mc="http://schemas.openxmlformats.org/markup-compatibility/2006" xmlns:o="urn:schemas-microsoft-com:office:office" xmlns:r="http://schemas.openxmlformats.org/officeDocument/2006/relationships" xmlns:m="http://schemas.openxmlformats.org/officeDocument/2006/math" xmlns:v="urn:schemas-microsoft-com:vml" xmlns:w10="urn:schemas-microsoft-com:office:word" xmlns:w="http://schemas.openxmlformats.org/wordprocessingml/2006/main" xmlns:w14="http://schemas.microsoft.com/office/word/2010/wordml" xmlns:w15="http://schemas.microsoft.com/office/word/2012/wordml" xmlns:sl="http://schemas.openxmlformats.org/schemaLibrary/2006/main" mc:Ignorable="w14 w15">
+  <w:view w:val="normal"/>
+  <w:revisionView w:markup="0" w:comments="0" w:insDel="0" w:formatting="0" w:inkAnnotations="0"/>
+  <w:defaultTabStop w:val="708"/>
+  <w:characterSpacingControl w:val="doNotCompress"/>
+  <w:compat>
+    <w:useFELayout/>
+    <w:compatSetting w:name="compatibilityMode" w:uri="http://schemas.microsoft.com/office/word" w:val="15"/>
+    <w:compatSetting w:name="overrideTableStyleFontSizeAndJustification" w:uri="http://schemas.microsoft.com/office/word" w:val="1"/>
+    <w:compatSetting w:name="enableOpenTypeFeatures" w:uri="http://schemas.microsoft.com/office/word" w:val="1"/>
+    <w:compatSetting w:name="doNotFlipMirrorIndents" w:uri="http://schemas.microsoft.com/office/word" w:val="1"/>
+    <w:compatSetting w:name="differentiateMultirowTableHeaders" w:uri="http://schemas.microsoft.com/office/word" w:val="1"/>
+  </w:compat>
+  <w:rsids>
+    <w:rsidRoot w:val="006C7E06"/>
+    <w:rsid w:val="006C7E06"/>
+    <w:rsid w:val="00B03DBD"/>
+  </w:rsids>
+  <m:mathPr>
+    <m:mathFont m:val="Cambria Math"/>
+    <m:brkBin m:val="before"/>
+    <m:brkBinSub m:val="--"/>
+    <m:smallFrac m:val="0"/>
+    <m:dispDef/>
+    <m:lMargin m:val="0"/>
+    <m:rMargin m:val="0"/>
+    <m:defJc m:val="centerGroup"/>
+    <m:wrapIndent m:val="1440"/>
+    <m:intLim m:val="subSup"/>
+    <m:naryLim m:val="undOvr"/>
+  </m:mathPr>
+  <w:themeFontLang w:val="ru-RU"/>
+  <w:clrSchemeMapping w:bg1="light1" w:t1="dark1" w:bg2="light2" w:t2="dark2" w:accent1="accent1" w:accent2="accent2" w:accent3="accent3" w:accent4="accent4" w:accent5="accent5" w:accent6="accent6" w:hyperlink="hyperlink" w:followedHyperlink="followedHyperlink"/>
+  <w:decimalSymbol w:val=","/>
+  <w:listSeparator w:val=";"/>
+  <w15:chartTrackingRefBased/>
+</w:settings>
+</file>
+
+<file path=word/glossary/styles.xml><?xml version="1.0" encoding="utf-8"?>
+<w:styles xmlns:mc="http://schemas.openxmlformats.org/markup-compatibility/2006" xmlns:r="http://schemas.openxmlformats.org/officeDocument/2006/relationships" xmlns:w="http://schemas.openxmlformats.org/wordprocessingml/2006/main" xmlns:w14="http://schemas.microsoft.com/office/word/2010/wordml" xmlns:w15="http://schemas.microsoft.com/office/word/2012/wordml" mc:Ignorable="w14 w15">
+  <w:docDefaults>
+    <w:rPrDefault>
+      <w:rPr>
+        <w:rFonts w:asciiTheme="minorHAnsi" w:eastAsiaTheme="minorEastAsia" w:hAnsiTheme="minorHAnsi" w:cstheme="minorBidi"/>
+        <w:sz w:val="22"/>
+        <w:szCs w:val="22"/>
+        <w:lang w:val="ru-RU" w:eastAsia="ru-RU" w:bidi="ar-SA"/>
+      </w:rPr>
+    </w:rPrDefault>
+    <w:pPrDefault>
+      <w:pPr>
+        <w:spacing w:after="160" w:line="259" w:lineRule="auto"/>
+      </w:pPr>
+    </w:pPrDefault>
+  </w:docDefaults>
+  <w:latentStyles w:defLockedState="0" w:defUIPriority="99" w:defSemiHidden="0" w:defUnhideWhenUsed="0" w:defQFormat="0" w:count="371">
+    <w:lsdException w:name="Normal" w:uiPriority="0" w:qFormat="1"/>
+    <w:lsdException w:name="heading 1" w:uiPriority="9" w:qFormat="1"/>
+    <w:lsdException w:name="heading 2" w:semiHidden="1" w:uiPriority="9" w:unhideWhenUsed="1" w:qFormat="1"/>
+    <w:lsdException w:name="heading 3" w:semiHidden="1" w:uiPriority="9" w:unhideWhenUsed="1" w:qFormat="1"/>
+    <w:lsdException w:name="heading 4" w:semiHidden="1" w:uiPriority="9" w:unhideWhenUsed="1" w:qFormat="1"/>
+    <w:lsdException w:name="heading 5" w:semiHidden="1" w:uiPriority="9" w:unhideWhenUsed="1" w:qFormat="1"/>
+    <w:lsdException w:name="heading 6" w:semiHidden="1" w:uiPriority="9" w:unhideWhenUsed="1" w:qFormat="1"/>
+    <w:lsdException w:name="heading 7" w:semiHidden="1" w:uiPriority="9" w:unhideWhenUsed="1" w:qFormat="1"/>
+    <w:lsdException w:name="heading 8" w:semiHidden="1" w:uiPriority="9" w:unhideWhenUsed="1" w:qFormat="1"/>
+    <w:lsdException w:name="heading 9" w:semiHidden="1" w:uiPriority="9" w:unhideWhenUsed="1" w:qFormat="1"/>
+    <w:lsdException w:name="index 1" w:semiHidden="1" w:unhideWhenUsed="1"/>
+    <w:lsdException w:name="index 2" w:semiHidden="1" w:unhideWhenUsed="1"/>
+    <w:lsdException w:name="index 3" w:semiHidden="1" w:unhideWhenUsed="1"/>
+    <w:lsdException w:name="index 4" w:semiHidden="1" w:unhideWhenUsed="1"/>
+    <w:lsdException w:name="index 5" w:semiHidden="1" w:unhideWhenUsed="1"/>
+    <w:lsdException w:name="index 6" w:semiHidden="1" w:unhideWhenUsed="1"/>
+    <w:lsdException w:name="index 7" w:semiHidden="1" w:unhideWhenUsed="1"/>
+    <w:lsdException w:name="index 8" w:semiHidden="1" w:unhideWhenUsed="1"/>
+    <w:lsdException w:name="index 9" w:semiHidden="1" w:unhideWhenUsed="1"/>
+    <w:lsdException w:name="toc 1" w:semiHidden="1" w:uiPriority="39" w:unhideWhenUsed="1"/>
+    <w:lsdException w:name="toc 2" w:semiHidden="1" w:uiPriority="39" w:unhideWhenUsed="1"/>
+    <w:lsdException w:name="toc 3" w:semiHidden="1" w:uiPriority="39" w:unhideWhenUsed="1"/>
+    <w:lsdException w:name="toc 4" w:semiHidden="1" w:uiPriority="39" w:unhideWhenUsed="1"/>
+    <w:lsdException w:name="toc 5" w:semiHidden="1" w:uiPriority="39" w:unhideWhenUsed="1"/>
+    <w:lsdException w:name="toc 6" w:semiHidden="1" w:uiPriority="39" w:unhideWhenUsed="1"/>
+    <w:lsdException w:name="toc 7" w:semiHidden="1" w:uiPriority="39" w:unhideWhenUsed="1"/>
+    <w:lsdException w:name="toc 8" w:semiHidden="1" w:uiPriority="39" w:unhideWhenUsed="1"/>
+    <w:lsdException w:name="toc 9" w:semiHidden="1" w:uiPriority="39" w:unhideWhenUsed="1"/>
+    <w:lsdException w:name="Normal Indent" w:semiHidden="1" w:unhideWhenUsed="1"/>
+    <w:lsdException w:name="footnote text" w:semiHidden="1" w:unhideWhenUsed="1"/>
+    <w:lsdException w:name="annotation text" w:semiHidden="1" w:unhideWhenUsed="1"/>
+    <w:lsdException w:name="header" w:semiHidden="1" w:unhideWhenUsed="1"/>
+    <w:lsdException w:name="footer" w:semiHidden="1" w:unhideWhenUsed="1"/>
+    <w:lsdException w:name="index heading" w:semiHidden="1" w:unhideWhenUsed="1"/>
+    <w:lsdException w:name="caption" w:semiHidden="1" w:uiPriority="35" w:unhideWhenUsed="1" w:qFormat="1"/>
+    <w:lsdException w:name="table of figures" w:semiHidden="1" w:unhideWhenUsed="1"/>
+    <w:lsdException w:name="envelope address" w:semiHidden="1" w:unhideWhenUsed="1"/>
+    <w:lsdException w:name="envelope return" w:semiHidden="1" w:unhideWhenUsed="1"/>
+    <w:lsdException w:name="footnote reference" w:semiHidden="1" w:unhideWhenUsed="1"/>
+    <w:lsdException w:name="annotation reference" w:semiHidden="1" w:unhideWhenUsed="1"/>
+    <w:lsdException w:name="line number" w:semiHidden="1" w:unhideWhenUsed="1"/>
+    <w:lsdException w:name="page number" w:semiHidden="1" w:unhideWhenUsed="1"/>
+    <w:lsdException w:name="endnote reference" w:semiHidden="1" w:unhideWhenUsed="1"/>
+    <w:lsdException w:name="endnote text" w:semiHidden="1" w:unhideWhenUsed="1"/>
+    <w:lsdException w:name="table of authorities" w:semiHidden="1" w:unhideWhenUsed="1"/>
+    <w:lsdException w:name="macro" w:semiHidden="1" w:unhideWhenUsed="1"/>
+    <w:lsdException w:name="toa heading" w:semiHidden="1" w:unhideWhenUsed="1"/>
+    <w:lsdException w:name="List" w:semiHidden="1" w:unhideWhenUsed="1"/>
+    <w:lsdException w:name="List Bullet" w:semiHidden="1" w:unhideWhenUsed="1"/>
+    <w:lsdException w:name="List Number" w:semiHidden="1" w:unhideWhenUsed="1"/>
+    <w:lsdException w:name="List 2" w:semiHidden="1" w:unhideWhenUsed="1"/>
+    <w:lsdException w:name="List 3" w:semiHidden="1" w:unhideWhenUsed="1"/>
+    <w:lsdException w:name="List 4" w:semiHidden="1" w:unhideWhenUsed="1"/>
+    <w:lsdException w:name="List 5" w:semiHidden="1" w:unhideWhenUsed="1"/>
+    <w:lsdException w:name="List Bullet 2" w:semiHidden="1" w:unhideWhenUsed="1"/>
+    <w:lsdException w:name="List Bullet 3" w:semiHidden="1" w:unhideWhenUsed="1"/>
+    <w:lsdException w:name="List Bullet 4" w:semiHidden="1" w:unhideWhenUsed="1"/>
+    <w:lsdException w:name="List Bullet 5" w:semiHidden="1" w:unhideWhenUsed="1"/>
+    <w:lsdException w:name="List Number 2" w:semiHidden="1" w:unhideWhenUsed="1"/>
+    <w:lsdException w:name="List Number 3" w:semiHidden="1" w:unhideWhenUsed="1"/>
+    <w:lsdException w:name="List Number 4" w:semiHidden="1" w:unhideWhenUsed="1"/>
+    <w:lsdException w:name="List Number 5" w:semiHidden="1" w:unhideWhenUsed="1"/>
+    <w:lsdException w:name="Title" w:uiPriority="10" w:qFormat="1"/>
+    <w:lsdException w:name="Closing" w:semiHidden="1" w:unhideWhenUsed="1"/>
+    <w:lsdException w:name="Signature" w:semiHidden="1" w:unhideWhenUsed="1"/>
+    <w:lsdException w:name="Default Paragraph Font" w:semiHidden="1" w:uiPriority="1" w:unhideWhenUsed="1"/>
+    <w:lsdException w:name="Body Text" w:semiHidden="1" w:unhideWhenUsed="1"/>
+    <w:lsdException w:name="Body Text Indent" w:semiHidden="1" w:unhideWhenUsed="1"/>
+    <w:lsdException w:name="List Continue" w:semiHidden="1" w:unhideWhenUsed="1"/>
+    <w:lsdException w:name="List Continue 2" w:semiHidden="1" w:unhideWhenUsed="1"/>
+    <w:lsdException w:name="List Continue 3" w:semiHidden="1" w:unhideWhenUsed="1"/>
+    <w:lsdException w:name="List Continue 4" w:semiHidden="1" w:unhideWhenUsed="1"/>
+    <w:lsdException w:name="List Continue 5" w:semiHidden="1" w:unhideWhenUsed="1"/>
+    <w:lsdException w:name="Message Header" w:semiHidden="1" w:unhideWhenUsed="1"/>
+    <w:lsdException w:name="Subtitle" w:uiPriority="11" w:qFormat="1"/>
+    <w:lsdException w:name="Salutation" w:semiHidden="1" w:unhideWhenUsed="1"/>
+    <w:lsdException w:name="Date" w:semiHidden="1" w:unhideWhenUsed="1"/>
+    <w:lsdException w:name="Body Text First Indent" w:semiHidden="1" w:unhideWhenUsed="1"/>
+    <w:lsdException w:name="Body Text First Indent 2" w:semiHidden="1" w:unhideWhenUsed="1"/>
+    <w:lsdException w:name="Note Heading" w:semiHidden="1" w:unhideWhenUsed="1"/>
+    <w:lsdException w:name="Body Text 2" w:semiHidden="1" w:unhideWhenUsed="1"/>
+    <w:lsdException w:name="Body Text 3" w:semiHidden="1" w:unhideWhenUsed="1"/>
+    <w:lsdException w:name="Body Text Indent 2" w:semiHidden="1" w:unhideWhenUsed="1"/>
+    <w:lsdException w:name="Body Text Indent 3" w:semiHidden="1" w:unhideWhenUsed="1"/>
+    <w:lsdException w:name="Block Text" w:semiHidden="1" w:unhideWhenUsed="1"/>
+    <w:lsdException w:name="Hyperlink" w:semiHidden="1" w:unhideWhenUsed="1"/>
+    <w:lsdException w:name="FollowedHyperlink" w:semiHidden="1" w:unhideWhenUsed="1"/>
+    <w:lsdException w:name="Strong" w:uiPriority="22" w:qFormat="1"/>
+    <w:lsdException w:name="Emphasis" w:uiPriority="20" w:qFormat="1"/>
+    <w:lsdException w:name="Document Map" w:semiHidden="1" w:unhideWhenUsed="1"/>
+    <w:lsdException w:name="Plain Text" w:semiHidden="1" w:unhideWhenUsed="1"/>
+    <w:lsdException w:name="E-mail Signature" w:semiHidden="1" w:unhideWhenUsed="1"/>
+    <w:lsdException w:name="HTML Top of Form" w:semiHidden="1" w:unhideWhenUsed="1"/>
+    <w:lsdException w:name="HTML Bottom of Form" w:semiHidden="1" w:unhideWhenUsed="1"/>
+    <w:lsdException w:name="Normal (Web)" w:semiHidden="1" w:unhideWhenUsed="1"/>
+    <w:lsdException w:name="HTML Acronym" w:semiHidden="1" w:unhideWhenUsed="1"/>
+    <w:lsdException w:name="HTML Address" w:semiHidden="1" w:unhideWhenUsed="1"/>
+    <w:lsdException w:name="HTML Cite" w:semiHidden="1" w:unhideWhenUsed="1"/>
+    <w:lsdException w:name="HTML Code" w:semiHidden="1" w:unhideWhenUsed="1"/>
+    <w:lsdException w:name="HTML Definition" w:semiHidden="1" w:unhideWhenUsed="1"/>
+    <w:lsdException w:name="HTML Keyboard" w:semiHidden="1" w:unhideWhenUsed="1"/>
+    <w:lsdException w:name="HTML Preformatted" w:semiHidden="1" w:unhideWhenUsed="1"/>
+    <w:lsdException w:name="HTML Sample" w:semiHidden="1" w:unhideWhenUsed="1"/>
+    <w:lsdException w:name="HTML Typewriter" w:semiHidden="1" w:unhideWhenUsed="1"/>
+    <w:lsdException w:name="HTML Variable" w:semiHidden="1" w:unhideWhenUsed="1"/>
+    <w:lsdException w:name="Normal Table" w:semiHidden="1" w:unhideWhenUsed="1"/>
+    <w:lsdException w:name="annotation subject" w:semiHidden="1" w:unhideWhenUsed="1"/>
+    <w:lsdException w:name="No List" w:semiHidden="1" w:unhideWhenUsed="1"/>
+    <w:lsdException w:name="Outline List 1" w:semiHidden="1" w:unhideWhenUsed="1"/>
+    <w:lsdException w:name="Outline List 2" w:semiHidden="1" w:unhideWhenUsed="1"/>
+    <w:lsdException w:name="Outline List 3" w:semiHidden="1" w:unhideWhenUsed="1"/>
+    <w:lsdException w:name="Table Simple 1" w:semiHidden="1" w:unhideWhenUsed="1"/>
+    <w:lsdException w:name="Table Simple 2" w:semiHidden="1" w:unhideWhenUsed="1"/>
+    <w:lsdException w:name="Table Simple 3" w:semiHidden="1" w:unhideWhenUsed="1"/>
+    <w:lsdException w:name="Table Classic 1" w:semiHidden="1" w:unhideWhenUsed="1"/>
+    <w:lsdException w:name="Table Classic 2" w:semiHidden="1" w:unhideWhenUsed="1"/>
+    <w:lsdException w:name="Table Classic 3" w:semiHidden="1" w:unhideWhenUsed="1"/>
+    <w:lsdException w:name="Table Classic 4" w:semiHidden="1" w:unhideWhenUsed="1"/>
+    <w:lsdException w:name="Table Colorful 1" w:semiHidden="1" w:unhideWhenUsed="1"/>
+    <w:lsdException w:name="Table Colorful 2" w:semiHidden="1" w:unhideWhenUsed="1"/>
+    <w:lsdException w:name="Table Colorful 3" w:semiHidden="1" w:unhideWhenUsed="1"/>
+    <w:lsdException w:name="Table Columns 1" w:semiHidden="1" w:unhideWhenUsed="1"/>
+    <w:lsdException w:name="Table Columns 2" w:semiHidden="1" w:unhideWhenUsed="1"/>
+    <w:lsdException w:name="Table Columns 3" w:semiHidden="1" w:unhideWhenUsed="1"/>
+    <w:lsdException w:name="Table Columns 4" w:semiHidden="1" w:unhideWhenUsed="1"/>
+    <w:lsdException w:name="Table Columns 5" w:semiHidden="1" w:unhideWhenUsed="1"/>
+    <w:lsdException w:name="Table Grid 1" w:semiHidden="1" w:unhideWhenUsed="1"/>
+    <w:lsdException w:name="Table Grid 2" w:semiHidden="1" w:unhideWhenUsed="1"/>
+    <w:lsdException w:name="Table Grid 3" w:semiHidden="1" w:unhideWhenUsed="1"/>
+    <w:lsdException w:name="Table Grid 4" w:semiHidden="1" w:unhideWhenUsed="1"/>
+    <w:lsdException w:name="Table Grid 5" w:semiHidden="1" w:unhideWhenUsed="1"/>
+    <w:lsdException w:name="Table Grid 6" w:semiHidden="1" w:unhideWhenUsed="1"/>
+    <w:lsdException w:name="Table Grid 7" w:semiHidden="1" w:unhideWhenUsed="1"/>
+    <w:lsdException w:name="Table Grid 8" w:semiHidden="1" w:unhideWhenUsed="1"/>
+    <w:lsdException w:name="Table List 1" w:semiHidden="1" w:unhideWhenUsed="1"/>
+    <w:lsdException w:name="Table List 2" w:semiHidden="1" w:unhideWhenUsed="1"/>
+    <w:lsdException w:name="Table List 3" w:semiHidden="1" w:unhideWhenUsed="1"/>
+    <w:lsdException w:name="Table List 4" w:semiHidden="1" w:unhideWhenUsed="1"/>
+    <w:lsdException w:name="Table List 5" w:semiHidden="1" w:unhideWhenUsed="1"/>
+    <w:lsdException w:name="Table List 6" w:semiHidden="1" w:unhideWhenUsed="1"/>
+    <w:lsdException w:name="Table List 7" w:semiHidden="1" w:unhideWhenUsed="1"/>
+    <w:lsdException w:name="Table List 8" w:semiHidden="1" w:unhideWhenUsed="1"/>
+    <w:lsdException w:name="Table 3D effects 1" w:semiHidden="1" w:unhideWhenUsed="1"/>
+    <w:lsdException w:name="Table 3D effects 2" w:semiHidden="1" w:unhideWhenUsed="1"/>
+    <w:lsdException w:name="Table 3D effects 3" w:semiHidden="1" w:unhideWhenUsed="1"/>
+    <w:lsdException w:name="Table Contemporary" w:semiHidden="1" w:unhideWhenUsed="1"/>
+    <w:lsdException w:name="Table Elegant" w:semiHidden="1" w:unhideWhenUsed="1"/>
+    <w:lsdException w:name="Table Professional" w:semiHidden="1" w:unhideWhenUsed="1"/>
+    <w:lsdException w:name="Table Subtle 1" w:semiHidden="1" w:unhideWhenUsed="1"/>
+    <w:lsdException w:name="Table Subtle 2" w:semiHidden="1" w:unhideWhenUsed="1"/>
+    <w:lsdException w:name="Table Web 1" w:semiHidden="1" w:unhideWhenUsed="1"/>
+    <w:lsdException w:name="Table Web 2" w:semiHidden="1" w:unhideWhenUsed="1"/>
+    <w:lsdException w:name="Table Web 3" w:semiHidden="1" w:unhideWhenUsed="1"/>
+    <w:lsdException w:name="Balloon Text" w:semiHidden="1" w:unhideWhenUsed="1"/>
+    <w:lsdException w:name="Table Grid" w:uiPriority="39"/>
+    <w:lsdException w:name="Table Theme" w:semiHidden="1" w:unhideWhenUsed="1"/>
+    <w:lsdException w:name="Placeholder Text" w:semiHidden="1"/>
+    <w:lsdException w:name="No Spacing" w:uiPriority="1" w:qFormat="1"/>
+    <w:lsdException w:name="Light Shading" w:uiPriority="60"/>
+    <w:lsdException w:name="Light List" w:uiPriority="61"/>
+    <w:lsdException w:name="Light Grid" w:uiPriority="62"/>
+    <w:lsdException w:name="Medium Shading 1" w:uiPriority="63"/>
+    <w:lsdException w:name="Medium Shading 2" w:uiPriority="64"/>
+    <w:lsdException w:name="Medium List 1" w:uiPriority="65"/>
+    <w:lsdException w:name="Medium List 2" w:uiPriority="66"/>
+    <w:lsdException w:name="Medium Grid 1" w:uiPriority="67"/>
+    <w:lsdException w:name="Medium Grid 2" w:uiPriority="68"/>
+    <w:lsdException w:name="Medium Grid 3" w:uiPriority="69"/>
+    <w:lsdException w:name="Dark List" w:uiPriority="70"/>
+    <w:lsdException w:name="Colorful Shading" w:uiPriority="71"/>
+    <w:lsdException w:name="Colorful List" w:uiPriority="72"/>
+    <w:lsdException w:name="Colorful Grid" w:uiPriority="73"/>
+    <w:lsdException w:name="Light Shading Accent 1" w:uiPriority="60"/>
+    <w:lsdException w:name="Light List Accent 1" w:uiPriority="61"/>
+    <w:lsdException w:name="Light Grid Accent 1" w:uiPriority="62"/>
+    <w:lsdException w:name="Medium Shading 1 Accent 1" w:uiPriority="63"/>
+    <w:lsdException w:name="Medium Shading 2 Accent 1" w:uiPriority="64"/>
+    <w:lsdException w:name="Medium List 1 Accent 1" w:uiPriority="65"/>
+    <w:lsdException w:name="Revision" w:semiHidden="1"/>
+    <w:lsdException w:name="List Paragraph" w:uiPriority="34" w:qFormat="1"/>
+    <w:lsdException w:name="Quote" w:uiPriority="29" w:qFormat="1"/>
+    <w:lsdException w:name="Intense Quote" w:uiPriority="30" w:qFormat="1"/>
+    <w:lsdException w:name="Medium List 2 Accent 1" w:uiPriority="66"/>
+    <w:lsdException w:name="Medium Grid 1 Accent 1" w:uiPriority="67"/>
+    <w:lsdException w:name="Medium Grid 2 Accent 1" w:uiPriority="68"/>
+    <w:lsdException w:name="Medium Grid 3 Accent 1" w:uiPriority="69"/>
+    <w:lsdException w:name="Dark List Accent 1" w:uiPriority="70"/>
+    <w:lsdException w:name="Colorful Shading Accent 1" w:uiPriority="71"/>
+    <w:lsdException w:name="Colorful List Accent 1" w:uiPriority="72"/>
+    <w:lsdException w:name="Colorful Grid Accent 1" w:uiPriority="73"/>
+    <w:lsdException w:name="Light Shading Accent 2" w:uiPriority="60"/>
+    <w:lsdException w:name="Light List Accent 2" w:uiPriority="61"/>
+    <w:lsdException w:name="Light Grid Accent 2" w:uiPriority="62"/>
+    <w:lsdException w:name="Medium Shading 1 Accent 2" w:uiPriority="63"/>
+    <w:lsdException w:name="Medium Shading 2 Accent 2" w:uiPriority="64"/>
+    <w:lsdException w:name="Medium List 1 Accent 2" w:uiPriority="65"/>
+    <w:lsdException w:name="Medium List 2 Accent 2" w:uiPriority="66"/>
+    <w:lsdException w:name="Medium Grid 1 Accent 2" w:uiPriority="67"/>
+    <w:lsdException w:name="Medium Grid 2 Accent 2" w:uiPriority="68"/>
+    <w:lsdException w:name="Medium Grid 3 Accent 2" w:uiPriority="69"/>
+    <w:lsdException w:name="Dark List Accent 2" w:uiPriority="70"/>
+    <w:lsdException w:name="Colorful Shading Accent 2" w:uiPriority="71"/>
+    <w:lsdException w:name="Colorful List Accent 2" w:uiPriority="72"/>
+    <w:lsdException w:name="Colorful Grid Accent 2" w:uiPriority="73"/>
+    <w:lsdException w:name="Light Shading Accent 3" w:uiPriority="60"/>
+    <w:lsdException w:name="Light List Accent 3" w:uiPriority="61"/>
+    <w:lsdException w:name="Light Grid Accent 3" w:uiPriority="62"/>
+    <w:lsdException w:name="Medium Shading 1 Accent 3" w:uiPriority="63"/>
+    <w:lsdException w:name="Medium Shading 2 Accent 3" w:uiPriority="64"/>
+    <w:lsdException w:name="Medium List 1 Accent 3" w:uiPriority="65"/>
+    <w:lsdException w:name="Medium List 2 Accent 3" w:uiPriority="66"/>
+    <w:lsdException w:name="Medium Grid 1 Accent 3" w:uiPriority="67"/>
+    <w:lsdException w:name="Medium Grid 2 Accent 3" w:uiPriority="68"/>
+    <w:lsdException w:name="Medium Grid 3 Accent 3" w:uiPriority="69"/>
+    <w:lsdException w:name="Dark List Accent 3" w:uiPriority="70"/>
+    <w:lsdException w:name="Colorful Shading Accent 3" w:uiPriority="71"/>
+    <w:lsdException w:name="Colorful List Accent 3" w:uiPriority="72"/>
+    <w:lsdException w:name="Colorful Grid Accent 3" w:uiPriority="73"/>
+    <w:lsdException w:name="Light Shading Accent 4" w:uiPriority="60"/>
+    <w:lsdException w:name="Light List Accent 4" w:uiPriority="61"/>
+    <w:lsdException w:name="Light Grid Accent 4" w:uiPriority="62"/>
+    <w:lsdException w:name="Medium Shading 1 Accent 4" w:uiPriority="63"/>
+    <w:lsdException w:name="Medium Shading 2 Accent 4" w:uiPriority="64"/>
+    <w:lsdException w:name="Medium List 1 Accent 4" w:uiPriority="65"/>
+    <w:lsdException w:name="Medium List 2 Accent 4" w:uiPriority="66"/>
+    <w:lsdException w:name="Medium Grid 1 Accent 4" w:uiPriority="67"/>
+    <w:lsdException w:name="Medium Grid 2 Accent 4" w:uiPriority="68"/>
+    <w:lsdException w:name="Medium Grid 3 Accent 4" w:uiPriority="69"/>
+    <w:lsdException w:name="Dark List Accent 4" w:uiPriority="70"/>
+    <w:lsdException w:name="Colorful Shading Accent 4" w:uiPriority="71"/>
+    <w:lsdException w:name="Colorful List Accent 4" w:uiPriority="72"/>
+    <w:lsdException w:name="Colorful Grid Accent 4" w:uiPriority="73"/>
+    <w:lsdException w:name="Light Shading Accent 5" w:uiPriority="60"/>
+    <w:lsdException w:name="Light List Accent 5" w:uiPriority="61"/>
+    <w:lsdException w:name="Light Grid Accent 5" w:uiPriority="62"/>
+    <w:lsdException w:name="Medium Shading 1 Accent 5" w:uiPriority="63"/>
+    <w:lsdException w:name="Medium Shading 2 Accent 5" w:uiPriority="64"/>
+    <w:lsdException w:name="Medium List 1 Accent 5" w:uiPriority="65"/>
+    <w:lsdException w:name="Medium List 2 Accent 5" w:uiPriority="66"/>
+    <w:lsdException w:name="Medium Grid 1 Accent 5" w:uiPriority="67"/>
+    <w:lsdException w:name="Medium Grid 2 Accent 5" w:uiPriority="68"/>
+    <w:lsdException w:name="Medium Grid 3 Accent 5" w:uiPriority="69"/>
+    <w:lsdException w:name="Dark List Accent 5" w:uiPriority="70"/>
+    <w:lsdException w:name="Colorful Shading Accent 5" w:uiPriority="71"/>
+    <w:lsdException w:name="Colorful List Accent 5" w:uiPriority="72"/>
+    <w:lsdException w:name="Colorful Grid Accent 5" w:uiPriority="73"/>
+    <w:lsdException w:name="Light Shading Accent 6" w:uiPriority="60"/>
+    <w:lsdException w:name="Light List Accent 6" w:uiPriority="61"/>
+    <w:lsdException w:name="Light Grid Accent 6" w:uiPriority="62"/>
+    <w:lsdException w:name="Medium Shading 1 Accent 6" w:uiPriority="63"/>
+    <w:lsdException w:name="Medium Shading 2 Accent 6" w:uiPriority="64"/>
+    <w:lsdException w:name="Medium List 1 Accent 6" w:uiPriority="65"/>
+    <w:lsdException w:name="Medium List 2 Accent 6" w:uiPriority="66"/>
+    <w:lsdException w:name="Medium Grid 1 Accent 6" w:uiPriority="67"/>
+    <w:lsdException w:name="Medium Grid 2 Accent 6" w:uiPriority="68"/>
+    <w:lsdException w:name="Medium Grid 3 Accent 6" w:uiPriority="69"/>
+    <w:lsdException w:name="Dark List Accent 6" w:uiPriority="70"/>
+    <w:lsdException w:name="Colorful Shading Accent 6" w:uiPriority="71"/>
+    <w:lsdException w:name="Colorful List Accent 6" w:uiPriority="72"/>
+    <w:lsdException w:name="Colorful Grid Accent 6" w:uiPriority="73"/>
+    <w:lsdException w:name="Subtle Emphasis" w:uiPriority="19" w:qFormat="1"/>
+    <w:lsdException w:name="Intense Emphasis" w:uiPriority="21" w:qFormat="1"/>
+    <w:lsdException w:name="Subtle Reference" w:uiPriority="31" w:qFormat="1"/>
+    <w:lsdException w:name="Intense Reference" w:uiPriority="32" w:qFormat="1"/>
+    <w:lsdException w:name="Book Title" w:uiPriority="33" w:qFormat="1"/>
+    <w:lsdException w:name="Bibliography" w:semiHidden="1" w:uiPriority="37" w:unhideWhenUsed="1"/>
+    <w:lsdException w:name="TOC Heading" w:semiHidden="1" w:uiPriority="39" w:unhideWhenUsed="1" w:qFormat="1"/>
+    <w:lsdException w:name="Plain Table 1" w:uiPriority="41"/>
+    <w:lsdException w:name="Plain Table 2" w:uiPriority="42"/>
+    <w:lsdException w:name="Plain Table 3" w:uiPriority="43"/>
+    <w:lsdException w:name="Plain Table 4" w:uiPriority="44"/>
+    <w:lsdException w:name="Plain Table 5" w:uiPriority="45"/>
+    <w:lsdException w:name="Grid Table Light" w:uiPriority="40"/>
+    <w:lsdException w:name="Grid Table 1 Light" w:uiPriority="46"/>
+    <w:lsdException w:name="Grid Table 2" w:uiPriority="47"/>
+    <w:lsdException w:name="Grid Table 3" w:uiPriority="48"/>
+    <w:lsdException w:name="Grid Table 4" w:uiPriority="49"/>
+    <w:lsdException w:name="Grid Table 5 Dark" w:uiPriority="50"/>
+    <w:lsdException w:name="Grid Table 6 Colorful" w:uiPriority="51"/>
+    <w:lsdException w:name="Grid Table 7 Colorful" w:uiPriority="52"/>
+    <w:lsdException w:name="Grid Table 1 Light Accent 1" w:uiPriority="46"/>
+    <w:lsdException w:name="Grid Table 2 Accent 1" w:uiPriority="47"/>
+    <w:lsdException w:name="Grid Table 3 Accent 1" w:uiPriority="48"/>
+    <w:lsdException w:name="Grid Table 4 Accent 1" w:uiPriority="49"/>
+    <w:lsdException w:name="Grid Table 5 Dark Accent 1" w:uiPriority="50"/>
+    <w:lsdException w:name="Grid Table 6 Colorful Accent 1" w:uiPriority="51"/>
+    <w:lsdException w:name="Grid Table 7 Colorful Accent 1" w:uiPriority="52"/>
+    <w:lsdException w:name="Grid Table 1 Light Accent 2" w:uiPriority="46"/>
+    <w:lsdException w:name="Grid Table 2 Accent 2" w:uiPriority="47"/>
+    <w:lsdException w:name="Grid Table 3 Accent 2" w:uiPriority="48"/>
+    <w:lsdException w:name="Grid Table 4 Accent 2" w:uiPriority="49"/>
+    <w:lsdException w:name="Grid Table 5 Dark Accent 2" w:uiPriority="50"/>
+    <w:lsdException w:name="Grid Table 6 Colorful Accent 2" w:uiPriority="51"/>
+    <w:lsdException w:name="Grid Table 7 Colorful Accent 2" w:uiPriority="52"/>
+    <w:lsdException w:name="Grid Table 1 Light Accent 3" w:uiPriority="46"/>
+    <w:lsdException w:name="Grid Table 2 Accent 3" w:uiPriority="47"/>
+    <w:lsdException w:name="Grid Table 3 Accent 3" w:uiPriority="48"/>
+    <w:lsdException w:name="Grid Table 4 Accent 3" w:uiPriority="49"/>
+    <w:lsdException w:name="Grid Table 5 Dark Accent 3" w:uiPriority="50"/>
+    <w:lsdException w:name="Grid Table 6 Colorful Accent 3" w:uiPriority="51"/>
+    <w:lsdException w:name="Grid Table 7 Colorful Accent 3" w:uiPriority="52"/>
+    <w:lsdException w:name="Grid Table 1 Light Accent 4" w:uiPriority="46"/>
+    <w:lsdException w:name="Grid Table 2 Accent 4" w:uiPriority="47"/>
+    <w:lsdException w:name="Grid Table 3 Accent 4" w:uiPriority="48"/>
+    <w:lsdException w:name="Grid Table 4 Accent 4" w:uiPriority="49"/>
+    <w:lsdException w:name="Grid Table 5 Dark Accent 4" w:uiPriority="50"/>
+    <w:lsdException w:name="Grid Table 6 Colorful Accent 4" w:uiPriority="51"/>
+    <w:lsdException w:name="Grid Table 7 Colorful Accent 4" w:uiPriority="52"/>
+    <w:lsdException w:name="Grid Table 1 Light Accent 5" w:uiPriority="46"/>
+    <w:lsdException w:name="Grid Table 2 Accent 5" w:uiPriority="47"/>
+    <w:lsdException w:name="Grid Table 3 Accent 5" w:uiPriority="48"/>
+    <w:lsdException w:name="Grid Table 4 Accent 5" w:uiPriority="49"/>
+    <w:lsdException w:name="Grid Table 5 Dark Accent 5" w:uiPriority="50"/>
+    <w:lsdException w:name="Grid Table 6 Colorful Accent 5" w:uiPriority="51"/>
+    <w:lsdException w:name="Grid Table 7 Colorful Accent 5" w:uiPriority="52"/>
+    <w:lsdException w:name="Grid Table 1 Light Accent 6" w:uiPriority="46"/>
+    <w:lsdException w:name="Grid Table 2 Accent 6" w:uiPriority="47"/>
+    <w:lsdException w:name="Grid Table 3 Accent 6" w:uiPriority="48"/>
+    <w:lsdException w:name="Grid Table 4 Accent 6" w:uiPriority="49"/>
+    <w:lsdException w:name="Grid Table 5 Dark Accent 6" w:uiPriority="50"/>
+    <w:lsdException w:name="Grid Table 6 Colorful Accent 6" w:uiPriority="51"/>
+    <w:lsdException w:name="Grid Table 7 Colorful Accent 6" w:uiPriority="52"/>
+    <w:lsdException w:name="List Table 1 Light" w:uiPriority="46"/>
+    <w:lsdException w:name="List Table 2" w:uiPriority="47"/>
+    <w:lsdException w:name="List Table 3" w:uiPriority="48"/>
+    <w:lsdException w:name="List Table 4" w:uiPriority="49"/>
+    <w:lsdException w:name="List Table 5 Dark" w:uiPriority="50"/>
+    <w:lsdException w:name="List Table 6 Colorful" w:uiPriority="51"/>
+    <w:lsdException w:name="List Table 7 Colorful" w:uiPriority="52"/>
+    <w:lsdException w:name="List Table 1 Light Accent 1" w:uiPriority="46"/>
+    <w:lsdException w:name="List Table 2 Accent 1" w:uiPriority="47"/>
+    <w:lsdException w:name="List Table 3 Accent 1" w:uiPriority="48"/>
+    <w:lsdException w:name="List Table 4 Accent 1" w:uiPriority="49"/>
+    <w:lsdException w:name="List Table 5 Dark Accent 1" w:uiPriority="50"/>
+    <w:lsdException w:name="List Table 6 Colorful Accent 1" w:uiPriority="51"/>
+    <w:lsdException w:name="List Table 7 Colorful Accent 1" w:uiPriority="52"/>
+    <w:lsdException w:name="List Table 1 Light Accent 2" w:uiPriority="46"/>
+    <w:lsdException w:name="List Table 2 Accent 2" w:uiPriority="47"/>
+    <w:lsdException w:name="List Table 3 Accent 2" w:uiPriority="48"/>
+    <w:lsdException w:name="List Table 4 Accent 2" w:uiPriority="49"/>
+    <w:lsdException w:name="List Table 5 Dark Accent 2" w:uiPriority="50"/>
+    <w:lsdException w:name="List Table 6 Colorful Accent 2" w:uiPriority="51"/>
+    <w:lsdException w:name="List Table 7 Colorful Accent 2" w:uiPriority="52"/>
+    <w:lsdException w:name="List Table 1 Light Accent 3" w:uiPriority="46"/>
+    <w:lsdException w:name="List Table 2 Accent 3" w:uiPriority="47"/>
+    <w:lsdException w:name="List Table 3 Accent 3" w:uiPriority="48"/>
+    <w:lsdException w:name="List Table 4 Accent 3" w:uiPriority="49"/>
+    <w:lsdException w:name="List Table 5 Dark Accent 3" w:uiPriority="50"/>
+    <w:lsdException w:name="List Table 6 Colorful Accent 3" w:uiPriority="51"/>
+    <w:lsdException w:name="List Table 7 Colorful Accent 3" w:uiPriority="52"/>
+    <w:lsdException w:name="List Table 1 Light Accent 4" w:uiPriority="46"/>
+    <w:lsdException w:name="List Table 2 Accent 4" w:uiPriority="47"/>
+    <w:lsdException w:name="List Table 3 Accent 4" w:uiPriority="48"/>
+    <w:lsdException w:name="List Table 4 Accent 4" w:uiPriority="49"/>
+    <w:lsdException w:name="List Table 5 Dark Accent 4" w:uiPriority="50"/>
+    <w:lsdException w:name="List Table 6 Colorful Accent 4" w:uiPriority="51"/>
+    <w:lsdException w:name="List Table 7 Colorful Accent 4" w:uiPriority="52"/>
+    <w:lsdException w:name="List Table 1 Light Accent 5" w:uiPriority="46"/>
+    <w:lsdException w:name="List Table 2 Accent 5" w:uiPriority="47"/>
+    <w:lsdException w:name="List Table 3 Accent 5" w:uiPriority="48"/>
+    <w:lsdException w:name="List Table 4 Accent 5" w:uiPriority="49"/>
+    <w:lsdException w:name="List Table 5 Dark Accent 5" w:uiPriority="50"/>
+    <w:lsdException w:name="List Table 6 Colorful Accent 5" w:uiPriority="51"/>
+    <w:lsdException w:name="List Table 7 Colorful Accent 5" w:uiPriority="52"/>
+    <w:lsdException w:name="List Table 1 Light Accent 6" w:uiPriority="46"/>
+    <w:lsdException w:name="List Table 2 Accent 6" w:uiPriority="47"/>
+    <w:lsdException w:name="List Table 3 Accent 6" w:uiPriority="48"/>
+    <w:lsdException w:name="List Table 4 Accent 6" w:uiPriority="49"/>
+    <w:lsdException w:name="List Table 5 Dark Accent 6" w:uiPriority="50"/>
+    <w:lsdException w:name="List Table 6 Colorful Accent 6" w:uiPriority="51"/>
+    <w:lsdException w:name="List Table 7 Colorful Accent 6" w:uiPriority="52"/>
+  </w:latentStyles>
+  <w:style w:type="paragraph" w:default="1" w:styleId="a">
+    <w:name w:val="Normal"/>
+    <w:qFormat/>
+  </w:style>
+  <w:style w:type="character" w:default="1" w:styleId="a0">
+    <w:name w:val="Default Paragraph Font"/>
+    <w:uiPriority w:val="1"/>
+    <w:semiHidden/>
+    <w:unhideWhenUsed/>
+  </w:style>
+  <w:style w:type="table" w:default="1" w:styleId="a1">
+    <w:name w:val="Normal Table"/>
+    <w:uiPriority w:val="99"/>
+    <w:semiHidden/>
+    <w:unhideWhenUsed/>
+    <w:tblPr>
+      <w:tblInd w:w="0" w:type="dxa"/>
+      <w:tblCellMar>
+        <w:top w:w="0" w:type="dxa"/>
+        <w:left w:w="108" w:type="dxa"/>
+        <w:bottom w:w="0" w:type="dxa"/>
+        <w:right w:w="108" w:type="dxa"/>
+      </w:tblCellMar>
+    </w:tblPr>
+  </w:style>
+  <w:style w:type="numbering" w:default="1" w:styleId="a2">
+    <w:name w:val="No List"/>
+    <w:uiPriority w:val="99"/>
+    <w:semiHidden/>
+    <w:unhideWhenUsed/>
+  </w:style>
+  <w:style w:type="character" w:styleId="a3">
+    <w:name w:val="Placeholder Text"/>
+    <w:basedOn w:val="a0"/>
+    <w:uiPriority w:val="99"/>
+    <w:semiHidden/>
+    <w:rsid w:val="006C7E06"/>
+    <w:rPr>
+      <w:color w:val="808080"/>
+    </w:rPr>
+  </w:style>
+</w:styles>
+</file>
+
+<file path=word/glossary/webSettings.xml><?xml version="1.0" encoding="utf-8"?>
+<w:webSettings xmlns:mc="http://schemas.openxmlformats.org/markup-compatibility/2006" xmlns:r="http://schemas.openxmlformats.org/officeDocument/2006/relationships" xmlns:w="http://schemas.openxmlformats.org/wordprocessingml/2006/main" xmlns:w14="http://schemas.microsoft.com/office/word/2010/wordml" xmlns:w15="http://schemas.microsoft.com/office/word/2012/wordml" mc:Ignorable="w14 w15">
+  <w:optimizeForBrowser/>
+  <w:allowPNG/>
+</w:webSettings>
+</file>
+
 <file path=word/theme/theme1.xml><?xml version="1.0" encoding="utf-8"?>
 <a:theme xmlns:a="http://schemas.openxmlformats.org/drawingml/2006/main" name="Тема Office">
   <a:themeElements>
@@ -20417,7 +25153,7 @@
 </file>
 
 <file path=customXml/itemProps1.xml><?xml version="1.0" encoding="utf-8"?>
-<ds:datastoreItem xmlns:ds="http://schemas.openxmlformats.org/officeDocument/2006/customXml" ds:itemID="{3A2DB5DE-8170-430D-B09F-11D37E43BF97}">
+<ds:datastoreItem xmlns:ds="http://schemas.openxmlformats.org/officeDocument/2006/customXml" ds:itemID="{49F774A7-0BAA-4E13-9143-6FD20BA38D84}">
   <ds:schemaRefs>
     <ds:schemaRef ds:uri="http://schemas.openxmlformats.org/officeDocument/2006/bibliography"/>
   </ds:schemaRefs>

--- a/docs/ПЗ.docx
+++ b/docs/ПЗ.docx
@@ -295,17 +295,47 @@
           <w:szCs w:val="32"/>
           <w:lang w:val="uk-UA"/>
         </w:rPr>
-        <w:t xml:space="preserve">Тема: </w:t>
+        <w:t>Тема</w:t>
       </w:r>
       <w:r>
         <w:rPr>
           <w:rFonts w:cs="Times New Roman"/>
           <w:sz w:val="32"/>
           <w:szCs w:val="32"/>
-          <w:highlight w:val="green"/>
           <w:lang w:val="uk-UA"/>
         </w:rPr>
-        <w:t>Назва теми</w:t>
+        <w:t xml:space="preserve">: </w:t>
+      </w:r>
+      <m:oMath>
+        <m:r>
+          <w:rPr>
+            <w:rFonts w:ascii="Cambria Math" w:hAnsi="Cambria Math" w:cs="Times New Roman"/>
+            <w:sz w:val="32"/>
+            <w:szCs w:val="32"/>
+            <w:lang w:val="uk-UA"/>
+          </w:rPr>
+          <m:t>∆</m:t>
+        </m:r>
+      </m:oMath>
+      <w:r>
+        <w:rPr>
+          <w:rFonts w:cs="Times New Roman"/>
+          <w:bCs/>
+          <w:sz w:val="32"/>
+          <w:szCs w:val="32"/>
+          <w:lang w:val="uk-UA"/>
+        </w:rPr>
+        <w:t xml:space="preserve">-степінг алгоритм пошуку найкоротших шляхів мовою </w:t>
+      </w:r>
+      <w:r>
+        <w:rPr>
+          <w:rFonts w:cs="Times New Roman"/>
+          <w:bCs/>
+          <w:sz w:val="32"/>
+          <w:szCs w:val="32"/>
+          <w:lang w:val="en-US"/>
+        </w:rPr>
+        <w:t>Python</w:t>
       </w:r>
     </w:p>
     <w:p>
@@ -400,10 +430,9 @@
               <w:rPr>
                 <w:rFonts w:cs="Times New Roman"/>
                 <w:color w:val="auto"/>
-                <w:highlight w:val="green"/>
                 <w:lang w:val="uk-UA"/>
               </w:rPr>
-              <w:t>Посада та ПІБ керівника</w:t>
+              <w:t>старший викладач кафедри ІПІ</w:t>
             </w:r>
           </w:p>
           <w:p>
@@ -414,6 +443,23 @@
               <w:rPr>
                 <w:rFonts w:cs="Times New Roman"/>
                 <w:lang w:val="uk-UA"/>
+              </w:rPr>
+            </w:pPr>
+            <w:r>
+              <w:rPr>
+                <w:rFonts w:cs="Times New Roman"/>
+                <w:lang w:val="uk-UA"/>
+              </w:rPr>
+              <w:t>Дифучин Антон Юрійович</w:t>
+            </w:r>
+          </w:p>
+          <w:p>
+            <w:pPr>
+              <w:pStyle w:val="A7"/>
+              <w:spacing w:line="240" w:lineRule="auto"/>
+              <w:ind w:firstLine="0"/>
+              <w:rPr>
+                <w:rFonts w:cs="Times New Roman"/>
               </w:rPr>
             </w:pPr>
           </w:p>
@@ -491,9 +537,8 @@
             <w:r>
               <w:rPr>
                 <w:rFonts w:cs="Times New Roman"/>
-                <w:lang w:val="uk-UA"/>
-              </w:rPr>
-              <w:t>4</w:t>
+              </w:rPr>
+              <w:t>6</w:t>
             </w:r>
             <w:r>
               <w:rPr>
@@ -710,30 +755,8 @@
                 <w:rFonts w:cs="Times New Roman"/>
                 <w:iCs/>
                 <w:color w:val="auto"/>
-                <w:highlight w:val="green"/>
-                <w:lang w:val="uk-UA"/>
-              </w:rPr>
-              <w:t>ПІ</w:t>
-            </w:r>
-            <w:r>
-              <w:rPr>
-                <w:rFonts w:cs="Times New Roman"/>
-                <w:iCs/>
-                <w:color w:val="auto"/>
-                <w:highlight w:val="green"/>
-                <w:lang w:val="uk-UA"/>
-              </w:rPr>
-              <w:t>Б</w:t>
-            </w:r>
-            <w:r>
-              <w:rPr>
-                <w:rFonts w:cs="Times New Roman"/>
-                <w:iCs/>
-                <w:color w:val="auto"/>
-                <w:highlight w:val="green"/>
-                <w:lang w:val="uk-UA"/>
-              </w:rPr>
-              <w:t xml:space="preserve"> студента</w:t>
+              </w:rPr>
+              <w:t>Віжуткін Іляя Дмитрович</w:t>
             </w:r>
           </w:p>
           <w:p>
@@ -756,10 +779,9 @@
             <w:r>
               <w:rPr>
                 <w:rFonts w:cs="Times New Roman"/>
-                <w:highlight w:val="green"/>
                 <w:lang w:val="uk-UA"/>
               </w:rPr>
-              <w:t>____</w:t>
+              <w:t>ІП-31</w:t>
             </w:r>
           </w:p>
           <w:p>
@@ -791,15 +813,7 @@
                 <w:rFonts w:cs="Times New Roman"/>
                 <w:lang w:val="uk-UA"/>
               </w:rPr>
-              <w:t xml:space="preserve">№ </w:t>
-            </w:r>
-            <w:r>
-              <w:rPr>
-                <w:rFonts w:cs="Times New Roman"/>
-                <w:highlight w:val="green"/>
-                <w:lang w:val="uk-UA"/>
-              </w:rPr>
-              <w:t>_____</w:t>
+              <w:t>№4</w:t>
             </w:r>
           </w:p>
           <w:p>
@@ -1018,7 +1032,6 @@
               <w:pStyle w:val="A7"/>
               <w:spacing w:line="240" w:lineRule="auto"/>
               <w:ind w:firstLine="0"/>
-              <w:jc w:val="left"/>
               <w:rPr>
                 <w:rFonts w:cs="Times New Roman"/>
                 <w:lang w:val="uk-UA"/>
@@ -1027,11 +1040,9 @@
             <w:r>
               <w:rPr>
                 <w:rFonts w:cs="Times New Roman"/>
-                <w:color w:val="auto"/>
-                <w:highlight w:val="green"/>
                 <w:lang w:val="uk-UA"/>
               </w:rPr>
-              <w:t>Ім’я ПРІЗВИЩЕ керівника</w:t>
+              <w:t>Антон ДИФУЧИН</w:t>
             </w:r>
           </w:p>
         </w:tc>
@@ -1104,7 +1115,7 @@
           <w:bCs/>
           <w:lang w:val="uk-UA"/>
         </w:rPr>
-        <w:t>4</w:t>
+        <w:t>6</w:t>
       </w:r>
       <w:r>
         <w:rPr>
@@ -1350,8 +1361,6 @@
           <w:bCs/>
         </w:rPr>
       </w:pPr>
-      <w:bookmarkStart w:id="0" w:name="_GoBack"/>
-      <w:bookmarkEnd w:id="0"/>
       <w:r>
         <w:rPr>
           <w:rFonts w:cs="Times New Roman"/>
@@ -1587,14 +1596,12 @@
         <w:rPr>
           <w:rFonts w:cs="Times New Roman"/>
           <w:bCs/>
-          <w:lang w:val="ru-RU"/>
-        </w:rPr>
-      </w:pPr>
-      <w:r>
-        <w:rPr>
-          <w:rFonts w:cs="Times New Roman"/>
-          <w:bCs/>
-          <w:lang w:val="ru-RU"/>
+        </w:rPr>
+      </w:pPr>
+      <w:r>
+        <w:rPr>
+          <w:rFonts w:cs="Times New Roman"/>
+          <w:bCs/>
         </w:rPr>
         <w:t>Розроблений послі</w:t>
       </w:r>
@@ -1602,7 +1609,6 @@
         <w:rPr>
           <w:rFonts w:cs="Times New Roman"/>
           <w:bCs/>
-          <w:lang w:val="ru-RU"/>
         </w:rPr>
         <w:t xml:space="preserve">довний та паралельний алгоритм </w:t>
       </w:r>
@@ -1619,7 +1625,6 @@
         <w:rPr>
           <w:rFonts w:cs="Times New Roman"/>
           <w:bCs/>
-          <w:lang w:val="ru-RU"/>
         </w:rPr>
         <w:t>-степінгу адаптовано для</w:t>
       </w:r>
@@ -1643,7 +1648,6 @@
         <w:rPr>
           <w:rFonts w:cs="Times New Roman"/>
           <w:bCs/>
-          <w:lang w:val="ru-RU"/>
         </w:rPr>
         <w:t xml:space="preserve">. В розробці використано мову програмування Python, бібліотеку NumPy </w:t>
       </w:r>
@@ -1651,7 +1655,6 @@
         <w:rPr>
           <w:rFonts w:cs="Times New Roman"/>
           <w:bCs/>
-          <w:lang w:val="ru-RU"/>
         </w:rPr>
         <w:t>для ефективного збереження графа, необхідних додаткових масивів</w:t>
       </w:r>
@@ -1707,7 +1710,6 @@
         <w:rPr>
           <w:rFonts w:cs="Times New Roman"/>
           <w:bCs/>
-          <w:lang w:val="ru-RU"/>
         </w:rPr>
         <w:t>, а також вбудовані модулі multiprocessing та shared_memory для обходу обмежень GIL.</w:t>
       </w:r>
@@ -3031,12 +3033,12 @@
       <w:pPr>
         <w:pStyle w:val="1"/>
       </w:pPr>
-      <w:bookmarkStart w:id="1" w:name="_Toc158713962"/>
+      <w:bookmarkStart w:id="0" w:name="_Toc158713962"/>
       <w:r>
         <w:lastRenderedPageBreak/>
         <w:t>ВСТУП</w:t>
       </w:r>
-      <w:bookmarkEnd w:id="1"/>
+      <w:bookmarkEnd w:id="0"/>
     </w:p>
     <w:p>
       <w:pPr>
@@ -3103,7 +3105,29 @@
           <w:bdr w:val="nil"/>
           <w:lang w:val="uk-UA" w:eastAsia="ru-RU"/>
         </w:rPr>
-        <w:t>, а також раціонально використовувати апаратні ресурси сучасних серверів і робочих станцій.</w:t>
+        <w:t>, а також раціонально використовувати апаратні ресурси сучасних серверів і робочих станцій</w:t>
+      </w:r>
+      <w:r>
+        <w:rPr>
+          <w:rFonts w:eastAsia="Arial Unicode MS" w:cs="Times New Roman"/>
+          <w:bCs/>
+          <w:szCs w:val="28"/>
+          <w:u w:color="000000"/>
+          <w:bdr w:val="nil"/>
+          <w:lang w:eastAsia="ru-RU"/>
+        </w:rPr>
+        <w:t xml:space="preserve"> [1]</w:t>
+      </w:r>
+      <w:r>
+        <w:rPr>
+          <w:rFonts w:eastAsia="Arial Unicode MS" w:cs="Times New Roman"/>
+          <w:bCs/>
+          <w:szCs w:val="28"/>
+          <w:u w:color="000000"/>
+          <w:bdr w:val="nil"/>
+          <w:lang w:val="uk-UA" w:eastAsia="ru-RU"/>
+        </w:rPr>
+        <w:t>.</w:t>
       </w:r>
     </w:p>
     <w:p>
@@ -3149,7 +3173,29 @@
           <w:bdr w:val="nil"/>
           <w:lang w:val="uk-UA" w:eastAsia="ru-RU"/>
         </w:rPr>
-        <w:t>). Вона є критично важливою для систем маршрутизації, аналізу соціальних</w:t>
+        <w:t>)</w:t>
+      </w:r>
+      <w:r>
+        <w:rPr>
+          <w:rFonts w:eastAsia="Arial Unicode MS" w:cs="Times New Roman"/>
+          <w:bCs/>
+          <w:szCs w:val="28"/>
+          <w:u w:color="000000"/>
+          <w:bdr w:val="nil"/>
+          <w:lang w:val="uk-UA" w:eastAsia="ru-RU"/>
+        </w:rPr>
+        <w:t xml:space="preserve"> [2]</w:t>
+      </w:r>
+      <w:r>
+        <w:rPr>
+          <w:rFonts w:eastAsia="Arial Unicode MS" w:cs="Times New Roman"/>
+          <w:bCs/>
+          <w:szCs w:val="28"/>
+          <w:u w:color="000000"/>
+          <w:bdr w:val="nil"/>
+          <w:lang w:val="uk-UA" w:eastAsia="ru-RU"/>
+        </w:rPr>
+        <w:t>. Вона є критично важливою для систем маршрутизації, аналізу соціальних</w:t>
       </w:r>
       <w:r>
         <w:rPr>
@@ -3204,7 +3250,29 @@
           <w:bdr w:val="nil"/>
           <w:lang w:val="uk-UA" w:eastAsia="ru-RU"/>
         </w:rPr>
-        <w:t xml:space="preserve">язання цієї задачі мають суттєві обмеження: алгоритм Дейкстри погано піддається розпаралелюванню через строгу послідовність вибору вершин, а алгоритм Беллмана-Форда виконує занадто багато надлишкових обчислень. У цьому контексті алгоритм </w:t>
+        <w:t>язання цієї задачі мають суттєві обмеження: алгоритм Дейкстри погано піддається розпаралелюванню через строгу послідовність вибору вершин, а алгоритм Беллмана-Форда виконує занадто багато надлишкових обчислень</w:t>
+      </w:r>
+      <w:r>
+        <w:rPr>
+          <w:rFonts w:eastAsia="Arial Unicode MS" w:cs="Times New Roman"/>
+          <w:bCs/>
+          <w:szCs w:val="28"/>
+          <w:u w:color="000000"/>
+          <w:bdr w:val="nil"/>
+          <w:lang w:val="uk-UA" w:eastAsia="ru-RU"/>
+        </w:rPr>
+        <w:t xml:space="preserve"> [3]</w:t>
+      </w:r>
+      <w:r>
+        <w:rPr>
+          <w:rFonts w:eastAsia="Arial Unicode MS" w:cs="Times New Roman"/>
+          <w:bCs/>
+          <w:szCs w:val="28"/>
+          <w:u w:color="000000"/>
+          <w:bdr w:val="nil"/>
+          <w:lang w:val="uk-UA" w:eastAsia="ru-RU"/>
+        </w:rPr>
+        <w:t xml:space="preserve">. У цьому контексті алгоритм </w:t>
       </w:r>
       <m:oMath>
         <m:r>
@@ -3293,7 +3361,29 @@
           <w:bdr w:val="nil"/>
           <w:lang w:val="uk-UA" w:eastAsia="ru-RU"/>
         </w:rPr>
-        <w:t xml:space="preserve"> і паралельно обробляти незалежні ребра. Паралельна реалізація цього алгоритму є вкрай важливою для забезпечення масштабованості та швидкої обробки графів великих розмірів, де </w:t>
+        <w:t xml:space="preserve"> і паралельно обробляти незалежні ребра</w:t>
+      </w:r>
+      <w:r>
+        <w:rPr>
+          <w:rFonts w:eastAsia="Arial Unicode MS" w:cs="Times New Roman"/>
+          <w:bCs/>
+          <w:szCs w:val="28"/>
+          <w:u w:color="000000"/>
+          <w:bdr w:val="nil"/>
+          <w:lang w:eastAsia="ru-RU"/>
+        </w:rPr>
+        <w:t xml:space="preserve"> [4]</w:t>
+      </w:r>
+      <w:r>
+        <w:rPr>
+          <w:rFonts w:eastAsia="Arial Unicode MS" w:cs="Times New Roman"/>
+          <w:bCs/>
+          <w:szCs w:val="28"/>
+          <w:u w:color="000000"/>
+          <w:bdr w:val="nil"/>
+          <w:lang w:val="uk-UA" w:eastAsia="ru-RU"/>
+        </w:rPr>
+        <w:t xml:space="preserve">. Паралельна реалізація цього алгоритму є вкрай важливою для забезпечення масштабованості та швидкої обробки графів великих розмірів, де </w:t>
       </w:r>
       <w:r>
         <w:rPr>
@@ -3428,6 +3518,17 @@
           <w:bdr w:val="nil"/>
           <w:lang w:val="uk-UA" w:eastAsia="ru-RU"/>
         </w:rPr>
+        <w:t xml:space="preserve"> [18]</w:t>
+      </w:r>
+      <w:r>
+        <w:rPr>
+          <w:rFonts w:eastAsia="Arial Unicode MS" w:cs="Times New Roman"/>
+          <w:bCs/>
+          <w:szCs w:val="28"/>
+          <w:u w:color="000000"/>
+          <w:bdr w:val="nil"/>
+          <w:lang w:val="uk-UA" w:eastAsia="ru-RU"/>
+        </w:rPr>
         <w:t xml:space="preserve"> для розв</w:t>
       </w:r>
       <w:r>
@@ -3707,7 +3808,7 @@
           <w:lang w:val="uk-UA" w:eastAsia="ru-RU"/>
         </w:rPr>
       </w:pPr>
-      <w:bookmarkStart w:id="2" w:name="_Toc158713963"/>
+      <w:bookmarkStart w:id="1" w:name="_Toc158713963"/>
       <w:r>
         <w:rPr>
           <w:rFonts w:eastAsia="Arial Unicode MS" w:cs="Times New Roman"/>
@@ -3733,7 +3834,7 @@
         </w:rPr>
         <w:t xml:space="preserve"> ОПИС АЛГОРИТМУ ТА ЙОГО ВІДОМИХ ПАРАЛЕЛЬНИХ РЕАЛІЗАЦІЙ</w:t>
       </w:r>
-      <w:bookmarkEnd w:id="2"/>
+      <w:bookmarkEnd w:id="1"/>
     </w:p>
     <w:p>
       <w:pPr>
@@ -3745,7 +3846,7 @@
           <w:lang w:val="uk-UA" w:eastAsia="ru-RU"/>
         </w:rPr>
       </w:pPr>
-      <w:bookmarkStart w:id="3" w:name="_Toc158713964"/>
+      <w:bookmarkStart w:id="2" w:name="_Toc158713964"/>
       <w:r>
         <w:rPr>
           <w:rFonts w:eastAsia="Arial Unicode MS"/>
@@ -3762,7 +3863,7 @@
       <w:r>
         <w:t xml:space="preserve"> </w:t>
       </w:r>
-      <w:bookmarkEnd w:id="3"/>
+      <w:bookmarkEnd w:id="2"/>
       <w:r>
         <w:t xml:space="preserve">Опис алгоритму </w:t>
       </w:r>
@@ -3885,7 +3986,31 @@
           <w:bdr w:val="nil"/>
           <w:lang w:val="uk-UA" w:eastAsia="ru-RU"/>
         </w:rPr>
-        <w:t xml:space="preserve">ром та Пітером Сандерсом як метод, що поєднує переваги </w:t>
+        <w:t xml:space="preserve">ром та Пітером Сандерсом </w:t>
+      </w:r>
+      <w:r>
+        <w:rPr>
+          <w:rFonts w:eastAsia="Arial Unicode MS" w:cs="Times New Roman"/>
+          <w:bCs/>
+          <w:color w:val="000000"/>
+          <w:szCs w:val="28"/>
+          <w:u w:color="000000"/>
+          <w:bdr w:val="nil"/>
+          <w:lang w:val="uk-UA" w:eastAsia="ru-RU"/>
+        </w:rPr>
+        <w:t xml:space="preserve">[4] </w:t>
+      </w:r>
+      <w:r>
+        <w:rPr>
+          <w:rFonts w:eastAsia="Arial Unicode MS" w:cs="Times New Roman"/>
+          <w:bCs/>
+          <w:color w:val="000000"/>
+          <w:szCs w:val="28"/>
+          <w:u w:color="000000"/>
+          <w:bdr w:val="nil"/>
+          <w:lang w:val="uk-UA" w:eastAsia="ru-RU"/>
+        </w:rPr>
+        <w:t xml:space="preserve">як метод, що поєднує переваги </w:t>
       </w:r>
       <w:r>
         <w:rPr>
@@ -10132,7 +10257,7 @@
           <w:lang w:val="uk-UA"/>
         </w:rPr>
       </w:pPr>
-      <w:bookmarkStart w:id="4" w:name="_Toc158713965"/>
+      <w:bookmarkStart w:id="3" w:name="_Toc158713965"/>
       <w:r>
         <w:rPr>
           <w:lang w:val="uk-UA"/>
@@ -10140,7 +10265,7 @@
         <w:lastRenderedPageBreak/>
         <w:t xml:space="preserve">1.2 </w:t>
       </w:r>
-      <w:bookmarkEnd w:id="4"/>
+      <w:bookmarkEnd w:id="3"/>
       <w:r>
         <w:rPr>
           <w:lang w:val="uk-UA"/>
@@ -10287,6 +10412,18 @@
           <w:szCs w:val="28"/>
           <w:u w:color="000000"/>
           <w:bdr w:val="nil"/>
+          <w:lang w:eastAsia="ru-RU"/>
+        </w:rPr>
+        <w:t xml:space="preserve"> [4]</w:t>
+      </w:r>
+      <w:r>
+        <w:rPr>
+          <w:rFonts w:eastAsia="Arial Unicode MS" w:cs="Times New Roman"/>
+          <w:bCs/>
+          <w:color w:val="000000"/>
+          <w:szCs w:val="28"/>
+          <w:u w:color="000000"/>
+          <w:bdr w:val="nil"/>
           <w:lang w:val="uk-UA" w:eastAsia="ru-RU"/>
         </w:rPr>
         <w:t>. Це підтвердило життєздатність концепції розподілу вершин за «кошиками» та можливість безпечної паралельної релаксації «легких» ребер у меж</w:t>
@@ -10375,6 +10512,18 @@
           <w:lang w:val="uk-UA" w:eastAsia="ru-RU"/>
         </w:rPr>
         <w:t>Stepping with Decreasing Delta)</w:t>
+      </w:r>
+      <w:r>
+        <w:rPr>
+          <w:rFonts w:eastAsia="Arial Unicode MS" w:cs="Times New Roman"/>
+          <w:bCs/>
+          <w:color w:val="000000"/>
+          <w:szCs w:val="28"/>
+          <w:u w:color="000000"/>
+          <w:bdr w:val="nil"/>
+          <w:lang w:val="uk-UA" w:eastAsia="ru-RU"/>
+        </w:rPr>
+        <w:t xml:space="preserve"> [5]</w:t>
       </w:r>
       <w:r>
         <w:rPr>
@@ -10589,6 +10738,18 @@
           <w:szCs w:val="28"/>
           <w:u w:color="000000"/>
           <w:bdr w:val="nil"/>
+          <w:lang w:val="en-US" w:eastAsia="ru-RU"/>
+        </w:rPr>
+        <w:t xml:space="preserve"> [6]</w:t>
+      </w:r>
+      <w:r>
+        <w:rPr>
+          <w:rFonts w:eastAsia="Arial Unicode MS" w:cs="Times New Roman"/>
+          <w:bCs/>
+          <w:color w:val="000000"/>
+          <w:szCs w:val="28"/>
+          <w:u w:color="000000"/>
+          <w:bdr w:val="nil"/>
           <w:lang w:val="uk-UA" w:eastAsia="ru-RU"/>
         </w:rPr>
         <w:t xml:space="preserve">. Використання асинхронного механізму обробки </w:t>
@@ -10772,7 +10933,31 @@
           <w:bdr w:val="nil"/>
           <w:lang w:val="uk-UA" w:eastAsia="ru-RU"/>
         </w:rPr>
-        <w:t xml:space="preserve">яттю на базі стандарту MPI. У таких реалізаціях використовується слабке масштабування, а вершини графу розподіляються між обчислювальними вузлами, які локально </w:t>
+        <w:t>яттю на базі стандарту MPI</w:t>
+      </w:r>
+      <w:r>
+        <w:rPr>
+          <w:rFonts w:eastAsia="Arial Unicode MS" w:cs="Times New Roman"/>
+          <w:bCs/>
+          <w:color w:val="000000"/>
+          <w:szCs w:val="28"/>
+          <w:u w:color="000000"/>
+          <w:bdr w:val="nil"/>
+          <w:lang w:val="uk-UA" w:eastAsia="ru-RU"/>
+        </w:rPr>
+        <w:t xml:space="preserve"> [7]</w:t>
+      </w:r>
+      <w:r>
+        <w:rPr>
+          <w:rFonts w:eastAsia="Arial Unicode MS" w:cs="Times New Roman"/>
+          <w:bCs/>
+          <w:color w:val="000000"/>
+          <w:szCs w:val="28"/>
+          <w:u w:color="000000"/>
+          <w:bdr w:val="nil"/>
+          <w:lang w:val="uk-UA" w:eastAsia="ru-RU"/>
+        </w:rPr>
+        <w:t xml:space="preserve">. У таких реалізаціях використовується слабке масштабування, а вершини графу розподіляються між обчислювальними вузлами, які локально </w:t>
       </w:r>
       <w:r>
         <w:rPr>
@@ -10914,7 +11099,31 @@
           <w:bdr w:val="nil"/>
           <w:lang w:val="uk-UA" w:eastAsia="ru-RU"/>
         </w:rPr>
-        <w:t xml:space="preserve"> Neo4j Graph Data Science [5].</w:t>
+        <w:t xml:space="preserve"> Neo4j Graph Data Science [</w:t>
+      </w:r>
+      <w:r>
+        <w:rPr>
+          <w:rFonts w:eastAsia="Arial Unicode MS" w:cs="Times New Roman"/>
+          <w:bCs/>
+          <w:color w:val="000000"/>
+          <w:szCs w:val="28"/>
+          <w:u w:color="000000"/>
+          <w:bdr w:val="nil"/>
+          <w:lang w:val="uk-UA" w:eastAsia="ru-RU"/>
+        </w:rPr>
+        <w:t>8</w:t>
+      </w:r>
+      <w:r>
+        <w:rPr>
+          <w:rFonts w:eastAsia="Arial Unicode MS" w:cs="Times New Roman"/>
+          <w:bCs/>
+          <w:color w:val="000000"/>
+          <w:szCs w:val="28"/>
+          <w:u w:color="000000"/>
+          <w:bdr w:val="nil"/>
+          <w:lang w:val="uk-UA" w:eastAsia="ru-RU"/>
+        </w:rPr>
+        <w:t>].</w:t>
       </w:r>
     </w:p>
     <w:p>
@@ -11179,7 +11388,7 @@
           <w:lang w:val="uk-UA" w:eastAsia="ru-RU"/>
         </w:rPr>
       </w:pPr>
-      <w:bookmarkStart w:id="5" w:name="_Toc158713966"/>
+      <w:bookmarkStart w:id="4" w:name="_Toc158713966"/>
       <w:r>
         <w:rPr>
           <w:rFonts w:eastAsia="Arial Unicode MS"/>
@@ -11211,7 +11420,7 @@
       <w:r>
         <w:t>ШВИДКОДІЇ</w:t>
       </w:r>
-      <w:bookmarkEnd w:id="5"/>
+      <w:bookmarkEnd w:id="4"/>
     </w:p>
     <w:p>
       <w:pPr>
@@ -11830,14 +12039,42 @@
           <w:rFonts w:cs="Times New Roman"/>
           <w:lang w:val="uk-UA" w:eastAsia="ru-RU"/>
         </w:rPr>
-        <w:t xml:space="preserve"> (рисунок 2.3)</w:t>
-      </w:r>
-      <w:r>
-        <w:rPr>
-          <w:rFonts w:cs="Times New Roman"/>
-          <w:lang w:val="uk-UA" w:eastAsia="ru-RU"/>
-        </w:rPr>
-        <w:t>. Даний тип даних був обраний, оскільки він підтримує «підключення» до даних у пам’яті, що дозволяє створювати спільну пам’ять у паралельній версії та легко підключатися до неї у процесах. Хоч це</w:t>
+        <w:t xml:space="preserve"> </w:t>
+      </w:r>
+      <w:r>
+        <w:rPr>
+          <w:rFonts w:cs="Times New Roman"/>
+          <w:lang w:val="uk-UA" w:eastAsia="ru-RU"/>
+        </w:rPr>
+        <w:t xml:space="preserve">[9] </w:t>
+      </w:r>
+      <w:r>
+        <w:rPr>
+          <w:rFonts w:cs="Times New Roman"/>
+          <w:lang w:val="uk-UA" w:eastAsia="ru-RU"/>
+        </w:rPr>
+        <w:t>(рисунок 2.3)</w:t>
+      </w:r>
+      <w:r>
+        <w:rPr>
+          <w:rFonts w:cs="Times New Roman"/>
+          <w:lang w:val="uk-UA" w:eastAsia="ru-RU"/>
+        </w:rPr>
+        <w:t>. Даний тип даних був обраний, оскільки він підтримує «підключення» до даних у пам’яті, що дозволяє створювати спільну пам’ять</w:t>
+      </w:r>
+      <w:r>
+        <w:rPr>
+          <w:rFonts w:cs="Times New Roman"/>
+          <w:lang w:val="uk-UA" w:eastAsia="ru-RU"/>
+        </w:rPr>
+        <w:t xml:space="preserve"> [10]</w:t>
+      </w:r>
+      <w:r>
+        <w:rPr>
+          <w:rFonts w:cs="Times New Roman"/>
+          <w:lang w:val="uk-UA" w:eastAsia="ru-RU"/>
+        </w:rPr>
+        <w:t xml:space="preserve"> у паралельній версії та легко підключатися до неї у процесах. Хоч це</w:t>
       </w:r>
       <w:r>
         <w:rPr>
@@ -14188,6 +14425,18 @@
         <w:rPr>
           <w:lang w:val="uk-UA" w:eastAsia="ru-RU"/>
         </w:rPr>
+        <w:t xml:space="preserve"> [11]</w:t>
+      </w:r>
+      <w:r>
+        <w:rPr>
+          <w:lang w:val="uk-UA" w:eastAsia="ru-RU"/>
+        </w:rPr>
+        <w:t xml:space="preserve"> </w:t>
+      </w:r>
+      <w:r>
+        <w:rPr>
+          <w:lang w:val="uk-UA" w:eastAsia="ru-RU"/>
+        </w:rPr>
         <w:t xml:space="preserve">. </w:t>
       </w:r>
     </w:p>
@@ -14267,6 +14516,12 @@
           <w:lang w:val="uk-UA" w:eastAsia="ru-RU"/>
         </w:rPr>
         <w:lastRenderedPageBreak/>
+        <w:t xml:space="preserve">[12] </w:t>
+      </w:r>
+      <w:r>
+        <w:rPr>
+          <w:lang w:val="uk-UA" w:eastAsia="ru-RU"/>
+        </w:rPr>
         <w:t xml:space="preserve">та подальшому повузловому порівнянні цих відстаней із результатами роботи розробленого алгоритму. </w:t>
       </w:r>
     </w:p>
@@ -17328,7 +17583,7 @@
           <w:lang w:val="uk-UA" w:eastAsia="ru-RU"/>
         </w:rPr>
       </w:pPr>
-      <w:bookmarkStart w:id="6" w:name="_Toc158713967"/>
+      <w:bookmarkStart w:id="5" w:name="_Toc158713967"/>
       <w:r>
         <w:rPr>
           <w:rFonts w:eastAsia="Arial Unicode MS" w:cs="Times New Roman"/>
@@ -17366,7 +17621,7 @@
         </w:rPr>
         <w:t>ВИБІР ПРОГРАМНОГО ЗАБЕЗПЕЧЕННЯ ДЛЯ РОЗРОБКИ ПАРАЛЕЛЬНИХ ОБЧИСЛЕНЬ ТА ЙОГО КОРОТКИЙ ОПИС</w:t>
       </w:r>
-      <w:bookmarkEnd w:id="6"/>
+      <w:bookmarkEnd w:id="5"/>
     </w:p>
     <w:p>
       <w:pPr>
@@ -17413,9 +17668,45 @@
           <w:szCs w:val="28"/>
           <w:u w:color="000000"/>
           <w:bdr w:val="nil"/>
-          <w:lang w:val="uk-UA" w:eastAsia="ru-RU"/>
-        </w:rPr>
-        <w:t xml:space="preserve">. Цей механізм гарантує потокобезпечність виконання коду, проте унеможливлює одночасне виконання інструкцій кількома потоками на різних фізичних ядрах процесора. Відповідно, використання класичної </w:t>
+          <w:lang w:eastAsia="ru-RU"/>
+        </w:rPr>
+        <w:t xml:space="preserve"> [13]</w:t>
+      </w:r>
+      <w:r>
+        <w:rPr>
+          <w:rFonts w:eastAsia="Arial Unicode MS" w:cs="Times New Roman"/>
+          <w:bCs/>
+          <w:color w:val="000000"/>
+          <w:szCs w:val="28"/>
+          <w:u w:color="000000"/>
+          <w:bdr w:val="nil"/>
+          <w:lang w:val="uk-UA" w:eastAsia="ru-RU"/>
+        </w:rPr>
+        <w:t>. Цей механізм гарантує потокобезпечність виконання коду</w:t>
+      </w:r>
+      <w:r>
+        <w:rPr>
+          <w:rFonts w:eastAsia="Arial Unicode MS" w:cs="Times New Roman"/>
+          <w:bCs/>
+          <w:color w:val="000000"/>
+          <w:szCs w:val="28"/>
+          <w:u w:color="000000"/>
+          <w:bdr w:val="nil"/>
+          <w:lang w:val="uk-UA" w:eastAsia="ru-RU"/>
+        </w:rPr>
+        <w:t xml:space="preserve"> [14]</w:t>
+      </w:r>
+      <w:r>
+        <w:rPr>
+          <w:rFonts w:eastAsia="Arial Unicode MS" w:cs="Times New Roman"/>
+          <w:bCs/>
+          <w:color w:val="000000"/>
+          <w:szCs w:val="28"/>
+          <w:u w:color="000000"/>
+          <w:bdr w:val="nil"/>
+          <w:lang w:val="uk-UA" w:eastAsia="ru-RU"/>
+        </w:rPr>
+        <w:t xml:space="preserve">, проте унеможливлює одночасне виконання інструкцій кількома потоками на різних фізичних ядрах процесора. Відповідно, використання класичної </w:t>
       </w:r>
       <w:r>
         <w:rPr>
@@ -17478,6 +17769,18 @@
           <w:lang w:val="en-US" w:eastAsia="ru-RU"/>
         </w:rPr>
         <w:t>multiprocessing</w:t>
+      </w:r>
+      <w:r>
+        <w:rPr>
+          <w:rFonts w:eastAsia="Arial Unicode MS" w:cs="Times New Roman"/>
+          <w:bCs/>
+          <w:color w:val="000000"/>
+          <w:szCs w:val="28"/>
+          <w:u w:color="000000"/>
+          <w:bdr w:val="nil"/>
+          <w:lang w:val="uk-UA" w:eastAsia="ru-RU"/>
+        </w:rPr>
+        <w:t xml:space="preserve"> [15]</w:t>
       </w:r>
       <w:r>
         <w:rPr>
@@ -17734,7 +18037,79 @@
           <w:bdr w:val="nil"/>
           <w:lang w:val="uk-UA" w:eastAsia="ru-RU"/>
         </w:rPr>
-        <w:t>яті. У поєднанні з масивами бібліотеки NumPy це забезпечує прямий одночасний доступ усіх робочих процесів до глобальних структур даних графа та масивів «кошиків» без жод</w:t>
+        <w:t>яті</w:t>
+      </w:r>
+      <w:r>
+        <w:rPr>
+          <w:rFonts w:eastAsia="Arial Unicode MS" w:cs="Times New Roman"/>
+          <w:bCs/>
+          <w:color w:val="000000"/>
+          <w:szCs w:val="28"/>
+          <w:u w:color="000000"/>
+          <w:bdr w:val="nil"/>
+          <w:lang w:val="uk-UA" w:eastAsia="ru-RU"/>
+        </w:rPr>
+        <w:t xml:space="preserve"> [10]</w:t>
+      </w:r>
+      <w:r>
+        <w:rPr>
+          <w:rFonts w:eastAsia="Arial Unicode MS" w:cs="Times New Roman"/>
+          <w:bCs/>
+          <w:color w:val="000000"/>
+          <w:szCs w:val="28"/>
+          <w:u w:color="000000"/>
+          <w:bdr w:val="nil"/>
+          <w:lang w:val="uk-UA" w:eastAsia="ru-RU"/>
+        </w:rPr>
+        <w:t xml:space="preserve">. У поєднанні з масивами бібліотеки NumPy </w:t>
+      </w:r>
+      <w:r>
+        <w:rPr>
+          <w:rFonts w:eastAsia="Arial Unicode MS" w:cs="Times New Roman"/>
+          <w:bCs/>
+          <w:color w:val="000000"/>
+          <w:szCs w:val="28"/>
+          <w:u w:color="000000"/>
+          <w:bdr w:val="nil"/>
+          <w:lang w:val="uk-UA" w:eastAsia="ru-RU"/>
+        </w:rPr>
+        <w:t>[</w:t>
+      </w:r>
+      <w:r>
+        <w:rPr>
+          <w:rFonts w:eastAsia="Arial Unicode MS" w:cs="Times New Roman"/>
+          <w:bCs/>
+          <w:color w:val="000000"/>
+          <w:szCs w:val="28"/>
+          <w:u w:color="000000"/>
+          <w:bdr w:val="nil"/>
+          <w:lang w:val="uk-UA" w:eastAsia="ru-RU"/>
+        </w:rPr>
+        <w:t>16</w:t>
+      </w:r>
+      <w:r>
+        <w:rPr>
+          <w:rFonts w:eastAsia="Arial Unicode MS" w:cs="Times New Roman"/>
+          <w:bCs/>
+          <w:color w:val="000000"/>
+          <w:szCs w:val="28"/>
+          <w:u w:color="000000"/>
+          <w:bdr w:val="nil"/>
+          <w:lang w:val="uk-UA" w:eastAsia="ru-RU"/>
+        </w:rPr>
+        <w:t xml:space="preserve">] </w:t>
+      </w:r>
+      <w:r>
+        <w:rPr>
+          <w:rFonts w:eastAsia="Arial Unicode MS" w:cs="Times New Roman"/>
+          <w:bCs/>
+          <w:color w:val="000000"/>
+          <w:szCs w:val="28"/>
+          <w:u w:color="000000"/>
+          <w:bdr w:val="nil"/>
+          <w:lang w:val="uk-UA" w:eastAsia="ru-RU"/>
+        </w:rPr>
+        <w:t>це забезпечує прямий одночасний доступ усіх робочих процесів до глобальних структур даних графа та масивів «кошиків» без жод</w:t>
       </w:r>
       <w:r>
         <w:rPr>
@@ -17797,7 +18172,31 @@
           <w:bdr w:val="nil"/>
           <w:lang w:val="uk-UA" w:eastAsia="ru-RU"/>
         </w:rPr>
-        <w:t xml:space="preserve">за допомогою механізму пулу процесів. Цей інструмент дозволяє ініціалізувати задану кількість робочих процесів лише один раз на початку роботи програми та динамічно розподіляти між ними вершини поточного </w:t>
+        <w:t>за допомогою механізму пулу процесів</w:t>
+      </w:r>
+      <w:r>
+        <w:rPr>
+          <w:rFonts w:eastAsia="Arial Unicode MS" w:cs="Times New Roman"/>
+          <w:bCs/>
+          <w:color w:val="000000"/>
+          <w:szCs w:val="28"/>
+          <w:u w:color="000000"/>
+          <w:bdr w:val="nil"/>
+          <w:lang w:eastAsia="ru-RU"/>
+        </w:rPr>
+        <w:t xml:space="preserve"> [15]</w:t>
+      </w:r>
+      <w:r>
+        <w:rPr>
+          <w:rFonts w:eastAsia="Arial Unicode MS" w:cs="Times New Roman"/>
+          <w:bCs/>
+          <w:color w:val="000000"/>
+          <w:szCs w:val="28"/>
+          <w:u w:color="000000"/>
+          <w:bdr w:val="nil"/>
+          <w:lang w:val="uk-UA" w:eastAsia="ru-RU"/>
+        </w:rPr>
+        <w:t xml:space="preserve">. Цей інструмент дозволяє ініціалізувати задану кількість робочих процесів лише один раз на початку роботи програми та динамічно розподіляти між ними вершини поточного </w:t>
       </w:r>
       <w:r>
         <w:rPr>
@@ -17979,7 +18378,55 @@
           <w:bdr w:val="nil"/>
           <w:lang w:val="uk-UA" w:eastAsia="ru-RU"/>
         </w:rPr>
-        <w:t xml:space="preserve">механізм локерів, що дозволяє </w:t>
+        <w:t>механізм локерів</w:t>
+      </w:r>
+      <w:r>
+        <w:rPr>
+          <w:rFonts w:eastAsia="Arial Unicode MS" w:cs="Times New Roman"/>
+          <w:bCs/>
+          <w:color w:val="000000"/>
+          <w:szCs w:val="28"/>
+          <w:u w:color="000000"/>
+          <w:bdr w:val="nil"/>
+          <w:lang w:val="uk-UA" w:eastAsia="ru-RU"/>
+        </w:rPr>
+        <w:t xml:space="preserve"> [</w:t>
+      </w:r>
+      <w:r>
+        <w:rPr>
+          <w:rFonts w:eastAsia="Arial Unicode MS" w:cs="Times New Roman"/>
+          <w:bCs/>
+          <w:color w:val="000000"/>
+          <w:szCs w:val="28"/>
+          <w:u w:color="000000"/>
+          <w:bdr w:val="nil"/>
+          <w:lang w:val="uk-UA" w:eastAsia="ru-RU"/>
+        </w:rPr>
+        <w:t>17</w:t>
+      </w:r>
+      <w:r>
+        <w:rPr>
+          <w:rFonts w:eastAsia="Arial Unicode MS" w:cs="Times New Roman"/>
+          <w:bCs/>
+          <w:color w:val="000000"/>
+          <w:szCs w:val="28"/>
+          <w:u w:color="000000"/>
+          <w:bdr w:val="nil"/>
+          <w:lang w:val="uk-UA" w:eastAsia="ru-RU"/>
+        </w:rPr>
+        <w:t>]</w:t>
+      </w:r>
+      <w:r>
+        <w:rPr>
+          <w:rFonts w:eastAsia="Arial Unicode MS" w:cs="Times New Roman"/>
+          <w:bCs/>
+          <w:color w:val="000000"/>
+          <w:szCs w:val="28"/>
+          <w:u w:color="000000"/>
+          <w:bdr w:val="nil"/>
+          <w:lang w:val="uk-UA" w:eastAsia="ru-RU"/>
+        </w:rPr>
+        <w:t xml:space="preserve">, що дозволяє </w:t>
       </w:r>
       <w:r>
         <w:rPr>
@@ -18035,7 +18482,7 @@
           <w:lang w:val="uk-UA" w:eastAsia="ru-RU"/>
         </w:rPr>
       </w:pPr>
-      <w:bookmarkStart w:id="7" w:name="_Toc158713968"/>
+      <w:bookmarkStart w:id="6" w:name="_Toc158713968"/>
       <w:r>
         <w:rPr>
           <w:rFonts w:eastAsia="Arial Unicode MS" w:cs="Times New Roman"/>
@@ -18122,7 +18569,7 @@
         </w:rPr>
         <w:t>КТУВАННЯ, РЕАЛІЗАЦІЯ, ТЕСТУВАННЯ</w:t>
       </w:r>
-      <w:bookmarkEnd w:id="7"/>
+      <w:bookmarkEnd w:id="6"/>
     </w:p>
     <w:p>
       <w:pPr>
@@ -21578,7 +22025,7 @@
           <w:lang w:val="uk-UA" w:eastAsia="ru-RU"/>
         </w:rPr>
       </w:pPr>
-      <w:bookmarkStart w:id="8" w:name="_Toc158713969"/>
+      <w:bookmarkStart w:id="7" w:name="_Toc158713969"/>
       <w:r>
         <w:rPr>
           <w:rFonts w:eastAsia="Arial Unicode MS" w:cs="Times New Roman"/>
@@ -21616,7 +22063,7 @@
         </w:rPr>
         <w:t>ДОСЛІДЖЕННЯ ЕФЕКТИВНОСТІ ПАРАЛЕЛЬНИХ ОБЧИСЛЕНЬ АЛГОРИТМУ</w:t>
       </w:r>
-      <w:bookmarkEnd w:id="8"/>
+      <w:bookmarkEnd w:id="7"/>
     </w:p>
     <w:p>
       <w:pPr>
@@ -23053,10 +23500,11 @@
         <w:rPr>
           <w:rFonts w:eastAsia="Arial Unicode MS" w:cs="Times New Roman"/>
           <w:bCs/>
-          <w:szCs w:val="28"/>
-          <w:u w:color="000000"/>
-          <w:bdr w:val="nil"/>
-          <w:lang w:val="uk-UA" w:eastAsia="ru-RU"/>
+          <w:noProof/>
+          <w:szCs w:val="28"/>
+          <w:u w:color="000000"/>
+          <w:bdr w:val="nil"/>
+          <w:lang w:eastAsia="ru-RU"/>
         </w:rPr>
         <w:drawing>
           <wp:inline distT="0" distB="0" distL="0" distR="0" wp14:anchorId="10CF6F7B" wp14:editId="1C4A7C93">
@@ -23588,18 +24036,7 @@
           <w:bdr w:val="nil"/>
           <w:lang w:val="uk-UA" w:eastAsia="ru-RU"/>
         </w:rPr>
-        <w:t>процесів</w:t>
-      </w:r>
-      <w:r>
-        <w:rPr>
-          <w:rFonts w:eastAsia="Arial Unicode MS" w:cs="Times New Roman"/>
-          <w:bCs/>
-          <w:szCs w:val="28"/>
-          <w:u w:color="000000"/>
-          <w:bdr w:val="nil"/>
-          <w:lang w:val="uk-UA" w:eastAsia="ru-RU"/>
-        </w:rPr>
-        <w:t xml:space="preserve"> </w:t>
+        <w:t xml:space="preserve">процесів </w:t>
       </w:r>
       <w:r>
         <w:rPr>
@@ -24221,7 +24658,7 @@
           <w:szCs w:val="28"/>
           <w:u w:color="000000"/>
           <w:bdr w:val="nil"/>
-          <w:lang w:val="ru-RU" w:eastAsia="ru-RU"/>
+          <w:lang w:eastAsia="ru-RU"/>
         </w:rPr>
         <w:t>, що дорівнює кількості логічних ядер процесору,</w:t>
       </w:r>
@@ -27326,7 +27763,13 @@
         <w:rPr>
           <w:lang w:val="uk-UA" w:eastAsia="ru-RU"/>
         </w:rPr>
-        <w:t>чотири осонвних</w:t>
+        <w:t>чотири осно</w:t>
+      </w:r>
+      <w:r>
+        <w:rPr>
+          <w:lang w:val="uk-UA" w:eastAsia="ru-RU"/>
+        </w:rPr>
+        <w:t>вних</w:t>
       </w:r>
       <w:r>
         <w:rPr>
@@ -28249,7 +28692,7 @@
           <w:szCs w:val="28"/>
           <w:u w:color="000000"/>
           <w:bdr w:val="nil"/>
-          <w:lang w:val="ru-RU" w:eastAsia="ru-RU"/>
+          <w:lang w:val="uk-UA" w:eastAsia="ru-RU"/>
         </w:rPr>
         <w:t xml:space="preserve"> хоч, як правило, ми і бачимо збільшення прискорення, проте це викликано не </w:t>
       </w:r>
@@ -28365,7 +28808,7 @@
             <w:bdr w:val="nil"/>
             <w:lang w:val="uk-UA" w:eastAsia="ru-RU"/>
           </w:rPr>
-          <m:t>∆</m:t>
+          <m:t xml:space="preserve">∆ </m:t>
         </m:r>
         <m:r>
           <w:rPr>
@@ -28374,18 +28817,7 @@
             <w:szCs w:val="28"/>
             <w:u w:color="000000"/>
             <w:bdr w:val="nil"/>
-            <w:lang w:val="uk-UA" w:eastAsia="ru-RU"/>
-          </w:rPr>
-          <m:t xml:space="preserve"> </m:t>
-        </m:r>
-        <m:r>
-          <w:rPr>
-            <w:rFonts w:ascii="Cambria Math" w:eastAsia="Arial Unicode MS" w:hAnsi="Cambria Math" w:cs="Times New Roman"/>
-            <w:color w:val="000000"/>
-            <w:szCs w:val="28"/>
-            <w:u w:color="000000"/>
-            <w:bdr w:val="nil"/>
-            <w:lang w:val="ru-RU" w:eastAsia="ru-RU"/>
+            <w:lang w:eastAsia="ru-RU"/>
           </w:rPr>
           <m:t>&gt;2</m:t>
         </m:r>
@@ -28397,7 +28829,7 @@
           <w:szCs w:val="28"/>
           <w:u w:color="000000"/>
           <w:bdr w:val="nil"/>
-          <w:lang w:val="ru-RU" w:eastAsia="ru-RU"/>
+          <w:lang w:eastAsia="ru-RU"/>
         </w:rPr>
         <w:t xml:space="preserve"> значного пришвидшення не в</w:t>
       </w:r>
@@ -28422,7 +28854,7 @@
             <w:bdr w:val="nil"/>
             <w:lang w:val="uk-UA" w:eastAsia="ru-RU"/>
           </w:rPr>
-          <m:t>∆</m:t>
+          <m:t xml:space="preserve">∆ </m:t>
         </m:r>
         <m:r>
           <w:rPr>
@@ -28431,18 +28863,7 @@
             <w:szCs w:val="28"/>
             <w:u w:color="000000"/>
             <w:bdr w:val="nil"/>
-            <w:lang w:val="uk-UA" w:eastAsia="ru-RU"/>
-          </w:rPr>
-          <m:t xml:space="preserve"> </m:t>
-        </m:r>
-        <m:r>
-          <w:rPr>
-            <w:rFonts w:ascii="Cambria Math" w:eastAsia="Arial Unicode MS" w:hAnsi="Cambria Math" w:cs="Times New Roman"/>
-            <w:color w:val="000000"/>
-            <w:szCs w:val="28"/>
-            <w:u w:color="000000"/>
-            <w:bdr w:val="nil"/>
-            <w:lang w:val="ru-RU" w:eastAsia="ru-RU"/>
+            <w:lang w:eastAsia="ru-RU"/>
           </w:rPr>
           <m:t>&gt;5</m:t>
         </m:r>
@@ -28454,7 +28875,7 @@
           <w:szCs w:val="28"/>
           <w:u w:color="000000"/>
           <w:bdr w:val="nil"/>
-          <w:lang w:val="ru-RU" w:eastAsia="ru-RU"/>
+          <w:lang w:eastAsia="ru-RU"/>
         </w:rPr>
         <w:t xml:space="preserve"> майже зупиняється</w:t>
       </w:r>
@@ -28475,7 +28896,7 @@
         <w:ind w:firstLine="708"/>
         <w:rPr>
           <w:i/>
-          <w:lang w:val="en-US" w:eastAsia="ru-RU"/>
+          <w:lang w:val="uk-UA" w:eastAsia="ru-RU"/>
         </w:rPr>
       </w:pPr>
       <w:r>
@@ -28590,7 +29011,7 @@
           <w:bdr w:val="nil"/>
           <w:lang w:val="uk-UA" w:eastAsia="ru-RU"/>
         </w:rPr>
-        <w:t>-степінгу, фактично, у реалізацію Дайла.</w:t>
+        <w:t>-степінгу, фактично, у реалізацію Дайла</w:t>
       </w:r>
       <w:r>
         <w:rPr>
@@ -28599,7 +29020,29 @@
           <w:szCs w:val="28"/>
           <w:u w:color="000000"/>
           <w:bdr w:val="nil"/>
-          <w:lang w:val="ru-RU" w:eastAsia="ru-RU"/>
+          <w:lang w:val="en-US" w:eastAsia="ru-RU"/>
+        </w:rPr>
+        <w:t xml:space="preserve"> [19]</w:t>
+      </w:r>
+      <w:r>
+        <w:rPr>
+          <w:rFonts w:eastAsiaTheme="minorEastAsia"/>
+          <w:color w:val="000000"/>
+          <w:szCs w:val="28"/>
+          <w:u w:color="000000"/>
+          <w:bdr w:val="nil"/>
+          <w:lang w:val="uk-UA" w:eastAsia="ru-RU"/>
+        </w:rPr>
+        <w:t>.</w:t>
+      </w:r>
+      <w:r>
+        <w:rPr>
+          <w:rFonts w:eastAsiaTheme="minorEastAsia"/>
+          <w:color w:val="000000"/>
+          <w:szCs w:val="28"/>
+          <w:u w:color="000000"/>
+          <w:bdr w:val="nil"/>
+          <w:lang w:eastAsia="ru-RU"/>
         </w:rPr>
         <w:t xml:space="preserve"> В той час паралельна версія </w:t>
       </w:r>
@@ -28745,7 +29188,7 @@
           <w:lang w:val="uk-UA" w:eastAsia="ru-RU"/>
         </w:rPr>
       </w:pPr>
-      <w:bookmarkStart w:id="9" w:name="_Toc158713970"/>
+      <w:bookmarkStart w:id="8" w:name="_Toc158713970"/>
       <w:r>
         <w:rPr>
           <w:rFonts w:eastAsia="Arial Unicode MS" w:cs="Times New Roman"/>
@@ -28771,7 +29214,7 @@
         </w:rPr>
         <w:t>ВКИ</w:t>
       </w:r>
-      <w:bookmarkEnd w:id="9"/>
+      <w:bookmarkEnd w:id="8"/>
     </w:p>
     <w:p>
       <w:pPr>
@@ -29635,7 +30078,7 @@
           <w:lang w:val="uk-UA" w:eastAsia="ru-RU"/>
         </w:rPr>
       </w:pPr>
-      <w:bookmarkStart w:id="10" w:name="_Toc158713971"/>
+      <w:bookmarkStart w:id="9" w:name="_Toc158713971"/>
       <w:r>
         <w:rPr>
           <w:rFonts w:eastAsia="Arial Unicode MS"/>
@@ -29658,7 +30101,7 @@
         </w:rPr>
         <w:t xml:space="preserve"> ДЖЕРЕЛ</w:t>
       </w:r>
-      <w:bookmarkEnd w:id="10"/>
+      <w:bookmarkEnd w:id="9"/>
     </w:p>
     <w:p>
       <w:pPr>
@@ -29696,31 +30139,7 @@
           <w:bdr w:val="nil"/>
           <w:lang w:val="uk-UA" w:eastAsia="ru-RU"/>
         </w:rPr>
-        <w:t>https://www.researchgate.net/publication/47843063_Heaps_Are_Better_than_Buckets_Parallel_Sho</w:t>
-      </w:r>
-      <w:r>
-        <w:rPr>
-          <w:rFonts w:eastAsia="Arial Unicode MS" w:cs="Times New Roman"/>
-          <w:bCs/>
-          <w:color w:val="000000"/>
-          <w:szCs w:val="28"/>
-          <w:u w:color="000000"/>
-          <w:bdr w:val="nil"/>
-          <w:lang w:val="uk-UA" w:eastAsia="ru-RU"/>
-        </w:rPr>
-        <w:t>rtest_Paths_on_Unbalanced_Graph</w:t>
-      </w:r>
-      <w:r>
-        <w:rPr>
-          <w:rFonts w:eastAsia="Arial Unicode MS" w:cs="Times New Roman"/>
-          <w:bCs/>
-          <w:color w:val="000000"/>
-          <w:szCs w:val="28"/>
-          <w:u w:color="000000"/>
-          <w:bdr w:val="nil"/>
-          <w:lang w:val="en-US" w:eastAsia="ru-RU"/>
-        </w:rPr>
-        <w:t>s</w:t>
+        <w:t>https://dspace.uzhnu.edu.ua/server/api/core/bitstreams/8cd37afa-6366-4f93-b420-b5b838295f75/content</w:t>
       </w:r>
     </w:p>
     <w:p>
@@ -29740,18 +30159,20 @@
           <w:lang w:val="uk-UA" w:eastAsia="ru-RU"/>
         </w:rPr>
       </w:pPr>
-      <w:r>
-        <w:rPr>
-          <w:rFonts w:eastAsia="Arial Unicode MS" w:cs="Times New Roman"/>
-          <w:bCs/>
-          <w:color w:val="000000"/>
-          <w:szCs w:val="28"/>
-          <w:u w:color="000000"/>
-          <w:bdr w:val="nil"/>
-          <w:lang w:val="uk-UA" w:eastAsia="ru-RU"/>
-        </w:rPr>
-        <w:t>https://ieeexplore.ieee.org/document/10938422</w:t>
-      </w:r>
+      <w:hyperlink r:id="rId32" w:history="1">
+        <w:r>
+          <w:rPr>
+            <w:rStyle w:val="aa"/>
+            <w:rFonts w:eastAsia="Arial Unicode MS" w:cs="Times New Roman"/>
+            <w:bCs/>
+            <w:szCs w:val="28"/>
+            <w:u w:color="000000"/>
+            <w:bdr w:val="nil"/>
+            <w:lang w:val="uk-UA" w:eastAsia="ru-RU"/>
+          </w:rPr>
+          <w:t>https://visualgo.net/en/sssp/print</w:t>
+        </w:r>
+      </w:hyperlink>
     </w:p>
     <w:p>
       <w:pPr>
@@ -29770,18 +30191,20 @@
           <w:lang w:val="uk-UA" w:eastAsia="ru-RU"/>
         </w:rPr>
       </w:pPr>
-      <w:r>
-        <w:rPr>
-          <w:rFonts w:eastAsia="Arial Unicode MS" w:cs="Times New Roman"/>
-          <w:bCs/>
-          <w:color w:val="000000"/>
-          <w:szCs w:val="28"/>
-          <w:u w:color="000000"/>
-          <w:bdr w:val="nil"/>
-          <w:lang w:val="uk-UA" w:eastAsia="ru-RU"/>
-        </w:rPr>
-        <w:t>https://arifuzzaman.faculty.unlv.edu/paper/HPEC24_sssp.pdf</w:t>
-      </w:r>
+      <w:hyperlink r:id="rId33" w:history="1">
+        <w:r>
+          <w:rPr>
+            <w:rStyle w:val="aa"/>
+            <w:rFonts w:eastAsia="Arial Unicode MS" w:cs="Times New Roman"/>
+            <w:bCs/>
+            <w:szCs w:val="28"/>
+            <w:u w:color="000000"/>
+            <w:bdr w:val="nil"/>
+            <w:lang w:val="uk-UA" w:eastAsia="ru-RU"/>
+          </w:rPr>
+          <w:t>https://www.geeksforgeeks.org/dsa/what-are-the-differences-between-bellman-fords-and-dijkstras-algorithms/</w:t>
+        </w:r>
+      </w:hyperlink>
     </w:p>
     <w:p>
       <w:pPr>
@@ -29800,7 +30223,132 @@
           <w:lang w:val="uk-UA" w:eastAsia="ru-RU"/>
         </w:rPr>
       </w:pPr>
-      <w:hyperlink r:id="rId32" w:history="1">
+      <w:hyperlink r:id="rId34" w:history="1">
+        <w:r>
+          <w:rPr>
+            <w:rStyle w:val="aa"/>
+            <w:rFonts w:eastAsia="Arial Unicode MS" w:cs="Times New Roman"/>
+            <w:bCs/>
+            <w:szCs w:val="28"/>
+            <w:u w:color="000000"/>
+            <w:bdr w:val="nil"/>
+            <w:lang w:val="uk-UA" w:eastAsia="ru-RU"/>
+          </w:rPr>
+          <w:t>https://www.sciencedirect.com/science/article/pii/S0196677403000762/pdf?md5=d983238fee2b391bbf57ac27f14c7937&amp;pid=1-s2.0-S0196677403000762-main.pdf</w:t>
+        </w:r>
+      </w:hyperlink>
+    </w:p>
+    <w:p>
+      <w:pPr>
+        <w:pStyle w:val="ad"/>
+        <w:numPr>
+          <w:ilvl w:val="0"/>
+          <w:numId w:val="6"/>
+        </w:numPr>
+        <w:rPr>
+          <w:rFonts w:eastAsia="Arial Unicode MS" w:cs="Times New Roman"/>
+          <w:bCs/>
+          <w:color w:val="000000"/>
+          <w:szCs w:val="28"/>
+          <w:u w:color="000000"/>
+          <w:bdr w:val="nil"/>
+          <w:lang w:val="uk-UA" w:eastAsia="ru-RU"/>
+        </w:rPr>
+      </w:pPr>
+      <w:hyperlink r:id="rId35" w:history="1">
+        <w:r>
+          <w:rPr>
+            <w:rStyle w:val="aa"/>
+            <w:rFonts w:eastAsia="Arial Unicode MS" w:cs="Times New Roman"/>
+            <w:bCs/>
+            <w:szCs w:val="28"/>
+            <w:u w:color="000000"/>
+            <w:bdr w:val="nil"/>
+            <w:lang w:val="uk-UA" w:eastAsia="ru-RU"/>
+          </w:rPr>
+          <w:t>https://arifuzzaman.faculty.unlv.edu/paper/HPEC24_sssp.pdf</w:t>
+        </w:r>
+      </w:hyperlink>
+    </w:p>
+    <w:p>
+      <w:pPr>
+        <w:pStyle w:val="ad"/>
+        <w:numPr>
+          <w:ilvl w:val="0"/>
+          <w:numId w:val="6"/>
+        </w:numPr>
+        <w:rPr>
+          <w:rFonts w:eastAsia="Arial Unicode MS" w:cs="Times New Roman"/>
+          <w:bCs/>
+          <w:color w:val="000000"/>
+          <w:szCs w:val="28"/>
+          <w:u w:color="000000"/>
+          <w:bdr w:val="nil"/>
+          <w:lang w:val="uk-UA" w:eastAsia="ru-RU"/>
+        </w:rPr>
+      </w:pPr>
+      <w:r>
+        <w:rPr>
+          <w:rFonts w:eastAsia="Arial Unicode MS" w:cs="Times New Roman"/>
+          <w:bCs/>
+          <w:color w:val="000000"/>
+          <w:szCs w:val="28"/>
+          <w:u w:color="000000"/>
+          <w:bdr w:val="nil"/>
+          <w:lang w:val="uk-UA" w:eastAsia="ru-RU"/>
+        </w:rPr>
+        <w:t>https://www.diva-portal.org/smash/get/diva2:1894324/FULLTEXT01.pdf</w:t>
+      </w:r>
+    </w:p>
+    <w:p>
+      <w:pPr>
+        <w:pStyle w:val="ad"/>
+        <w:numPr>
+          <w:ilvl w:val="0"/>
+          <w:numId w:val="6"/>
+        </w:numPr>
+        <w:rPr>
+          <w:rFonts w:eastAsia="Arial Unicode MS" w:cs="Times New Roman"/>
+          <w:bCs/>
+          <w:color w:val="000000"/>
+          <w:szCs w:val="28"/>
+          <w:u w:color="000000"/>
+          <w:bdr w:val="nil"/>
+          <w:lang w:val="uk-UA" w:eastAsia="ru-RU"/>
+        </w:rPr>
+      </w:pPr>
+      <w:r>
+        <w:rPr>
+          <w:rFonts w:eastAsia="Arial Unicode MS" w:cs="Times New Roman"/>
+          <w:bCs/>
+          <w:color w:val="000000"/>
+          <w:szCs w:val="28"/>
+          <w:u w:color="000000"/>
+          <w:bdr w:val="nil"/>
+          <w:lang w:val="uk-UA" w:eastAsia="ru-RU"/>
+        </w:rPr>
+        <w:t>https://github.com/laertispappas/MPI-delta-stepping</w:t>
+      </w:r>
+    </w:p>
+    <w:p>
+      <w:pPr>
+        <w:pStyle w:val="ad"/>
+        <w:numPr>
+          <w:ilvl w:val="0"/>
+          <w:numId w:val="6"/>
+        </w:numPr>
+        <w:rPr>
+          <w:rStyle w:val="aa"/>
+          <w:rFonts w:eastAsia="Arial Unicode MS" w:cs="Times New Roman"/>
+          <w:bCs/>
+          <w:color w:val="000000"/>
+          <w:szCs w:val="28"/>
+          <w:u w:val="none" w:color="000000"/>
+          <w:bdr w:val="nil"/>
+          <w:lang w:val="uk-UA" w:eastAsia="ru-RU"/>
+        </w:rPr>
+      </w:pPr>
+      <w:hyperlink r:id="rId36" w:history="1">
         <w:r>
           <w:rPr>
             <w:rStyle w:val="aa"/>
@@ -29823,37 +30371,390 @@
           <w:numId w:val="6"/>
         </w:numPr>
         <w:rPr>
-          <w:rFonts w:eastAsia="Arial Unicode MS" w:cs="Times New Roman"/>
-          <w:bCs/>
-          <w:color w:val="000000"/>
-          <w:szCs w:val="28"/>
-          <w:u w:color="000000"/>
-          <w:bdr w:val="nil"/>
-          <w:lang w:val="uk-UA" w:eastAsia="ru-RU"/>
-        </w:rPr>
-      </w:pPr>
-      <w:r>
-        <w:rPr>
-          <w:rFonts w:eastAsia="Arial Unicode MS" w:cs="Times New Roman"/>
-          <w:bCs/>
-          <w:color w:val="000000"/>
-          <w:szCs w:val="28"/>
-          <w:u w:color="000000"/>
-          <w:bdr w:val="nil"/>
-          <w:lang w:val="uk-UA" w:eastAsia="ru-RU"/>
-        </w:rPr>
-        <w:t>https://www.sciencedirect.com/science/article/pii/S0196677403000762/pdf?md5=d983238fee2b391bbf57ac27f14c7937&amp;pid=1-s2.0-S0196677403000762-main.pdf</w:t>
-      </w:r>
-      <w:r>
-        <w:rPr>
-          <w:rFonts w:eastAsia="Arial Unicode MS" w:cs="Times New Roman"/>
-          <w:bCs/>
-          <w:color w:val="000000"/>
-          <w:szCs w:val="28"/>
-          <w:u w:color="000000"/>
-          <w:bdr w:val="nil"/>
-          <w:lang w:val="uk-UA" w:eastAsia="ru-RU"/>
-        </w:rPr>
+          <w:rStyle w:val="aa"/>
+          <w:rFonts w:eastAsia="Arial Unicode MS" w:cs="Times New Roman"/>
+          <w:bCs/>
+          <w:color w:val="000000"/>
+          <w:szCs w:val="28"/>
+          <w:u w:val="none" w:color="000000"/>
+          <w:bdr w:val="nil"/>
+          <w:lang w:val="uk-UA" w:eastAsia="ru-RU"/>
+        </w:rPr>
+      </w:pPr>
+      <w:hyperlink r:id="rId37" w:history="1">
+        <w:r>
+          <w:rPr>
+            <w:rStyle w:val="aa"/>
+            <w:rFonts w:eastAsia="Arial Unicode MS" w:cs="Times New Roman"/>
+            <w:bCs/>
+            <w:szCs w:val="28"/>
+            <w:u w:color="000000"/>
+            <w:bdr w:val="nil"/>
+            <w:lang w:val="uk-UA" w:eastAsia="ru-RU"/>
+          </w:rPr>
+          <w:t>https://numpy.org/doc/2.2/reference/generated/numpy.ndarray.html</w:t>
+        </w:r>
+      </w:hyperlink>
+    </w:p>
+    <w:p>
+      <w:pPr>
+        <w:pStyle w:val="ad"/>
+        <w:numPr>
+          <w:ilvl w:val="0"/>
+          <w:numId w:val="6"/>
+        </w:numPr>
+        <w:rPr>
+          <w:rStyle w:val="aa"/>
+          <w:rFonts w:eastAsia="Arial Unicode MS" w:cs="Times New Roman"/>
+          <w:bCs/>
+          <w:color w:val="000000"/>
+          <w:szCs w:val="28"/>
+          <w:u w:val="none" w:color="000000"/>
+          <w:bdr w:val="nil"/>
+          <w:lang w:val="uk-UA" w:eastAsia="ru-RU"/>
+        </w:rPr>
+      </w:pPr>
+      <w:hyperlink r:id="rId38" w:history="1">
+        <w:r>
+          <w:rPr>
+            <w:rStyle w:val="aa"/>
+            <w:rFonts w:eastAsia="Arial Unicode MS" w:cs="Times New Roman"/>
+            <w:bCs/>
+            <w:szCs w:val="28"/>
+            <w:u w:color="000000"/>
+            <w:bdr w:val="nil"/>
+            <w:lang w:val="uk-UA" w:eastAsia="ru-RU"/>
+          </w:rPr>
+          <w:t>https://docs.python.org/3/library/multiprocessing.shared_memory.html</w:t>
+        </w:r>
+      </w:hyperlink>
+    </w:p>
+    <w:p>
+      <w:pPr>
+        <w:pStyle w:val="ad"/>
+        <w:numPr>
+          <w:ilvl w:val="0"/>
+          <w:numId w:val="6"/>
+        </w:numPr>
+        <w:rPr>
+          <w:rStyle w:val="aa"/>
+          <w:rFonts w:eastAsia="Arial Unicode MS" w:cs="Times New Roman"/>
+          <w:bCs/>
+          <w:color w:val="000000"/>
+          <w:szCs w:val="28"/>
+          <w:u w:val="none" w:color="000000"/>
+          <w:bdr w:val="nil"/>
+          <w:lang w:val="uk-UA" w:eastAsia="ru-RU"/>
+        </w:rPr>
+      </w:pPr>
+      <w:hyperlink r:id="rId39" w:history="1">
+        <w:r>
+          <w:rPr>
+            <w:rStyle w:val="aa"/>
+            <w:rFonts w:eastAsia="Arial Unicode MS" w:cs="Times New Roman"/>
+            <w:bCs/>
+            <w:szCs w:val="28"/>
+            <w:u w:color="000000"/>
+            <w:bdr w:val="nil"/>
+            <w:lang w:val="uk-UA" w:eastAsia="ru-RU"/>
+          </w:rPr>
+          <w:t>https://networkx.org/en/</w:t>
+        </w:r>
+      </w:hyperlink>
+    </w:p>
+    <w:p>
+      <w:pPr>
+        <w:pStyle w:val="ad"/>
+        <w:numPr>
+          <w:ilvl w:val="0"/>
+          <w:numId w:val="6"/>
+        </w:numPr>
+        <w:rPr>
+          <w:rStyle w:val="aa"/>
+          <w:rFonts w:eastAsia="Arial Unicode MS" w:cs="Times New Roman"/>
+          <w:bCs/>
+          <w:color w:val="000000"/>
+          <w:szCs w:val="28"/>
+          <w:u w:val="none" w:color="000000"/>
+          <w:bdr w:val="nil"/>
+          <w:lang w:val="uk-UA" w:eastAsia="ru-RU"/>
+        </w:rPr>
+      </w:pPr>
+      <w:hyperlink r:id="rId40" w:history="1">
+        <w:r>
+          <w:rPr>
+            <w:rStyle w:val="aa"/>
+            <w:rFonts w:eastAsia="Arial Unicode MS" w:cs="Times New Roman"/>
+            <w:bCs/>
+            <w:szCs w:val="28"/>
+            <w:u w:color="000000"/>
+            <w:bdr w:val="nil"/>
+            <w:lang w:val="uk-UA" w:eastAsia="ru-RU"/>
+          </w:rPr>
+          <w:t>https://networkx.org/documentation/stable/reference/algorithms/generated/networkx.algorithms.shortest_paths.weighted.single_source_dijkstra_path_length.html</w:t>
+        </w:r>
+      </w:hyperlink>
+    </w:p>
+    <w:p>
+      <w:pPr>
+        <w:pStyle w:val="ad"/>
+        <w:numPr>
+          <w:ilvl w:val="0"/>
+          <w:numId w:val="6"/>
+        </w:numPr>
+        <w:rPr>
+          <w:rStyle w:val="aa"/>
+          <w:rFonts w:eastAsia="Arial Unicode MS" w:cs="Times New Roman"/>
+          <w:bCs/>
+          <w:color w:val="000000"/>
+          <w:szCs w:val="28"/>
+          <w:u w:val="none" w:color="000000"/>
+          <w:bdr w:val="nil"/>
+          <w:lang w:val="uk-UA" w:eastAsia="ru-RU"/>
+        </w:rPr>
+      </w:pPr>
+      <w:hyperlink r:id="rId41" w:history="1">
+        <w:r>
+          <w:rPr>
+            <w:rStyle w:val="aa"/>
+            <w:rFonts w:eastAsia="Arial Unicode MS" w:cs="Times New Roman"/>
+            <w:bCs/>
+            <w:szCs w:val="28"/>
+            <w:u w:color="000000"/>
+            <w:bdr w:val="nil"/>
+            <w:lang w:val="uk-UA" w:eastAsia="ru-RU"/>
+          </w:rPr>
+          <w:t>https://realpython.com/python-gil/</w:t>
+        </w:r>
+      </w:hyperlink>
+    </w:p>
+    <w:p>
+      <w:pPr>
+        <w:pStyle w:val="ad"/>
+        <w:numPr>
+          <w:ilvl w:val="0"/>
+          <w:numId w:val="6"/>
+        </w:numPr>
+        <w:rPr>
+          <w:rStyle w:val="aa"/>
+          <w:rFonts w:eastAsia="Arial Unicode MS" w:cs="Times New Roman"/>
+          <w:bCs/>
+          <w:color w:val="000000"/>
+          <w:szCs w:val="28"/>
+          <w:u w:val="none" w:color="000000"/>
+          <w:bdr w:val="nil"/>
+          <w:lang w:val="uk-UA" w:eastAsia="ru-RU"/>
+        </w:rPr>
+      </w:pPr>
+      <w:hyperlink r:id="rId42" w:history="1">
+        <w:r>
+          <w:rPr>
+            <w:rStyle w:val="aa"/>
+            <w:rFonts w:eastAsia="Arial Unicode MS" w:cs="Times New Roman"/>
+            <w:bCs/>
+            <w:szCs w:val="28"/>
+            <w:u w:color="000000"/>
+            <w:bdr w:val="nil"/>
+            <w:lang w:val="uk-UA" w:eastAsia="ru-RU"/>
+          </w:rPr>
+          <w:t>https://realpython.com/python-thread-lock/</w:t>
+        </w:r>
+      </w:hyperlink>
+    </w:p>
+    <w:p>
+      <w:pPr>
+        <w:pStyle w:val="ad"/>
+        <w:numPr>
+          <w:ilvl w:val="0"/>
+          <w:numId w:val="6"/>
+        </w:numPr>
+        <w:rPr>
+          <w:rStyle w:val="aa"/>
+          <w:rFonts w:eastAsia="Arial Unicode MS" w:cs="Times New Roman"/>
+          <w:bCs/>
+          <w:color w:val="000000"/>
+          <w:szCs w:val="28"/>
+          <w:u w:val="none" w:color="000000"/>
+          <w:bdr w:val="nil"/>
+          <w:lang w:val="uk-UA" w:eastAsia="ru-RU"/>
+        </w:rPr>
+      </w:pPr>
+      <w:hyperlink r:id="rId43" w:history="1">
+        <w:r>
+          <w:rPr>
+            <w:rStyle w:val="aa"/>
+            <w:rFonts w:eastAsia="Arial Unicode MS" w:cs="Times New Roman"/>
+            <w:bCs/>
+            <w:szCs w:val="28"/>
+            <w:u w:color="000000"/>
+            <w:bdr w:val="nil"/>
+            <w:lang w:val="uk-UA" w:eastAsia="ru-RU"/>
+          </w:rPr>
+          <w:t>https://docs.python.org/3/library/multiprocessing.html</w:t>
+        </w:r>
+      </w:hyperlink>
+    </w:p>
+    <w:p>
+      <w:pPr>
+        <w:pStyle w:val="ad"/>
+        <w:numPr>
+          <w:ilvl w:val="0"/>
+          <w:numId w:val="6"/>
+        </w:numPr>
+        <w:rPr>
+          <w:rStyle w:val="aa"/>
+          <w:rFonts w:eastAsia="Arial Unicode MS" w:cs="Times New Roman"/>
+          <w:bCs/>
+          <w:color w:val="000000"/>
+          <w:szCs w:val="28"/>
+          <w:u w:val="none" w:color="000000"/>
+          <w:bdr w:val="nil"/>
+          <w:lang w:val="uk-UA" w:eastAsia="ru-RU"/>
+        </w:rPr>
+      </w:pPr>
+      <w:hyperlink r:id="rId44" w:history="1">
+        <w:r>
+          <w:rPr>
+            <w:rStyle w:val="aa"/>
+            <w:rFonts w:eastAsia="Arial Unicode MS" w:cs="Times New Roman"/>
+            <w:bCs/>
+            <w:szCs w:val="28"/>
+            <w:u w:color="000000"/>
+            <w:bdr w:val="nil"/>
+            <w:lang w:val="uk-UA" w:eastAsia="ru-RU"/>
+          </w:rPr>
+          <w:t>https://numpy.org/</w:t>
+        </w:r>
+      </w:hyperlink>
+    </w:p>
+    <w:p>
+      <w:pPr>
+        <w:pStyle w:val="ad"/>
+        <w:numPr>
+          <w:ilvl w:val="0"/>
+          <w:numId w:val="6"/>
+        </w:numPr>
+        <w:rPr>
+          <w:rStyle w:val="aa"/>
+          <w:rFonts w:eastAsia="Arial Unicode MS" w:cs="Times New Roman"/>
+          <w:bCs/>
+          <w:color w:val="000000"/>
+          <w:szCs w:val="28"/>
+          <w:u w:val="none" w:color="000000"/>
+          <w:bdr w:val="nil"/>
+          <w:lang w:val="uk-UA" w:eastAsia="ru-RU"/>
+        </w:rPr>
+      </w:pPr>
+      <w:hyperlink r:id="rId45" w:history="1">
+        <w:r>
+          <w:rPr>
+            <w:rStyle w:val="aa"/>
+            <w:rFonts w:eastAsia="Arial Unicode MS" w:cs="Times New Roman"/>
+            <w:bCs/>
+            <w:szCs w:val="28"/>
+            <w:u w:color="000000"/>
+            <w:bdr w:val="nil"/>
+            <w:lang w:val="uk-UA" w:eastAsia="ru-RU"/>
+          </w:rPr>
+          <w:t>https://medium.com/swlh/protect-your-shared-resource-using-multiprocessing-locks-in-python-21fc90ad5af1</w:t>
+        </w:r>
+      </w:hyperlink>
+    </w:p>
+    <w:p>
+      <w:pPr>
+        <w:pStyle w:val="ad"/>
+        <w:numPr>
+          <w:ilvl w:val="0"/>
+          <w:numId w:val="6"/>
+        </w:numPr>
+        <w:rPr>
+          <w:rStyle w:val="aa"/>
+          <w:rFonts w:eastAsia="Arial Unicode MS" w:cs="Times New Roman"/>
+          <w:bCs/>
+          <w:color w:val="000000"/>
+          <w:szCs w:val="28"/>
+          <w:u w:val="none" w:color="000000"/>
+          <w:bdr w:val="nil"/>
+          <w:lang w:val="uk-UA" w:eastAsia="ru-RU"/>
+        </w:rPr>
+      </w:pPr>
+      <w:hyperlink r:id="rId46" w:history="1">
+        <w:r>
+          <w:rPr>
+            <w:rStyle w:val="aa"/>
+            <w:rFonts w:eastAsia="Arial Unicode MS" w:cs="Times New Roman"/>
+            <w:bCs/>
+            <w:szCs w:val="28"/>
+            <w:u w:color="000000"/>
+            <w:bdr w:val="nil"/>
+            <w:lang w:val="uk-UA" w:eastAsia="ru-RU"/>
+          </w:rPr>
+          <w:t>https://www.python.org/</w:t>
+        </w:r>
+      </w:hyperlink>
+    </w:p>
+    <w:p>
+      <w:pPr>
+        <w:pStyle w:val="ad"/>
+        <w:numPr>
+          <w:ilvl w:val="0"/>
+          <w:numId w:val="6"/>
+        </w:numPr>
+        <w:rPr>
+          <w:rStyle w:val="aa"/>
+          <w:rFonts w:eastAsia="Arial Unicode MS" w:cs="Times New Roman"/>
+          <w:bCs/>
+          <w:color w:val="000000"/>
+          <w:szCs w:val="28"/>
+          <w:u w:val="none" w:color="000000"/>
+          <w:bdr w:val="nil"/>
+          <w:lang w:val="uk-UA" w:eastAsia="ru-RU"/>
+        </w:rPr>
+      </w:pPr>
+      <w:r>
+        <w:rPr>
+          <w:rStyle w:val="aa"/>
+          <w:rFonts w:eastAsia="Arial Unicode MS" w:cs="Times New Roman"/>
+          <w:bCs/>
+          <w:color w:val="000000"/>
+          <w:szCs w:val="28"/>
+          <w:u w:val="none" w:color="000000"/>
+          <w:bdr w:val="nil"/>
+          <w:lang w:val="uk-UA" w:eastAsia="ru-RU"/>
+        </w:rPr>
+        <w:t>https://www.geeksforgeeks.org/dsa/dials-algorithm-optimized-dijkstra-for-small-range-weights/</w:t>
+      </w:r>
+      <w:bookmarkStart w:id="10" w:name="_GoBack"/>
+      <w:bookmarkEnd w:id="10"/>
+    </w:p>
+    <w:p>
+      <w:pPr>
+        <w:pStyle w:val="ad"/>
+        <w:numPr>
+          <w:ilvl w:val="0"/>
+          <w:numId w:val="6"/>
+        </w:numPr>
+        <w:rPr>
+          <w:rFonts w:eastAsia="Arial Unicode MS" w:cs="Times New Roman"/>
+          <w:bCs/>
+          <w:color w:val="000000"/>
+          <w:szCs w:val="28"/>
+          <w:u w:color="000000"/>
+          <w:bdr w:val="nil"/>
+          <w:lang w:val="uk-UA" w:eastAsia="ru-RU"/>
+        </w:rPr>
+      </w:pPr>
+      <w:r>
+        <w:rPr>
+          <w:rFonts w:eastAsia="Arial Unicode MS" w:cs="Times New Roman"/>
+          <w:bCs/>
+          <w:color w:val="000000"/>
+          <w:szCs w:val="28"/>
+          <w:u w:color="000000"/>
+          <w:bdr w:val="nil"/>
+          <w:lang w:val="uk-UA" w:eastAsia="ru-RU"/>
+        </w:rPr>
+        <w:lastRenderedPageBreak/>
         <w:br w:type="page"/>
       </w:r>
     </w:p>
@@ -30111,7 +31012,7 @@
       </w:pPr>
     </w:p>
     <w:sectPr>
-      <w:headerReference w:type="default" r:id="rId33"/>
+      <w:headerReference w:type="default" r:id="rId47"/>
       <w:pgSz w:w="11906" w:h="16838"/>
       <w:pgMar w:top="1134" w:right="1134" w:bottom="1134" w:left="1134" w:header="709" w:footer="709" w:gutter="0"/>
       <w:cols w:space="708"/>
@@ -30225,7 +31126,7 @@
             <w:noProof/>
             <w:szCs w:val="28"/>
           </w:rPr>
-          <w:t>3</w:t>
+          <w:t>60</w:t>
         </w:r>
         <w:r>
           <w:rPr>
@@ -32529,568 +33430,6 @@
 </w:styles>
 </file>
 
-<file path=word/glossary/document.xml><?xml version="1.0" encoding="utf-8"?>
-<w:glossaryDocument xmlns:wpc="http://schemas.microsoft.com/office/word/2010/wordprocessingCanvas" xmlns:mc="http://schemas.openxmlformats.org/markup-compatibility/2006" xmlns:o="urn:schemas-microsoft-com:office:office" xmlns:r="http://schemas.openxmlformats.org/officeDocument/2006/relationships" xmlns:m="http://schemas.openxmlformats.org/officeDocument/2006/math" xmlns:v="urn:schemas-microsoft-com:vml" xmlns:wp14="http://schemas.microsoft.com/office/word/2010/wordprocessingDrawing" xmlns:wp="http://schemas.openxmlformats.org/drawingml/2006/wordprocessingDrawing" xmlns:w10="urn:schemas-microsoft-com:office:word" xmlns:w="http://schemas.openxmlformats.org/wordprocessingml/2006/main" xmlns:w14="http://schemas.microsoft.com/office/word/2010/wordml" xmlns:w15="http://schemas.microsoft.com/office/word/2012/wordml" xmlns:wpg="http://schemas.microsoft.com/office/word/2010/wordprocessingGroup" xmlns:wpi="http://schemas.microsoft.com/office/word/2010/wordprocessingInk" xmlns:wne="http://schemas.microsoft.com/office/word/2006/wordml" xmlns:wps="http://schemas.microsoft.com/office/word/2010/wordprocessingShape" mc:Ignorable="w14 w15 wp14"/>
-</file>
-
-<file path=word/glossary/fontTable.xml><?xml version="1.0" encoding="utf-8"?>
-<w:fonts xmlns:mc="http://schemas.openxmlformats.org/markup-compatibility/2006" xmlns:r="http://schemas.openxmlformats.org/officeDocument/2006/relationships" xmlns:w="http://schemas.openxmlformats.org/wordprocessingml/2006/main" xmlns:w14="http://schemas.microsoft.com/office/word/2010/wordml" xmlns:w15="http://schemas.microsoft.com/office/word/2012/wordml" mc:Ignorable="w14 w15">
-  <w:font w:name="Symbol">
-    <w:panose1 w:val="05050102010706020507"/>
-    <w:charset w:val="02"/>
-    <w:family w:val="roman"/>
-    <w:pitch w:val="variable"/>
-    <w:sig w:usb0="00000000" w:usb1="10000000" w:usb2="00000000" w:usb3="00000000" w:csb0="80000000" w:csb1="00000000"/>
-  </w:font>
-  <w:font w:name="Times New Roman">
-    <w:panose1 w:val="02020603050405020304"/>
-    <w:charset w:val="CC"/>
-    <w:family w:val="roman"/>
-    <w:pitch w:val="variable"/>
-    <w:sig w:usb0="E0002EFF" w:usb1="C000785B" w:usb2="00000009" w:usb3="00000000" w:csb0="000001FF" w:csb1="00000000"/>
-  </w:font>
-  <w:font w:name="Courier New">
-    <w:panose1 w:val="02070309020205020404"/>
-    <w:charset w:val="CC"/>
-    <w:family w:val="modern"/>
-    <w:pitch w:val="fixed"/>
-    <w:sig w:usb0="E0002EFF" w:usb1="C0007843" w:usb2="00000009" w:usb3="00000000" w:csb0="000001FF" w:csb1="00000000"/>
-  </w:font>
-  <w:font w:name="Wingdings">
-    <w:panose1 w:val="05000000000000000000"/>
-    <w:charset w:val="02"/>
-    <w:family w:val="auto"/>
-    <w:pitch w:val="variable"/>
-    <w:sig w:usb0="00000000" w:usb1="10000000" w:usb2="00000000" w:usb3="00000000" w:csb0="80000000" w:csb1="00000000"/>
-  </w:font>
-  <w:font w:name="Arial Unicode MS">
-    <w:panose1 w:val="020B0604020202020204"/>
-    <w:charset w:val="80"/>
-    <w:family w:val="swiss"/>
-    <w:pitch w:val="variable"/>
-    <w:sig w:usb0="F7FFAFFF" w:usb1="E9DFFFFF" w:usb2="0000003F" w:usb3="00000000" w:csb0="003F01FF" w:csb1="00000000"/>
-  </w:font>
-  <w:font w:name="Calibri">
-    <w:panose1 w:val="020F0502020204030204"/>
-    <w:charset w:val="CC"/>
-    <w:family w:val="swiss"/>
-    <w:pitch w:val="variable"/>
-    <w:sig w:usb0="E4002EFF" w:usb1="C000247B" w:usb2="00000009" w:usb3="00000000" w:csb0="000001FF" w:csb1="00000000"/>
-  </w:font>
-  <w:font w:name="Times New Roman (Headings CS)">
-    <w:altName w:val="Times New Roman"/>
-    <w:panose1 w:val="00000000000000000000"/>
-    <w:charset w:val="00"/>
-    <w:family w:val="roman"/>
-    <w:notTrueType/>
-    <w:pitch w:val="default"/>
-  </w:font>
-  <w:font w:name="Segoe UI">
-    <w:panose1 w:val="020B0502040204020203"/>
-    <w:charset w:val="CC"/>
-    <w:family w:val="swiss"/>
-    <w:pitch w:val="variable"/>
-    <w:sig w:usb0="E4002EFF" w:usb1="C000E47F" w:usb2="00000009" w:usb3="00000000" w:csb0="000001FF" w:csb1="00000000"/>
-  </w:font>
-  <w:font w:name="Cambria Math">
-    <w:panose1 w:val="02040503050406030204"/>
-    <w:charset w:val="CC"/>
-    <w:family w:val="roman"/>
-    <w:pitch w:val="variable"/>
-    <w:sig w:usb0="E00006FF" w:usb1="420024FF" w:usb2="02000000" w:usb3="00000000" w:csb0="0000019F" w:csb1="00000000"/>
-  </w:font>
-  <w:font w:name="Calibri Light">
-    <w:panose1 w:val="020F0302020204030204"/>
-    <w:charset w:val="CC"/>
-    <w:family w:val="swiss"/>
-    <w:pitch w:val="variable"/>
-    <w:sig w:usb0="E4002EFF" w:usb1="C000247B" w:usb2="00000009" w:usb3="00000000" w:csb0="000001FF" w:csb1="00000000"/>
-  </w:font>
-</w:fonts>
-</file>
-
-<file path=word/glossary/settings.xml><?xml version="1.0" encoding="utf-8"?>
-<w:settings xmlns:mc="http://schemas.openxmlformats.org/markup-compatibility/2006" xmlns:o="urn:schemas-microsoft-com:office:office" xmlns:r="http://schemas.openxmlformats.org/officeDocument/2006/relationships" xmlns:m="http://schemas.openxmlformats.org/officeDocument/2006/math" xmlns:v="urn:schemas-microsoft-com:vml" xmlns:w10="urn:schemas-microsoft-com:office:word" xmlns:w="http://schemas.openxmlformats.org/wordprocessingml/2006/main" xmlns:w14="http://schemas.microsoft.com/office/word/2010/wordml" xmlns:w15="http://schemas.microsoft.com/office/word/2012/wordml" xmlns:sl="http://schemas.openxmlformats.org/schemaLibrary/2006/main" mc:Ignorable="w14 w15">
-  <w:view w:val="normal"/>
-  <w:revisionView w:markup="0" w:comments="0" w:insDel="0" w:formatting="0" w:inkAnnotations="0"/>
-  <w:defaultTabStop w:val="708"/>
-  <w:characterSpacingControl w:val="doNotCompress"/>
-  <w:compat>
-    <w:useFELayout/>
-    <w:compatSetting w:name="compatibilityMode" w:uri="http://schemas.microsoft.com/office/word" w:val="15"/>
-    <w:compatSetting w:name="overrideTableStyleFontSizeAndJustification" w:uri="http://schemas.microsoft.com/office/word" w:val="1"/>
-    <w:compatSetting w:name="enableOpenTypeFeatures" w:uri="http://schemas.microsoft.com/office/word" w:val="1"/>
-    <w:compatSetting w:name="doNotFlipMirrorIndents" w:uri="http://schemas.microsoft.com/office/word" w:val="1"/>
-    <w:compatSetting w:name="differentiateMultirowTableHeaders" w:uri="http://schemas.microsoft.com/office/word" w:val="1"/>
-  </w:compat>
-  <w:rsids>
-    <w:rsidRoot w:val="006C7E06"/>
-    <w:rsid w:val="006C7E06"/>
-    <w:rsid w:val="00985685"/>
-    <w:rsid w:val="00B03DBD"/>
-  </w:rsids>
-  <m:mathPr>
-    <m:mathFont m:val="Cambria Math"/>
-    <m:brkBin m:val="before"/>
-    <m:brkBinSub m:val="--"/>
-    <m:smallFrac m:val="0"/>
-    <m:dispDef/>
-    <m:lMargin m:val="0"/>
-    <m:rMargin m:val="0"/>
-    <m:defJc m:val="centerGroup"/>
-    <m:wrapIndent m:val="1440"/>
-    <m:intLim m:val="subSup"/>
-    <m:naryLim m:val="undOvr"/>
-  </m:mathPr>
-  <w:themeFontLang w:val="ru-RU"/>
-  <w:clrSchemeMapping w:bg1="light1" w:t1="dark1" w:bg2="light2" w:t2="dark2" w:accent1="accent1" w:accent2="accent2" w:accent3="accent3" w:accent4="accent4" w:accent5="accent5" w:accent6="accent6" w:hyperlink="hyperlink" w:followedHyperlink="followedHyperlink"/>
-  <w:decimalSymbol w:val=","/>
-  <w:listSeparator w:val=";"/>
-  <w15:chartTrackingRefBased/>
-</w:settings>
-</file>
-
-<file path=word/glossary/styles.xml><?xml version="1.0" encoding="utf-8"?>
-<w:styles xmlns:mc="http://schemas.openxmlformats.org/markup-compatibility/2006" xmlns:r="http://schemas.openxmlformats.org/officeDocument/2006/relationships" xmlns:w="http://schemas.openxmlformats.org/wordprocessingml/2006/main" xmlns:w14="http://schemas.microsoft.com/office/word/2010/wordml" xmlns:w15="http://schemas.microsoft.com/office/word/2012/wordml" mc:Ignorable="w14 w15">
-  <w:docDefaults>
-    <w:rPrDefault>
-      <w:rPr>
-        <w:rFonts w:asciiTheme="minorHAnsi" w:eastAsiaTheme="minorEastAsia" w:hAnsiTheme="minorHAnsi" w:cstheme="minorBidi"/>
-        <w:sz w:val="22"/>
-        <w:szCs w:val="22"/>
-        <w:lang w:val="ru-RU" w:eastAsia="ru-RU" w:bidi="ar-SA"/>
-      </w:rPr>
-    </w:rPrDefault>
-    <w:pPrDefault>
-      <w:pPr>
-        <w:spacing w:after="160" w:line="259" w:lineRule="auto"/>
-      </w:pPr>
-    </w:pPrDefault>
-  </w:docDefaults>
-  <w:latentStyles w:defLockedState="0" w:defUIPriority="99" w:defSemiHidden="0" w:defUnhideWhenUsed="0" w:defQFormat="0" w:count="371">
-    <w:lsdException w:name="Normal" w:uiPriority="0" w:qFormat="1"/>
-    <w:lsdException w:name="heading 1" w:uiPriority="9" w:qFormat="1"/>
-    <w:lsdException w:name="heading 2" w:semiHidden="1" w:uiPriority="9" w:unhideWhenUsed="1" w:qFormat="1"/>
-    <w:lsdException w:name="heading 3" w:semiHidden="1" w:uiPriority="9" w:unhideWhenUsed="1" w:qFormat="1"/>
-    <w:lsdException w:name="heading 4" w:semiHidden="1" w:uiPriority="9" w:unhideWhenUsed="1" w:qFormat="1"/>
-    <w:lsdException w:name="heading 5" w:semiHidden="1" w:uiPriority="9" w:unhideWhenUsed="1" w:qFormat="1"/>
-    <w:lsdException w:name="heading 6" w:semiHidden="1" w:uiPriority="9" w:unhideWhenUsed="1" w:qFormat="1"/>
-    <w:lsdException w:name="heading 7" w:semiHidden="1" w:uiPriority="9" w:unhideWhenUsed="1" w:qFormat="1"/>
-    <w:lsdException w:name="heading 8" w:semiHidden="1" w:uiPriority="9" w:unhideWhenUsed="1" w:qFormat="1"/>
-    <w:lsdException w:name="heading 9" w:semiHidden="1" w:uiPriority="9" w:unhideWhenUsed="1" w:qFormat="1"/>
-    <w:lsdException w:name="index 1" w:semiHidden="1" w:unhideWhenUsed="1"/>
-    <w:lsdException w:name="index 2" w:semiHidden="1" w:unhideWhenUsed="1"/>
-    <w:lsdException w:name="index 3" w:semiHidden="1" w:unhideWhenUsed="1"/>
-    <w:lsdException w:name="index 4" w:semiHidden="1" w:unhideWhenUsed="1"/>
-    <w:lsdException w:name="index 5" w:semiHidden="1" w:unhideWhenUsed="1"/>
-    <w:lsdException w:name="index 6" w:semiHidden="1" w:unhideWhenUsed="1"/>
-    <w:lsdException w:name="index 7" w:semiHidden="1" w:unhideWhenUsed="1"/>
-    <w:lsdException w:name="index 8" w:semiHidden="1" w:unhideWhenUsed="1"/>
-    <w:lsdException w:name="index 9" w:semiHidden="1" w:unhideWhenUsed="1"/>
-    <w:lsdException w:name="toc 1" w:semiHidden="1" w:uiPriority="39" w:unhideWhenUsed="1"/>
-    <w:lsdException w:name="toc 2" w:semiHidden="1" w:uiPriority="39" w:unhideWhenUsed="1"/>
-    <w:lsdException w:name="toc 3" w:semiHidden="1" w:uiPriority="39" w:unhideWhenUsed="1"/>
-    <w:lsdException w:name="toc 4" w:semiHidden="1" w:uiPriority="39" w:unhideWhenUsed="1"/>
-    <w:lsdException w:name="toc 5" w:semiHidden="1" w:uiPriority="39" w:unhideWhenUsed="1"/>
-    <w:lsdException w:name="toc 6" w:semiHidden="1" w:uiPriority="39" w:unhideWhenUsed="1"/>
-    <w:lsdException w:name="toc 7" w:semiHidden="1" w:uiPriority="39" w:unhideWhenUsed="1"/>
-    <w:lsdException w:name="toc 8" w:semiHidden="1" w:uiPriority="39" w:unhideWhenUsed="1"/>
-    <w:lsdException w:name="toc 9" w:semiHidden="1" w:uiPriority="39" w:unhideWhenUsed="1"/>
-    <w:lsdException w:name="Normal Indent" w:semiHidden="1" w:unhideWhenUsed="1"/>
-    <w:lsdException w:name="footnote text" w:semiHidden="1" w:unhideWhenUsed="1"/>
-    <w:lsdException w:name="annotation text" w:semiHidden="1" w:unhideWhenUsed="1"/>
-    <w:lsdException w:name="header" w:semiHidden="1" w:unhideWhenUsed="1"/>
-    <w:lsdException w:name="footer" w:semiHidden="1" w:unhideWhenUsed="1"/>
-    <w:lsdException w:name="index heading" w:semiHidden="1" w:unhideWhenUsed="1"/>
-    <w:lsdException w:name="caption" w:semiHidden="1" w:uiPriority="35" w:unhideWhenUsed="1" w:qFormat="1"/>
-    <w:lsdException w:name="table of figures" w:semiHidden="1" w:unhideWhenUsed="1"/>
-    <w:lsdException w:name="envelope address" w:semiHidden="1" w:unhideWhenUsed="1"/>
-    <w:lsdException w:name="envelope return" w:semiHidden="1" w:unhideWhenUsed="1"/>
-    <w:lsdException w:name="footnote reference" w:semiHidden="1" w:unhideWhenUsed="1"/>
-    <w:lsdException w:name="annotation reference" w:semiHidden="1" w:unhideWhenUsed="1"/>
-    <w:lsdException w:name="line number" w:semiHidden="1" w:unhideWhenUsed="1"/>
-    <w:lsdException w:name="page number" w:semiHidden="1" w:unhideWhenUsed="1"/>
-    <w:lsdException w:name="endnote reference" w:semiHidden="1" w:unhideWhenUsed="1"/>
-    <w:lsdException w:name="endnote text" w:semiHidden="1" w:unhideWhenUsed="1"/>
-    <w:lsdException w:name="table of authorities" w:semiHidden="1" w:unhideWhenUsed="1"/>
-    <w:lsdException w:name="macro" w:semiHidden="1" w:unhideWhenUsed="1"/>
-    <w:lsdException w:name="toa heading" w:semiHidden="1" w:unhideWhenUsed="1"/>
-    <w:lsdException w:name="List" w:semiHidden="1" w:unhideWhenUsed="1"/>
-    <w:lsdException w:name="List Bullet" w:semiHidden="1" w:unhideWhenUsed="1"/>
-    <w:lsdException w:name="List Number" w:semiHidden="1" w:unhideWhenUsed="1"/>
-    <w:lsdException w:name="List 2" w:semiHidden="1" w:unhideWhenUsed="1"/>
-    <w:lsdException w:name="List 3" w:semiHidden="1" w:unhideWhenUsed="1"/>
-    <w:lsdException w:name="List 4" w:semiHidden="1" w:unhideWhenUsed="1"/>
-    <w:lsdException w:name="List 5" w:semiHidden="1" w:unhideWhenUsed="1"/>
-    <w:lsdException w:name="List Bullet 2" w:semiHidden="1" w:unhideWhenUsed="1"/>
-    <w:lsdException w:name="List Bullet 3" w:semiHidden="1" w:unhideWhenUsed="1"/>
-    <w:lsdException w:name="List Bullet 4" w:semiHidden="1" w:unhideWhenUsed="1"/>
-    <w:lsdException w:name="List Bullet 5" w:semiHidden="1" w:unhideWhenUsed="1"/>
-    <w:lsdException w:name="List Number 2" w:semiHidden="1" w:unhideWhenUsed="1"/>
-    <w:lsdException w:name="List Number 3" w:semiHidden="1" w:unhideWhenUsed="1"/>
-    <w:lsdException w:name="List Number 4" w:semiHidden="1" w:unhideWhenUsed="1"/>
-    <w:lsdException w:name="List Number 5" w:semiHidden="1" w:unhideWhenUsed="1"/>
-    <w:lsdException w:name="Title" w:uiPriority="10" w:qFormat="1"/>
-    <w:lsdException w:name="Closing" w:semiHidden="1" w:unhideWhenUsed="1"/>
-    <w:lsdException w:name="Signature" w:semiHidden="1" w:unhideWhenUsed="1"/>
-    <w:lsdException w:name="Default Paragraph Font" w:semiHidden="1" w:uiPriority="1" w:unhideWhenUsed="1"/>
-    <w:lsdException w:name="Body Text" w:semiHidden="1" w:unhideWhenUsed="1"/>
-    <w:lsdException w:name="Body Text Indent" w:semiHidden="1" w:unhideWhenUsed="1"/>
-    <w:lsdException w:name="List Continue" w:semiHidden="1" w:unhideWhenUsed="1"/>
-    <w:lsdException w:name="List Continue 2" w:semiHidden="1" w:unhideWhenUsed="1"/>
-    <w:lsdException w:name="List Continue 3" w:semiHidden="1" w:unhideWhenUsed="1"/>
-    <w:lsdException w:name="List Continue 4" w:semiHidden="1" w:unhideWhenUsed="1"/>
-    <w:lsdException w:name="List Continue 5" w:semiHidden="1" w:unhideWhenUsed="1"/>
-    <w:lsdException w:name="Message Header" w:semiHidden="1" w:unhideWhenUsed="1"/>
-    <w:lsdException w:name="Subtitle" w:uiPriority="11" w:qFormat="1"/>
-    <w:lsdException w:name="Salutation" w:semiHidden="1" w:unhideWhenUsed="1"/>
-    <w:lsdException w:name="Date" w:semiHidden="1" w:unhideWhenUsed="1"/>
-    <w:lsdException w:name="Body Text First Indent" w:semiHidden="1" w:unhideWhenUsed="1"/>
-    <w:lsdException w:name="Body Text First Indent 2" w:semiHidden="1" w:unhideWhenUsed="1"/>
-    <w:lsdException w:name="Note Heading" w:semiHidden="1" w:unhideWhenUsed="1"/>
-    <w:lsdException w:name="Body Text 2" w:semiHidden="1" w:unhideWhenUsed="1"/>
-    <w:lsdException w:name="Body Text 3" w:semiHidden="1" w:unhideWhenUsed="1"/>
-    <w:lsdException w:name="Body Text Indent 2" w:semiHidden="1" w:unhideWhenUsed="1"/>
-    <w:lsdException w:name="Body Text Indent 3" w:semiHidden="1" w:unhideWhenUsed="1"/>
-    <w:lsdException w:name="Block Text" w:semiHidden="1" w:unhideWhenUsed="1"/>
-    <w:lsdException w:name="Hyperlink" w:semiHidden="1" w:unhideWhenUsed="1"/>
-    <w:lsdException w:name="FollowedHyperlink" w:semiHidden="1" w:unhideWhenUsed="1"/>
-    <w:lsdException w:name="Strong" w:uiPriority="22" w:qFormat="1"/>
-    <w:lsdException w:name="Emphasis" w:uiPriority="20" w:qFormat="1"/>
-    <w:lsdException w:name="Document Map" w:semiHidden="1" w:unhideWhenUsed="1"/>
-    <w:lsdException w:name="Plain Text" w:semiHidden="1" w:unhideWhenUsed="1"/>
-    <w:lsdException w:name="E-mail Signature" w:semiHidden="1" w:unhideWhenUsed="1"/>
-    <w:lsdException w:name="HTML Top of Form" w:semiHidden="1" w:unhideWhenUsed="1"/>
-    <w:lsdException w:name="HTML Bottom of Form" w:semiHidden="1" w:unhideWhenUsed="1"/>
-    <w:lsdException w:name="Normal (Web)" w:semiHidden="1" w:unhideWhenUsed="1"/>
-    <w:lsdException w:name="HTML Acronym" w:semiHidden="1" w:unhideWhenUsed="1"/>
-    <w:lsdException w:name="HTML Address" w:semiHidden="1" w:unhideWhenUsed="1"/>
-    <w:lsdException w:name="HTML Cite" w:semiHidden="1" w:unhideWhenUsed="1"/>
-    <w:lsdException w:name="HTML Code" w:semiHidden="1" w:unhideWhenUsed="1"/>
-    <w:lsdException w:name="HTML Definition" w:semiHidden="1" w:unhideWhenUsed="1"/>
-    <w:lsdException w:name="HTML Keyboard" w:semiHidden="1" w:unhideWhenUsed="1"/>
-    <w:lsdException w:name="HTML Preformatted" w:semiHidden="1" w:unhideWhenUsed="1"/>
-    <w:lsdException w:name="HTML Sample" w:semiHidden="1" w:unhideWhenUsed="1"/>
-    <w:lsdException w:name="HTML Typewriter" w:semiHidden="1" w:unhideWhenUsed="1"/>
-    <w:lsdException w:name="HTML Variable" w:semiHidden="1" w:unhideWhenUsed="1"/>
-    <w:lsdException w:name="Normal Table" w:semiHidden="1" w:unhideWhenUsed="1"/>
-    <w:lsdException w:name="annotation subject" w:semiHidden="1" w:unhideWhenUsed="1"/>
-    <w:lsdException w:name="No List" w:semiHidden="1" w:unhideWhenUsed="1"/>
-    <w:lsdException w:name="Outline List 1" w:semiHidden="1" w:unhideWhenUsed="1"/>
-    <w:lsdException w:name="Outline List 2" w:semiHidden="1" w:unhideWhenUsed="1"/>
-    <w:lsdException w:name="Outline List 3" w:semiHidden="1" w:unhideWhenUsed="1"/>
-    <w:lsdException w:name="Table Simple 1" w:semiHidden="1" w:unhideWhenUsed="1"/>
-    <w:lsdException w:name="Table Simple 2" w:semiHidden="1" w:unhideWhenUsed="1"/>
-    <w:lsdException w:name="Table Simple 3" w:semiHidden="1" w:unhideWhenUsed="1"/>
-    <w:lsdException w:name="Table Classic 1" w:semiHidden="1" w:unhideWhenUsed="1"/>
-    <w:lsdException w:name="Table Classic 2" w:semiHidden="1" w:unhideWhenUsed="1"/>
-    <w:lsdException w:name="Table Classic 3" w:semiHidden="1" w:unhideWhenUsed="1"/>
-    <w:lsdException w:name="Table Classic 4" w:semiHidden="1" w:unhideWhenUsed="1"/>
-    <w:lsdException w:name="Table Colorful 1" w:semiHidden="1" w:unhideWhenUsed="1"/>
-    <w:lsdException w:name="Table Colorful 2" w:semiHidden="1" w:unhideWhenUsed="1"/>
-    <w:lsdException w:name="Table Colorful 3" w:semiHidden="1" w:unhideWhenUsed="1"/>
-    <w:lsdException w:name="Table Columns 1" w:semiHidden="1" w:unhideWhenUsed="1"/>
-    <w:lsdException w:name="Table Columns 2" w:semiHidden="1" w:unhideWhenUsed="1"/>
-    <w:lsdException w:name="Table Columns 3" w:semiHidden="1" w:unhideWhenUsed="1"/>
-    <w:lsdException w:name="Table Columns 4" w:semiHidden="1" w:unhideWhenUsed="1"/>
-    <w:lsdException w:name="Table Columns 5" w:semiHidden="1" w:unhideWhenUsed="1"/>
-    <w:lsdException w:name="Table Grid 1" w:semiHidden="1" w:unhideWhenUsed="1"/>
-    <w:lsdException w:name="Table Grid 2" w:semiHidden="1" w:unhideWhenUsed="1"/>
-    <w:lsdException w:name="Table Grid 3" w:semiHidden="1" w:unhideWhenUsed="1"/>
-    <w:lsdException w:name="Table Grid 4" w:semiHidden="1" w:unhideWhenUsed="1"/>
-    <w:lsdException w:name="Table Grid 5" w:semiHidden="1" w:unhideWhenUsed="1"/>
-    <w:lsdException w:name="Table Grid 6" w:semiHidden="1" w:unhideWhenUsed="1"/>
-    <w:lsdException w:name="Table Grid 7" w:semiHidden="1" w:unhideWhenUsed="1"/>
-    <w:lsdException w:name="Table Grid 8" w:semiHidden="1" w:unhideWhenUsed="1"/>
-    <w:lsdException w:name="Table List 1" w:semiHidden="1" w:unhideWhenUsed="1"/>
-    <w:lsdException w:name="Table List 2" w:semiHidden="1" w:unhideWhenUsed="1"/>
-    <w:lsdException w:name="Table List 3" w:semiHidden="1" w:unhideWhenUsed="1"/>
-    <w:lsdException w:name="Table List 4" w:semiHidden="1" w:unhideWhenUsed="1"/>
-    <w:lsdException w:name="Table List 5" w:semiHidden="1" w:unhideWhenUsed="1"/>
-    <w:lsdException w:name="Table List 6" w:semiHidden="1" w:unhideWhenUsed="1"/>
-    <w:lsdException w:name="Table List 7" w:semiHidden="1" w:unhideWhenUsed="1"/>
-    <w:lsdException w:name="Table List 8" w:semiHidden="1" w:unhideWhenUsed="1"/>
-    <w:lsdException w:name="Table 3D effects 1" w:semiHidden="1" w:unhideWhenUsed="1"/>
-    <w:lsdException w:name="Table 3D effects 2" w:semiHidden="1" w:unhideWhenUsed="1"/>
-    <w:lsdException w:name="Table 3D effects 3" w:semiHidden="1" w:unhideWhenUsed="1"/>
-    <w:lsdException w:name="Table Contemporary" w:semiHidden="1" w:unhideWhenUsed="1"/>
-    <w:lsdException w:name="Table Elegant" w:semiHidden="1" w:unhideWhenUsed="1"/>
-    <w:lsdException w:name="Table Professional" w:semiHidden="1" w:unhideWhenUsed="1"/>
-    <w:lsdException w:name="Table Subtle 1" w:semiHidden="1" w:unhideWhenUsed="1"/>
-    <w:lsdException w:name="Table Subtle 2" w:semiHidden="1" w:unhideWhenUsed="1"/>
-    <w:lsdException w:name="Table Web 1" w:semiHidden="1" w:unhideWhenUsed="1"/>
-    <w:lsdException w:name="Table Web 2" w:semiHidden="1" w:unhideWhenUsed="1"/>
-    <w:lsdException w:name="Table Web 3" w:semiHidden="1" w:unhideWhenUsed="1"/>
-    <w:lsdException w:name="Balloon Text" w:semiHidden="1" w:unhideWhenUsed="1"/>
-    <w:lsdException w:name="Table Grid" w:uiPriority="39"/>
-    <w:lsdException w:name="Table Theme" w:semiHidden="1" w:unhideWhenUsed="1"/>
-    <w:lsdException w:name="Placeholder Text" w:semiHidden="1"/>
-    <w:lsdException w:name="No Spacing" w:uiPriority="1" w:qFormat="1"/>
-    <w:lsdException w:name="Light Shading" w:uiPriority="60"/>
-    <w:lsdException w:name="Light List" w:uiPriority="61"/>
-    <w:lsdException w:name="Light Grid" w:uiPriority="62"/>
-    <w:lsdException w:name="Medium Shading 1" w:uiPriority="63"/>
-    <w:lsdException w:name="Medium Shading 2" w:uiPriority="64"/>
-    <w:lsdException w:name="Medium List 1" w:uiPriority="65"/>
-    <w:lsdException w:name="Medium List 2" w:uiPriority="66"/>
-    <w:lsdException w:name="Medium Grid 1" w:uiPriority="67"/>
-    <w:lsdException w:name="Medium Grid 2" w:uiPriority="68"/>
-    <w:lsdException w:name="Medium Grid 3" w:uiPriority="69"/>
-    <w:lsdException w:name="Dark List" w:uiPriority="70"/>
-    <w:lsdException w:name="Colorful Shading" w:uiPriority="71"/>
-    <w:lsdException w:name="Colorful List" w:uiPriority="72"/>
-    <w:lsdException w:name="Colorful Grid" w:uiPriority="73"/>
-    <w:lsdException w:name="Light Shading Accent 1" w:uiPriority="60"/>
-    <w:lsdException w:name="Light List Accent 1" w:uiPriority="61"/>
-    <w:lsdException w:name="Light Grid Accent 1" w:uiPriority="62"/>
-    <w:lsdException w:name="Medium Shading 1 Accent 1" w:uiPriority="63"/>
-    <w:lsdException w:name="Medium Shading 2 Accent 1" w:uiPriority="64"/>
-    <w:lsdException w:name="Medium List 1 Accent 1" w:uiPriority="65"/>
-    <w:lsdException w:name="Revision" w:semiHidden="1"/>
-    <w:lsdException w:name="List Paragraph" w:uiPriority="34" w:qFormat="1"/>
-    <w:lsdException w:name="Quote" w:uiPriority="29" w:qFormat="1"/>
-    <w:lsdException w:name="Intense Quote" w:uiPriority="30" w:qFormat="1"/>
-    <w:lsdException w:name="Medium List 2 Accent 1" w:uiPriority="66"/>
-    <w:lsdException w:name="Medium Grid 1 Accent 1" w:uiPriority="67"/>
-    <w:lsdException w:name="Medium Grid 2 Accent 1" w:uiPriority="68"/>
-    <w:lsdException w:name="Medium Grid 3 Accent 1" w:uiPriority="69"/>
-    <w:lsdException w:name="Dark List Accent 1" w:uiPriority="70"/>
-    <w:lsdException w:name="Colorful Shading Accent 1" w:uiPriority="71"/>
-    <w:lsdException w:name="Colorful List Accent 1" w:uiPriority="72"/>
-    <w:lsdException w:name="Colorful Grid Accent 1" w:uiPriority="73"/>
-    <w:lsdException w:name="Light Shading Accent 2" w:uiPriority="60"/>
-    <w:lsdException w:name="Light List Accent 2" w:uiPriority="61"/>
-    <w:lsdException w:name="Light Grid Accent 2" w:uiPriority="62"/>
-    <w:lsdException w:name="Medium Shading 1 Accent 2" w:uiPriority="63"/>
-    <w:lsdException w:name="Medium Shading 2 Accent 2" w:uiPriority="64"/>
-    <w:lsdException w:name="Medium List 1 Accent 2" w:uiPriority="65"/>
-    <w:lsdException w:name="Medium List 2 Accent 2" w:uiPriority="66"/>
-    <w:lsdException w:name="Medium Grid 1 Accent 2" w:uiPriority="67"/>
-    <w:lsdException w:name="Medium Grid 2 Accent 2" w:uiPriority="68"/>
-    <w:lsdException w:name="Medium Grid 3 Accent 2" w:uiPriority="69"/>
-    <w:lsdException w:name="Dark List Accent 2" w:uiPriority="70"/>
-    <w:lsdException w:name="Colorful Shading Accent 2" w:uiPriority="71"/>
-    <w:lsdException w:name="Colorful List Accent 2" w:uiPriority="72"/>
-    <w:lsdException w:name="Colorful Grid Accent 2" w:uiPriority="73"/>
-    <w:lsdException w:name="Light Shading Accent 3" w:uiPriority="60"/>
-    <w:lsdException w:name="Light List Accent 3" w:uiPriority="61"/>
-    <w:lsdException w:name="Light Grid Accent 3" w:uiPriority="62"/>
-    <w:lsdException w:name="Medium Shading 1 Accent 3" w:uiPriority="63"/>
-    <w:lsdException w:name="Medium Shading 2 Accent 3" w:uiPriority="64"/>
-    <w:lsdException w:name="Medium List 1 Accent 3" w:uiPriority="65"/>
-    <w:lsdException w:name="Medium List 2 Accent 3" w:uiPriority="66"/>
-    <w:lsdException w:name="Medium Grid 1 Accent 3" w:uiPriority="67"/>
-    <w:lsdException w:name="Medium Grid 2 Accent 3" w:uiPriority="68"/>
-    <w:lsdException w:name="Medium Grid 3 Accent 3" w:uiPriority="69"/>
-    <w:lsdException w:name="Dark List Accent 3" w:uiPriority="70"/>
-    <w:lsdException w:name="Colorful Shading Accent 3" w:uiPriority="71"/>
-    <w:lsdException w:name="Colorful List Accent 3" w:uiPriority="72"/>
-    <w:lsdException w:name="Colorful Grid Accent 3" w:uiPriority="73"/>
-    <w:lsdException w:name="Light Shading Accent 4" w:uiPriority="60"/>
-    <w:lsdException w:name="Light List Accent 4" w:uiPriority="61"/>
-    <w:lsdException w:name="Light Grid Accent 4" w:uiPriority="62"/>
-    <w:lsdException w:name="Medium Shading 1 Accent 4" w:uiPriority="63"/>
-    <w:lsdException w:name="Medium Shading 2 Accent 4" w:uiPriority="64"/>
-    <w:lsdException w:name="Medium List 1 Accent 4" w:uiPriority="65"/>
-    <w:lsdException w:name="Medium List 2 Accent 4" w:uiPriority="66"/>
-    <w:lsdException w:name="Medium Grid 1 Accent 4" w:uiPriority="67"/>
-    <w:lsdException w:name="Medium Grid 2 Accent 4" w:uiPriority="68"/>
-    <w:lsdException w:name="Medium Grid 3 Accent 4" w:uiPriority="69"/>
-    <w:lsdException w:name="Dark List Accent 4" w:uiPriority="70"/>
-    <w:lsdException w:name="Colorful Shading Accent 4" w:uiPriority="71"/>
-    <w:lsdException w:name="Colorful List Accent 4" w:uiPriority="72"/>
-    <w:lsdException w:name="Colorful Grid Accent 4" w:uiPriority="73"/>
-    <w:lsdException w:name="Light Shading Accent 5" w:uiPriority="60"/>
-    <w:lsdException w:name="Light List Accent 5" w:uiPriority="61"/>
-    <w:lsdException w:name="Light Grid Accent 5" w:uiPriority="62"/>
-    <w:lsdException w:name="Medium Shading 1 Accent 5" w:uiPriority="63"/>
-    <w:lsdException w:name="Medium Shading 2 Accent 5" w:uiPriority="64"/>
-    <w:lsdException w:name="Medium List 1 Accent 5" w:uiPriority="65"/>
-    <w:lsdException w:name="Medium List 2 Accent 5" w:uiPriority="66"/>
-    <w:lsdException w:name="Medium Grid 1 Accent 5" w:uiPriority="67"/>
-    <w:lsdException w:name="Medium Grid 2 Accent 5" w:uiPriority="68"/>
-    <w:lsdException w:name="Medium Grid 3 Accent 5" w:uiPriority="69"/>
-    <w:lsdException w:name="Dark List Accent 5" w:uiPriority="70"/>
-    <w:lsdException w:name="Colorful Shading Accent 5" w:uiPriority="71"/>
-    <w:lsdException w:name="Colorful List Accent 5" w:uiPriority="72"/>
-    <w:lsdException w:name="Colorful Grid Accent 5" w:uiPriority="73"/>
-    <w:lsdException w:name="Light Shading Accent 6" w:uiPriority="60"/>
-    <w:lsdException w:name="Light List Accent 6" w:uiPriority="61"/>
-    <w:lsdException w:name="Light Grid Accent 6" w:uiPriority="62"/>
-    <w:lsdException w:name="Medium Shading 1 Accent 6" w:uiPriority="63"/>
-    <w:lsdException w:name="Medium Shading 2 Accent 6" w:uiPriority="64"/>
-    <w:lsdException w:name="Medium List 1 Accent 6" w:uiPriority="65"/>
-    <w:lsdException w:name="Medium List 2 Accent 6" w:uiPriority="66"/>
-    <w:lsdException w:name="Medium Grid 1 Accent 6" w:uiPriority="67"/>
-    <w:lsdException w:name="Medium Grid 2 Accent 6" w:uiPriority="68"/>
-    <w:lsdException w:name="Medium Grid 3 Accent 6" w:uiPriority="69"/>
-    <w:lsdException w:name="Dark List Accent 6" w:uiPriority="70"/>
-    <w:lsdException w:name="Colorful Shading Accent 6" w:uiPriority="71"/>
-    <w:lsdException w:name="Colorful List Accent 6" w:uiPriority="72"/>
-    <w:lsdException w:name="Colorful Grid Accent 6" w:uiPriority="73"/>
-    <w:lsdException w:name="Subtle Emphasis" w:uiPriority="19" w:qFormat="1"/>
-    <w:lsdException w:name="Intense Emphasis" w:uiPriority="21" w:qFormat="1"/>
-    <w:lsdException w:name="Subtle Reference" w:uiPriority="31" w:qFormat="1"/>
-    <w:lsdException w:name="Intense Reference" w:uiPriority="32" w:qFormat="1"/>
-    <w:lsdException w:name="Book Title" w:uiPriority="33" w:qFormat="1"/>
-    <w:lsdException w:name="Bibliography" w:semiHidden="1" w:uiPriority="37" w:unhideWhenUsed="1"/>
-    <w:lsdException w:name="TOC Heading" w:semiHidden="1" w:uiPriority="39" w:unhideWhenUsed="1" w:qFormat="1"/>
-    <w:lsdException w:name="Plain Table 1" w:uiPriority="41"/>
-    <w:lsdException w:name="Plain Table 2" w:uiPriority="42"/>
-    <w:lsdException w:name="Plain Table 3" w:uiPriority="43"/>
-    <w:lsdException w:name="Plain Table 4" w:uiPriority="44"/>
-    <w:lsdException w:name="Plain Table 5" w:uiPriority="45"/>
-    <w:lsdException w:name="Grid Table Light" w:uiPriority="40"/>
-    <w:lsdException w:name="Grid Table 1 Light" w:uiPriority="46"/>
-    <w:lsdException w:name="Grid Table 2" w:uiPriority="47"/>
-    <w:lsdException w:name="Grid Table 3" w:uiPriority="48"/>
-    <w:lsdException w:name="Grid Table 4" w:uiPriority="49"/>
-    <w:lsdException w:name="Grid Table 5 Dark" w:uiPriority="50"/>
-    <w:lsdException w:name="Grid Table 6 Colorful" w:uiPriority="51"/>
-    <w:lsdException w:name="Grid Table 7 Colorful" w:uiPriority="52"/>
-    <w:lsdException w:name="Grid Table 1 Light Accent 1" w:uiPriority="46"/>
-    <w:lsdException w:name="Grid Table 2 Accent 1" w:uiPriority="47"/>
-    <w:lsdException w:name="Grid Table 3 Accent 1" w:uiPriority="48"/>
-    <w:lsdException w:name="Grid Table 4 Accent 1" w:uiPriority="49"/>
-    <w:lsdException w:name="Grid Table 5 Dark Accent 1" w:uiPriority="50"/>
-    <w:lsdException w:name="Grid Table 6 Colorful Accent 1" w:uiPriority="51"/>
-    <w:lsdException w:name="Grid Table 7 Colorful Accent 1" w:uiPriority="52"/>
-    <w:lsdException w:name="Grid Table 1 Light Accent 2" w:uiPriority="46"/>
-    <w:lsdException w:name="Grid Table 2 Accent 2" w:uiPriority="47"/>
-    <w:lsdException w:name="Grid Table 3 Accent 2" w:uiPriority="48"/>
-    <w:lsdException w:name="Grid Table 4 Accent 2" w:uiPriority="49"/>
-    <w:lsdException w:name="Grid Table 5 Dark Accent 2" w:uiPriority="50"/>
-    <w:lsdException w:name="Grid Table 6 Colorful Accent 2" w:uiPriority="51"/>
-    <w:lsdException w:name="Grid Table 7 Colorful Accent 2" w:uiPriority="52"/>
-    <w:lsdException w:name="Grid Table 1 Light Accent 3" w:uiPriority="46"/>
-    <w:lsdException w:name="Grid Table 2 Accent 3" w:uiPriority="47"/>
-    <w:lsdException w:name="Grid Table 3 Accent 3" w:uiPriority="48"/>
-    <w:lsdException w:name="Grid Table 4 Accent 3" w:uiPriority="49"/>
-    <w:lsdException w:name="Grid Table 5 Dark Accent 3" w:uiPriority="50"/>
-    <w:lsdException w:name="Grid Table 6 Colorful Accent 3" w:uiPriority="51"/>
-    <w:lsdException w:name="Grid Table 7 Colorful Accent 3" w:uiPriority="52"/>
-    <w:lsdException w:name="Grid Table 1 Light Accent 4" w:uiPriority="46"/>
-    <w:lsdException w:name="Grid Table 2 Accent 4" w:uiPriority="47"/>
-    <w:lsdException w:name="Grid Table 3 Accent 4" w:uiPriority="48"/>
-    <w:lsdException w:name="Grid Table 4 Accent 4" w:uiPriority="49"/>
-    <w:lsdException w:name="Grid Table 5 Dark Accent 4" w:uiPriority="50"/>
-    <w:lsdException w:name="Grid Table 6 Colorful Accent 4" w:uiPriority="51"/>
-    <w:lsdException w:name="Grid Table 7 Colorful Accent 4" w:uiPriority="52"/>
-    <w:lsdException w:name="Grid Table 1 Light Accent 5" w:uiPriority="46"/>
-    <w:lsdException w:name="Grid Table 2 Accent 5" w:uiPriority="47"/>
-    <w:lsdException w:name="Grid Table 3 Accent 5" w:uiPriority="48"/>
-    <w:lsdException w:name="Grid Table 4 Accent 5" w:uiPriority="49"/>
-    <w:lsdException w:name="Grid Table 5 Dark Accent 5" w:uiPriority="50"/>
-    <w:lsdException w:name="Grid Table 6 Colorful Accent 5" w:uiPriority="51"/>
-    <w:lsdException w:name="Grid Table 7 Colorful Accent 5" w:uiPriority="52"/>
-    <w:lsdException w:name="Grid Table 1 Light Accent 6" w:uiPriority="46"/>
-    <w:lsdException w:name="Grid Table 2 Accent 6" w:uiPriority="47"/>
-    <w:lsdException w:name="Grid Table 3 Accent 6" w:uiPriority="48"/>
-    <w:lsdException w:name="Grid Table 4 Accent 6" w:uiPriority="49"/>
-    <w:lsdException w:name="Grid Table 5 Dark Accent 6" w:uiPriority="50"/>
-    <w:lsdException w:name="Grid Table 6 Colorful Accent 6" w:uiPriority="51"/>
-    <w:lsdException w:name="Grid Table 7 Colorful Accent 6" w:uiPriority="52"/>
-    <w:lsdException w:name="List Table 1 Light" w:uiPriority="46"/>
-    <w:lsdException w:name="List Table 2" w:uiPriority="47"/>
-    <w:lsdException w:name="List Table 3" w:uiPriority="48"/>
-    <w:lsdException w:name="List Table 4" w:uiPriority="49"/>
-    <w:lsdException w:name="List Table 5 Dark" w:uiPriority="50"/>
-    <w:lsdException w:name="List Table 6 Colorful" w:uiPriority="51"/>
-    <w:lsdException w:name="List Table 7 Colorful" w:uiPriority="52"/>
-    <w:lsdException w:name="List Table 1 Light Accent 1" w:uiPriority="46"/>
-    <w:lsdException w:name="List Table 2 Accent 1" w:uiPriority="47"/>
-    <w:lsdException w:name="List Table 3 Accent 1" w:uiPriority="48"/>
-    <w:lsdException w:name="List Table 4 Accent 1" w:uiPriority="49"/>
-    <w:lsdException w:name="List Table 5 Dark Accent 1" w:uiPriority="50"/>
-    <w:lsdException w:name="List Table 6 Colorful Accent 1" w:uiPriority="51"/>
-    <w:lsdException w:name="List Table 7 Colorful Accent 1" w:uiPriority="52"/>
-    <w:lsdException w:name="List Table 1 Light Accent 2" w:uiPriority="46"/>
-    <w:lsdException w:name="List Table 2 Accent 2" w:uiPriority="47"/>
-    <w:lsdException w:name="List Table 3 Accent 2" w:uiPriority="48"/>
-    <w:lsdException w:name="List Table 4 Accent 2" w:uiPriority="49"/>
-    <w:lsdException w:name="List Table 5 Dark Accent 2" w:uiPriority="50"/>
-    <w:lsdException w:name="List Table 6 Colorful Accent 2" w:uiPriority="51"/>
-    <w:lsdException w:name="List Table 7 Colorful Accent 2" w:uiPriority="52"/>
-    <w:lsdException w:name="List Table 1 Light Accent 3" w:uiPriority="46"/>
-    <w:lsdException w:name="List Table 2 Accent 3" w:uiPriority="47"/>
-    <w:lsdException w:name="List Table 3 Accent 3" w:uiPriority="48"/>
-    <w:lsdException w:name="List Table 4 Accent 3" w:uiPriority="49"/>
-    <w:lsdException w:name="List Table 5 Dark Accent 3" w:uiPriority="50"/>
-    <w:lsdException w:name="List Table 6 Colorful Accent 3" w:uiPriority="51"/>
-    <w:lsdException w:name="List Table 7 Colorful Accent 3" w:uiPriority="52"/>
-    <w:lsdException w:name="List Table 1 Light Accent 4" w:uiPriority="46"/>
-    <w:lsdException w:name="List Table 2 Accent 4" w:uiPriority="47"/>
-    <w:lsdException w:name="List Table 3 Accent 4" w:uiPriority="48"/>
-    <w:lsdException w:name="List Table 4 Accent 4" w:uiPriority="49"/>
-    <w:lsdException w:name="List Table 5 Dark Accent 4" w:uiPriority="50"/>
-    <w:lsdException w:name="List Table 6 Colorful Accent 4" w:uiPriority="51"/>
-    <w:lsdException w:name="List Table 7 Colorful Accent 4" w:uiPriority="52"/>
-    <w:lsdException w:name="List Table 1 Light Accent 5" w:uiPriority="46"/>
-    <w:lsdException w:name="List Table 2 Accent 5" w:uiPriority="47"/>
-    <w:lsdException w:name="List Table 3 Accent 5" w:uiPriority="48"/>
-    <w:lsdException w:name="List Table 4 Accent 5" w:uiPriority="49"/>
-    <w:lsdException w:name="List Table 5 Dark Accent 5" w:uiPriority="50"/>
-    <w:lsdException w:name="List Table 6 Colorful Accent 5" w:uiPriority="51"/>
-    <w:lsdException w:name="List Table 7 Colorful Accent 5" w:uiPriority="52"/>
-    <w:lsdException w:name="List Table 1 Light Accent 6" w:uiPriority="46"/>
-    <w:lsdException w:name="List Table 2 Accent 6" w:uiPriority="47"/>
-    <w:lsdException w:name="List Table 3 Accent 6" w:uiPriority="48"/>
-    <w:lsdException w:name="List Table 4 Accent 6" w:uiPriority="49"/>
-    <w:lsdException w:name="List Table 5 Dark Accent 6" w:uiPriority="50"/>
-    <w:lsdException w:name="List Table 6 Colorful Accent 6" w:uiPriority="51"/>
-    <w:lsdException w:name="List Table 7 Colorful Accent 6" w:uiPriority="52"/>
-  </w:latentStyles>
-  <w:style w:type="paragraph" w:default="1" w:styleId="a">
-    <w:name w:val="Normal"/>
-    <w:qFormat/>
-  </w:style>
-  <w:style w:type="character" w:default="1" w:styleId="a0">
-    <w:name w:val="Default Paragraph Font"/>
-    <w:uiPriority w:val="1"/>
-    <w:semiHidden/>
-    <w:unhideWhenUsed/>
-  </w:style>
-  <w:style w:type="table" w:default="1" w:styleId="a1">
-    <w:name w:val="Normal Table"/>
-    <w:uiPriority w:val="99"/>
-    <w:semiHidden/>
-    <w:unhideWhenUsed/>
-    <w:tblPr>
-      <w:tblInd w:w="0" w:type="dxa"/>
-      <w:tblCellMar>
-        <w:top w:w="0" w:type="dxa"/>
-        <w:left w:w="108" w:type="dxa"/>
-        <w:bottom w:w="0" w:type="dxa"/>
-        <w:right w:w="108" w:type="dxa"/>
-      </w:tblCellMar>
-    </w:tblPr>
-  </w:style>
-  <w:style w:type="numbering" w:default="1" w:styleId="a2">
-    <w:name w:val="No List"/>
-    <w:uiPriority w:val="99"/>
-    <w:semiHidden/>
-    <w:unhideWhenUsed/>
-  </w:style>
-  <w:style w:type="character" w:styleId="a3">
-    <w:name w:val="Placeholder Text"/>
-    <w:basedOn w:val="a0"/>
-    <w:uiPriority w:val="99"/>
-    <w:semiHidden/>
-    <w:rsid w:val="00985685"/>
-    <w:rPr>
-      <w:color w:val="808080"/>
-    </w:rPr>
-  </w:style>
-</w:styles>
-</file>
-
-<file path=word/glossary/webSettings.xml><?xml version="1.0" encoding="utf-8"?>
-<w:webSettings xmlns:mc="http://schemas.openxmlformats.org/markup-compatibility/2006" xmlns:r="http://schemas.openxmlformats.org/officeDocument/2006/relationships" xmlns:w="http://schemas.openxmlformats.org/wordprocessingml/2006/main" xmlns:w14="http://schemas.microsoft.com/office/word/2010/wordml" xmlns:w15="http://schemas.microsoft.com/office/word/2012/wordml" mc:Ignorable="w14 w15">
-  <w:optimizeForBrowser/>
-  <w:allowPNG/>
-</w:webSettings>
-</file>
-
 <file path=word/theme/theme1.xml><?xml version="1.0" encoding="utf-8"?>
 <a:theme xmlns:a="http://schemas.openxmlformats.org/drawingml/2006/main" name="Тема Office">
   <a:themeElements>
@@ -33357,7 +33696,7 @@
 </file>
 
 <file path=customXml/itemProps1.xml><?xml version="1.0" encoding="utf-8"?>
-<ds:datastoreItem xmlns:ds="http://schemas.openxmlformats.org/officeDocument/2006/customXml" ds:itemID="{20ED05D6-3480-48EE-9293-5EBAFF306F0A}">
+<ds:datastoreItem xmlns:ds="http://schemas.openxmlformats.org/officeDocument/2006/customXml" ds:itemID="{07845578-771B-4CB1-B85B-B3F388AC03C2}">
   <ds:schemaRefs>
     <ds:schemaRef ds:uri="http://schemas.openxmlformats.org/officeDocument/2006/bibliography"/>
   </ds:schemaRefs>
